--- a/docassemble/RespondingChildCustodyActionPlan/data/templates/responding_child_custody_action_plan.docx
+++ b/docassemble/RespondingChildCustodyActionPlan/data/templates/responding_child_custody_action_plan.docx
@@ -1,6 +1,6 @@
 
 <file path=word/document.xml><?xml version="1.0" encoding="utf-8"?>
-<w:document xmlns:wpc="http://schemas.microsoft.com/office/word/2010/wordprocessingCanvas" xmlns:mc="http://schemas.openxmlformats.org/markup-compatibility/2006" xmlns:o="urn:schemas-microsoft-com:office:office" xmlns:r="http://schemas.openxmlformats.org/officeDocument/2006/relationships" xmlns:m="http://schemas.openxmlformats.org/officeDocument/2006/math" xmlns:v="urn:schemas-microsoft-com:vml" xmlns:wp14="http://schemas.microsoft.com/office/word/2010/wordprocessingDrawing" xmlns:wp="http://schemas.openxmlformats.org/drawingml/2006/wordprocessingDrawing" xmlns:w10="urn:schemas-microsoft-com:office:word" xmlns:w="http://schemas.openxmlformats.org/wordprocessingml/2006/main" xmlns:w14="http://schemas.microsoft.com/office/word/2010/wordml" xmlns:wpg="http://schemas.microsoft.com/office/word/2010/wordprocessingGroup" xmlns:wpi="http://schemas.microsoft.com/office/word/2010/wordprocessingInk" xmlns:wne="http://schemas.microsoft.com/office/word/2006/wordml" xmlns:wps="http://schemas.microsoft.com/office/word/2010/wordprocessingShape" mc:Ignorable="w14 wp14">
+<w:document xmlns:wpc="http://schemas.microsoft.com/office/word/2010/wordprocessingCanvas" xmlns:cx="http://schemas.microsoft.com/office/drawing/2014/chartex" xmlns:cx1="http://schemas.microsoft.com/office/drawing/2015/9/8/chartex" xmlns:cx2="http://schemas.microsoft.com/office/drawing/2015/10/21/chartex" xmlns:cx3="http://schemas.microsoft.com/office/drawing/2016/5/9/chartex" xmlns:cx4="http://schemas.microsoft.com/office/drawing/2016/5/10/chartex" xmlns:cx5="http://schemas.microsoft.com/office/drawing/2016/5/11/chartex" xmlns:cx6="http://schemas.microsoft.com/office/drawing/2016/5/12/chartex" xmlns:cx7="http://schemas.microsoft.com/office/drawing/2016/5/13/chartex" xmlns:cx8="http://schemas.microsoft.com/office/drawing/2016/5/14/chartex" xmlns:mc="http://schemas.openxmlformats.org/markup-compatibility/2006" xmlns:aink="http://schemas.microsoft.com/office/drawing/2016/ink" xmlns:am3d="http://schemas.microsoft.com/office/drawing/2017/model3d" xmlns:o="urn:schemas-microsoft-com:office:office" xmlns:r="http://schemas.openxmlformats.org/officeDocument/2006/relationships" xmlns:m="http://schemas.openxmlformats.org/officeDocument/2006/math" xmlns:v="urn:schemas-microsoft-com:vml" xmlns:wp14="http://schemas.microsoft.com/office/word/2010/wordprocessingDrawing" xmlns:wp="http://schemas.openxmlformats.org/drawingml/2006/wordprocessingDrawing" xmlns:w10="urn:schemas-microsoft-com:office:word" xmlns:w="http://schemas.openxmlformats.org/wordprocessingml/2006/main" xmlns:w14="http://schemas.microsoft.com/office/word/2010/wordml" xmlns:w15="http://schemas.microsoft.com/office/word/2012/wordml" xmlns:w16cex="http://schemas.microsoft.com/office/word/2018/wordml/cex" xmlns:w16cid="http://schemas.microsoft.com/office/word/2016/wordml/cid" xmlns:w16="http://schemas.microsoft.com/office/word/2018/wordml" xmlns:w16sdtdh="http://schemas.microsoft.com/office/word/2020/wordml/sdtdatahash" xmlns:w16se="http://schemas.microsoft.com/office/word/2015/wordml/symex" xmlns:wpg="http://schemas.microsoft.com/office/word/2010/wordprocessingGroup" xmlns:wpi="http://schemas.microsoft.com/office/word/2010/wordprocessingInk" xmlns:wne="http://schemas.microsoft.com/office/word/2006/wordml" xmlns:wps="http://schemas.microsoft.com/office/word/2010/wordprocessingShape" mc:Ignorable="w14 w15 w16se w16cid w16 w16cex w16sdtdh wp14">
   <w:body>
     <w:p>
       <w:pPr>
@@ -464,9 +464,9 @@
                     </wp:anchor>
                   </w:drawing>
                 </mc:Choice>
-                <mc:Fallback xmlns:w16se="http://schemas.microsoft.com/office/word/2015/wordml/symex" xmlns:w16sdtdh="http://schemas.microsoft.com/office/word/2020/wordml/sdtdatahash" xmlns:w16="http://schemas.microsoft.com/office/word/2018/wordml" xmlns:w16cid="http://schemas.microsoft.com/office/word/2016/wordml/cid" xmlns:w16cex="http://schemas.microsoft.com/office/word/2018/wordml/cex" xmlns:w15="http://schemas.microsoft.com/office/word/2012/wordml" xmlns:am3d="http://schemas.microsoft.com/office/drawing/2017/model3d" xmlns:aink="http://schemas.microsoft.com/office/drawing/2016/ink" xmlns:cx8="http://schemas.microsoft.com/office/drawing/2016/5/14/chartex" xmlns:cx7="http://schemas.microsoft.com/office/drawing/2016/5/13/chartex" xmlns:cx6="http://schemas.microsoft.com/office/drawing/2016/5/12/chartex" xmlns:cx5="http://schemas.microsoft.com/office/drawing/2016/5/11/chartex" xmlns:cx4="http://schemas.microsoft.com/office/drawing/2016/5/10/chartex" xmlns:cx3="http://schemas.microsoft.com/office/drawing/2016/5/9/chartex" xmlns:cx2="http://schemas.microsoft.com/office/drawing/2015/10/21/chartex" xmlns:cx1="http://schemas.microsoft.com/office/drawing/2015/9/8/chartex" xmlns:cx="http://schemas.microsoft.com/office/drawing/2014/chartex">
+                <mc:Fallback>
                   <w:pict>
-                    <v:group w14:anchorId="39EA2F09" id="Group 1" o:spid="_x0000_s1026" style="position:absolute;margin-left:0;margin-top:13.25pt;width:59.8pt;height:54.75pt;z-index:-503316478;mso-wrap-distance-right:25.2pt" coordsize="0,0" o:gfxdata="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">
+                    <v:group w14:anchorId="7FB58E52" id="Group 1" o:spid="_x0000_s1026" style="position:absolute;margin-left:0;margin-top:13.25pt;width:59.8pt;height:54.75pt;z-index:-503316478;mso-wrap-distance-right:25.2pt" coordsize="0,0" o:gfxdata="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">
                       <v:group id="Group 2" o:spid="_x0000_s1027" style="position:absolute;width:591120;height:694800" coordsize="0,0" o:gfxdata="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">
                         <v:shape id="Freeform 3" o:spid="_x0000_s1028" style="position:absolute;top:41400;width:591120;height:653400;visibility:visible;mso-wrap-style:square;v-text-anchor:top" coordsize="915,1071" o:gfxdata="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" path="m85,89l85,,914,r,985l824,985t,85l,1070,,92r573,l573,337r246,l824,1070xe" filled="f" strokecolor="#333" strokeweight=".44mm">
                           <v:path arrowok="t"/>
@@ -979,35 +979,42 @@
                 <w:rFonts w:eastAsia="Helvetica"/>
                 <w:color w:val="FFC000"/>
               </w:rPr>
-              <w:t xml:space="preserve">type_of_response.true_values().number() == </w:t>
+              <w:t xml:space="preserve">type_of_response.true_values().number() </w:t>
             </w:r>
             <w:r>
               <w:rPr>
                 <w:rFonts w:eastAsia="Helvetica"/>
                 <w:color w:val="FFC000"/>
               </w:rPr>
-              <w:t>2</w:t>
+              <w:lastRenderedPageBreak/>
+              <w:t xml:space="preserve">== </w:t>
             </w:r>
             <w:r>
               <w:rPr>
                 <w:rFonts w:eastAsia="Helvetica"/>
                 <w:color w:val="FFC000"/>
               </w:rPr>
-              <w:t xml:space="preserve"> </w:t>
+              <w:t>2</w:t>
             </w:r>
             <w:r>
               <w:rPr>
                 <w:rFonts w:eastAsia="Helvetica"/>
                 <w:color w:val="FFC000"/>
               </w:rPr>
-              <w:t xml:space="preserve">and </w:t>
+              <w:t xml:space="preserve"> </w:t>
             </w:r>
             <w:r>
               <w:rPr>
                 <w:rFonts w:eastAsia="Helvetica"/>
                 <w:color w:val="FFC000"/>
               </w:rPr>
-              <w:lastRenderedPageBreak/>
+              <w:t xml:space="preserve">and </w:t>
+            </w:r>
+            <w:r>
+              <w:rPr>
+                <w:rFonts w:eastAsia="Helvetica"/>
+                <w:color w:val="FFC000"/>
+              </w:rPr>
               <w:t>type_of_response</w:t>
             </w:r>
             <w:r>
@@ -1147,7 +1154,6 @@
                 <w:rFonts w:eastAsia="Calibri"/>
                 <w:shd w:val="clear" w:color="auto" w:fill="FFFFFF"/>
               </w:rPr>
-              <w:lastRenderedPageBreak/>
               <w:t>{{ decide_after_improper_service_step }}</w:t>
             </w:r>
           </w:p>
@@ -1669,6 +1675,7 @@
           <w:p>
             <w:pPr>
               <w:pStyle w:val="Heading2"/>
+              <w:outlineLvl w:val="1"/>
             </w:pPr>
             <w:r>
               <w:rPr>
@@ -1680,56 +1687,60 @@
               <w:rPr>
                 <w:shd w:val="clear" w:color="auto" w:fill="FFFFFF"/>
               </w:rPr>
-              <w:t>learn_set_aside_step</w:t>
+              <w:t>learn_set_asid</w:t>
             </w:r>
             <w:r>
               <w:rPr>
                 <w:shd w:val="clear" w:color="auto" w:fill="FFFFFF"/>
               </w:rPr>
-              <w:t xml:space="preserve">.subject </w:t>
+              <w:lastRenderedPageBreak/>
+              <w:t>e_step</w:t>
             </w:r>
             <w:r>
               <w:rPr>
                 <w:shd w:val="clear" w:color="auto" w:fill="FFFFFF"/>
               </w:rPr>
+              <w:t>.subject }}</w:t>
+            </w:r>
+          </w:p>
+        </w:tc>
+        <w:tc>
+          <w:tcPr>
+            <w:tcW w:w="7618" w:type="dxa"/>
+            <w:tcBorders>
+              <w:top w:val="nil"/>
+              <w:left w:val="nil"/>
+              <w:bottom w:val="nil"/>
+              <w:right w:val="nil"/>
+            </w:tcBorders>
+            <w:tcMar>
+              <w:top w:w="0" w:type="dxa"/>
+              <w:left w:w="108" w:type="dxa"/>
+              <w:right w:w="108" w:type="dxa"/>
+            </w:tcMar>
+          </w:tcPr>
+          <w:p>
+            <w:pPr>
+              <w:pStyle w:val="Body"/>
+              <w:spacing w:before="0" w:beforeAutospacing="0" w:after="60" w:afterAutospacing="0"/>
+            </w:pPr>
+          </w:p>
+          <w:p>
+            <w:pPr>
+              <w:pStyle w:val="Body"/>
+            </w:pPr>
+            <w:r>
+              <w:t>{{p (include_docx_template("</w:t>
+            </w:r>
+            <w:r>
+              <w:t>docassemble</w:t>
+            </w:r>
+            <w:r>
+              <w:t>.AKA2JBranding:learn_set_asid</w:t>
+            </w:r>
+            <w:r>
               <w:lastRenderedPageBreak/>
-              <w:t>}}</w:t>
-            </w:r>
-          </w:p>
-        </w:tc>
-        <w:tc>
-          <w:tcPr>
-            <w:tcW w:w="7618" w:type="dxa"/>
-            <w:tcBorders>
-              <w:top w:val="nil"/>
-              <w:left w:val="nil"/>
-              <w:bottom w:val="nil"/>
-              <w:right w:val="nil"/>
-            </w:tcBorders>
-            <w:tcMar>
-              <w:top w:w="0" w:type="dxa"/>
-              <w:left w:w="108" w:type="dxa"/>
-              <w:right w:w="108" w:type="dxa"/>
-            </w:tcMar>
-          </w:tcPr>
-          <w:p>
-            <w:pPr>
-              <w:pStyle w:val="Body"/>
-              <w:spacing w:before="0" w:beforeAutospacing="0" w:after="60" w:afterAutospacing="0"/>
-            </w:pPr>
-          </w:p>
-          <w:p>
-            <w:pPr>
-              <w:pStyle w:val="Body"/>
-            </w:pPr>
-            <w:r>
-              <w:t>{{p (include_docx_template("</w:t>
-            </w:r>
-            <w:r>
-              <w:t>docassemble</w:t>
-            </w:r>
-            <w:r>
-              <w:t>.AKA2JBranding:learn_set_aside_content</w:t>
+              <w:t>e_content</w:t>
             </w:r>
             <w:r>
               <w:t>.docx</w:t>
@@ -1762,6 +1773,7 @@
           <w:p>
             <w:pPr>
               <w:pStyle w:val="Heading2"/>
+              <w:outlineLvl w:val="1"/>
             </w:pPr>
             <w:r>
               <w:rPr>
@@ -2219,13 +2231,16 @@
               <w:t>type_of_response</w:t>
             </w:r>
             <w:r>
-              <w:t xml:space="preserve">['case in 2 states'] and </w:t>
+              <w:t>['ca</w:t>
+            </w:r>
+            <w:r>
+              <w:lastRenderedPageBreak/>
+              <w:t xml:space="preserve">se in 2 states'] and </w:t>
             </w:r>
             <w:r>
               <w:rPr>
                 <w:color w:val="34A853"/>
               </w:rPr>
-              <w:lastRenderedPageBreak/>
               <w:t xml:space="preserve">stage_of_other_case </w:t>
             </w:r>
             <w:r>
@@ -2398,7 +2413,6 @@
               <w:outlineLvl w:val="1"/>
             </w:pPr>
             <w:r>
-              <w:lastRenderedPageBreak/>
               <w:t>{{ want_help_to_agree</w:t>
             </w:r>
             <w:r>
@@ -2650,14 +2664,14 @@
               <w:rPr>
                 <w:color w:val="00B050"/>
               </w:rPr>
-              <w:t xml:space="preserve">type_of_response['case in 2 states'] and </w:t>
+              <w:t>type_of_response['ca</w:t>
             </w:r>
             <w:r>
               <w:rPr>
                 <w:color w:val="00B050"/>
               </w:rPr>
               <w:lastRenderedPageBreak/>
-              <w:t>stage_of_other_case in('still going', 'ended with no order')</w:t>
+              <w:t>se in 2 states'] and stage_of_other_case in('still going', 'ended with no order')</w:t>
             </w:r>
             <w:r>
               <w:rPr>
@@ -2738,7 +2752,6 @@
             <w:bookmarkStart w:id="1" w:name="_Step_8:_Fill"/>
             <w:bookmarkEnd w:id="1"/>
             <w:r>
-              <w:lastRenderedPageBreak/>
               <w:t>{{ answer_step.subject }}</w:t>
             </w:r>
           </w:p>
@@ -2864,10 +2877,7 @@
               <w:t>if (</w:t>
             </w:r>
             <w:r>
-              <w:t>user_need == 'answer custody' and type_of_response['wrong state'] and</w:t>
-            </w:r>
-            <w:r>
-              <w:t xml:space="preserve"> not jurisdiction</w:t>
+              <w:t>user_need == 'answer custody' and type_of_response['wrong state'] and not jurisdiction</w:t>
             </w:r>
             <w:r>
               <w:rPr>
@@ -3206,7 +3216,7 @@
               <w:bottom w:val="nil"/>
               <w:right w:val="nil"/>
             </w:tcBorders>
-            <w:shd w:val="clear" w:color="auto" w:fill="FFC000"/>
+            <w:shd w:val="clear" w:color="auto" w:fill="auto"/>
             <w:tcMar>
               <w:top w:w="0" w:type="dxa"/>
               <w:left w:w="108" w:type="dxa"/>
@@ -3244,7 +3254,7 @@
               <w:bottom w:val="nil"/>
               <w:right w:val="nil"/>
             </w:tcBorders>
-            <w:shd w:val="clear" w:color="auto" w:fill="FFC000"/>
+            <w:shd w:val="clear" w:color="auto" w:fill="auto"/>
             <w:tcMar>
               <w:top w:w="0" w:type="dxa"/>
               <w:left w:w="108" w:type="dxa"/>
@@ -3275,20 +3285,15 @@
               <w:bottom w:val="nil"/>
               <w:right w:val="nil"/>
             </w:tcBorders>
-            <w:shd w:val="clear" w:color="auto" w:fill="FFC000"/>
-            <w:tcMar>
-              <w:top w:w="0" w:type="dxa"/>
-              <w:left w:w="108" w:type="dxa"/>
-              <w:right w:w="108" w:type="dxa"/>
-            </w:tcMar>
-          </w:tcPr>
-          <w:p>
-            <w:pPr>
-              <w:pStyle w:val="Heading2"/>
-              <w:outlineLvl w:val="1"/>
-              <w:rPr>
-                <w:rFonts w:eastAsia="Calibri"/>
-              </w:rPr>
+            <w:tcMar>
+              <w:top w:w="0" w:type="dxa"/>
+              <w:left w:w="108" w:type="dxa"/>
+              <w:right w:w="108" w:type="dxa"/>
+            </w:tcMar>
+          </w:tcPr>
+          <w:p>
+            <w:pPr>
+              <w:pStyle w:val="Body"/>
             </w:pPr>
             <w:r>
               <w:rPr>
@@ -3316,7 +3321,6 @@
               <w:bottom w:val="nil"/>
               <w:right w:val="nil"/>
             </w:tcBorders>
-            <w:shd w:val="clear" w:color="auto" w:fill="FFC000"/>
             <w:tcMar>
               <w:top w:w="0" w:type="dxa"/>
               <w:left w:w="108" w:type="dxa"/>
@@ -3332,724 +3336,16 @@
           <w:p>
             <w:pPr>
               <w:pStyle w:val="Body"/>
-              <w:spacing w:before="100" w:after="100"/>
-            </w:pPr>
-            <w:r>
-              <w:lastRenderedPageBreak/>
-              <w:t>If you and {{ other_party_in_case }} agree on everything (a parenting plan including decision-making and schedule, paternity, and child support), you can fill out forms to start the case together. This is called an uncontested case.</w:t>
-            </w:r>
-          </w:p>
-          <w:p>
-            <w:pPr>
-              <w:pStyle w:val="Body"/>
-              <w:spacing w:before="280" w:after="280"/>
-            </w:pPr>
-            <w:r>
-              <w:t>You will not know your case number until you file your documents with the court. You can write the case number on all your forms then.</w:t>
-            </w:r>
-          </w:p>
-          <w:p>
-            <w:pPr>
-              <w:pStyle w:val="Heading3"/>
-              <w:outlineLvl w:val="2"/>
-            </w:pPr>
-            <w:r>
-              <w:t>Required forms – 1 copy that both parents sign if signatures are needed</w:t>
-            </w:r>
-          </w:p>
-          <w:p>
-            <w:pPr>
-              <w:pStyle w:val="ListParagraph"/>
-              <w:numPr>
-                <w:ilvl w:val="0"/>
-                <w:numId w:val="1"/>
-              </w:numPr>
-            </w:pPr>
-            <w:r>
-              <w:rPr>
-                <w:b/>
-              </w:rPr>
-              <w:t xml:space="preserve">Uncontested Complaint for Custody of Minor Children, SHC-118 </w:t>
-            </w:r>
-            <w:r>
-              <w:rPr>
-                <w:b/>
-              </w:rPr>
-              <w:br/>
-              <w:t>as a  file</w:t>
-            </w:r>
-            <w:r>
-              <w:rPr>
-                <w:b/>
-              </w:rPr>
-              <w:br/>
-              <w:t>courts.alaska.gov/shc/family/docs/shc-118.doc</w:t>
-            </w:r>
-            <w:r>
-              <w:rPr>
-                <w:b/>
-              </w:rPr>
-              <w:br/>
-              <w:t>as a |</w:t>
-            </w:r>
-            <w:r>
-              <w:rPr>
-                <w:b/>
-              </w:rPr>
-              <w:br/>
-              <w:t>courts.alaska.gov/shc/family/docs/shc-118n.pdf</w:t>
-            </w:r>
-            <w:hyperlink r:id="rId9">
-              <w:r>
-                <w:rPr>
-                  <w:rStyle w:val="Hyperlink"/>
-                </w:rPr>
-                <w:t>Word</w:t>
-              </w:r>
-            </w:hyperlink>
-            <w:hyperlink r:id="rId10">
-              <w:r>
-                <w:rPr>
-                  <w:rStyle w:val="Hyperlink"/>
-                </w:rPr>
-                <w:t>PDF</w:t>
-              </w:r>
-            </w:hyperlink>
-          </w:p>
-          <w:p>
-            <w:pPr>
-              <w:pStyle w:val="ListParagraph"/>
-              <w:numPr>
-                <w:ilvl w:val="1"/>
-                <w:numId w:val="1"/>
-              </w:numPr>
-            </w:pPr>
-            <w:r>
-              <w:t>Print your name, address and phone number in the upper left-hand corner of the first page.</w:t>
-            </w:r>
-          </w:p>
-          <w:p>
-            <w:pPr>
-              <w:pStyle w:val="ListParagraph"/>
-              <w:numPr>
-                <w:ilvl w:val="1"/>
-                <w:numId w:val="1"/>
-              </w:numPr>
-            </w:pPr>
-            <w:r>
-              <w:t>In the caption, print your name above “Plaintiff” and the other parent’s name above “Defendant.”</w:t>
-            </w:r>
-          </w:p>
-          <w:p>
-            <w:pPr>
-              <w:pStyle w:val="ListParagraph"/>
-              <w:numPr>
-                <w:ilvl w:val="1"/>
-                <w:numId w:val="1"/>
-              </w:numPr>
-            </w:pPr>
-            <w:r>
-              <w:t>Follow the directions on the form and fill out every section.</w:t>
-            </w:r>
-          </w:p>
-          <w:p>
-            <w:pPr>
-              <w:pStyle w:val="ListParagraph"/>
-              <w:numPr>
-                <w:ilvl w:val="0"/>
-                <w:numId w:val="1"/>
-              </w:numPr>
-            </w:pPr>
-            <w:r>
-              <w:rPr>
-                <w:b/>
-              </w:rPr>
-              <w:t>Request</w:t>
-            </w:r>
-            <w:r>
-              <w:rPr>
-                <w:b/>
-              </w:rPr>
-              <w:t xml:space="preserve"> to Put </w:t>
-            </w:r>
-            <w:r>
-              <w:rPr>
-                <w:b/>
-              </w:rPr>
-              <w:t>Agreement</w:t>
-            </w:r>
-            <w:r>
-              <w:rPr>
-                <w:b/>
-              </w:rPr>
-              <w:t xml:space="preserve"> on the Record, </w:t>
-            </w:r>
-            <w:r>
-              <w:rPr>
-                <w:b/>
-              </w:rPr>
-              <w:t>DR</w:t>
-            </w:r>
-            <w:r>
-              <w:rPr>
-                <w:b/>
-              </w:rPr>
-              <w:t>-</w:t>
-            </w:r>
-            <w:r>
-              <w:rPr>
-                <w:b/>
-              </w:rPr>
-              <w:t xml:space="preserve">264 </w:t>
-            </w:r>
-            <w:r>
-              <w:rPr>
-                <w:bCs/>
-              </w:rPr>
-              <w:t>[</w:t>
-            </w:r>
-            <w:hyperlink r:id="rId11" w:history="1">
-              <w:r>
-                <w:rPr>
-                  <w:rStyle w:val="Hyperlink"/>
-                  <w:bCs/>
-                </w:rPr>
-                <w:t>Fill-In PDF</w:t>
-              </w:r>
-            </w:hyperlink>
-            <w:r>
-              <w:rPr>
-                <w:bCs/>
-              </w:rPr>
-              <w:t>]</w:t>
-            </w:r>
-            <w:r>
-              <w:rPr>
-                <w:b/>
-              </w:rPr>
-              <w:br/>
-            </w:r>
-            <w:hyperlink r:id="rId12" w:history="1">
-              <w:r>
-                <w:rPr>
-                  <w:rStyle w:val="Hyperlink"/>
-                </w:rPr>
-                <w:t>ak-courts.info/dr264</w:t>
-              </w:r>
-            </w:hyperlink>
-          </w:p>
-          <w:p>
-            <w:pPr>
-              <w:pStyle w:val="ListParagraph"/>
-              <w:numPr>
-                <w:ilvl w:val="0"/>
-                <w:numId w:val="1"/>
-              </w:numPr>
-            </w:pPr>
-            <w:r>
-              <w:rPr>
-                <w:b/>
-              </w:rPr>
-              <w:t xml:space="preserve">Case description form, </w:t>
-            </w:r>
-            <w:r>
-              <w:rPr>
-                <w:b/>
-              </w:rPr>
-              <w:br/>
-              <w:t>public.courts.alaska.gov/web/forms/docs/civ-125s.pdf</w:t>
-            </w:r>
-            <w:hyperlink r:id="rId13">
-              <w:r>
-                <w:rPr>
-                  <w:rStyle w:val="Hyperlink"/>
-                </w:rPr>
-                <w:t>CIV-125S</w:t>
-              </w:r>
-            </w:hyperlink>
-          </w:p>
-          <w:p>
-            <w:pPr>
-              <w:pStyle w:val="Heading3"/>
-              <w:outlineLvl w:val="2"/>
-            </w:pPr>
-            <w:r>
-              <w:t>Required forms – 2 copies (each parent fills out and signs a separate copy)</w:t>
-            </w:r>
-          </w:p>
-          <w:p>
-            <w:pPr>
-              <w:pStyle w:val="ListParagraph"/>
-              <w:numPr>
-                <w:ilvl w:val="0"/>
-                <w:numId w:val="1"/>
-              </w:numPr>
-            </w:pPr>
-            <w:r>
-              <w:rPr>
-                <w:b/>
-              </w:rPr>
-              <w:t>Child Custody Jurisdiction Affidavit,  [Fill-In PDF] (2 copies - each parent fills out their own) public.courts.alaska.gov/web/forms/docs/dr-150.pdf</w:t>
-            </w:r>
-            <w:hyperlink r:id="rId14">
-              <w:r>
-                <w:rPr>
-                  <w:rStyle w:val="Hyperlink"/>
-                  <w:b/>
-                </w:rPr>
-                <w:t>DR-150</w:t>
-              </w:r>
-            </w:hyperlink>
-          </w:p>
-          <w:p>
-            <w:pPr>
-              <w:pStyle w:val="Body"/>
-              <w:spacing w:before="280" w:after="280"/>
-            </w:pPr>
-            <w:r>
-              <w:t>and</w:t>
-            </w:r>
-          </w:p>
-          <w:p>
-            <w:pPr>
-              <w:pStyle w:val="ListParagraph"/>
-              <w:numPr>
-                <w:ilvl w:val="0"/>
-                <w:numId w:val="1"/>
-              </w:numPr>
-            </w:pPr>
-            <w:r>
-              <w:rPr>
-                <w:b/>
-              </w:rPr>
-              <w:t>Child Support Guidelines Affidavit,  [Fill-In PDF] (2 copies - each parent fills out their own)</w:t>
-            </w:r>
-            <w:r>
-              <w:rPr>
-                <w:b/>
-              </w:rPr>
-              <w:br/>
-              <w:t>public.courts.alaska.gov/web/forms/docs/dr-305.pdf</w:t>
-            </w:r>
-            <w:hyperlink r:id="rId15">
-              <w:r>
-                <w:rPr>
-                  <w:rStyle w:val="Hyperlink"/>
-                  <w:b/>
-                </w:rPr>
-                <w:t>DR-305</w:t>
-              </w:r>
-            </w:hyperlink>
-          </w:p>
-          <w:p>
-            <w:pPr>
-              <w:pStyle w:val="ListParagraph"/>
-              <w:numPr>
-                <w:ilvl w:val="0"/>
-                <w:numId w:val="1"/>
-              </w:numPr>
-            </w:pPr>
-            <w:r>
-              <w:t>Answer each question completely.</w:t>
-            </w:r>
-          </w:p>
-          <w:p>
-            <w:pPr>
-              <w:pStyle w:val="ListParagraph"/>
-              <w:numPr>
-                <w:ilvl w:val="0"/>
-                <w:numId w:val="1"/>
-              </w:numPr>
-            </w:pPr>
-            <w:r>
-              <w:t xml:space="preserve">See </w:t>
-            </w:r>
-            <w:r>
-              <w:br/>
-              <w:t>courts.alaska.gov/shc/family/docs/shc-dr305f-sample.pdf.</w:t>
-            </w:r>
-            <w:hyperlink r:id="rId16">
-              <w:r>
-                <w:rPr>
-                  <w:rStyle w:val="Hyperlink"/>
-                </w:rPr>
-                <w:t xml:space="preserve">How to </w:t>
-              </w:r>
-              <w:r>
-                <w:rPr>
-                  <w:rStyle w:val="Hyperlink"/>
-                </w:rPr>
-                <w:lastRenderedPageBreak/>
-                <w:t>Fill out the Child Support Guidelines Affidavit</w:t>
-              </w:r>
-            </w:hyperlink>
-          </w:p>
-          <w:p>
-            <w:pPr>
-              <w:pStyle w:val="ListParagraph"/>
-              <w:numPr>
-                <w:ilvl w:val="0"/>
-                <w:numId w:val="1"/>
-              </w:numPr>
-            </w:pPr>
-            <w:r>
-              <w:t>Attach your most recent tax return and pay stubs to the Child Support Guidelines Affidavit.</w:t>
-            </w:r>
-          </w:p>
-          <w:p>
-            <w:pPr>
-              <w:pStyle w:val="ListParagraph"/>
-              <w:numPr>
-                <w:ilvl w:val="0"/>
-                <w:numId w:val="1"/>
-              </w:numPr>
-            </w:pPr>
-            <w:r>
-              <w:t>Sign these forms in front of a notary, who will need to see a picture ID. Court staff can notarize your signature for free.</w:t>
-            </w:r>
-          </w:p>
-          <w:p>
-            <w:pPr>
-              <w:pStyle w:val="ListParagraph"/>
-              <w:numPr>
-                <w:ilvl w:val="0"/>
-                <w:numId w:val="1"/>
-              </w:numPr>
-            </w:pPr>
-            <w:r>
-              <w:rPr>
-                <w:b/>
-              </w:rPr>
-              <w:t>Information Sheet</w:t>
-            </w:r>
-            <w:r>
-              <w:rPr>
-                <w:b/>
-              </w:rPr>
-              <w:br/>
-              <w:t xml:space="preserve">public.courts.alaska.gov/web/forms/docs/dr-314.pdf </w:t>
-            </w:r>
-            <w:r>
-              <w:rPr>
-                <w:b/>
-              </w:rPr>
-              <w:br/>
-              <w:t>Fill in 1-3 with complete information for yourself, the children in the case, {{ other_party_in_case }} if you know it, and then sign and date</w:t>
-            </w:r>
-            <w:hyperlink r:id="rId17">
-              <w:r>
-                <w:rPr>
-                  <w:rStyle w:val="Hyperlink"/>
-                </w:rPr>
-                <w:t>, DR-314</w:t>
-              </w:r>
-            </w:hyperlink>
-          </w:p>
-          <w:p>
-            <w:pPr>
-              <w:pStyle w:val="Heading3"/>
-              <w:outlineLvl w:val="2"/>
-            </w:pPr>
-            <w:r>
-              <w:t>Required Forms - fill out but do not sign because the judge will sign them</w:t>
-            </w:r>
-          </w:p>
-          <w:p>
-            <w:pPr>
-              <w:pStyle w:val="ListParagraph"/>
-              <w:numPr>
-                <w:ilvl w:val="0"/>
-                <w:numId w:val="1"/>
-              </w:numPr>
-              <w:rPr>
-                <w:b/>
-              </w:rPr>
-            </w:pPr>
-            <w:r>
-              <w:t xml:space="preserve">Child Support Order, </w:t>
-            </w:r>
-            <w:r>
-              <w:br/>
-              <w:t>public.courts.alaska.gov/web/forms/docs/dr-300.pdf</w:t>
-            </w:r>
-            <w:hyperlink r:id="rId18">
-              <w:r>
-                <w:rPr>
-                  <w:rStyle w:val="Hyperlink"/>
-                  <w:b/>
-                </w:rPr>
-                <w:t>DR-300</w:t>
-              </w:r>
-            </w:hyperlink>
-          </w:p>
-          <w:p>
-            <w:pPr>
-              <w:pStyle w:val="ListParagraph"/>
-              <w:numPr>
-                <w:ilvl w:val="0"/>
-                <w:numId w:val="1"/>
-              </w:numPr>
-              <w:rPr>
-                <w:b/>
-              </w:rPr>
-            </w:pPr>
-            <w:r>
-              <w:rPr>
-                <w:b/>
-              </w:rPr>
-              <w:t>Custody Findings of Fact &amp; Conclusions of Law,  [Fill-In PDF]</w:t>
-            </w:r>
-            <w:r>
-              <w:rPr>
-                <w:b/>
-              </w:rPr>
-              <w:br/>
-              <w:t>public.courts.alaska.gov/web/forms/docs/dr-460.pdf</w:t>
-            </w:r>
-            <w:hyperlink r:id="rId19">
-              <w:r>
-                <w:rPr>
-                  <w:rStyle w:val="Hyperlink"/>
-                  <w:b/>
-                </w:rPr>
-                <w:t>DR-460</w:t>
-              </w:r>
-            </w:hyperlink>
-          </w:p>
-          <w:p>
-            <w:pPr>
-              <w:pStyle w:val="ListParagraph"/>
-              <w:numPr>
-                <w:ilvl w:val="0"/>
-                <w:numId w:val="1"/>
-              </w:numPr>
-            </w:pPr>
-            <w:r>
-              <w:rPr>
-                <w:b/>
-              </w:rPr>
-              <w:t>Custody Judgment and Decree,  [Fill-In PDF]</w:t>
-            </w:r>
-            <w:r>
-              <w:rPr>
-                <w:b/>
-              </w:rPr>
-              <w:br/>
-              <w:t>public.courts.alaska.gov/web/forms/docs/dr-465.pdf</w:t>
-            </w:r>
-            <w:hyperlink r:id="rId20">
-              <w:r>
-                <w:rPr>
-                  <w:rStyle w:val="Hyperlink"/>
-                </w:rPr>
-                <w:t>DR-465</w:t>
-              </w:r>
-            </w:hyperlink>
-          </w:p>
-          <w:p>
-            <w:pPr>
-              <w:pStyle w:val="Heading3"/>
-              <w:outlineLvl w:val="2"/>
-            </w:pPr>
-            <w:r>
-              <w:t>Optional forms depending on your situation</w:t>
-            </w:r>
-          </w:p>
-          <w:p>
-            <w:pPr>
-              <w:pStyle w:val="ListParagraph"/>
-              <w:numPr>
-                <w:ilvl w:val="0"/>
-                <w:numId w:val="1"/>
-              </w:numPr>
-              <w:rPr>
-                <w:sz w:val="25"/>
-                <w:szCs w:val="25"/>
-                <w:u w:val="single"/>
-              </w:rPr>
-            </w:pPr>
-            <w:r>
-              <w:rPr>
-                <w:b/>
-              </w:rPr>
-              <w:t>Choose</w:t>
-            </w:r>
-            <w:r>
-              <w:rPr>
-                <w:sz w:val="25"/>
-                <w:szCs w:val="25"/>
-              </w:rPr>
-              <w:t xml:space="preserve"> </w:t>
-            </w:r>
-            <w:r>
-              <w:t>1 form based on the parenting schedule if it is not a primary custody calculation (where children are with 1 parent for at least 256 overnights/year</w:t>
-            </w:r>
-            <w:r>
-              <w:rPr>
-                <w:sz w:val="25"/>
-                <w:szCs w:val="25"/>
-                <w:u w:val="single"/>
-              </w:rPr>
-              <w:t>)</w:t>
-            </w:r>
-          </w:p>
-          <w:p>
-            <w:pPr>
-              <w:pStyle w:val="ListParagraph"/>
-              <w:numPr>
-                <w:ilvl w:val="0"/>
-                <w:numId w:val="1"/>
-              </w:numPr>
-              <w:rPr>
-                <w:color w:val="000000"/>
-              </w:rPr>
-            </w:pPr>
-            <w:r>
-              <w:rPr>
-                <w:b/>
-                <w:color w:val="000000"/>
-              </w:rPr>
-              <w:t>Shared Custody Support Calculation, [Fill-In PDF]</w:t>
-            </w:r>
-            <w:r>
-              <w:rPr>
-                <w:b/>
-                <w:color w:val="000000"/>
-              </w:rPr>
-              <w:br/>
-              <w:t>public.courts.alaska.gov/web/forms/docs/dr-306.pdf</w:t>
-            </w:r>
-            <w:hyperlink r:id="rId21" w:tgtFrame="_blank">
-              <w:r>
-                <w:rPr>
-                  <w:rStyle w:val="Hyperlink"/>
-                  <w:color w:val="006699"/>
-                </w:rPr>
-                <w:t>DR-306</w:t>
-              </w:r>
-            </w:hyperlink>
-          </w:p>
-          <w:p>
-            <w:pPr>
-              <w:pStyle w:val="ListParagraph"/>
-              <w:numPr>
-                <w:ilvl w:val="0"/>
-                <w:numId w:val="1"/>
-              </w:numPr>
-            </w:pPr>
-            <w:r>
-              <w:rPr>
-                <w:b/>
-                <w:color w:val="000000"/>
-              </w:rPr>
-              <w:t>Divided Custody Support Calculation, [Fill-In PDF]</w:t>
-            </w:r>
-            <w:r>
-              <w:rPr>
-                <w:b/>
-                <w:color w:val="000000"/>
-              </w:rPr>
-              <w:br/>
-              <w:t>public.courts.alaska.gov/web/forms/docs/dr-307.pdf</w:t>
-            </w:r>
-            <w:hyperlink r:id="rId22" w:tgtFrame="_blank">
-              <w:r>
-                <w:rPr>
-                  <w:rStyle w:val="Hyperlink"/>
-                  <w:color w:val="006699"/>
-                </w:rPr>
-                <w:t>DR-307</w:t>
-              </w:r>
-            </w:hyperlink>
-          </w:p>
-          <w:p>
-            <w:pPr>
-              <w:pStyle w:val="Body"/>
-              <w:spacing w:before="280" w:after="280"/>
-              <w:ind w:left="360"/>
-              <w:rPr>
-                <w:color w:val="000000"/>
-              </w:rPr>
-            </w:pPr>
-            <w:r>
-              <w:rPr>
-                <w:b/>
-                <w:color w:val="222222"/>
-                <w:lang w:val="en"/>
-              </w:rPr>
-              <w:t>Hybrid Custody Child Support Calculation,  [Fill-In PDF]</w:t>
-            </w:r>
-            <w:r>
-              <w:rPr>
-                <w:b/>
-                <w:color w:val="222222"/>
-                <w:lang w:val="en"/>
-              </w:rPr>
-              <w:br/>
-              <w:t>public.courts.alaska.gov/web/forms/docs/dr-308.pdf</w:t>
-            </w:r>
-            <w:hyperlink r:id="rId23" w:tgtFrame="_blank">
-              <w:r>
-                <w:rPr>
-                  <w:rStyle w:val="Hyperlink"/>
-                  <w:lang w:val="en"/>
-                </w:rPr>
-                <w:t>DR-308</w:t>
-              </w:r>
-            </w:hyperlink>
-          </w:p>
-          <w:p>
-            <w:pPr>
-              <w:pStyle w:val="Body"/>
-            </w:pPr>
-            <w:r>
-              <w:rPr>
-                <w:b/>
-                <w:color w:val="000000"/>
-              </w:rPr>
-              <w:t>Application for Services of Child Support Services Division,</w:t>
-            </w:r>
-            <w:r>
-              <w:rPr>
-                <w:b/>
-                <w:color w:val="000000"/>
-              </w:rPr>
-              <w:t xml:space="preserve"> </w:t>
-            </w:r>
-            <w:r>
-              <w:rPr>
-                <w:b/>
-              </w:rPr>
-              <w:t>DR-315</w:t>
-            </w:r>
-            <w:r>
-              <w:t xml:space="preserve"> </w:t>
-            </w:r>
-            <w:r>
-              <w:t>[</w:t>
-            </w:r>
-            <w:hyperlink r:id="rId24" w:history="1">
-              <w:r>
-                <w:rPr>
-                  <w:rStyle w:val="Hyperlink"/>
-                </w:rPr>
-                <w:t>Fill-In PDF</w:t>
-              </w:r>
-            </w:hyperlink>
-            <w:r>
-              <w:t>]</w:t>
-            </w:r>
-            <w:r>
-              <w:br/>
-            </w:r>
-            <w:hyperlink r:id="rId25" w:history="1">
-              <w:r>
-                <w:rPr>
-                  <w:rStyle w:val="Hyperlink"/>
-                </w:rPr>
-                <w:t>ak-courts.info/dr315</w:t>
-              </w:r>
-            </w:hyperlink>
+            </w:pPr>
+            <w:r>
+              <w:t>{{p (include_docx_template("docassemble.AKA2JBranding:</w:t>
+            </w:r>
+            <w:r>
+              <w:t>uncontested_custody_forms</w:t>
+            </w:r>
+            <w:r>
+              <w:t>_content.docx")) }}</w:t>
+            </w:r>
           </w:p>
         </w:tc>
       </w:tr>
@@ -4066,21 +3362,16 @@
               <w:bottom w:val="nil"/>
               <w:right w:val="nil"/>
             </w:tcBorders>
-            <w:shd w:val="clear" w:color="auto" w:fill="FFC000"/>
-            <w:tcMar>
-              <w:top w:w="0" w:type="dxa"/>
-              <w:left w:w="108" w:type="dxa"/>
-              <w:right w:w="108" w:type="dxa"/>
-            </w:tcMar>
-          </w:tcPr>
-          <w:p>
-            <w:pPr>
-              <w:pStyle w:val="Body"/>
-            </w:pPr>
-            <w:r>
-              <w:lastRenderedPageBreak/>
-              <w:t>{%tr endif%}</w:t>
-            </w:r>
+            <w:tcMar>
+              <w:top w:w="0" w:type="dxa"/>
+              <w:left w:w="108" w:type="dxa"/>
+              <w:right w:w="108" w:type="dxa"/>
+            </w:tcMar>
+          </w:tcPr>
+          <w:p>
+            <w:pPr>
+              <w:pStyle w:val="Body"/>
+            </w:pPr>
           </w:p>
         </w:tc>
         <w:tc>
@@ -4092,7 +3383,6 @@
               <w:bottom w:val="nil"/>
               <w:right w:val="nil"/>
             </w:tcBorders>
-            <w:shd w:val="clear" w:color="auto" w:fill="FFC000"/>
             <w:tcMar>
               <w:top w:w="0" w:type="dxa"/>
               <w:left w:w="108" w:type="dxa"/>
@@ -4130,41 +3420,7 @@
               <w:pStyle w:val="Body"/>
             </w:pPr>
             <w:r>
-              <w:t>{%tr if type_of_response.any_true() and not (type_of_response.all_true('stay married', exclusive = True))</w:t>
-            </w:r>
-            <w:r>
-              <w:t xml:space="preserve"> and </w:t>
-            </w:r>
-            <w:r>
-              <w:lastRenderedPageBreak/>
-              <w:t>(</w:t>
-            </w:r>
-            <w:r>
-              <w:t xml:space="preserve">filling_manner in('paper', 'dunno') or filing_method </w:t>
-            </w:r>
-            <w:r>
-              <w:t xml:space="preserve">in </w:t>
-            </w:r>
-            <w:r>
-              <w:t xml:space="preserve">('mail or in person', </w:t>
-            </w:r>
-            <w:r>
-              <w:t>‘</w:t>
-            </w:r>
-            <w:r>
-              <w:t>dunno</w:t>
-            </w:r>
-            <w:r>
-              <w:t>’</w:t>
-            </w:r>
-            <w:r>
-              <w:t>)</w:t>
-            </w:r>
-            <w:r>
-              <w:t>)</w:t>
-            </w:r>
-            <w:r>
-              <w:t xml:space="preserve"> %}</w:t>
+              <w:t>{%tr endif%}</w:t>
             </w:r>
           </w:p>
         </w:tc>
@@ -4211,12 +3467,40 @@
           </w:tcPr>
           <w:p>
             <w:pPr>
-              <w:pStyle w:val="Heading2"/>
-              <w:outlineLvl w:val="1"/>
-            </w:pPr>
-            <w:r>
-              <w:lastRenderedPageBreak/>
-              <w:t>{{ sign_step.subject }}</w:t>
+              <w:pStyle w:val="Body"/>
+            </w:pPr>
+            <w:r>
+              <w:t>{%tr if type_of_response.any_true() and not (type_of_response.all_true('stay married', exclusive = True))</w:t>
+            </w:r>
+            <w:r>
+              <w:t xml:space="preserve"> and (</w:t>
+            </w:r>
+            <w:r>
+              <w:t xml:space="preserve">filling_manner in('paper', 'dunno') or filing_method </w:t>
+            </w:r>
+            <w:r>
+              <w:t xml:space="preserve">in </w:t>
+            </w:r>
+            <w:r>
+              <w:t xml:space="preserve">('mail or in person', </w:t>
+            </w:r>
+            <w:r>
+              <w:t>‘</w:t>
+            </w:r>
+            <w:r>
+              <w:t>dunno</w:t>
+            </w:r>
+            <w:r>
+              <w:t>’</w:t>
+            </w:r>
+            <w:r>
+              <w:t>)</w:t>
+            </w:r>
+            <w:r>
+              <w:t>)</w:t>
+            </w:r>
+            <w:r>
+              <w:t xml:space="preserve"> %}</w:t>
             </w:r>
           </w:p>
         </w:tc>
@@ -4238,17 +3522,7 @@
           <w:p>
             <w:pPr>
               <w:pStyle w:val="Body"/>
-              <w:spacing w:before="0" w:beforeAutospacing="0" w:after="60" w:afterAutospacing="0"/>
-            </w:pPr>
-          </w:p>
-          <w:p>
-            <w:pPr>
-              <w:pStyle w:val="Body"/>
-              <w:spacing w:before="0" w:beforeAutospacing="0" w:after="60" w:afterAutospacing="0"/>
-            </w:pPr>
-            <w:r>
-              <w:t>{{p (include_docx_template("docassemble.AKA2JBranding:sign_content.docx")) }}</w:t>
-            </w:r>
+            </w:pPr>
           </w:p>
         </w:tc>
       </w:tr>
@@ -4273,10 +3547,11 @@
           </w:tcPr>
           <w:p>
             <w:pPr>
-              <w:pStyle w:val="Body"/>
-            </w:pPr>
-            <w:r>
-              <w:t>{%tr endif %}</w:t>
+              <w:pStyle w:val="Heading2"/>
+              <w:outlineLvl w:val="1"/>
+            </w:pPr>
+            <w:r>
+              <w:t>{{ sign_step.subject }}</w:t>
             </w:r>
           </w:p>
         </w:tc>
@@ -4298,7 +3573,17 @@
           <w:p>
             <w:pPr>
               <w:pStyle w:val="Body"/>
-            </w:pPr>
+              <w:spacing w:before="0" w:beforeAutospacing="0" w:after="60" w:afterAutospacing="0"/>
+            </w:pPr>
+          </w:p>
+          <w:p>
+            <w:pPr>
+              <w:pStyle w:val="Body"/>
+              <w:spacing w:before="0" w:beforeAutospacing="0" w:after="60" w:afterAutospacing="0"/>
+            </w:pPr>
+            <w:r>
+              <w:t>{{p (include_docx_template("docassemble.AKA2JBranding:sign_content.docx")) }}</w:t>
+            </w:r>
           </w:p>
         </w:tc>
       </w:tr>
@@ -4326,7 +3611,7 @@
               <w:pStyle w:val="Body"/>
             </w:pPr>
             <w:r>
-              <w:t>{%tr if type_of_response.any_true()  %}</w:t>
+              <w:t>{%tr endif %}</w:t>
             </w:r>
           </w:p>
         </w:tc>
@@ -4373,14 +3658,10 @@
           </w:tcPr>
           <w:p>
             <w:pPr>
-              <w:pStyle w:val="Heading2"/>
-              <w:outlineLvl w:val="1"/>
-              <w:rPr>
-                <w:rFonts w:eastAsia="Calibri"/>
-              </w:rPr>
-            </w:pPr>
-            <w:r>
-              <w:t>{{ truefiling_file_and_serve_step.subject }}</w:t>
+              <w:pStyle w:val="Body"/>
+            </w:pPr>
+            <w:r>
+              <w:t>{%tr if type_of_response.any_true()  %}</w:t>
             </w:r>
           </w:p>
         </w:tc>
@@ -4402,16 +3683,7 @@
           <w:p>
             <w:pPr>
               <w:pStyle w:val="Body"/>
-              <w:spacing w:before="0" w:beforeAutospacing="0" w:after="60" w:afterAutospacing="0"/>
-            </w:pPr>
-          </w:p>
-          <w:p>
-            <w:pPr>
-              <w:pStyle w:val="Body"/>
-            </w:pPr>
-            <w:r>
-              <w:t>{{p (include_docx_template("docassemble.AKA2JBranding:truefiling_file_and_serve_content.docx")) }}</w:t>
-            </w:r>
+            </w:pPr>
           </w:p>
         </w:tc>
       </w:tr>
@@ -4443,7 +3715,7 @@
               </w:rPr>
             </w:pPr>
             <w:r>
-              <w:t>{{ truefiling_serve_step.subject }}</w:t>
+              <w:t>{{ truefiling_file_and_serve_step.subject }}</w:t>
             </w:r>
           </w:p>
         </w:tc>
@@ -4471,10 +3743,9 @@
           <w:p>
             <w:pPr>
               <w:pStyle w:val="Body"/>
-              <w:spacing w:before="280" w:after="0"/>
-            </w:pPr>
-            <w:r>
-              <w:t>{{p (include_docx_template("docassemble.AKA2JBranding:truefiling_serve_content.docx")) }}</w:t>
+            </w:pPr>
+            <w:r>
+              <w:t>{{p (include_docx_template("docassemble.AKA2JBranding:truefiling_file_and_serve_content.docx")) }}</w:t>
             </w:r>
           </w:p>
         </w:tc>
@@ -4500,10 +3771,14 @@
           </w:tcPr>
           <w:p>
             <w:pPr>
-              <w:pStyle w:val="Body"/>
-            </w:pPr>
-            <w:r>
-              <w:t>{%tr endif%}</w:t>
+              <w:pStyle w:val="Heading2"/>
+              <w:outlineLvl w:val="1"/>
+              <w:rPr>
+                <w:rFonts w:eastAsia="Calibri"/>
+              </w:rPr>
+            </w:pPr>
+            <w:r>
+              <w:t>{{ truefiling_serve_step.subject }}</w:t>
             </w:r>
           </w:p>
         </w:tc>
@@ -4525,7 +3800,17 @@
           <w:p>
             <w:pPr>
               <w:pStyle w:val="Body"/>
-            </w:pPr>
+              <w:spacing w:before="0" w:beforeAutospacing="0" w:after="60" w:afterAutospacing="0"/>
+            </w:pPr>
+          </w:p>
+          <w:p>
+            <w:pPr>
+              <w:pStyle w:val="Body"/>
+              <w:spacing w:before="280" w:after="0"/>
+            </w:pPr>
+            <w:r>
+              <w:t>{{p (include_docx_template("docassemble.AKA2JBranding:truefiling_serve_content.docx")) }}</w:t>
+            </w:r>
           </w:p>
         </w:tc>
       </w:tr>
@@ -4553,149 +3838,7 @@
               <w:pStyle w:val="Body"/>
             </w:pPr>
             <w:r>
-              <w:rPr>
-                <w:color w:val="FF0000"/>
-              </w:rPr>
-              <w:t xml:space="preserve">{%tr if </w:t>
-            </w:r>
-            <w:r>
-              <w:rPr>
-                <w:color w:val="FF0000"/>
-              </w:rPr>
-              <w:t>(</w:t>
-            </w:r>
-            <w:r>
-              <w:rPr>
-                <w:color w:val="FFC000"/>
-              </w:rPr>
-              <w:t>not(</w:t>
-            </w:r>
-            <w:r>
-              <w:rPr>
-                <w:color w:val="92D050"/>
-              </w:rPr>
-              <w:t>type_of_response['default'</w:t>
-            </w:r>
-            <w:r>
-              <w:rPr>
-                <w:color w:val="92D050"/>
-              </w:rPr>
-              <w:t>]</w:t>
-            </w:r>
-            <w:r>
-              <w:rPr>
-                <w:color w:val="92D050"/>
-              </w:rPr>
-              <w:t xml:space="preserve"> and stage_of_default == 'judgment entered'</w:t>
-            </w:r>
-            <w:r>
-              <w:rPr>
-                <w:color w:val="FFC000"/>
-              </w:rPr>
-              <w:t>)</w:t>
-            </w:r>
-            <w:r>
-              <w:rPr>
-                <w:color w:val="FF0000"/>
-              </w:rPr>
-              <w:t xml:space="preserve">) and </w:t>
-            </w:r>
-            <w:r>
-              <w:rPr>
-                <w:color w:val="FF0000"/>
-              </w:rPr>
-              <w:t xml:space="preserve">type_of_response.any_true('ak custody case', 'ak divorce case') or </w:t>
-            </w:r>
-            <w:r>
-              <w:rPr>
-                <w:color w:val="FF0000"/>
-              </w:rPr>
-              <w:t xml:space="preserve">type_of_response['wrong state'] </w:t>
-            </w:r>
-            <w:r>
-              <w:rPr>
-                <w:color w:val="FF0000"/>
-              </w:rPr>
-              <w:t xml:space="preserve">or </w:t>
-            </w:r>
-            <w:r>
-              <w:rPr>
-                <w:color w:val="FF0000"/>
-              </w:rPr>
-              <w:t>(</w:t>
-            </w:r>
-            <w:r>
-              <w:rPr>
-                <w:color w:val="FF0000"/>
-              </w:rPr>
-              <w:t>type_of_response.all_true('improper service', 'wrong state') and jurisdiction and not proper_service</w:t>
-            </w:r>
-            <w:r>
-              <w:rPr>
-                <w:color w:val="FF0000"/>
-              </w:rPr>
-              <w:t xml:space="preserve">) or </w:t>
-            </w:r>
-            <w:r>
-              <w:rPr>
-                <w:color w:val="FF0000"/>
-              </w:rPr>
-              <w:t>(</w:t>
-            </w:r>
-            <w:r>
-              <w:rPr>
-                <w:color w:val="FFC000"/>
-              </w:rPr>
-              <w:t>type_of_response['ca</w:t>
-            </w:r>
-            <w:r>
-              <w:rPr>
-                <w:color w:val="FFC000"/>
-              </w:rPr>
-              <w:lastRenderedPageBreak/>
-              <w:t>se in 2 states'] and stage_of_other_case in('still going', 'ended with no order')</w:t>
-            </w:r>
-            <w:r>
-              <w:rPr>
-                <w:color w:val="FF0000"/>
-              </w:rPr>
-              <w:t>) or type_of_response.all_</w:t>
-            </w:r>
-            <w:r>
-              <w:rPr>
-                <w:color w:val="FF0000"/>
-              </w:rPr>
-              <w:t>true('improper service', exclusive = True)</w:t>
-            </w:r>
-            <w:r>
-              <w:rPr>
-                <w:color w:val="FF0000"/>
-              </w:rPr>
-              <w:t xml:space="preserve"> </w:t>
-            </w:r>
-            <w:r>
-              <w:rPr>
-                <w:color w:val="FF0000"/>
-              </w:rPr>
-              <w:t>or (</w:t>
-            </w:r>
-            <w:r>
-              <w:rPr>
-                <w:color w:val="FFC000"/>
-              </w:rPr>
-              <w:t>type_of_response.all_false and agreement_documents</w:t>
-            </w:r>
-            <w:r>
-              <w:rPr>
-                <w:color w:val="FF0000"/>
-              </w:rPr>
-              <w:t xml:space="preserve">) </w:t>
-            </w:r>
-            <w:r>
-              <w:rPr>
-                <w:color w:val="FF0000"/>
-              </w:rPr>
-              <w:t>%}</w:t>
+              <w:t>{%tr endif%}</w:t>
             </w:r>
           </w:p>
         </w:tc>
@@ -4742,42 +3885,152 @@
           </w:tcPr>
           <w:p>
             <w:pPr>
-              <w:pStyle w:val="Heading2"/>
-              <w:outlineLvl w:val="1"/>
-              <w:rPr>
-                <w:rFonts w:eastAsia="Calibri"/>
-              </w:rPr>
-            </w:pPr>
-            <w:r>
-              <w:rPr>
-                <w:rFonts w:eastAsia="Calibri"/>
+              <w:pStyle w:val="Body"/>
+            </w:pPr>
+            <w:r>
+              <w:rPr>
+                <w:color w:val="FF0000"/>
+              </w:rPr>
+              <w:t xml:space="preserve">{%tr if </w:t>
+            </w:r>
+            <w:r>
+              <w:rPr>
+                <w:color w:val="FF0000"/>
+              </w:rPr>
+              <w:t>(</w:t>
+            </w:r>
+            <w:r>
+              <w:rPr>
+                <w:color w:val="FFC000"/>
+              </w:rPr>
+              <w:t>not(</w:t>
+            </w:r>
+            <w:r>
+              <w:rPr>
+                <w:color w:val="92D050"/>
+              </w:rPr>
+              <w:t>type_of_response['default'</w:t>
+            </w:r>
+            <w:r>
+              <w:rPr>
+                <w:color w:val="92D050"/>
+              </w:rPr>
+              <w:t>]</w:t>
+            </w:r>
+            <w:r>
+              <w:rPr>
+                <w:color w:val="92D050"/>
+              </w:rPr>
+              <w:t xml:space="preserve"> and stage_of_default == 'judgment entered'</w:t>
+            </w:r>
+            <w:r>
+              <w:rPr>
+                <w:color w:val="FFC000"/>
+              </w:rPr>
+              <w:t>)</w:t>
+            </w:r>
+            <w:r>
+              <w:rPr>
+                <w:color w:val="FF0000"/>
+              </w:rPr>
+              <w:t xml:space="preserve">) and </w:t>
+            </w:r>
+            <w:r>
+              <w:rPr>
+                <w:color w:val="FF0000"/>
+              </w:rPr>
+              <w:t xml:space="preserve">type_of_response.any_true('ak custody </w:t>
+            </w:r>
+            <w:r>
+              <w:rPr>
+                <w:color w:val="FF0000"/>
               </w:rPr>
               <w:lastRenderedPageBreak/>
-              <w:t xml:space="preserve">{{ </w:t>
-            </w:r>
-            <w:r>
-              <w:rPr>
-                <w:rFonts w:eastAsia="Calibri"/>
-              </w:rPr>
-              <w:t>read_</w:t>
-            </w:r>
-            <w:r>
-              <w:rPr>
-                <w:rFonts w:eastAsia="Calibri"/>
-              </w:rPr>
-              <w:t>standing_order</w:t>
-            </w:r>
-            <w:r>
-              <w:rPr>
-                <w:rFonts w:eastAsia="Calibri"/>
-              </w:rPr>
-              <w:t>_step</w:t>
-            </w:r>
-            <w:r>
-              <w:rPr>
-                <w:rFonts w:eastAsia="Calibri"/>
-              </w:rPr>
-              <w:t>.subject }}</w:t>
+              <w:t xml:space="preserve">case', 'ak divorce case') or </w:t>
+            </w:r>
+            <w:r>
+              <w:rPr>
+                <w:color w:val="FF0000"/>
+              </w:rPr>
+              <w:t xml:space="preserve">type_of_response['wrong state'] </w:t>
+            </w:r>
+            <w:r>
+              <w:rPr>
+                <w:color w:val="FF0000"/>
+              </w:rPr>
+              <w:t xml:space="preserve">or </w:t>
+            </w:r>
+            <w:r>
+              <w:rPr>
+                <w:color w:val="FF0000"/>
+              </w:rPr>
+              <w:t>(</w:t>
+            </w:r>
+            <w:r>
+              <w:rPr>
+                <w:color w:val="FF0000"/>
+              </w:rPr>
+              <w:t>type_of_response.all_true('improper service', 'wrong state') and jurisdiction and not proper_service</w:t>
+            </w:r>
+            <w:r>
+              <w:rPr>
+                <w:color w:val="FF0000"/>
+              </w:rPr>
+              <w:t xml:space="preserve">) or </w:t>
+            </w:r>
+            <w:r>
+              <w:rPr>
+                <w:color w:val="FF0000"/>
+              </w:rPr>
+              <w:t>(</w:t>
+            </w:r>
+            <w:r>
+              <w:rPr>
+                <w:color w:val="FFC000"/>
+              </w:rPr>
+              <w:t>type_of_response['case in 2 states'] and stage_of_other_case in('still going', 'ended with no order')</w:t>
+            </w:r>
+            <w:r>
+              <w:rPr>
+                <w:color w:val="FF0000"/>
+              </w:rPr>
+              <w:t>) or type_of_response.all_</w:t>
+            </w:r>
+            <w:r>
+              <w:rPr>
+                <w:color w:val="FF0000"/>
+              </w:rPr>
+              <w:t>true('improper service', exclusive = True)</w:t>
+            </w:r>
+            <w:r>
+              <w:rPr>
+                <w:color w:val="FF0000"/>
+              </w:rPr>
+              <w:t xml:space="preserve"> </w:t>
+            </w:r>
+            <w:r>
+              <w:rPr>
+                <w:color w:val="FF0000"/>
+              </w:rPr>
+              <w:t>or (</w:t>
+            </w:r>
+            <w:r>
+              <w:rPr>
+                <w:color w:val="FFC000"/>
+              </w:rPr>
+              <w:t>type_of_response.all_false and agreement_documents</w:t>
+            </w:r>
+            <w:r>
+              <w:rPr>
+                <w:color w:val="FF0000"/>
+              </w:rPr>
+              <w:t xml:space="preserve">) </w:t>
+            </w:r>
+            <w:r>
+              <w:rPr>
+                <w:color w:val="FF0000"/>
+              </w:rPr>
+              <w:t>%}</w:t>
             </w:r>
           </w:p>
         </w:tc>
@@ -4799,23 +4052,7 @@
           <w:p>
             <w:pPr>
               <w:pStyle w:val="Body"/>
-              <w:spacing w:before="0" w:beforeAutospacing="0" w:after="60" w:afterAutospacing="0"/>
-            </w:pPr>
-          </w:p>
-          <w:p>
-            <w:pPr>
-              <w:pStyle w:val="Body"/>
-              <w:spacing w:before="280" w:after="0"/>
-            </w:pPr>
-            <w:r>
-              <w:t>{{p (include_docx_template("docassemble.AKA2JBranding:</w:t>
-            </w:r>
-            <w:r>
-              <w:t>read_standing_order_content.docx</w:t>
-            </w:r>
-            <w:r>
-              <w:t>")) }}</w:t>
-            </w:r>
+            </w:pPr>
           </w:p>
         </w:tc>
       </w:tr>
@@ -4840,15 +4077,41 @@
           </w:tcPr>
           <w:p>
             <w:pPr>
-              <w:pStyle w:val="Body"/>
-              <w:rPr>
-                <w:rStyle w:val="interviewvariable"/>
-                <w:color w:val="202529"/>
-                <w:shd w:val="clear" w:color="auto" w:fill="auto"/>
-              </w:rPr>
-            </w:pPr>
-            <w:r>
-              <w:t>{%tr endif%}</w:t>
+              <w:pStyle w:val="Heading2"/>
+              <w:outlineLvl w:val="1"/>
+              <w:rPr>
+                <w:rFonts w:eastAsia="Calibri"/>
+              </w:rPr>
+            </w:pPr>
+            <w:r>
+              <w:rPr>
+                <w:rFonts w:eastAsia="Calibri"/>
+              </w:rPr>
+              <w:t xml:space="preserve">{{ </w:t>
+            </w:r>
+            <w:r>
+              <w:rPr>
+                <w:rFonts w:eastAsia="Calibri"/>
+              </w:rPr>
+              <w:t>read_</w:t>
+            </w:r>
+            <w:r>
+              <w:rPr>
+                <w:rFonts w:eastAsia="Calibri"/>
+              </w:rPr>
+              <w:t>standing_order</w:t>
+            </w:r>
+            <w:r>
+              <w:rPr>
+                <w:rFonts w:eastAsia="Calibri"/>
+              </w:rPr>
+              <w:t>_step</w:t>
+            </w:r>
+            <w:r>
+              <w:rPr>
+                <w:rFonts w:eastAsia="Calibri"/>
+              </w:rPr>
+              <w:t>.subject }}</w:t>
             </w:r>
           </w:p>
         </w:tc>
@@ -4870,7 +4133,23 @@
           <w:p>
             <w:pPr>
               <w:pStyle w:val="Body"/>
-            </w:pPr>
+              <w:spacing w:before="0" w:beforeAutospacing="0" w:after="60" w:afterAutospacing="0"/>
+            </w:pPr>
+          </w:p>
+          <w:p>
+            <w:pPr>
+              <w:pStyle w:val="Body"/>
+              <w:spacing w:before="280" w:after="0"/>
+            </w:pPr>
+            <w:r>
+              <w:t>{{p (include_docx_template("docassemble.AKA2JBranding:</w:t>
+            </w:r>
+            <w:r>
+              <w:t>read_standing_order_content.docx</w:t>
+            </w:r>
+            <w:r>
+              <w:t>")) }}</w:t>
+            </w:r>
           </w:p>
         </w:tc>
       </w:tr>
@@ -4896,24 +4175,14 @@
           <w:p>
             <w:pPr>
               <w:pStyle w:val="Body"/>
-            </w:pPr>
-            <w:r>
-              <w:rPr>
-                <w:color w:val="FF0000"/>
-              </w:rPr>
-              <w:t>{%tr if type_of_response.any_true()</w:t>
-            </w:r>
-            <w:r>
-              <w:rPr>
-                <w:color w:val="FF0000"/>
-              </w:rPr>
-              <w:t xml:space="preserve"> </w:t>
-            </w:r>
-            <w:r>
-              <w:rPr>
-                <w:color w:val="FF0000"/>
-              </w:rPr>
-              <w:t>%}</w:t>
+              <w:rPr>
+                <w:rStyle w:val="interviewvariable"/>
+                <w:color w:val="202529"/>
+                <w:shd w:val="clear" w:color="auto" w:fill="auto"/>
+              </w:rPr>
+            </w:pPr>
+            <w:r>
+              <w:t>{%tr endif%}</w:t>
             </w:r>
           </w:p>
         </w:tc>
@@ -4960,29 +4229,25 @@
           </w:tcPr>
           <w:p>
             <w:pPr>
-              <w:pStyle w:val="Heading2"/>
-              <w:outlineLvl w:val="1"/>
-              <w:rPr>
-                <w:rFonts w:eastAsia="Calibri"/>
-              </w:rPr>
-            </w:pPr>
-            <w:r>
-              <w:rPr>
-                <w:rFonts w:eastAsia="Calibri"/>
-              </w:rPr>
-              <w:t xml:space="preserve">{{ </w:t>
-            </w:r>
-            <w:r>
-              <w:rPr>
-                <w:rFonts w:eastAsia="Calibri"/>
-              </w:rPr>
-              <w:t>expect_after_motion_or_answer_step</w:t>
-            </w:r>
-            <w:r>
-              <w:rPr>
-                <w:rFonts w:eastAsia="Calibri"/>
-              </w:rPr>
-              <w:t>.subject }}</w:t>
+              <w:pStyle w:val="Body"/>
+            </w:pPr>
+            <w:r>
+              <w:rPr>
+                <w:color w:val="FF0000"/>
+              </w:rPr>
+              <w:t>{%tr if type_of_response.any_true()</w:t>
+            </w:r>
+            <w:r>
+              <w:rPr>
+                <w:color w:val="FF0000"/>
+              </w:rPr>
+              <w:t xml:space="preserve"> </w:t>
+            </w:r>
+            <w:r>
+              <w:rPr>
+                <w:color w:val="FF0000"/>
+              </w:rPr>
+              <w:t>%}</w:t>
             </w:r>
           </w:p>
         </w:tc>
@@ -5004,36 +4269,7 @@
           <w:p>
             <w:pPr>
               <w:pStyle w:val="Body"/>
-              <w:rPr>
-                <w:color w:val="auto"/>
-              </w:rPr>
-            </w:pPr>
-          </w:p>
-          <w:p>
-            <w:pPr>
-              <w:pStyle w:val="Body"/>
-              <w:rPr>
-                <w:color w:val="auto"/>
-              </w:rPr>
-            </w:pPr>
-            <w:r>
-              <w:rPr>
-                <w:color w:val="auto"/>
-              </w:rPr>
-              <w:t>{{p (include_docx_template("docassemble.AKA2JBranding:</w:t>
-            </w:r>
-            <w:r>
-              <w:rPr>
-                <w:color w:val="auto"/>
-              </w:rPr>
-              <w:t>expect_after_motion_or_answer_content.docx</w:t>
-            </w:r>
-            <w:r>
-              <w:rPr>
-                <w:color w:val="auto"/>
-              </w:rPr>
-              <w:t>")) }}</w:t>
-            </w:r>
+            </w:pPr>
           </w:p>
         </w:tc>
       </w:tr>
@@ -5058,10 +4294,29 @@
           </w:tcPr>
           <w:p>
             <w:pPr>
-              <w:pStyle w:val="Body"/>
-            </w:pPr>
-            <w:r>
-              <w:t>{%tr endif %}</w:t>
+              <w:pStyle w:val="Heading2"/>
+              <w:outlineLvl w:val="1"/>
+              <w:rPr>
+                <w:rFonts w:eastAsia="Calibri"/>
+              </w:rPr>
+            </w:pPr>
+            <w:r>
+              <w:rPr>
+                <w:rFonts w:eastAsia="Calibri"/>
+              </w:rPr>
+              <w:t xml:space="preserve">{{ </w:t>
+            </w:r>
+            <w:r>
+              <w:rPr>
+                <w:rFonts w:eastAsia="Calibri"/>
+              </w:rPr>
+              <w:t>expect_after_motion_or_answer_step</w:t>
+            </w:r>
+            <w:r>
+              <w:rPr>
+                <w:rFonts w:eastAsia="Calibri"/>
+              </w:rPr>
+              <w:t>.subject }}</w:t>
             </w:r>
           </w:p>
         </w:tc>
@@ -5083,7 +4338,36 @@
           <w:p>
             <w:pPr>
               <w:pStyle w:val="Body"/>
-            </w:pPr>
+              <w:rPr>
+                <w:color w:val="auto"/>
+              </w:rPr>
+            </w:pPr>
+          </w:p>
+          <w:p>
+            <w:pPr>
+              <w:pStyle w:val="Body"/>
+              <w:rPr>
+                <w:color w:val="auto"/>
+              </w:rPr>
+            </w:pPr>
+            <w:r>
+              <w:rPr>
+                <w:color w:val="auto"/>
+              </w:rPr>
+              <w:t>{{p (include_docx_template("docassemble.AKA2JBranding:</w:t>
+            </w:r>
+            <w:r>
+              <w:rPr>
+                <w:color w:val="auto"/>
+              </w:rPr>
+              <w:t>expect_after_motion_or_answer_content.docx</w:t>
+            </w:r>
+            <w:r>
+              <w:rPr>
+                <w:color w:val="auto"/>
+              </w:rPr>
+              <w:t>")) }}</w:t>
+            </w:r>
           </w:p>
         </w:tc>
       </w:tr>
@@ -5111,113 +4395,7 @@
               <w:pStyle w:val="Body"/>
             </w:pPr>
             <w:r>
-              <w:rPr>
-                <w:color w:val="FF0000"/>
-              </w:rPr>
-              <w:t xml:space="preserve">{%tr if </w:t>
-            </w:r>
-            <w:r>
-              <w:rPr>
-                <w:color w:val="FF0000"/>
-              </w:rPr>
-              <w:t>not(</w:t>
-            </w:r>
-            <w:r>
-              <w:rPr>
-                <w:color w:val="FFC000"/>
-              </w:rPr>
-              <w:t>type_of_response['default'] and stage_of_default == 'judgment entered'</w:t>
-            </w:r>
-            <w:r>
-              <w:rPr>
-                <w:color w:val="FF0000"/>
-              </w:rPr>
-              <w:t xml:space="preserve">) and </w:t>
-            </w:r>
-            <w:r>
-              <w:rPr>
-                <w:color w:val="FF0000"/>
-              </w:rPr>
-              <w:t>(</w:t>
-            </w:r>
-            <w:r>
-              <w:rPr>
-                <w:color w:val="FFC000"/>
-              </w:rPr>
-              <w:t>type_of_response.any_true('ak custody case', 'ak divorce case') or (</w:t>
-            </w:r>
-            <w:r>
-              <w:rPr>
-                <w:color w:val="92D050"/>
-              </w:rPr>
-              <w:t>user_need in('answer custody', 'answer divorce') and type_of_response.all_true('improper service', exclusive = True)</w:t>
-            </w:r>
-            <w:r>
-              <w:rPr>
-                <w:color w:val="FFC000"/>
-              </w:rPr>
-              <w:t xml:space="preserve">) or </w:t>
-            </w:r>
-            <w:r>
-              <w:rPr>
-                <w:color w:val="FFC000"/>
-              </w:rPr>
-              <w:lastRenderedPageBreak/>
-              <w:t>(</w:t>
-            </w:r>
-            <w:r>
-              <w:rPr>
-                <w:color w:val="92D050"/>
-              </w:rPr>
-              <w:t>user_need in('answer custody', 'answer divorce') and (</w:t>
-            </w:r>
-            <w:r>
-              <w:rPr>
-                <w:color w:val="00B050"/>
-              </w:rPr>
-              <w:t>type_of_response['wrong state'] or (</w:t>
-            </w:r>
-            <w:r>
-              <w:rPr>
-                <w:color w:val="00B0F0"/>
-              </w:rPr>
-              <w:t>type_of_response['case in 2 states'] and stage_of_other_case in('still going', 'ended with no order'</w:t>
-            </w:r>
-            <w:r>
-              <w:rPr>
-                <w:color w:val="00B0F0"/>
-              </w:rPr>
-              <w:t>)</w:t>
-            </w:r>
-            <w:r>
-              <w:rPr>
-                <w:color w:val="00B050"/>
-              </w:rPr>
-              <w:t>)</w:t>
-            </w:r>
-            <w:r>
-              <w:rPr>
-                <w:color w:val="92D050"/>
-              </w:rPr>
-              <w:t>)</w:t>
-            </w:r>
-            <w:r>
-              <w:rPr>
-                <w:color w:val="FFC000"/>
-              </w:rPr>
-              <w:t>)</w:t>
-            </w:r>
-            <w:r>
-              <w:rPr>
-                <w:color w:val="FF0000"/>
-              </w:rPr>
-              <w:t>)</w:t>
-            </w:r>
-            <w:r>
-              <w:rPr>
-                <w:color w:val="FF0000"/>
-              </w:rPr>
-              <w:t xml:space="preserve"> %}</w:t>
+              <w:t>{%tr endif %}</w:t>
             </w:r>
           </w:p>
         </w:tc>
@@ -5240,16 +4418,6 @@
             <w:pPr>
               <w:pStyle w:val="Body"/>
             </w:pPr>
-            <w:r>
-              <w:lastRenderedPageBreak/>
-              <w:t>learn_more_about_</w:t>
-            </w:r>
-            <w:r>
-              <w:t>the_</w:t>
-            </w:r>
-            <w:r>
-              <w:t>process_step</w:t>
-            </w:r>
           </w:p>
         </w:tc>
       </w:tr>
@@ -5274,30 +4442,116 @@
           </w:tcPr>
           <w:p>
             <w:pPr>
-              <w:pStyle w:val="Heading2"/>
-              <w:outlineLvl w:val="1"/>
-              <w:rPr>
-                <w:rFonts w:eastAsia="Calibri"/>
-              </w:rPr>
-            </w:pPr>
-            <w:r>
-              <w:rPr>
-                <w:rFonts w:eastAsia="Calibri"/>
+              <w:pStyle w:val="Body"/>
+            </w:pPr>
+            <w:r>
+              <w:rPr>
+                <w:color w:val="FF0000"/>
+              </w:rPr>
+              <w:t xml:space="preserve">{%tr if </w:t>
+            </w:r>
+            <w:r>
+              <w:rPr>
+                <w:color w:val="FF0000"/>
+              </w:rPr>
+              <w:t>not(</w:t>
+            </w:r>
+            <w:r>
+              <w:rPr>
+                <w:color w:val="FFC000"/>
+              </w:rPr>
+              <w:t>type_of_response['default'] and stage_of_default == 'judgment entered'</w:t>
+            </w:r>
+            <w:r>
+              <w:rPr>
+                <w:color w:val="FF0000"/>
+              </w:rPr>
+              <w:t xml:space="preserve">) </w:t>
+            </w:r>
+            <w:r>
+              <w:rPr>
+                <w:color w:val="FF0000"/>
               </w:rPr>
               <w:lastRenderedPageBreak/>
-              <w:t xml:space="preserve">{{ </w:t>
-            </w:r>
-            <w:r>
-              <w:rPr>
-                <w:rFonts w:eastAsia="Calibri"/>
-              </w:rPr>
-              <w:t>learn_more_about_process_step</w:t>
-            </w:r>
-            <w:r>
-              <w:rPr>
-                <w:rFonts w:eastAsia="Calibri"/>
-              </w:rPr>
-              <w:t>.subject }}</w:t>
+              <w:t xml:space="preserve">and </w:t>
+            </w:r>
+            <w:r>
+              <w:rPr>
+                <w:color w:val="FF0000"/>
+              </w:rPr>
+              <w:t>(</w:t>
+            </w:r>
+            <w:r>
+              <w:rPr>
+                <w:color w:val="FFC000"/>
+              </w:rPr>
+              <w:t>type_of_response.any_true('ak custody case', 'ak divorce case') or (</w:t>
+            </w:r>
+            <w:r>
+              <w:rPr>
+                <w:color w:val="92D050"/>
+              </w:rPr>
+              <w:t>user_need in('answer custody', 'answer divorce') and type_of_response.all_true('improper service', exclusive = True)</w:t>
+            </w:r>
+            <w:r>
+              <w:rPr>
+                <w:color w:val="FFC000"/>
+              </w:rPr>
+              <w:t>) or (</w:t>
+            </w:r>
+            <w:r>
+              <w:rPr>
+                <w:color w:val="92D050"/>
+              </w:rPr>
+              <w:t>user_need in('answer custody', 'answer divorce') and (</w:t>
+            </w:r>
+            <w:r>
+              <w:rPr>
+                <w:color w:val="00B050"/>
+              </w:rPr>
+              <w:t>type_of_response['wrong state'] or (</w:t>
+            </w:r>
+            <w:r>
+              <w:rPr>
+                <w:color w:val="00B0F0"/>
+              </w:rPr>
+              <w:t>type_of_response['case in 2 states'] and stage_of_other_case in('still going', 'ended with no order'</w:t>
+            </w:r>
+            <w:r>
+              <w:rPr>
+                <w:color w:val="00B0F0"/>
+              </w:rPr>
+              <w:t>)</w:t>
+            </w:r>
+            <w:r>
+              <w:rPr>
+                <w:color w:val="00B050"/>
+              </w:rPr>
+              <w:t>)</w:t>
+            </w:r>
+            <w:r>
+              <w:rPr>
+                <w:color w:val="92D050"/>
+              </w:rPr>
+              <w:t>)</w:t>
+            </w:r>
+            <w:r>
+              <w:rPr>
+                <w:color w:val="FFC000"/>
+              </w:rPr>
+              <w:t>)</w:t>
+            </w:r>
+            <w:r>
+              <w:rPr>
+                <w:color w:val="FF0000"/>
+              </w:rPr>
+              <w:t>)</w:t>
+            </w:r>
+            <w:r>
+              <w:rPr>
+                <w:color w:val="FF0000"/>
+              </w:rPr>
+              <w:t xml:space="preserve"> %}</w:t>
             </w:r>
           </w:p>
         </w:tc>
@@ -5321,7 +4575,14 @@
               <w:pStyle w:val="Body"/>
             </w:pPr>
             <w:r>
-              <w:t>{{p (include_docx_template("docassemble.AKA2JBranding:learn_more_about_the_process_content.docx")) }}</w:t>
+              <w:lastRenderedPageBreak/>
+              <w:t>learn_more_about_</w:t>
+            </w:r>
+            <w:r>
+              <w:t>the_</w:t>
+            </w:r>
+            <w:r>
+              <w:t>process_step</w:t>
             </w:r>
           </w:p>
         </w:tc>
@@ -5347,14 +4608,29 @@
           </w:tcPr>
           <w:p>
             <w:pPr>
-              <w:pStyle w:val="Body"/>
-              <w:spacing w:before="0" w:after="0"/>
-            </w:pPr>
-            <w:r>
-              <w:rPr>
-                <w:shd w:val="clear" w:color="auto" w:fill="FFFFFF"/>
-              </w:rPr>
-              <w:t>{%tr endif %}</w:t>
+              <w:pStyle w:val="Heading2"/>
+              <w:outlineLvl w:val="1"/>
+              <w:rPr>
+                <w:rFonts w:eastAsia="Calibri"/>
+              </w:rPr>
+            </w:pPr>
+            <w:r>
+              <w:rPr>
+                <w:rFonts w:eastAsia="Calibri"/>
+              </w:rPr>
+              <w:t xml:space="preserve">{{ </w:t>
+            </w:r>
+            <w:r>
+              <w:rPr>
+                <w:rFonts w:eastAsia="Calibri"/>
+              </w:rPr>
+              <w:t>learn_more_about_process_step</w:t>
+            </w:r>
+            <w:r>
+              <w:rPr>
+                <w:rFonts w:eastAsia="Calibri"/>
+              </w:rPr>
+              <w:t>.subject }}</w:t>
             </w:r>
           </w:p>
         </w:tc>
@@ -5376,8 +4652,10 @@
           <w:p>
             <w:pPr>
               <w:pStyle w:val="Body"/>
-              <w:spacing w:before="0" w:after="0"/>
-            </w:pPr>
+            </w:pPr>
+            <w:r>
+              <w:t>{{p (include_docx_template("docassemble.AKA2JBranding:learn_more_about_the_process_content.docx")) }}</w:t>
+            </w:r>
           </w:p>
         </w:tc>
       </w:tr>
@@ -5404,15 +4682,12 @@
             <w:pPr>
               <w:pStyle w:val="Body"/>
               <w:spacing w:before="0" w:after="0"/>
+            </w:pPr>
+            <w:r>
               <w:rPr>
                 <w:shd w:val="clear" w:color="auto" w:fill="FFFFFF"/>
               </w:rPr>
-            </w:pPr>
-            <w:r>
-              <w:rPr>
-                <w:shd w:val="clear" w:color="auto" w:fill="FFFFFF"/>
-              </w:rPr>
-              <w:t>{%tr if domestic_violence %}</w:t>
+              <w:t>{%tr endif %}</w:t>
             </w:r>
           </w:p>
         </w:tc>
@@ -5436,9 +4711,6 @@
               <w:pStyle w:val="Body"/>
               <w:spacing w:before="0" w:after="0"/>
             </w:pPr>
-            <w:r>
-              <w:t>answer_domestic_violence_step</w:t>
-            </w:r>
           </w:p>
         </w:tc>
       </w:tr>
@@ -5463,14 +4735,17 @@
           </w:tcPr>
           <w:p>
             <w:pPr>
-              <w:pStyle w:val="Heading2"/>
-              <w:outlineLvl w:val="1"/>
+              <w:pStyle w:val="Body"/>
+              <w:spacing w:before="0" w:after="0"/>
               <w:rPr>
                 <w:shd w:val="clear" w:color="auto" w:fill="FFFFFF"/>
               </w:rPr>
             </w:pPr>
             <w:r>
-              <w:t>{{ answer_domestic_violence_step.subject }}</w:t>
+              <w:rPr>
+                <w:shd w:val="clear" w:color="auto" w:fill="FFFFFF"/>
+              </w:rPr>
+              <w:t>{%tr if domestic_violence %}</w:t>
             </w:r>
           </w:p>
         </w:tc>
@@ -5492,15 +4767,10 @@
           <w:p>
             <w:pPr>
               <w:pStyle w:val="Body"/>
-              <w:spacing w:before="0" w:beforeAutospacing="0" w:after="60" w:afterAutospacing="0"/>
-            </w:pPr>
-          </w:p>
-          <w:p>
-            <w:pPr>
-              <w:pStyle w:val="Body"/>
-            </w:pPr>
-            <w:r>
-              <w:t>{{p (include_docx_template("docassemble.AKA2JBranding:answer_domestic_violence_content.docx")) }}</w:t>
+              <w:spacing w:before="0" w:after="0"/>
+            </w:pPr>
+            <w:r>
+              <w:t>answer_domestic_violence_step</w:t>
             </w:r>
           </w:p>
         </w:tc>
@@ -5526,17 +4796,14 @@
           </w:tcPr>
           <w:p>
             <w:pPr>
-              <w:pStyle w:val="Body"/>
-              <w:spacing w:before="0" w:after="0"/>
+              <w:pStyle w:val="Heading2"/>
+              <w:outlineLvl w:val="1"/>
               <w:rPr>
                 <w:shd w:val="clear" w:color="auto" w:fill="FFFFFF"/>
               </w:rPr>
             </w:pPr>
             <w:r>
-              <w:rPr>
-                <w:shd w:val="clear" w:color="auto" w:fill="FFFFFF"/>
-              </w:rPr>
-              <w:t>{%tr endif %}</w:t>
+              <w:t>{{ answer_domestic_violence_step.subject }}</w:t>
             </w:r>
           </w:p>
         </w:tc>
@@ -5558,8 +4825,16 @@
           <w:p>
             <w:pPr>
               <w:pStyle w:val="Body"/>
-              <w:spacing w:before="0" w:after="0"/>
-            </w:pPr>
+              <w:spacing w:before="0" w:beforeAutospacing="0" w:after="60" w:afterAutospacing="0"/>
+            </w:pPr>
+          </w:p>
+          <w:p>
+            <w:pPr>
+              <w:pStyle w:val="Body"/>
+            </w:pPr>
+            <w:r>
+              <w:t>{{p (include_docx_template("docassemble.AKA2JBranding:answer_domestic_violence_content.docx")) }}</w:t>
+            </w:r>
           </w:p>
         </w:tc>
       </w:tr>
@@ -5592,10 +4867,9 @@
             </w:pPr>
             <w:r>
               <w:rPr>
-                <w:color w:val="FF0000"/>
                 <w:shd w:val="clear" w:color="auto" w:fill="FFFFFF"/>
               </w:rPr>
-              <w:t>{%tr if paternity %}</w:t>
+              <w:t>{%tr endif %}</w:t>
             </w:r>
           </w:p>
         </w:tc>
@@ -5619,9 +4893,6 @@
               <w:pStyle w:val="Body"/>
               <w:spacing w:before="0" w:after="0"/>
             </w:pPr>
-            <w:r>
-              <w:t>paternity_step</w:t>
-            </w:r>
           </w:p>
         </w:tc>
       </w:tr>
@@ -5646,17 +4917,18 @@
           </w:tcPr>
           <w:p>
             <w:pPr>
-              <w:pStyle w:val="Heading2"/>
-              <w:outlineLvl w:val="1"/>
+              <w:pStyle w:val="Body"/>
+              <w:spacing w:before="0" w:after="0"/>
               <w:rPr>
                 <w:shd w:val="clear" w:color="auto" w:fill="FFFFFF"/>
               </w:rPr>
             </w:pPr>
             <w:r>
               <w:rPr>
+                <w:color w:val="FF0000"/>
                 <w:shd w:val="clear" w:color="auto" w:fill="FFFFFF"/>
               </w:rPr>
-              <w:t>{{ paternity_step.subject }}</w:t>
+              <w:t>{%tr if paternity %}</w:t>
             </w:r>
           </w:p>
         </w:tc>
@@ -5678,15 +4950,10 @@
           <w:p>
             <w:pPr>
               <w:pStyle w:val="Body"/>
-              <w:spacing w:before="0" w:beforeAutospacing="0" w:after="60" w:afterAutospacing="0"/>
-            </w:pPr>
-          </w:p>
-          <w:p>
-            <w:pPr>
-              <w:pStyle w:val="Body"/>
-            </w:pPr>
-            <w:r>
-              <w:t>{{p (include_docx_template("docassemble.AKA2JBranding:paternity_content.docx")) }}</w:t>
+              <w:spacing w:before="0" w:after="0"/>
+            </w:pPr>
+            <w:r>
+              <w:t>paternity_step</w:t>
             </w:r>
           </w:p>
         </w:tc>
@@ -5712,8 +4979,8 @@
           </w:tcPr>
           <w:p>
             <w:pPr>
-              <w:pStyle w:val="Body"/>
-              <w:spacing w:before="0" w:after="0"/>
+              <w:pStyle w:val="Heading2"/>
+              <w:outlineLvl w:val="1"/>
               <w:rPr>
                 <w:shd w:val="clear" w:color="auto" w:fill="FFFFFF"/>
               </w:rPr>
@@ -5722,7 +4989,7 @@
               <w:rPr>
                 <w:shd w:val="clear" w:color="auto" w:fill="FFFFFF"/>
               </w:rPr>
-              <w:t>{%tr endif %}</w:t>
+              <w:t>{{ paternity_step.subject }}</w:t>
             </w:r>
           </w:p>
         </w:tc>
@@ -5744,10 +5011,16 @@
           <w:p>
             <w:pPr>
               <w:pStyle w:val="Body"/>
-              <w:spacing w:before="0" w:after="0"/>
-            </w:pPr>
-            <w:bookmarkStart w:id="4" w:name="_GoBack"/>
-            <w:bookmarkEnd w:id="4"/>
+              <w:spacing w:before="0" w:beforeAutospacing="0" w:after="60" w:afterAutospacing="0"/>
+            </w:pPr>
+          </w:p>
+          <w:p>
+            <w:pPr>
+              <w:pStyle w:val="Body"/>
+            </w:pPr>
+            <w:r>
+              <w:t>{{p (include_docx_template("docassemble.AKA2JBranding:paternity_content.docx")) }}</w:t>
+            </w:r>
           </w:p>
         </w:tc>
       </w:tr>
@@ -5772,6 +5045,64 @@
           </w:tcPr>
           <w:p>
             <w:pPr>
+              <w:pStyle w:val="Body"/>
+              <w:spacing w:before="0" w:after="0"/>
+              <w:rPr>
+                <w:shd w:val="clear" w:color="auto" w:fill="FFFFFF"/>
+              </w:rPr>
+            </w:pPr>
+            <w:r>
+              <w:rPr>
+                <w:shd w:val="clear" w:color="auto" w:fill="FFFFFF"/>
+              </w:rPr>
+              <w:t>{%tr endif %}</w:t>
+            </w:r>
+          </w:p>
+        </w:tc>
+        <w:tc>
+          <w:tcPr>
+            <w:tcW w:w="7618" w:type="dxa"/>
+            <w:tcBorders>
+              <w:top w:val="nil"/>
+              <w:left w:val="nil"/>
+              <w:bottom w:val="nil"/>
+              <w:right w:val="nil"/>
+            </w:tcBorders>
+            <w:tcMar>
+              <w:top w:w="0" w:type="dxa"/>
+              <w:left w:w="108" w:type="dxa"/>
+              <w:right w:w="108" w:type="dxa"/>
+            </w:tcMar>
+          </w:tcPr>
+          <w:p>
+            <w:pPr>
+              <w:pStyle w:val="Body"/>
+              <w:spacing w:before="0" w:after="0"/>
+            </w:pPr>
+          </w:p>
+        </w:tc>
+      </w:tr>
+      <w:tr>
+        <w:trPr>
+          <w:jc w:val="center"/>
+        </w:trPr>
+        <w:tc>
+          <w:tcPr>
+            <w:tcW w:w="2635" w:type="dxa"/>
+            <w:tcBorders>
+              <w:top w:val="nil"/>
+              <w:left w:val="nil"/>
+              <w:bottom w:val="nil"/>
+              <w:right w:val="nil"/>
+            </w:tcBorders>
+            <w:tcMar>
+              <w:top w:w="0" w:type="dxa"/>
+              <w:left w:w="108" w:type="dxa"/>
+              <w:right w:w="108" w:type="dxa"/>
+            </w:tcMar>
+          </w:tcPr>
+          <w:p>
+            <w:pPr>
               <w:pStyle w:val="Heading2"/>
               <w:outlineLvl w:val="1"/>
               <w:rPr>
@@ -5779,7 +5110,11 @@
               </w:rPr>
             </w:pPr>
             <w:r>
-              <w:t>{{ get_help.subject }}</w:t>
+              <w:t xml:space="preserve">{{ </w:t>
+            </w:r>
+            <w:r>
+              <w:lastRenderedPageBreak/>
+              <w:t>get_help.subject }}</w:t>
             </w:r>
           </w:p>
         </w:tc>
@@ -5810,6 +5145,7 @@
               <w:spacing w:before="100" w:after="100"/>
             </w:pPr>
             <w:r>
+              <w:lastRenderedPageBreak/>
               <w:t>{{p (include_docx_template("docassemble.AKA2JBranding:get_help_content.docx")) }}</w:t>
             </w:r>
           </w:p>
@@ -5822,7 +5158,12 @@
       </w:pPr>
     </w:p>
     <w:sectPr>
-      <w:footerReference w:type="default" r:id="rId26"/>
+      <w:headerReference w:type="even" r:id="rId8"/>
+      <w:headerReference w:type="default" r:id="rId9"/>
+      <w:footerReference w:type="even" r:id="rId10"/>
+      <w:footerReference w:type="default" r:id="rId11"/>
+      <w:headerReference w:type="first" r:id="rId12"/>
+      <w:footerReference w:type="first" r:id="rId13"/>
       <w:pgSz w:w="12240" w:h="15840"/>
       <w:pgMar w:top="245" w:right="1440" w:bottom="274" w:left="1440" w:header="0" w:footer="720" w:gutter="0"/>
       <w:cols w:space="720"/>
@@ -5834,7 +5175,7 @@
 </file>
 
 <file path=word/endnotes.xml><?xml version="1.0" encoding="utf-8"?>
-<w:endnotes xmlns:wpc="http://schemas.microsoft.com/office/word/2010/wordprocessingCanvas" xmlns:mc="http://schemas.openxmlformats.org/markup-compatibility/2006" xmlns:o="urn:schemas-microsoft-com:office:office" xmlns:r="http://schemas.openxmlformats.org/officeDocument/2006/relationships" xmlns:m="http://schemas.openxmlformats.org/officeDocument/2006/math" xmlns:v="urn:schemas-microsoft-com:vml" xmlns:wp14="http://schemas.microsoft.com/office/word/2010/wordprocessingDrawing" xmlns:wp="http://schemas.openxmlformats.org/drawingml/2006/wordprocessingDrawing" xmlns:w10="urn:schemas-microsoft-com:office:word" xmlns:w="http://schemas.openxmlformats.org/wordprocessingml/2006/main" xmlns:w14="http://schemas.microsoft.com/office/word/2010/wordml" xmlns:wpg="http://schemas.microsoft.com/office/word/2010/wordprocessingGroup" xmlns:wpi="http://schemas.microsoft.com/office/word/2010/wordprocessingInk" xmlns:wne="http://schemas.microsoft.com/office/word/2006/wordml" xmlns:wps="http://schemas.microsoft.com/office/word/2010/wordprocessingShape" mc:Ignorable="w14 wp14">
+<w:endnotes xmlns:wpc="http://schemas.microsoft.com/office/word/2010/wordprocessingCanvas" xmlns:cx="http://schemas.microsoft.com/office/drawing/2014/chartex" xmlns:cx1="http://schemas.microsoft.com/office/drawing/2015/9/8/chartex" xmlns:cx2="http://schemas.microsoft.com/office/drawing/2015/10/21/chartex" xmlns:cx3="http://schemas.microsoft.com/office/drawing/2016/5/9/chartex" xmlns:cx4="http://schemas.microsoft.com/office/drawing/2016/5/10/chartex" xmlns:cx5="http://schemas.microsoft.com/office/drawing/2016/5/11/chartex" xmlns:cx6="http://schemas.microsoft.com/office/drawing/2016/5/12/chartex" xmlns:cx7="http://schemas.microsoft.com/office/drawing/2016/5/13/chartex" xmlns:cx8="http://schemas.microsoft.com/office/drawing/2016/5/14/chartex" xmlns:mc="http://schemas.openxmlformats.org/markup-compatibility/2006" xmlns:aink="http://schemas.microsoft.com/office/drawing/2016/ink" xmlns:am3d="http://schemas.microsoft.com/office/drawing/2017/model3d" xmlns:o="urn:schemas-microsoft-com:office:office" xmlns:r="http://schemas.openxmlformats.org/officeDocument/2006/relationships" xmlns:m="http://schemas.openxmlformats.org/officeDocument/2006/math" xmlns:v="urn:schemas-microsoft-com:vml" xmlns:wp14="http://schemas.microsoft.com/office/word/2010/wordprocessingDrawing" xmlns:wp="http://schemas.openxmlformats.org/drawingml/2006/wordprocessingDrawing" xmlns:w10="urn:schemas-microsoft-com:office:word" xmlns:w="http://schemas.openxmlformats.org/wordprocessingml/2006/main" xmlns:w14="http://schemas.microsoft.com/office/word/2010/wordml" xmlns:w15="http://schemas.microsoft.com/office/word/2012/wordml" xmlns:w16cex="http://schemas.microsoft.com/office/word/2018/wordml/cex" xmlns:w16cid="http://schemas.microsoft.com/office/word/2016/wordml/cid" xmlns:w16="http://schemas.microsoft.com/office/word/2018/wordml" xmlns:w16sdtdh="http://schemas.microsoft.com/office/word/2020/wordml/sdtdatahash" xmlns:w16se="http://schemas.microsoft.com/office/word/2015/wordml/symex" xmlns:wpg="http://schemas.microsoft.com/office/word/2010/wordprocessingGroup" xmlns:wpi="http://schemas.microsoft.com/office/word/2010/wordprocessingInk" xmlns:wne="http://schemas.microsoft.com/office/word/2006/wordml" xmlns:wps="http://schemas.microsoft.com/office/word/2010/wordprocessingShape" mc:Ignorable="w14 w15 w16se w16cid w16 w16cex w16sdtdh wp14">
   <w:endnote w:type="separator" w:id="-1">
     <w:p>
       <w:r>
@@ -5853,7 +5194,17 @@
 </file>
 
 <file path=word/footer1.xml><?xml version="1.0" encoding="utf-8"?>
-<w:ftr xmlns:wpc="http://schemas.microsoft.com/office/word/2010/wordprocessingCanvas" xmlns:mc="http://schemas.openxmlformats.org/markup-compatibility/2006" xmlns:o="urn:schemas-microsoft-com:office:office" xmlns:r="http://schemas.openxmlformats.org/officeDocument/2006/relationships" xmlns:m="http://schemas.openxmlformats.org/officeDocument/2006/math" xmlns:v="urn:schemas-microsoft-com:vml" xmlns:wp14="http://schemas.microsoft.com/office/word/2010/wordprocessingDrawing" xmlns:wp="http://schemas.openxmlformats.org/drawingml/2006/wordprocessingDrawing" xmlns:w10="urn:schemas-microsoft-com:office:word" xmlns:w="http://schemas.openxmlformats.org/wordprocessingml/2006/main" xmlns:w14="http://schemas.microsoft.com/office/word/2010/wordml" xmlns:wpg="http://schemas.microsoft.com/office/word/2010/wordprocessingGroup" xmlns:wpi="http://schemas.microsoft.com/office/word/2010/wordprocessingInk" xmlns:wne="http://schemas.microsoft.com/office/word/2006/wordml" xmlns:wps="http://schemas.microsoft.com/office/word/2010/wordprocessingShape" mc:Ignorable="w14 wp14">
+<w:ftr xmlns:wpc="http://schemas.microsoft.com/office/word/2010/wordprocessingCanvas" xmlns:cx="http://schemas.microsoft.com/office/drawing/2014/chartex" xmlns:cx1="http://schemas.microsoft.com/office/drawing/2015/9/8/chartex" xmlns:cx2="http://schemas.microsoft.com/office/drawing/2015/10/21/chartex" xmlns:cx3="http://schemas.microsoft.com/office/drawing/2016/5/9/chartex" xmlns:cx4="http://schemas.microsoft.com/office/drawing/2016/5/10/chartex" xmlns:cx5="http://schemas.microsoft.com/office/drawing/2016/5/11/chartex" xmlns:cx6="http://schemas.microsoft.com/office/drawing/2016/5/12/chartex" xmlns:cx7="http://schemas.microsoft.com/office/drawing/2016/5/13/chartex" xmlns:cx8="http://schemas.microsoft.com/office/drawing/2016/5/14/chartex" xmlns:mc="http://schemas.openxmlformats.org/markup-compatibility/2006" xmlns:aink="http://schemas.microsoft.com/office/drawing/2016/ink" xmlns:am3d="http://schemas.microsoft.com/office/drawing/2017/model3d" xmlns:o="urn:schemas-microsoft-com:office:office" xmlns:r="http://schemas.openxmlformats.org/officeDocument/2006/relationships" xmlns:m="http://schemas.openxmlformats.org/officeDocument/2006/math" xmlns:v="urn:schemas-microsoft-com:vml" xmlns:wp14="http://schemas.microsoft.com/office/word/2010/wordprocessingDrawing" xmlns:wp="http://schemas.openxmlformats.org/drawingml/2006/wordprocessingDrawing" xmlns:w10="urn:schemas-microsoft-com:office:word" xmlns:w="http://schemas.openxmlformats.org/wordprocessingml/2006/main" xmlns:w14="http://schemas.microsoft.com/office/word/2010/wordml" xmlns:w15="http://schemas.microsoft.com/office/word/2012/wordml" xmlns:w16cex="http://schemas.microsoft.com/office/word/2018/wordml/cex" xmlns:w16cid="http://schemas.microsoft.com/office/word/2016/wordml/cid" xmlns:w16="http://schemas.microsoft.com/office/word/2018/wordml" xmlns:w16sdtdh="http://schemas.microsoft.com/office/word/2020/wordml/sdtdatahash" xmlns:w16se="http://schemas.microsoft.com/office/word/2015/wordml/symex" xmlns:wpg="http://schemas.microsoft.com/office/word/2010/wordprocessingGroup" xmlns:wpi="http://schemas.microsoft.com/office/word/2010/wordprocessingInk" xmlns:wne="http://schemas.microsoft.com/office/word/2006/wordml" xmlns:wps="http://schemas.microsoft.com/office/word/2010/wordprocessingShape" mc:Ignorable="w14 w15 w16se w16cid w16 w16cex w16sdtdh wp14">
+  <w:p>
+    <w:pPr>
+      <w:pStyle w:val="Footer"/>
+    </w:pPr>
+  </w:p>
+</w:ftr>
+</file>
+
+<file path=word/footer2.xml><?xml version="1.0" encoding="utf-8"?>
+<w:ftr xmlns:wpc="http://schemas.microsoft.com/office/word/2010/wordprocessingCanvas" xmlns:cx="http://schemas.microsoft.com/office/drawing/2014/chartex" xmlns:cx1="http://schemas.microsoft.com/office/drawing/2015/9/8/chartex" xmlns:cx2="http://schemas.microsoft.com/office/drawing/2015/10/21/chartex" xmlns:cx3="http://schemas.microsoft.com/office/drawing/2016/5/9/chartex" xmlns:cx4="http://schemas.microsoft.com/office/drawing/2016/5/10/chartex" xmlns:cx5="http://schemas.microsoft.com/office/drawing/2016/5/11/chartex" xmlns:cx6="http://schemas.microsoft.com/office/drawing/2016/5/12/chartex" xmlns:cx7="http://schemas.microsoft.com/office/drawing/2016/5/13/chartex" xmlns:cx8="http://schemas.microsoft.com/office/drawing/2016/5/14/chartex" xmlns:mc="http://schemas.openxmlformats.org/markup-compatibility/2006" xmlns:aink="http://schemas.microsoft.com/office/drawing/2016/ink" xmlns:am3d="http://schemas.microsoft.com/office/drawing/2017/model3d" xmlns:o="urn:schemas-microsoft-com:office:office" xmlns:r="http://schemas.openxmlformats.org/officeDocument/2006/relationships" xmlns:m="http://schemas.openxmlformats.org/officeDocument/2006/math" xmlns:v="urn:schemas-microsoft-com:vml" xmlns:wp14="http://schemas.microsoft.com/office/word/2010/wordprocessingDrawing" xmlns:wp="http://schemas.openxmlformats.org/drawingml/2006/wordprocessingDrawing" xmlns:w10="urn:schemas-microsoft-com:office:word" xmlns:w="http://schemas.openxmlformats.org/wordprocessingml/2006/main" xmlns:w14="http://schemas.microsoft.com/office/word/2010/wordml" xmlns:w15="http://schemas.microsoft.com/office/word/2012/wordml" xmlns:w16cex="http://schemas.microsoft.com/office/word/2018/wordml/cex" xmlns:w16cid="http://schemas.microsoft.com/office/word/2016/wordml/cid" xmlns:w16="http://schemas.microsoft.com/office/word/2018/wordml" xmlns:w16sdtdh="http://schemas.microsoft.com/office/word/2020/wordml/sdtdatahash" xmlns:w16se="http://schemas.microsoft.com/office/word/2015/wordml/symex" xmlns:wpg="http://schemas.microsoft.com/office/word/2010/wordprocessingGroup" xmlns:wpi="http://schemas.microsoft.com/office/word/2010/wordprocessingInk" xmlns:wne="http://schemas.microsoft.com/office/word/2006/wordml" xmlns:wps="http://schemas.microsoft.com/office/word/2010/wordprocessingShape" mc:Ignorable="w14 w15 w16se w16cid w16 w16cex w16sdtdh wp14">
   <w:p>
     <w:pPr>
       <w:pStyle w:val="Footer"/>
@@ -5912,10 +5263,7 @@
       <w:t xml:space="preserve">April </w:t>
     </w:r>
     <w:r>
-      <w:t>2</w:t>
-    </w:r>
-    <w:r>
-      <w:t>9</w:t>
+      <w:t>30</w:t>
     </w:r>
     <w:r>
       <w:t>, 2026</w:t>
@@ -5924,8 +5272,18 @@
 </w:ftr>
 </file>
 
+<file path=word/footer3.xml><?xml version="1.0" encoding="utf-8"?>
+<w:ftr xmlns:wpc="http://schemas.microsoft.com/office/word/2010/wordprocessingCanvas" xmlns:cx="http://schemas.microsoft.com/office/drawing/2014/chartex" xmlns:cx1="http://schemas.microsoft.com/office/drawing/2015/9/8/chartex" xmlns:cx2="http://schemas.microsoft.com/office/drawing/2015/10/21/chartex" xmlns:cx3="http://schemas.microsoft.com/office/drawing/2016/5/9/chartex" xmlns:cx4="http://schemas.microsoft.com/office/drawing/2016/5/10/chartex" xmlns:cx5="http://schemas.microsoft.com/office/drawing/2016/5/11/chartex" xmlns:cx6="http://schemas.microsoft.com/office/drawing/2016/5/12/chartex" xmlns:cx7="http://schemas.microsoft.com/office/drawing/2016/5/13/chartex" xmlns:cx8="http://schemas.microsoft.com/office/drawing/2016/5/14/chartex" xmlns:mc="http://schemas.openxmlformats.org/markup-compatibility/2006" xmlns:aink="http://schemas.microsoft.com/office/drawing/2016/ink" xmlns:am3d="http://schemas.microsoft.com/office/drawing/2017/model3d" xmlns:o="urn:schemas-microsoft-com:office:office" xmlns:r="http://schemas.openxmlformats.org/officeDocument/2006/relationships" xmlns:m="http://schemas.openxmlformats.org/officeDocument/2006/math" xmlns:v="urn:schemas-microsoft-com:vml" xmlns:wp14="http://schemas.microsoft.com/office/word/2010/wordprocessingDrawing" xmlns:wp="http://schemas.openxmlformats.org/drawingml/2006/wordprocessingDrawing" xmlns:w10="urn:schemas-microsoft-com:office:word" xmlns:w="http://schemas.openxmlformats.org/wordprocessingml/2006/main" xmlns:w14="http://schemas.microsoft.com/office/word/2010/wordml" xmlns:w15="http://schemas.microsoft.com/office/word/2012/wordml" xmlns:w16cex="http://schemas.microsoft.com/office/word/2018/wordml/cex" xmlns:w16cid="http://schemas.microsoft.com/office/word/2016/wordml/cid" xmlns:w16="http://schemas.microsoft.com/office/word/2018/wordml" xmlns:w16sdtdh="http://schemas.microsoft.com/office/word/2020/wordml/sdtdatahash" xmlns:w16se="http://schemas.microsoft.com/office/word/2015/wordml/symex" xmlns:wpg="http://schemas.microsoft.com/office/word/2010/wordprocessingGroup" xmlns:wpi="http://schemas.microsoft.com/office/word/2010/wordprocessingInk" xmlns:wne="http://schemas.microsoft.com/office/word/2006/wordml" xmlns:wps="http://schemas.microsoft.com/office/word/2010/wordprocessingShape" mc:Ignorable="w14 w15 w16se w16cid w16 w16cex w16sdtdh wp14">
+  <w:p>
+    <w:pPr>
+      <w:pStyle w:val="Footer"/>
+    </w:pPr>
+  </w:p>
+</w:ftr>
+</file>
+
 <file path=word/footnotes.xml><?xml version="1.0" encoding="utf-8"?>
-<w:footnotes xmlns:wpc="http://schemas.microsoft.com/office/word/2010/wordprocessingCanvas" xmlns:mc="http://schemas.openxmlformats.org/markup-compatibility/2006" xmlns:o="urn:schemas-microsoft-com:office:office" xmlns:r="http://schemas.openxmlformats.org/officeDocument/2006/relationships" xmlns:m="http://schemas.openxmlformats.org/officeDocument/2006/math" xmlns:v="urn:schemas-microsoft-com:vml" xmlns:wp14="http://schemas.microsoft.com/office/word/2010/wordprocessingDrawing" xmlns:wp="http://schemas.openxmlformats.org/drawingml/2006/wordprocessingDrawing" xmlns:w10="urn:schemas-microsoft-com:office:word" xmlns:w="http://schemas.openxmlformats.org/wordprocessingml/2006/main" xmlns:w14="http://schemas.microsoft.com/office/word/2010/wordml" xmlns:wpg="http://schemas.microsoft.com/office/word/2010/wordprocessingGroup" xmlns:wpi="http://schemas.microsoft.com/office/word/2010/wordprocessingInk" xmlns:wne="http://schemas.microsoft.com/office/word/2006/wordml" xmlns:wps="http://schemas.microsoft.com/office/word/2010/wordprocessingShape" mc:Ignorable="w14 wp14">
+<w:footnotes xmlns:wpc="http://schemas.microsoft.com/office/word/2010/wordprocessingCanvas" xmlns:cx="http://schemas.microsoft.com/office/drawing/2014/chartex" xmlns:cx1="http://schemas.microsoft.com/office/drawing/2015/9/8/chartex" xmlns:cx2="http://schemas.microsoft.com/office/drawing/2015/10/21/chartex" xmlns:cx3="http://schemas.microsoft.com/office/drawing/2016/5/9/chartex" xmlns:cx4="http://schemas.microsoft.com/office/drawing/2016/5/10/chartex" xmlns:cx5="http://schemas.microsoft.com/office/drawing/2016/5/11/chartex" xmlns:cx6="http://schemas.microsoft.com/office/drawing/2016/5/12/chartex" xmlns:cx7="http://schemas.microsoft.com/office/drawing/2016/5/13/chartex" xmlns:cx8="http://schemas.microsoft.com/office/drawing/2016/5/14/chartex" xmlns:mc="http://schemas.openxmlformats.org/markup-compatibility/2006" xmlns:aink="http://schemas.microsoft.com/office/drawing/2016/ink" xmlns:am3d="http://schemas.microsoft.com/office/drawing/2017/model3d" xmlns:o="urn:schemas-microsoft-com:office:office" xmlns:r="http://schemas.openxmlformats.org/officeDocument/2006/relationships" xmlns:m="http://schemas.openxmlformats.org/officeDocument/2006/math" xmlns:v="urn:schemas-microsoft-com:vml" xmlns:wp14="http://schemas.microsoft.com/office/word/2010/wordprocessingDrawing" xmlns:wp="http://schemas.openxmlformats.org/drawingml/2006/wordprocessingDrawing" xmlns:w10="urn:schemas-microsoft-com:office:word" xmlns:w="http://schemas.openxmlformats.org/wordprocessingml/2006/main" xmlns:w14="http://schemas.microsoft.com/office/word/2010/wordml" xmlns:w15="http://schemas.microsoft.com/office/word/2012/wordml" xmlns:w16cex="http://schemas.microsoft.com/office/word/2018/wordml/cex" xmlns:w16cid="http://schemas.microsoft.com/office/word/2016/wordml/cid" xmlns:w16="http://schemas.microsoft.com/office/word/2018/wordml" xmlns:w16sdtdh="http://schemas.microsoft.com/office/word/2020/wordml/sdtdatahash" xmlns:w16se="http://schemas.microsoft.com/office/word/2015/wordml/symex" xmlns:wpg="http://schemas.microsoft.com/office/word/2010/wordprocessingGroup" xmlns:wpi="http://schemas.microsoft.com/office/word/2010/wordprocessingInk" xmlns:wne="http://schemas.microsoft.com/office/word/2006/wordml" xmlns:wps="http://schemas.microsoft.com/office/word/2010/wordprocessingShape" mc:Ignorable="w14 w15 w16se w16cid w16 w16cex w16sdtdh wp14">
   <w:footnote w:type="separator" w:id="-1">
     <w:p>
       <w:r>
@@ -5943,9 +5301,39 @@
 </w:footnotes>
 </file>
 
+<file path=word/header1.xml><?xml version="1.0" encoding="utf-8"?>
+<w:hdr xmlns:wpc="http://schemas.microsoft.com/office/word/2010/wordprocessingCanvas" xmlns:cx="http://schemas.microsoft.com/office/drawing/2014/chartex" xmlns:cx1="http://schemas.microsoft.com/office/drawing/2015/9/8/chartex" xmlns:cx2="http://schemas.microsoft.com/office/drawing/2015/10/21/chartex" xmlns:cx3="http://schemas.microsoft.com/office/drawing/2016/5/9/chartex" xmlns:cx4="http://schemas.microsoft.com/office/drawing/2016/5/10/chartex" xmlns:cx5="http://schemas.microsoft.com/office/drawing/2016/5/11/chartex" xmlns:cx6="http://schemas.microsoft.com/office/drawing/2016/5/12/chartex" xmlns:cx7="http://schemas.microsoft.com/office/drawing/2016/5/13/chartex" xmlns:cx8="http://schemas.microsoft.com/office/drawing/2016/5/14/chartex" xmlns:mc="http://schemas.openxmlformats.org/markup-compatibility/2006" xmlns:aink="http://schemas.microsoft.com/office/drawing/2016/ink" xmlns:am3d="http://schemas.microsoft.com/office/drawing/2017/model3d" xmlns:o="urn:schemas-microsoft-com:office:office" xmlns:r="http://schemas.openxmlformats.org/officeDocument/2006/relationships" xmlns:m="http://schemas.openxmlformats.org/officeDocument/2006/math" xmlns:v="urn:schemas-microsoft-com:vml" xmlns:wp14="http://schemas.microsoft.com/office/word/2010/wordprocessingDrawing" xmlns:wp="http://schemas.openxmlformats.org/drawingml/2006/wordprocessingDrawing" xmlns:w10="urn:schemas-microsoft-com:office:word" xmlns:w="http://schemas.openxmlformats.org/wordprocessingml/2006/main" xmlns:w14="http://schemas.microsoft.com/office/word/2010/wordml" xmlns:w15="http://schemas.microsoft.com/office/word/2012/wordml" xmlns:w16cex="http://schemas.microsoft.com/office/word/2018/wordml/cex" xmlns:w16cid="http://schemas.microsoft.com/office/word/2016/wordml/cid" xmlns:w16="http://schemas.microsoft.com/office/word/2018/wordml" xmlns:w16sdtdh="http://schemas.microsoft.com/office/word/2020/wordml/sdtdatahash" xmlns:w16se="http://schemas.microsoft.com/office/word/2015/wordml/symex" xmlns:wpg="http://schemas.microsoft.com/office/word/2010/wordprocessingGroup" xmlns:wpi="http://schemas.microsoft.com/office/word/2010/wordprocessingInk" xmlns:wne="http://schemas.microsoft.com/office/word/2006/wordml" xmlns:wps="http://schemas.microsoft.com/office/word/2010/wordprocessingShape" mc:Ignorable="w14 w15 w16se w16cid w16 w16cex w16sdtdh wp14">
+  <w:p>
+    <w:pPr>
+      <w:pStyle w:val="Header"/>
+    </w:pPr>
+  </w:p>
+</w:hdr>
+</file>
+
+<file path=word/header2.xml><?xml version="1.0" encoding="utf-8"?>
+<w:hdr xmlns:wpc="http://schemas.microsoft.com/office/word/2010/wordprocessingCanvas" xmlns:cx="http://schemas.microsoft.com/office/drawing/2014/chartex" xmlns:cx1="http://schemas.microsoft.com/office/drawing/2015/9/8/chartex" xmlns:cx2="http://schemas.microsoft.com/office/drawing/2015/10/21/chartex" xmlns:cx3="http://schemas.microsoft.com/office/drawing/2016/5/9/chartex" xmlns:cx4="http://schemas.microsoft.com/office/drawing/2016/5/10/chartex" xmlns:cx5="http://schemas.microsoft.com/office/drawing/2016/5/11/chartex" xmlns:cx6="http://schemas.microsoft.com/office/drawing/2016/5/12/chartex" xmlns:cx7="http://schemas.microsoft.com/office/drawing/2016/5/13/chartex" xmlns:cx8="http://schemas.microsoft.com/office/drawing/2016/5/14/chartex" xmlns:mc="http://schemas.openxmlformats.org/markup-compatibility/2006" xmlns:aink="http://schemas.microsoft.com/office/drawing/2016/ink" xmlns:am3d="http://schemas.microsoft.com/office/drawing/2017/model3d" xmlns:o="urn:schemas-microsoft-com:office:office" xmlns:r="http://schemas.openxmlformats.org/officeDocument/2006/relationships" xmlns:m="http://schemas.openxmlformats.org/officeDocument/2006/math" xmlns:v="urn:schemas-microsoft-com:vml" xmlns:wp14="http://schemas.microsoft.com/office/word/2010/wordprocessingDrawing" xmlns:wp="http://schemas.openxmlformats.org/drawingml/2006/wordprocessingDrawing" xmlns:w10="urn:schemas-microsoft-com:office:word" xmlns:w="http://schemas.openxmlformats.org/wordprocessingml/2006/main" xmlns:w14="http://schemas.microsoft.com/office/word/2010/wordml" xmlns:w15="http://schemas.microsoft.com/office/word/2012/wordml" xmlns:w16cex="http://schemas.microsoft.com/office/word/2018/wordml/cex" xmlns:w16cid="http://schemas.microsoft.com/office/word/2016/wordml/cid" xmlns:w16="http://schemas.microsoft.com/office/word/2018/wordml" xmlns:w16sdtdh="http://schemas.microsoft.com/office/word/2020/wordml/sdtdatahash" xmlns:w16se="http://schemas.microsoft.com/office/word/2015/wordml/symex" xmlns:wpg="http://schemas.microsoft.com/office/word/2010/wordprocessingGroup" xmlns:wpi="http://schemas.microsoft.com/office/word/2010/wordprocessingInk" xmlns:wne="http://schemas.microsoft.com/office/word/2006/wordml" xmlns:wps="http://schemas.microsoft.com/office/word/2010/wordprocessingShape" mc:Ignorable="w14 w15 w16se w16cid w16 w16cex w16sdtdh wp14">
+  <w:p>
+    <w:pPr>
+      <w:pStyle w:val="Header"/>
+    </w:pPr>
+  </w:p>
+</w:hdr>
+</file>
+
+<file path=word/header3.xml><?xml version="1.0" encoding="utf-8"?>
+<w:hdr xmlns:wpc="http://schemas.microsoft.com/office/word/2010/wordprocessingCanvas" xmlns:cx="http://schemas.microsoft.com/office/drawing/2014/chartex" xmlns:cx1="http://schemas.microsoft.com/office/drawing/2015/9/8/chartex" xmlns:cx2="http://schemas.microsoft.com/office/drawing/2015/10/21/chartex" xmlns:cx3="http://schemas.microsoft.com/office/drawing/2016/5/9/chartex" xmlns:cx4="http://schemas.microsoft.com/office/drawing/2016/5/10/chartex" xmlns:cx5="http://schemas.microsoft.com/office/drawing/2016/5/11/chartex" xmlns:cx6="http://schemas.microsoft.com/office/drawing/2016/5/12/chartex" xmlns:cx7="http://schemas.microsoft.com/office/drawing/2016/5/13/chartex" xmlns:cx8="http://schemas.microsoft.com/office/drawing/2016/5/14/chartex" xmlns:mc="http://schemas.openxmlformats.org/markup-compatibility/2006" xmlns:aink="http://schemas.microsoft.com/office/drawing/2016/ink" xmlns:am3d="http://schemas.microsoft.com/office/drawing/2017/model3d" xmlns:o="urn:schemas-microsoft-com:office:office" xmlns:r="http://schemas.openxmlformats.org/officeDocument/2006/relationships" xmlns:m="http://schemas.openxmlformats.org/officeDocument/2006/math" xmlns:v="urn:schemas-microsoft-com:vml" xmlns:wp14="http://schemas.microsoft.com/office/word/2010/wordprocessingDrawing" xmlns:wp="http://schemas.openxmlformats.org/drawingml/2006/wordprocessingDrawing" xmlns:w10="urn:schemas-microsoft-com:office:word" xmlns:w="http://schemas.openxmlformats.org/wordprocessingml/2006/main" xmlns:w14="http://schemas.microsoft.com/office/word/2010/wordml" xmlns:w15="http://schemas.microsoft.com/office/word/2012/wordml" xmlns:w16cex="http://schemas.microsoft.com/office/word/2018/wordml/cex" xmlns:w16cid="http://schemas.microsoft.com/office/word/2016/wordml/cid" xmlns:w16="http://schemas.microsoft.com/office/word/2018/wordml" xmlns:w16sdtdh="http://schemas.microsoft.com/office/word/2020/wordml/sdtdatahash" xmlns:w16se="http://schemas.microsoft.com/office/word/2015/wordml/symex" xmlns:wpg="http://schemas.microsoft.com/office/word/2010/wordprocessingGroup" xmlns:wpi="http://schemas.microsoft.com/office/word/2010/wordprocessingInk" xmlns:wne="http://schemas.microsoft.com/office/word/2006/wordml" xmlns:wps="http://schemas.microsoft.com/office/word/2010/wordprocessingShape" mc:Ignorable="w14 w15 w16se w16cid w16 w16cex w16sdtdh wp14">
+  <w:p>
+    <w:pPr>
+      <w:pStyle w:val="Header"/>
+    </w:pPr>
+  </w:p>
+</w:hdr>
+</file>
+
 <file path=word/numbering.xml><?xml version="1.0" encoding="utf-8"?>
-<w:numbering xmlns:wpc="http://schemas.microsoft.com/office/word/2010/wordprocessingCanvas" xmlns:mc="http://schemas.openxmlformats.org/markup-compatibility/2006" xmlns:o="urn:schemas-microsoft-com:office:office" xmlns:r="http://schemas.openxmlformats.org/officeDocument/2006/relationships" xmlns:m="http://schemas.openxmlformats.org/officeDocument/2006/math" xmlns:v="urn:schemas-microsoft-com:vml" xmlns:wp14="http://schemas.microsoft.com/office/word/2010/wordprocessingDrawing" xmlns:wp="http://schemas.openxmlformats.org/drawingml/2006/wordprocessingDrawing" xmlns:w10="urn:schemas-microsoft-com:office:word" xmlns:w="http://schemas.openxmlformats.org/wordprocessingml/2006/main" xmlns:w14="http://schemas.microsoft.com/office/word/2010/wordml" xmlns:wpg="http://schemas.microsoft.com/office/word/2010/wordprocessingGroup" xmlns:wpi="http://schemas.microsoft.com/office/word/2010/wordprocessingInk" xmlns:wne="http://schemas.microsoft.com/office/word/2006/wordml" xmlns:wps="http://schemas.microsoft.com/office/word/2010/wordprocessingShape" mc:Ignorable="w14 wp14">
-  <w:abstractNum w:abstractNumId="0">
+<w:numbering xmlns:wpc="http://schemas.microsoft.com/office/word/2010/wordprocessingCanvas" xmlns:cx="http://schemas.microsoft.com/office/drawing/2014/chartex" xmlns:cx1="http://schemas.microsoft.com/office/drawing/2015/9/8/chartex" xmlns:cx2="http://schemas.microsoft.com/office/drawing/2015/10/21/chartex" xmlns:cx3="http://schemas.microsoft.com/office/drawing/2016/5/9/chartex" xmlns:cx4="http://schemas.microsoft.com/office/drawing/2016/5/10/chartex" xmlns:cx5="http://schemas.microsoft.com/office/drawing/2016/5/11/chartex" xmlns:cx6="http://schemas.microsoft.com/office/drawing/2016/5/12/chartex" xmlns:cx7="http://schemas.microsoft.com/office/drawing/2016/5/13/chartex" xmlns:cx8="http://schemas.microsoft.com/office/drawing/2016/5/14/chartex" xmlns:mc="http://schemas.openxmlformats.org/markup-compatibility/2006" xmlns:aink="http://schemas.microsoft.com/office/drawing/2016/ink" xmlns:am3d="http://schemas.microsoft.com/office/drawing/2017/model3d" xmlns:o="urn:schemas-microsoft-com:office:office" xmlns:r="http://schemas.openxmlformats.org/officeDocument/2006/relationships" xmlns:m="http://schemas.openxmlformats.org/officeDocument/2006/math" xmlns:v="urn:schemas-microsoft-com:vml" xmlns:wp14="http://schemas.microsoft.com/office/word/2010/wordprocessingDrawing" xmlns:wp="http://schemas.openxmlformats.org/drawingml/2006/wordprocessingDrawing" xmlns:w10="urn:schemas-microsoft-com:office:word" xmlns:w="http://schemas.openxmlformats.org/wordprocessingml/2006/main" xmlns:w14="http://schemas.microsoft.com/office/word/2010/wordml" xmlns:w15="http://schemas.microsoft.com/office/word/2012/wordml" xmlns:w16cex="http://schemas.microsoft.com/office/word/2018/wordml/cex" xmlns:w16cid="http://schemas.microsoft.com/office/word/2016/wordml/cid" xmlns:w16="http://schemas.microsoft.com/office/word/2018/wordml" xmlns:w16sdtdh="http://schemas.microsoft.com/office/word/2020/wordml/sdtdatahash" xmlns:w16se="http://schemas.microsoft.com/office/word/2015/wordml/symex" xmlns:wpg="http://schemas.microsoft.com/office/word/2010/wordprocessingGroup" xmlns:wpi="http://schemas.microsoft.com/office/word/2010/wordprocessingInk" xmlns:wne="http://schemas.microsoft.com/office/word/2006/wordml" xmlns:wps="http://schemas.microsoft.com/office/word/2010/wordprocessingShape" mc:Ignorable="w14 w15 w16se w16cid w16 w16cex w16sdtdh wp14">
+  <w:abstractNum w:abstractNumId="0" w15:restartNumberingAfterBreak="0">
     <w:nsid w:val="08C6366F"/>
     <w:multiLevelType w:val="hybridMultilevel"/>
     <w:tmpl w:val="D3561CAA"/>
@@ -6032,7 +5420,7 @@
       </w:pPr>
     </w:lvl>
   </w:abstractNum>
-  <w:abstractNum w:abstractNumId="1">
+  <w:abstractNum w:abstractNumId="1" w15:restartNumberingAfterBreak="0">
     <w:nsid w:val="0C357DD6"/>
     <w:multiLevelType w:val="hybridMultilevel"/>
     <w:tmpl w:val="FEA8088E"/>
@@ -6123,7 +5511,7 @@
       </w:pPr>
     </w:lvl>
   </w:abstractNum>
-  <w:abstractNum w:abstractNumId="2">
+  <w:abstractNum w:abstractNumId="2" w15:restartNumberingAfterBreak="0">
     <w:nsid w:val="10F958A7"/>
     <w:multiLevelType w:val="hybridMultilevel"/>
     <w:tmpl w:val="E8E0613E"/>
@@ -6235,7 +5623,7 @@
       </w:rPr>
     </w:lvl>
   </w:abstractNum>
-  <w:abstractNum w:abstractNumId="3">
+  <w:abstractNum w:abstractNumId="3" w15:restartNumberingAfterBreak="0">
     <w:nsid w:val="129D559F"/>
     <w:multiLevelType w:val="multilevel"/>
     <w:tmpl w:val="00C02F3C"/>
@@ -6375,7 +5763,7 @@
       </w:rPr>
     </w:lvl>
   </w:abstractNum>
-  <w:abstractNum w:abstractNumId="4">
+  <w:abstractNum w:abstractNumId="4" w15:restartNumberingAfterBreak="0">
     <w:nsid w:val="15510218"/>
     <w:multiLevelType w:val="hybridMultilevel"/>
     <w:tmpl w:val="8EF49D20"/>
@@ -6465,7 +5853,7 @@
       </w:pPr>
     </w:lvl>
   </w:abstractNum>
-  <w:abstractNum w:abstractNumId="5">
+  <w:abstractNum w:abstractNumId="5" w15:restartNumberingAfterBreak="0">
     <w:nsid w:val="22693C94"/>
     <w:multiLevelType w:val="hybridMultilevel"/>
     <w:tmpl w:val="68D8C73C"/>
@@ -6578,7 +5966,7 @@
       </w:rPr>
     </w:lvl>
   </w:abstractNum>
-  <w:abstractNum w:abstractNumId="6">
+  <w:abstractNum w:abstractNumId="6" w15:restartNumberingAfterBreak="0">
     <w:nsid w:val="253D4794"/>
     <w:multiLevelType w:val="multilevel"/>
     <w:tmpl w:val="8C80AB36"/>
@@ -6691,7 +6079,7 @@
       </w:rPr>
     </w:lvl>
   </w:abstractNum>
-  <w:abstractNum w:abstractNumId="7">
+  <w:abstractNum w:abstractNumId="7" w15:restartNumberingAfterBreak="0">
     <w:nsid w:val="26BC257F"/>
     <w:multiLevelType w:val="multilevel"/>
     <w:tmpl w:val="78DAAC24"/>
@@ -6804,7 +6192,7 @@
       </w:pPr>
     </w:lvl>
   </w:abstractNum>
-  <w:abstractNum w:abstractNumId="8">
+  <w:abstractNum w:abstractNumId="8" w15:restartNumberingAfterBreak="0">
     <w:nsid w:val="296F3872"/>
     <w:multiLevelType w:val="hybridMultilevel"/>
     <w:tmpl w:val="F1F875BA"/>
@@ -6919,7 +6307,7 @@
       </w:rPr>
     </w:lvl>
   </w:abstractNum>
-  <w:abstractNum w:abstractNumId="9">
+  <w:abstractNum w:abstractNumId="9" w15:restartNumberingAfterBreak="0">
     <w:nsid w:val="2B157829"/>
     <w:multiLevelType w:val="multilevel"/>
     <w:tmpl w:val="0B7E5932"/>
@@ -7032,7 +6420,7 @@
       </w:pPr>
     </w:lvl>
   </w:abstractNum>
-  <w:abstractNum w:abstractNumId="10">
+  <w:abstractNum w:abstractNumId="10" w15:restartNumberingAfterBreak="0">
     <w:nsid w:val="2D5A0F48"/>
     <w:multiLevelType w:val="multilevel"/>
     <w:tmpl w:val="FED0097C"/>
@@ -7172,7 +6560,7 @@
       </w:rPr>
     </w:lvl>
   </w:abstractNum>
-  <w:abstractNum w:abstractNumId="11">
+  <w:abstractNum w:abstractNumId="11" w15:restartNumberingAfterBreak="0">
     <w:nsid w:val="2DE97314"/>
     <w:multiLevelType w:val="multilevel"/>
     <w:tmpl w:val="340AB222"/>
@@ -7285,7 +6673,7 @@
       </w:pPr>
     </w:lvl>
   </w:abstractNum>
-  <w:abstractNum w:abstractNumId="12">
+  <w:abstractNum w:abstractNumId="12" w15:restartNumberingAfterBreak="0">
     <w:nsid w:val="35C20F8D"/>
     <w:multiLevelType w:val="multilevel"/>
     <w:tmpl w:val="7996E420"/>
@@ -7398,7 +6786,7 @@
       </w:pPr>
     </w:lvl>
   </w:abstractNum>
-  <w:abstractNum w:abstractNumId="13">
+  <w:abstractNum w:abstractNumId="13" w15:restartNumberingAfterBreak="0">
     <w:nsid w:val="3B2B185A"/>
     <w:multiLevelType w:val="multilevel"/>
     <w:tmpl w:val="B18493EA"/>
@@ -7511,7 +6899,7 @@
       </w:pPr>
     </w:lvl>
   </w:abstractNum>
-  <w:abstractNum w:abstractNumId="14">
+  <w:abstractNum w:abstractNumId="14" w15:restartNumberingAfterBreak="0">
     <w:nsid w:val="41841B01"/>
     <w:multiLevelType w:val="hybridMultilevel"/>
     <w:tmpl w:val="55BC674E"/>
@@ -7602,7 +6990,7 @@
       </w:pPr>
     </w:lvl>
   </w:abstractNum>
-  <w:abstractNum w:abstractNumId="15">
+  <w:abstractNum w:abstractNumId="15" w15:restartNumberingAfterBreak="0">
     <w:nsid w:val="4803540D"/>
     <w:multiLevelType w:val="hybridMultilevel"/>
     <w:tmpl w:val="22883C36"/>
@@ -7716,7 +7104,7 @@
       </w:rPr>
     </w:lvl>
   </w:abstractNum>
-  <w:abstractNum w:abstractNumId="16">
+  <w:abstractNum w:abstractNumId="16" w15:restartNumberingAfterBreak="0">
     <w:nsid w:val="492F4D8F"/>
     <w:multiLevelType w:val="hybridMultilevel"/>
     <w:tmpl w:val="F62C94DE"/>
@@ -7830,7 +7218,7 @@
       </w:rPr>
     </w:lvl>
   </w:abstractNum>
-  <w:abstractNum w:abstractNumId="17">
+  <w:abstractNum w:abstractNumId="17" w15:restartNumberingAfterBreak="0">
     <w:nsid w:val="523345C7"/>
     <w:multiLevelType w:val="multilevel"/>
     <w:tmpl w:val="5A5E29B8"/>
@@ -7970,7 +7358,7 @@
       </w:rPr>
     </w:lvl>
   </w:abstractNum>
-  <w:abstractNum w:abstractNumId="18">
+  <w:abstractNum w:abstractNumId="18" w15:restartNumberingAfterBreak="0">
     <w:nsid w:val="6B961852"/>
     <w:multiLevelType w:val="hybridMultilevel"/>
     <w:tmpl w:val="DAAECE10"/>
@@ -8063,7 +7451,7 @@
       </w:pPr>
     </w:lvl>
   </w:abstractNum>
-  <w:abstractNum w:abstractNumId="19">
+  <w:abstractNum w:abstractNumId="19" w15:restartNumberingAfterBreak="0">
     <w:nsid w:val="72C94C4A"/>
     <w:multiLevelType w:val="multilevel"/>
     <w:tmpl w:val="E606F4D4"/>
@@ -8176,7 +7564,7 @@
       </w:pPr>
     </w:lvl>
   </w:abstractNum>
-  <w:abstractNum w:abstractNumId="20">
+  <w:abstractNum w:abstractNumId="20" w15:restartNumberingAfterBreak="0">
     <w:nsid w:val="72F61AFE"/>
     <w:multiLevelType w:val="multilevel"/>
     <w:tmpl w:val="82241B5A"/>
@@ -8289,7 +7677,7 @@
       </w:pPr>
     </w:lvl>
   </w:abstractNum>
-  <w:abstractNum w:abstractNumId="21">
+  <w:abstractNum w:abstractNumId="21" w15:restartNumberingAfterBreak="0">
     <w:nsid w:val="7BAF36E9"/>
     <w:multiLevelType w:val="multilevel"/>
     <w:tmpl w:val="24180D92"/>
@@ -8537,7 +7925,7 @@
 </file>
 
 <file path=word/styles.xml><?xml version="1.0" encoding="utf-8"?>
-<w:styles xmlns:mc="http://schemas.openxmlformats.org/markup-compatibility/2006" xmlns:r="http://schemas.openxmlformats.org/officeDocument/2006/relationships" xmlns:w="http://schemas.openxmlformats.org/wordprocessingml/2006/main" xmlns:w14="http://schemas.microsoft.com/office/word/2010/wordml" mc:Ignorable="w14">
+<w:styles xmlns:mc="http://schemas.openxmlformats.org/markup-compatibility/2006" xmlns:r="http://schemas.openxmlformats.org/officeDocument/2006/relationships" xmlns:w="http://schemas.openxmlformats.org/wordprocessingml/2006/main" xmlns:w14="http://schemas.microsoft.com/office/word/2010/wordml" xmlns:w15="http://schemas.microsoft.com/office/word/2012/wordml" xmlns:w16cex="http://schemas.microsoft.com/office/word/2018/wordml/cex" xmlns:w16cid="http://schemas.microsoft.com/office/word/2016/wordml/cid" xmlns:w16="http://schemas.microsoft.com/office/word/2018/wordml" xmlns:w16sdtdh="http://schemas.microsoft.com/office/word/2020/wordml/sdtdatahash" xmlns:w16se="http://schemas.microsoft.com/office/word/2015/wordml/symex" mc:Ignorable="w14 w15 w16se w16cid w16 w16cex w16sdtdh">
   <w:docDefaults>
     <w:rPrDefault>
       <w:rPr>
@@ -8553,145 +7941,383 @@
       </w:pPr>
     </w:pPrDefault>
   </w:docDefaults>
-  <w:latentStyles w:defLockedState="0" w:defUIPriority="99" w:defSemiHidden="1" w:defUnhideWhenUsed="1" w:defQFormat="0" w:count="267">
-    <w:lsdException w:name="Normal" w:semiHidden="0" w:uiPriority="0" w:unhideWhenUsed="0" w:qFormat="1"/>
-    <w:lsdException w:name="heading 1" w:semiHidden="0" w:uiPriority="9" w:unhideWhenUsed="0" w:qFormat="1"/>
-    <w:lsdException w:name="heading 2" w:uiPriority="9" w:qFormat="1"/>
-    <w:lsdException w:name="heading 3" w:uiPriority="9" w:qFormat="1"/>
-    <w:lsdException w:name="heading 4" w:uiPriority="9" w:qFormat="1"/>
-    <w:lsdException w:name="heading 5" w:uiPriority="9" w:qFormat="1"/>
-    <w:lsdException w:name="heading 6" w:uiPriority="9" w:qFormat="1"/>
-    <w:lsdException w:name="heading 7" w:uiPriority="9" w:qFormat="1"/>
-    <w:lsdException w:name="heading 8" w:uiPriority="9" w:qFormat="1"/>
-    <w:lsdException w:name="heading 9" w:uiPriority="9" w:qFormat="1"/>
-    <w:lsdException w:name="toc 1" w:uiPriority="39"/>
-    <w:lsdException w:name="toc 2" w:uiPriority="39"/>
-    <w:lsdException w:name="toc 3" w:uiPriority="39"/>
-    <w:lsdException w:name="toc 4" w:uiPriority="39"/>
-    <w:lsdException w:name="toc 5" w:uiPriority="39"/>
-    <w:lsdException w:name="toc 6" w:uiPriority="39"/>
-    <w:lsdException w:name="toc 7" w:uiPriority="39"/>
-    <w:lsdException w:name="toc 8" w:uiPriority="39"/>
-    <w:lsdException w:name="toc 9" w:uiPriority="39"/>
-    <w:lsdException w:name="caption" w:uiPriority="35" w:qFormat="1"/>
-    <w:lsdException w:name="Title" w:semiHidden="0" w:uiPriority="10" w:unhideWhenUsed="0" w:qFormat="1"/>
-    <w:lsdException w:name="Default Paragraph Font" w:uiPriority="1"/>
-    <w:lsdException w:name="Body Text" w:uiPriority="1" w:qFormat="1"/>
-    <w:lsdException w:name="Subtitle" w:semiHidden="0" w:uiPriority="11" w:unhideWhenUsed="0" w:qFormat="1"/>
-    <w:lsdException w:name="Strong" w:semiHidden="0" w:uiPriority="22" w:unhideWhenUsed="0" w:qFormat="1"/>
-    <w:lsdException w:name="Emphasis" w:semiHidden="0" w:uiPriority="20" w:unhideWhenUsed="0" w:qFormat="1"/>
-    <w:lsdException w:name="Table Grid" w:semiHidden="0" w:uiPriority="39" w:unhideWhenUsed="0"/>
-    <w:lsdException w:name="Placeholder Text" w:unhideWhenUsed="0"/>
-    <w:lsdException w:name="No Spacing" w:semiHidden="0" w:uiPriority="1" w:unhideWhenUsed="0" w:qFormat="1"/>
-    <w:lsdException w:name="Light Shading" w:semiHidden="0" w:uiPriority="60" w:unhideWhenUsed="0"/>
-    <w:lsdException w:name="Light List" w:semiHidden="0" w:uiPriority="61" w:unhideWhenUsed="0"/>
-    <w:lsdException w:name="Light Grid" w:semiHidden="0" w:uiPriority="62" w:unhideWhenUsed="0"/>
-    <w:lsdException w:name="Medium Shading 1" w:semiHidden="0" w:uiPriority="63" w:unhideWhenUsed="0"/>
-    <w:lsdException w:name="Medium Shading 2" w:semiHidden="0" w:uiPriority="64" w:unhideWhenUsed="0"/>
-    <w:lsdException w:name="Medium List 1" w:semiHidden="0" w:uiPriority="65" w:unhideWhenUsed="0"/>
-    <w:lsdException w:name="Medium List 2" w:semiHidden="0" w:uiPriority="66" w:unhideWhenUsed="0"/>
-    <w:lsdException w:name="Medium Grid 1" w:semiHidden="0" w:uiPriority="67" w:unhideWhenUsed="0"/>
-    <w:lsdException w:name="Medium Grid 2" w:semiHidden="0" w:uiPriority="68" w:unhideWhenUsed="0"/>
-    <w:lsdException w:name="Medium Grid 3" w:semiHidden="0" w:uiPriority="69" w:unhideWhenUsed="0"/>
-    <w:lsdException w:name="Dark List" w:semiHidden="0" w:uiPriority="70" w:unhideWhenUsed="0"/>
-    <w:lsdException w:name="Colorful Shading" w:semiHidden="0" w:uiPriority="71" w:unhideWhenUsed="0"/>
-    <w:lsdException w:name="Colorful List" w:semiHidden="0" w:uiPriority="72" w:unhideWhenUsed="0"/>
-    <w:lsdException w:name="Colorful Grid" w:semiHidden="0" w:uiPriority="73" w:unhideWhenUsed="0"/>
-    <w:lsdException w:name="Light Shading Accent 1" w:semiHidden="0" w:uiPriority="60" w:unhideWhenUsed="0"/>
-    <w:lsdException w:name="Light List Accent 1" w:semiHidden="0" w:uiPriority="61" w:unhideWhenUsed="0"/>
-    <w:lsdException w:name="Light Grid Accent 1" w:semiHidden="0" w:uiPriority="62" w:unhideWhenUsed="0"/>
-    <w:lsdException w:name="Medium Shading 1 Accent 1" w:semiHidden="0" w:uiPriority="63" w:unhideWhenUsed="0"/>
-    <w:lsdException w:name="Medium Shading 2 Accent 1" w:semiHidden="0" w:uiPriority="64" w:unhideWhenUsed="0"/>
-    <w:lsdException w:name="Medium List 1 Accent 1" w:semiHidden="0" w:uiPriority="65" w:unhideWhenUsed="0"/>
-    <w:lsdException w:name="Revision" w:unhideWhenUsed="0"/>
-    <w:lsdException w:name="List Paragraph" w:semiHidden="0" w:uiPriority="34" w:unhideWhenUsed="0" w:qFormat="1"/>
-    <w:lsdException w:name="Quote" w:semiHidden="0" w:uiPriority="29" w:unhideWhenUsed="0" w:qFormat="1"/>
-    <w:lsdException w:name="Intense Quote" w:semiHidden="0" w:uiPriority="30" w:unhideWhenUsed="0" w:qFormat="1"/>
-    <w:lsdException w:name="Medium List 2 Accent 1" w:semiHidden="0" w:uiPriority="66" w:unhideWhenUsed="0"/>
-    <w:lsdException w:name="Medium Grid 1 Accent 1" w:semiHidden="0" w:uiPriority="67" w:unhideWhenUsed="0"/>
-    <w:lsdException w:name="Medium Grid 2 Accent 1" w:semiHidden="0" w:uiPriority="68" w:unhideWhenUsed="0"/>
-    <w:lsdException w:name="Medium Grid 3 Accent 1" w:semiHidden="0" w:uiPriority="69" w:unhideWhenUsed="0"/>
-    <w:lsdException w:name="Dark List Accent 1" w:semiHidden="0" w:uiPriority="70" w:unhideWhenUsed="0"/>
-    <w:lsdException w:name="Colorful Shading Accent 1" w:semiHidden="0" w:uiPriority="71" w:unhideWhenUsed="0"/>
-    <w:lsdException w:name="Colorful List Accent 1" w:semiHidden="0" w:uiPriority="72" w:unhideWhenUsed="0"/>
-    <w:lsdException w:name="Colorful Grid Accent 1" w:semiHidden="0" w:uiPriority="73" w:unhideWhenUsed="0"/>
-    <w:lsdException w:name="Light Shading Accent 2" w:semiHidden="0" w:uiPriority="60" w:unhideWhenUsed="0"/>
-    <w:lsdException w:name="Light List Accent 2" w:semiHidden="0" w:uiPriority="61" w:unhideWhenUsed="0"/>
-    <w:lsdException w:name="Light Grid Accent 2" w:semiHidden="0" w:uiPriority="62" w:unhideWhenUsed="0"/>
-    <w:lsdException w:name="Medium Shading 1 Accent 2" w:semiHidden="0" w:uiPriority="63" w:unhideWhenUsed="0"/>
-    <w:lsdException w:name="Medium Shading 2 Accent 2" w:semiHidden="0" w:uiPriority="64" w:unhideWhenUsed="0"/>
-    <w:lsdException w:name="Medium List 1 Accent 2" w:semiHidden="0" w:uiPriority="65" w:unhideWhenUsed="0"/>
-    <w:lsdException w:name="Medium List 2 Accent 2" w:semiHidden="0" w:uiPriority="66" w:unhideWhenUsed="0"/>
-    <w:lsdException w:name="Medium Grid 1 Accent 2" w:semiHidden="0" w:uiPriority="67" w:unhideWhenUsed="0"/>
-    <w:lsdException w:name="Medium Grid 2 Accent 2" w:semiHidden="0" w:uiPriority="68" w:unhideWhenUsed="0"/>
-    <w:lsdException w:name="Medium Grid 3 Accent 2" w:semiHidden="0" w:uiPriority="69" w:unhideWhenUsed="0"/>
-    <w:lsdException w:name="Dark List Accent 2" w:semiHidden="0" w:uiPriority="70" w:unhideWhenUsed="0"/>
-    <w:lsdException w:name="Colorful Shading Accent 2" w:semiHidden="0" w:uiPriority="71" w:unhideWhenUsed="0"/>
-    <w:lsdException w:name="Colorful List Accent 2" w:semiHidden="0" w:uiPriority="72" w:unhideWhenUsed="0"/>
-    <w:lsdException w:name="Colorful Grid Accent 2" w:semiHidden="0" w:uiPriority="73" w:unhideWhenUsed="0"/>
-    <w:lsdException w:name="Light Shading Accent 3" w:semiHidden="0" w:uiPriority="60" w:unhideWhenUsed="0"/>
-    <w:lsdException w:name="Light List Accent 3" w:semiHidden="0" w:uiPriority="61" w:unhideWhenUsed="0"/>
-    <w:lsdException w:name="Light Grid Accent 3" w:semiHidden="0" w:uiPriority="62" w:unhideWhenUsed="0"/>
-    <w:lsdException w:name="Medium Shading 1 Accent 3" w:semiHidden="0" w:uiPriority="63" w:unhideWhenUsed="0"/>
-    <w:lsdException w:name="Medium Shading 2 Accent 3" w:semiHidden="0" w:uiPriority="64" w:unhideWhenUsed="0"/>
-    <w:lsdException w:name="Medium List 1 Accent 3" w:semiHidden="0" w:uiPriority="65" w:unhideWhenUsed="0"/>
-    <w:lsdException w:name="Medium List 2 Accent 3" w:semiHidden="0" w:uiPriority="66" w:unhideWhenUsed="0"/>
-    <w:lsdException w:name="Medium Grid 1 Accent 3" w:semiHidden="0" w:uiPriority="67" w:unhideWhenUsed="0"/>
-    <w:lsdException w:name="Medium Grid 2 Accent 3" w:semiHidden="0" w:uiPriority="68" w:unhideWhenUsed="0"/>
-    <w:lsdException w:name="Medium Grid 3 Accent 3" w:semiHidden="0" w:uiPriority="69" w:unhideWhenUsed="0"/>
-    <w:lsdException w:name="Dark List Accent 3" w:semiHidden="0" w:uiPriority="70" w:unhideWhenUsed="0"/>
-    <w:lsdException w:name="Colorful Shading Accent 3" w:semiHidden="0" w:uiPriority="71" w:unhideWhenUsed="0"/>
-    <w:lsdException w:name="Colorful List Accent 3" w:semiHidden="0" w:uiPriority="72" w:unhideWhenUsed="0"/>
-    <w:lsdException w:name="Colorful Grid Accent 3" w:semiHidden="0" w:uiPriority="73" w:unhideWhenUsed="0"/>
-    <w:lsdException w:name="Light Shading Accent 4" w:semiHidden="0" w:uiPriority="60" w:unhideWhenUsed="0"/>
-    <w:lsdException w:name="Light List Accent 4" w:semiHidden="0" w:uiPriority="61" w:unhideWhenUsed="0"/>
-    <w:lsdException w:name="Light Grid Accent 4" w:semiHidden="0" w:uiPriority="62" w:unhideWhenUsed="0"/>
-    <w:lsdException w:name="Medium Shading 1 Accent 4" w:semiHidden="0" w:uiPriority="63" w:unhideWhenUsed="0"/>
-    <w:lsdException w:name="Medium Shading 2 Accent 4" w:semiHidden="0" w:uiPriority="64" w:unhideWhenUsed="0"/>
-    <w:lsdException w:name="Medium List 1 Accent 4" w:semiHidden="0" w:uiPriority="65" w:unhideWhenUsed="0"/>
-    <w:lsdException w:name="Medium List 2 Accent 4" w:semiHidden="0" w:uiPriority="66" w:unhideWhenUsed="0"/>
-    <w:lsdException w:name="Medium Grid 1 Accent 4" w:semiHidden="0" w:uiPriority="67" w:unhideWhenUsed="0"/>
-    <w:lsdException w:name="Medium Grid 2 Accent 4" w:semiHidden="0" w:uiPriority="68" w:unhideWhenUsed="0"/>
-    <w:lsdException w:name="Medium Grid 3 Accent 4" w:semiHidden="0" w:uiPriority="69" w:unhideWhenUsed="0"/>
-    <w:lsdException w:name="Dark List Accent 4" w:semiHidden="0" w:uiPriority="70" w:unhideWhenUsed="0"/>
-    <w:lsdException w:name="Colorful Shading Accent 4" w:semiHidden="0" w:uiPriority="71" w:unhideWhenUsed="0"/>
-    <w:lsdException w:name="Colorful List Accent 4" w:semiHidden="0" w:uiPriority="72" w:unhideWhenUsed="0"/>
-    <w:lsdException w:name="Colorful Grid Accent 4" w:semiHidden="0" w:uiPriority="73" w:unhideWhenUsed="0"/>
-    <w:lsdException w:name="Light Shading Accent 5" w:semiHidden="0" w:uiPriority="60" w:unhideWhenUsed="0"/>
-    <w:lsdException w:name="Light List Accent 5" w:semiHidden="0" w:uiPriority="61" w:unhideWhenUsed="0"/>
-    <w:lsdException w:name="Light Grid Accent 5" w:semiHidden="0" w:uiPriority="62" w:unhideWhenUsed="0"/>
-    <w:lsdException w:name="Medium Shading 1 Accent 5" w:semiHidden="0" w:uiPriority="63" w:unhideWhenUsed="0"/>
-    <w:lsdException w:name="Medium Shading 2 Accent 5" w:semiHidden="0" w:uiPriority="64" w:unhideWhenUsed="0"/>
-    <w:lsdException w:name="Medium List 1 Accent 5" w:semiHidden="0" w:uiPriority="65" w:unhideWhenUsed="0"/>
-    <w:lsdException w:name="Medium List 2 Accent 5" w:semiHidden="0" w:uiPriority="66" w:unhideWhenUsed="0"/>
-    <w:lsdException w:name="Medium Grid 1 Accent 5" w:semiHidden="0" w:uiPriority="67" w:unhideWhenUsed="0"/>
-    <w:lsdException w:name="Medium Grid 2 Accent 5" w:semiHidden="0" w:uiPriority="68" w:unhideWhenUsed="0"/>
-    <w:lsdException w:name="Medium Grid 3 Accent 5" w:semiHidden="0" w:uiPriority="69" w:unhideWhenUsed="0"/>
-    <w:lsdException w:name="Dark List Accent 5" w:semiHidden="0" w:uiPriority="70" w:unhideWhenUsed="0"/>
-    <w:lsdException w:name="Colorful Shading Accent 5" w:semiHidden="0" w:uiPriority="71" w:unhideWhenUsed="0"/>
-    <w:lsdException w:name="Colorful List Accent 5" w:semiHidden="0" w:uiPriority="72" w:unhideWhenUsed="0"/>
-    <w:lsdException w:name="Colorful Grid Accent 5" w:semiHidden="0" w:uiPriority="73" w:unhideWhenUsed="0"/>
-    <w:lsdException w:name="Light Shading Accent 6" w:semiHidden="0" w:uiPriority="60" w:unhideWhenUsed="0"/>
-    <w:lsdException w:name="Light List Accent 6" w:semiHidden="0" w:uiPriority="61" w:unhideWhenUsed="0"/>
-    <w:lsdException w:name="Light Grid Accent 6" w:semiHidden="0" w:uiPriority="62" w:unhideWhenUsed="0"/>
-    <w:lsdException w:name="Medium Shading 1 Accent 6" w:semiHidden="0" w:uiPriority="63" w:unhideWhenUsed="0"/>
-    <w:lsdException w:name="Medium Shading 2 Accent 6" w:semiHidden="0" w:uiPriority="64" w:unhideWhenUsed="0"/>
-    <w:lsdException w:name="Medium List 1 Accent 6" w:semiHidden="0" w:uiPriority="65" w:unhideWhenUsed="0"/>
-    <w:lsdException w:name="Medium List 2 Accent 6" w:semiHidden="0" w:uiPriority="66" w:unhideWhenUsed="0"/>
-    <w:lsdException w:name="Medium Grid 1 Accent 6" w:semiHidden="0" w:uiPriority="67" w:unhideWhenUsed="0"/>
-    <w:lsdException w:name="Medium Grid 2 Accent 6" w:semiHidden="0" w:uiPriority="68" w:unhideWhenUsed="0"/>
-    <w:lsdException w:name="Medium Grid 3 Accent 6" w:semiHidden="0" w:uiPriority="69" w:unhideWhenUsed="0"/>
-    <w:lsdException w:name="Dark List Accent 6" w:semiHidden="0" w:uiPriority="70" w:unhideWhenUsed="0"/>
-    <w:lsdException w:name="Colorful Shading Accent 6" w:semiHidden="0" w:uiPriority="71" w:unhideWhenUsed="0"/>
-    <w:lsdException w:name="Colorful List Accent 6" w:semiHidden="0" w:uiPriority="72" w:unhideWhenUsed="0"/>
-    <w:lsdException w:name="Colorful Grid Accent 6" w:semiHidden="0" w:uiPriority="73" w:unhideWhenUsed="0"/>
-    <w:lsdException w:name="Subtle Emphasis" w:semiHidden="0" w:uiPriority="19" w:unhideWhenUsed="0" w:qFormat="1"/>
-    <w:lsdException w:name="Intense Emphasis" w:semiHidden="0" w:uiPriority="21" w:unhideWhenUsed="0" w:qFormat="1"/>
-    <w:lsdException w:name="Subtle Reference" w:semiHidden="0" w:uiPriority="31" w:unhideWhenUsed="0" w:qFormat="1"/>
-    <w:lsdException w:name="Intense Reference" w:semiHidden="0" w:uiPriority="32" w:unhideWhenUsed="0" w:qFormat="1"/>
-    <w:lsdException w:name="Book Title" w:semiHidden="0" w:uiPriority="33" w:unhideWhenUsed="0" w:qFormat="1"/>
-    <w:lsdException w:name="Bibliography" w:uiPriority="37"/>
-    <w:lsdException w:name="TOC Heading" w:uiPriority="39" w:qFormat="1"/>
+  <w:latentStyles w:defLockedState="0" w:defUIPriority="99" w:defSemiHidden="0" w:defUnhideWhenUsed="0" w:defQFormat="0" w:count="376">
+    <w:lsdException w:name="Normal" w:uiPriority="0" w:qFormat="1"/>
+    <w:lsdException w:name="heading 1" w:uiPriority="9" w:qFormat="1"/>
+    <w:lsdException w:name="heading 2" w:semiHidden="1" w:uiPriority="9" w:unhideWhenUsed="1" w:qFormat="1"/>
+    <w:lsdException w:name="heading 3" w:semiHidden="1" w:uiPriority="9" w:unhideWhenUsed="1" w:qFormat="1"/>
+    <w:lsdException w:name="heading 4" w:semiHidden="1" w:uiPriority="9" w:unhideWhenUsed="1" w:qFormat="1"/>
+    <w:lsdException w:name="heading 5" w:semiHidden="1" w:uiPriority="9" w:unhideWhenUsed="1" w:qFormat="1"/>
+    <w:lsdException w:name="heading 6" w:semiHidden="1" w:uiPriority="9" w:unhideWhenUsed="1" w:qFormat="1"/>
+    <w:lsdException w:name="heading 7" w:semiHidden="1" w:uiPriority="9" w:unhideWhenUsed="1" w:qFormat="1"/>
+    <w:lsdException w:name="heading 8" w:semiHidden="1" w:uiPriority="9" w:unhideWhenUsed="1" w:qFormat="1"/>
+    <w:lsdException w:name="heading 9" w:semiHidden="1" w:uiPriority="9" w:unhideWhenUsed="1" w:qFormat="1"/>
+    <w:lsdException w:name="index 1" w:semiHidden="1" w:unhideWhenUsed="1"/>
+    <w:lsdException w:name="index 2" w:semiHidden="1" w:unhideWhenUsed="1"/>
+    <w:lsdException w:name="index 3" w:semiHidden="1" w:unhideWhenUsed="1"/>
+    <w:lsdException w:name="index 4" w:semiHidden="1" w:unhideWhenUsed="1"/>
+    <w:lsdException w:name="index 5" w:semiHidden="1" w:unhideWhenUsed="1"/>
+    <w:lsdException w:name="index 6" w:semiHidden="1" w:unhideWhenUsed="1"/>
+    <w:lsdException w:name="index 7" w:semiHidden="1" w:unhideWhenUsed="1"/>
+    <w:lsdException w:name="index 8" w:semiHidden="1" w:unhideWhenUsed="1"/>
+    <w:lsdException w:name="index 9" w:semiHidden="1" w:unhideWhenUsed="1"/>
+    <w:lsdException w:name="toc 1" w:semiHidden="1" w:uiPriority="39" w:unhideWhenUsed="1"/>
+    <w:lsdException w:name="toc 2" w:semiHidden="1" w:uiPriority="39" w:unhideWhenUsed="1"/>
+    <w:lsdException w:name="toc 3" w:semiHidden="1" w:uiPriority="39" w:unhideWhenUsed="1"/>
+    <w:lsdException w:name="toc 4" w:semiHidden="1" w:uiPriority="39" w:unhideWhenUsed="1"/>
+    <w:lsdException w:name="toc 5" w:semiHidden="1" w:uiPriority="39" w:unhideWhenUsed="1"/>
+    <w:lsdException w:name="toc 6" w:semiHidden="1" w:uiPriority="39" w:unhideWhenUsed="1"/>
+    <w:lsdException w:name="toc 7" w:semiHidden="1" w:uiPriority="39" w:unhideWhenUsed="1"/>
+    <w:lsdException w:name="toc 8" w:semiHidden="1" w:uiPriority="39" w:unhideWhenUsed="1"/>
+    <w:lsdException w:name="toc 9" w:semiHidden="1" w:uiPriority="39" w:unhideWhenUsed="1"/>
+    <w:lsdException w:name="Normal Indent" w:semiHidden="1" w:unhideWhenUsed="1"/>
+    <w:lsdException w:name="footnote text" w:semiHidden="1" w:unhideWhenUsed="1"/>
+    <w:lsdException w:name="annotation text" w:semiHidden="1" w:unhideWhenUsed="1"/>
+    <w:lsdException w:name="header" w:semiHidden="1" w:unhideWhenUsed="1"/>
+    <w:lsdException w:name="footer" w:semiHidden="1" w:unhideWhenUsed="1"/>
+    <w:lsdException w:name="index heading" w:semiHidden="1" w:unhideWhenUsed="1"/>
+    <w:lsdException w:name="caption" w:semiHidden="1" w:uiPriority="35" w:unhideWhenUsed="1" w:qFormat="1"/>
+    <w:lsdException w:name="table of figures" w:semiHidden="1" w:unhideWhenUsed="1"/>
+    <w:lsdException w:name="envelope address" w:semiHidden="1" w:unhideWhenUsed="1"/>
+    <w:lsdException w:name="envelope return" w:semiHidden="1" w:unhideWhenUsed="1"/>
+    <w:lsdException w:name="footnote reference" w:semiHidden="1" w:unhideWhenUsed="1"/>
+    <w:lsdException w:name="annotation reference" w:semiHidden="1" w:unhideWhenUsed="1"/>
+    <w:lsdException w:name="line number" w:semiHidden="1" w:unhideWhenUsed="1"/>
+    <w:lsdException w:name="page number" w:semiHidden="1" w:unhideWhenUsed="1"/>
+    <w:lsdException w:name="endnote reference" w:semiHidden="1" w:unhideWhenUsed="1"/>
+    <w:lsdException w:name="endnote text" w:semiHidden="1" w:unhideWhenUsed="1"/>
+    <w:lsdException w:name="table of authorities" w:semiHidden="1" w:unhideWhenUsed="1"/>
+    <w:lsdException w:name="macro" w:semiHidden="1" w:unhideWhenUsed="1"/>
+    <w:lsdException w:name="toa heading" w:semiHidden="1" w:unhideWhenUsed="1"/>
+    <w:lsdException w:name="List" w:semiHidden="1" w:unhideWhenUsed="1"/>
+    <w:lsdException w:name="List Bullet" w:semiHidden="1" w:unhideWhenUsed="1"/>
+    <w:lsdException w:name="List Number" w:semiHidden="1" w:unhideWhenUsed="1"/>
+    <w:lsdException w:name="List 2" w:semiHidden="1" w:unhideWhenUsed="1"/>
+    <w:lsdException w:name="List 3" w:semiHidden="1" w:unhideWhenUsed="1"/>
+    <w:lsdException w:name="List 4" w:semiHidden="1" w:unhideWhenUsed="1"/>
+    <w:lsdException w:name="List 5" w:semiHidden="1" w:unhideWhenUsed="1"/>
+    <w:lsdException w:name="List Bullet 2" w:semiHidden="1" w:unhideWhenUsed="1"/>
+    <w:lsdException w:name="List Bullet 3" w:semiHidden="1" w:unhideWhenUsed="1"/>
+    <w:lsdException w:name="List Bullet 4" w:semiHidden="1" w:unhideWhenUsed="1"/>
+    <w:lsdException w:name="List Bullet 5" w:semiHidden="1" w:unhideWhenUsed="1"/>
+    <w:lsdException w:name="List Number 2" w:semiHidden="1" w:unhideWhenUsed="1"/>
+    <w:lsdException w:name="List Number 3" w:semiHidden="1" w:unhideWhenUsed="1"/>
+    <w:lsdException w:name="List Number 4" w:semiHidden="1" w:unhideWhenUsed="1"/>
+    <w:lsdException w:name="List Number 5" w:semiHidden="1" w:unhideWhenUsed="1"/>
+    <w:lsdException w:name="Title" w:uiPriority="10" w:qFormat="1"/>
+    <w:lsdException w:name="Closing" w:semiHidden="1" w:unhideWhenUsed="1"/>
+    <w:lsdException w:name="Signature" w:semiHidden="1" w:unhideWhenUsed="1"/>
+    <w:lsdException w:name="Default Paragraph Font" w:semiHidden="1" w:uiPriority="1" w:unhideWhenUsed="1"/>
+    <w:lsdException w:name="Body Text" w:semiHidden="1" w:uiPriority="1" w:unhideWhenUsed="1" w:qFormat="1"/>
+    <w:lsdException w:name="Body Text Indent" w:semiHidden="1" w:unhideWhenUsed="1"/>
+    <w:lsdException w:name="List Continue" w:semiHidden="1" w:unhideWhenUsed="1"/>
+    <w:lsdException w:name="List Continue 2" w:semiHidden="1" w:unhideWhenUsed="1"/>
+    <w:lsdException w:name="List Continue 3" w:semiHidden="1" w:unhideWhenUsed="1"/>
+    <w:lsdException w:name="List Continue 4" w:semiHidden="1" w:unhideWhenUsed="1"/>
+    <w:lsdException w:name="List Continue 5" w:semiHidden="1" w:unhideWhenUsed="1"/>
+    <w:lsdException w:name="Message Header" w:semiHidden="1" w:unhideWhenUsed="1"/>
+    <w:lsdException w:name="Subtitle" w:uiPriority="11" w:qFormat="1"/>
+    <w:lsdException w:name="Salutation" w:semiHidden="1" w:unhideWhenUsed="1"/>
+    <w:lsdException w:name="Date" w:semiHidden="1" w:unhideWhenUsed="1"/>
+    <w:lsdException w:name="Body Text First Indent" w:semiHidden="1" w:unhideWhenUsed="1"/>
+    <w:lsdException w:name="Body Text First Indent 2" w:semiHidden="1" w:unhideWhenUsed="1"/>
+    <w:lsdException w:name="Note Heading" w:semiHidden="1" w:unhideWhenUsed="1"/>
+    <w:lsdException w:name="Body Text 2" w:semiHidden="1" w:unhideWhenUsed="1"/>
+    <w:lsdException w:name="Body Text 3" w:semiHidden="1" w:unhideWhenUsed="1"/>
+    <w:lsdException w:name="Body Text Indent 2" w:semiHidden="1" w:unhideWhenUsed="1"/>
+    <w:lsdException w:name="Body Text Indent 3" w:semiHidden="1" w:unhideWhenUsed="1"/>
+    <w:lsdException w:name="Block Text" w:semiHidden="1" w:unhideWhenUsed="1"/>
+    <w:lsdException w:name="Hyperlink" w:semiHidden="1" w:unhideWhenUsed="1"/>
+    <w:lsdException w:name="FollowedHyperlink" w:semiHidden="1" w:unhideWhenUsed="1"/>
+    <w:lsdException w:name="Strong" w:uiPriority="22" w:qFormat="1"/>
+    <w:lsdException w:name="Emphasis" w:uiPriority="20" w:qFormat="1"/>
+    <w:lsdException w:name="Document Map" w:semiHidden="1" w:unhideWhenUsed="1"/>
+    <w:lsdException w:name="Plain Text" w:semiHidden="1" w:unhideWhenUsed="1"/>
+    <w:lsdException w:name="E-mail Signature" w:semiHidden="1" w:unhideWhenUsed="1"/>
+    <w:lsdException w:name="HTML Top of Form" w:semiHidden="1" w:unhideWhenUsed="1"/>
+    <w:lsdException w:name="HTML Bottom of Form" w:semiHidden="1" w:unhideWhenUsed="1"/>
+    <w:lsdException w:name="Normal (Web)" w:semiHidden="1" w:unhideWhenUsed="1"/>
+    <w:lsdException w:name="HTML Acronym" w:semiHidden="1" w:unhideWhenUsed="1"/>
+    <w:lsdException w:name="HTML Address" w:semiHidden="1" w:unhideWhenUsed="1"/>
+    <w:lsdException w:name="HTML Cite" w:semiHidden="1" w:unhideWhenUsed="1"/>
+    <w:lsdException w:name="HTML Code" w:semiHidden="1" w:unhideWhenUsed="1"/>
+    <w:lsdException w:name="HTML Definition" w:semiHidden="1" w:unhideWhenUsed="1"/>
+    <w:lsdException w:name="HTML Keyboard" w:semiHidden="1" w:unhideWhenUsed="1"/>
+    <w:lsdException w:name="HTML Preformatted" w:semiHidden="1" w:unhideWhenUsed="1"/>
+    <w:lsdException w:name="HTML Sample" w:semiHidden="1" w:unhideWhenUsed="1"/>
+    <w:lsdException w:name="HTML Typewriter" w:semiHidden="1" w:unhideWhenUsed="1"/>
+    <w:lsdException w:name="HTML Variable" w:semiHidden="1" w:unhideWhenUsed="1"/>
+    <w:lsdException w:name="Normal Table" w:semiHidden="1" w:unhideWhenUsed="1"/>
+    <w:lsdException w:name="annotation subject" w:semiHidden="1" w:unhideWhenUsed="1"/>
+    <w:lsdException w:name="No List" w:semiHidden="1" w:unhideWhenUsed="1"/>
+    <w:lsdException w:name="Outline List 1" w:semiHidden="1" w:unhideWhenUsed="1"/>
+    <w:lsdException w:name="Outline List 2" w:semiHidden="1" w:unhideWhenUsed="1"/>
+    <w:lsdException w:name="Outline List 3" w:semiHidden="1" w:unhideWhenUsed="1"/>
+    <w:lsdException w:name="Table Simple 1" w:semiHidden="1" w:unhideWhenUsed="1"/>
+    <w:lsdException w:name="Table Simple 2" w:semiHidden="1" w:unhideWhenUsed="1"/>
+    <w:lsdException w:name="Table Simple 3" w:semiHidden="1" w:unhideWhenUsed="1"/>
+    <w:lsdException w:name="Table Classic 1" w:semiHidden="1" w:unhideWhenUsed="1"/>
+    <w:lsdException w:name="Table Classic 2" w:semiHidden="1" w:unhideWhenUsed="1"/>
+    <w:lsdException w:name="Table Classic 3" w:semiHidden="1" w:unhideWhenUsed="1"/>
+    <w:lsdException w:name="Table Classic 4" w:semiHidden="1" w:unhideWhenUsed="1"/>
+    <w:lsdException w:name="Table Colorful 1" w:semiHidden="1" w:unhideWhenUsed="1"/>
+    <w:lsdException w:name="Table Colorful 2" w:semiHidden="1" w:unhideWhenUsed="1"/>
+    <w:lsdException w:name="Table Colorful 3" w:semiHidden="1" w:unhideWhenUsed="1"/>
+    <w:lsdException w:name="Table Columns 1" w:semiHidden="1" w:unhideWhenUsed="1"/>
+    <w:lsdException w:name="Table Columns 2" w:semiHidden="1" w:unhideWhenUsed="1"/>
+    <w:lsdException w:name="Table Columns 3" w:semiHidden="1" w:unhideWhenUsed="1"/>
+    <w:lsdException w:name="Table Columns 4" w:semiHidden="1" w:unhideWhenUsed="1"/>
+    <w:lsdException w:name="Table Columns 5" w:semiHidden="1" w:unhideWhenUsed="1"/>
+    <w:lsdException w:name="Table Grid 1" w:semiHidden="1" w:unhideWhenUsed="1"/>
+    <w:lsdException w:name="Table Grid 2" w:semiHidden="1" w:unhideWhenUsed="1"/>
+    <w:lsdException w:name="Table Grid 3" w:semiHidden="1" w:unhideWhenUsed="1"/>
+    <w:lsdException w:name="Table Grid 4" w:semiHidden="1" w:unhideWhenUsed="1"/>
+    <w:lsdException w:name="Table Grid 5" w:semiHidden="1" w:unhideWhenUsed="1"/>
+    <w:lsdException w:name="Table Grid 6" w:semiHidden="1" w:unhideWhenUsed="1"/>
+    <w:lsdException w:name="Table Grid 7" w:semiHidden="1" w:unhideWhenUsed="1"/>
+    <w:lsdException w:name="Table Grid 8" w:semiHidden="1" w:unhideWhenUsed="1"/>
+    <w:lsdException w:name="Table List 1" w:semiHidden="1" w:unhideWhenUsed="1"/>
+    <w:lsdException w:name="Table List 2" w:semiHidden="1" w:unhideWhenUsed="1"/>
+    <w:lsdException w:name="Table List 3" w:semiHidden="1" w:unhideWhenUsed="1"/>
+    <w:lsdException w:name="Table List 4" w:semiHidden="1" w:unhideWhenUsed="1"/>
+    <w:lsdException w:name="Table List 5" w:semiHidden="1" w:unhideWhenUsed="1"/>
+    <w:lsdException w:name="Table List 6" w:semiHidden="1" w:unhideWhenUsed="1"/>
+    <w:lsdException w:name="Table List 7" w:semiHidden="1" w:unhideWhenUsed="1"/>
+    <w:lsdException w:name="Table List 8" w:semiHidden="1" w:unhideWhenUsed="1"/>
+    <w:lsdException w:name="Table 3D effects 1" w:semiHidden="1" w:unhideWhenUsed="1"/>
+    <w:lsdException w:name="Table 3D effects 2" w:semiHidden="1" w:unhideWhenUsed="1"/>
+    <w:lsdException w:name="Table 3D effects 3" w:semiHidden="1" w:unhideWhenUsed="1"/>
+    <w:lsdException w:name="Table Contemporary" w:semiHidden="1" w:unhideWhenUsed="1"/>
+    <w:lsdException w:name="Table Elegant" w:semiHidden="1" w:unhideWhenUsed="1"/>
+    <w:lsdException w:name="Table Professional" w:semiHidden="1" w:unhideWhenUsed="1"/>
+    <w:lsdException w:name="Table Subtle 1" w:semiHidden="1" w:unhideWhenUsed="1"/>
+    <w:lsdException w:name="Table Subtle 2" w:semiHidden="1" w:unhideWhenUsed="1"/>
+    <w:lsdException w:name="Table Web 1" w:semiHidden="1" w:unhideWhenUsed="1"/>
+    <w:lsdException w:name="Table Web 2" w:semiHidden="1" w:unhideWhenUsed="1"/>
+    <w:lsdException w:name="Table Web 3" w:semiHidden="1" w:unhideWhenUsed="1"/>
+    <w:lsdException w:name="Balloon Text" w:semiHidden="1" w:unhideWhenUsed="1"/>
+    <w:lsdException w:name="Table Grid" w:semiHidden="1" w:uiPriority="39" w:unhideWhenUsed="1"/>
+    <w:lsdException w:name="Table Theme" w:semiHidden="1" w:unhideWhenUsed="1"/>
+    <w:lsdException w:name="Placeholder Text" w:semiHidden="1"/>
+    <w:lsdException w:name="No Spacing" w:uiPriority="1" w:qFormat="1"/>
+    <w:lsdException w:name="Light Shading" w:uiPriority="60"/>
+    <w:lsdException w:name="Light List" w:uiPriority="61"/>
+    <w:lsdException w:name="Light Grid" w:uiPriority="62"/>
+    <w:lsdException w:name="Medium Shading 1" w:uiPriority="63"/>
+    <w:lsdException w:name="Medium Shading 2" w:uiPriority="64"/>
+    <w:lsdException w:name="Medium List 1" w:uiPriority="65"/>
+    <w:lsdException w:name="Medium List 2" w:uiPriority="66"/>
+    <w:lsdException w:name="Medium Grid 1" w:uiPriority="67"/>
+    <w:lsdException w:name="Medium Grid 2" w:uiPriority="68"/>
+    <w:lsdException w:name="Medium Grid 3" w:uiPriority="69"/>
+    <w:lsdException w:name="Dark List" w:uiPriority="70"/>
+    <w:lsdException w:name="Colorful Shading" w:uiPriority="71"/>
+    <w:lsdException w:name="Colorful List" w:uiPriority="72"/>
+    <w:lsdException w:name="Colorful Grid" w:uiPriority="73"/>
+    <w:lsdException w:name="Light Shading Accent 1" w:uiPriority="60"/>
+    <w:lsdException w:name="Light List Accent 1" w:uiPriority="61"/>
+    <w:lsdException w:name="Light Grid Accent 1" w:uiPriority="62"/>
+    <w:lsdException w:name="Medium Shading 1 Accent 1" w:uiPriority="63"/>
+    <w:lsdException w:name="Medium Shading 2 Accent 1" w:uiPriority="64"/>
+    <w:lsdException w:name="Medium List 1 Accent 1" w:uiPriority="65"/>
+    <w:lsdException w:name="Revision" w:semiHidden="1"/>
+    <w:lsdException w:name="List Paragraph" w:uiPriority="34" w:qFormat="1"/>
+    <w:lsdException w:name="Quote" w:uiPriority="29" w:qFormat="1"/>
+    <w:lsdException w:name="Intense Quote" w:uiPriority="30" w:qFormat="1"/>
+    <w:lsdException w:name="Medium List 2 Accent 1" w:uiPriority="66"/>
+    <w:lsdException w:name="Medium Grid 1 Accent 1" w:uiPriority="67"/>
+    <w:lsdException w:name="Medium Grid 2 Accent 1" w:uiPriority="68"/>
+    <w:lsdException w:name="Medium Grid 3 Accent 1" w:uiPriority="69"/>
+    <w:lsdException w:name="Dark List Accent 1" w:uiPriority="70"/>
+    <w:lsdException w:name="Colorful Shading Accent 1" w:uiPriority="71"/>
+    <w:lsdException w:name="Colorful List Accent 1" w:uiPriority="72"/>
+    <w:lsdException w:name="Colorful Grid Accent 1" w:uiPriority="73"/>
+    <w:lsdException w:name="Light Shading Accent 2" w:uiPriority="60"/>
+    <w:lsdException w:name="Light List Accent 2" w:uiPriority="61"/>
+    <w:lsdException w:name="Light Grid Accent 2" w:uiPriority="62"/>
+    <w:lsdException w:name="Medium Shading 1 Accent 2" w:uiPriority="63"/>
+    <w:lsdException w:name="Medium Shading 2 Accent 2" w:uiPriority="64"/>
+    <w:lsdException w:name="Medium List 1 Accent 2" w:uiPriority="65"/>
+    <w:lsdException w:name="Medium List 2 Accent 2" w:uiPriority="66"/>
+    <w:lsdException w:name="Medium Grid 1 Accent 2" w:uiPriority="67"/>
+    <w:lsdException w:name="Medium Grid 2 Accent 2" w:uiPriority="68"/>
+    <w:lsdException w:name="Medium Grid 3 Accent 2" w:uiPriority="69"/>
+    <w:lsdException w:name="Dark List Accent 2" w:uiPriority="70"/>
+    <w:lsdException w:name="Colorful Shading Accent 2" w:uiPriority="71"/>
+    <w:lsdException w:name="Colorful List Accent 2" w:uiPriority="72"/>
+    <w:lsdException w:name="Colorful Grid Accent 2" w:uiPriority="73"/>
+    <w:lsdException w:name="Light Shading Accent 3" w:uiPriority="60"/>
+    <w:lsdException w:name="Light List Accent 3" w:uiPriority="61"/>
+    <w:lsdException w:name="Light Grid Accent 3" w:uiPriority="62"/>
+    <w:lsdException w:name="Medium Shading 1 Accent 3" w:uiPriority="63"/>
+    <w:lsdException w:name="Medium Shading 2 Accent 3" w:uiPriority="64"/>
+    <w:lsdException w:name="Medium List 1 Accent 3" w:uiPriority="65"/>
+    <w:lsdException w:name="Medium List 2 Accent 3" w:uiPriority="66"/>
+    <w:lsdException w:name="Medium Grid 1 Accent 3" w:uiPriority="67"/>
+    <w:lsdException w:name="Medium Grid 2 Accent 3" w:uiPriority="68"/>
+    <w:lsdException w:name="Medium Grid 3 Accent 3" w:uiPriority="69"/>
+    <w:lsdException w:name="Dark List Accent 3" w:uiPriority="70"/>
+    <w:lsdException w:name="Colorful Shading Accent 3" w:uiPriority="71"/>
+    <w:lsdException w:name="Colorful List Accent 3" w:uiPriority="72"/>
+    <w:lsdException w:name="Colorful Grid Accent 3" w:uiPriority="73"/>
+    <w:lsdException w:name="Light Shading Accent 4" w:uiPriority="60"/>
+    <w:lsdException w:name="Light List Accent 4" w:uiPriority="61"/>
+    <w:lsdException w:name="Light Grid Accent 4" w:uiPriority="62"/>
+    <w:lsdException w:name="Medium Shading 1 Accent 4" w:uiPriority="63"/>
+    <w:lsdException w:name="Medium Shading 2 Accent 4" w:uiPriority="64"/>
+    <w:lsdException w:name="Medium List 1 Accent 4" w:uiPriority="65"/>
+    <w:lsdException w:name="Medium List 2 Accent 4" w:uiPriority="66"/>
+    <w:lsdException w:name="Medium Grid 1 Accent 4" w:uiPriority="67"/>
+    <w:lsdException w:name="Medium Grid 2 Accent 4" w:uiPriority="68"/>
+    <w:lsdException w:name="Medium Grid 3 Accent 4" w:uiPriority="69"/>
+    <w:lsdException w:name="Dark List Accent 4" w:uiPriority="70"/>
+    <w:lsdException w:name="Colorful Shading Accent 4" w:uiPriority="71"/>
+    <w:lsdException w:name="Colorful List Accent 4" w:uiPriority="72"/>
+    <w:lsdException w:name="Colorful Grid Accent 4" w:uiPriority="73"/>
+    <w:lsdException w:name="Light Shading Accent 5" w:uiPriority="60"/>
+    <w:lsdException w:name="Light List Accent 5" w:uiPriority="61"/>
+    <w:lsdException w:name="Light Grid Accent 5" w:uiPriority="62"/>
+    <w:lsdException w:name="Medium Shading 1 Accent 5" w:uiPriority="63"/>
+    <w:lsdException w:name="Medium Shading 2 Accent 5" w:uiPriority="64"/>
+    <w:lsdException w:name="Medium List 1 Accent 5" w:uiPriority="65"/>
+    <w:lsdException w:name="Medium List 2 Accent 5" w:uiPriority="66"/>
+    <w:lsdException w:name="Medium Grid 1 Accent 5" w:uiPriority="67"/>
+    <w:lsdException w:name="Medium Grid 2 Accent 5" w:uiPriority="68"/>
+    <w:lsdException w:name="Medium Grid 3 Accent 5" w:uiPriority="69"/>
+    <w:lsdException w:name="Dark List Accent 5" w:uiPriority="70"/>
+    <w:lsdException w:name="Colorful Shading Accent 5" w:uiPriority="71"/>
+    <w:lsdException w:name="Colorful List Accent 5" w:uiPriority="72"/>
+    <w:lsdException w:name="Colorful Grid Accent 5" w:uiPriority="73"/>
+    <w:lsdException w:name="Light Shading Accent 6" w:uiPriority="60"/>
+    <w:lsdException w:name="Light List Accent 6" w:uiPriority="61"/>
+    <w:lsdException w:name="Light Grid Accent 6" w:uiPriority="62"/>
+    <w:lsdException w:name="Medium Shading 1 Accent 6" w:uiPriority="63"/>
+    <w:lsdException w:name="Medium Shading 2 Accent 6" w:uiPriority="64"/>
+    <w:lsdException w:name="Medium List 1 Accent 6" w:uiPriority="65"/>
+    <w:lsdException w:name="Medium List 2 Accent 6" w:uiPriority="66"/>
+    <w:lsdException w:name="Medium Grid 1 Accent 6" w:uiPriority="67"/>
+    <w:lsdException w:name="Medium Grid 2 Accent 6" w:uiPriority="68"/>
+    <w:lsdException w:name="Medium Grid 3 Accent 6" w:uiPriority="69"/>
+    <w:lsdException w:name="Dark List Accent 6" w:uiPriority="70"/>
+    <w:lsdException w:name="Colorful Shading Accent 6" w:uiPriority="71"/>
+    <w:lsdException w:name="Colorful List Accent 6" w:uiPriority="72"/>
+    <w:lsdException w:name="Colorful Grid Accent 6" w:uiPriority="73"/>
+    <w:lsdException w:name="Subtle Emphasis" w:uiPriority="19" w:qFormat="1"/>
+    <w:lsdException w:name="Intense Emphasis" w:uiPriority="21" w:qFormat="1"/>
+    <w:lsdException w:name="Subtle Reference" w:uiPriority="31" w:qFormat="1"/>
+    <w:lsdException w:name="Intense Reference" w:uiPriority="32" w:qFormat="1"/>
+    <w:lsdException w:name="Book Title" w:uiPriority="33" w:qFormat="1"/>
+    <w:lsdException w:name="Bibliography" w:semiHidden="1" w:uiPriority="37" w:unhideWhenUsed="1"/>
+    <w:lsdException w:name="TOC Heading" w:semiHidden="1" w:uiPriority="39" w:unhideWhenUsed="1" w:qFormat="1"/>
+    <w:lsdException w:name="Plain Table 1" w:uiPriority="41"/>
+    <w:lsdException w:name="Plain Table 2" w:uiPriority="42"/>
+    <w:lsdException w:name="Plain Table 3" w:uiPriority="43"/>
+    <w:lsdException w:name="Plain Table 4" w:uiPriority="44"/>
+    <w:lsdException w:name="Plain Table 5" w:uiPriority="45"/>
+    <w:lsdException w:name="Grid Table Light" w:uiPriority="40"/>
+    <w:lsdException w:name="Grid Table 1 Light" w:uiPriority="46"/>
+    <w:lsdException w:name="Grid Table 2" w:uiPriority="47"/>
+    <w:lsdException w:name="Grid Table 3" w:uiPriority="48"/>
+    <w:lsdException w:name="Grid Table 4" w:uiPriority="49"/>
+    <w:lsdException w:name="Grid Table 5 Dark" w:uiPriority="50"/>
+    <w:lsdException w:name="Grid Table 6 Colorful" w:uiPriority="51"/>
+    <w:lsdException w:name="Grid Table 7 Colorful" w:uiPriority="52"/>
+    <w:lsdException w:name="Grid Table 1 Light Accent 1" w:uiPriority="46"/>
+    <w:lsdException w:name="Grid Table 2 Accent 1" w:uiPriority="47"/>
+    <w:lsdException w:name="Grid Table 3 Accent 1" w:uiPriority="48"/>
+    <w:lsdException w:name="Grid Table 4 Accent 1" w:uiPriority="49"/>
+    <w:lsdException w:name="Grid Table 5 Dark Accent 1" w:uiPriority="50"/>
+    <w:lsdException w:name="Grid Table 6 Colorful Accent 1" w:uiPriority="51"/>
+    <w:lsdException w:name="Grid Table 7 Colorful Accent 1" w:uiPriority="52"/>
+    <w:lsdException w:name="Grid Table 1 Light Accent 2" w:uiPriority="46"/>
+    <w:lsdException w:name="Grid Table 2 Accent 2" w:uiPriority="47"/>
+    <w:lsdException w:name="Grid Table 3 Accent 2" w:uiPriority="48"/>
+    <w:lsdException w:name="Grid Table 4 Accent 2" w:uiPriority="49"/>
+    <w:lsdException w:name="Grid Table 5 Dark Accent 2" w:uiPriority="50"/>
+    <w:lsdException w:name="Grid Table 6 Colorful Accent 2" w:uiPriority="51"/>
+    <w:lsdException w:name="Grid Table 7 Colorful Accent 2" w:uiPriority="52"/>
+    <w:lsdException w:name="Grid Table 1 Light Accent 3" w:uiPriority="46"/>
+    <w:lsdException w:name="Grid Table 2 Accent 3" w:uiPriority="47"/>
+    <w:lsdException w:name="Grid Table 3 Accent 3" w:uiPriority="48"/>
+    <w:lsdException w:name="Grid Table 4 Accent 3" w:uiPriority="49"/>
+    <w:lsdException w:name="Grid Table 5 Dark Accent 3" w:uiPriority="50"/>
+    <w:lsdException w:name="Grid Table 6 Colorful Accent 3" w:uiPriority="51"/>
+    <w:lsdException w:name="Grid Table 7 Colorful Accent 3" w:uiPriority="52"/>
+    <w:lsdException w:name="Grid Table 1 Light Accent 4" w:uiPriority="46"/>
+    <w:lsdException w:name="Grid Table 2 Accent 4" w:uiPriority="47"/>
+    <w:lsdException w:name="Grid Table 3 Accent 4" w:uiPriority="48"/>
+    <w:lsdException w:name="Grid Table 4 Accent 4" w:uiPriority="49"/>
+    <w:lsdException w:name="Grid Table 5 Dark Accent 4" w:uiPriority="50"/>
+    <w:lsdException w:name="Grid Table 6 Colorful Accent 4" w:uiPriority="51"/>
+    <w:lsdException w:name="Grid Table 7 Colorful Accent 4" w:uiPriority="52"/>
+    <w:lsdException w:name="Grid Table 1 Light Accent 5" w:uiPriority="46"/>
+    <w:lsdException w:name="Grid Table 2 Accent 5" w:uiPriority="47"/>
+    <w:lsdException w:name="Grid Table 3 Accent 5" w:uiPriority="48"/>
+    <w:lsdException w:name="Grid Table 4 Accent 5" w:uiPriority="49"/>
+    <w:lsdException w:name="Grid Table 5 Dark Accent 5" w:uiPriority="50"/>
+    <w:lsdException w:name="Grid Table 6 Colorful Accent 5" w:uiPriority="51"/>
+    <w:lsdException w:name="Grid Table 7 Colorful Accent 5" w:uiPriority="52"/>
+    <w:lsdException w:name="Grid Table 1 Light Accent 6" w:uiPriority="46"/>
+    <w:lsdException w:name="Grid Table 2 Accent 6" w:uiPriority="47"/>
+    <w:lsdException w:name="Grid Table 3 Accent 6" w:uiPriority="48"/>
+    <w:lsdException w:name="Grid Table 4 Accent 6" w:uiPriority="49"/>
+    <w:lsdException w:name="Grid Table 5 Dark Accent 6" w:uiPriority="50"/>
+    <w:lsdException w:name="Grid Table 6 Colorful Accent 6" w:uiPriority="51"/>
+    <w:lsdException w:name="Grid Table 7 Colorful Accent 6" w:uiPriority="52"/>
+    <w:lsdException w:name="List Table 1 Light" w:uiPriority="46"/>
+    <w:lsdException w:name="List Table 2" w:uiPriority="47"/>
+    <w:lsdException w:name="List Table 3" w:uiPriority="48"/>
+    <w:lsdException w:name="List Table 4" w:uiPriority="49"/>
+    <w:lsdException w:name="List Table 5 Dark" w:uiPriority="50"/>
+    <w:lsdException w:name="List Table 6 Colorful" w:uiPriority="51"/>
+    <w:lsdException w:name="List Table 7 Colorful" w:uiPriority="52"/>
+    <w:lsdException w:name="List Table 1 Light Accent 1" w:uiPriority="46"/>
+    <w:lsdException w:name="List Table 2 Accent 1" w:uiPriority="47"/>
+    <w:lsdException w:name="List Table 3 Accent 1" w:uiPriority="48"/>
+    <w:lsdException w:name="List Table 4 Accent 1" w:uiPriority="49"/>
+    <w:lsdException w:name="List Table 5 Dark Accent 1" w:uiPriority="50"/>
+    <w:lsdException w:name="List Table 6 Colorful Accent 1" w:uiPriority="51"/>
+    <w:lsdException w:name="List Table 7 Colorful Accent 1" w:uiPriority="52"/>
+    <w:lsdException w:name="List Table 1 Light Accent 2" w:uiPriority="46"/>
+    <w:lsdException w:name="List Table 2 Accent 2" w:uiPriority="47"/>
+    <w:lsdException w:name="List Table 3 Accent 2" w:uiPriority="48"/>
+    <w:lsdException w:name="List Table 4 Accent 2" w:uiPriority="49"/>
+    <w:lsdException w:name="List Table 5 Dark Accent 2" w:uiPriority="50"/>
+    <w:lsdException w:name="List Table 6 Colorful Accent 2" w:uiPriority="51"/>
+    <w:lsdException w:name="List Table 7 Colorful Accent 2" w:uiPriority="52"/>
+    <w:lsdException w:name="List Table 1 Light Accent 3" w:uiPriority="46"/>
+    <w:lsdException w:name="List Table 2 Accent 3" w:uiPriority="47"/>
+    <w:lsdException w:name="List Table 3 Accent 3" w:uiPriority="48"/>
+    <w:lsdException w:name="List Table 4 Accent 3" w:uiPriority="49"/>
+    <w:lsdException w:name="List Table 5 Dark Accent 3" w:uiPriority="50"/>
+    <w:lsdException w:name="List Table 6 Colorful Accent 3" w:uiPriority="51"/>
+    <w:lsdException w:name="List Table 7 Colorful Accent 3" w:uiPriority="52"/>
+    <w:lsdException w:name="List Table 1 Light Accent 4" w:uiPriority="46"/>
+    <w:lsdException w:name="List Table 2 Accent 4" w:uiPriority="47"/>
+    <w:lsdException w:name="List Table 3 Accent 4" w:uiPriority="48"/>
+    <w:lsdException w:name="List Table 4 Accent 4" w:uiPriority="49"/>
+    <w:lsdException w:name="List Table 5 Dark Accent 4" w:uiPriority="50"/>
+    <w:lsdException w:name="List Table 6 Colorful Accent 4" w:uiPriority="51"/>
+    <w:lsdException w:name="List Table 7 Colorful Accent 4" w:uiPriority="52"/>
+    <w:lsdException w:name="List Table 1 Light Accent 5" w:uiPriority="46"/>
+    <w:lsdException w:name="List Table 2 Accent 5" w:uiPriority="47"/>
+    <w:lsdException w:name="List Table 3 Accent 5" w:uiPriority="48"/>
+    <w:lsdException w:name="List Table 4 Accent 5" w:uiPriority="49"/>
+    <w:lsdException w:name="List Table 5 Dark Accent 5" w:uiPriority="50"/>
+    <w:lsdException w:name="List Table 6 Colorful Accent 5" w:uiPriority="51"/>
+    <w:lsdException w:name="List Table 7 Colorful Accent 5" w:uiPriority="52"/>
+    <w:lsdException w:name="List Table 1 Light Accent 6" w:uiPriority="46"/>
+    <w:lsdException w:name="List Table 2 Accent 6" w:uiPriority="47"/>
+    <w:lsdException w:name="List Table 3 Accent 6" w:uiPriority="48"/>
+    <w:lsdException w:name="List Table 4 Accent 6" w:uiPriority="49"/>
+    <w:lsdException w:name="List Table 5 Dark Accent 6" w:uiPriority="50"/>
+    <w:lsdException w:name="List Table 6 Colorful Accent 6" w:uiPriority="51"/>
+    <w:lsdException w:name="List Table 7 Colorful Accent 6" w:uiPriority="52"/>
+    <w:lsdException w:name="Mention" w:semiHidden="1" w:unhideWhenUsed="1"/>
+    <w:lsdException w:name="Smart Hyperlink" w:semiHidden="1" w:unhideWhenUsed="1"/>
+    <w:lsdException w:name="Hashtag" w:semiHidden="1" w:unhideWhenUsed="1"/>
+    <w:lsdException w:name="Unresolved Mention" w:semiHidden="1" w:unhideWhenUsed="1"/>
+    <w:lsdException w:name="Smart Link" w:semiHidden="1" w:unhideWhenUsed="1"/>
   </w:latentStyles>
   <w:style w:type="paragraph" w:default="1" w:styleId="Normal">
     <w:name w:val="Normal"/>
@@ -8830,6 +8456,7 @@
   <w:style w:type="character" w:default="1" w:styleId="DefaultParagraphFont">
     <w:name w:val="Default Paragraph Font"/>
     <w:uiPriority w:val="1"/>
+    <w:semiHidden/>
     <w:unhideWhenUsed/>
   </w:style>
   <w:style w:type="table" w:default="1" w:styleId="TableNormal">
@@ -10098,1585 +9725,8 @@
       <w:shd w:val="clear" w:color="auto" w:fill="E1DFDD"/>
     </w:rPr>
   </w:style>
-  <w:style w:type="character" w:customStyle="1" w:styleId="UnresolvedMention">
-    <w:name w:val="Unresolved Mention"/>
-    <w:basedOn w:val="DefaultParagraphFont"/>
-    <w:uiPriority w:val="99"/>
-    <w:semiHidden/>
-    <w:unhideWhenUsed/>
-    <w:rsid w:val="000A7BA4"/>
-    <w:rPr>
-      <w:color w:val="605E5C"/>
-      <w:shd w:val="clear" w:color="auto" w:fill="E1DFDD"/>
-    </w:rPr>
-  </w:style>
-</w:styles>
-</file>
-
-<file path=word/stylesWithEffects.xml><?xml version="1.0" encoding="utf-8"?>
-<w:styles xmlns:wpc="http://schemas.microsoft.com/office/word/2010/wordprocessingCanvas" xmlns:mc="http://schemas.openxmlformats.org/markup-compatibility/2006" xmlns:o="urn:schemas-microsoft-com:office:office" xmlns:r="http://schemas.openxmlformats.org/officeDocument/2006/relationships" xmlns:m="http://schemas.openxmlformats.org/officeDocument/2006/math" xmlns:v="urn:schemas-microsoft-com:vml" xmlns:wp14="http://schemas.microsoft.com/office/word/2010/wordprocessingDrawing" xmlns:wp="http://schemas.openxmlformats.org/drawingml/2006/wordprocessingDrawing" xmlns:w10="urn:schemas-microsoft-com:office:word" xmlns:w="http://schemas.openxmlformats.org/wordprocessingml/2006/main" xmlns:w14="http://schemas.microsoft.com/office/word/2010/wordml" xmlns:wpg="http://schemas.microsoft.com/office/word/2010/wordprocessingGroup" xmlns:wpi="http://schemas.microsoft.com/office/word/2010/wordprocessingInk" xmlns:wne="http://schemas.microsoft.com/office/word/2006/wordml" xmlns:wps="http://schemas.microsoft.com/office/word/2010/wordprocessingShape" mc:Ignorable="w14 wp14">
-  <w:docDefaults>
-    <w:rPrDefault>
-      <w:rPr>
-        <w:rFonts w:asciiTheme="minorHAnsi" w:eastAsia="Arial" w:hAnsiTheme="minorHAnsi" w:cstheme="minorBidi"/>
-        <w:sz w:val="22"/>
-        <w:szCs w:val="22"/>
-        <w:lang w:val="en-US" w:eastAsia="en-US" w:bidi="ar-SA"/>
-      </w:rPr>
-    </w:rPrDefault>
-    <w:pPrDefault>
-      <w:pPr>
-        <w:suppressAutoHyphens/>
-      </w:pPr>
-    </w:pPrDefault>
-  </w:docDefaults>
-  <w:latentStyles w:defLockedState="0" w:defUIPriority="99" w:defSemiHidden="1" w:defUnhideWhenUsed="1" w:defQFormat="0" w:count="267">
-    <w:lsdException w:name="Normal" w:semiHidden="0" w:uiPriority="0" w:unhideWhenUsed="0" w:qFormat="1"/>
-    <w:lsdException w:name="heading 1" w:semiHidden="0" w:uiPriority="9" w:unhideWhenUsed="0" w:qFormat="1"/>
-    <w:lsdException w:name="heading 2" w:uiPriority="9" w:qFormat="1"/>
-    <w:lsdException w:name="heading 3" w:uiPriority="9" w:qFormat="1"/>
-    <w:lsdException w:name="heading 4" w:uiPriority="9" w:qFormat="1"/>
-    <w:lsdException w:name="heading 5" w:uiPriority="9" w:qFormat="1"/>
-    <w:lsdException w:name="heading 6" w:uiPriority="9" w:qFormat="1"/>
-    <w:lsdException w:name="heading 7" w:uiPriority="9" w:qFormat="1"/>
-    <w:lsdException w:name="heading 8" w:uiPriority="9" w:qFormat="1"/>
-    <w:lsdException w:name="heading 9" w:uiPriority="9" w:qFormat="1"/>
-    <w:lsdException w:name="toc 1" w:uiPriority="39"/>
-    <w:lsdException w:name="toc 2" w:uiPriority="39"/>
-    <w:lsdException w:name="toc 3" w:uiPriority="39"/>
-    <w:lsdException w:name="toc 4" w:uiPriority="39"/>
-    <w:lsdException w:name="toc 5" w:uiPriority="39"/>
-    <w:lsdException w:name="toc 6" w:uiPriority="39"/>
-    <w:lsdException w:name="toc 7" w:uiPriority="39"/>
-    <w:lsdException w:name="toc 8" w:uiPriority="39"/>
-    <w:lsdException w:name="toc 9" w:uiPriority="39"/>
-    <w:lsdException w:name="caption" w:uiPriority="35" w:qFormat="1"/>
-    <w:lsdException w:name="Title" w:semiHidden="0" w:uiPriority="10" w:unhideWhenUsed="0" w:qFormat="1"/>
-    <w:lsdException w:name="Default Paragraph Font" w:uiPriority="1"/>
-    <w:lsdException w:name="Body Text" w:uiPriority="1" w:qFormat="1"/>
-    <w:lsdException w:name="Subtitle" w:semiHidden="0" w:uiPriority="11" w:unhideWhenUsed="0" w:qFormat="1"/>
-    <w:lsdException w:name="Strong" w:semiHidden="0" w:uiPriority="22" w:unhideWhenUsed="0" w:qFormat="1"/>
-    <w:lsdException w:name="Emphasis" w:semiHidden="0" w:uiPriority="20" w:unhideWhenUsed="0" w:qFormat="1"/>
-    <w:lsdException w:name="Table Grid" w:semiHidden="0" w:uiPriority="39" w:unhideWhenUsed="0"/>
-    <w:lsdException w:name="Placeholder Text" w:unhideWhenUsed="0"/>
-    <w:lsdException w:name="No Spacing" w:semiHidden="0" w:uiPriority="1" w:unhideWhenUsed="0" w:qFormat="1"/>
-    <w:lsdException w:name="Light Shading" w:semiHidden="0" w:uiPriority="60" w:unhideWhenUsed="0"/>
-    <w:lsdException w:name="Light List" w:semiHidden="0" w:uiPriority="61" w:unhideWhenUsed="0"/>
-    <w:lsdException w:name="Light Grid" w:semiHidden="0" w:uiPriority="62" w:unhideWhenUsed="0"/>
-    <w:lsdException w:name="Medium Shading 1" w:semiHidden="0" w:uiPriority="63" w:unhideWhenUsed="0"/>
-    <w:lsdException w:name="Medium Shading 2" w:semiHidden="0" w:uiPriority="64" w:unhideWhenUsed="0"/>
-    <w:lsdException w:name="Medium List 1" w:semiHidden="0" w:uiPriority="65" w:unhideWhenUsed="0"/>
-    <w:lsdException w:name="Medium List 2" w:semiHidden="0" w:uiPriority="66" w:unhideWhenUsed="0"/>
-    <w:lsdException w:name="Medium Grid 1" w:semiHidden="0" w:uiPriority="67" w:unhideWhenUsed="0"/>
-    <w:lsdException w:name="Medium Grid 2" w:semiHidden="0" w:uiPriority="68" w:unhideWhenUsed="0"/>
-    <w:lsdException w:name="Medium Grid 3" w:semiHidden="0" w:uiPriority="69" w:unhideWhenUsed="0"/>
-    <w:lsdException w:name="Dark List" w:semiHidden="0" w:uiPriority="70" w:unhideWhenUsed="0"/>
-    <w:lsdException w:name="Colorful Shading" w:semiHidden="0" w:uiPriority="71" w:unhideWhenUsed="0"/>
-    <w:lsdException w:name="Colorful List" w:semiHidden="0" w:uiPriority="72" w:unhideWhenUsed="0"/>
-    <w:lsdException w:name="Colorful Grid" w:semiHidden="0" w:uiPriority="73" w:unhideWhenUsed="0"/>
-    <w:lsdException w:name="Light Shading Accent 1" w:semiHidden="0" w:uiPriority="60" w:unhideWhenUsed="0"/>
-    <w:lsdException w:name="Light List Accent 1" w:semiHidden="0" w:uiPriority="61" w:unhideWhenUsed="0"/>
-    <w:lsdException w:name="Light Grid Accent 1" w:semiHidden="0" w:uiPriority="62" w:unhideWhenUsed="0"/>
-    <w:lsdException w:name="Medium Shading 1 Accent 1" w:semiHidden="0" w:uiPriority="63" w:unhideWhenUsed="0"/>
-    <w:lsdException w:name="Medium Shading 2 Accent 1" w:semiHidden="0" w:uiPriority="64" w:unhideWhenUsed="0"/>
-    <w:lsdException w:name="Medium List 1 Accent 1" w:semiHidden="0" w:uiPriority="65" w:unhideWhenUsed="0"/>
-    <w:lsdException w:name="Revision" w:unhideWhenUsed="0"/>
-    <w:lsdException w:name="List Paragraph" w:semiHidden="0" w:uiPriority="34" w:unhideWhenUsed="0" w:qFormat="1"/>
-    <w:lsdException w:name="Quote" w:semiHidden="0" w:uiPriority="29" w:unhideWhenUsed="0" w:qFormat="1"/>
-    <w:lsdException w:name="Intense Quote" w:semiHidden="0" w:uiPriority="30" w:unhideWhenUsed="0" w:qFormat="1"/>
-    <w:lsdException w:name="Medium List 2 Accent 1" w:semiHidden="0" w:uiPriority="66" w:unhideWhenUsed="0"/>
-    <w:lsdException w:name="Medium Grid 1 Accent 1" w:semiHidden="0" w:uiPriority="67" w:unhideWhenUsed="0"/>
-    <w:lsdException w:name="Medium Grid 2 Accent 1" w:semiHidden="0" w:uiPriority="68" w:unhideWhenUsed="0"/>
-    <w:lsdException w:name="Medium Grid 3 Accent 1" w:semiHidden="0" w:uiPriority="69" w:unhideWhenUsed="0"/>
-    <w:lsdException w:name="Dark List Accent 1" w:semiHidden="0" w:uiPriority="70" w:unhideWhenUsed="0"/>
-    <w:lsdException w:name="Colorful Shading Accent 1" w:semiHidden="0" w:uiPriority="71" w:unhideWhenUsed="0"/>
-    <w:lsdException w:name="Colorful List Accent 1" w:semiHidden="0" w:uiPriority="72" w:unhideWhenUsed="0"/>
-    <w:lsdException w:name="Colorful Grid Accent 1" w:semiHidden="0" w:uiPriority="73" w:unhideWhenUsed="0"/>
-    <w:lsdException w:name="Light Shading Accent 2" w:semiHidden="0" w:uiPriority="60" w:unhideWhenUsed="0"/>
-    <w:lsdException w:name="Light List Accent 2" w:semiHidden="0" w:uiPriority="61" w:unhideWhenUsed="0"/>
-    <w:lsdException w:name="Light Grid Accent 2" w:semiHidden="0" w:uiPriority="62" w:unhideWhenUsed="0"/>
-    <w:lsdException w:name="Medium Shading 1 Accent 2" w:semiHidden="0" w:uiPriority="63" w:unhideWhenUsed="0"/>
-    <w:lsdException w:name="Medium Shading 2 Accent 2" w:semiHidden="0" w:uiPriority="64" w:unhideWhenUsed="0"/>
-    <w:lsdException w:name="Medium List 1 Accent 2" w:semiHidden="0" w:uiPriority="65" w:unhideWhenUsed="0"/>
-    <w:lsdException w:name="Medium List 2 Accent 2" w:semiHidden="0" w:uiPriority="66" w:unhideWhenUsed="0"/>
-    <w:lsdException w:name="Medium Grid 1 Accent 2" w:semiHidden="0" w:uiPriority="67" w:unhideWhenUsed="0"/>
-    <w:lsdException w:name="Medium Grid 2 Accent 2" w:semiHidden="0" w:uiPriority="68" w:unhideWhenUsed="0"/>
-    <w:lsdException w:name="Medium Grid 3 Accent 2" w:semiHidden="0" w:uiPriority="69" w:unhideWhenUsed="0"/>
-    <w:lsdException w:name="Dark List Accent 2" w:semiHidden="0" w:uiPriority="70" w:unhideWhenUsed="0"/>
-    <w:lsdException w:name="Colorful Shading Accent 2" w:semiHidden="0" w:uiPriority="71" w:unhideWhenUsed="0"/>
-    <w:lsdException w:name="Colorful List Accent 2" w:semiHidden="0" w:uiPriority="72" w:unhideWhenUsed="0"/>
-    <w:lsdException w:name="Colorful Grid Accent 2" w:semiHidden="0" w:uiPriority="73" w:unhideWhenUsed="0"/>
-    <w:lsdException w:name="Light Shading Accent 3" w:semiHidden="0" w:uiPriority="60" w:unhideWhenUsed="0"/>
-    <w:lsdException w:name="Light List Accent 3" w:semiHidden="0" w:uiPriority="61" w:unhideWhenUsed="0"/>
-    <w:lsdException w:name="Light Grid Accent 3" w:semiHidden="0" w:uiPriority="62" w:unhideWhenUsed="0"/>
-    <w:lsdException w:name="Medium Shading 1 Accent 3" w:semiHidden="0" w:uiPriority="63" w:unhideWhenUsed="0"/>
-    <w:lsdException w:name="Medium Shading 2 Accent 3" w:semiHidden="0" w:uiPriority="64" w:unhideWhenUsed="0"/>
-    <w:lsdException w:name="Medium List 1 Accent 3" w:semiHidden="0" w:uiPriority="65" w:unhideWhenUsed="0"/>
-    <w:lsdException w:name="Medium List 2 Accent 3" w:semiHidden="0" w:uiPriority="66" w:unhideWhenUsed="0"/>
-    <w:lsdException w:name="Medium Grid 1 Accent 3" w:semiHidden="0" w:uiPriority="67" w:unhideWhenUsed="0"/>
-    <w:lsdException w:name="Medium Grid 2 Accent 3" w:semiHidden="0" w:uiPriority="68" w:unhideWhenUsed="0"/>
-    <w:lsdException w:name="Medium Grid 3 Accent 3" w:semiHidden="0" w:uiPriority="69" w:unhideWhenUsed="0"/>
-    <w:lsdException w:name="Dark List Accent 3" w:semiHidden="0" w:uiPriority="70" w:unhideWhenUsed="0"/>
-    <w:lsdException w:name="Colorful Shading Accent 3" w:semiHidden="0" w:uiPriority="71" w:unhideWhenUsed="0"/>
-    <w:lsdException w:name="Colorful List Accent 3" w:semiHidden="0" w:uiPriority="72" w:unhideWhenUsed="0"/>
-    <w:lsdException w:name="Colorful Grid Accent 3" w:semiHidden="0" w:uiPriority="73" w:unhideWhenUsed="0"/>
-    <w:lsdException w:name="Light Shading Accent 4" w:semiHidden="0" w:uiPriority="60" w:unhideWhenUsed="0"/>
-    <w:lsdException w:name="Light List Accent 4" w:semiHidden="0" w:uiPriority="61" w:unhideWhenUsed="0"/>
-    <w:lsdException w:name="Light Grid Accent 4" w:semiHidden="0" w:uiPriority="62" w:unhideWhenUsed="0"/>
-    <w:lsdException w:name="Medium Shading 1 Accent 4" w:semiHidden="0" w:uiPriority="63" w:unhideWhenUsed="0"/>
-    <w:lsdException w:name="Medium Shading 2 Accent 4" w:semiHidden="0" w:uiPriority="64" w:unhideWhenUsed="0"/>
-    <w:lsdException w:name="Medium List 1 Accent 4" w:semiHidden="0" w:uiPriority="65" w:unhideWhenUsed="0"/>
-    <w:lsdException w:name="Medium List 2 Accent 4" w:semiHidden="0" w:uiPriority="66" w:unhideWhenUsed="0"/>
-    <w:lsdException w:name="Medium Grid 1 Accent 4" w:semiHidden="0" w:uiPriority="67" w:unhideWhenUsed="0"/>
-    <w:lsdException w:name="Medium Grid 2 Accent 4" w:semiHidden="0" w:uiPriority="68" w:unhideWhenUsed="0"/>
-    <w:lsdException w:name="Medium Grid 3 Accent 4" w:semiHidden="0" w:uiPriority="69" w:unhideWhenUsed="0"/>
-    <w:lsdException w:name="Dark List Accent 4" w:semiHidden="0" w:uiPriority="70" w:unhideWhenUsed="0"/>
-    <w:lsdException w:name="Colorful Shading Accent 4" w:semiHidden="0" w:uiPriority="71" w:unhideWhenUsed="0"/>
-    <w:lsdException w:name="Colorful List Accent 4" w:semiHidden="0" w:uiPriority="72" w:unhideWhenUsed="0"/>
-    <w:lsdException w:name="Colorful Grid Accent 4" w:semiHidden="0" w:uiPriority="73" w:unhideWhenUsed="0"/>
-    <w:lsdException w:name="Light Shading Accent 5" w:semiHidden="0" w:uiPriority="60" w:unhideWhenUsed="0"/>
-    <w:lsdException w:name="Light List Accent 5" w:semiHidden="0" w:uiPriority="61" w:unhideWhenUsed="0"/>
-    <w:lsdException w:name="Light Grid Accent 5" w:semiHidden="0" w:uiPriority="62" w:unhideWhenUsed="0"/>
-    <w:lsdException w:name="Medium Shading 1 Accent 5" w:semiHidden="0" w:uiPriority="63" w:unhideWhenUsed="0"/>
-    <w:lsdException w:name="Medium Shading 2 Accent 5" w:semiHidden="0" w:uiPriority="64" w:unhideWhenUsed="0"/>
-    <w:lsdException w:name="Medium List 1 Accent 5" w:semiHidden="0" w:uiPriority="65" w:unhideWhenUsed="0"/>
-    <w:lsdException w:name="Medium List 2 Accent 5" w:semiHidden="0" w:uiPriority="66" w:unhideWhenUsed="0"/>
-    <w:lsdException w:name="Medium Grid 1 Accent 5" w:semiHidden="0" w:uiPriority="67" w:unhideWhenUsed="0"/>
-    <w:lsdException w:name="Medium Grid 2 Accent 5" w:semiHidden="0" w:uiPriority="68" w:unhideWhenUsed="0"/>
-    <w:lsdException w:name="Medium Grid 3 Accent 5" w:semiHidden="0" w:uiPriority="69" w:unhideWhenUsed="0"/>
-    <w:lsdException w:name="Dark List Accent 5" w:semiHidden="0" w:uiPriority="70" w:unhideWhenUsed="0"/>
-    <w:lsdException w:name="Colorful Shading Accent 5" w:semiHidden="0" w:uiPriority="71" w:unhideWhenUsed="0"/>
-    <w:lsdException w:name="Colorful List Accent 5" w:semiHidden="0" w:uiPriority="72" w:unhideWhenUsed="0"/>
-    <w:lsdException w:name="Colorful Grid Accent 5" w:semiHidden="0" w:uiPriority="73" w:unhideWhenUsed="0"/>
-    <w:lsdException w:name="Light Shading Accent 6" w:semiHidden="0" w:uiPriority="60" w:unhideWhenUsed="0"/>
-    <w:lsdException w:name="Light List Accent 6" w:semiHidden="0" w:uiPriority="61" w:unhideWhenUsed="0"/>
-    <w:lsdException w:name="Light Grid Accent 6" w:semiHidden="0" w:uiPriority="62" w:unhideWhenUsed="0"/>
-    <w:lsdException w:name="Medium Shading 1 Accent 6" w:semiHidden="0" w:uiPriority="63" w:unhideWhenUsed="0"/>
-    <w:lsdException w:name="Medium Shading 2 Accent 6" w:semiHidden="0" w:uiPriority="64" w:unhideWhenUsed="0"/>
-    <w:lsdException w:name="Medium List 1 Accent 6" w:semiHidden="0" w:uiPriority="65" w:unhideWhenUsed="0"/>
-    <w:lsdException w:name="Medium List 2 Accent 6" w:semiHidden="0" w:uiPriority="66" w:unhideWhenUsed="0"/>
-    <w:lsdException w:name="Medium Grid 1 Accent 6" w:semiHidden="0" w:uiPriority="67" w:unhideWhenUsed="0"/>
-    <w:lsdException w:name="Medium Grid 2 Accent 6" w:semiHidden="0" w:uiPriority="68" w:unhideWhenUsed="0"/>
-    <w:lsdException w:name="Medium Grid 3 Accent 6" w:semiHidden="0" w:uiPriority="69" w:unhideWhenUsed="0"/>
-    <w:lsdException w:name="Dark List Accent 6" w:semiHidden="0" w:uiPriority="70" w:unhideWhenUsed="0"/>
-    <w:lsdException w:name="Colorful Shading Accent 6" w:semiHidden="0" w:uiPriority="71" w:unhideWhenUsed="0"/>
-    <w:lsdException w:name="Colorful List Accent 6" w:semiHidden="0" w:uiPriority="72" w:unhideWhenUsed="0"/>
-    <w:lsdException w:name="Colorful Grid Accent 6" w:semiHidden="0" w:uiPriority="73" w:unhideWhenUsed="0"/>
-    <w:lsdException w:name="Subtle Emphasis" w:semiHidden="0" w:uiPriority="19" w:unhideWhenUsed="0" w:qFormat="1"/>
-    <w:lsdException w:name="Intense Emphasis" w:semiHidden="0" w:uiPriority="21" w:unhideWhenUsed="0" w:qFormat="1"/>
-    <w:lsdException w:name="Subtle Reference" w:semiHidden="0" w:uiPriority="31" w:unhideWhenUsed="0" w:qFormat="1"/>
-    <w:lsdException w:name="Intense Reference" w:semiHidden="0" w:uiPriority="32" w:unhideWhenUsed="0" w:qFormat="1"/>
-    <w:lsdException w:name="Book Title" w:semiHidden="0" w:uiPriority="33" w:unhideWhenUsed="0" w:qFormat="1"/>
-    <w:lsdException w:name="Bibliography" w:uiPriority="37"/>
-    <w:lsdException w:name="TOC Heading" w:uiPriority="39" w:qFormat="1"/>
-  </w:latentStyles>
-  <w:style w:type="paragraph" w:default="1" w:styleId="Normal">
-    <w:name w:val="Normal"/>
-    <w:qFormat/>
-    <w:rsid w:val="00EC6368"/>
-    <w:pPr>
-      <w:suppressAutoHyphens w:val="0"/>
-      <w:spacing w:before="-1" w:beforeAutospacing="1" w:after="-1" w:afterAutospacing="1"/>
-    </w:pPr>
-    <w:rPr>
-      <w:rFonts w:ascii="Arial" w:hAnsi="Arial" w:cs="Arial"/>
-    </w:rPr>
-  </w:style>
-  <w:style w:type="paragraph" w:styleId="Heading1">
-    <w:name w:val="heading 1"/>
-    <w:basedOn w:val="BodyText"/>
-    <w:link w:val="Heading1Char"/>
-    <w:uiPriority w:val="9"/>
-    <w:qFormat/>
-    <w:rsid w:val="00EC6368"/>
-    <w:pPr>
-      <w:pBdr>
-        <w:bottom w:val="single" w:sz="4" w:space="1" w:color="A6A6A6" w:themeColor="background1" w:themeShade="A6"/>
-      </w:pBdr>
-      <w:spacing w:before="0" w:beforeAutospacing="0" w:after="100"/>
-      <w:outlineLvl w:val="0"/>
-    </w:pPr>
-    <w:rPr>
-      <w:color w:val="0A2A78"/>
-      <w:spacing w:val="-4"/>
-      <w:sz w:val="40"/>
-    </w:rPr>
-  </w:style>
-  <w:style w:type="paragraph" w:styleId="Heading2">
-    <w:name w:val="heading 2"/>
-    <w:basedOn w:val="BodyText"/>
-    <w:next w:val="BodyText"/>
-    <w:link w:val="Heading2Char"/>
-    <w:uiPriority w:val="9"/>
-    <w:unhideWhenUsed/>
-    <w:qFormat/>
-    <w:rsid w:val="00EC6368"/>
-    <w:pPr>
-      <w:widowControl w:val="0"/>
-      <w:autoSpaceDE w:val="0"/>
-      <w:autoSpaceDN w:val="0"/>
-      <w:spacing w:before="0" w:beforeAutospacing="0" w:after="0" w:afterAutospacing="0"/>
-      <w:outlineLvl w:val="1"/>
-    </w:pPr>
-    <w:rPr>
-      <w:rFonts w:eastAsiaTheme="minorHAnsi"/>
-      <w:color w:val="0A2A78"/>
-      <w:sz w:val="36"/>
-    </w:rPr>
-  </w:style>
-  <w:style w:type="paragraph" w:styleId="Heading3">
-    <w:name w:val="heading 3"/>
-    <w:basedOn w:val="Heading2"/>
-    <w:next w:val="Body"/>
-    <w:link w:val="Heading3Char"/>
-    <w:uiPriority w:val="9"/>
-    <w:unhideWhenUsed/>
-    <w:qFormat/>
-    <w:rsid w:val="00EC6368"/>
-    <w:pPr>
-      <w:outlineLvl w:val="2"/>
-    </w:pPr>
-    <w:rPr>
-      <w:sz w:val="32"/>
-    </w:rPr>
-  </w:style>
-  <w:style w:type="paragraph" w:styleId="Heading4">
-    <w:name w:val="heading 4"/>
-    <w:basedOn w:val="BodyText"/>
-    <w:next w:val="Normal"/>
-    <w:link w:val="Heading4Char"/>
-    <w:uiPriority w:val="9"/>
-    <w:unhideWhenUsed/>
-    <w:qFormat/>
-    <w:rsid w:val="00EC6368"/>
-    <w:pPr>
-      <w:widowControl w:val="0"/>
-      <w:autoSpaceDE w:val="0"/>
-      <w:autoSpaceDN w:val="0"/>
-      <w:spacing w:beforeAutospacing="0" w:afterAutospacing="0"/>
-      <w:ind w:left="360"/>
-      <w:outlineLvl w:val="3"/>
-    </w:pPr>
-    <w:rPr>
-      <w:rFonts w:eastAsiaTheme="minorHAnsi"/>
-      <w:iCs/>
-      <w:color w:val="0A2A78"/>
-    </w:rPr>
-  </w:style>
-  <w:style w:type="paragraph" w:styleId="Heading5">
-    <w:name w:val="heading 5"/>
-    <w:basedOn w:val="Normal"/>
-    <w:next w:val="Normal"/>
-    <w:link w:val="Heading5Char"/>
-    <w:uiPriority w:val="9"/>
-    <w:semiHidden/>
-    <w:unhideWhenUsed/>
-    <w:qFormat/>
-    <w:rsid w:val="00750956"/>
-    <w:pPr>
-      <w:keepNext/>
-      <w:keepLines/>
-      <w:spacing w:before="240" w:after="80"/>
-      <w:outlineLvl w:val="4"/>
-    </w:pPr>
-    <w:rPr>
-      <w:color w:val="666666"/>
-    </w:rPr>
-  </w:style>
-  <w:style w:type="paragraph" w:styleId="Heading6">
-    <w:name w:val="heading 6"/>
-    <w:basedOn w:val="Normal"/>
-    <w:next w:val="Normal"/>
-    <w:link w:val="Heading6Char"/>
-    <w:uiPriority w:val="9"/>
-    <w:semiHidden/>
-    <w:unhideWhenUsed/>
-    <w:qFormat/>
-    <w:rsid w:val="00750956"/>
-    <w:pPr>
-      <w:keepNext/>
-      <w:keepLines/>
-      <w:spacing w:before="240" w:after="80"/>
-      <w:outlineLvl w:val="5"/>
-    </w:pPr>
-    <w:rPr>
-      <w:i/>
-      <w:color w:val="666666"/>
-    </w:rPr>
-  </w:style>
-  <w:style w:type="character" w:default="1" w:styleId="DefaultParagraphFont">
-    <w:name w:val="Default Paragraph Font"/>
-    <w:uiPriority w:val="1"/>
-    <w:unhideWhenUsed/>
-  </w:style>
-  <w:style w:type="table" w:default="1" w:styleId="TableNormal">
-    <w:name w:val="Normal Table"/>
-    <w:uiPriority w:val="99"/>
-    <w:semiHidden/>
-    <w:unhideWhenUsed/>
-    <w:tblPr>
-      <w:tblInd w:w="0" w:type="dxa"/>
-      <w:tblCellMar>
-        <w:top w:w="0" w:type="dxa"/>
-        <w:left w:w="108" w:type="dxa"/>
-        <w:bottom w:w="0" w:type="dxa"/>
-        <w:right w:w="108" w:type="dxa"/>
-      </w:tblCellMar>
-    </w:tblPr>
-  </w:style>
-  <w:style w:type="numbering" w:default="1" w:styleId="NoList">
-    <w:name w:val="No List"/>
-    <w:uiPriority w:val="99"/>
-    <w:semiHidden/>
-    <w:unhideWhenUsed/>
-  </w:style>
-  <w:style w:type="character" w:customStyle="1" w:styleId="Heading1Char">
-    <w:name w:val="Heading 1 Char"/>
-    <w:basedOn w:val="DefaultParagraphFont"/>
-    <w:link w:val="Heading1"/>
-    <w:uiPriority w:val="9"/>
-    <w:rsid w:val="00EC6368"/>
-    <w:rPr>
-      <w:rFonts w:ascii="Helvetica" w:hAnsi="Helvetica" w:cs="Helvetica"/>
-      <w:color w:val="0A2A78"/>
-      <w:spacing w:val="-4"/>
-      <w:sz w:val="40"/>
-      <w:szCs w:val="24"/>
-    </w:rPr>
-  </w:style>
-  <w:style w:type="character" w:customStyle="1" w:styleId="Heading3Char">
-    <w:name w:val="Heading 3 Char"/>
-    <w:basedOn w:val="DefaultParagraphFont"/>
-    <w:link w:val="Heading3"/>
-    <w:uiPriority w:val="9"/>
-    <w:rsid w:val="00EC6368"/>
-    <w:rPr>
-      <w:rFonts w:ascii="Helvetica" w:eastAsiaTheme="minorHAnsi" w:hAnsi="Helvetica" w:cs="Helvetica"/>
-      <w:color w:val="0A2A78"/>
-      <w:spacing w:val="-2"/>
-      <w:sz w:val="32"/>
-      <w:szCs w:val="24"/>
-    </w:rPr>
-  </w:style>
-  <w:style w:type="character" w:customStyle="1" w:styleId="interviewglossarywordintemplateChar">
-    <w:name w:val="interview glossary word in template Char"/>
-    <w:basedOn w:val="DefaultParagraphFont"/>
-    <w:link w:val="interviewglossarywordintemplate"/>
-    <w:rsid w:val="00EC6368"/>
-  </w:style>
-  <w:style w:type="character" w:customStyle="1" w:styleId="interviewbuttonChar">
-    <w:name w:val="interview button Char"/>
-    <w:basedOn w:val="DefaultParagraphFont"/>
-    <w:link w:val="interviewbutton"/>
-    <w:rsid w:val="00EC6368"/>
-    <w:rPr>
-      <w:color w:val="FFFFFF" w:themeColor="background1"/>
-      <w:szCs w:val="40"/>
-      <w:shd w:val="clear" w:color="auto" w:fill="0070C0"/>
-    </w:rPr>
-  </w:style>
-  <w:style w:type="character" w:customStyle="1" w:styleId="BodyTextChar">
-    <w:name w:val="Body Text Char"/>
-    <w:basedOn w:val="DefaultParagraphFont"/>
-    <w:link w:val="BodyText"/>
-    <w:uiPriority w:val="1"/>
-    <w:rsid w:val="00EC6368"/>
-    <w:rPr>
-      <w:rFonts w:ascii="Helvetica" w:hAnsi="Helvetica" w:cs="Helvetica"/>
-      <w:color w:val="202529"/>
-      <w:spacing w:val="-2"/>
-      <w:sz w:val="24"/>
-      <w:szCs w:val="24"/>
-    </w:rPr>
-  </w:style>
-  <w:style w:type="character" w:customStyle="1" w:styleId="Heading2Char">
-    <w:name w:val="Heading 2 Char"/>
-    <w:basedOn w:val="DefaultParagraphFont"/>
-    <w:link w:val="Heading2"/>
-    <w:uiPriority w:val="9"/>
-    <w:rsid w:val="00EC6368"/>
-    <w:rPr>
-      <w:rFonts w:ascii="Helvetica" w:eastAsiaTheme="minorHAnsi" w:hAnsi="Helvetica" w:cs="Helvetica"/>
-      <w:color w:val="0A2A78"/>
-      <w:spacing w:val="-2"/>
-      <w:sz w:val="36"/>
-      <w:szCs w:val="24"/>
-    </w:rPr>
-  </w:style>
-  <w:style w:type="character" w:customStyle="1" w:styleId="TitleChar">
-    <w:name w:val="Title Char"/>
-    <w:basedOn w:val="DefaultParagraphFont"/>
-    <w:link w:val="Title"/>
-    <w:uiPriority w:val="10"/>
-    <w:rsid w:val="00EC6368"/>
-    <w:rPr>
-      <w:rFonts w:ascii="Helvetica" w:hAnsi="Helvetica" w:cs="Helvetica"/>
-      <w:color w:val="0A2A78"/>
-      <w:spacing w:val="-2"/>
-      <w:sz w:val="48"/>
-      <w:szCs w:val="24"/>
-    </w:rPr>
-  </w:style>
-  <w:style w:type="character" w:customStyle="1" w:styleId="BalloonTextChar">
-    <w:name w:val="Balloon Text Char"/>
-    <w:basedOn w:val="DefaultParagraphFont"/>
-    <w:link w:val="BalloonText"/>
-    <w:uiPriority w:val="99"/>
-    <w:semiHidden/>
-    <w:rsid w:val="00EC6368"/>
-    <w:rPr>
-      <w:rFonts w:ascii="Segoe UI" w:hAnsi="Segoe UI" w:cs="Segoe UI"/>
-      <w:sz w:val="18"/>
-      <w:szCs w:val="18"/>
-    </w:rPr>
-  </w:style>
-  <w:style w:type="character" w:styleId="CommentReference">
-    <w:name w:val="annotation reference"/>
-    <w:basedOn w:val="DefaultParagraphFont"/>
-    <w:uiPriority w:val="99"/>
-    <w:semiHidden/>
-    <w:unhideWhenUsed/>
-    <w:rsid w:val="00EC6368"/>
-    <w:rPr>
-      <w:sz w:val="16"/>
-      <w:szCs w:val="16"/>
-    </w:rPr>
-  </w:style>
-  <w:style w:type="character" w:customStyle="1" w:styleId="CommentTextChar">
-    <w:name w:val="Comment Text Char"/>
-    <w:basedOn w:val="DefaultParagraphFont"/>
-    <w:link w:val="CommentText"/>
-    <w:uiPriority w:val="99"/>
-    <w:rsid w:val="00EC6368"/>
-    <w:rPr>
-      <w:rFonts w:ascii="Arial" w:hAnsi="Arial" w:cs="Arial"/>
-      <w:sz w:val="20"/>
-      <w:szCs w:val="20"/>
-    </w:rPr>
-  </w:style>
-  <w:style w:type="character" w:customStyle="1" w:styleId="CommentSubjectChar">
-    <w:name w:val="Comment Subject Char"/>
-    <w:basedOn w:val="CommentTextChar"/>
-    <w:link w:val="CommentSubject"/>
-    <w:uiPriority w:val="99"/>
-    <w:semiHidden/>
-    <w:rsid w:val="00EC6368"/>
-    <w:rPr>
-      <w:rFonts w:ascii="Arial" w:hAnsi="Arial" w:cs="Arial"/>
-      <w:b/>
-      <w:bCs/>
-      <w:sz w:val="20"/>
-      <w:szCs w:val="20"/>
-    </w:rPr>
-  </w:style>
-  <w:style w:type="character" w:customStyle="1" w:styleId="FooterChar">
-    <w:name w:val="Footer Char"/>
-    <w:basedOn w:val="DefaultParagraphFont"/>
-    <w:link w:val="Footer"/>
-    <w:uiPriority w:val="99"/>
-    <w:rsid w:val="00EC6368"/>
-    <w:rPr>
-      <w:rFonts w:ascii="Arial" w:hAnsi="Arial" w:cs="Arial"/>
-    </w:rPr>
-  </w:style>
-  <w:style w:type="character" w:customStyle="1" w:styleId="HeaderChar">
-    <w:name w:val="Header Char"/>
-    <w:basedOn w:val="DefaultParagraphFont"/>
-    <w:link w:val="Header"/>
-    <w:uiPriority w:val="99"/>
-    <w:rsid w:val="00EC6368"/>
-    <w:rPr>
-      <w:rFonts w:ascii="Arial" w:hAnsi="Arial" w:cs="Arial"/>
-    </w:rPr>
-  </w:style>
-  <w:style w:type="character" w:customStyle="1" w:styleId="Heading4Char">
-    <w:name w:val="Heading 4 Char"/>
-    <w:basedOn w:val="DefaultParagraphFont"/>
-    <w:link w:val="Heading4"/>
-    <w:uiPriority w:val="9"/>
-    <w:rsid w:val="00EC6368"/>
-    <w:rPr>
-      <w:rFonts w:ascii="Helvetica" w:eastAsiaTheme="minorHAnsi" w:hAnsi="Helvetica" w:cs="Helvetica"/>
-      <w:iCs/>
-      <w:color w:val="0A2A78"/>
-      <w:spacing w:val="-2"/>
-      <w:sz w:val="24"/>
-      <w:szCs w:val="24"/>
-    </w:rPr>
-  </w:style>
-  <w:style w:type="character" w:styleId="Hyperlink">
-    <w:name w:val="Hyperlink"/>
-    <w:basedOn w:val="DefaultParagraphFont"/>
-    <w:uiPriority w:val="99"/>
-    <w:unhideWhenUsed/>
-    <w:rsid w:val="00EC6368"/>
-    <w:rPr>
-      <w:rFonts w:ascii="Helvetica" w:hAnsi="Helvetica" w:cs="Helvetica"/>
-      <w:color w:val="0563C1" w:themeColor="hyperlink"/>
-      <w:spacing w:val="-2"/>
-      <w:sz w:val="24"/>
-      <w:szCs w:val="24"/>
-      <w:u w:val="none"/>
-    </w:rPr>
-  </w:style>
-  <w:style w:type="character" w:customStyle="1" w:styleId="UnresolvedMention1">
-    <w:name w:val="Unresolved Mention1"/>
-    <w:basedOn w:val="DefaultParagraphFont"/>
-    <w:uiPriority w:val="99"/>
-    <w:semiHidden/>
-    <w:unhideWhenUsed/>
-    <w:rsid w:val="00EC6368"/>
-    <w:rPr>
-      <w:color w:val="605E5C"/>
-      <w:shd w:val="clear" w:color="auto" w:fill="E1DFDD"/>
-    </w:rPr>
-  </w:style>
-  <w:style w:type="character" w:customStyle="1" w:styleId="small">
-    <w:name w:val="small"/>
-    <w:basedOn w:val="DefaultParagraphFont"/>
-    <w:rsid w:val="00EC6368"/>
-    <w:rPr>
-      <w:rFonts w:cs="Times New Roman"/>
-    </w:rPr>
-  </w:style>
-  <w:style w:type="character" w:customStyle="1" w:styleId="interviewPAPtexttrigger">
-    <w:name w:val="interview PAP text trigger"/>
-    <w:basedOn w:val="DefaultParagraphFont"/>
-    <w:uiPriority w:val="1"/>
-    <w:qFormat/>
-    <w:rsid w:val="00EC6368"/>
-    <w:rPr>
-      <w:shd w:val="clear" w:color="auto" w:fill="009999"/>
-    </w:rPr>
-  </w:style>
-  <w:style w:type="character" w:customStyle="1" w:styleId="NumChar">
-    <w:name w:val="NumChar"/>
-    <w:basedOn w:val="DefaultParagraphFont"/>
-    <w:uiPriority w:val="1"/>
-    <w:qFormat/>
-    <w:rsid w:val="00EC6368"/>
-    <w:rPr>
-      <w:rFonts w:eastAsiaTheme="minorHAnsi"/>
-    </w:rPr>
-  </w:style>
-  <w:style w:type="character" w:customStyle="1" w:styleId="UnresolvedMention2">
-    <w:name w:val="Unresolved Mention2"/>
-    <w:basedOn w:val="DefaultParagraphFont"/>
-    <w:uiPriority w:val="99"/>
-    <w:semiHidden/>
-    <w:unhideWhenUsed/>
-    <w:rsid w:val="00EC6368"/>
-    <w:rPr>
-      <w:color w:val="605E5C"/>
-      <w:shd w:val="clear" w:color="auto" w:fill="E1DFDD"/>
-    </w:rPr>
-  </w:style>
-  <w:style w:type="character" w:customStyle="1" w:styleId="convention">
-    <w:name w:val="convention"/>
-    <w:basedOn w:val="DefaultParagraphFont"/>
-    <w:uiPriority w:val="1"/>
-    <w:qFormat/>
-    <w:rsid w:val="00EC6368"/>
-    <w:rPr>
-      <w:sz w:val="22"/>
-      <w:szCs w:val="22"/>
-      <w:shd w:val="clear" w:color="auto" w:fill="A6A6A6" w:themeFill="background1" w:themeFillShade="A6"/>
-    </w:rPr>
-  </w:style>
-  <w:style w:type="character" w:customStyle="1" w:styleId="interviewvariable">
-    <w:name w:val="interview variable"/>
-    <w:basedOn w:val="DefaultParagraphFont"/>
-    <w:uiPriority w:val="1"/>
-    <w:qFormat/>
-    <w:rsid w:val="00EC6368"/>
-    <w:rPr>
-      <w:color w:val="FF7C80"/>
-      <w:shd w:val="clear" w:color="auto" w:fill="FFFFCC"/>
-    </w:rPr>
-  </w:style>
-  <w:style w:type="character" w:styleId="Strong">
-    <w:name w:val="Strong"/>
-    <w:basedOn w:val="DefaultParagraphFont"/>
-    <w:uiPriority w:val="22"/>
-    <w:qFormat/>
-    <w:rsid w:val="00EC6368"/>
-    <w:rPr>
-      <w:b/>
-      <w:bCs/>
-    </w:rPr>
-  </w:style>
-  <w:style w:type="character" w:styleId="FollowedHyperlink">
-    <w:name w:val="FollowedHyperlink"/>
-    <w:basedOn w:val="DefaultParagraphFont"/>
-    <w:uiPriority w:val="99"/>
-    <w:semiHidden/>
-    <w:unhideWhenUsed/>
-    <w:rsid w:val="00EC6368"/>
-    <w:rPr>
-      <w:color w:val="954F72" w:themeColor="followedHyperlink"/>
-      <w:u w:val="single"/>
-    </w:rPr>
-  </w:style>
-  <w:style w:type="character" w:customStyle="1" w:styleId="interviewclickformoreinfo-definition">
-    <w:name w:val="interview click for more info - definition"/>
-    <w:uiPriority w:val="1"/>
-    <w:qFormat/>
-    <w:rsid w:val="00EC6368"/>
-    <w:rPr>
-      <w:color w:val="00B050"/>
-      <w:u w:val="dash" w:color="92D050"/>
-    </w:rPr>
-  </w:style>
-  <w:style w:type="character" w:customStyle="1" w:styleId="UnresolvedMention3">
-    <w:name w:val="Unresolved Mention3"/>
-    <w:basedOn w:val="DefaultParagraphFont"/>
-    <w:uiPriority w:val="99"/>
-    <w:semiHidden/>
-    <w:unhideWhenUsed/>
-    <w:rsid w:val="00F729A9"/>
-    <w:rPr>
-      <w:color w:val="605E5C"/>
-      <w:shd w:val="clear" w:color="auto" w:fill="E1DFDD"/>
-    </w:rPr>
-  </w:style>
-  <w:style w:type="character" w:customStyle="1" w:styleId="UnresolvedMention30">
-    <w:name w:val="Unresolved Mention3"/>
-    <w:basedOn w:val="DefaultParagraphFont"/>
-    <w:uiPriority w:val="99"/>
-    <w:semiHidden/>
-    <w:unhideWhenUsed/>
-    <w:rsid w:val="00EC6368"/>
-    <w:rPr>
-      <w:color w:val="605E5C"/>
-      <w:shd w:val="clear" w:color="auto" w:fill="E1DFDD"/>
-    </w:rPr>
-  </w:style>
-  <w:style w:type="character" w:styleId="Emphasis">
-    <w:name w:val="Emphasis"/>
-    <w:basedOn w:val="DefaultParagraphFont"/>
-    <w:uiPriority w:val="20"/>
-    <w:qFormat/>
-    <w:rsid w:val="00EC6368"/>
-    <w:rPr>
-      <w:i/>
-      <w:iCs/>
-    </w:rPr>
-  </w:style>
-  <w:style w:type="character" w:customStyle="1" w:styleId="UnresolvedMention4">
-    <w:name w:val="Unresolved Mention4"/>
-    <w:basedOn w:val="DefaultParagraphFont"/>
-    <w:uiPriority w:val="99"/>
-    <w:semiHidden/>
-    <w:unhideWhenUsed/>
-    <w:rsid w:val="00EC6368"/>
-    <w:rPr>
-      <w:color w:val="605E5C"/>
-      <w:shd w:val="clear" w:color="auto" w:fill="E1DFDD"/>
-    </w:rPr>
-  </w:style>
-  <w:style w:type="character" w:customStyle="1" w:styleId="UnresolvedMention31">
-    <w:name w:val="Unresolved Mention31"/>
-    <w:basedOn w:val="DefaultParagraphFont"/>
-    <w:uiPriority w:val="99"/>
-    <w:semiHidden/>
-    <w:unhideWhenUsed/>
-    <w:rsid w:val="00EC6368"/>
-    <w:rPr>
-      <w:color w:val="605E5C"/>
-      <w:shd w:val="clear" w:color="auto" w:fill="E1DFDD"/>
-    </w:rPr>
-  </w:style>
-  <w:style w:type="paragraph" w:customStyle="1" w:styleId="Heading">
-    <w:name w:val="Heading"/>
-    <w:basedOn w:val="Normal"/>
-    <w:next w:val="BodyText"/>
-    <w:qFormat/>
-    <w:pPr>
-      <w:keepNext/>
-      <w:spacing w:before="240" w:after="120"/>
-    </w:pPr>
-    <w:rPr>
-      <w:rFonts w:ascii="Liberation Sans" w:eastAsia="Microsoft YaHei" w:hAnsi="Liberation Sans" w:cs="Lucida Sans"/>
-      <w:sz w:val="28"/>
-      <w:szCs w:val="28"/>
-    </w:rPr>
-  </w:style>
-  <w:style w:type="paragraph" w:styleId="BodyText">
-    <w:name w:val="Body Text"/>
-    <w:basedOn w:val="Normal"/>
-    <w:link w:val="BodyTextChar"/>
-    <w:uiPriority w:val="1"/>
-    <w:qFormat/>
-    <w:rsid w:val="00EC6368"/>
-    <w:pPr>
-      <w:spacing w:before="54" w:after="120" w:line="276" w:lineRule="auto"/>
-    </w:pPr>
-    <w:rPr>
-      <w:rFonts w:ascii="Helvetica" w:hAnsi="Helvetica" w:cs="Helvetica"/>
-      <w:color w:val="202529"/>
-      <w:spacing w:val="-2"/>
-      <w:sz w:val="24"/>
-      <w:szCs w:val="24"/>
-    </w:rPr>
-  </w:style>
-  <w:style w:type="paragraph" w:styleId="List">
-    <w:name w:val="List"/>
-    <w:basedOn w:val="BodyText"/>
-    <w:rPr>
-      <w:rFonts w:cs="Lucida Sans"/>
-    </w:rPr>
-  </w:style>
-  <w:style w:type="paragraph" w:styleId="Caption">
-    <w:name w:val="caption"/>
-    <w:basedOn w:val="Normal"/>
-    <w:qFormat/>
-    <w:pPr>
-      <w:suppressLineNumbers/>
-      <w:spacing w:before="120" w:after="120"/>
-    </w:pPr>
-    <w:rPr>
-      <w:rFonts w:cs="Lucida Sans"/>
-      <w:i/>
-      <w:iCs/>
-      <w:sz w:val="24"/>
-      <w:szCs w:val="24"/>
-    </w:rPr>
-  </w:style>
-  <w:style w:type="paragraph" w:customStyle="1" w:styleId="Index">
-    <w:name w:val="Index"/>
-    <w:basedOn w:val="Normal"/>
-    <w:qFormat/>
-    <w:pPr>
-      <w:suppressLineNumbers/>
-    </w:pPr>
-    <w:rPr>
-      <w:rFonts w:cs="Lucida Sans"/>
-    </w:rPr>
-  </w:style>
-  <w:style w:type="paragraph" w:customStyle="1" w:styleId="Code">
-    <w:name w:val="Code"/>
-    <w:basedOn w:val="Normal"/>
-    <w:qFormat/>
-    <w:rsid w:val="00EC6368"/>
-    <w:rPr>
-      <w:rFonts w:ascii="Calibri" w:hAnsi="Calibri"/>
-    </w:rPr>
-  </w:style>
-  <w:style w:type="paragraph" w:customStyle="1" w:styleId="Body">
-    <w:name w:val="Body"/>
-    <w:basedOn w:val="BodyText"/>
-    <w:qFormat/>
-    <w:rsid w:val="00EC6368"/>
-    <w:rPr>
-      <w:rFonts w:eastAsiaTheme="minorHAnsi"/>
-    </w:rPr>
-  </w:style>
-  <w:style w:type="paragraph" w:styleId="ListParagraph">
-    <w:name w:val="List Paragraph"/>
-    <w:basedOn w:val="BodyText"/>
-    <w:uiPriority w:val="34"/>
-    <w:qFormat/>
-    <w:rsid w:val="00EC6368"/>
-    <w:pPr>
-      <w:widowControl w:val="0"/>
-      <w:numPr>
-        <w:numId w:val="17"/>
-      </w:numPr>
-      <w:autoSpaceDE w:val="0"/>
-      <w:autoSpaceDN w:val="0"/>
-      <w:spacing w:beforeAutospacing="0" w:afterAutospacing="0"/>
-    </w:pPr>
-    <w:rPr>
-      <w:rFonts w:eastAsiaTheme="minorHAnsi"/>
-    </w:rPr>
-  </w:style>
-  <w:style w:type="paragraph" w:customStyle="1" w:styleId="TFVariable">
-    <w:name w:val="TF Variable"/>
-    <w:basedOn w:val="Heading3"/>
-    <w:next w:val="Body"/>
-    <w:qFormat/>
-    <w:rsid w:val="00EC6368"/>
-    <w:pPr>
-      <w:numPr>
-        <w:numId w:val="21"/>
-      </w:numPr>
-    </w:pPr>
-  </w:style>
-  <w:style w:type="paragraph" w:customStyle="1" w:styleId="interviewglossarywordintemplate">
-    <w:name w:val="interview glossary word in template"/>
-    <w:basedOn w:val="Normal"/>
-    <w:link w:val="interviewglossarywordintemplateChar"/>
-    <w:qFormat/>
-    <w:rsid w:val="00EC6368"/>
-    <w:pPr>
-      <w:spacing w:after="60" w:line="360" w:lineRule="auto"/>
-    </w:pPr>
-    <w:rPr>
-      <w:rFonts w:asciiTheme="minorHAnsi" w:hAnsiTheme="minorHAnsi" w:cstheme="minorBidi"/>
-    </w:rPr>
-  </w:style>
-  <w:style w:type="paragraph" w:customStyle="1" w:styleId="interviewbutton">
-    <w:name w:val="interview button"/>
-    <w:basedOn w:val="Normal"/>
-    <w:next w:val="Normal"/>
-    <w:link w:val="interviewbuttonChar"/>
-    <w:qFormat/>
-    <w:rsid w:val="00EC6368"/>
-    <w:pPr>
-      <w:shd w:val="clear" w:color="auto" w:fill="0070C0"/>
-      <w:spacing w:after="60" w:line="360" w:lineRule="auto"/>
-    </w:pPr>
-    <w:rPr>
-      <w:rFonts w:asciiTheme="minorHAnsi" w:hAnsiTheme="minorHAnsi" w:cstheme="minorBidi"/>
-      <w:color w:val="FFFFFF" w:themeColor="background1"/>
-      <w:szCs w:val="40"/>
-    </w:rPr>
-  </w:style>
-  <w:style w:type="paragraph" w:styleId="Title">
-    <w:name w:val="Title"/>
-    <w:basedOn w:val="BodyText"/>
-    <w:next w:val="Normal"/>
-    <w:link w:val="TitleChar"/>
-    <w:uiPriority w:val="10"/>
-    <w:qFormat/>
-    <w:rsid w:val="00EC6368"/>
-    <w:pPr>
-      <w:spacing w:before="0" w:beforeAutospacing="0" w:after="100"/>
-    </w:pPr>
-    <w:rPr>
-      <w:color w:val="0A2A78"/>
-      <w:sz w:val="48"/>
-    </w:rPr>
-  </w:style>
-  <w:style w:type="paragraph" w:styleId="BalloonText">
-    <w:name w:val="Balloon Text"/>
-    <w:basedOn w:val="Normal"/>
-    <w:link w:val="BalloonTextChar"/>
-    <w:uiPriority w:val="99"/>
-    <w:semiHidden/>
-    <w:unhideWhenUsed/>
-    <w:rsid w:val="00EC6368"/>
-    <w:rPr>
-      <w:rFonts w:ascii="Segoe UI" w:hAnsi="Segoe UI" w:cs="Segoe UI"/>
-      <w:sz w:val="18"/>
-      <w:szCs w:val="18"/>
-    </w:rPr>
-  </w:style>
-  <w:style w:type="paragraph" w:styleId="CommentText">
-    <w:name w:val="annotation text"/>
-    <w:basedOn w:val="Normal"/>
-    <w:link w:val="CommentTextChar"/>
-    <w:uiPriority w:val="99"/>
-    <w:unhideWhenUsed/>
-    <w:rsid w:val="00EC6368"/>
-    <w:rPr>
-      <w:sz w:val="20"/>
-      <w:szCs w:val="20"/>
-    </w:rPr>
-  </w:style>
-  <w:style w:type="paragraph" w:styleId="CommentSubject">
-    <w:name w:val="annotation subject"/>
-    <w:basedOn w:val="CommentText"/>
-    <w:next w:val="CommentText"/>
-    <w:link w:val="CommentSubjectChar"/>
-    <w:uiPriority w:val="99"/>
-    <w:semiHidden/>
-    <w:unhideWhenUsed/>
-    <w:rsid w:val="00EC6368"/>
-    <w:rPr>
-      <w:b/>
-      <w:bCs/>
-    </w:rPr>
-  </w:style>
-  <w:style w:type="paragraph" w:customStyle="1" w:styleId="HeaderandFooter">
-    <w:name w:val="Header and Footer"/>
-    <w:basedOn w:val="Normal"/>
-    <w:qFormat/>
-  </w:style>
-  <w:style w:type="paragraph" w:styleId="Footer">
-    <w:name w:val="footer"/>
-    <w:basedOn w:val="Normal"/>
-    <w:link w:val="FooterChar"/>
-    <w:uiPriority w:val="99"/>
-    <w:unhideWhenUsed/>
-    <w:rsid w:val="00EC6368"/>
-    <w:pPr>
-      <w:tabs>
-        <w:tab w:val="center" w:pos="4680"/>
-        <w:tab w:val="right" w:pos="9360"/>
-      </w:tabs>
-    </w:pPr>
-  </w:style>
-  <w:style w:type="paragraph" w:styleId="Header">
-    <w:name w:val="header"/>
-    <w:basedOn w:val="Normal"/>
-    <w:link w:val="HeaderChar"/>
-    <w:uiPriority w:val="99"/>
-    <w:unhideWhenUsed/>
-    <w:rsid w:val="00EC6368"/>
-    <w:pPr>
-      <w:tabs>
-        <w:tab w:val="center" w:pos="4680"/>
-        <w:tab w:val="right" w:pos="9360"/>
-      </w:tabs>
-    </w:pPr>
-  </w:style>
-  <w:style w:type="paragraph" w:customStyle="1" w:styleId="TableParagraph">
-    <w:name w:val="Table Paragraph"/>
-    <w:basedOn w:val="Normal"/>
-    <w:uiPriority w:val="1"/>
-    <w:qFormat/>
-    <w:rsid w:val="00EC6368"/>
-  </w:style>
-  <w:style w:type="paragraph" w:customStyle="1" w:styleId="H3numberedfordirections">
-    <w:name w:val="H3 numbered for directions"/>
-    <w:basedOn w:val="Heading3"/>
-    <w:next w:val="BodyText"/>
-    <w:qFormat/>
-    <w:rsid w:val="00EC6368"/>
-    <w:pPr>
-      <w:numPr>
-        <w:numId w:val="16"/>
-      </w:numPr>
-      <w:outlineLvl w:val="9"/>
-    </w:pPr>
-  </w:style>
-  <w:style w:type="paragraph" w:customStyle="1" w:styleId="Listnumbered">
-    <w:name w:val="List numbered"/>
-    <w:basedOn w:val="BodyText"/>
-    <w:qFormat/>
-    <w:rsid w:val="00EC6368"/>
-    <w:pPr>
-      <w:widowControl w:val="0"/>
-      <w:autoSpaceDE w:val="0"/>
-      <w:autoSpaceDN w:val="0"/>
-      <w:spacing w:beforeAutospacing="0" w:afterAutospacing="0"/>
-    </w:pPr>
-    <w:rPr>
-      <w:rFonts w:eastAsiaTheme="minorHAnsi"/>
-    </w:rPr>
-  </w:style>
-  <w:style w:type="paragraph" w:customStyle="1" w:styleId="Listnumberedunderbullet">
-    <w:name w:val="List numbered under bullet"/>
-    <w:basedOn w:val="BodyText"/>
-    <w:qFormat/>
-    <w:rsid w:val="00EC6368"/>
-    <w:pPr>
-      <w:widowControl w:val="0"/>
-      <w:numPr>
-        <w:ilvl w:val="4"/>
-        <w:numId w:val="19"/>
-      </w:numPr>
-      <w:autoSpaceDE w:val="0"/>
-      <w:autoSpaceDN w:val="0"/>
-      <w:spacing w:beforeAutospacing="0" w:afterAutospacing="0"/>
-    </w:pPr>
-    <w:rPr>
-      <w:rFonts w:eastAsiaTheme="minorHAnsi"/>
-    </w:rPr>
-  </w:style>
-  <w:style w:type="paragraph" w:customStyle="1" w:styleId="StyleHeading1Hanging008">
-    <w:name w:val="Style Heading 1 + Hanging:  0.08&quot;"/>
-    <w:basedOn w:val="Heading1"/>
-    <w:rsid w:val="00EC6368"/>
-    <w:pPr>
-      <w:spacing w:before="120"/>
-      <w:ind w:hanging="115"/>
-    </w:pPr>
-    <w:rPr>
-      <w:rFonts w:eastAsia="Times New Roman" w:cs="Times New Roman"/>
-      <w:szCs w:val="20"/>
-    </w:rPr>
-  </w:style>
-  <w:style w:type="paragraph" w:styleId="NormalWeb">
-    <w:name w:val="Normal (Web)"/>
-    <w:basedOn w:val="Normal"/>
-    <w:uiPriority w:val="99"/>
-    <w:unhideWhenUsed/>
-    <w:rsid w:val="00EC6368"/>
-    <w:pPr>
-      <w:spacing w:before="100" w:after="100"/>
-    </w:pPr>
-    <w:rPr>
-      <w:rFonts w:ascii="Times New Roman" w:eastAsia="Times New Roman" w:hAnsi="Times New Roman" w:cs="Times New Roman"/>
-      <w:sz w:val="24"/>
-      <w:szCs w:val="24"/>
-    </w:rPr>
-  </w:style>
-  <w:style w:type="paragraph" w:customStyle="1" w:styleId="ListParagraphNumbered">
-    <w:name w:val="List Paragraph Numbered"/>
-    <w:basedOn w:val="ListParagraph"/>
-    <w:qFormat/>
-    <w:rsid w:val="00EC6368"/>
-    <w:pPr>
-      <w:numPr>
-        <w:numId w:val="20"/>
-      </w:numPr>
-    </w:pPr>
-    <w:rPr>
-      <w:b/>
-    </w:rPr>
-  </w:style>
-  <w:style w:type="paragraph" w:customStyle="1" w:styleId="one-indent">
-    <w:name w:val="one-indent"/>
-    <w:basedOn w:val="Normal"/>
-    <w:rsid w:val="00EC6368"/>
-    <w:pPr>
-      <w:spacing w:before="100" w:after="100"/>
-    </w:pPr>
-    <w:rPr>
-      <w:rFonts w:ascii="Times New Roman" w:eastAsia="Times New Roman" w:hAnsi="Times New Roman" w:cs="Times New Roman"/>
-      <w:sz w:val="24"/>
-      <w:szCs w:val="24"/>
-    </w:rPr>
-  </w:style>
-  <w:style w:type="paragraph" w:styleId="Revision">
-    <w:name w:val="Revision"/>
-    <w:uiPriority w:val="99"/>
-    <w:semiHidden/>
-    <w:qFormat/>
-    <w:rsid w:val="005C1760"/>
-    <w:rPr>
-      <w:rFonts w:ascii="Arial" w:hAnsi="Arial" w:cs="Arial"/>
-    </w:rPr>
-  </w:style>
-  <w:style w:type="numbering" w:customStyle="1" w:styleId="Style1">
-    <w:name w:val="Style1"/>
-    <w:uiPriority w:val="99"/>
-    <w:rsid w:val="00EC6368"/>
-    <w:pPr>
-      <w:numPr>
-        <w:numId w:val="14"/>
-      </w:numPr>
-    </w:pPr>
-  </w:style>
-  <w:style w:type="table" w:styleId="TableGrid">
-    <w:name w:val="Table Grid"/>
-    <w:basedOn w:val="TableNormal"/>
-    <w:uiPriority w:val="39"/>
-    <w:rsid w:val="00EC6368"/>
-    <w:pPr>
-      <w:widowControl w:val="0"/>
-      <w:suppressAutoHyphens w:val="0"/>
-      <w:autoSpaceDE w:val="0"/>
-      <w:autoSpaceDN w:val="0"/>
-    </w:pPr>
-    <w:rPr>
-      <w:rFonts w:eastAsiaTheme="minorHAnsi"/>
-    </w:rPr>
-    <w:tblPr>
-      <w:tblBorders>
-        <w:top w:val="single" w:sz="4" w:space="0" w:color="auto"/>
-        <w:left w:val="single" w:sz="4" w:space="0" w:color="auto"/>
-        <w:bottom w:val="single" w:sz="4" w:space="0" w:color="auto"/>
-        <w:right w:val="single" w:sz="4" w:space="0" w:color="auto"/>
-        <w:insideH w:val="single" w:sz="4" w:space="0" w:color="auto"/>
-        <w:insideV w:val="single" w:sz="4" w:space="0" w:color="auto"/>
-      </w:tblBorders>
-    </w:tblPr>
-  </w:style>
-  <w:style w:type="table" w:customStyle="1" w:styleId="TableGrid1">
-    <w:name w:val="Table Grid1"/>
-    <w:basedOn w:val="TableNormal"/>
-    <w:next w:val="TableGrid"/>
-    <w:uiPriority w:val="39"/>
-    <w:rsid w:val="00EC6368"/>
-    <w:pPr>
-      <w:widowControl w:val="0"/>
-      <w:suppressAutoHyphens w:val="0"/>
-      <w:autoSpaceDE w:val="0"/>
-      <w:autoSpaceDN w:val="0"/>
-    </w:pPr>
-    <w:rPr>
-      <w:rFonts w:eastAsiaTheme="minorHAnsi"/>
-    </w:rPr>
-    <w:tblPr>
-      <w:tblBorders>
-        <w:top w:val="single" w:sz="4" w:space="0" w:color="auto"/>
-        <w:left w:val="single" w:sz="4" w:space="0" w:color="auto"/>
-        <w:bottom w:val="single" w:sz="4" w:space="0" w:color="auto"/>
-        <w:right w:val="single" w:sz="4" w:space="0" w:color="auto"/>
-        <w:insideH w:val="single" w:sz="4" w:space="0" w:color="auto"/>
-        <w:insideV w:val="single" w:sz="4" w:space="0" w:color="auto"/>
-      </w:tblBorders>
-    </w:tblPr>
-  </w:style>
-  <w:style w:type="paragraph" w:customStyle="1" w:styleId="Example">
-    <w:name w:val="Example"/>
-    <w:basedOn w:val="Normal"/>
-    <w:next w:val="Normal"/>
-    <w:qFormat/>
-    <w:rsid w:val="00EC6368"/>
-    <w:pPr>
-      <w:widowControl w:val="0"/>
-      <w:autoSpaceDE w:val="0"/>
-      <w:autoSpaceDN w:val="0"/>
-      <w:spacing w:before="54" w:after="120" w:line="276" w:lineRule="auto"/>
-      <w:ind w:left="397"/>
-    </w:pPr>
-    <w:rPr>
-      <w:rFonts w:ascii="Helvetica" w:eastAsiaTheme="minorHAnsi" w:hAnsi="Helvetica" w:cs="Helvetica"/>
-      <w:color w:val="202529"/>
-      <w:spacing w:val="-2"/>
-      <w:sz w:val="24"/>
-      <w:szCs w:val="24"/>
-    </w:rPr>
-  </w:style>
-  <w:style w:type="paragraph" w:styleId="HTMLPreformatted">
-    <w:name w:val="HTML Preformatted"/>
-    <w:basedOn w:val="Normal"/>
-    <w:link w:val="HTMLPreformattedChar"/>
-    <w:uiPriority w:val="99"/>
-    <w:semiHidden/>
-    <w:unhideWhenUsed/>
-    <w:rsid w:val="00EC6368"/>
-    <w:pPr>
-      <w:tabs>
-        <w:tab w:val="left" w:pos="916"/>
-        <w:tab w:val="left" w:pos="1832"/>
-        <w:tab w:val="left" w:pos="2748"/>
-        <w:tab w:val="left" w:pos="3664"/>
-        <w:tab w:val="left" w:pos="4580"/>
-        <w:tab w:val="left" w:pos="5496"/>
-        <w:tab w:val="left" w:pos="6412"/>
-        <w:tab w:val="left" w:pos="7328"/>
-        <w:tab w:val="left" w:pos="8244"/>
-        <w:tab w:val="left" w:pos="9160"/>
-        <w:tab w:val="left" w:pos="10076"/>
-        <w:tab w:val="left" w:pos="10992"/>
-        <w:tab w:val="left" w:pos="11908"/>
-        <w:tab w:val="left" w:pos="12824"/>
-        <w:tab w:val="left" w:pos="13740"/>
-        <w:tab w:val="left" w:pos="14656"/>
-      </w:tabs>
-      <w:spacing w:before="0" w:beforeAutospacing="0" w:after="0" w:afterAutospacing="0"/>
-    </w:pPr>
-    <w:rPr>
-      <w:rFonts w:ascii="Courier New" w:eastAsia="Times New Roman" w:hAnsi="Courier New" w:cs="Courier New"/>
-      <w:sz w:val="20"/>
-      <w:szCs w:val="20"/>
-    </w:rPr>
-  </w:style>
-  <w:style w:type="character" w:customStyle="1" w:styleId="HTMLPreformattedChar">
-    <w:name w:val="HTML Preformatted Char"/>
-    <w:basedOn w:val="DefaultParagraphFont"/>
-    <w:link w:val="HTMLPreformatted"/>
-    <w:uiPriority w:val="99"/>
-    <w:semiHidden/>
-    <w:rsid w:val="00EC6368"/>
-    <w:rPr>
-      <w:rFonts w:ascii="Courier New" w:eastAsia="Times New Roman" w:hAnsi="Courier New" w:cs="Courier New"/>
-      <w:sz w:val="20"/>
-      <w:szCs w:val="20"/>
-    </w:rPr>
-  </w:style>
-  <w:style w:type="paragraph" w:customStyle="1" w:styleId="interviewbuttons">
-    <w:name w:val="interview buttons"/>
-    <w:basedOn w:val="Normal"/>
-    <w:qFormat/>
-    <w:rsid w:val="00EC6368"/>
-    <w:pPr>
-      <w:pBdr>
-        <w:top w:val="single" w:sz="12" w:space="1" w:color="0070C0"/>
-        <w:left w:val="single" w:sz="12" w:space="4" w:color="0070C0"/>
-        <w:bottom w:val="single" w:sz="12" w:space="1" w:color="0070C0"/>
-        <w:right w:val="single" w:sz="12" w:space="4" w:color="0070C0"/>
-        <w:between w:val="single" w:sz="12" w:space="1" w:color="0070C0"/>
-        <w:bar w:val="single" w:sz="12" w:color="0070C0"/>
-      </w:pBdr>
-      <w:shd w:val="clear" w:color="auto" w:fill="FFFFFF"/>
-      <w:spacing w:after="0"/>
-      <w:ind w:left="-58" w:right="-216"/>
-    </w:pPr>
-    <w:rPr>
-      <w:sz w:val="21"/>
-      <w:szCs w:val="21"/>
-    </w:rPr>
-  </w:style>
-  <w:style w:type="character" w:customStyle="1" w:styleId="interviewconvention">
-    <w:name w:val="interview convention"/>
-    <w:basedOn w:val="DefaultParagraphFont"/>
-    <w:uiPriority w:val="1"/>
-    <w:qFormat/>
-    <w:rsid w:val="00EC6368"/>
-    <w:rPr>
-      <w:sz w:val="22"/>
-      <w:szCs w:val="22"/>
-      <w:shd w:val="clear" w:color="auto" w:fill="A6A6A6" w:themeFill="background1" w:themeFillShade="A6"/>
-    </w:rPr>
-  </w:style>
-  <w:style w:type="character" w:customStyle="1" w:styleId="interviewneedstobewritten">
-    <w:name w:val="interview needs to be written"/>
-    <w:basedOn w:val="DefaultParagraphFont"/>
-    <w:uiPriority w:val="1"/>
-    <w:qFormat/>
-    <w:rsid w:val="00EC6368"/>
-    <w:rPr>
-      <w:shd w:val="clear" w:color="auto" w:fill="FFFF00"/>
-    </w:rPr>
-  </w:style>
-  <w:style w:type="character" w:customStyle="1" w:styleId="interviewpdf">
-    <w:name w:val="interview pdf"/>
-    <w:basedOn w:val="DefaultParagraphFont"/>
-    <w:uiPriority w:val="1"/>
-    <w:qFormat/>
-    <w:rsid w:val="00EC6368"/>
-    <w:rPr>
-      <w:sz w:val="21"/>
-      <w:szCs w:val="21"/>
-    </w:rPr>
-  </w:style>
-  <w:style w:type="paragraph" w:customStyle="1" w:styleId="interviewradiobuttons">
-    <w:name w:val="interview radio buttons"/>
-    <w:basedOn w:val="ListParagraph"/>
-    <w:qFormat/>
-    <w:rsid w:val="00EC6368"/>
-    <w:pPr>
-      <w:widowControl/>
-      <w:numPr>
-        <w:numId w:val="18"/>
-      </w:numPr>
-      <w:pBdr>
-        <w:top w:val="single" w:sz="12" w:space="1" w:color="0070C0"/>
-        <w:left w:val="single" w:sz="12" w:space="4" w:color="0070C0"/>
-        <w:bottom w:val="single" w:sz="12" w:space="1" w:color="0070C0"/>
-        <w:right w:val="single" w:sz="12" w:space="4" w:color="0070C0"/>
-        <w:between w:val="single" w:sz="12" w:space="1" w:color="0070C0"/>
-        <w:bar w:val="single" w:sz="12" w:color="0070C0"/>
-      </w:pBdr>
-      <w:shd w:val="clear" w:color="auto" w:fill="FFFFFF"/>
-      <w:autoSpaceDE/>
-      <w:autoSpaceDN/>
-      <w:spacing w:before="-1" w:beforeAutospacing="1" w:after="480" w:afterAutospacing="1" w:line="240" w:lineRule="auto"/>
-      <w:ind w:right="-220"/>
-      <w:contextualSpacing/>
-    </w:pPr>
-    <w:rPr>
-      <w:rFonts w:ascii="Arial" w:eastAsia="Arial" w:hAnsi="Arial" w:cs="Arial"/>
-      <w:color w:val="auto"/>
-      <w:spacing w:val="0"/>
-      <w:sz w:val="21"/>
-      <w:szCs w:val="21"/>
-    </w:rPr>
-  </w:style>
-  <w:style w:type="character" w:customStyle="1" w:styleId="interviewtemplatetrigger">
-    <w:name w:val="interview template trigger"/>
-    <w:basedOn w:val="DefaultParagraphFont"/>
-    <w:uiPriority w:val="1"/>
-    <w:qFormat/>
-    <w:rsid w:val="00EC6368"/>
-  </w:style>
-  <w:style w:type="paragraph" w:customStyle="1" w:styleId="ListPlevel2">
-    <w:name w:val="List P level 2"/>
-    <w:basedOn w:val="ListParagraph"/>
-    <w:qFormat/>
-    <w:rsid w:val="00EC6368"/>
-    <w:pPr>
-      <w:numPr>
-        <w:numId w:val="0"/>
-      </w:numPr>
-      <w:tabs>
-        <w:tab w:val="num" w:pos="360"/>
-      </w:tabs>
-      <w:ind w:left="765" w:hanging="360"/>
-    </w:pPr>
-  </w:style>
-  <w:style w:type="paragraph" w:customStyle="1" w:styleId="ListPlevel3">
-    <w:name w:val="List P level 3"/>
-    <w:basedOn w:val="ListPlevel2"/>
-    <w:qFormat/>
-    <w:rsid w:val="00EC6368"/>
-    <w:pPr>
-      <w:tabs>
-        <w:tab w:val="clear" w:pos="360"/>
-      </w:tabs>
-      <w:ind w:left="0" w:firstLine="0"/>
-    </w:pPr>
-  </w:style>
-  <w:style w:type="paragraph" w:customStyle="1" w:styleId="MLRIAdvocacyguideforPDFPart">
-    <w:name w:val="MLRI Advocacy guide for PDF Part"/>
-    <w:basedOn w:val="Normal"/>
-    <w:qFormat/>
-    <w:rsid w:val="00EC6368"/>
-    <w:pPr>
-      <w:spacing w:before="480" w:after="80" w:line="320" w:lineRule="exact"/>
-      <w:ind w:left="187"/>
-    </w:pPr>
-    <w:rPr>
-      <w:rFonts w:ascii="Bookman Old Style" w:hAnsi="Bookman Old Style"/>
-      <w:color w:val="808080"/>
-      <w:szCs w:val="28"/>
-    </w:rPr>
-  </w:style>
-  <w:style w:type="character" w:customStyle="1" w:styleId="UnresolvedMention5">
-    <w:name w:val="Unresolved Mention5"/>
-    <w:basedOn w:val="DefaultParagraphFont"/>
-    <w:uiPriority w:val="99"/>
-    <w:semiHidden/>
-    <w:unhideWhenUsed/>
-    <w:rsid w:val="00EC6368"/>
-    <w:rPr>
-      <w:color w:val="605E5C"/>
-      <w:shd w:val="clear" w:color="auto" w:fill="E1DFDD"/>
-    </w:rPr>
-  </w:style>
-  <w:style w:type="character" w:customStyle="1" w:styleId="UnresolvedMention6">
-    <w:name w:val="Unresolved Mention6"/>
-    <w:basedOn w:val="DefaultParagraphFont"/>
-    <w:uiPriority w:val="99"/>
-    <w:semiHidden/>
-    <w:unhideWhenUsed/>
-    <w:rsid w:val="00EC6368"/>
-    <w:rPr>
-      <w:color w:val="605E5C"/>
-      <w:shd w:val="clear" w:color="auto" w:fill="E1DFDD"/>
-    </w:rPr>
-  </w:style>
-  <w:style w:type="character" w:customStyle="1" w:styleId="UnresolvedMention7">
-    <w:name w:val="Unresolved Mention7"/>
-    <w:basedOn w:val="DefaultParagraphFont"/>
-    <w:uiPriority w:val="99"/>
-    <w:semiHidden/>
-    <w:unhideWhenUsed/>
-    <w:rsid w:val="00EC6368"/>
-    <w:rPr>
-      <w:color w:val="605E5C"/>
-      <w:shd w:val="clear" w:color="auto" w:fill="E1DFDD"/>
-    </w:rPr>
-  </w:style>
-  <w:style w:type="character" w:customStyle="1" w:styleId="Heading5Char">
-    <w:name w:val="Heading 5 Char"/>
-    <w:basedOn w:val="DefaultParagraphFont"/>
-    <w:link w:val="Heading5"/>
-    <w:uiPriority w:val="9"/>
-    <w:semiHidden/>
-    <w:rsid w:val="00750956"/>
-    <w:rPr>
-      <w:rFonts w:ascii="Arial" w:hAnsi="Arial" w:cs="Arial"/>
-      <w:color w:val="666666"/>
-      <w:sz w:val="24"/>
-      <w:lang w:val="en"/>
-    </w:rPr>
-  </w:style>
-  <w:style w:type="character" w:customStyle="1" w:styleId="Heading6Char">
-    <w:name w:val="Heading 6 Char"/>
-    <w:basedOn w:val="DefaultParagraphFont"/>
-    <w:link w:val="Heading6"/>
-    <w:uiPriority w:val="9"/>
-    <w:semiHidden/>
-    <w:rsid w:val="00750956"/>
-    <w:rPr>
-      <w:rFonts w:ascii="Arial" w:hAnsi="Arial" w:cs="Arial"/>
-      <w:i/>
-      <w:color w:val="666666"/>
-      <w:sz w:val="24"/>
-      <w:lang w:val="en"/>
-    </w:rPr>
-  </w:style>
-  <w:style w:type="character" w:customStyle="1" w:styleId="Helptextinquestionmark">
-    <w:name w:val="Help text in question mark"/>
-    <w:basedOn w:val="DefaultParagraphFont"/>
-    <w:uiPriority w:val="1"/>
-    <w:qFormat/>
-    <w:rsid w:val="00750956"/>
-    <w:rPr>
-      <w:rFonts w:ascii="Tahoma" w:hAnsi="Tahoma" w:cs="Tahoma"/>
-      <w:color w:val="FFFFFF" w:themeColor="background1"/>
-      <w:szCs w:val="24"/>
-      <w:shd w:val="clear" w:color="auto" w:fill="33CCFF"/>
-    </w:rPr>
-  </w:style>
-  <w:style w:type="character" w:customStyle="1" w:styleId="Interviewbutton0">
-    <w:name w:val="Interview button"/>
-    <w:basedOn w:val="DefaultParagraphFont"/>
-    <w:uiPriority w:val="1"/>
-    <w:qFormat/>
-    <w:rsid w:val="00750956"/>
-    <w:rPr>
-      <w:color w:val="FFFFFF" w:themeColor="background1"/>
-      <w:bdr w:val="none" w:sz="0" w:space="0" w:color="auto"/>
-      <w:shd w:val="clear" w:color="auto" w:fill="0B5ED8"/>
-    </w:rPr>
-  </w:style>
-  <w:style w:type="paragraph" w:customStyle="1" w:styleId="interviewcheckboxes">
-    <w:name w:val="interview checkboxes"/>
-    <w:basedOn w:val="ListParagraph"/>
-    <w:qFormat/>
-    <w:rsid w:val="00750956"/>
-    <w:pPr>
-      <w:numPr>
-        <w:numId w:val="15"/>
-      </w:numPr>
-      <w:pBdr>
-        <w:top w:val="single" w:sz="12" w:space="1" w:color="0070C0"/>
-        <w:left w:val="single" w:sz="12" w:space="4" w:color="0070C0"/>
-        <w:bottom w:val="single" w:sz="12" w:space="1" w:color="0070C0"/>
-        <w:right w:val="single" w:sz="12" w:space="4" w:color="0070C0"/>
-        <w:between w:val="single" w:sz="12" w:space="1" w:color="0070C0"/>
-        <w:bar w:val="single" w:sz="12" w:color="0070C0"/>
-      </w:pBdr>
-    </w:pPr>
-  </w:style>
-  <w:style w:type="character" w:customStyle="1" w:styleId="interviewcondition2">
-    <w:name w:val="interview condition 2"/>
-    <w:basedOn w:val="Hyperlink"/>
-    <w:uiPriority w:val="1"/>
-    <w:qFormat/>
-    <w:rsid w:val="00750956"/>
-    <w:rPr>
-      <w:rFonts w:ascii="Helvetica" w:hAnsi="Helvetica" w:cs="Helvetica"/>
-      <w:color w:val="009999"/>
-      <w:spacing w:val="-2"/>
-      <w:sz w:val="24"/>
-      <w:szCs w:val="24"/>
-      <w:u w:val="none"/>
-    </w:rPr>
-  </w:style>
-  <w:style w:type="character" w:customStyle="1" w:styleId="interviewhelpquestionmark">
-    <w:name w:val="interview help question mark"/>
-    <w:basedOn w:val="DefaultParagraphFont"/>
-    <w:uiPriority w:val="1"/>
-    <w:qFormat/>
-    <w:rsid w:val="00750956"/>
-    <w:rPr>
-      <w:color w:val="FFFFFF" w:themeColor="background1"/>
-      <w:shd w:val="clear" w:color="auto" w:fill="9CC2E5" w:themeFill="accent5" w:themeFillTint="99"/>
-    </w:rPr>
-  </w:style>
-  <w:style w:type="paragraph" w:customStyle="1" w:styleId="interviewneedsediting">
-    <w:name w:val="interview needs editing"/>
-    <w:basedOn w:val="Normal"/>
-    <w:next w:val="Normal"/>
-    <w:qFormat/>
-    <w:rsid w:val="00750956"/>
-    <w:pPr>
-      <w:shd w:val="clear" w:color="auto" w:fill="FFFF00"/>
-      <w:spacing w:after="60" w:line="360" w:lineRule="auto"/>
-    </w:pPr>
-    <w:rPr>
-      <w:sz w:val="21"/>
-      <w:szCs w:val="21"/>
-    </w:rPr>
-  </w:style>
-  <w:style w:type="character" w:customStyle="1" w:styleId="interviewtextbox">
-    <w:name w:val="interview text box"/>
-    <w:basedOn w:val="DefaultParagraphFont"/>
-    <w:uiPriority w:val="1"/>
-    <w:qFormat/>
-    <w:rsid w:val="00750956"/>
-    <w:rPr>
-      <w:shd w:val="clear" w:color="auto" w:fill="D9D9D9" w:themeFill="background1" w:themeFillShade="D9"/>
-    </w:rPr>
-  </w:style>
-  <w:style w:type="character" w:customStyle="1" w:styleId="subject">
-    <w:name w:val="subject"/>
-    <w:basedOn w:val="DefaultParagraphFont"/>
-    <w:rsid w:val="00750956"/>
-  </w:style>
-  <w:style w:type="paragraph" w:styleId="Subtitle">
-    <w:name w:val="Subtitle"/>
-    <w:basedOn w:val="Normal"/>
-    <w:next w:val="Normal"/>
-    <w:link w:val="SubtitleChar"/>
-    <w:uiPriority w:val="11"/>
-    <w:qFormat/>
-    <w:rsid w:val="00750956"/>
-    <w:pPr>
-      <w:keepNext/>
-      <w:keepLines/>
-      <w:spacing w:after="320"/>
-    </w:pPr>
-    <w:rPr>
-      <w:color w:val="666666"/>
-      <w:sz w:val="30"/>
-      <w:szCs w:val="30"/>
-    </w:rPr>
-  </w:style>
-  <w:style w:type="character" w:customStyle="1" w:styleId="SubtitleChar">
-    <w:name w:val="Subtitle Char"/>
-    <w:basedOn w:val="DefaultParagraphFont"/>
-    <w:link w:val="Subtitle"/>
-    <w:uiPriority w:val="11"/>
-    <w:rsid w:val="00750956"/>
-    <w:rPr>
-      <w:rFonts w:ascii="Arial" w:hAnsi="Arial" w:cs="Arial"/>
-      <w:color w:val="666666"/>
-      <w:sz w:val="30"/>
-      <w:szCs w:val="30"/>
-      <w:lang w:val="en"/>
-    </w:rPr>
-  </w:style>
-  <w:style w:type="paragraph" w:styleId="TOC1">
-    <w:name w:val="toc 1"/>
-    <w:basedOn w:val="Normal"/>
-    <w:next w:val="Normal"/>
-    <w:autoRedefine/>
-    <w:uiPriority w:val="39"/>
-    <w:unhideWhenUsed/>
-    <w:rsid w:val="00750956"/>
-    <w:pPr>
-      <w:spacing w:after="100"/>
-    </w:pPr>
-  </w:style>
-  <w:style w:type="paragraph" w:styleId="TOC2">
-    <w:name w:val="toc 2"/>
-    <w:basedOn w:val="Normal"/>
-    <w:next w:val="Normal"/>
-    <w:autoRedefine/>
-    <w:uiPriority w:val="39"/>
-    <w:unhideWhenUsed/>
-    <w:rsid w:val="00750956"/>
-    <w:pPr>
-      <w:spacing w:after="100"/>
-      <w:ind w:left="240"/>
-    </w:pPr>
-  </w:style>
-  <w:style w:type="paragraph" w:styleId="TOC3">
-    <w:name w:val="toc 3"/>
-    <w:basedOn w:val="Normal"/>
-    <w:next w:val="Normal"/>
-    <w:autoRedefine/>
-    <w:uiPriority w:val="39"/>
-    <w:unhideWhenUsed/>
-    <w:rsid w:val="00750956"/>
-    <w:pPr>
-      <w:spacing w:after="100"/>
-      <w:ind w:left="480"/>
-    </w:pPr>
-  </w:style>
-  <w:style w:type="paragraph" w:styleId="TOCHeading">
-    <w:name w:val="TOC Heading"/>
-    <w:basedOn w:val="Heading1"/>
-    <w:next w:val="Normal"/>
-    <w:uiPriority w:val="39"/>
-    <w:unhideWhenUsed/>
-    <w:qFormat/>
-    <w:rsid w:val="00750956"/>
-    <w:pPr>
-      <w:spacing w:before="240" w:after="0" w:line="259" w:lineRule="auto"/>
-      <w:outlineLvl w:val="9"/>
-    </w:pPr>
-    <w:rPr>
-      <w:rFonts w:asciiTheme="majorHAnsi" w:eastAsiaTheme="majorEastAsia" w:hAnsiTheme="majorHAnsi" w:cstheme="majorBidi"/>
-      <w:color w:val="2F5496" w:themeColor="accent1" w:themeShade="BF"/>
-      <w:sz w:val="32"/>
-      <w:szCs w:val="32"/>
-    </w:rPr>
-  </w:style>
-  <w:style w:type="character" w:customStyle="1" w:styleId="UnresolvedMention8">
-    <w:name w:val="Unresolved Mention8"/>
-    <w:basedOn w:val="DefaultParagraphFont"/>
-    <w:uiPriority w:val="99"/>
-    <w:semiHidden/>
-    <w:unhideWhenUsed/>
-    <w:rsid w:val="00226581"/>
-    <w:rPr>
-      <w:color w:val="605E5C"/>
-      <w:shd w:val="clear" w:color="auto" w:fill="E1DFDD"/>
-    </w:rPr>
-  </w:style>
-  <w:style w:type="character" w:customStyle="1" w:styleId="UnresolvedMention">
-    <w:name w:val="Unresolved Mention"/>
+  <w:style w:type="character" w:customStyle="1" w:styleId="UnresolvedMention9">
+    <w:name w:val="Unresolved Mention9"/>
     <w:basedOn w:val="DefaultParagraphFont"/>
     <w:uiPriority w:val="99"/>
     <w:semiHidden/>
@@ -11979,7 +10029,7 @@
   <a:extraClrSchemeLst/>
   <a:extLst>
     <a:ext uri="{05A4C25C-085E-4340-85A3-A5531E510DB2}">
-      <thm15:themeFamily xmlns:thm15="http://schemas.microsoft.com/office/thememl/2012/main" xmlns="" name="Office Theme" id="{62F939B6-93AF-4DB8-9C6B-D6C7DFDC589F}" vid="{4A3C46E8-61CC-4603-A589-7422A47A8E4A}"/>
+      <thm15:themeFamily xmlns:thm15="http://schemas.microsoft.com/office/thememl/2012/main" name="Office Theme" id="{62F939B6-93AF-4DB8-9C6B-D6C7DFDC589F}" vid="{4A3C46E8-61CC-4603-A589-7422A47A8E4A}"/>
     </a:ext>
   </a:extLst>
 </a:theme>

--- a/docassemble/RespondingChildCustodyActionPlan/data/templates/responding_child_custody_action_plan.docx
+++ b/docassemble/RespondingChildCustodyActionPlan/data/templates/responding_child_custody_action_plan.docx
@@ -39,10 +39,58 @@
               <w:spacing w:after="0"/>
             </w:pPr>
             <w:r>
-              <w:t>Responding i</w:t>
-            </w:r>
-            <w:r>
-              <w:t>n your custody case</w:t>
+              <w:rPr>
+                <w:color w:val="FF0000"/>
+              </w:rPr>
+              <w:t>{</w:t>
+            </w:r>
+            <w:r>
+              <w:rPr>
+                <w:color w:val="FF0000"/>
+              </w:rPr>
+              <w:t>% if type_of_response.any_true()</w:t>
+            </w:r>
+            <w:r>
+              <w:rPr>
+                <w:color w:val="FF0000"/>
+              </w:rPr>
+              <w:t xml:space="preserve"> %}</w:t>
+            </w:r>
+            <w:r>
+              <w:t>R</w:t>
+            </w:r>
+            <w:r>
+              <w:t>espond in your child custody case</w:t>
+            </w:r>
+            <w:r>
+              <w:rPr>
+                <w:color w:val="FF0000"/>
+              </w:rPr>
+              <w:t>{% else %}</w:t>
+            </w:r>
+            <w:r>
+              <w:t>R</w:t>
+            </w:r>
+            <w:r>
+              <w:t>espond when the other parent has not started a custody case yet, but wants to see if you can agree on a Parenting Plan and custody order</w:t>
+            </w:r>
+            <w:r>
+              <w:rPr>
+                <w:color w:val="FF0000"/>
+              </w:rPr>
+              <w:t>{</w:t>
+            </w:r>
+            <w:r>
+              <w:rPr>
+                <w:color w:val="FF0000"/>
+              </w:rPr>
+              <w:t>% endif</w:t>
+            </w:r>
+            <w:r>
+              <w:rPr>
+                <w:color w:val="FF0000"/>
+              </w:rPr>
+              <w:t xml:space="preserve"> %}</w:t>
             </w:r>
           </w:p>
         </w:tc>
@@ -806,6 +854,7 @@
               <w:t xml:space="preserve">{{ </w:t>
             </w:r>
             <w:r>
+              <w:lastRenderedPageBreak/>
               <w:t>proper_service_step</w:t>
             </w:r>
             <w:r>
@@ -840,6 +889,7 @@
               <w:spacing w:before="100" w:after="100"/>
             </w:pPr>
             <w:r>
+              <w:lastRenderedPageBreak/>
               <w:t>{{p (include_docx_template("</w:t>
             </w:r>
             <w:r>
@@ -882,6 +932,7 @@
               </w:rPr>
             </w:pPr>
             <w:r>
+              <w:lastRenderedPageBreak/>
               <w:t>{%tr endif %}</w:t>
             </w:r>
           </w:p>
@@ -979,98 +1030,90 @@
                 <w:rFonts w:eastAsia="Helvetica"/>
                 <w:color w:val="FFC000"/>
               </w:rPr>
-              <w:t xml:space="preserve">type_of_response.true_values().number() </w:t>
+              <w:t xml:space="preserve">type_of_response.true_values().number() == </w:t>
             </w:r>
             <w:r>
               <w:rPr>
                 <w:rFonts w:eastAsia="Helvetica"/>
                 <w:color w:val="FFC000"/>
               </w:rPr>
-              <w:lastRenderedPageBreak/>
-              <w:t xml:space="preserve">== </w:t>
+              <w:t>2</w:t>
             </w:r>
             <w:r>
               <w:rPr>
                 <w:rFonts w:eastAsia="Helvetica"/>
                 <w:color w:val="FFC000"/>
               </w:rPr>
-              <w:t>2</w:t>
+              <w:t xml:space="preserve"> </w:t>
             </w:r>
             <w:r>
               <w:rPr>
                 <w:rFonts w:eastAsia="Helvetica"/>
                 <w:color w:val="FFC000"/>
               </w:rPr>
-              <w:t xml:space="preserve"> </w:t>
+              <w:t xml:space="preserve">and </w:t>
             </w:r>
             <w:r>
               <w:rPr>
                 <w:rFonts w:eastAsia="Helvetica"/>
                 <w:color w:val="FFC000"/>
               </w:rPr>
-              <w:t xml:space="preserve">and </w:t>
+              <w:t>type_of_response</w:t>
             </w:r>
             <w:r>
               <w:rPr>
                 <w:rFonts w:eastAsia="Helvetica"/>
                 <w:color w:val="FFC000"/>
               </w:rPr>
-              <w:t>type_of_response</w:t>
+              <w:t>[</w:t>
             </w:r>
             <w:r>
               <w:rPr>
                 <w:rFonts w:eastAsia="Helvetica"/>
                 <w:color w:val="FFC000"/>
               </w:rPr>
-              <w:t>[</w:t>
+              <w:t>'improper service'</w:t>
             </w:r>
             <w:r>
               <w:rPr>
                 <w:rFonts w:eastAsia="Helvetica"/>
                 <w:color w:val="FFC000"/>
               </w:rPr>
-              <w:t>'improper service'</w:t>
+              <w:t>] and</w:t>
             </w:r>
             <w:r>
               <w:rPr>
                 <w:rFonts w:eastAsia="Helvetica"/>
                 <w:color w:val="FFC000"/>
               </w:rPr>
-              <w:t>] and</w:t>
+              <w:t xml:space="preserve"> type_of_response</w:t>
             </w:r>
             <w:r>
               <w:rPr>
                 <w:rFonts w:eastAsia="Helvetica"/>
                 <w:color w:val="FFC000"/>
               </w:rPr>
-              <w:t xml:space="preserve"> type_of_response</w:t>
+              <w:t>[</w:t>
             </w:r>
             <w:r>
               <w:rPr>
                 <w:rFonts w:eastAsia="Helvetica"/>
                 <w:color w:val="FFC000"/>
               </w:rPr>
-              <w:t>[</w:t>
+              <w:t>'wrong state'</w:t>
             </w:r>
             <w:r>
               <w:rPr>
                 <w:rFonts w:eastAsia="Helvetica"/>
                 <w:color w:val="FFC000"/>
               </w:rPr>
-              <w:t>'wrong state'</w:t>
+              <w:t xml:space="preserve">] </w:t>
             </w:r>
             <w:r>
               <w:rPr>
                 <w:rFonts w:eastAsia="Helvetica"/>
                 <w:color w:val="FFC000"/>
               </w:rPr>
-              <w:t xml:space="preserve">] </w:t>
-            </w:r>
-            <w:r>
-              <w:rPr>
-                <w:rFonts w:eastAsia="Helvetica"/>
-                <w:color w:val="FFC000"/>
-              </w:rPr>
               <w:t>and not proper_service</w:t>
             </w:r>
             <w:r>
@@ -1116,7 +1159,6 @@
               <w:pStyle w:val="Body"/>
             </w:pPr>
             <w:r>
-              <w:lastRenderedPageBreak/>
               <w:t>decide_after_improper_service_step</w:t>
             </w:r>
           </w:p>
@@ -1500,7 +1542,14 @@
               <w:rPr>
                 <w:rFonts w:eastAsia="Calibri"/>
               </w:rPr>
-              <w:t>{{ default_options_step.subject }}</w:t>
+              <w:t xml:space="preserve">{{ default_options_step.subject </w:t>
+            </w:r>
+            <w:r>
+              <w:rPr>
+                <w:rFonts w:eastAsia="Calibri"/>
+              </w:rPr>
+              <w:lastRenderedPageBreak/>
+              <w:t>}}</w:t>
             </w:r>
           </w:p>
         </w:tc>
@@ -1531,7 +1580,11 @@
               <w:spacing w:before="280" w:after="0"/>
             </w:pPr>
             <w:r>
-              <w:t>{{p (include_docx_template("docassemble.AKA2JBranding:default_options_content.docx")) }}</w:t>
+              <w:t>{{p (include_docx_template("docassemble.AKA2JBranding:default_option</w:t>
+            </w:r>
+            <w:r>
+              <w:lastRenderedPageBreak/>
+              <w:t>s_content.docx")) }}</w:t>
             </w:r>
           </w:p>
         </w:tc>
@@ -1562,6 +1615,7 @@
               <w:spacing w:before="0" w:after="0"/>
             </w:pPr>
             <w:r>
+              <w:lastRenderedPageBreak/>
               <w:t>{%tr endif %}</w:t>
             </w:r>
           </w:p>
@@ -1687,19 +1741,12 @@
               <w:rPr>
                 <w:shd w:val="clear" w:color="auto" w:fill="FFFFFF"/>
               </w:rPr>
-              <w:t>learn_set_asid</w:t>
+              <w:t>learn_set_aside_step</w:t>
             </w:r>
             <w:r>
               <w:rPr>
                 <w:shd w:val="clear" w:color="auto" w:fill="FFFFFF"/>
               </w:rPr>
-              <w:lastRenderedPageBreak/>
-              <w:t>e_step</w:t>
-            </w:r>
-            <w:r>
-              <w:rPr>
-                <w:shd w:val="clear" w:color="auto" w:fill="FFFFFF"/>
-              </w:rPr>
               <w:t>.subject }}</w:t>
             </w:r>
           </w:p>
@@ -1736,11 +1783,7 @@
               <w:t>docassemble</w:t>
             </w:r>
             <w:r>
-              <w:t>.AKA2JBranding:learn_set_asid</w:t>
-            </w:r>
-            <w:r>
-              <w:lastRenderedPageBreak/>
-              <w:t>e_content</w:t>
+              <w:t>.AKA2JBranding:learn_set_aside_content</w:t>
             </w:r>
             <w:r>
               <w:t>.docx</w:t>
@@ -1779,7 +1822,6 @@
               <w:rPr>
                 <w:shd w:val="clear" w:color="auto" w:fill="FFFFFF"/>
               </w:rPr>
-              <w:lastRenderedPageBreak/>
               <w:t>{{ fill</w:t>
             </w:r>
             <w:r>
@@ -2144,6 +2186,7 @@
               <w:rPr>
                 <w:color w:val="00B050"/>
               </w:rPr>
+              <w:lastRenderedPageBreak/>
               <w:t>(</w:t>
             </w:r>
             <w:r>
@@ -2231,11 +2274,7 @@
               <w:t>type_of_response</w:t>
             </w:r>
             <w:r>
-              <w:t>['ca</w:t>
-            </w:r>
-            <w:r>
-              <w:lastRenderedPageBreak/>
-              <w:t xml:space="preserve">se in 2 states'] and </w:t>
+              <w:t xml:space="preserve">['case in 2 states'] and </w:t>
             </w:r>
             <w:r>
               <w:rPr>
@@ -2574,7 +2613,14 @@
               <w:rPr>
                 <w:color w:val="00B050"/>
               </w:rPr>
-              <w:t>type_of_response['wrong state'] and not residency</w:t>
+              <w:t xml:space="preserve">type_of_response['wrong state'] and not </w:t>
+            </w:r>
+            <w:r>
+              <w:rPr>
+                <w:color w:val="00B050"/>
+              </w:rPr>
+              <w:lastRenderedPageBreak/>
+              <w:t>residency</w:t>
             </w:r>
             <w:r>
               <w:rPr>
@@ -2664,14 +2710,7 @@
               <w:rPr>
                 <w:color w:val="00B050"/>
               </w:rPr>
-              <w:t>type_of_response['ca</w:t>
-            </w:r>
-            <w:r>
-              <w:rPr>
-                <w:color w:val="00B050"/>
-              </w:rPr>
-              <w:lastRenderedPageBreak/>
-              <w:t>se in 2 states'] and stage_of_other_case in('still going', 'ended with no order')</w:t>
+              <w:t>type_of_response['case in 2 states'] and stage_of_other_case in('still going', 'ended with no order')</w:t>
             </w:r>
             <w:r>
               <w:rPr>
@@ -2933,7 +2972,11 @@
               <w:t>) or (</w:t>
             </w:r>
             <w:r>
-              <w:t>type_of_response['default'] and stage_of_default in('application filed', 'hearing scheduled') and not proper_service</w:t>
+              <w:t xml:space="preserve">type_of_response['default'] and stage_of_default in('application filed', 'hearing scheduled') and not </w:t>
+            </w:r>
+            <w:r>
+              <w:lastRenderedPageBreak/>
+              <w:t>proper_service</w:t>
             </w:r>
             <w:r>
               <w:rPr>
@@ -2968,6 +3011,7 @@
               <w:spacing w:before="0" w:after="0"/>
             </w:pPr>
             <w:r>
+              <w:lastRenderedPageBreak/>
               <w:t>dismiss_step</w:t>
             </w:r>
           </w:p>
@@ -3300,15 +3344,7 @@
                 <w:rFonts w:eastAsia="Calibri"/>
                 <w:shd w:val="clear" w:color="auto" w:fill="FFFFFF"/>
               </w:rPr>
-              <w:t xml:space="preserve">{{ </w:t>
-            </w:r>
-            <w:r>
-              <w:rPr>
-                <w:rFonts w:eastAsia="Calibri"/>
-                <w:shd w:val="clear" w:color="auto" w:fill="FFFFFF"/>
-              </w:rPr>
-              <w:lastRenderedPageBreak/>
-              <w:t>uncontested_custody_forms_step.subject }}</w:t>
+              <w:t>{{ uncontested_custody_forms_step.subject }}</w:t>
             </w:r>
           </w:p>
         </w:tc>
@@ -3715,7 +3751,11 @@
               </w:rPr>
             </w:pPr>
             <w:r>
-              <w:t>{{ truefiling_file_and_serve_step.subject }}</w:t>
+              <w:t>{{ truefiling_file_a</w:t>
+            </w:r>
+            <w:r>
+              <w:lastRenderedPageBreak/>
+              <w:t>nd_serve_step.subject }}</w:t>
             </w:r>
           </w:p>
         </w:tc>
@@ -3745,7 +3785,11 @@
               <w:pStyle w:val="Body"/>
             </w:pPr>
             <w:r>
-              <w:t>{{p (include_docx_template("docassemble.AKA2JBranding:truefiling_file_and_serve_content.docx")) }}</w:t>
+              <w:t>{{p (include_docx_template("docassemble.AKA2JBranding:truefiling_file_</w:t>
+            </w:r>
+            <w:r>
+              <w:lastRenderedPageBreak/>
+              <w:t>and_serve_content.docx")) }}</w:t>
             </w:r>
           </w:p>
         </w:tc>
@@ -3778,6 +3822,7 @@
               </w:rPr>
             </w:pPr>
             <w:r>
+              <w:lastRenderedPageBreak/>
               <w:t>{{ truefiling_serve_step.subject }}</w:t>
             </w:r>
           </w:p>
@@ -3939,14 +3984,7 @@
               <w:rPr>
                 <w:color w:val="FF0000"/>
               </w:rPr>
-              <w:t xml:space="preserve">type_of_response.any_true('ak custody </w:t>
-            </w:r>
-            <w:r>
-              <w:rPr>
-                <w:color w:val="FF0000"/>
-              </w:rPr>
-              <w:lastRenderedPageBreak/>
-              <w:t xml:space="preserve">case', 'ak divorce case') or </w:t>
+              <w:t xml:space="preserve">type_of_response.any_true('ak custody case', 'ak divorce case') or </w:t>
             </w:r>
             <w:r>
               <w:rPr>
@@ -4111,7 +4149,14 @@
               <w:rPr>
                 <w:rFonts w:eastAsia="Calibri"/>
               </w:rPr>
-              <w:t>.subject }}</w:t>
+              <w:t>.su</w:t>
+            </w:r>
+            <w:r>
+              <w:rPr>
+                <w:rFonts w:eastAsia="Calibri"/>
+              </w:rPr>
+              <w:lastRenderedPageBreak/>
+              <w:t>bject }}</w:t>
             </w:r>
           </w:p>
         </w:tc>
@@ -4182,6 +4227,7 @@
               </w:rPr>
             </w:pPr>
             <w:r>
+              <w:lastRenderedPageBreak/>
               <w:t>{%tr endif%}</w:t>
             </w:r>
           </w:p>
@@ -4466,91 +4512,84 @@
               <w:rPr>
                 <w:color w:val="FF0000"/>
               </w:rPr>
-              <w:t xml:space="preserve">) </w:t>
+              <w:t xml:space="preserve">) and </w:t>
             </w:r>
             <w:r>
               <w:rPr>
                 <w:color w:val="FF0000"/>
               </w:rPr>
-              <w:lastRenderedPageBreak/>
-              <w:t xml:space="preserve">and </w:t>
+              <w:t>(</w:t>
+            </w:r>
+            <w:r>
+              <w:rPr>
+                <w:color w:val="FFC000"/>
+              </w:rPr>
+              <w:t>type_of_response.any_true('ak custody case', 'ak divorce case') or (</w:t>
+            </w:r>
+            <w:r>
+              <w:rPr>
+                <w:color w:val="92D050"/>
+              </w:rPr>
+              <w:t>user_need in('answer custody', 'answer divorce') and type_of_response.all_true('improper service', exclusive = True)</w:t>
+            </w:r>
+            <w:r>
+              <w:rPr>
+                <w:color w:val="FFC000"/>
+              </w:rPr>
+              <w:t>) or (</w:t>
+            </w:r>
+            <w:r>
+              <w:rPr>
+                <w:color w:val="92D050"/>
+              </w:rPr>
+              <w:t>user_need in('answer custody', 'answer divorce') and (</w:t>
+            </w:r>
+            <w:r>
+              <w:rPr>
+                <w:color w:val="00B050"/>
+              </w:rPr>
+              <w:t>type_of_response['wrong state'] or (</w:t>
+            </w:r>
+            <w:r>
+              <w:rPr>
+                <w:color w:val="00B0F0"/>
+              </w:rPr>
+              <w:t>type_of_response['case in 2 states'] and stage_of_other_case in('still going', 'ended with no order'</w:t>
+            </w:r>
+            <w:r>
+              <w:rPr>
+                <w:color w:val="00B0F0"/>
+              </w:rPr>
+              <w:t>)</w:t>
+            </w:r>
+            <w:r>
+              <w:rPr>
+                <w:color w:val="00B050"/>
+              </w:rPr>
+              <w:t>)</w:t>
+            </w:r>
+            <w:r>
+              <w:rPr>
+                <w:color w:val="92D050"/>
+              </w:rPr>
+              <w:t>)</w:t>
+            </w:r>
+            <w:r>
+              <w:rPr>
+                <w:color w:val="FFC000"/>
+              </w:rPr>
+              <w:t>)</w:t>
             </w:r>
             <w:r>
               <w:rPr>
                 <w:color w:val="FF0000"/>
               </w:rPr>
-              <w:t>(</w:t>
-            </w:r>
-            <w:r>
-              <w:rPr>
-                <w:color w:val="FFC000"/>
-              </w:rPr>
-              <w:t>type_of_response.any_true('ak custody case', 'ak divorce case') or (</w:t>
-            </w:r>
-            <w:r>
-              <w:rPr>
-                <w:color w:val="92D050"/>
-              </w:rPr>
-              <w:t>user_need in('answer custody', 'answer divorce') and type_of_response.all_true('improper service', exclusive = True)</w:t>
-            </w:r>
-            <w:r>
-              <w:rPr>
-                <w:color w:val="FFC000"/>
-              </w:rPr>
-              <w:t>) or (</w:t>
-            </w:r>
-            <w:r>
-              <w:rPr>
-                <w:color w:val="92D050"/>
-              </w:rPr>
-              <w:t>user_need in('answer custody', 'answer divorce') and (</w:t>
-            </w:r>
-            <w:r>
-              <w:rPr>
-                <w:color w:val="00B050"/>
-              </w:rPr>
-              <w:t>type_of_response['wrong state'] or (</w:t>
-            </w:r>
-            <w:r>
-              <w:rPr>
-                <w:color w:val="00B0F0"/>
-              </w:rPr>
-              <w:t>type_of_response['case in 2 states'] and stage_of_other_case in('still going', 'ended with no order'</w:t>
-            </w:r>
-            <w:r>
-              <w:rPr>
-                <w:color w:val="00B0F0"/>
-              </w:rPr>
               <w:t>)</w:t>
             </w:r>
             <w:r>
               <w:rPr>
-                <w:color w:val="00B050"/>
-              </w:rPr>
-              <w:t>)</w:t>
-            </w:r>
-            <w:r>
-              <w:rPr>
-                <w:color w:val="92D050"/>
-              </w:rPr>
-              <w:t>)</w:t>
-            </w:r>
-            <w:r>
-              <w:rPr>
-                <w:color w:val="FFC000"/>
-              </w:rPr>
-              <w:t>)</w:t>
-            </w:r>
-            <w:r>
-              <w:rPr>
                 <w:color w:val="FF0000"/>
               </w:rPr>
-              <w:t>)</w:t>
-            </w:r>
-            <w:r>
-              <w:rPr>
-                <w:color w:val="FF0000"/>
-              </w:rPr>
               <w:t xml:space="preserve"> %}</w:t>
             </w:r>
           </w:p>
@@ -4575,7 +4614,6 @@
               <w:pStyle w:val="Body"/>
             </w:pPr>
             <w:r>
-              <w:lastRenderedPageBreak/>
               <w:t>learn_more_about_</w:t>
             </w:r>
             <w:r>
@@ -4624,12 +4662,19 @@
               <w:rPr>
                 <w:rFonts w:eastAsia="Calibri"/>
               </w:rPr>
-              <w:t>learn_more_about_process_step</w:t>
+              <w:t>learn_more_about_process_st</w:t>
             </w:r>
             <w:r>
               <w:rPr>
                 <w:rFonts w:eastAsia="Calibri"/>
               </w:rPr>
+              <w:lastRenderedPageBreak/>
+              <w:t>ep</w:t>
+            </w:r>
+            <w:r>
+              <w:rPr>
+                <w:rFonts w:eastAsia="Calibri"/>
+              </w:rPr>
               <w:t>.subject }}</w:t>
             </w:r>
           </w:p>
@@ -4654,6 +4699,7 @@
               <w:pStyle w:val="Body"/>
             </w:pPr>
             <w:r>
+              <w:lastRenderedPageBreak/>
               <w:t>{{p (include_docx_template("docassemble.AKA2JBranding:learn_more_about_the_process_content.docx")) }}</w:t>
             </w:r>
           </w:p>
@@ -4687,6 +4733,7 @@
               <w:rPr>
                 <w:shd w:val="clear" w:color="auto" w:fill="FFFFFF"/>
               </w:rPr>
+              <w:lastRenderedPageBreak/>
               <w:t>{%tr endif %}</w:t>
             </w:r>
           </w:p>
@@ -5110,11 +5157,7 @@
               </w:rPr>
             </w:pPr>
             <w:r>
-              <w:t xml:space="preserve">{{ </w:t>
-            </w:r>
-            <w:r>
-              <w:lastRenderedPageBreak/>
-              <w:t>get_help.subject }}</w:t>
+              <w:t>{{ get_help.subject }}</w:t>
             </w:r>
           </w:p>
         </w:tc>
@@ -5145,7 +5188,6 @@
               <w:spacing w:before="100" w:after="100"/>
             </w:pPr>
             <w:r>
-              <w:lastRenderedPageBreak/>
               <w:t>{{p (include_docx_template("docassemble.AKA2JBranding:get_help_content.docx")) }}</w:t>
             </w:r>
           </w:p>
@@ -8096,7 +8138,7 @@
     <w:lsdException w:name="Table Web 2" w:semiHidden="1" w:unhideWhenUsed="1"/>
     <w:lsdException w:name="Table Web 3" w:semiHidden="1" w:unhideWhenUsed="1"/>
     <w:lsdException w:name="Balloon Text" w:semiHidden="1" w:unhideWhenUsed="1"/>
-    <w:lsdException w:name="Table Grid" w:semiHidden="1" w:uiPriority="39" w:unhideWhenUsed="1"/>
+    <w:lsdException w:name="Table Grid" w:uiPriority="39"/>
     <w:lsdException w:name="Table Theme" w:semiHidden="1" w:unhideWhenUsed="1"/>
     <w:lsdException w:name="Placeholder Text" w:semiHidden="1"/>
     <w:lsdException w:name="No Spacing" w:uiPriority="1" w:qFormat="1"/>

--- a/docassemble/RespondingChildCustodyActionPlan/data/templates/responding_child_custody_action_plan.docx
+++ b/docassemble/RespondingChildCustodyActionPlan/data/templates/responding_child_custody_action_plan.docx
@@ -1,6 +1,6 @@
 
 <file path=word/document.xml><?xml version="1.0" encoding="utf-8"?>
-<w:document xmlns:wpc="http://schemas.microsoft.com/office/word/2010/wordprocessingCanvas" xmlns:cx="http://schemas.microsoft.com/office/drawing/2014/chartex" xmlns:cx1="http://schemas.microsoft.com/office/drawing/2015/9/8/chartex" xmlns:cx2="http://schemas.microsoft.com/office/drawing/2015/10/21/chartex" xmlns:cx3="http://schemas.microsoft.com/office/drawing/2016/5/9/chartex" xmlns:cx4="http://schemas.microsoft.com/office/drawing/2016/5/10/chartex" xmlns:cx5="http://schemas.microsoft.com/office/drawing/2016/5/11/chartex" xmlns:cx6="http://schemas.microsoft.com/office/drawing/2016/5/12/chartex" xmlns:cx7="http://schemas.microsoft.com/office/drawing/2016/5/13/chartex" xmlns:cx8="http://schemas.microsoft.com/office/drawing/2016/5/14/chartex" xmlns:mc="http://schemas.openxmlformats.org/markup-compatibility/2006" xmlns:aink="http://schemas.microsoft.com/office/drawing/2016/ink" xmlns:am3d="http://schemas.microsoft.com/office/drawing/2017/model3d" xmlns:o="urn:schemas-microsoft-com:office:office" xmlns:r="http://schemas.openxmlformats.org/officeDocument/2006/relationships" xmlns:m="http://schemas.openxmlformats.org/officeDocument/2006/math" xmlns:v="urn:schemas-microsoft-com:vml" xmlns:wp14="http://schemas.microsoft.com/office/word/2010/wordprocessingDrawing" xmlns:wp="http://schemas.openxmlformats.org/drawingml/2006/wordprocessingDrawing" xmlns:w10="urn:schemas-microsoft-com:office:word" xmlns:w="http://schemas.openxmlformats.org/wordprocessingml/2006/main" xmlns:w14="http://schemas.microsoft.com/office/word/2010/wordml" xmlns:w15="http://schemas.microsoft.com/office/word/2012/wordml" xmlns:w16cex="http://schemas.microsoft.com/office/word/2018/wordml/cex" xmlns:w16cid="http://schemas.microsoft.com/office/word/2016/wordml/cid" xmlns:w16="http://schemas.microsoft.com/office/word/2018/wordml" xmlns:w16sdtdh="http://schemas.microsoft.com/office/word/2020/wordml/sdtdatahash" xmlns:w16se="http://schemas.microsoft.com/office/word/2015/wordml/symex" xmlns:wpg="http://schemas.microsoft.com/office/word/2010/wordprocessingGroup" xmlns:wpi="http://schemas.microsoft.com/office/word/2010/wordprocessingInk" xmlns:wne="http://schemas.microsoft.com/office/word/2006/wordml" xmlns:wps="http://schemas.microsoft.com/office/word/2010/wordprocessingShape" mc:Ignorable="w14 w15 w16se w16cid w16 w16cex w16sdtdh wp14">
+<w:document xmlns:wpc="http://schemas.microsoft.com/office/word/2010/wordprocessingCanvas" xmlns:mc="http://schemas.openxmlformats.org/markup-compatibility/2006" xmlns:o="urn:schemas-microsoft-com:office:office" xmlns:r="http://schemas.openxmlformats.org/officeDocument/2006/relationships" xmlns:m="http://schemas.openxmlformats.org/officeDocument/2006/math" xmlns:v="urn:schemas-microsoft-com:vml" xmlns:wp14="http://schemas.microsoft.com/office/word/2010/wordprocessingDrawing" xmlns:wp="http://schemas.openxmlformats.org/drawingml/2006/wordprocessingDrawing" xmlns:w10="urn:schemas-microsoft-com:office:word" xmlns:w="http://schemas.openxmlformats.org/wordprocessingml/2006/main" xmlns:w14="http://schemas.microsoft.com/office/word/2010/wordml" xmlns:wpg="http://schemas.microsoft.com/office/word/2010/wordprocessingGroup" xmlns:wpi="http://schemas.microsoft.com/office/word/2010/wordprocessingInk" xmlns:wne="http://schemas.microsoft.com/office/word/2006/wordml" xmlns:wps="http://schemas.microsoft.com/office/word/2010/wordprocessingShape" mc:Ignorable="w14 wp14">
   <w:body>
     <w:p>
       <w:pPr>
@@ -42,50 +42,68 @@
               <w:rPr>
                 <w:color w:val="FF0000"/>
               </w:rPr>
+              <w:t xml:space="preserve">{% if </w:t>
+            </w:r>
+            <w:proofErr w:type="spellStart"/>
+            <w:r>
+              <w:rPr>
+                <w:color w:val="FF0000"/>
+              </w:rPr>
+              <w:t>type_of_response.any_</w:t>
+            </w:r>
+            <w:proofErr w:type="gramStart"/>
+            <w:r>
+              <w:rPr>
+                <w:color w:val="FF0000"/>
+              </w:rPr>
+              <w:t>true</w:t>
+            </w:r>
+            <w:proofErr w:type="spellEnd"/>
+            <w:r>
+              <w:rPr>
+                <w:color w:val="FF0000"/>
+              </w:rPr>
+              <w:t>(</w:t>
+            </w:r>
+            <w:proofErr w:type="gramEnd"/>
+            <w:r>
+              <w:rPr>
+                <w:color w:val="FF0000"/>
+              </w:rPr>
+              <w:t>) %}</w:t>
+            </w:r>
+            <w:r>
+              <w:t>Respond in your child custody case</w:t>
+            </w:r>
+            <w:r>
+              <w:rPr>
+                <w:color w:val="FF0000"/>
+              </w:rPr>
+              <w:t>{% else %}</w:t>
+            </w:r>
+            <w:r>
+              <w:t>Respond when the other parent has not started a custody case yet, but wants to see if you can agree on a Parenting Plan and custody order</w:t>
+            </w:r>
+            <w:r>
+              <w:rPr>
+                <w:color w:val="FF0000"/>
+              </w:rPr>
               <w:t>{</w:t>
             </w:r>
             <w:r>
               <w:rPr>
                 <w:color w:val="FF0000"/>
               </w:rPr>
-              <w:t>% if type_of_response.any_true()</w:t>
-            </w:r>
+              <w:t xml:space="preserve">% </w:t>
+            </w:r>
+            <w:proofErr w:type="spellStart"/>
             <w:r>
               <w:rPr>
                 <w:color w:val="FF0000"/>
               </w:rPr>
-              <w:t xml:space="preserve"> %}</w:t>
-            </w:r>
-            <w:r>
-              <w:t>R</w:t>
-            </w:r>
-            <w:r>
-              <w:t>espond in your child custody case</w:t>
-            </w:r>
-            <w:r>
-              <w:rPr>
-                <w:color w:val="FF0000"/>
-              </w:rPr>
-              <w:t>{% else %}</w:t>
-            </w:r>
-            <w:r>
-              <w:t>R</w:t>
-            </w:r>
-            <w:r>
-              <w:t>espond when the other parent has not started a custody case yet, but wants to see if you can agree on a Parenting Plan and custody order</w:t>
-            </w:r>
-            <w:r>
-              <w:rPr>
-                <w:color w:val="FF0000"/>
-              </w:rPr>
-              <w:t>{</w:t>
-            </w:r>
-            <w:r>
-              <w:rPr>
-                <w:color w:val="FF0000"/>
-              </w:rPr>
-              <w:t>% endif</w:t>
-            </w:r>
+              <w:t>endif</w:t>
+            </w:r>
+            <w:proofErr w:type="spellEnd"/>
             <w:r>
               <w:rPr>
                 <w:color w:val="FF0000"/>
@@ -512,7 +530,7 @@
                     </wp:anchor>
                   </w:drawing>
                 </mc:Choice>
-                <mc:Fallback>
+                <mc:Fallback xmlns:w16se="http://schemas.microsoft.com/office/word/2015/wordml/symex" xmlns:w16sdtdh="http://schemas.microsoft.com/office/word/2020/wordml/sdtdatahash" xmlns:w16="http://schemas.microsoft.com/office/word/2018/wordml" xmlns:w16cid="http://schemas.microsoft.com/office/word/2016/wordml/cid" xmlns:w16cex="http://schemas.microsoft.com/office/word/2018/wordml/cex" xmlns:w15="http://schemas.microsoft.com/office/word/2012/wordml" xmlns:am3d="http://schemas.microsoft.com/office/drawing/2017/model3d" xmlns:aink="http://schemas.microsoft.com/office/drawing/2016/ink" xmlns:cx8="http://schemas.microsoft.com/office/drawing/2016/5/14/chartex" xmlns:cx7="http://schemas.microsoft.com/office/drawing/2016/5/13/chartex" xmlns:cx6="http://schemas.microsoft.com/office/drawing/2016/5/12/chartex" xmlns:cx5="http://schemas.microsoft.com/office/drawing/2016/5/11/chartex" xmlns:cx4="http://schemas.microsoft.com/office/drawing/2016/5/10/chartex" xmlns:cx3="http://schemas.microsoft.com/office/drawing/2016/5/9/chartex" xmlns:cx2="http://schemas.microsoft.com/office/drawing/2015/10/21/chartex" xmlns:cx1="http://schemas.microsoft.com/office/drawing/2015/9/8/chartex" xmlns:cx="http://schemas.microsoft.com/office/drawing/2014/chartex">
                   <w:pict>
                     <v:group w14:anchorId="7FB58E52" id="Group 1" o:spid="_x0000_s1026" style="position:absolute;margin-left:0;margin-top:13.25pt;width:59.8pt;height:54.75pt;z-index:-503316478;mso-wrap-distance-right:25.2pt" coordsize="0,0" o:gfxdata="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">
                       <v:group id="Group 2" o:spid="_x0000_s1027" style="position:absolute;width:591120;height:694800" coordsize="0,0" o:gfxdata="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">
@@ -557,7 +575,15 @@
               <w:spacing w:before="800" w:after="0"/>
             </w:pPr>
             <w:r>
-              <w:t>Your Action Plan in {{ step_list | length }} steps</w:t>
+              <w:t xml:space="preserve">Your Action Plan in {{ </w:t>
+            </w:r>
+            <w:proofErr w:type="spellStart"/>
+            <w:r>
+              <w:t>step_list</w:t>
+            </w:r>
+            <w:proofErr w:type="spellEnd"/>
+            <w:r>
+              <w:t xml:space="preserve"> | length }} steps</w:t>
             </w:r>
           </w:p>
         </w:tc>
@@ -614,7 +640,35 @@
               <w:rPr>
                 <w:shd w:val="clear" w:color="auto" w:fill="FFFFFF"/>
               </w:rPr>
-              <w:t>{%tr if type_of_response['wrong state'] or (type_of_response['case in 2 states'] and stage_of_other_case in('still going', 'ended with no order')) %}</w:t>
+              <w:t>{%</w:t>
+            </w:r>
+            <w:proofErr w:type="spellStart"/>
+            <w:r>
+              <w:rPr>
+                <w:shd w:val="clear" w:color="auto" w:fill="FFFFFF"/>
+              </w:rPr>
+              <w:t>tr</w:t>
+            </w:r>
+            <w:proofErr w:type="spellEnd"/>
+            <w:r>
+              <w:rPr>
+                <w:shd w:val="clear" w:color="auto" w:fill="FFFFFF"/>
+              </w:rPr>
+              <w:t xml:space="preserve"> if type_of_response['wrong state'] or (type_of_response['case in 2 states'] and </w:t>
+            </w:r>
+            <w:proofErr w:type="spellStart"/>
+            <w:r>
+              <w:rPr>
+                <w:shd w:val="clear" w:color="auto" w:fill="FFFFFF"/>
+              </w:rPr>
+              <w:t>stage_of_other_case</w:t>
+            </w:r>
+            <w:proofErr w:type="spellEnd"/>
+            <w:r>
+              <w:rPr>
+                <w:shd w:val="clear" w:color="auto" w:fill="FFFFFF"/>
+              </w:rPr>
+              <w:t xml:space="preserve"> in('still going', 'ended with no order')) %}</w:t>
             </w:r>
           </w:p>
         </w:tc>
@@ -641,12 +695,14 @@
                 <w:highlight w:val="white"/>
               </w:rPr>
             </w:pPr>
+            <w:proofErr w:type="spellStart"/>
             <w:r>
               <w:rPr>
                 <w:highlight w:val="white"/>
               </w:rPr>
               <w:t>answer_jurisdiction_step</w:t>
             </w:r>
+            <w:proofErr w:type="spellEnd"/>
           </w:p>
         </w:tc>
       </w:tr>
@@ -675,7 +731,23 @@
               <w:outlineLvl w:val="1"/>
             </w:pPr>
             <w:r>
-              <w:t>{{ answer_jurisdiction_step.subject }}</w:t>
+              <w:t>{</w:t>
+            </w:r>
+            <w:proofErr w:type="gramStart"/>
+            <w:r>
+              <w:t xml:space="preserve">{ </w:t>
+            </w:r>
+            <w:proofErr w:type="spellStart"/>
+            <w:r>
+              <w:t>answer</w:t>
+            </w:r>
+            <w:proofErr w:type="gramEnd"/>
+            <w:r>
+              <w:t>_jurisdiction_step.subject</w:t>
+            </w:r>
+            <w:proofErr w:type="spellEnd"/>
+            <w:r>
+              <w:t xml:space="preserve"> }}</w:t>
             </w:r>
           </w:p>
         </w:tc>
@@ -738,7 +810,23 @@
               <w:spacing w:before="0" w:after="0"/>
             </w:pPr>
             <w:r>
-              <w:t>{%tr endif %}</w:t>
+              <w:t>{%</w:t>
+            </w:r>
+            <w:proofErr w:type="spellStart"/>
+            <w:r>
+              <w:t>tr</w:t>
+            </w:r>
+            <w:proofErr w:type="spellEnd"/>
+            <w:r>
+              <w:t xml:space="preserve"> </w:t>
+            </w:r>
+            <w:proofErr w:type="spellStart"/>
+            <w:r>
+              <w:t>endif</w:t>
+            </w:r>
+            <w:proofErr w:type="spellEnd"/>
+            <w:r>
+              <w:t xml:space="preserve"> %}</w:t>
             </w:r>
           </w:p>
         </w:tc>
@@ -793,7 +881,15 @@
               <w:spacing w:before="0" w:after="0"/>
             </w:pPr>
             <w:r>
-              <w:t>{%tr if type_of_response['improper service'] or type_of_response['default'] %}</w:t>
+              <w:t>{%</w:t>
+            </w:r>
+            <w:proofErr w:type="spellStart"/>
+            <w:r>
+              <w:t>tr</w:t>
+            </w:r>
+            <w:proofErr w:type="spellEnd"/>
+            <w:r>
+              <w:t xml:space="preserve"> if type_of_response['improper service'] or type_of_response['default'] %}</w:t>
             </w:r>
           </w:p>
         </w:tc>
@@ -820,9 +916,11 @@
                 <w:highlight w:val="white"/>
               </w:rPr>
             </w:pPr>
+            <w:proofErr w:type="spellStart"/>
             <w:r>
               <w:t>proper_service_step</w:t>
             </w:r>
+            <w:proofErr w:type="spellEnd"/>
           </w:p>
         </w:tc>
       </w:tr>
@@ -851,14 +949,30 @@
               <w:outlineLvl w:val="1"/>
             </w:pPr>
             <w:r>
-              <w:t xml:space="preserve">{{ </w:t>
+              <w:t>{</w:t>
+            </w:r>
+            <w:proofErr w:type="gramStart"/>
+            <w:r>
+              <w:t xml:space="preserve">{ </w:t>
+            </w:r>
+            <w:proofErr w:type="spellStart"/>
+            <w:r>
+              <w:t>proper</w:t>
+            </w:r>
+            <w:proofErr w:type="gramEnd"/>
+            <w:r>
+              <w:t>_service_step</w:t>
+            </w:r>
+            <w:r>
+              <w:t>.subject</w:t>
+            </w:r>
+            <w:proofErr w:type="spellEnd"/>
+            <w:r>
+              <w:t xml:space="preserve"> </w:t>
             </w:r>
             <w:r>
               <w:lastRenderedPageBreak/>
-              <w:t>proper_service_step</w:t>
-            </w:r>
-            <w:r>
-              <w:t>.subject }}</w:t>
+              <w:t>}}</w:t>
             </w:r>
           </w:p>
         </w:tc>
@@ -889,16 +1003,16 @@
               <w:spacing w:before="100" w:after="100"/>
             </w:pPr>
             <w:r>
+              <w:t>{{p (include_docx_template("</w:t>
+            </w:r>
+            <w:r>
+              <w:t>docassemble.AKA2JBranding:</w:t>
+            </w:r>
+            <w:r>
+              <w:t>proper_service</w:t>
+            </w:r>
+            <w:r>
               <w:lastRenderedPageBreak/>
-              <w:t>{{p (include_docx_template("</w:t>
-            </w:r>
-            <w:r>
-              <w:t>docassemble.AKA2JBranding:</w:t>
-            </w:r>
-            <w:r>
-              <w:t>proper_service</w:t>
-            </w:r>
-            <w:r>
               <w:t>_content.docx")) }}</w:t>
             </w:r>
           </w:p>
@@ -933,7 +1047,23 @@
             </w:pPr>
             <w:r>
               <w:lastRenderedPageBreak/>
-              <w:t>{%tr endif %}</w:t>
+              <w:t>{%</w:t>
+            </w:r>
+            <w:proofErr w:type="spellStart"/>
+            <w:r>
+              <w:t>tr</w:t>
+            </w:r>
+            <w:proofErr w:type="spellEnd"/>
+            <w:r>
+              <w:t xml:space="preserve"> </w:t>
+            </w:r>
+            <w:proofErr w:type="spellStart"/>
+            <w:r>
+              <w:t>endif</w:t>
+            </w:r>
+            <w:proofErr w:type="spellEnd"/>
+            <w:r>
+              <w:t xml:space="preserve"> %}</w:t>
             </w:r>
           </w:p>
         </w:tc>
@@ -992,150 +1122,311 @@
             </w:pPr>
             <w:r>
               <w:rPr>
-                <w:rFonts w:eastAsia="Helvetica"/>
                 <w:color w:val="FF0000"/>
               </w:rPr>
-              <w:t xml:space="preserve">{%tr if </w:t>
-            </w:r>
-            <w:r>
-              <w:rPr>
-                <w:rFonts w:eastAsia="Helvetica"/>
+              <w:t>{%</w:t>
+            </w:r>
+            <w:proofErr w:type="spellStart"/>
+            <w:r>
+              <w:rPr>
                 <w:color w:val="FF0000"/>
               </w:rPr>
-              <w:t>type_of_response</w:t>
-            </w:r>
-            <w:r>
-              <w:rPr>
-                <w:rFonts w:eastAsia="Helvetica"/>
+              <w:t>tr</w:t>
+            </w:r>
+            <w:proofErr w:type="spellEnd"/>
+            <w:r>
+              <w:rPr>
                 <w:color w:val="FF0000"/>
               </w:rPr>
-              <w:t>.all_true(</w:t>
-            </w:r>
-            <w:r>
-              <w:rPr>
-                <w:rFonts w:eastAsia="Helvetica"/>
+              <w:t xml:space="preserve"> if </w:t>
+            </w:r>
+            <w:proofErr w:type="spellStart"/>
+            <w:r>
+              <w:rPr>
                 <w:color w:val="FF0000"/>
               </w:rPr>
-              <w:t>'improper service'</w:t>
-            </w:r>
-            <w:r>
-              <w:rPr>
-                <w:rFonts w:eastAsia="Helvetica"/>
+              <w:t>type_of_response.all_true</w:t>
+            </w:r>
+            <w:proofErr w:type="spellEnd"/>
+            <w:r>
+              <w:rPr>
                 <w:color w:val="FF0000"/>
               </w:rPr>
+              <w:t>(</w:t>
+            </w:r>
+            <w:r>
+              <w:rPr>
+                <w:color w:val="FF0000"/>
+              </w:rPr>
+              <w:t>‘</w:t>
+            </w:r>
+            <w:r>
+              <w:rPr>
+                <w:color w:val="FF0000"/>
+              </w:rPr>
+              <w:t>improper service</w:t>
+            </w:r>
+            <w:r>
+              <w:rPr>
+                <w:color w:val="FF0000"/>
+              </w:rPr>
+              <w:t>’</w:t>
+            </w:r>
+            <w:r>
+              <w:rPr>
+                <w:color w:val="FF0000"/>
+              </w:rPr>
               <w:t>, exclusive = True) or (</w:t>
             </w:r>
             <w:r>
               <w:rPr>
-                <w:rFonts w:eastAsia="Helvetica"/>
                 <w:color w:val="FFC000"/>
               </w:rPr>
-              <w:t xml:space="preserve">type_of_response.true_values().number() == </w:t>
-            </w:r>
-            <w:r>
-              <w:rPr>
-                <w:rFonts w:eastAsia="Helvetica"/>
+              <w:t>(</w:t>
+            </w:r>
+            <w:proofErr w:type="spellStart"/>
+            <w:r>
+              <w:rPr>
+                <w:color w:val="92D050"/>
+              </w:rPr>
+              <w:t>type_of_response.all_true</w:t>
+            </w:r>
+            <w:proofErr w:type="spellEnd"/>
+            <w:r>
+              <w:rPr>
+                <w:color w:val="92D050"/>
+              </w:rPr>
+              <w:t>(</w:t>
+            </w:r>
+            <w:r>
+              <w:rPr>
+                <w:color w:val="92D050"/>
+              </w:rPr>
+              <w:t>‘</w:t>
+            </w:r>
+            <w:r>
+              <w:rPr>
+                <w:color w:val="92D050"/>
+              </w:rPr>
+              <w:t>improper service</w:t>
+            </w:r>
+            <w:r>
+              <w:rPr>
+                <w:color w:val="92D050"/>
+              </w:rPr>
+              <w:t>’</w:t>
+            </w:r>
+            <w:r>
+              <w:rPr>
+                <w:color w:val="92D050"/>
+              </w:rPr>
+              <w:t xml:space="preserve">, </w:t>
+            </w:r>
+            <w:r>
+              <w:rPr>
+                <w:color w:val="92D050"/>
+              </w:rPr>
+              <w:t>‘</w:t>
+            </w:r>
+            <w:r>
+              <w:rPr>
+                <w:color w:val="92D050"/>
+              </w:rPr>
+              <w:t>wrong state</w:t>
+            </w:r>
+            <w:r>
+              <w:rPr>
+                <w:color w:val="92D050"/>
+              </w:rPr>
+              <w:t>’</w:t>
+            </w:r>
+            <w:r>
+              <w:rPr>
+                <w:color w:val="92D050"/>
+              </w:rPr>
+              <w:t>)</w:t>
+            </w:r>
+            <w:r>
+              <w:rPr>
                 <w:color w:val="FFC000"/>
               </w:rPr>
-              <w:t>2</w:t>
-            </w:r>
-            <w:r>
-              <w:rPr>
-                <w:rFonts w:eastAsia="Helvetica"/>
+              <w:t xml:space="preserve"> </w:t>
+            </w:r>
+            <w:r>
+              <w:rPr>
+                <w:color w:val="92D050"/>
+              </w:rPr>
+              <w:t>or</w:t>
+            </w:r>
+            <w:r>
+              <w:rPr>
                 <w:color w:val="FFC000"/>
               </w:rPr>
               <w:t xml:space="preserve"> </w:t>
             </w:r>
             <w:r>
               <w:rPr>
-                <w:rFonts w:eastAsia="Helvetica"/>
+                <w:color w:val="92D050"/>
+              </w:rPr>
+              <w:t>(</w:t>
+            </w:r>
+            <w:proofErr w:type="spellStart"/>
+            <w:r>
+              <w:rPr>
+                <w:color w:val="00B050"/>
+              </w:rPr>
+              <w:t>type_of_response.all_true</w:t>
+            </w:r>
+            <w:proofErr w:type="spellEnd"/>
+            <w:r>
+              <w:rPr>
+                <w:color w:val="00B050"/>
+              </w:rPr>
+              <w:t>(</w:t>
+            </w:r>
+            <w:r>
+              <w:rPr>
+                <w:color w:val="00B050"/>
+              </w:rPr>
+              <w:t>‘</w:t>
+            </w:r>
+            <w:r>
+              <w:rPr>
+                <w:color w:val="00B050"/>
+              </w:rPr>
+              <w:t>improper service</w:t>
+            </w:r>
+            <w:r>
+              <w:rPr>
+                <w:color w:val="00B050"/>
+              </w:rPr>
+              <w:t>’, ‘</w:t>
+            </w:r>
+            <w:r>
+              <w:rPr>
+                <w:color w:val="00B050"/>
+              </w:rPr>
+              <w:t>case in 2 states</w:t>
+            </w:r>
+            <w:r>
+              <w:rPr>
+                <w:color w:val="00B050"/>
+              </w:rPr>
+              <w:t>’</w:t>
+            </w:r>
+            <w:r>
+              <w:rPr>
+                <w:color w:val="00B050"/>
+              </w:rPr>
+              <w:t>)</w:t>
+            </w:r>
+            <w:r>
+              <w:rPr>
+                <w:color w:val="00B050"/>
+              </w:rPr>
+              <w:t xml:space="preserve"> and </w:t>
+            </w:r>
+            <w:proofErr w:type="spellStart"/>
+            <w:r>
+              <w:rPr>
+                <w:color w:val="00B050"/>
+              </w:rPr>
+              <w:t>stage_of_other_case</w:t>
+            </w:r>
+            <w:proofErr w:type="spellEnd"/>
+            <w:r>
+              <w:rPr>
+                <w:color w:val="00B050"/>
+              </w:rPr>
+              <w:t xml:space="preserve"> == ‘ended with no order’</w:t>
+            </w:r>
+            <w:r>
+              <w:rPr>
+                <w:color w:val="92D050"/>
+              </w:rPr>
+              <w:t>)</w:t>
+            </w:r>
+            <w:r>
+              <w:rPr>
                 <w:color w:val="FFC000"/>
               </w:rPr>
+              <w:t>)</w:t>
+            </w:r>
+            <w:r>
+              <w:rPr>
+                <w:color w:val="FFC000"/>
+              </w:rPr>
+              <w:t xml:space="preserve"> </w:t>
+            </w:r>
+            <w:r>
+              <w:rPr>
+                <w:color w:val="FFC000"/>
+              </w:rPr>
               <w:t xml:space="preserve">and </w:t>
             </w:r>
-            <w:r>
-              <w:rPr>
-                <w:rFonts w:eastAsia="Helvetica"/>
+            <w:proofErr w:type="spellStart"/>
+            <w:r>
+              <w:rPr>
                 <w:color w:val="FFC000"/>
               </w:rPr>
-              <w:t>type_of_response</w:t>
-            </w:r>
-            <w:r>
-              <w:rPr>
-                <w:rFonts w:eastAsia="Helvetica"/>
+              <w:t>type_of_response.all_false</w:t>
+            </w:r>
+            <w:proofErr w:type="spellEnd"/>
+            <w:r>
+              <w:rPr>
                 <w:color w:val="FFC000"/>
               </w:rPr>
-              <w:t>[</w:t>
-            </w:r>
-            <w:r>
-              <w:rPr>
-                <w:rFonts w:eastAsia="Helvetica"/>
+              <w:t>(</w:t>
+            </w:r>
+            <w:r>
+              <w:rPr>
                 <w:color w:val="FFC000"/>
               </w:rPr>
-              <w:t>'improper service'</w:t>
-            </w:r>
-            <w:r>
-              <w:rPr>
-                <w:rFonts w:eastAsia="Helvetica"/>
+              <w:t>‘</w:t>
+            </w:r>
+            <w:r>
+              <w:rPr>
                 <w:color w:val="FFC000"/>
               </w:rPr>
-              <w:t>] and</w:t>
-            </w:r>
-            <w:r>
-              <w:rPr>
-                <w:rFonts w:eastAsia="Helvetica"/>
+              <w:t>default</w:t>
+            </w:r>
+            <w:r>
+              <w:rPr>
                 <w:color w:val="FFC000"/>
               </w:rPr>
-              <w:t xml:space="preserve"> type_of_response</w:t>
-            </w:r>
-            <w:r>
-              <w:rPr>
-                <w:rFonts w:eastAsia="Helvetica"/>
+              <w:t>’</w:t>
+            </w:r>
+            <w:r>
+              <w:rPr>
                 <w:color w:val="FFC000"/>
               </w:rPr>
-              <w:t>[</w:t>
-            </w:r>
-            <w:r>
-              <w:rPr>
-                <w:rFonts w:eastAsia="Helvetica"/>
+              <w:t>)</w:t>
+            </w:r>
+            <w:r>
+              <w:rPr>
                 <w:color w:val="FFC000"/>
               </w:rPr>
-              <w:t>'wrong state'</w:t>
-            </w:r>
-            <w:r>
-              <w:rPr>
-                <w:rFonts w:eastAsia="Helvetica"/>
+              <w:t xml:space="preserve"> </w:t>
+            </w:r>
+            <w:r>
+              <w:rPr>
                 <w:color w:val="FFC000"/>
               </w:rPr>
-              <w:t xml:space="preserve">] </w:t>
-            </w:r>
-            <w:r>
-              <w:rPr>
-                <w:rFonts w:eastAsia="Helvetica"/>
+              <w:t xml:space="preserve">and not </w:t>
+            </w:r>
+            <w:proofErr w:type="spellStart"/>
+            <w:r>
+              <w:rPr>
                 <w:color w:val="FFC000"/>
               </w:rPr>
-              <w:t>and not proper_service</w:t>
-            </w:r>
-            <w:r>
-              <w:rPr>
-                <w:rFonts w:eastAsia="Helvetica"/>
+              <w:t>proper_service</w:t>
+            </w:r>
+            <w:proofErr w:type="spellEnd"/>
+            <w:r>
+              <w:rPr>
                 <w:color w:val="FF0000"/>
               </w:rPr>
-              <w:t>)</w:t>
-            </w:r>
-            <w:r>
-              <w:rPr>
-                <w:rFonts w:eastAsia="Helvetica"/>
-                <w:color w:val="FF0000"/>
-              </w:rPr>
-              <w:t xml:space="preserve"> </w:t>
-            </w:r>
-            <w:r>
-              <w:rPr>
-                <w:rFonts w:eastAsia="Helvetica"/>
-                <w:color w:val="FF0000"/>
-              </w:rPr>
-              <w:t>%}</w:t>
+              <w:t>) %}</w:t>
             </w:r>
           </w:p>
         </w:tc>
@@ -1158,9 +1449,11 @@
             <w:pPr>
               <w:pStyle w:val="Body"/>
             </w:pPr>
+            <w:proofErr w:type="spellStart"/>
             <w:r>
               <w:t>decide_after_improper_service_step</w:t>
             </w:r>
+            <w:proofErr w:type="spellEnd"/>
           </w:p>
         </w:tc>
       </w:tr>
@@ -1196,7 +1489,39 @@
                 <w:rFonts w:eastAsia="Calibri"/>
                 <w:shd w:val="clear" w:color="auto" w:fill="FFFFFF"/>
               </w:rPr>
-              <w:t>{{ decide_after_improper_service_step }}</w:t>
+              <w:t>{</w:t>
+            </w:r>
+            <w:proofErr w:type="gramStart"/>
+            <w:r>
+              <w:rPr>
+                <w:rFonts w:eastAsia="Calibri"/>
+                <w:shd w:val="clear" w:color="auto" w:fill="FFFFFF"/>
+              </w:rPr>
+              <w:t xml:space="preserve">{ </w:t>
+            </w:r>
+            <w:proofErr w:type="spellStart"/>
+            <w:r>
+              <w:rPr>
+                <w:rFonts w:eastAsia="Calibri"/>
+                <w:shd w:val="clear" w:color="auto" w:fill="FFFFFF"/>
+              </w:rPr>
+              <w:t>decide</w:t>
+            </w:r>
+            <w:proofErr w:type="gramEnd"/>
+            <w:r>
+              <w:rPr>
+                <w:rFonts w:eastAsia="Calibri"/>
+                <w:shd w:val="clear" w:color="auto" w:fill="FFFFFF"/>
+              </w:rPr>
+              <w:t>_after_improper_service_step</w:t>
+            </w:r>
+            <w:proofErr w:type="spellEnd"/>
+            <w:r>
+              <w:rPr>
+                <w:rFonts w:eastAsia="Calibri"/>
+                <w:shd w:val="clear" w:color="auto" w:fill="FFFFFF"/>
+              </w:rPr>
+              <w:t xml:space="preserve"> }}</w:t>
             </w:r>
           </w:p>
         </w:tc>
@@ -1257,7 +1582,23 @@
               <w:spacing w:before="0" w:after="0"/>
             </w:pPr>
             <w:r>
-              <w:t>{%tr endif %}</w:t>
+              <w:t>{%</w:t>
+            </w:r>
+            <w:proofErr w:type="spellStart"/>
+            <w:r>
+              <w:t>tr</w:t>
+            </w:r>
+            <w:proofErr w:type="spellEnd"/>
+            <w:r>
+              <w:t xml:space="preserve"> </w:t>
+            </w:r>
+            <w:proofErr w:type="spellStart"/>
+            <w:r>
+              <w:t>endif</w:t>
+            </w:r>
+            <w:proofErr w:type="spellEnd"/>
+            <w:r>
+              <w:t xml:space="preserve"> %}</w:t>
             </w:r>
           </w:p>
         </w:tc>
@@ -1309,7 +1650,23 @@
               <w:spacing w:before="0" w:after="0"/>
             </w:pPr>
             <w:r>
-              <w:t>{%tr if type_of_response['case in 2 states'] and stage_of_other_case == 'still going' %}</w:t>
+              <w:t>{%</w:t>
+            </w:r>
+            <w:proofErr w:type="spellStart"/>
+            <w:r>
+              <w:t>tr</w:t>
+            </w:r>
+            <w:proofErr w:type="spellEnd"/>
+            <w:r>
+              <w:t xml:space="preserve"> if type_of_response['case in 2 states'] and </w:t>
+            </w:r>
+            <w:proofErr w:type="spellStart"/>
+            <w:r>
+              <w:t>stage_of_other_case</w:t>
+            </w:r>
+            <w:proofErr w:type="spellEnd"/>
+            <w:r>
+              <w:t xml:space="preserve"> == 'still going' %}</w:t>
             </w:r>
           </w:p>
         </w:tc>
@@ -1368,7 +1725,23 @@
                 <w:rFonts w:eastAsia="Calibri"/>
                 <w:shd w:val="clear" w:color="auto" w:fill="FFFFFF"/>
               </w:rPr>
-              <w:t>{{ case_in_2_states_step.subject }}</w:t>
+              <w:t>{</w:t>
+            </w:r>
+            <w:proofErr w:type="gramStart"/>
+            <w:r>
+              <w:rPr>
+                <w:rFonts w:eastAsia="Calibri"/>
+                <w:shd w:val="clear" w:color="auto" w:fill="FFFFFF"/>
+              </w:rPr>
+              <w:t>{ case</w:t>
+            </w:r>
+            <w:proofErr w:type="gramEnd"/>
+            <w:r>
+              <w:rPr>
+                <w:rFonts w:eastAsia="Calibri"/>
+                <w:shd w:val="clear" w:color="auto" w:fill="FFFFFF"/>
+              </w:rPr>
+              <w:t>_in_2_states_step.subject }}</w:t>
             </w:r>
           </w:p>
         </w:tc>
@@ -1428,7 +1801,23 @@
               <w:spacing w:before="0" w:after="0"/>
             </w:pPr>
             <w:r>
-              <w:t>{%tr endif %}</w:t>
+              <w:t>{%</w:t>
+            </w:r>
+            <w:proofErr w:type="spellStart"/>
+            <w:r>
+              <w:t>tr</w:t>
+            </w:r>
+            <w:proofErr w:type="spellEnd"/>
+            <w:r>
+              <w:t xml:space="preserve"> </w:t>
+            </w:r>
+            <w:proofErr w:type="spellStart"/>
+            <w:r>
+              <w:t>endif</w:t>
+            </w:r>
+            <w:proofErr w:type="spellEnd"/>
+            <w:r>
+              <w:t xml:space="preserve"> %}</w:t>
             </w:r>
           </w:p>
         </w:tc>
@@ -1483,7 +1872,21 @@
               <w:rPr>
                 <w:shd w:val="clear" w:color="auto" w:fill="FFFFFF"/>
               </w:rPr>
-              <w:t>{%tr if type_of_response['default'] %}</w:t>
+              <w:t>{%</w:t>
+            </w:r>
+            <w:proofErr w:type="spellStart"/>
+            <w:r>
+              <w:rPr>
+                <w:shd w:val="clear" w:color="auto" w:fill="FFFFFF"/>
+              </w:rPr>
+              <w:t>tr</w:t>
+            </w:r>
+            <w:proofErr w:type="spellEnd"/>
+            <w:r>
+              <w:rPr>
+                <w:shd w:val="clear" w:color="auto" w:fill="FFFFFF"/>
+              </w:rPr>
+              <w:t xml:space="preserve"> if type_of_response['default'] %}</w:t>
             </w:r>
           </w:p>
         </w:tc>
@@ -1507,9 +1910,11 @@
               <w:pStyle w:val="Body"/>
               <w:spacing w:before="0" w:after="0"/>
             </w:pPr>
+            <w:proofErr w:type="spellStart"/>
             <w:r>
               <w:t>default_options_step</w:t>
             </w:r>
+            <w:proofErr w:type="spellEnd"/>
           </w:p>
         </w:tc>
       </w:tr>
@@ -1542,14 +1947,42 @@
               <w:rPr>
                 <w:rFonts w:eastAsia="Calibri"/>
               </w:rPr>
-              <w:t xml:space="preserve">{{ default_options_step.subject </w:t>
-            </w:r>
+              <w:t>{</w:t>
+            </w:r>
+            <w:proofErr w:type="gramStart"/>
             <w:r>
               <w:rPr>
                 <w:rFonts w:eastAsia="Calibri"/>
               </w:rPr>
+              <w:t xml:space="preserve">{ </w:t>
+            </w:r>
+            <w:proofErr w:type="spellStart"/>
+            <w:r>
+              <w:rPr>
+                <w:rFonts w:eastAsia="Calibri"/>
+              </w:rPr>
+              <w:t>default</w:t>
+            </w:r>
+            <w:proofErr w:type="gramEnd"/>
+            <w:r>
+              <w:rPr>
+                <w:rFonts w:eastAsia="Calibri"/>
+              </w:rPr>
+              <w:t>_options</w:t>
+            </w:r>
+            <w:r>
+              <w:rPr>
+                <w:rFonts w:eastAsia="Calibri"/>
+              </w:rPr>
               <w:lastRenderedPageBreak/>
-              <w:t>}}</w:t>
+              <w:t>_step.subject</w:t>
+            </w:r>
+            <w:proofErr w:type="spellEnd"/>
+            <w:r>
+              <w:rPr>
+                <w:rFonts w:eastAsia="Calibri"/>
+              </w:rPr>
+              <w:t xml:space="preserve"> }}</w:t>
             </w:r>
           </w:p>
         </w:tc>
@@ -1580,11 +2013,11 @@
               <w:spacing w:before="280" w:after="0"/>
             </w:pPr>
             <w:r>
-              <w:t>{{p (include_docx_template("docassemble.AKA2JBranding:default_option</w:t>
+              <w:t xml:space="preserve">{{p </w:t>
             </w:r>
             <w:r>
               <w:lastRenderedPageBreak/>
-              <w:t>s_content.docx")) }}</w:t>
+              <w:t>(include_docx_template("docassemble.AKA2JBranding:default_options_content.docx")) }}</w:t>
             </w:r>
           </w:p>
         </w:tc>
@@ -1616,7 +2049,23 @@
             </w:pPr>
             <w:r>
               <w:lastRenderedPageBreak/>
-              <w:t>{%tr endif %}</w:t>
+              <w:t>{%</w:t>
+            </w:r>
+            <w:proofErr w:type="spellStart"/>
+            <w:r>
+              <w:t>tr</w:t>
+            </w:r>
+            <w:proofErr w:type="spellEnd"/>
+            <w:r>
+              <w:t xml:space="preserve"> </w:t>
+            </w:r>
+            <w:proofErr w:type="spellStart"/>
+            <w:r>
+              <w:t>endif</w:t>
+            </w:r>
+            <w:proofErr w:type="spellEnd"/>
+            <w:r>
+              <w:t xml:space="preserve"> %}</w:t>
             </w:r>
           </w:p>
         </w:tc>
@@ -1670,7 +2119,35 @@
               <w:rPr>
                 <w:color w:val="FF0000"/>
               </w:rPr>
-              <w:t>{%tr if type_of_response[‘default’] and stage_of_default =='judgment entered' %}</w:t>
+              <w:t>{%</w:t>
+            </w:r>
+            <w:proofErr w:type="spellStart"/>
+            <w:r>
+              <w:rPr>
+                <w:color w:val="FF0000"/>
+              </w:rPr>
+              <w:t>tr</w:t>
+            </w:r>
+            <w:proofErr w:type="spellEnd"/>
+            <w:r>
+              <w:rPr>
+                <w:color w:val="FF0000"/>
+              </w:rPr>
+              <w:t xml:space="preserve"> if type_of_response[‘default’] and </w:t>
+            </w:r>
+            <w:proofErr w:type="spellStart"/>
+            <w:r>
+              <w:rPr>
+                <w:color w:val="FF0000"/>
+              </w:rPr>
+              <w:t>stage_of_default</w:t>
+            </w:r>
+            <w:proofErr w:type="spellEnd"/>
+            <w:r>
+              <w:rPr>
+                <w:color w:val="FF0000"/>
+              </w:rPr>
+              <w:t xml:space="preserve"> =='judgment entered' %}</w:t>
             </w:r>
           </w:p>
         </w:tc>
@@ -1693,8 +2170,13 @@
             <w:pPr>
               <w:pStyle w:val="Body"/>
             </w:pPr>
-            <w:r>
-              <w:t>learn_set_aside_step and</w:t>
+            <w:proofErr w:type="spellStart"/>
+            <w:r>
+              <w:t>learn_set_aside_step</w:t>
+            </w:r>
+            <w:proofErr w:type="spellEnd"/>
+            <w:r>
+              <w:t xml:space="preserve"> and</w:t>
             </w:r>
           </w:p>
           <w:p>
@@ -1702,8 +2184,13 @@
               <w:pStyle w:val="Body"/>
             </w:pPr>
             <w:r>
-              <w:t xml:space="preserve"> fill_set_aside_step</w:t>
-            </w:r>
+              <w:t xml:space="preserve"> </w:t>
+            </w:r>
+            <w:proofErr w:type="spellStart"/>
+            <w:r>
+              <w:t>fill_set_aside_step</w:t>
+            </w:r>
+            <w:proofErr w:type="spellEnd"/>
           </w:p>
         </w:tc>
       </w:tr>
@@ -1735,19 +2222,41 @@
               <w:rPr>
                 <w:shd w:val="clear" w:color="auto" w:fill="FFFFFF"/>
               </w:rPr>
-              <w:t xml:space="preserve">{{ </w:t>
-            </w:r>
+              <w:t>{</w:t>
+            </w:r>
+            <w:proofErr w:type="gramStart"/>
             <w:r>
               <w:rPr>
                 <w:shd w:val="clear" w:color="auto" w:fill="FFFFFF"/>
               </w:rPr>
-              <w:t>learn_set_aside_step</w:t>
-            </w:r>
+              <w:t xml:space="preserve">{ </w:t>
+            </w:r>
+            <w:proofErr w:type="spellStart"/>
             <w:r>
               <w:rPr>
                 <w:shd w:val="clear" w:color="auto" w:fill="FFFFFF"/>
               </w:rPr>
-              <w:t>.subject }}</w:t>
+              <w:t>learn</w:t>
+            </w:r>
+            <w:proofErr w:type="gramEnd"/>
+            <w:r>
+              <w:rPr>
+                <w:shd w:val="clear" w:color="auto" w:fill="FFFFFF"/>
+              </w:rPr>
+              <w:t>_set_aside_step</w:t>
+            </w:r>
+            <w:r>
+              <w:rPr>
+                <w:shd w:val="clear" w:color="auto" w:fill="FFFFFF"/>
+              </w:rPr>
+              <w:t>.subject</w:t>
+            </w:r>
+            <w:proofErr w:type="spellEnd"/>
+            <w:r>
+              <w:rPr>
+                <w:shd w:val="clear" w:color="auto" w:fill="FFFFFF"/>
+              </w:rPr>
+              <w:t xml:space="preserve"> }}</w:t>
             </w:r>
           </w:p>
         </w:tc>
@@ -1822,19 +2331,41 @@
               <w:rPr>
                 <w:shd w:val="clear" w:color="auto" w:fill="FFFFFF"/>
               </w:rPr>
-              <w:t>{{ fill</w:t>
-            </w:r>
+              <w:t>{</w:t>
+            </w:r>
+            <w:proofErr w:type="gramStart"/>
             <w:r>
               <w:rPr>
                 <w:shd w:val="clear" w:color="auto" w:fill="FFFFFF"/>
               </w:rPr>
+              <w:t xml:space="preserve">{ </w:t>
+            </w:r>
+            <w:proofErr w:type="spellStart"/>
+            <w:r>
+              <w:rPr>
+                <w:shd w:val="clear" w:color="auto" w:fill="FFFFFF"/>
+              </w:rPr>
+              <w:t>fill</w:t>
+            </w:r>
+            <w:proofErr w:type="gramEnd"/>
+            <w:r>
+              <w:rPr>
+                <w:shd w:val="clear" w:color="auto" w:fill="FFFFFF"/>
+              </w:rPr>
               <w:t>_set_aside_step</w:t>
             </w:r>
             <w:r>
               <w:rPr>
                 <w:shd w:val="clear" w:color="auto" w:fill="FFFFFF"/>
               </w:rPr>
-              <w:t>.subject }}</w:t>
+              <w:t>.subject</w:t>
+            </w:r>
+            <w:proofErr w:type="spellEnd"/>
+            <w:r>
+              <w:rPr>
+                <w:shd w:val="clear" w:color="auto" w:fill="FFFFFF"/>
+              </w:rPr>
+              <w:t xml:space="preserve"> }}</w:t>
             </w:r>
           </w:p>
         </w:tc>
@@ -1896,12 +2427,27 @@
               <w:rPr>
                 <w:color w:val="FF0000"/>
               </w:rPr>
-              <w:t xml:space="preserve">{%tr </w:t>
-            </w:r>
+              <w:t>{%</w:t>
+            </w:r>
+            <w:proofErr w:type="spellStart"/>
             <w:r>
               <w:rPr>
                 <w:color w:val="FF0000"/>
               </w:rPr>
+              <w:t>tr</w:t>
+            </w:r>
+            <w:proofErr w:type="spellEnd"/>
+            <w:r>
+              <w:rPr>
+                <w:color w:val="FF0000"/>
+              </w:rPr>
+              <w:t xml:space="preserve"> </w:t>
+            </w:r>
+            <w:proofErr w:type="spellStart"/>
+            <w:r>
+              <w:rPr>
+                <w:color w:val="FF0000"/>
+              </w:rPr>
               <w:t>end</w:t>
             </w:r>
             <w:r>
@@ -1910,6 +2456,7 @@
               </w:rPr>
               <w:t>if</w:t>
             </w:r>
+            <w:proofErr w:type="spellEnd"/>
             <w:r>
               <w:rPr>
                 <w:color w:val="FF0000"/>
@@ -1970,14 +2517,30 @@
               <w:rPr>
                 <w:color w:val="FF0000"/>
               </w:rPr>
-              <w:t>{%tr if (</w:t>
-            </w:r>
+              <w:t>{%</w:t>
+            </w:r>
+            <w:proofErr w:type="spellStart"/>
+            <w:r>
+              <w:rPr>
+                <w:color w:val="FF0000"/>
+              </w:rPr>
+              <w:t>tr</w:t>
+            </w:r>
+            <w:proofErr w:type="spellEnd"/>
+            <w:r>
+              <w:rPr>
+                <w:color w:val="FF0000"/>
+              </w:rPr>
+              <w:t xml:space="preserve"> if (</w:t>
+            </w:r>
+            <w:proofErr w:type="spellStart"/>
             <w:r>
               <w:rPr>
                 <w:color w:val="34A853"/>
               </w:rPr>
               <w:t>user_need</w:t>
             </w:r>
+            <w:proofErr w:type="spellEnd"/>
             <w:r>
               <w:t xml:space="preserve"> == 'answer custody' and </w:t>
             </w:r>
@@ -1988,7 +2551,15 @@
               <w:t>type_of_response[</w:t>
             </w:r>
             <w:r>
-              <w:t>'ak custody case'</w:t>
+              <w:t>'</w:t>
+            </w:r>
+            <w:proofErr w:type="spellStart"/>
+            <w:r>
+              <w:t>ak</w:t>
+            </w:r>
+            <w:proofErr w:type="spellEnd"/>
+            <w:r>
+              <w:t xml:space="preserve"> custody case'</w:t>
             </w:r>
             <w:r>
               <w:rPr>
@@ -1999,21 +2570,25 @@
             <w:r>
               <w:t xml:space="preserve"> and </w:t>
             </w:r>
+            <w:proofErr w:type="spellStart"/>
             <w:r>
               <w:rPr>
                 <w:color w:val="34A853"/>
               </w:rPr>
               <w:t>response_to_complaint</w:t>
             </w:r>
+            <w:proofErr w:type="spellEnd"/>
             <w:r>
               <w:t xml:space="preserve"> == 'none' and </w:t>
             </w:r>
+            <w:proofErr w:type="spellStart"/>
             <w:r>
               <w:rPr>
                 <w:color w:val="00B050"/>
               </w:rPr>
               <w:t>want_help_to_agree</w:t>
             </w:r>
+            <w:proofErr w:type="spellEnd"/>
             <w:r>
               <w:rPr>
                 <w:color w:val="FF0000"/>
@@ -2026,12 +2601,14 @@
               </w:rPr>
               <w:t>(</w:t>
             </w:r>
+            <w:proofErr w:type="spellStart"/>
             <w:r>
               <w:rPr>
                 <w:color w:val="34A853"/>
               </w:rPr>
               <w:t>user_need</w:t>
             </w:r>
+            <w:proofErr w:type="spellEnd"/>
             <w:r>
               <w:t xml:space="preserve"> == 'answer divorce' </w:t>
             </w:r>
@@ -2075,7 +2652,15 @@
               <w:t>(type_of_response</w:t>
             </w:r>
             <w:r>
-              <w:t xml:space="preserve">['ak divorce case'] </w:t>
+              <w:t>['</w:t>
+            </w:r>
+            <w:proofErr w:type="spellStart"/>
+            <w:r>
+              <w:t>ak</w:t>
+            </w:r>
+            <w:proofErr w:type="spellEnd"/>
+            <w:r>
+              <w:t xml:space="preserve"> divorce case'] </w:t>
             </w:r>
             <w:r>
               <w:rPr>
@@ -2086,12 +2671,14 @@
             <w:r>
               <w:t xml:space="preserve"> </w:t>
             </w:r>
+            <w:proofErr w:type="spellStart"/>
             <w:r>
               <w:rPr>
                 <w:color w:val="34A853"/>
               </w:rPr>
               <w:t>case_type</w:t>
             </w:r>
+            <w:proofErr w:type="spellEnd"/>
             <w:r>
               <w:t xml:space="preserve"> == 'legal separation' </w:t>
             </w:r>
@@ -2104,12 +2691,14 @@
             <w:r>
               <w:t xml:space="preserve"> </w:t>
             </w:r>
+            <w:proofErr w:type="spellStart"/>
             <w:r>
               <w:rPr>
                 <w:color w:val="34A853"/>
               </w:rPr>
               <w:t>want_legal_separation</w:t>
             </w:r>
+            <w:proofErr w:type="spellEnd"/>
             <w:r>
               <w:t xml:space="preserve"> in('no', 'unsure') </w:t>
             </w:r>
@@ -2122,11 +2711,19 @@
             <w:r>
               <w:t xml:space="preserve"> </w:t>
             </w:r>
+            <w:proofErr w:type="spellStart"/>
             <w:r>
               <w:rPr>
                 <w:color w:val="34A853"/>
               </w:rPr>
-              <w:t>want_help_to_agree)</w:t>
+              <w:t>want_help_to_agree</w:t>
+            </w:r>
+            <w:proofErr w:type="spellEnd"/>
+            <w:r>
+              <w:rPr>
+                <w:color w:val="34A853"/>
+              </w:rPr>
+              <w:t>)</w:t>
             </w:r>
             <w:r>
               <w:rPr>
@@ -2140,12 +2737,14 @@
               </w:rPr>
               <w:t>) or (</w:t>
             </w:r>
+            <w:proofErr w:type="spellStart"/>
             <w:r>
               <w:rPr>
                 <w:color w:val="34A853"/>
               </w:rPr>
               <w:t>user_need</w:t>
             </w:r>
+            <w:proofErr w:type="spellEnd"/>
             <w:r>
               <w:rPr>
                 <w:color w:val="FF9900"/>
@@ -2161,6 +2760,7 @@
               </w:rPr>
               <w:t xml:space="preserve"> and (</w:t>
             </w:r>
+            <w:proofErr w:type="spellStart"/>
             <w:r>
               <w:rPr>
                 <w:color w:val="34A853"/>
@@ -2168,7 +2768,11 @@
               <w:t>type_of_response</w:t>
             </w:r>
             <w:r>
-              <w:t xml:space="preserve">.all_false() </w:t>
+              <w:t>.all_false</w:t>
+            </w:r>
+            <w:proofErr w:type="spellEnd"/>
+            <w:r>
+              <w:t xml:space="preserve">() </w:t>
             </w:r>
             <w:r>
               <w:rPr>
@@ -2202,7 +2806,15 @@
               <w:t>type_of_response</w:t>
             </w:r>
             <w:r>
-              <w:t xml:space="preserve">['ak custody case'] </w:t>
+              <w:t>['</w:t>
+            </w:r>
+            <w:proofErr w:type="spellStart"/>
+            <w:r>
+              <w:t>ak</w:t>
+            </w:r>
+            <w:proofErr w:type="spellEnd"/>
+            <w:r>
+              <w:t xml:space="preserve"> custody case'] </w:t>
             </w:r>
             <w:r>
               <w:rPr>
@@ -2217,13 +2829,29 @@
               <w:t>type_of_response[</w:t>
             </w:r>
             <w:r>
-              <w:t xml:space="preserve">'ak divorce case'] and </w:t>
-            </w:r>
+              <w:t>'</w:t>
+            </w:r>
+            <w:proofErr w:type="spellStart"/>
+            <w:r>
+              <w:t>ak</w:t>
+            </w:r>
+            <w:proofErr w:type="spellEnd"/>
+            <w:r>
+              <w:t xml:space="preserve"> divorce case'] and </w:t>
+            </w:r>
+            <w:proofErr w:type="spellStart"/>
             <w:r>
               <w:rPr>
                 <w:color w:val="34A853"/>
               </w:rPr>
-              <w:t xml:space="preserve">case_type </w:t>
+              <w:t>case_type</w:t>
+            </w:r>
+            <w:proofErr w:type="spellEnd"/>
+            <w:r>
+              <w:rPr>
+                <w:color w:val="34A853"/>
+              </w:rPr>
+              <w:t xml:space="preserve"> </w:t>
             </w:r>
             <w:r>
               <w:t>== 'divorce'</w:t>
@@ -2241,22 +2869,46 @@
               <w:t>type_of_response</w:t>
             </w:r>
             <w:r>
-              <w:t xml:space="preserve">['ak divorce case'] and </w:t>
-            </w:r>
+              <w:t>['</w:t>
+            </w:r>
+            <w:proofErr w:type="spellStart"/>
+            <w:r>
+              <w:t>ak</w:t>
+            </w:r>
+            <w:proofErr w:type="spellEnd"/>
+            <w:r>
+              <w:t xml:space="preserve"> divorce case'] and </w:t>
+            </w:r>
+            <w:proofErr w:type="spellStart"/>
             <w:r>
               <w:rPr>
                 <w:color w:val="34A853"/>
               </w:rPr>
-              <w:t xml:space="preserve">case_type </w:t>
+              <w:t>case_type</w:t>
+            </w:r>
+            <w:proofErr w:type="spellEnd"/>
+            <w:r>
+              <w:rPr>
+                <w:color w:val="34A853"/>
+              </w:rPr>
+              <w:t xml:space="preserve"> </w:t>
             </w:r>
             <w:r>
               <w:t xml:space="preserve">== 'legal separation' and </w:t>
             </w:r>
+            <w:proofErr w:type="spellStart"/>
             <w:r>
               <w:rPr>
                 <w:color w:val="34A853"/>
               </w:rPr>
-              <w:t xml:space="preserve">want_legal_separation </w:t>
+              <w:t>want_legal_separation</w:t>
+            </w:r>
+            <w:proofErr w:type="spellEnd"/>
+            <w:r>
+              <w:rPr>
+                <w:color w:val="34A853"/>
+              </w:rPr>
+              <w:t xml:space="preserve"> </w:t>
             </w:r>
             <w:r>
               <w:t>== 'yes'</w:t>
@@ -2276,11 +2928,19 @@
             <w:r>
               <w:t xml:space="preserve">['case in 2 states'] and </w:t>
             </w:r>
+            <w:proofErr w:type="spellStart"/>
             <w:r>
               <w:rPr>
                 <w:color w:val="34A853"/>
               </w:rPr>
-              <w:t xml:space="preserve">stage_of_other_case </w:t>
+              <w:t>stage_of_other_case</w:t>
+            </w:r>
+            <w:proofErr w:type="spellEnd"/>
+            <w:r>
+              <w:rPr>
+                <w:color w:val="34A853"/>
+              </w:rPr>
+              <w:t xml:space="preserve"> </w:t>
             </w:r>
             <w:r>
               <w:t>== 'ended with no order'</w:t>
@@ -2309,11 +2969,19 @@
               </w:rPr>
               <w:t>and (</w:t>
             </w:r>
+            <w:proofErr w:type="spellStart"/>
             <w:r>
               <w:rPr>
                 <w:color w:val="6AA84F"/>
               </w:rPr>
-              <w:t xml:space="preserve">response_to_complaint in('agree', 'some') </w:t>
+              <w:t>response_to_complaint</w:t>
+            </w:r>
+            <w:proofErr w:type="spellEnd"/>
+            <w:r>
+              <w:rPr>
+                <w:color w:val="6AA84F"/>
+              </w:rPr>
+              <w:t xml:space="preserve"> in('agree', 'some') </w:t>
             </w:r>
             <w:r>
               <w:rPr>
@@ -2333,12 +3001,28 @@
               </w:rPr>
               <w:t>(</w:t>
             </w:r>
+            <w:proofErr w:type="spellStart"/>
             <w:r>
               <w:rPr>
                 <w:color w:val="6AA84F"/>
               </w:rPr>
-              <w:t>response_to_complaint == 'none' and want_help_to_agree</w:t>
-            </w:r>
+              <w:t>response_to_complaint</w:t>
+            </w:r>
+            <w:proofErr w:type="spellEnd"/>
+            <w:r>
+              <w:rPr>
+                <w:color w:val="6AA84F"/>
+              </w:rPr>
+              <w:t xml:space="preserve"> == 'none' and </w:t>
+            </w:r>
+            <w:proofErr w:type="spellStart"/>
+            <w:r>
+              <w:rPr>
+                <w:color w:val="6AA84F"/>
+              </w:rPr>
+              <w:t>want_help_to_agree</w:t>
+            </w:r>
+            <w:proofErr w:type="spellEnd"/>
             <w:r>
               <w:rPr>
                 <w:color w:val="9900FF"/>
@@ -2364,31 +3048,63 @@
               <w:t>(type_of_response</w:t>
             </w:r>
             <w:r>
-              <w:t xml:space="preserve">['ak divorce case'] and </w:t>
-            </w:r>
+              <w:t>['</w:t>
+            </w:r>
+            <w:proofErr w:type="spellStart"/>
+            <w:r>
+              <w:t>ak</w:t>
+            </w:r>
+            <w:proofErr w:type="spellEnd"/>
+            <w:r>
+              <w:t xml:space="preserve"> divorce case'] and </w:t>
+            </w:r>
+            <w:proofErr w:type="spellStart"/>
             <w:r>
               <w:rPr>
                 <w:color w:val="34A853"/>
               </w:rPr>
-              <w:t xml:space="preserve">case_type </w:t>
+              <w:t>case_type</w:t>
+            </w:r>
+            <w:proofErr w:type="spellEnd"/>
+            <w:r>
+              <w:rPr>
+                <w:color w:val="34A853"/>
+              </w:rPr>
+              <w:t xml:space="preserve"> </w:t>
             </w:r>
             <w:r>
               <w:t xml:space="preserve">== 'legal separation' and </w:t>
             </w:r>
+            <w:proofErr w:type="spellStart"/>
             <w:r>
               <w:rPr>
                 <w:color w:val="34A853"/>
               </w:rPr>
-              <w:t xml:space="preserve">want_legal_separation </w:t>
+              <w:t>want_legal_separation</w:t>
+            </w:r>
+            <w:proofErr w:type="spellEnd"/>
+            <w:r>
+              <w:rPr>
+                <w:color w:val="34A853"/>
+              </w:rPr>
+              <w:t xml:space="preserve"> </w:t>
             </w:r>
             <w:r>
               <w:t xml:space="preserve">in('no', 'unsure') and </w:t>
             </w:r>
+            <w:proofErr w:type="spellStart"/>
             <w:r>
               <w:rPr>
                 <w:color w:val="34A853"/>
               </w:rPr>
-              <w:t>want_help_to_agree)</w:t>
+              <w:t>want_help_to_agree</w:t>
+            </w:r>
+            <w:proofErr w:type="spellEnd"/>
+            <w:r>
+              <w:rPr>
+                <w:color w:val="34A853"/>
+              </w:rPr>
+              <w:t>)</w:t>
             </w:r>
             <w:r>
               <w:rPr>
@@ -2420,10 +3136,12 @@
             <w:pPr>
               <w:pStyle w:val="Body"/>
             </w:pPr>
+            <w:proofErr w:type="spellStart"/>
             <w:r>
               <w:lastRenderedPageBreak/>
               <w:t>want_help_to_agree_step</w:t>
             </w:r>
+            <w:proofErr w:type="spellEnd"/>
           </w:p>
         </w:tc>
       </w:tr>
@@ -2452,13 +3170,30 @@
               <w:outlineLvl w:val="1"/>
             </w:pPr>
             <w:r>
-              <w:t>{{ want_help_to_agree</w:t>
+              <w:lastRenderedPageBreak/>
+              <w:t>{</w:t>
+            </w:r>
+            <w:proofErr w:type="gramStart"/>
+            <w:r>
+              <w:t xml:space="preserve">{ </w:t>
+            </w:r>
+            <w:proofErr w:type="spellStart"/>
+            <w:r>
+              <w:t>want</w:t>
+            </w:r>
+            <w:proofErr w:type="gramEnd"/>
+            <w:r>
+              <w:t>_help_to_agree</w:t>
             </w:r>
             <w:r>
               <w:t>_</w:t>
             </w:r>
             <w:r>
-              <w:t>step.subject }}</w:t>
+              <w:t>step.subject</w:t>
+            </w:r>
+            <w:proofErr w:type="spellEnd"/>
+            <w:r>
+              <w:t xml:space="preserve"> }}</w:t>
             </w:r>
           </w:p>
         </w:tc>
@@ -2488,7 +3223,15 @@
               <w:pStyle w:val="Body"/>
             </w:pPr>
             <w:r>
-              <w:t>{{p (include_docx_template("docassemble.AKA2JBranding:want_help_to_agree_content.docx")) }}</w:t>
+              <w:t>{{p (include_docx_template("</w:t>
+            </w:r>
+            <w:r>
+              <w:t>docassemble.AKA2JBranding:</w:t>
+            </w:r>
+            <w:bookmarkStart w:id="1" w:name="_GoBack"/>
+            <w:bookmarkEnd w:id="1"/>
+            <w:r>
+              <w:t>want_help_to_agree_content.docx")) }}</w:t>
             </w:r>
           </w:p>
         </w:tc>
@@ -2517,7 +3260,23 @@
               <w:pStyle w:val="Body"/>
             </w:pPr>
             <w:r>
-              <w:t>{%tr endif %}</w:t>
+              <w:t>{%</w:t>
+            </w:r>
+            <w:proofErr w:type="spellStart"/>
+            <w:r>
+              <w:t>tr</w:t>
+            </w:r>
+            <w:proofErr w:type="spellEnd"/>
+            <w:r>
+              <w:t xml:space="preserve"> </w:t>
+            </w:r>
+            <w:proofErr w:type="spellStart"/>
+            <w:r>
+              <w:t>endif</w:t>
+            </w:r>
+            <w:proofErr w:type="spellEnd"/>
+            <w:r>
+              <w:t xml:space="preserve"> %}</w:t>
             </w:r>
           </w:p>
         </w:tc>
@@ -2573,29 +3332,53 @@
               </w:rPr>
               <w:t>{%</w:t>
             </w:r>
+            <w:proofErr w:type="spellStart"/>
             <w:r>
               <w:rPr>
                 <w:color w:val="FF0000"/>
               </w:rPr>
               <w:t>tr</w:t>
             </w:r>
+            <w:proofErr w:type="spellEnd"/>
             <w:r>
               <w:rPr>
                 <w:color w:val="FF0000"/>
               </w:rPr>
               <w:t xml:space="preserve"> if (</w:t>
             </w:r>
+            <w:proofErr w:type="spellStart"/>
             <w:r>
               <w:rPr>
                 <w:color w:val="FFC000"/>
               </w:rPr>
-              <w:t>user_need == 'answer divorce' and (</w:t>
+              <w:t>user_need</w:t>
+            </w:r>
+            <w:proofErr w:type="spellEnd"/>
+            <w:r>
+              <w:rPr>
+                <w:color w:val="FFC000"/>
+              </w:rPr>
+              <w:t xml:space="preserve"> == 'answer divorce' and (</w:t>
             </w:r>
             <w:r>
               <w:rPr>
                 <w:color w:val="92D050"/>
               </w:rPr>
-              <w:t>type_of_response['ak divorce case'] or</w:t>
+              <w:t>type_of_response['</w:t>
+            </w:r>
+            <w:proofErr w:type="spellStart"/>
+            <w:r>
+              <w:rPr>
+                <w:color w:val="92D050"/>
+              </w:rPr>
+              <w:t>ak</w:t>
+            </w:r>
+            <w:proofErr w:type="spellEnd"/>
+            <w:r>
+              <w:rPr>
+                <w:color w:val="92D050"/>
+              </w:rPr>
+              <w:t xml:space="preserve"> divorce case'] or</w:t>
             </w:r>
             <w:r>
               <w:rPr>
@@ -2613,104 +3396,156 @@
               <w:rPr>
                 <w:color w:val="00B050"/>
               </w:rPr>
-              <w:t xml:space="preserve">type_of_response['wrong state'] and not </w:t>
+              <w:t>type_of_response['wrong state'] and not residency</w:t>
+            </w:r>
+            <w:r>
+              <w:rPr>
+                <w:color w:val="92D050"/>
+              </w:rPr>
+              <w:t>)</w:t>
+            </w:r>
+            <w:r>
+              <w:rPr>
+                <w:color w:val="FFC000"/>
+              </w:rPr>
+              <w:t>)</w:t>
+            </w:r>
+            <w:r>
+              <w:rPr>
+                <w:color w:val="FF0000"/>
+              </w:rPr>
+              <w:t xml:space="preserve">) or </w:t>
+            </w:r>
+            <w:r>
+              <w:rPr>
+                <w:color w:val="FF0000"/>
+              </w:rPr>
+              <w:lastRenderedPageBreak/>
+              <w:t>(</w:t>
+            </w:r>
+            <w:proofErr w:type="spellStart"/>
+            <w:r>
+              <w:rPr>
+                <w:color w:val="FFC000"/>
+              </w:rPr>
+              <w:t>user_need</w:t>
+            </w:r>
+            <w:proofErr w:type="spellEnd"/>
+            <w:r>
+              <w:rPr>
+                <w:color w:val="FFC000"/>
+              </w:rPr>
+              <w:t xml:space="preserve"> == 'answer custody' and type_of_response['</w:t>
+            </w:r>
+            <w:proofErr w:type="spellStart"/>
+            <w:r>
+              <w:rPr>
+                <w:color w:val="FFC000"/>
+              </w:rPr>
+              <w:t>ak</w:t>
+            </w:r>
+            <w:proofErr w:type="spellEnd"/>
+            <w:r>
+              <w:rPr>
+                <w:color w:val="FFC000"/>
+              </w:rPr>
+              <w:t xml:space="preserve"> custody case']</w:t>
+            </w:r>
+            <w:r>
+              <w:rPr>
+                <w:color w:val="FF0000"/>
+              </w:rPr>
+              <w:t>) or (</w:t>
+            </w:r>
+            <w:proofErr w:type="spellStart"/>
+            <w:r>
+              <w:rPr>
+                <w:color w:val="FFC000"/>
+              </w:rPr>
+              <w:t>user_need</w:t>
+            </w:r>
+            <w:proofErr w:type="spellEnd"/>
+            <w:r>
+              <w:rPr>
+                <w:color w:val="FFC000"/>
+              </w:rPr>
+              <w:t xml:space="preserve"> in('answer custody', 'answer divorce') and (</w:t>
+            </w:r>
+            <w:proofErr w:type="spellStart"/>
+            <w:r>
+              <w:rPr>
+                <w:color w:val="92D050"/>
+              </w:rPr>
+              <w:t>type_of_response</w:t>
+            </w:r>
+            <w:r>
+              <w:rPr>
+                <w:color w:val="92D050"/>
+              </w:rPr>
+              <w:t>.all_true</w:t>
+            </w:r>
+            <w:proofErr w:type="spellEnd"/>
+            <w:r>
+              <w:rPr>
+                <w:color w:val="92D050"/>
+              </w:rPr>
+              <w:t>(</w:t>
+            </w:r>
+            <w:r>
+              <w:rPr>
+                <w:color w:val="92D050"/>
+              </w:rPr>
+              <w:t>'</w:t>
+            </w:r>
+            <w:r>
+              <w:rPr>
+                <w:color w:val="92D050"/>
+              </w:rPr>
+              <w:t>improper service', exclusive = True) or</w:t>
+            </w:r>
+            <w:r>
+              <w:rPr>
+                <w:color w:val="92D050"/>
+              </w:rPr>
+              <w:t xml:space="preserve"> </w:t>
+            </w:r>
+            <w:r>
+              <w:rPr>
+                <w:color w:val="92D050"/>
+              </w:rPr>
+              <w:t>type_of_response['wrong state']</w:t>
+            </w:r>
+            <w:r>
+              <w:rPr>
+                <w:color w:val="92D050"/>
+              </w:rPr>
+              <w:t xml:space="preserve"> </w:t>
+            </w:r>
+            <w:r>
+              <w:rPr>
+                <w:color w:val="92D050"/>
+              </w:rPr>
+              <w:t>or (</w:t>
             </w:r>
             <w:r>
               <w:rPr>
                 <w:color w:val="00B050"/>
               </w:rPr>
-              <w:lastRenderedPageBreak/>
-              <w:t>residency</w:t>
-            </w:r>
-            <w:r>
-              <w:rPr>
-                <w:color w:val="92D050"/>
-              </w:rPr>
-              <w:t>)</w:t>
-            </w:r>
-            <w:r>
-              <w:rPr>
-                <w:color w:val="FFC000"/>
-              </w:rPr>
-              <w:t>)</w:t>
-            </w:r>
-            <w:r>
-              <w:rPr>
-                <w:color w:val="FF0000"/>
-              </w:rPr>
-              <w:t>) or (</w:t>
-            </w:r>
-            <w:r>
-              <w:rPr>
-                <w:color w:val="FFC000"/>
-              </w:rPr>
-              <w:t>user_need == 'answer custody' and type_of_response['ak custody case']</w:t>
-            </w:r>
-            <w:r>
-              <w:rPr>
-                <w:color w:val="FF0000"/>
-              </w:rPr>
-              <w:t>) or (</w:t>
-            </w:r>
-            <w:r>
-              <w:rPr>
-                <w:color w:val="FFC000"/>
-              </w:rPr>
-              <w:t>user_need in('answer custody', 'answer divorce') and (</w:t>
-            </w:r>
-            <w:r>
-              <w:rPr>
-                <w:color w:val="92D050"/>
-              </w:rPr>
-              <w:t>type_of_response</w:t>
-            </w:r>
-            <w:r>
-              <w:rPr>
-                <w:color w:val="92D050"/>
-              </w:rPr>
-              <w:t>.all_true(</w:t>
-            </w:r>
-            <w:r>
-              <w:rPr>
-                <w:color w:val="92D050"/>
-              </w:rPr>
-              <w:t>'</w:t>
-            </w:r>
-            <w:r>
-              <w:rPr>
-                <w:color w:val="92D050"/>
-              </w:rPr>
-              <w:t>improper service', exclusive = True) or</w:t>
-            </w:r>
-            <w:r>
-              <w:rPr>
-                <w:color w:val="92D050"/>
-              </w:rPr>
-              <w:t xml:space="preserve"> </w:t>
-            </w:r>
-            <w:r>
-              <w:rPr>
-                <w:color w:val="92D050"/>
-              </w:rPr>
-              <w:t>type_of_response['wrong state']</w:t>
-            </w:r>
-            <w:r>
-              <w:rPr>
-                <w:color w:val="92D050"/>
-              </w:rPr>
-              <w:t xml:space="preserve"> </w:t>
-            </w:r>
-            <w:r>
-              <w:rPr>
-                <w:color w:val="92D050"/>
-              </w:rPr>
-              <w:t>or (</w:t>
-            </w:r>
+              <w:t xml:space="preserve">type_of_response['case in 2 states'] and </w:t>
+            </w:r>
+            <w:proofErr w:type="spellStart"/>
             <w:r>
               <w:rPr>
                 <w:color w:val="00B050"/>
               </w:rPr>
-              <w:t>type_of_response['case in 2 states'] and stage_of_other_case in('still going', 'ended with no order')</w:t>
+              <w:t>stage_of_other_case</w:t>
+            </w:r>
+            <w:proofErr w:type="spellEnd"/>
+            <w:r>
+              <w:rPr>
+                <w:color w:val="00B050"/>
+              </w:rPr>
+              <w:t xml:space="preserve"> in('still going', 'ended with no order')</w:t>
             </w:r>
             <w:r>
               <w:rPr>
@@ -2757,10 +3592,12 @@
             <w:pPr>
               <w:pStyle w:val="Body"/>
             </w:pPr>
+            <w:proofErr w:type="spellStart"/>
             <w:r>
               <w:lastRenderedPageBreak/>
               <w:t>answer_step</w:t>
             </w:r>
+            <w:proofErr w:type="spellEnd"/>
           </w:p>
         </w:tc>
       </w:tr>
@@ -2788,10 +3625,27 @@
               <w:pStyle w:val="Heading2"/>
               <w:outlineLvl w:val="1"/>
             </w:pPr>
-            <w:bookmarkStart w:id="1" w:name="_Step_8:_Fill"/>
-            <w:bookmarkEnd w:id="1"/>
-            <w:r>
-              <w:t>{{ answer_step.subject }}</w:t>
+            <w:bookmarkStart w:id="2" w:name="_Step_8:_Fill"/>
+            <w:bookmarkEnd w:id="2"/>
+            <w:r>
+              <w:lastRenderedPageBreak/>
+              <w:t>{</w:t>
+            </w:r>
+            <w:proofErr w:type="gramStart"/>
+            <w:r>
+              <w:t xml:space="preserve">{ </w:t>
+            </w:r>
+            <w:proofErr w:type="spellStart"/>
+            <w:r>
+              <w:t>answer</w:t>
+            </w:r>
+            <w:proofErr w:type="gramEnd"/>
+            <w:r>
+              <w:t>_step.subject</w:t>
+            </w:r>
+            <w:proofErr w:type="spellEnd"/>
+            <w:r>
+              <w:t xml:space="preserve"> }}</w:t>
             </w:r>
           </w:p>
         </w:tc>
@@ -2853,7 +3707,35 @@
               <w:rPr>
                 <w:color w:val="FF0000"/>
               </w:rPr>
-              <w:t>{%tr endif %}</w:t>
+              <w:t>{%</w:t>
+            </w:r>
+            <w:proofErr w:type="spellStart"/>
+            <w:r>
+              <w:rPr>
+                <w:color w:val="FF0000"/>
+              </w:rPr>
+              <w:t>tr</w:t>
+            </w:r>
+            <w:proofErr w:type="spellEnd"/>
+            <w:r>
+              <w:rPr>
+                <w:color w:val="FF0000"/>
+              </w:rPr>
+              <w:t xml:space="preserve"> </w:t>
+            </w:r>
+            <w:proofErr w:type="spellStart"/>
+            <w:r>
+              <w:rPr>
+                <w:color w:val="FF0000"/>
+              </w:rPr>
+              <w:t>endif</w:t>
+            </w:r>
+            <w:proofErr w:type="spellEnd"/>
+            <w:r>
+              <w:rPr>
+                <w:color w:val="FF0000"/>
+              </w:rPr>
+              <w:t xml:space="preserve"> %}</w:t>
             </w:r>
           </w:p>
         </w:tc>
@@ -2906,7 +3788,21 @@
               <w:rPr>
                 <w:color w:val="FF0000"/>
               </w:rPr>
-              <w:t xml:space="preserve">{%tr </w:t>
+              <w:t>{%</w:t>
+            </w:r>
+            <w:proofErr w:type="spellStart"/>
+            <w:r>
+              <w:rPr>
+                <w:color w:val="FF0000"/>
+              </w:rPr>
+              <w:t>tr</w:t>
+            </w:r>
+            <w:proofErr w:type="spellEnd"/>
+            <w:r>
+              <w:rPr>
+                <w:color w:val="FF0000"/>
+              </w:rPr>
+              <w:t xml:space="preserve"> </w:t>
             </w:r>
             <w:r>
               <w:rPr>
@@ -2915,8 +3811,13 @@
               </w:rPr>
               <w:t>if (</w:t>
             </w:r>
-            <w:r>
-              <w:t>user_need == 'answer custody' and type_of_response['wrong state'] and not jurisdiction</w:t>
+            <w:proofErr w:type="spellStart"/>
+            <w:r>
+              <w:t>user_need</w:t>
+            </w:r>
+            <w:proofErr w:type="spellEnd"/>
+            <w:r>
+              <w:t xml:space="preserve"> == 'answer custody' and type_of_response['wrong state'] and not jurisdiction</w:t>
             </w:r>
             <w:r>
               <w:rPr>
@@ -2931,8 +3832,13 @@
               </w:rPr>
               <w:t>(</w:t>
             </w:r>
-            <w:r>
-              <w:t>user_need == 'answer divorce' and type_of_response['wrong state'</w:t>
+            <w:proofErr w:type="spellStart"/>
+            <w:r>
+              <w:t>user_need</w:t>
+            </w:r>
+            <w:proofErr w:type="spellEnd"/>
+            <w:r>
+              <w:t xml:space="preserve"> == 'answer divorce' and type_of_response['wrong state'</w:t>
             </w:r>
             <w:r>
               <w:rPr>
@@ -2955,7 +3861,15 @@
               <w:t>(</w:t>
             </w:r>
             <w:r>
-              <w:t>type_of_response['case in 2 states'] and stage_of_other_case in('still going', 'ended with order'</w:t>
+              <w:t xml:space="preserve">type_of_response['case in 2 states'] and </w:t>
+            </w:r>
+            <w:proofErr w:type="spellStart"/>
+            <w:r>
+              <w:t>stage_of_other_case</w:t>
+            </w:r>
+            <w:proofErr w:type="spellEnd"/>
+            <w:r>
+              <w:t xml:space="preserve"> in('still going', 'ended with order'</w:t>
             </w:r>
             <w:r>
               <w:rPr>
@@ -2972,12 +3886,21 @@
               <w:t>) or (</w:t>
             </w:r>
             <w:r>
-              <w:t xml:space="preserve">type_of_response['default'] and stage_of_default in('application filed', 'hearing scheduled') and not </w:t>
-            </w:r>
-            <w:r>
-              <w:lastRenderedPageBreak/>
+              <w:t xml:space="preserve">type_of_response['default'] and </w:t>
+            </w:r>
+            <w:proofErr w:type="spellStart"/>
+            <w:r>
+              <w:t>stage_of_default</w:t>
+            </w:r>
+            <w:proofErr w:type="spellEnd"/>
+            <w:r>
+              <w:t xml:space="preserve"> in('application filed', 'hearing scheduled') and not </w:t>
+            </w:r>
+            <w:proofErr w:type="spellStart"/>
+            <w:r>
               <w:t>proper_service</w:t>
             </w:r>
+            <w:proofErr w:type="spellEnd"/>
             <w:r>
               <w:rPr>
                 <w:rStyle w:val="interviewvariable"/>
@@ -3010,10 +3933,11 @@
               <w:pStyle w:val="Body"/>
               <w:spacing w:before="0" w:after="0"/>
             </w:pPr>
-            <w:r>
-              <w:lastRenderedPageBreak/>
+            <w:proofErr w:type="spellStart"/>
+            <w:r>
               <w:t>dismiss_step</w:t>
             </w:r>
+            <w:proofErr w:type="spellEnd"/>
           </w:p>
         </w:tc>
       </w:tr>
@@ -3041,9 +3965,26 @@
               <w:pStyle w:val="Heading2"/>
               <w:outlineLvl w:val="1"/>
             </w:pPr>
-            <w:bookmarkStart w:id="2" w:name="_Hlk226106692"/>
-            <w:r>
-              <w:t>{{ dismiss_step.subject }}</w:t>
+            <w:bookmarkStart w:id="3" w:name="_Hlk226106692"/>
+            <w:r>
+              <w:lastRenderedPageBreak/>
+              <w:t>{</w:t>
+            </w:r>
+            <w:proofErr w:type="gramStart"/>
+            <w:r>
+              <w:t xml:space="preserve">{ </w:t>
+            </w:r>
+            <w:proofErr w:type="spellStart"/>
+            <w:r>
+              <w:t>dismiss</w:t>
+            </w:r>
+            <w:proofErr w:type="gramEnd"/>
+            <w:r>
+              <w:t>_step.subject</w:t>
+            </w:r>
+            <w:proofErr w:type="spellEnd"/>
+            <w:r>
+              <w:t xml:space="preserve"> }}</w:t>
             </w:r>
           </w:p>
         </w:tc>
@@ -3082,7 +4023,7 @@
           </w:p>
         </w:tc>
       </w:tr>
-      <w:bookmarkEnd w:id="2"/>
+      <w:bookmarkEnd w:id="3"/>
       <w:tr>
         <w:trPr>
           <w:jc w:val="center"/>
@@ -3108,7 +4049,23 @@
               <w:spacing w:before="0" w:after="0"/>
             </w:pPr>
             <w:r>
-              <w:t>{%tr endif %}</w:t>
+              <w:t>{%</w:t>
+            </w:r>
+            <w:proofErr w:type="spellStart"/>
+            <w:r>
+              <w:t>tr</w:t>
+            </w:r>
+            <w:proofErr w:type="spellEnd"/>
+            <w:r>
+              <w:t xml:space="preserve"> </w:t>
+            </w:r>
+            <w:proofErr w:type="spellStart"/>
+            <w:r>
+              <w:t>endif</w:t>
+            </w:r>
+            <w:proofErr w:type="spellEnd"/>
+            <w:r>
+              <w:t xml:space="preserve"> %}</w:t>
             </w:r>
           </w:p>
         </w:tc>
@@ -3132,8 +4089,8 @@
               <w:pStyle w:val="Body"/>
               <w:spacing w:before="0" w:after="0"/>
             </w:pPr>
-            <w:bookmarkStart w:id="3" w:name="_Hlk136354462"/>
-            <w:bookmarkEnd w:id="3"/>
+            <w:bookmarkStart w:id="4" w:name="_Hlk136354462"/>
+            <w:bookmarkEnd w:id="4"/>
           </w:p>
         </w:tc>
       </w:tr>
@@ -3162,7 +4119,23 @@
               <w:spacing w:before="0" w:after="0"/>
             </w:pPr>
             <w:r>
-              <w:t>{%tr if stage_of_default == 'judgment entered' %}</w:t>
+              <w:t>{%</w:t>
+            </w:r>
+            <w:proofErr w:type="spellStart"/>
+            <w:r>
+              <w:t>tr</w:t>
+            </w:r>
+            <w:proofErr w:type="spellEnd"/>
+            <w:r>
+              <w:t xml:space="preserve"> if </w:t>
+            </w:r>
+            <w:proofErr w:type="spellStart"/>
+            <w:r>
+              <w:t>stage_of_default</w:t>
+            </w:r>
+            <w:proofErr w:type="spellEnd"/>
+            <w:r>
+              <w:t xml:space="preserve"> == 'judgment entered' %}</w:t>
             </w:r>
           </w:p>
         </w:tc>
@@ -3186,9 +4159,11 @@
               <w:pStyle w:val="Body"/>
               <w:spacing w:before="0" w:after="0"/>
             </w:pPr>
+            <w:proofErr w:type="spellStart"/>
             <w:r>
               <w:t>learn_set_aside_step</w:t>
             </w:r>
+            <w:proofErr w:type="spellEnd"/>
           </w:p>
         </w:tc>
       </w:tr>
@@ -3213,14 +4188,262 @@
           </w:tcPr>
           <w:p>
             <w:pPr>
+              <w:pStyle w:val="Heading2"/>
+              <w:outlineLvl w:val="1"/>
+            </w:pPr>
+            <w:r>
+              <w:rPr>
+                <w:rFonts w:eastAsia="Calibri"/>
+                <w:shd w:val="clear" w:color="auto" w:fill="FFFFFF"/>
+              </w:rPr>
+              <w:t>{</w:t>
+            </w:r>
+            <w:proofErr w:type="gramStart"/>
+            <w:r>
+              <w:rPr>
+                <w:rFonts w:eastAsia="Calibri"/>
+                <w:shd w:val="clear" w:color="auto" w:fill="FFFFFF"/>
+              </w:rPr>
+              <w:t xml:space="preserve">{ </w:t>
+            </w:r>
+            <w:proofErr w:type="spellStart"/>
+            <w:r>
+              <w:rPr>
+                <w:rFonts w:eastAsia="Calibri"/>
+                <w:shd w:val="clear" w:color="auto" w:fill="FFFFFF"/>
+              </w:rPr>
+              <w:t>learn</w:t>
+            </w:r>
+            <w:proofErr w:type="gramEnd"/>
+            <w:r>
+              <w:rPr>
+                <w:rFonts w:eastAsia="Calibri"/>
+                <w:shd w:val="clear" w:color="auto" w:fill="FFFFFF"/>
+              </w:rPr>
+              <w:t>_set_aside_step</w:t>
+            </w:r>
+            <w:r>
+              <w:rPr>
+                <w:rFonts w:eastAsia="Calibri"/>
+                <w:shd w:val="clear" w:color="auto" w:fill="FFFFFF"/>
+              </w:rPr>
+              <w:t>.subject</w:t>
+            </w:r>
+            <w:proofErr w:type="spellEnd"/>
+            <w:r>
+              <w:rPr>
+                <w:rFonts w:eastAsia="Calibri"/>
+                <w:shd w:val="clear" w:color="auto" w:fill="FFFFFF"/>
+              </w:rPr>
+              <w:t xml:space="preserve"> }}</w:t>
+            </w:r>
+          </w:p>
+        </w:tc>
+        <w:tc>
+          <w:tcPr>
+            <w:tcW w:w="7618" w:type="dxa"/>
+            <w:tcBorders>
+              <w:top w:val="nil"/>
+              <w:left w:val="nil"/>
+              <w:bottom w:val="nil"/>
+              <w:right w:val="nil"/>
+            </w:tcBorders>
+            <w:tcMar>
+              <w:top w:w="0" w:type="dxa"/>
+              <w:left w:w="108" w:type="dxa"/>
+              <w:right w:w="108" w:type="dxa"/>
+            </w:tcMar>
+          </w:tcPr>
+          <w:p>
+            <w:pPr>
               <w:pStyle w:val="Body"/>
               <w:spacing w:before="0" w:after="0"/>
             </w:pPr>
-            <w:r>
-              <w:rPr>
+          </w:p>
+          <w:p>
+            <w:pPr>
+              <w:pStyle w:val="Body"/>
+              <w:spacing w:before="0" w:after="0"/>
+            </w:pPr>
+            <w:r>
+              <w:t>{{p (include_docx_template("</w:t>
+            </w:r>
+            <w:r>
+              <w:t>docassemble</w:t>
+            </w:r>
+            <w:r>
+              <w:t>.AKA2JBranding:learn_set_aside_content</w:t>
+            </w:r>
+            <w:r>
+              <w:t>.docx</w:t>
+            </w:r>
+            <w:r>
+              <w:t>")) }}</w:t>
+            </w:r>
+          </w:p>
+        </w:tc>
+      </w:tr>
+      <w:tr>
+        <w:trPr>
+          <w:jc w:val="center"/>
+        </w:trPr>
+        <w:tc>
+          <w:tcPr>
+            <w:tcW w:w="2635" w:type="dxa"/>
+            <w:tcBorders>
+              <w:top w:val="nil"/>
+              <w:left w:val="nil"/>
+              <w:bottom w:val="nil"/>
+              <w:right w:val="nil"/>
+            </w:tcBorders>
+            <w:tcMar>
+              <w:top w:w="0" w:type="dxa"/>
+              <w:left w:w="108" w:type="dxa"/>
+              <w:right w:w="108" w:type="dxa"/>
+            </w:tcMar>
+          </w:tcPr>
+          <w:p>
+            <w:pPr>
+              <w:pStyle w:val="Heading2"/>
+              <w:outlineLvl w:val="1"/>
+            </w:pPr>
+            <w:r>
+              <w:rPr>
+                <w:rFonts w:eastAsia="Calibri"/>
                 <w:shd w:val="clear" w:color="auto" w:fill="FFFFFF"/>
               </w:rPr>
-              <w:t>{%tr endif %}</w:t>
+              <w:t>{</w:t>
+            </w:r>
+            <w:proofErr w:type="gramStart"/>
+            <w:r>
+              <w:rPr>
+                <w:rFonts w:eastAsia="Calibri"/>
+                <w:shd w:val="clear" w:color="auto" w:fill="FFFFFF"/>
+              </w:rPr>
+              <w:t xml:space="preserve">{ </w:t>
+            </w:r>
+            <w:proofErr w:type="spellStart"/>
+            <w:r>
+              <w:rPr>
+                <w:rFonts w:eastAsia="Calibri"/>
+                <w:shd w:val="clear" w:color="auto" w:fill="FFFFFF"/>
+              </w:rPr>
+              <w:t>fill</w:t>
+            </w:r>
+            <w:proofErr w:type="gramEnd"/>
+            <w:r>
+              <w:rPr>
+                <w:rFonts w:eastAsia="Calibri"/>
+                <w:shd w:val="clear" w:color="auto" w:fill="FFFFFF"/>
+              </w:rPr>
+              <w:t>_set_aside_step</w:t>
+            </w:r>
+            <w:r>
+              <w:rPr>
+                <w:rFonts w:eastAsia="Calibri"/>
+                <w:shd w:val="clear" w:color="auto" w:fill="FFFFFF"/>
+              </w:rPr>
+              <w:t>.subject</w:t>
+            </w:r>
+            <w:proofErr w:type="spellEnd"/>
+            <w:r>
+              <w:rPr>
+                <w:rFonts w:eastAsia="Calibri"/>
+                <w:shd w:val="clear" w:color="auto" w:fill="FFFFFF"/>
+              </w:rPr>
+              <w:t xml:space="preserve"> }}</w:t>
+            </w:r>
+          </w:p>
+        </w:tc>
+        <w:tc>
+          <w:tcPr>
+            <w:tcW w:w="7618" w:type="dxa"/>
+            <w:tcBorders>
+              <w:top w:val="nil"/>
+              <w:left w:val="nil"/>
+              <w:bottom w:val="nil"/>
+              <w:right w:val="nil"/>
+            </w:tcBorders>
+            <w:tcMar>
+              <w:top w:w="0" w:type="dxa"/>
+              <w:left w:w="108" w:type="dxa"/>
+              <w:right w:w="108" w:type="dxa"/>
+            </w:tcMar>
+          </w:tcPr>
+          <w:p>
+            <w:pPr>
+              <w:pStyle w:val="Body"/>
+              <w:spacing w:before="0" w:after="0"/>
+            </w:pPr>
+          </w:p>
+          <w:p>
+            <w:pPr>
+              <w:pStyle w:val="Body"/>
+              <w:spacing w:before="0" w:after="0"/>
+            </w:pPr>
+            <w:r>
+              <w:t>{{p (include_docx_template("docassemble.AKA2JBranding:fill_set_aside_content.docx")) }}</w:t>
+            </w:r>
+          </w:p>
+        </w:tc>
+      </w:tr>
+      <w:tr>
+        <w:trPr>
+          <w:jc w:val="center"/>
+        </w:trPr>
+        <w:tc>
+          <w:tcPr>
+            <w:tcW w:w="2635" w:type="dxa"/>
+            <w:tcBorders>
+              <w:top w:val="nil"/>
+              <w:left w:val="nil"/>
+              <w:bottom w:val="nil"/>
+              <w:right w:val="nil"/>
+            </w:tcBorders>
+            <w:tcMar>
+              <w:top w:w="0" w:type="dxa"/>
+              <w:left w:w="108" w:type="dxa"/>
+              <w:right w:w="108" w:type="dxa"/>
+            </w:tcMar>
+          </w:tcPr>
+          <w:p>
+            <w:pPr>
+              <w:pStyle w:val="Body"/>
+              <w:spacing w:before="0" w:after="0"/>
+            </w:pPr>
+            <w:r>
+              <w:rPr>
+                <w:shd w:val="clear" w:color="auto" w:fill="FFFFFF"/>
+              </w:rPr>
+              <w:t>{%</w:t>
+            </w:r>
+            <w:proofErr w:type="spellStart"/>
+            <w:r>
+              <w:rPr>
+                <w:shd w:val="clear" w:color="auto" w:fill="FFFFFF"/>
+              </w:rPr>
+              <w:t>tr</w:t>
+            </w:r>
+            <w:proofErr w:type="spellEnd"/>
+            <w:r>
+              <w:rPr>
+                <w:shd w:val="clear" w:color="auto" w:fill="FFFFFF"/>
+              </w:rPr>
+              <w:t xml:space="preserve"> </w:t>
+            </w:r>
+            <w:proofErr w:type="spellStart"/>
+            <w:r>
+              <w:rPr>
+                <w:shd w:val="clear" w:color="auto" w:fill="FFFFFF"/>
+              </w:rPr>
+              <w:t>endif</w:t>
+            </w:r>
+            <w:proofErr w:type="spellEnd"/>
+            <w:r>
+              <w:rPr>
+                <w:shd w:val="clear" w:color="auto" w:fill="FFFFFF"/>
+              </w:rPr>
+              <w:t xml:space="preserve"> %}</w:t>
             </w:r>
           </w:p>
         </w:tc>
@@ -3273,11 +4496,20 @@
               <w:spacing w:before="0" w:after="0"/>
             </w:pPr>
             <w:r>
-              <w:t xml:space="preserve">{%tr if </w:t>
+              <w:t>{%</w:t>
+            </w:r>
+            <w:proofErr w:type="spellStart"/>
+            <w:r>
+              <w:t>tr</w:t>
+            </w:r>
+            <w:proofErr w:type="spellEnd"/>
+            <w:r>
+              <w:t xml:space="preserve"> if </w:t>
             </w:r>
             <w:r>
               <w:t xml:space="preserve"> </w:t>
             </w:r>
+            <w:proofErr w:type="spellStart"/>
             <w:r>
               <w:t>agree</w:t>
             </w:r>
@@ -3285,7 +4517,11 @@
               <w:t>ment</w:t>
             </w:r>
             <w:r>
-              <w:t>_documents %}</w:t>
+              <w:t>_documents</w:t>
+            </w:r>
+            <w:proofErr w:type="spellEnd"/>
+            <w:r>
+              <w:t xml:space="preserve"> %}</w:t>
             </w:r>
           </w:p>
         </w:tc>
@@ -3310,9 +4546,11 @@
               <w:pStyle w:val="Body"/>
               <w:spacing w:before="0" w:after="0"/>
             </w:pPr>
+            <w:proofErr w:type="spellStart"/>
             <w:r>
               <w:t>uncontested_custody_forms_step</w:t>
             </w:r>
+            <w:proofErr w:type="spellEnd"/>
           </w:p>
         </w:tc>
       </w:tr>
@@ -3337,14 +4575,31 @@
           </w:tcPr>
           <w:p>
             <w:pPr>
-              <w:pStyle w:val="Body"/>
+              <w:pStyle w:val="Heading2"/>
+              <w:outlineLvl w:val="1"/>
             </w:pPr>
             <w:r>
               <w:rPr>
                 <w:rFonts w:eastAsia="Calibri"/>
                 <w:shd w:val="clear" w:color="auto" w:fill="FFFFFF"/>
               </w:rPr>
-              <w:t>{{ uncontested_custody_forms_step.subject }}</w:t>
+              <w:t xml:space="preserve">{{ </w:t>
+            </w:r>
+            <w:proofErr w:type="spellStart"/>
+            <w:r>
+              <w:rPr>
+                <w:rFonts w:eastAsia="Calibri"/>
+                <w:shd w:val="clear" w:color="auto" w:fill="FFFFFF"/>
+              </w:rPr>
+              <w:t>uncontested_custody_forms_step.subject</w:t>
+            </w:r>
+            <w:proofErr w:type="spellEnd"/>
+            <w:r>
+              <w:rPr>
+                <w:rFonts w:eastAsia="Calibri"/>
+                <w:shd w:val="clear" w:color="auto" w:fill="FFFFFF"/>
+              </w:rPr>
+              <w:t xml:space="preserve"> }}</w:t>
             </w:r>
           </w:p>
         </w:tc>
@@ -3408,6 +4663,25 @@
             <w:pPr>
               <w:pStyle w:val="Body"/>
             </w:pPr>
+            <w:r>
+              <w:t>{%</w:t>
+            </w:r>
+            <w:proofErr w:type="spellStart"/>
+            <w:r>
+              <w:t>tr</w:t>
+            </w:r>
+            <w:proofErr w:type="spellEnd"/>
+            <w:r>
+              <w:t xml:space="preserve"> </w:t>
+            </w:r>
+            <w:proofErr w:type="spellStart"/>
+            <w:r>
+              <w:t>endif</w:t>
+            </w:r>
+            <w:proofErr w:type="spellEnd"/>
+            <w:r>
+              <w:t>%}</w:t>
+            </w:r>
           </w:p>
         </w:tc>
         <w:tc>
@@ -3456,7 +4730,107 @@
               <w:pStyle w:val="Body"/>
             </w:pPr>
             <w:r>
-              <w:t>{%tr endif%}</w:t>
+              <w:t>{%</w:t>
+            </w:r>
+            <w:proofErr w:type="spellStart"/>
+            <w:r>
+              <w:t>tr</w:t>
+            </w:r>
+            <w:proofErr w:type="spellEnd"/>
+            <w:r>
+              <w:t xml:space="preserve"> if </w:t>
+            </w:r>
+            <w:r>
+              <w:t>((</w:t>
+            </w:r>
+            <w:proofErr w:type="spellStart"/>
+            <w:r>
+              <w:t>type_of_response.any_true</w:t>
+            </w:r>
+            <w:proofErr w:type="spellEnd"/>
+            <w:r>
+              <w:t xml:space="preserve">() </w:t>
+            </w:r>
+            <w:r>
+              <w:t xml:space="preserve">or </w:t>
+            </w:r>
+            <w:proofErr w:type="spellStart"/>
+            <w:r>
+              <w:t>agreement_documents</w:t>
+            </w:r>
+            <w:proofErr w:type="spellEnd"/>
+            <w:r>
+              <w:t xml:space="preserve">) </w:t>
+            </w:r>
+            <w:r>
+              <w:t>and not (</w:t>
+            </w:r>
+            <w:proofErr w:type="spellStart"/>
+            <w:r>
+              <w:t>type_of_response.all_true</w:t>
+            </w:r>
+            <w:proofErr w:type="spellEnd"/>
+            <w:r>
+              <w:t>('stay married', exclusive = True))</w:t>
+            </w:r>
+            <w:r>
+              <w:t xml:space="preserve"> </w:t>
+            </w:r>
+            <w:r>
+              <w:t>)</w:t>
+            </w:r>
+            <w:r>
+              <w:t>and (</w:t>
+            </w:r>
+            <w:proofErr w:type="spellStart"/>
+            <w:r>
+              <w:t>filling_manner</w:t>
+            </w:r>
+            <w:proofErr w:type="spellEnd"/>
+            <w:r>
+              <w:t xml:space="preserve"> in('paper', '</w:t>
+            </w:r>
+            <w:proofErr w:type="spellStart"/>
+            <w:r>
+              <w:t>dunno</w:t>
+            </w:r>
+            <w:proofErr w:type="spellEnd"/>
+            <w:r>
+              <w:t xml:space="preserve">') or </w:t>
+            </w:r>
+            <w:proofErr w:type="spellStart"/>
+            <w:r>
+              <w:t>filing_method</w:t>
+            </w:r>
+            <w:proofErr w:type="spellEnd"/>
+            <w:r>
+              <w:t xml:space="preserve"> </w:t>
+            </w:r>
+            <w:r>
+              <w:t xml:space="preserve">in </w:t>
+            </w:r>
+            <w:r>
+              <w:t xml:space="preserve">('mail or in person', </w:t>
+            </w:r>
+            <w:r>
+              <w:t>‘</w:t>
+            </w:r>
+            <w:proofErr w:type="spellStart"/>
+            <w:r>
+              <w:t>dunno</w:t>
+            </w:r>
+            <w:proofErr w:type="spellEnd"/>
+            <w:r>
+              <w:t>’</w:t>
+            </w:r>
+            <w:r>
+              <w:t>)</w:t>
+            </w:r>
+            <w:r>
+              <w:t>)</w:t>
+            </w:r>
+            <w:r>
+              <w:t xml:space="preserve"> %}</w:t>
             </w:r>
           </w:p>
         </w:tc>
@@ -3503,40 +4877,28 @@
           </w:tcPr>
           <w:p>
             <w:pPr>
-              <w:pStyle w:val="Body"/>
-            </w:pPr>
-            <w:r>
-              <w:t>{%tr if type_of_response.any_true() and not (type_of_response.all_true('stay married', exclusive = True))</w:t>
-            </w:r>
-            <w:r>
-              <w:t xml:space="preserve"> and (</w:t>
-            </w:r>
-            <w:r>
-              <w:t xml:space="preserve">filling_manner in('paper', 'dunno') or filing_method </w:t>
-            </w:r>
-            <w:r>
-              <w:t xml:space="preserve">in </w:t>
-            </w:r>
-            <w:r>
-              <w:t xml:space="preserve">('mail or in person', </w:t>
-            </w:r>
-            <w:r>
-              <w:t>‘</w:t>
-            </w:r>
-            <w:r>
-              <w:t>dunno</w:t>
-            </w:r>
-            <w:r>
-              <w:t>’</w:t>
-            </w:r>
-            <w:r>
-              <w:t>)</w:t>
-            </w:r>
-            <w:r>
-              <w:t>)</w:t>
-            </w:r>
-            <w:r>
-              <w:t xml:space="preserve"> %}</w:t>
+              <w:pStyle w:val="Heading2"/>
+              <w:outlineLvl w:val="1"/>
+            </w:pPr>
+            <w:r>
+              <w:t>{</w:t>
+            </w:r>
+            <w:proofErr w:type="gramStart"/>
+            <w:r>
+              <w:t xml:space="preserve">{ </w:t>
+            </w:r>
+            <w:proofErr w:type="spellStart"/>
+            <w:r>
+              <w:lastRenderedPageBreak/>
+              <w:t>sign</w:t>
+            </w:r>
+            <w:proofErr w:type="gramEnd"/>
+            <w:r>
+              <w:t>_step.subject</w:t>
+            </w:r>
+            <w:proofErr w:type="spellEnd"/>
+            <w:r>
+              <w:t xml:space="preserve"> }}</w:t>
             </w:r>
           </w:p>
         </w:tc>
@@ -3558,7 +4920,18 @@
           <w:p>
             <w:pPr>
               <w:pStyle w:val="Body"/>
-            </w:pPr>
+              <w:spacing w:before="0" w:beforeAutospacing="0" w:after="60" w:afterAutospacing="0"/>
+            </w:pPr>
+          </w:p>
+          <w:p>
+            <w:pPr>
+              <w:pStyle w:val="Body"/>
+              <w:spacing w:before="0" w:beforeAutospacing="0" w:after="60" w:afterAutospacing="0"/>
+            </w:pPr>
+            <w:r>
+              <w:lastRenderedPageBreak/>
+              <w:t>{{p (include_docx_template("docassemble.AKA2JBranding:sign_content.docx")) }}</w:t>
+            </w:r>
           </w:p>
         </w:tc>
       </w:tr>
@@ -3583,11 +4956,27 @@
           </w:tcPr>
           <w:p>
             <w:pPr>
-              <w:pStyle w:val="Heading2"/>
-              <w:outlineLvl w:val="1"/>
-            </w:pPr>
-            <w:r>
-              <w:t>{{ sign_step.subject }}</w:t>
+              <w:pStyle w:val="Body"/>
+            </w:pPr>
+            <w:r>
+              <w:lastRenderedPageBreak/>
+              <w:t>{%</w:t>
+            </w:r>
+            <w:proofErr w:type="spellStart"/>
+            <w:r>
+              <w:t>tr</w:t>
+            </w:r>
+            <w:proofErr w:type="spellEnd"/>
+            <w:r>
+              <w:t xml:space="preserve"> </w:t>
+            </w:r>
+            <w:proofErr w:type="spellStart"/>
+            <w:r>
+              <w:t>endif</w:t>
+            </w:r>
+            <w:proofErr w:type="spellEnd"/>
+            <w:r>
+              <w:t xml:space="preserve"> %}</w:t>
             </w:r>
           </w:p>
         </w:tc>
@@ -3609,17 +4998,7 @@
           <w:p>
             <w:pPr>
               <w:pStyle w:val="Body"/>
-              <w:spacing w:before="0" w:beforeAutospacing="0" w:after="60" w:afterAutospacing="0"/>
-            </w:pPr>
-          </w:p>
-          <w:p>
-            <w:pPr>
-              <w:pStyle w:val="Body"/>
-              <w:spacing w:before="0" w:beforeAutospacing="0" w:after="60" w:afterAutospacing="0"/>
-            </w:pPr>
-            <w:r>
-              <w:t>{{p (include_docx_template("docassemble.AKA2JBranding:sign_content.docx")) }}</w:t>
-            </w:r>
+            </w:pPr>
           </w:p>
         </w:tc>
       </w:tr>
@@ -3647,7 +5026,37 @@
               <w:pStyle w:val="Body"/>
             </w:pPr>
             <w:r>
-              <w:t>{%tr endif %}</w:t>
+              <w:t>{%</w:t>
+            </w:r>
+            <w:proofErr w:type="spellStart"/>
+            <w:r>
+              <w:t>tr</w:t>
+            </w:r>
+            <w:proofErr w:type="spellEnd"/>
+            <w:r>
+              <w:t xml:space="preserve"> if </w:t>
+            </w:r>
+            <w:proofErr w:type="spellStart"/>
+            <w:r>
+              <w:t>type_of_response.any_true</w:t>
+            </w:r>
+            <w:proofErr w:type="spellEnd"/>
+            <w:r>
+              <w:t xml:space="preserve">()  </w:t>
+            </w:r>
+            <w:r>
+              <w:t xml:space="preserve">or </w:t>
+            </w:r>
+            <w:proofErr w:type="spellStart"/>
+            <w:r>
+              <w:t>agreement_documents</w:t>
+            </w:r>
+            <w:proofErr w:type="spellEnd"/>
+            <w:r>
+              <w:t xml:space="preserve"> </w:t>
+            </w:r>
+            <w:r>
+              <w:t>%}</w:t>
             </w:r>
           </w:p>
         </w:tc>
@@ -3694,10 +5103,30 @@
           </w:tcPr>
           <w:p>
             <w:pPr>
-              <w:pStyle w:val="Body"/>
-            </w:pPr>
-            <w:r>
-              <w:t>{%tr if type_of_response.any_true()  %}</w:t>
+              <w:pStyle w:val="Heading2"/>
+              <w:outlineLvl w:val="1"/>
+              <w:rPr>
+                <w:rFonts w:eastAsia="Calibri"/>
+              </w:rPr>
+            </w:pPr>
+            <w:r>
+              <w:t>{</w:t>
+            </w:r>
+            <w:proofErr w:type="gramStart"/>
+            <w:r>
+              <w:t xml:space="preserve">{ </w:t>
+            </w:r>
+            <w:proofErr w:type="spellStart"/>
+            <w:r>
+              <w:t>truefiling</w:t>
+            </w:r>
+            <w:proofErr w:type="gramEnd"/>
+            <w:r>
+              <w:t>_file_and_serve_step.subject</w:t>
+            </w:r>
+            <w:proofErr w:type="spellEnd"/>
+            <w:r>
+              <w:t xml:space="preserve"> }}</w:t>
             </w:r>
           </w:p>
         </w:tc>
@@ -3719,7 +5148,16 @@
           <w:p>
             <w:pPr>
               <w:pStyle w:val="Body"/>
-            </w:pPr>
+              <w:spacing w:before="0" w:beforeAutospacing="0" w:after="60" w:afterAutospacing="0"/>
+            </w:pPr>
+          </w:p>
+          <w:p>
+            <w:pPr>
+              <w:pStyle w:val="Body"/>
+            </w:pPr>
+            <w:r>
+              <w:t>{{p (include_docx_template("docassemble.AKA2JBranding:truefiling_file_and_serve_content.docx")) }}</w:t>
+            </w:r>
           </w:p>
         </w:tc>
       </w:tr>
@@ -3744,18 +5182,26 @@
           </w:tcPr>
           <w:p>
             <w:pPr>
-              <w:pStyle w:val="Heading2"/>
-              <w:outlineLvl w:val="1"/>
-              <w:rPr>
-                <w:rFonts w:eastAsia="Calibri"/>
-              </w:rPr>
-            </w:pPr>
-            <w:r>
-              <w:t>{{ truefiling_file_a</w:t>
-            </w:r>
-            <w:r>
-              <w:lastRenderedPageBreak/>
-              <w:t>nd_serve_step.subject }}</w:t>
+              <w:pStyle w:val="Body"/>
+            </w:pPr>
+            <w:r>
+              <w:t>{%</w:t>
+            </w:r>
+            <w:proofErr w:type="spellStart"/>
+            <w:r>
+              <w:t>tr</w:t>
+            </w:r>
+            <w:proofErr w:type="spellEnd"/>
+            <w:r>
+              <w:t xml:space="preserve"> </w:t>
+            </w:r>
+            <w:proofErr w:type="spellStart"/>
+            <w:r>
+              <w:t>endif</w:t>
+            </w:r>
+            <w:proofErr w:type="spellEnd"/>
+            <w:r>
+              <w:t xml:space="preserve"> %}</w:t>
             </w:r>
           </w:p>
         </w:tc>
@@ -3777,20 +5223,7 @@
           <w:p>
             <w:pPr>
               <w:pStyle w:val="Body"/>
-              <w:spacing w:before="0" w:beforeAutospacing="0" w:after="60" w:afterAutospacing="0"/>
-            </w:pPr>
-          </w:p>
-          <w:p>
-            <w:pPr>
-              <w:pStyle w:val="Body"/>
-            </w:pPr>
-            <w:r>
-              <w:t>{{p (include_docx_template("docassemble.AKA2JBranding:truefiling_file_</w:t>
-            </w:r>
-            <w:r>
-              <w:lastRenderedPageBreak/>
-              <w:t>and_serve_content.docx")) }}</w:t>
-            </w:r>
+            </w:pPr>
           </w:p>
         </w:tc>
       </w:tr>
@@ -3815,15 +5248,26 @@
           </w:tcPr>
           <w:p>
             <w:pPr>
-              <w:pStyle w:val="Heading2"/>
-              <w:outlineLvl w:val="1"/>
-              <w:rPr>
-                <w:rFonts w:eastAsia="Calibri"/>
-              </w:rPr>
-            </w:pPr>
-            <w:r>
-              <w:lastRenderedPageBreak/>
-              <w:t>{{ truefiling_serve_step.subject }}</w:t>
+              <w:pStyle w:val="Body"/>
+            </w:pPr>
+            <w:r>
+              <w:t>{%</w:t>
+            </w:r>
+            <w:proofErr w:type="spellStart"/>
+            <w:r>
+              <w:t>tr</w:t>
+            </w:r>
+            <w:proofErr w:type="spellEnd"/>
+            <w:r>
+              <w:t xml:space="preserve"> if </w:t>
+            </w:r>
+            <w:proofErr w:type="spellStart"/>
+            <w:r>
+              <w:t>type_of_response.any_true</w:t>
+            </w:r>
+            <w:proofErr w:type="spellEnd"/>
+            <w:r>
+              <w:t>()  %}</w:t>
             </w:r>
           </w:p>
         </w:tc>
@@ -3845,17 +5289,7 @@
           <w:p>
             <w:pPr>
               <w:pStyle w:val="Body"/>
-              <w:spacing w:before="0" w:beforeAutospacing="0" w:after="60" w:afterAutospacing="0"/>
-            </w:pPr>
-          </w:p>
-          <w:p>
-            <w:pPr>
-              <w:pStyle w:val="Body"/>
-              <w:spacing w:before="280" w:after="0"/>
-            </w:pPr>
-            <w:r>
-              <w:t>{{p (include_docx_template("docassemble.AKA2JBranding:truefiling_serve_content.docx")) }}</w:t>
-            </w:r>
+            </w:pPr>
           </w:p>
         </w:tc>
       </w:tr>
@@ -3880,10 +5314,30 @@
           </w:tcPr>
           <w:p>
             <w:pPr>
-              <w:pStyle w:val="Body"/>
-            </w:pPr>
-            <w:r>
-              <w:t>{%tr endif%}</w:t>
+              <w:pStyle w:val="Heading2"/>
+              <w:outlineLvl w:val="1"/>
+              <w:rPr>
+                <w:rFonts w:eastAsia="Calibri"/>
+              </w:rPr>
+            </w:pPr>
+            <w:r>
+              <w:t>{</w:t>
+            </w:r>
+            <w:proofErr w:type="gramStart"/>
+            <w:r>
+              <w:t xml:space="preserve">{ </w:t>
+            </w:r>
+            <w:proofErr w:type="spellStart"/>
+            <w:r>
+              <w:t>truefiling</w:t>
+            </w:r>
+            <w:proofErr w:type="gramEnd"/>
+            <w:r>
+              <w:t>_serve_step.subject</w:t>
+            </w:r>
+            <w:proofErr w:type="spellEnd"/>
+            <w:r>
+              <w:t xml:space="preserve"> }}</w:t>
             </w:r>
           </w:p>
         </w:tc>
@@ -3905,7 +5359,17 @@
           <w:p>
             <w:pPr>
               <w:pStyle w:val="Body"/>
-            </w:pPr>
+              <w:spacing w:before="0" w:beforeAutospacing="0" w:after="60" w:afterAutospacing="0"/>
+            </w:pPr>
+          </w:p>
+          <w:p>
+            <w:pPr>
+              <w:pStyle w:val="Body"/>
+              <w:spacing w:before="280" w:after="0"/>
+            </w:pPr>
+            <w:r>
+              <w:t>{{p (include_docx_template("docassemble.AKA2JBranding:truefiling_serve_content.docx")) }}</w:t>
+            </w:r>
           </w:p>
         </w:tc>
       </w:tr>
@@ -3933,141 +5397,22 @@
               <w:pStyle w:val="Body"/>
             </w:pPr>
             <w:r>
-              <w:rPr>
-                <w:color w:val="FF0000"/>
-              </w:rPr>
-              <w:t xml:space="preserve">{%tr if </w:t>
-            </w:r>
-            <w:r>
-              <w:rPr>
-                <w:color w:val="FF0000"/>
-              </w:rPr>
-              <w:t>(</w:t>
-            </w:r>
-            <w:r>
-              <w:rPr>
-                <w:color w:val="FFC000"/>
-              </w:rPr>
-              <w:t>not(</w:t>
-            </w:r>
-            <w:r>
-              <w:rPr>
-                <w:color w:val="92D050"/>
-              </w:rPr>
-              <w:t>type_of_response['default'</w:t>
-            </w:r>
-            <w:r>
-              <w:rPr>
-                <w:color w:val="92D050"/>
-              </w:rPr>
-              <w:t>]</w:t>
-            </w:r>
-            <w:r>
-              <w:rPr>
-                <w:color w:val="92D050"/>
-              </w:rPr>
-              <w:t xml:space="preserve"> and stage_of_default == 'judgment entered'</w:t>
-            </w:r>
-            <w:r>
-              <w:rPr>
-                <w:color w:val="FFC000"/>
-              </w:rPr>
-              <w:t>)</w:t>
-            </w:r>
-            <w:r>
-              <w:rPr>
-                <w:color w:val="FF0000"/>
-              </w:rPr>
-              <w:t xml:space="preserve">) and </w:t>
-            </w:r>
-            <w:r>
-              <w:rPr>
-                <w:color w:val="FF0000"/>
-              </w:rPr>
-              <w:t xml:space="preserve">type_of_response.any_true('ak custody case', 'ak divorce case') or </w:t>
-            </w:r>
-            <w:r>
-              <w:rPr>
-                <w:color w:val="FF0000"/>
-              </w:rPr>
-              <w:t xml:space="preserve">type_of_response['wrong state'] </w:t>
-            </w:r>
-            <w:r>
-              <w:rPr>
-                <w:color w:val="FF0000"/>
-              </w:rPr>
-              <w:t xml:space="preserve">or </w:t>
-            </w:r>
-            <w:r>
-              <w:rPr>
-                <w:color w:val="FF0000"/>
-              </w:rPr>
-              <w:t>(</w:t>
-            </w:r>
-            <w:r>
-              <w:rPr>
-                <w:color w:val="FF0000"/>
-              </w:rPr>
-              <w:t>type_of_response.all_true('improper service', 'wrong state') and jurisdiction and not proper_service</w:t>
-            </w:r>
-            <w:r>
-              <w:rPr>
-                <w:color w:val="FF0000"/>
-              </w:rPr>
-              <w:t xml:space="preserve">) or </w:t>
-            </w:r>
-            <w:r>
-              <w:rPr>
-                <w:color w:val="FF0000"/>
-              </w:rPr>
-              <w:t>(</w:t>
-            </w:r>
-            <w:r>
-              <w:rPr>
-                <w:color w:val="FFC000"/>
-              </w:rPr>
-              <w:t>type_of_response['case in 2 states'] and stage_of_other_case in('still going', 'ended with no order')</w:t>
-            </w:r>
-            <w:r>
-              <w:rPr>
-                <w:color w:val="FF0000"/>
-              </w:rPr>
-              <w:t>) or type_of_response.all_</w:t>
-            </w:r>
-            <w:r>
-              <w:rPr>
-                <w:color w:val="FF0000"/>
-              </w:rPr>
-              <w:t>true('improper service', exclusive = True)</w:t>
-            </w:r>
-            <w:r>
-              <w:rPr>
-                <w:color w:val="FF0000"/>
-              </w:rPr>
+              <w:t>{%</w:t>
+            </w:r>
+            <w:proofErr w:type="spellStart"/>
+            <w:r>
+              <w:t>tr</w:t>
+            </w:r>
+            <w:proofErr w:type="spellEnd"/>
+            <w:r>
               <w:t xml:space="preserve"> </w:t>
             </w:r>
-            <w:r>
-              <w:rPr>
-                <w:color w:val="FF0000"/>
-              </w:rPr>
-              <w:t>or (</w:t>
-            </w:r>
-            <w:r>
-              <w:rPr>
-                <w:color w:val="FFC000"/>
-              </w:rPr>
-              <w:t>type_of_response.all_false and agreement_documents</w:t>
-            </w:r>
-            <w:r>
-              <w:rPr>
-                <w:color w:val="FF0000"/>
-              </w:rPr>
-              <w:t xml:space="preserve">) </w:t>
-            </w:r>
-            <w:r>
-              <w:rPr>
-                <w:color w:val="FF0000"/>
-              </w:rPr>
+            <w:proofErr w:type="spellStart"/>
+            <w:r>
+              <w:t>endif</w:t>
+            </w:r>
+            <w:proofErr w:type="spellEnd"/>
+            <w:r>
               <w:t>%}</w:t>
             </w:r>
           </w:p>
@@ -4115,48 +5460,296 @@
           </w:tcPr>
           <w:p>
             <w:pPr>
-              <w:pStyle w:val="Heading2"/>
-              <w:outlineLvl w:val="1"/>
-              <w:rPr>
-                <w:rFonts w:eastAsia="Calibri"/>
-              </w:rPr>
-            </w:pPr>
-            <w:r>
-              <w:rPr>
-                <w:rFonts w:eastAsia="Calibri"/>
-              </w:rPr>
-              <w:t xml:space="preserve">{{ </w:t>
-            </w:r>
-            <w:r>
-              <w:rPr>
-                <w:rFonts w:eastAsia="Calibri"/>
-              </w:rPr>
-              <w:t>read_</w:t>
-            </w:r>
-            <w:r>
-              <w:rPr>
-                <w:rFonts w:eastAsia="Calibri"/>
-              </w:rPr>
-              <w:t>standing_order</w:t>
-            </w:r>
-            <w:r>
-              <w:rPr>
-                <w:rFonts w:eastAsia="Calibri"/>
-              </w:rPr>
-              <w:t>_step</w:t>
-            </w:r>
-            <w:r>
-              <w:rPr>
-                <w:rFonts w:eastAsia="Calibri"/>
-              </w:rPr>
-              <w:t>.su</w:t>
-            </w:r>
-            <w:r>
-              <w:rPr>
-                <w:rFonts w:eastAsia="Calibri"/>
+              <w:pStyle w:val="Body"/>
+            </w:pPr>
+            <w:r>
+              <w:rPr>
+                <w:color w:val="FF0000"/>
+              </w:rPr>
+              <w:t>{%</w:t>
+            </w:r>
+            <w:proofErr w:type="spellStart"/>
+            <w:r>
+              <w:rPr>
+                <w:color w:val="FF0000"/>
+              </w:rPr>
+              <w:t>tr</w:t>
+            </w:r>
+            <w:proofErr w:type="spellEnd"/>
+            <w:r>
+              <w:rPr>
+                <w:color w:val="FF0000"/>
+              </w:rPr>
+              <w:t xml:space="preserve"> if </w:t>
+            </w:r>
+            <w:r>
+              <w:rPr>
+                <w:color w:val="FF0000"/>
+              </w:rPr>
+              <w:t>(</w:t>
+            </w:r>
+            <w:r>
+              <w:rPr>
+                <w:color w:val="FFC000"/>
+              </w:rPr>
+              <w:t>not(</w:t>
+            </w:r>
+            <w:r>
+              <w:rPr>
+                <w:color w:val="92D050"/>
+              </w:rPr>
+              <w:t>type_of_response['default'</w:t>
+            </w:r>
+            <w:r>
+              <w:rPr>
+                <w:color w:val="92D050"/>
+              </w:rPr>
+              <w:t>]</w:t>
+            </w:r>
+            <w:r>
+              <w:rPr>
+                <w:color w:val="92D050"/>
+              </w:rPr>
+              <w:t xml:space="preserve"> and </w:t>
+            </w:r>
+            <w:proofErr w:type="spellStart"/>
+            <w:r>
+              <w:rPr>
+                <w:color w:val="92D050"/>
+              </w:rPr>
+              <w:t>stage_of_default</w:t>
+            </w:r>
+            <w:proofErr w:type="spellEnd"/>
+            <w:r>
+              <w:rPr>
+                <w:color w:val="92D050"/>
+              </w:rPr>
+              <w:t xml:space="preserve"> == 'judgment entered'</w:t>
+            </w:r>
+            <w:r>
+              <w:rPr>
+                <w:color w:val="FFC000"/>
+              </w:rPr>
+              <w:t>)</w:t>
+            </w:r>
+            <w:r>
+              <w:rPr>
+                <w:color w:val="FF0000"/>
+              </w:rPr>
+              <w:t xml:space="preserve">) and </w:t>
+            </w:r>
+            <w:proofErr w:type="spellStart"/>
+            <w:r>
+              <w:rPr>
+                <w:color w:val="FF0000"/>
+              </w:rPr>
+              <w:t>type_of_response.any_true</w:t>
+            </w:r>
+            <w:proofErr w:type="spellEnd"/>
+            <w:r>
+              <w:rPr>
+                <w:color w:val="FF0000"/>
+              </w:rPr>
+              <w:t>('</w:t>
+            </w:r>
+            <w:proofErr w:type="spellStart"/>
+            <w:r>
+              <w:rPr>
+                <w:color w:val="FF0000"/>
+              </w:rPr>
+              <w:t>ak</w:t>
+            </w:r>
+            <w:proofErr w:type="spellEnd"/>
+            <w:r>
+              <w:rPr>
+                <w:color w:val="FF0000"/>
+              </w:rPr>
+              <w:t xml:space="preserve"> custody case', '</w:t>
+            </w:r>
+            <w:proofErr w:type="spellStart"/>
+            <w:r>
+              <w:rPr>
+                <w:color w:val="FF0000"/>
+              </w:rPr>
+              <w:t>ak</w:t>
+            </w:r>
+            <w:proofErr w:type="spellEnd"/>
+            <w:r>
+              <w:rPr>
+                <w:color w:val="FF0000"/>
+              </w:rPr>
+              <w:t xml:space="preserve"> divorce case') or </w:t>
+            </w:r>
+            <w:r>
+              <w:rPr>
+                <w:color w:val="FF0000"/>
+              </w:rPr>
+              <w:t xml:space="preserve">type_of_response['wrong state'] </w:t>
+            </w:r>
+            <w:r>
+              <w:rPr>
+                <w:color w:val="FF0000"/>
+              </w:rPr>
+              <w:t xml:space="preserve">or </w:t>
+            </w:r>
+            <w:r>
+              <w:rPr>
+                <w:color w:val="FF0000"/>
+              </w:rPr>
+              <w:t>(</w:t>
+            </w:r>
+            <w:proofErr w:type="spellStart"/>
+            <w:r>
+              <w:rPr>
+                <w:color w:val="FF0000"/>
+              </w:rPr>
+              <w:t>type_of_response.all_true</w:t>
+            </w:r>
+            <w:proofErr w:type="spellEnd"/>
+            <w:r>
+              <w:rPr>
+                <w:color w:val="FF0000"/>
+              </w:rPr>
+              <w:t xml:space="preserve">('improper service', 'wrong state') and jurisdiction and not </w:t>
+            </w:r>
+            <w:proofErr w:type="spellStart"/>
+            <w:r>
+              <w:rPr>
+                <w:color w:val="FF0000"/>
+              </w:rPr>
+              <w:t>proper_service</w:t>
+            </w:r>
+            <w:proofErr w:type="spellEnd"/>
+            <w:r>
+              <w:rPr>
+                <w:color w:val="FF0000"/>
+              </w:rPr>
+              <w:t xml:space="preserve">) or </w:t>
+            </w:r>
+            <w:r>
+              <w:rPr>
+                <w:color w:val="FF0000"/>
+              </w:rPr>
+              <w:t>(</w:t>
+            </w:r>
+            <w:r>
+              <w:rPr>
+                <w:color w:val="FFC000"/>
+              </w:rPr>
+              <w:t xml:space="preserve">type_of_response['case in 2 states'] and </w:t>
+            </w:r>
+            <w:proofErr w:type="spellStart"/>
+            <w:r>
+              <w:rPr>
+                <w:color w:val="FFC000"/>
               </w:rPr>
               <w:lastRenderedPageBreak/>
-              <w:t>bject }}</w:t>
+              <w:t>stage_of_other_case</w:t>
+            </w:r>
+            <w:proofErr w:type="spellEnd"/>
+            <w:r>
+              <w:rPr>
+                <w:color w:val="FFC000"/>
+              </w:rPr>
+              <w:t xml:space="preserve"> in('still going', 'ended with no order')</w:t>
+            </w:r>
+            <w:r>
+              <w:rPr>
+                <w:color w:val="FF0000"/>
+              </w:rPr>
+              <w:t xml:space="preserve">) or </w:t>
+            </w:r>
+            <w:proofErr w:type="spellStart"/>
+            <w:r>
+              <w:rPr>
+                <w:color w:val="FF0000"/>
+              </w:rPr>
+              <w:t>type_of_response.all_</w:t>
+            </w:r>
+            <w:r>
+              <w:rPr>
+                <w:color w:val="FF0000"/>
+              </w:rPr>
+              <w:t>true</w:t>
+            </w:r>
+            <w:proofErr w:type="spellEnd"/>
+            <w:r>
+              <w:rPr>
+                <w:color w:val="FF0000"/>
+              </w:rPr>
+              <w:t>('improper service', exclusive = True)</w:t>
+            </w:r>
+            <w:r>
+              <w:rPr>
+                <w:color w:val="FF0000"/>
+              </w:rPr>
+              <w:t xml:space="preserve"> </w:t>
+            </w:r>
+            <w:r>
+              <w:rPr>
+                <w:color w:val="FF0000"/>
+              </w:rPr>
+              <w:t>or (</w:t>
+            </w:r>
+            <w:proofErr w:type="spellStart"/>
+            <w:r>
+              <w:rPr>
+                <w:color w:val="FFC000"/>
+              </w:rPr>
+              <w:t>user_need</w:t>
+            </w:r>
+            <w:proofErr w:type="spellEnd"/>
+            <w:r>
+              <w:rPr>
+                <w:color w:val="FFC000"/>
+              </w:rPr>
+              <w:t xml:space="preserve"> == 'answer custody' and</w:t>
+            </w:r>
+            <w:r>
+              <w:rPr>
+                <w:color w:val="FF0000"/>
+              </w:rPr>
+              <w:t xml:space="preserve"> </w:t>
+            </w:r>
+            <w:proofErr w:type="spellStart"/>
+            <w:r>
+              <w:rPr>
+                <w:color w:val="FFC000"/>
+              </w:rPr>
+              <w:t>type_of_response.all_false</w:t>
+            </w:r>
+            <w:proofErr w:type="spellEnd"/>
+            <w:r>
+              <w:rPr>
+                <w:color w:val="FFC000"/>
+              </w:rPr>
+              <w:t>()</w:t>
+            </w:r>
+            <w:r>
+              <w:rPr>
+                <w:color w:val="FFC000"/>
+              </w:rPr>
+              <w:t xml:space="preserve"> and </w:t>
+            </w:r>
+            <w:proofErr w:type="spellStart"/>
+            <w:r>
+              <w:rPr>
+                <w:color w:val="FFC000"/>
+              </w:rPr>
+              <w:t>agreement_documents</w:t>
+            </w:r>
+            <w:proofErr w:type="spellEnd"/>
+            <w:r>
+              <w:rPr>
+                <w:color w:val="FF0000"/>
+              </w:rPr>
+              <w:t xml:space="preserve">) </w:t>
+            </w:r>
+            <w:r>
+              <w:rPr>
+                <w:color w:val="FF0000"/>
+              </w:rPr>
+              <w:t>%}</w:t>
             </w:r>
           </w:p>
         </w:tc>
@@ -4178,23 +5771,7 @@
           <w:p>
             <w:pPr>
               <w:pStyle w:val="Body"/>
-              <w:spacing w:before="0" w:beforeAutospacing="0" w:after="60" w:afterAutospacing="0"/>
-            </w:pPr>
-          </w:p>
-          <w:p>
-            <w:pPr>
-              <w:pStyle w:val="Body"/>
-              <w:spacing w:before="280" w:after="0"/>
-            </w:pPr>
-            <w:r>
-              <w:t>{{p (include_docx_template("docassemble.AKA2JBranding:</w:t>
-            </w:r>
-            <w:r>
-              <w:t>read_standing_order_content.docx</w:t>
-            </w:r>
-            <w:r>
-              <w:t>")) }}</w:t>
-            </w:r>
+            </w:pPr>
           </w:p>
         </w:tc>
       </w:tr>
@@ -4219,16 +5796,64 @@
           </w:tcPr>
           <w:p>
             <w:pPr>
-              <w:pStyle w:val="Body"/>
-              <w:rPr>
-                <w:rStyle w:val="interviewvariable"/>
-                <w:color w:val="202529"/>
-                <w:shd w:val="clear" w:color="auto" w:fill="auto"/>
-              </w:rPr>
-            </w:pPr>
-            <w:r>
+              <w:pStyle w:val="Heading2"/>
+              <w:outlineLvl w:val="1"/>
+              <w:rPr>
+                <w:rFonts w:eastAsia="Calibri"/>
+              </w:rPr>
+            </w:pPr>
+            <w:r>
+              <w:rPr>
+                <w:rFonts w:eastAsia="Calibri"/>
+              </w:rPr>
               <w:lastRenderedPageBreak/>
-              <w:t>{%tr endif%}</w:t>
+              <w:t>{</w:t>
+            </w:r>
+            <w:proofErr w:type="gramStart"/>
+            <w:r>
+              <w:rPr>
+                <w:rFonts w:eastAsia="Calibri"/>
+              </w:rPr>
+              <w:t xml:space="preserve">{ </w:t>
+            </w:r>
+            <w:proofErr w:type="spellStart"/>
+            <w:r>
+              <w:rPr>
+                <w:rFonts w:eastAsia="Calibri"/>
+              </w:rPr>
+              <w:t>read</w:t>
+            </w:r>
+            <w:proofErr w:type="gramEnd"/>
+            <w:r>
+              <w:rPr>
+                <w:rFonts w:eastAsia="Calibri"/>
+              </w:rPr>
+              <w:t>_</w:t>
+            </w:r>
+            <w:r>
+              <w:rPr>
+                <w:rFonts w:eastAsia="Calibri"/>
+              </w:rPr>
+              <w:t>standing_order</w:t>
+            </w:r>
+            <w:r>
+              <w:rPr>
+                <w:rFonts w:eastAsia="Calibri"/>
+              </w:rPr>
+              <w:t>_step</w:t>
+            </w:r>
+            <w:r>
+              <w:rPr>
+                <w:rFonts w:eastAsia="Calibri"/>
+              </w:rPr>
+              <w:t>.subject</w:t>
+            </w:r>
+            <w:proofErr w:type="spellEnd"/>
+            <w:r>
+              <w:rPr>
+                <w:rFonts w:eastAsia="Calibri"/>
+              </w:rPr>
+              <w:t xml:space="preserve"> }}</w:t>
             </w:r>
           </w:p>
         </w:tc>
@@ -4250,7 +5875,23 @@
           <w:p>
             <w:pPr>
               <w:pStyle w:val="Body"/>
-            </w:pPr>
+              <w:spacing w:before="0" w:beforeAutospacing="0" w:after="60" w:afterAutospacing="0"/>
+            </w:pPr>
+          </w:p>
+          <w:p>
+            <w:pPr>
+              <w:pStyle w:val="Body"/>
+              <w:spacing w:before="280" w:after="0"/>
+            </w:pPr>
+            <w:r>
+              <w:t>{{p (include_docx_template("docassemble.AKA2JBranding:</w:t>
+            </w:r>
+            <w:r>
+              <w:t>read_standing_order_content.docx</w:t>
+            </w:r>
+            <w:r>
+              <w:t>")) }}</w:t>
+            </w:r>
           </w:p>
         </w:tc>
       </w:tr>
@@ -4276,23 +5917,29 @@
           <w:p>
             <w:pPr>
               <w:pStyle w:val="Body"/>
-            </w:pPr>
-            <w:r>
-              <w:rPr>
-                <w:color w:val="FF0000"/>
-              </w:rPr>
-              <w:t>{%tr if type_of_response.any_true()</w:t>
-            </w:r>
-            <w:r>
-              <w:rPr>
-                <w:color w:val="FF0000"/>
-              </w:rPr>
+              <w:rPr>
+                <w:rStyle w:val="interviewvariable"/>
+                <w:color w:val="202529"/>
+                <w:shd w:val="clear" w:color="auto" w:fill="auto"/>
+              </w:rPr>
+            </w:pPr>
+            <w:r>
+              <w:t>{%</w:t>
+            </w:r>
+            <w:proofErr w:type="spellStart"/>
+            <w:r>
+              <w:t>tr</w:t>
+            </w:r>
+            <w:proofErr w:type="spellEnd"/>
+            <w:r>
               <w:t xml:space="preserve"> </w:t>
             </w:r>
-            <w:r>
-              <w:rPr>
-                <w:color w:val="FF0000"/>
-              </w:rPr>
+            <w:proofErr w:type="spellStart"/>
+            <w:r>
+              <w:t>endif</w:t>
+            </w:r>
+            <w:proofErr w:type="spellEnd"/>
+            <w:r>
               <w:t>%}</w:t>
             </w:r>
           </w:p>
@@ -4340,29 +5987,107 @@
           </w:tcPr>
           <w:p>
             <w:pPr>
-              <w:pStyle w:val="Heading2"/>
-              <w:outlineLvl w:val="1"/>
-              <w:rPr>
-                <w:rFonts w:eastAsia="Calibri"/>
-              </w:rPr>
-            </w:pPr>
-            <w:r>
-              <w:rPr>
-                <w:rFonts w:eastAsia="Calibri"/>
-              </w:rPr>
-              <w:t xml:space="preserve">{{ </w:t>
-            </w:r>
-            <w:r>
-              <w:rPr>
-                <w:rFonts w:eastAsia="Calibri"/>
-              </w:rPr>
-              <w:t>expect_after_motion_or_answer_step</w:t>
-            </w:r>
-            <w:r>
-              <w:rPr>
-                <w:rFonts w:eastAsia="Calibri"/>
-              </w:rPr>
-              <w:t>.subject }}</w:t>
+              <w:pStyle w:val="Body"/>
+            </w:pPr>
+            <w:r>
+              <w:rPr>
+                <w:color w:val="FF0000"/>
+              </w:rPr>
+              <w:t>{%</w:t>
+            </w:r>
+            <w:proofErr w:type="spellStart"/>
+            <w:r>
+              <w:rPr>
+                <w:color w:val="FF0000"/>
+              </w:rPr>
+              <w:t>tr</w:t>
+            </w:r>
+            <w:proofErr w:type="spellEnd"/>
+            <w:r>
+              <w:rPr>
+                <w:color w:val="FF0000"/>
+              </w:rPr>
+              <w:t xml:space="preserve"> if </w:t>
+            </w:r>
+            <w:proofErr w:type="spellStart"/>
+            <w:r>
+              <w:rPr>
+                <w:color w:val="FF0000"/>
+              </w:rPr>
+              <w:t>type_of_response.any_true</w:t>
+            </w:r>
+            <w:proofErr w:type="spellEnd"/>
+            <w:r>
+              <w:rPr>
+                <w:color w:val="FF0000"/>
+              </w:rPr>
+              <w:t>()</w:t>
+            </w:r>
+            <w:r>
+              <w:rPr>
+                <w:color w:val="FF0000"/>
+              </w:rPr>
+              <w:t xml:space="preserve"> or (</w:t>
+            </w:r>
+            <w:proofErr w:type="spellStart"/>
+            <w:r>
+              <w:rPr>
+                <w:color w:val="FFC000"/>
+              </w:rPr>
+              <w:t>user_need</w:t>
+            </w:r>
+            <w:proofErr w:type="spellEnd"/>
+            <w:r>
+              <w:rPr>
+                <w:color w:val="FFC000"/>
+              </w:rPr>
+              <w:t xml:space="preserve"> == 'answer custody' and</w:t>
+            </w:r>
+            <w:r>
+              <w:rPr>
+                <w:color w:val="FF0000"/>
+              </w:rPr>
+              <w:t xml:space="preserve"> </w:t>
+            </w:r>
+            <w:proofErr w:type="spellStart"/>
+            <w:r>
+              <w:rPr>
+                <w:color w:val="FFC000"/>
+              </w:rPr>
+              <w:t>type_of_response.all_false</w:t>
+            </w:r>
+            <w:proofErr w:type="spellEnd"/>
+            <w:r>
+              <w:rPr>
+                <w:color w:val="FFC000"/>
+              </w:rPr>
+              <w:t>()</w:t>
+            </w:r>
+            <w:r>
+              <w:rPr>
+                <w:color w:val="FFC000"/>
+              </w:rPr>
+              <w:t xml:space="preserve"> and </w:t>
+            </w:r>
+            <w:proofErr w:type="spellStart"/>
+            <w:r>
+              <w:rPr>
+                <w:color w:val="FFC000"/>
+              </w:rPr>
+              <w:t>agreement_documents</w:t>
+            </w:r>
+            <w:proofErr w:type="spellEnd"/>
+            <w:r>
+              <w:rPr>
+                <w:color w:val="FF0000"/>
+              </w:rPr>
+              <w:t xml:space="preserve">) </w:t>
+            </w:r>
+            <w:r>
+              <w:rPr>
+                <w:color w:val="FF0000"/>
+              </w:rPr>
+              <w:t>%}</w:t>
             </w:r>
           </w:p>
         </w:tc>
@@ -4384,36 +6109,7 @@
           <w:p>
             <w:pPr>
               <w:pStyle w:val="Body"/>
-              <w:rPr>
-                <w:color w:val="auto"/>
-              </w:rPr>
-            </w:pPr>
-          </w:p>
-          <w:p>
-            <w:pPr>
-              <w:pStyle w:val="Body"/>
-              <w:rPr>
-                <w:color w:val="auto"/>
-              </w:rPr>
-            </w:pPr>
-            <w:r>
-              <w:rPr>
-                <w:color w:val="auto"/>
-              </w:rPr>
-              <w:t>{{p (include_docx_template("docassemble.AKA2JBranding:</w:t>
-            </w:r>
-            <w:r>
-              <w:rPr>
-                <w:color w:val="auto"/>
-              </w:rPr>
-              <w:t>expect_after_motion_or_answer_content.docx</w:t>
-            </w:r>
-            <w:r>
-              <w:rPr>
-                <w:color w:val="auto"/>
-              </w:rPr>
-              <w:t>")) }}</w:t>
-            </w:r>
+            </w:pPr>
           </w:p>
         </w:tc>
       </w:tr>
@@ -4438,10 +6134,51 @@
           </w:tcPr>
           <w:p>
             <w:pPr>
-              <w:pStyle w:val="Body"/>
-            </w:pPr>
-            <w:r>
-              <w:t>{%tr endif %}</w:t>
+              <w:pStyle w:val="Heading2"/>
+              <w:outlineLvl w:val="1"/>
+              <w:rPr>
+                <w:rFonts w:eastAsia="Calibri"/>
+              </w:rPr>
+            </w:pPr>
+            <w:r>
+              <w:rPr>
+                <w:rFonts w:eastAsia="Calibri"/>
+              </w:rPr>
+              <w:t>{</w:t>
+            </w:r>
+            <w:proofErr w:type="gramStart"/>
+            <w:r>
+              <w:rPr>
+                <w:rFonts w:eastAsia="Calibri"/>
+              </w:rPr>
+              <w:t xml:space="preserve">{ </w:t>
+            </w:r>
+            <w:proofErr w:type="spellStart"/>
+            <w:r>
+              <w:rPr>
+                <w:rFonts w:eastAsia="Calibri"/>
+              </w:rPr>
+              <w:t>expect</w:t>
+            </w:r>
+            <w:proofErr w:type="gramEnd"/>
+            <w:r>
+              <w:rPr>
+                <w:rFonts w:eastAsia="Calibri"/>
+              </w:rPr>
+              <w:t>_after_motion_or_answer_step</w:t>
+            </w:r>
+            <w:r>
+              <w:rPr>
+                <w:rFonts w:eastAsia="Calibri"/>
+              </w:rPr>
+              <w:t>.subject</w:t>
+            </w:r>
+            <w:proofErr w:type="spellEnd"/>
+            <w:r>
+              <w:rPr>
+                <w:rFonts w:eastAsia="Calibri"/>
+              </w:rPr>
+              <w:t xml:space="preserve"> }}</w:t>
             </w:r>
           </w:p>
         </w:tc>
@@ -4463,7 +6200,36 @@
           <w:p>
             <w:pPr>
               <w:pStyle w:val="Body"/>
-            </w:pPr>
+              <w:rPr>
+                <w:color w:val="auto"/>
+              </w:rPr>
+            </w:pPr>
+          </w:p>
+          <w:p>
+            <w:pPr>
+              <w:pStyle w:val="Body"/>
+              <w:rPr>
+                <w:color w:val="auto"/>
+              </w:rPr>
+            </w:pPr>
+            <w:r>
+              <w:rPr>
+                <w:color w:val="auto"/>
+              </w:rPr>
+              <w:t>{{p (include_docx_template("docassemble.AKA2JBranding:</w:t>
+            </w:r>
+            <w:r>
+              <w:rPr>
+                <w:color w:val="auto"/>
+              </w:rPr>
+              <w:t>expect_after_motion_or_answer_content.docx</w:t>
+            </w:r>
+            <w:r>
+              <w:rPr>
+                <w:color w:val="auto"/>
+              </w:rPr>
+              <w:t>")) }}</w:t>
+            </w:r>
           </w:p>
         </w:tc>
       </w:tr>
@@ -4491,105 +6257,22 @@
               <w:pStyle w:val="Body"/>
             </w:pPr>
             <w:r>
-              <w:rPr>
-                <w:color w:val="FF0000"/>
-              </w:rPr>
-              <w:t xml:space="preserve">{%tr if </w:t>
-            </w:r>
-            <w:r>
-              <w:rPr>
-                <w:color w:val="FF0000"/>
-              </w:rPr>
-              <w:t>not(</w:t>
-            </w:r>
-            <w:r>
-              <w:rPr>
-                <w:color w:val="FFC000"/>
-              </w:rPr>
-              <w:t>type_of_response['default'] and stage_of_default == 'judgment entered'</w:t>
-            </w:r>
-            <w:r>
-              <w:rPr>
-                <w:color w:val="FF0000"/>
-              </w:rPr>
-              <w:t xml:space="preserve">) and </w:t>
-            </w:r>
-            <w:r>
-              <w:rPr>
-                <w:color w:val="FF0000"/>
-              </w:rPr>
-              <w:t>(</w:t>
-            </w:r>
-            <w:r>
-              <w:rPr>
-                <w:color w:val="FFC000"/>
-              </w:rPr>
-              <w:t>type_of_response.any_true('ak custody case', 'ak divorce case') or (</w:t>
-            </w:r>
-            <w:r>
-              <w:rPr>
-                <w:color w:val="92D050"/>
-              </w:rPr>
-              <w:t>user_need in('answer custody', 'answer divorce') and type_of_response.all_true('improper service', exclusive = True)</w:t>
-            </w:r>
-            <w:r>
-              <w:rPr>
-                <w:color w:val="FFC000"/>
-              </w:rPr>
-              <w:t>) or (</w:t>
-            </w:r>
-            <w:r>
-              <w:rPr>
-                <w:color w:val="92D050"/>
-              </w:rPr>
-              <w:t>user_need in('answer custody', 'answer divorce') and (</w:t>
-            </w:r>
-            <w:r>
-              <w:rPr>
-                <w:color w:val="00B050"/>
-              </w:rPr>
-              <w:t>type_of_response['wrong state'] or (</w:t>
-            </w:r>
-            <w:r>
-              <w:rPr>
-                <w:color w:val="00B0F0"/>
-              </w:rPr>
-              <w:t>type_of_response['case in 2 states'] and stage_of_other_case in('still going', 'ended with no order'</w:t>
-            </w:r>
-            <w:r>
-              <w:rPr>
-                <w:color w:val="00B0F0"/>
-              </w:rPr>
-              <w:t>)</w:t>
-            </w:r>
-            <w:r>
-              <w:rPr>
-                <w:color w:val="00B050"/>
-              </w:rPr>
-              <w:t>)</w:t>
-            </w:r>
-            <w:r>
-              <w:rPr>
-                <w:color w:val="92D050"/>
-              </w:rPr>
-              <w:t>)</w:t>
-            </w:r>
-            <w:r>
-              <w:rPr>
-                <w:color w:val="FFC000"/>
-              </w:rPr>
-              <w:t>)</w:t>
-            </w:r>
-            <w:r>
-              <w:rPr>
-                <w:color w:val="FF0000"/>
-              </w:rPr>
-              <w:t>)</w:t>
-            </w:r>
-            <w:r>
-              <w:rPr>
-                <w:color w:val="FF0000"/>
-              </w:rPr>
+              <w:t>{%</w:t>
+            </w:r>
+            <w:proofErr w:type="spellStart"/>
+            <w:r>
+              <w:t>tr</w:t>
+            </w:r>
+            <w:proofErr w:type="spellEnd"/>
+            <w:r>
+              <w:t xml:space="preserve"> </w:t>
+            </w:r>
+            <w:proofErr w:type="spellStart"/>
+            <w:r>
+              <w:t>endif</w:t>
+            </w:r>
+            <w:proofErr w:type="spellEnd"/>
+            <w:r>
               <w:t xml:space="preserve"> %}</w:t>
             </w:r>
           </w:p>
@@ -4613,15 +6296,6 @@
             <w:pPr>
               <w:pStyle w:val="Body"/>
             </w:pPr>
-            <w:r>
-              <w:t>learn_more_about_</w:t>
-            </w:r>
-            <w:r>
-              <w:t>the_</w:t>
-            </w:r>
-            <w:r>
-              <w:t>process_step</w:t>
-            </w:r>
           </w:p>
         </w:tc>
       </w:tr>
@@ -4646,36 +6320,224 @@
           </w:tcPr>
           <w:p>
             <w:pPr>
-              <w:pStyle w:val="Heading2"/>
-              <w:outlineLvl w:val="1"/>
-              <w:rPr>
-                <w:rFonts w:eastAsia="Calibri"/>
-              </w:rPr>
-            </w:pPr>
-            <w:r>
-              <w:rPr>
-                <w:rFonts w:eastAsia="Calibri"/>
-              </w:rPr>
-              <w:t xml:space="preserve">{{ </w:t>
-            </w:r>
-            <w:r>
-              <w:rPr>
-                <w:rFonts w:eastAsia="Calibri"/>
-              </w:rPr>
-              <w:t>learn_more_about_process_st</w:t>
-            </w:r>
-            <w:r>
-              <w:rPr>
-                <w:rFonts w:eastAsia="Calibri"/>
+              <w:pStyle w:val="Body"/>
+            </w:pPr>
+            <w:r>
+              <w:rPr>
+                <w:color w:val="FF0000"/>
+              </w:rPr>
+              <w:t>{%</w:t>
+            </w:r>
+            <w:proofErr w:type="spellStart"/>
+            <w:r>
+              <w:rPr>
+                <w:color w:val="FF0000"/>
+              </w:rPr>
+              <w:t>tr</w:t>
+            </w:r>
+            <w:proofErr w:type="spellEnd"/>
+            <w:r>
+              <w:rPr>
+                <w:color w:val="FF0000"/>
+              </w:rPr>
+              <w:t xml:space="preserve"> if </w:t>
+            </w:r>
+            <w:r>
+              <w:rPr>
+                <w:color w:val="FF0000"/>
+              </w:rPr>
+              <w:t>not(</w:t>
+            </w:r>
+            <w:r>
+              <w:rPr>
+                <w:color w:val="FFC000"/>
+              </w:rPr>
+              <w:t xml:space="preserve">type_of_response['default'] and </w:t>
+            </w:r>
+            <w:proofErr w:type="spellStart"/>
+            <w:r>
+              <w:rPr>
+                <w:color w:val="FFC000"/>
+              </w:rPr>
+              <w:t>stage_of_default</w:t>
+            </w:r>
+            <w:proofErr w:type="spellEnd"/>
+            <w:r>
+              <w:rPr>
+                <w:color w:val="FFC000"/>
+              </w:rPr>
+              <w:t xml:space="preserve"> == 'judgment entered'</w:t>
+            </w:r>
+            <w:r>
+              <w:rPr>
+                <w:color w:val="FF0000"/>
+              </w:rPr>
+              <w:t xml:space="preserve">) and </w:t>
+            </w:r>
+            <w:r>
+              <w:rPr>
+                <w:color w:val="FF0000"/>
+              </w:rPr>
+              <w:t>(</w:t>
+            </w:r>
+            <w:proofErr w:type="spellStart"/>
+            <w:r>
+              <w:rPr>
+                <w:color w:val="FFC000"/>
+              </w:rPr>
+              <w:t>type_of_response.any_true</w:t>
+            </w:r>
+            <w:proofErr w:type="spellEnd"/>
+            <w:r>
+              <w:rPr>
+                <w:color w:val="FFC000"/>
+              </w:rPr>
+              <w:t>('</w:t>
+            </w:r>
+            <w:proofErr w:type="spellStart"/>
+            <w:r>
+              <w:rPr>
+                <w:color w:val="FFC000"/>
+              </w:rPr>
+              <w:t>ak</w:t>
+            </w:r>
+            <w:proofErr w:type="spellEnd"/>
+            <w:r>
+              <w:rPr>
+                <w:color w:val="FFC000"/>
+              </w:rPr>
+              <w:t xml:space="preserve"> custody </w:t>
+            </w:r>
+            <w:r>
+              <w:rPr>
+                <w:color w:val="FFC000"/>
               </w:rPr>
               <w:lastRenderedPageBreak/>
-              <w:t>ep</w:t>
-            </w:r>
-            <w:r>
-              <w:rPr>
-                <w:rFonts w:eastAsia="Calibri"/>
-              </w:rPr>
-              <w:t>.subject }}</w:t>
+              <w:t>case', '</w:t>
+            </w:r>
+            <w:proofErr w:type="spellStart"/>
+            <w:r>
+              <w:rPr>
+                <w:color w:val="FFC000"/>
+              </w:rPr>
+              <w:t>ak</w:t>
+            </w:r>
+            <w:proofErr w:type="spellEnd"/>
+            <w:r>
+              <w:rPr>
+                <w:color w:val="FFC000"/>
+              </w:rPr>
+              <w:t xml:space="preserve"> divorce case') or (</w:t>
+            </w:r>
+            <w:proofErr w:type="spellStart"/>
+            <w:r>
+              <w:rPr>
+                <w:color w:val="92D050"/>
+              </w:rPr>
+              <w:t>user_need</w:t>
+            </w:r>
+            <w:proofErr w:type="spellEnd"/>
+            <w:r>
+              <w:rPr>
+                <w:color w:val="92D050"/>
+              </w:rPr>
+              <w:t xml:space="preserve"> in('answer custody', 'answer divorce') and </w:t>
+            </w:r>
+            <w:proofErr w:type="spellStart"/>
+            <w:r>
+              <w:rPr>
+                <w:color w:val="92D050"/>
+              </w:rPr>
+              <w:t>type_of_response.all_true</w:t>
+            </w:r>
+            <w:proofErr w:type="spellEnd"/>
+            <w:r>
+              <w:rPr>
+                <w:color w:val="92D050"/>
+              </w:rPr>
+              <w:t>('improper service', exclusive = True)</w:t>
+            </w:r>
+            <w:r>
+              <w:rPr>
+                <w:color w:val="FFC000"/>
+              </w:rPr>
+              <w:t>) or (</w:t>
+            </w:r>
+            <w:proofErr w:type="spellStart"/>
+            <w:r>
+              <w:rPr>
+                <w:color w:val="92D050"/>
+              </w:rPr>
+              <w:t>user_need</w:t>
+            </w:r>
+            <w:proofErr w:type="spellEnd"/>
+            <w:r>
+              <w:rPr>
+                <w:color w:val="92D050"/>
+              </w:rPr>
+              <w:t xml:space="preserve"> in('answer custody', 'answer divorce') and (</w:t>
+            </w:r>
+            <w:r>
+              <w:rPr>
+                <w:color w:val="00B050"/>
+              </w:rPr>
+              <w:t>type_of_response['wrong state'] or (</w:t>
+            </w:r>
+            <w:r>
+              <w:rPr>
+                <w:color w:val="00B0F0"/>
+              </w:rPr>
+              <w:t xml:space="preserve">type_of_response['case in 2 states'] and </w:t>
+            </w:r>
+            <w:proofErr w:type="spellStart"/>
+            <w:r>
+              <w:rPr>
+                <w:color w:val="00B0F0"/>
+              </w:rPr>
+              <w:t>stage_of_other_case</w:t>
+            </w:r>
+            <w:proofErr w:type="spellEnd"/>
+            <w:r>
+              <w:rPr>
+                <w:color w:val="00B0F0"/>
+              </w:rPr>
+              <w:t xml:space="preserve"> in('still going', 'ended with no order'</w:t>
+            </w:r>
+            <w:r>
+              <w:rPr>
+                <w:color w:val="00B0F0"/>
+              </w:rPr>
+              <w:t>)</w:t>
+            </w:r>
+            <w:r>
+              <w:rPr>
+                <w:color w:val="00B050"/>
+              </w:rPr>
+              <w:t>)</w:t>
+            </w:r>
+            <w:r>
+              <w:rPr>
+                <w:color w:val="92D050"/>
+              </w:rPr>
+              <w:t>)</w:t>
+            </w:r>
+            <w:r>
+              <w:rPr>
+                <w:color w:val="FFC000"/>
+              </w:rPr>
+              <w:t>)</w:t>
+            </w:r>
+            <w:r>
+              <w:rPr>
+                <w:color w:val="FF0000"/>
+              </w:rPr>
+              <w:t>)</w:t>
+            </w:r>
+            <w:r>
+              <w:rPr>
+                <w:color w:val="FF0000"/>
+              </w:rPr>
+              <w:t xml:space="preserve"> %}</w:t>
             </w:r>
           </w:p>
         </w:tc>
@@ -4698,10 +6560,18 @@
             <w:pPr>
               <w:pStyle w:val="Body"/>
             </w:pPr>
+            <w:proofErr w:type="spellStart"/>
             <w:r>
               <w:lastRenderedPageBreak/>
-              <w:t>{{p (include_docx_template("docassemble.AKA2JBranding:learn_more_about_the_process_content.docx")) }}</w:t>
-            </w:r>
+              <w:t>learn_more_about_</w:t>
+            </w:r>
+            <w:r>
+              <w:t>the_</w:t>
+            </w:r>
+            <w:r>
+              <w:t>process_step</w:t>
+            </w:r>
+            <w:proofErr w:type="spellEnd"/>
           </w:p>
         </w:tc>
       </w:tr>
@@ -4726,15 +6596,52 @@
           </w:tcPr>
           <w:p>
             <w:pPr>
-              <w:pStyle w:val="Body"/>
-              <w:spacing w:before="0" w:after="0"/>
-            </w:pPr>
-            <w:r>
-              <w:rPr>
-                <w:shd w:val="clear" w:color="auto" w:fill="FFFFFF"/>
+              <w:pStyle w:val="Heading2"/>
+              <w:outlineLvl w:val="1"/>
+              <w:rPr>
+                <w:rFonts w:eastAsia="Calibri"/>
+              </w:rPr>
+            </w:pPr>
+            <w:r>
+              <w:rPr>
+                <w:rFonts w:eastAsia="Calibri"/>
               </w:rPr>
               <w:lastRenderedPageBreak/>
-              <w:t>{%tr endif %}</w:t>
+              <w:t>{</w:t>
+            </w:r>
+            <w:proofErr w:type="gramStart"/>
+            <w:r>
+              <w:rPr>
+                <w:rFonts w:eastAsia="Calibri"/>
+              </w:rPr>
+              <w:t xml:space="preserve">{ </w:t>
+            </w:r>
+            <w:proofErr w:type="spellStart"/>
+            <w:r>
+              <w:rPr>
+                <w:rFonts w:eastAsia="Calibri"/>
+              </w:rPr>
+              <w:t>learn</w:t>
+            </w:r>
+            <w:proofErr w:type="gramEnd"/>
+            <w:r>
+              <w:rPr>
+                <w:rFonts w:eastAsia="Calibri"/>
+              </w:rPr>
+              <w:t>_more_about_process_step</w:t>
+            </w:r>
+            <w:r>
+              <w:rPr>
+                <w:rFonts w:eastAsia="Calibri"/>
+              </w:rPr>
+              <w:t>.subject</w:t>
+            </w:r>
+            <w:proofErr w:type="spellEnd"/>
+            <w:r>
+              <w:rPr>
+                <w:rFonts w:eastAsia="Calibri"/>
+              </w:rPr>
+              <w:t xml:space="preserve"> }}</w:t>
             </w:r>
           </w:p>
         </w:tc>
@@ -4756,8 +6663,10 @@
           <w:p>
             <w:pPr>
               <w:pStyle w:val="Body"/>
-              <w:spacing w:before="0" w:after="0"/>
-            </w:pPr>
+            </w:pPr>
+            <w:r>
+              <w:t>{{p (include_docx_template("docassemble.AKA2JBranding:learn_more_about_the_process_content.docx")) }}</w:t>
+            </w:r>
           </w:p>
         </w:tc>
       </w:tr>
@@ -4784,15 +6693,40 @@
             <w:pPr>
               <w:pStyle w:val="Body"/>
               <w:spacing w:before="0" w:after="0"/>
+            </w:pPr>
+            <w:r>
               <w:rPr>
                 <w:shd w:val="clear" w:color="auto" w:fill="FFFFFF"/>
               </w:rPr>
-            </w:pPr>
+              <w:t>{%</w:t>
+            </w:r>
+            <w:proofErr w:type="spellStart"/>
             <w:r>
               <w:rPr>
                 <w:shd w:val="clear" w:color="auto" w:fill="FFFFFF"/>
               </w:rPr>
-              <w:t>{%tr if domestic_violence %}</w:t>
+              <w:t>tr</w:t>
+            </w:r>
+            <w:proofErr w:type="spellEnd"/>
+            <w:r>
+              <w:rPr>
+                <w:shd w:val="clear" w:color="auto" w:fill="FFFFFF"/>
+              </w:rPr>
+              <w:t xml:space="preserve"> </w:t>
+            </w:r>
+            <w:proofErr w:type="spellStart"/>
+            <w:r>
+              <w:rPr>
+                <w:shd w:val="clear" w:color="auto" w:fill="FFFFFF"/>
+              </w:rPr>
+              <w:t>endif</w:t>
+            </w:r>
+            <w:proofErr w:type="spellEnd"/>
+            <w:r>
+              <w:rPr>
+                <w:shd w:val="clear" w:color="auto" w:fill="FFFFFF"/>
+              </w:rPr>
+              <w:t xml:space="preserve"> %}</w:t>
             </w:r>
           </w:p>
         </w:tc>
@@ -4816,9 +6750,6 @@
               <w:pStyle w:val="Body"/>
               <w:spacing w:before="0" w:after="0"/>
             </w:pPr>
-            <w:r>
-              <w:t>answer_domestic_violence_step</w:t>
-            </w:r>
           </w:p>
         </w:tc>
       </w:tr>
@@ -4843,14 +6774,45 @@
           </w:tcPr>
           <w:p>
             <w:pPr>
-              <w:pStyle w:val="Heading2"/>
-              <w:outlineLvl w:val="1"/>
+              <w:pStyle w:val="Body"/>
+              <w:spacing w:before="0" w:after="0"/>
               <w:rPr>
                 <w:shd w:val="clear" w:color="auto" w:fill="FFFFFF"/>
               </w:rPr>
             </w:pPr>
             <w:r>
-              <w:t>{{ answer_domestic_violence_step.subject }}</w:t>
+              <w:rPr>
+                <w:shd w:val="clear" w:color="auto" w:fill="FFFFFF"/>
+              </w:rPr>
+              <w:t>{%</w:t>
+            </w:r>
+            <w:proofErr w:type="spellStart"/>
+            <w:r>
+              <w:rPr>
+                <w:shd w:val="clear" w:color="auto" w:fill="FFFFFF"/>
+              </w:rPr>
+              <w:t>tr</w:t>
+            </w:r>
+            <w:proofErr w:type="spellEnd"/>
+            <w:r>
+              <w:rPr>
+                <w:shd w:val="clear" w:color="auto" w:fill="FFFFFF"/>
+              </w:rPr>
+              <w:t xml:space="preserve"> if </w:t>
+            </w:r>
+            <w:proofErr w:type="spellStart"/>
+            <w:r>
+              <w:rPr>
+                <w:shd w:val="clear" w:color="auto" w:fill="FFFFFF"/>
+              </w:rPr>
+              <w:t>domestic_violence</w:t>
+            </w:r>
+            <w:proofErr w:type="spellEnd"/>
+            <w:r>
+              <w:rPr>
+                <w:shd w:val="clear" w:color="auto" w:fill="FFFFFF"/>
+              </w:rPr>
+              <w:t xml:space="preserve"> %}</w:t>
             </w:r>
           </w:p>
         </w:tc>
@@ -4872,16 +6834,13 @@
           <w:p>
             <w:pPr>
               <w:pStyle w:val="Body"/>
-              <w:spacing w:before="0" w:beforeAutospacing="0" w:after="60" w:afterAutospacing="0"/>
-            </w:pPr>
-          </w:p>
-          <w:p>
-            <w:pPr>
-              <w:pStyle w:val="Body"/>
-            </w:pPr>
-            <w:r>
-              <w:t>{{p (include_docx_template("docassemble.AKA2JBranding:answer_domestic_violence_content.docx")) }}</w:t>
-            </w:r>
+              <w:spacing w:before="0" w:after="0"/>
+            </w:pPr>
+            <w:proofErr w:type="spellStart"/>
+            <w:r>
+              <w:t>answer_domestic_violence_step</w:t>
+            </w:r>
+            <w:proofErr w:type="spellEnd"/>
           </w:p>
         </w:tc>
       </w:tr>
@@ -4906,17 +6865,30 @@
           </w:tcPr>
           <w:p>
             <w:pPr>
-              <w:pStyle w:val="Body"/>
-              <w:spacing w:before="0" w:after="0"/>
+              <w:pStyle w:val="Heading2"/>
+              <w:outlineLvl w:val="1"/>
               <w:rPr>
                 <w:shd w:val="clear" w:color="auto" w:fill="FFFFFF"/>
               </w:rPr>
             </w:pPr>
             <w:r>
-              <w:rPr>
-                <w:shd w:val="clear" w:color="auto" w:fill="FFFFFF"/>
-              </w:rPr>
-              <w:t>{%tr endif %}</w:t>
+              <w:t>{</w:t>
+            </w:r>
+            <w:proofErr w:type="gramStart"/>
+            <w:r>
+              <w:t xml:space="preserve">{ </w:t>
+            </w:r>
+            <w:proofErr w:type="spellStart"/>
+            <w:r>
+              <w:t>answer</w:t>
+            </w:r>
+            <w:proofErr w:type="gramEnd"/>
+            <w:r>
+              <w:t>_domestic_violence_step.subject</w:t>
+            </w:r>
+            <w:proofErr w:type="spellEnd"/>
+            <w:r>
+              <w:t xml:space="preserve"> }}</w:t>
             </w:r>
           </w:p>
         </w:tc>
@@ -4938,8 +6910,16 @@
           <w:p>
             <w:pPr>
               <w:pStyle w:val="Body"/>
-              <w:spacing w:before="0" w:after="0"/>
-            </w:pPr>
+              <w:spacing w:before="0" w:beforeAutospacing="0" w:after="60" w:afterAutospacing="0"/>
+            </w:pPr>
+          </w:p>
+          <w:p>
+            <w:pPr>
+              <w:pStyle w:val="Body"/>
+            </w:pPr>
+            <w:r>
+              <w:t>{{p (include_docx_template("docassemble.AKA2JBranding:answer_domestic_violence_content.docx")) }}</w:t>
+            </w:r>
           </w:p>
         </w:tc>
       </w:tr>
@@ -4972,10 +6952,37 @@
             </w:pPr>
             <w:r>
               <w:rPr>
-                <w:color w:val="FF0000"/>
                 <w:shd w:val="clear" w:color="auto" w:fill="FFFFFF"/>
               </w:rPr>
-              <w:t>{%tr if paternity %}</w:t>
+              <w:t>{%</w:t>
+            </w:r>
+            <w:proofErr w:type="spellStart"/>
+            <w:r>
+              <w:rPr>
+                <w:shd w:val="clear" w:color="auto" w:fill="FFFFFF"/>
+              </w:rPr>
+              <w:t>tr</w:t>
+            </w:r>
+            <w:proofErr w:type="spellEnd"/>
+            <w:r>
+              <w:rPr>
+                <w:shd w:val="clear" w:color="auto" w:fill="FFFFFF"/>
+              </w:rPr>
+              <w:t xml:space="preserve"> </w:t>
+            </w:r>
+            <w:proofErr w:type="spellStart"/>
+            <w:r>
+              <w:rPr>
+                <w:shd w:val="clear" w:color="auto" w:fill="FFFFFF"/>
+              </w:rPr>
+              <w:t>endif</w:t>
+            </w:r>
+            <w:proofErr w:type="spellEnd"/>
+            <w:r>
+              <w:rPr>
+                <w:shd w:val="clear" w:color="auto" w:fill="FFFFFF"/>
+              </w:rPr>
+              <w:t xml:space="preserve"> %}</w:t>
             </w:r>
           </w:p>
         </w:tc>
@@ -4999,9 +7006,6 @@
               <w:pStyle w:val="Body"/>
               <w:spacing w:before="0" w:after="0"/>
             </w:pPr>
-            <w:r>
-              <w:t>paternity_step</w:t>
-            </w:r>
           </w:p>
         </w:tc>
       </w:tr>
@@ -5026,17 +7030,34 @@
           </w:tcPr>
           <w:p>
             <w:pPr>
-              <w:pStyle w:val="Heading2"/>
-              <w:outlineLvl w:val="1"/>
+              <w:pStyle w:val="Body"/>
+              <w:spacing w:before="0" w:after="0"/>
               <w:rPr>
                 <w:shd w:val="clear" w:color="auto" w:fill="FFFFFF"/>
               </w:rPr>
             </w:pPr>
             <w:r>
               <w:rPr>
+                <w:color w:val="FF0000"/>
                 <w:shd w:val="clear" w:color="auto" w:fill="FFFFFF"/>
               </w:rPr>
-              <w:t>{{ paternity_step.subject }}</w:t>
+              <w:t>{%</w:t>
+            </w:r>
+            <w:proofErr w:type="spellStart"/>
+            <w:r>
+              <w:rPr>
+                <w:color w:val="FF0000"/>
+                <w:shd w:val="clear" w:color="auto" w:fill="FFFFFF"/>
+              </w:rPr>
+              <w:t>tr</w:t>
+            </w:r>
+            <w:proofErr w:type="spellEnd"/>
+            <w:r>
+              <w:rPr>
+                <w:color w:val="FF0000"/>
+                <w:shd w:val="clear" w:color="auto" w:fill="FFFFFF"/>
+              </w:rPr>
+              <w:t xml:space="preserve"> if paternity %}</w:t>
             </w:r>
           </w:p>
         </w:tc>
@@ -5058,16 +7079,13 @@
           <w:p>
             <w:pPr>
               <w:pStyle w:val="Body"/>
-              <w:spacing w:before="0" w:beforeAutospacing="0" w:after="60" w:afterAutospacing="0"/>
-            </w:pPr>
-          </w:p>
-          <w:p>
-            <w:pPr>
-              <w:pStyle w:val="Body"/>
-            </w:pPr>
-            <w:r>
-              <w:t>{{p (include_docx_template("docassemble.AKA2JBranding:paternity_content.docx")) }}</w:t>
-            </w:r>
+              <w:spacing w:before="0" w:after="0"/>
+            </w:pPr>
+            <w:proofErr w:type="spellStart"/>
+            <w:r>
+              <w:t>paternity_step</w:t>
+            </w:r>
+            <w:proofErr w:type="spellEnd"/>
           </w:p>
         </w:tc>
       </w:tr>
@@ -5092,8 +7110,8 @@
           </w:tcPr>
           <w:p>
             <w:pPr>
-              <w:pStyle w:val="Body"/>
-              <w:spacing w:before="0" w:after="0"/>
+              <w:pStyle w:val="Heading2"/>
+              <w:outlineLvl w:val="1"/>
               <w:rPr>
                 <w:shd w:val="clear" w:color="auto" w:fill="FFFFFF"/>
               </w:rPr>
@@ -5102,7 +7120,35 @@
               <w:rPr>
                 <w:shd w:val="clear" w:color="auto" w:fill="FFFFFF"/>
               </w:rPr>
-              <w:t>{%tr endif %}</w:t>
+              <w:t>{</w:t>
+            </w:r>
+            <w:proofErr w:type="gramStart"/>
+            <w:r>
+              <w:rPr>
+                <w:shd w:val="clear" w:color="auto" w:fill="FFFFFF"/>
+              </w:rPr>
+              <w:t xml:space="preserve">{ </w:t>
+            </w:r>
+            <w:proofErr w:type="spellStart"/>
+            <w:r>
+              <w:rPr>
+                <w:shd w:val="clear" w:color="auto" w:fill="FFFFFF"/>
+              </w:rPr>
+              <w:t>paternity</w:t>
+            </w:r>
+            <w:proofErr w:type="gramEnd"/>
+            <w:r>
+              <w:rPr>
+                <w:shd w:val="clear" w:color="auto" w:fill="FFFFFF"/>
+              </w:rPr>
+              <w:t>_step.subject</w:t>
+            </w:r>
+            <w:proofErr w:type="spellEnd"/>
+            <w:r>
+              <w:rPr>
+                <w:shd w:val="clear" w:color="auto" w:fill="FFFFFF"/>
+              </w:rPr>
+              <w:t xml:space="preserve"> }}</w:t>
             </w:r>
           </w:p>
         </w:tc>
@@ -5124,8 +7170,16 @@
           <w:p>
             <w:pPr>
               <w:pStyle w:val="Body"/>
-              <w:spacing w:before="0" w:after="0"/>
-            </w:pPr>
+              <w:spacing w:before="0" w:beforeAutospacing="0" w:after="60" w:afterAutospacing="0"/>
+            </w:pPr>
+          </w:p>
+          <w:p>
+            <w:pPr>
+              <w:pStyle w:val="Body"/>
+            </w:pPr>
+            <w:r>
+              <w:t>{{p (include_docx_template("docassemble.AKA2JBranding:paternity_content.docx")) }}</w:t>
+            </w:r>
           </w:p>
         </w:tc>
       </w:tr>
@@ -5150,14 +7204,45 @@
           </w:tcPr>
           <w:p>
             <w:pPr>
-              <w:pStyle w:val="Heading2"/>
-              <w:outlineLvl w:val="1"/>
+              <w:pStyle w:val="Body"/>
+              <w:spacing w:before="0" w:after="0"/>
               <w:rPr>
                 <w:shd w:val="clear" w:color="auto" w:fill="FFFFFF"/>
               </w:rPr>
             </w:pPr>
             <w:r>
-              <w:t>{{ get_help.subject }}</w:t>
+              <w:rPr>
+                <w:shd w:val="clear" w:color="auto" w:fill="FFFFFF"/>
+              </w:rPr>
+              <w:t>{%</w:t>
+            </w:r>
+            <w:proofErr w:type="spellStart"/>
+            <w:r>
+              <w:rPr>
+                <w:shd w:val="clear" w:color="auto" w:fill="FFFFFF"/>
+              </w:rPr>
+              <w:t>tr</w:t>
+            </w:r>
+            <w:proofErr w:type="spellEnd"/>
+            <w:r>
+              <w:rPr>
+                <w:shd w:val="clear" w:color="auto" w:fill="FFFFFF"/>
+              </w:rPr>
+              <w:t xml:space="preserve"> </w:t>
+            </w:r>
+            <w:proofErr w:type="spellStart"/>
+            <w:r>
+              <w:rPr>
+                <w:shd w:val="clear" w:color="auto" w:fill="FFFFFF"/>
+              </w:rPr>
+              <w:t>endif</w:t>
+            </w:r>
+            <w:proofErr w:type="spellEnd"/>
+            <w:r>
+              <w:rPr>
+                <w:shd w:val="clear" w:color="auto" w:fill="FFFFFF"/>
+              </w:rPr>
+              <w:t xml:space="preserve"> %}</w:t>
             </w:r>
           </w:p>
         </w:tc>
@@ -5179,6 +7264,77 @@
           <w:p>
             <w:pPr>
               <w:pStyle w:val="Body"/>
+              <w:spacing w:before="0" w:after="0"/>
+            </w:pPr>
+          </w:p>
+        </w:tc>
+      </w:tr>
+      <w:tr>
+        <w:trPr>
+          <w:jc w:val="center"/>
+        </w:trPr>
+        <w:tc>
+          <w:tcPr>
+            <w:tcW w:w="2635" w:type="dxa"/>
+            <w:tcBorders>
+              <w:top w:val="nil"/>
+              <w:left w:val="nil"/>
+              <w:bottom w:val="nil"/>
+              <w:right w:val="nil"/>
+            </w:tcBorders>
+            <w:tcMar>
+              <w:top w:w="0" w:type="dxa"/>
+              <w:left w:w="108" w:type="dxa"/>
+              <w:right w:w="108" w:type="dxa"/>
+            </w:tcMar>
+          </w:tcPr>
+          <w:p>
+            <w:pPr>
+              <w:pStyle w:val="Heading2"/>
+              <w:outlineLvl w:val="1"/>
+              <w:rPr>
+                <w:shd w:val="clear" w:color="auto" w:fill="FFFFFF"/>
+              </w:rPr>
+            </w:pPr>
+            <w:r>
+              <w:t>{</w:t>
+            </w:r>
+            <w:proofErr w:type="gramStart"/>
+            <w:r>
+              <w:t xml:space="preserve">{ </w:t>
+            </w:r>
+            <w:proofErr w:type="spellStart"/>
+            <w:r>
+              <w:t>get</w:t>
+            </w:r>
+            <w:proofErr w:type="gramEnd"/>
+            <w:r>
+              <w:t>_help.subject</w:t>
+            </w:r>
+            <w:proofErr w:type="spellEnd"/>
+            <w:r>
+              <w:t xml:space="preserve"> }}</w:t>
+            </w:r>
+          </w:p>
+        </w:tc>
+        <w:tc>
+          <w:tcPr>
+            <w:tcW w:w="7618" w:type="dxa"/>
+            <w:tcBorders>
+              <w:top w:val="nil"/>
+              <w:left w:val="nil"/>
+              <w:bottom w:val="nil"/>
+              <w:right w:val="nil"/>
+            </w:tcBorders>
+            <w:tcMar>
+              <w:top w:w="0" w:type="dxa"/>
+              <w:left w:w="108" w:type="dxa"/>
+              <w:right w:w="108" w:type="dxa"/>
+            </w:tcMar>
+          </w:tcPr>
+          <w:p>
+            <w:pPr>
+              <w:pStyle w:val="Body"/>
               <w:spacing w:before="0" w:beforeAutospacing="0" w:after="60" w:afterAutospacing="0"/>
             </w:pPr>
           </w:p>
@@ -5200,12 +7356,7 @@
       </w:pPr>
     </w:p>
     <w:sectPr>
-      <w:headerReference w:type="even" r:id="rId8"/>
-      <w:headerReference w:type="default" r:id="rId9"/>
-      <w:footerReference w:type="even" r:id="rId10"/>
-      <w:footerReference w:type="default" r:id="rId11"/>
-      <w:headerReference w:type="first" r:id="rId12"/>
-      <w:footerReference w:type="first" r:id="rId13"/>
+      <w:footerReference w:type="default" r:id="rId9"/>
       <w:pgSz w:w="12240" w:h="15840"/>
       <w:pgMar w:top="245" w:right="1440" w:bottom="274" w:left="1440" w:header="0" w:footer="720" w:gutter="0"/>
       <w:cols w:space="720"/>
@@ -5217,7 +7368,7 @@
 </file>
 
 <file path=word/endnotes.xml><?xml version="1.0" encoding="utf-8"?>
-<w:endnotes xmlns:wpc="http://schemas.microsoft.com/office/word/2010/wordprocessingCanvas" xmlns:cx="http://schemas.microsoft.com/office/drawing/2014/chartex" xmlns:cx1="http://schemas.microsoft.com/office/drawing/2015/9/8/chartex" xmlns:cx2="http://schemas.microsoft.com/office/drawing/2015/10/21/chartex" xmlns:cx3="http://schemas.microsoft.com/office/drawing/2016/5/9/chartex" xmlns:cx4="http://schemas.microsoft.com/office/drawing/2016/5/10/chartex" xmlns:cx5="http://schemas.microsoft.com/office/drawing/2016/5/11/chartex" xmlns:cx6="http://schemas.microsoft.com/office/drawing/2016/5/12/chartex" xmlns:cx7="http://schemas.microsoft.com/office/drawing/2016/5/13/chartex" xmlns:cx8="http://schemas.microsoft.com/office/drawing/2016/5/14/chartex" xmlns:mc="http://schemas.openxmlformats.org/markup-compatibility/2006" xmlns:aink="http://schemas.microsoft.com/office/drawing/2016/ink" xmlns:am3d="http://schemas.microsoft.com/office/drawing/2017/model3d" xmlns:o="urn:schemas-microsoft-com:office:office" xmlns:r="http://schemas.openxmlformats.org/officeDocument/2006/relationships" xmlns:m="http://schemas.openxmlformats.org/officeDocument/2006/math" xmlns:v="urn:schemas-microsoft-com:vml" xmlns:wp14="http://schemas.microsoft.com/office/word/2010/wordprocessingDrawing" xmlns:wp="http://schemas.openxmlformats.org/drawingml/2006/wordprocessingDrawing" xmlns:w10="urn:schemas-microsoft-com:office:word" xmlns:w="http://schemas.openxmlformats.org/wordprocessingml/2006/main" xmlns:w14="http://schemas.microsoft.com/office/word/2010/wordml" xmlns:w15="http://schemas.microsoft.com/office/word/2012/wordml" xmlns:w16cex="http://schemas.microsoft.com/office/word/2018/wordml/cex" xmlns:w16cid="http://schemas.microsoft.com/office/word/2016/wordml/cid" xmlns:w16="http://schemas.microsoft.com/office/word/2018/wordml" xmlns:w16sdtdh="http://schemas.microsoft.com/office/word/2020/wordml/sdtdatahash" xmlns:w16se="http://schemas.microsoft.com/office/word/2015/wordml/symex" xmlns:wpg="http://schemas.microsoft.com/office/word/2010/wordprocessingGroup" xmlns:wpi="http://schemas.microsoft.com/office/word/2010/wordprocessingInk" xmlns:wne="http://schemas.microsoft.com/office/word/2006/wordml" xmlns:wps="http://schemas.microsoft.com/office/word/2010/wordprocessingShape" mc:Ignorable="w14 w15 w16se w16cid w16 w16cex w16sdtdh wp14">
+<w:endnotes xmlns:wpc="http://schemas.microsoft.com/office/word/2010/wordprocessingCanvas" xmlns:mc="http://schemas.openxmlformats.org/markup-compatibility/2006" xmlns:o="urn:schemas-microsoft-com:office:office" xmlns:r="http://schemas.openxmlformats.org/officeDocument/2006/relationships" xmlns:m="http://schemas.openxmlformats.org/officeDocument/2006/math" xmlns:v="urn:schemas-microsoft-com:vml" xmlns:wp14="http://schemas.microsoft.com/office/word/2010/wordprocessingDrawing" xmlns:wp="http://schemas.openxmlformats.org/drawingml/2006/wordprocessingDrawing" xmlns:w10="urn:schemas-microsoft-com:office:word" xmlns:w="http://schemas.openxmlformats.org/wordprocessingml/2006/main" xmlns:w14="http://schemas.microsoft.com/office/word/2010/wordml" xmlns:wpg="http://schemas.microsoft.com/office/word/2010/wordprocessingGroup" xmlns:wpi="http://schemas.microsoft.com/office/word/2010/wordprocessingInk" xmlns:wne="http://schemas.microsoft.com/office/word/2006/wordml" xmlns:wps="http://schemas.microsoft.com/office/word/2010/wordprocessingShape" mc:Ignorable="w14 wp14">
   <w:endnote w:type="separator" w:id="-1">
     <w:p>
       <w:r>
@@ -5236,17 +7387,7 @@
 </file>
 
 <file path=word/footer1.xml><?xml version="1.0" encoding="utf-8"?>
-<w:ftr xmlns:wpc="http://schemas.microsoft.com/office/word/2010/wordprocessingCanvas" xmlns:cx="http://schemas.microsoft.com/office/drawing/2014/chartex" xmlns:cx1="http://schemas.microsoft.com/office/drawing/2015/9/8/chartex" xmlns:cx2="http://schemas.microsoft.com/office/drawing/2015/10/21/chartex" xmlns:cx3="http://schemas.microsoft.com/office/drawing/2016/5/9/chartex" xmlns:cx4="http://schemas.microsoft.com/office/drawing/2016/5/10/chartex" xmlns:cx5="http://schemas.microsoft.com/office/drawing/2016/5/11/chartex" xmlns:cx6="http://schemas.microsoft.com/office/drawing/2016/5/12/chartex" xmlns:cx7="http://schemas.microsoft.com/office/drawing/2016/5/13/chartex" xmlns:cx8="http://schemas.microsoft.com/office/drawing/2016/5/14/chartex" xmlns:mc="http://schemas.openxmlformats.org/markup-compatibility/2006" xmlns:aink="http://schemas.microsoft.com/office/drawing/2016/ink" xmlns:am3d="http://schemas.microsoft.com/office/drawing/2017/model3d" xmlns:o="urn:schemas-microsoft-com:office:office" xmlns:r="http://schemas.openxmlformats.org/officeDocument/2006/relationships" xmlns:m="http://schemas.openxmlformats.org/officeDocument/2006/math" xmlns:v="urn:schemas-microsoft-com:vml" xmlns:wp14="http://schemas.microsoft.com/office/word/2010/wordprocessingDrawing" xmlns:wp="http://schemas.openxmlformats.org/drawingml/2006/wordprocessingDrawing" xmlns:w10="urn:schemas-microsoft-com:office:word" xmlns:w="http://schemas.openxmlformats.org/wordprocessingml/2006/main" xmlns:w14="http://schemas.microsoft.com/office/word/2010/wordml" xmlns:w15="http://schemas.microsoft.com/office/word/2012/wordml" xmlns:w16cex="http://schemas.microsoft.com/office/word/2018/wordml/cex" xmlns:w16cid="http://schemas.microsoft.com/office/word/2016/wordml/cid" xmlns:w16="http://schemas.microsoft.com/office/word/2018/wordml" xmlns:w16sdtdh="http://schemas.microsoft.com/office/word/2020/wordml/sdtdatahash" xmlns:w16se="http://schemas.microsoft.com/office/word/2015/wordml/symex" xmlns:wpg="http://schemas.microsoft.com/office/word/2010/wordprocessingGroup" xmlns:wpi="http://schemas.microsoft.com/office/word/2010/wordprocessingInk" xmlns:wne="http://schemas.microsoft.com/office/word/2006/wordml" xmlns:wps="http://schemas.microsoft.com/office/word/2010/wordprocessingShape" mc:Ignorable="w14 w15 w16se w16cid w16 w16cex w16sdtdh wp14">
-  <w:p>
-    <w:pPr>
-      <w:pStyle w:val="Footer"/>
-    </w:pPr>
-  </w:p>
-</w:ftr>
-</file>
-
-<file path=word/footer2.xml><?xml version="1.0" encoding="utf-8"?>
-<w:ftr xmlns:wpc="http://schemas.microsoft.com/office/word/2010/wordprocessingCanvas" xmlns:cx="http://schemas.microsoft.com/office/drawing/2014/chartex" xmlns:cx1="http://schemas.microsoft.com/office/drawing/2015/9/8/chartex" xmlns:cx2="http://schemas.microsoft.com/office/drawing/2015/10/21/chartex" xmlns:cx3="http://schemas.microsoft.com/office/drawing/2016/5/9/chartex" xmlns:cx4="http://schemas.microsoft.com/office/drawing/2016/5/10/chartex" xmlns:cx5="http://schemas.microsoft.com/office/drawing/2016/5/11/chartex" xmlns:cx6="http://schemas.microsoft.com/office/drawing/2016/5/12/chartex" xmlns:cx7="http://schemas.microsoft.com/office/drawing/2016/5/13/chartex" xmlns:cx8="http://schemas.microsoft.com/office/drawing/2016/5/14/chartex" xmlns:mc="http://schemas.openxmlformats.org/markup-compatibility/2006" xmlns:aink="http://schemas.microsoft.com/office/drawing/2016/ink" xmlns:am3d="http://schemas.microsoft.com/office/drawing/2017/model3d" xmlns:o="urn:schemas-microsoft-com:office:office" xmlns:r="http://schemas.openxmlformats.org/officeDocument/2006/relationships" xmlns:m="http://schemas.openxmlformats.org/officeDocument/2006/math" xmlns:v="urn:schemas-microsoft-com:vml" xmlns:wp14="http://schemas.microsoft.com/office/word/2010/wordprocessingDrawing" xmlns:wp="http://schemas.openxmlformats.org/drawingml/2006/wordprocessingDrawing" xmlns:w10="urn:schemas-microsoft-com:office:word" xmlns:w="http://schemas.openxmlformats.org/wordprocessingml/2006/main" xmlns:w14="http://schemas.microsoft.com/office/word/2010/wordml" xmlns:w15="http://schemas.microsoft.com/office/word/2012/wordml" xmlns:w16cex="http://schemas.microsoft.com/office/word/2018/wordml/cex" xmlns:w16cid="http://schemas.microsoft.com/office/word/2016/wordml/cid" xmlns:w16="http://schemas.microsoft.com/office/word/2018/wordml" xmlns:w16sdtdh="http://schemas.microsoft.com/office/word/2020/wordml/sdtdatahash" xmlns:w16se="http://schemas.microsoft.com/office/word/2015/wordml/symex" xmlns:wpg="http://schemas.microsoft.com/office/word/2010/wordprocessingGroup" xmlns:wpi="http://schemas.microsoft.com/office/word/2010/wordprocessingInk" xmlns:wne="http://schemas.microsoft.com/office/word/2006/wordml" xmlns:wps="http://schemas.microsoft.com/office/word/2010/wordprocessingShape" mc:Ignorable="w14 w15 w16se w16cid w16 w16cex w16sdtdh wp14">
+<w:ftr xmlns:wpc="http://schemas.microsoft.com/office/word/2010/wordprocessingCanvas" xmlns:mc="http://schemas.openxmlformats.org/markup-compatibility/2006" xmlns:o="urn:schemas-microsoft-com:office:office" xmlns:r="http://schemas.openxmlformats.org/officeDocument/2006/relationships" xmlns:m="http://schemas.openxmlformats.org/officeDocument/2006/math" xmlns:v="urn:schemas-microsoft-com:vml" xmlns:wp14="http://schemas.microsoft.com/office/word/2010/wordprocessingDrawing" xmlns:wp="http://schemas.openxmlformats.org/drawingml/2006/wordprocessingDrawing" xmlns:w10="urn:schemas-microsoft-com:office:word" xmlns:w="http://schemas.openxmlformats.org/wordprocessingml/2006/main" xmlns:w14="http://schemas.microsoft.com/office/word/2010/wordml" xmlns:wpg="http://schemas.microsoft.com/office/word/2010/wordprocessingGroup" xmlns:wpi="http://schemas.microsoft.com/office/word/2010/wordprocessingInk" xmlns:wne="http://schemas.microsoft.com/office/word/2006/wordml" xmlns:wps="http://schemas.microsoft.com/office/word/2010/wordprocessingShape" mc:Ignorable="w14 wp14">
   <w:p>
     <w:pPr>
       <w:pStyle w:val="Footer"/>
@@ -5266,7 +7407,7 @@
       <w:rPr>
         <w:noProof/>
       </w:rPr>
-      <w:t>10</w:t>
+      <w:t>6</w:t>
     </w:r>
     <w:r>
       <w:fldChar w:fldCharType="end"/>
@@ -5302,10 +7443,7 @@
       <w:spacing w:before="100" w:afterAutospacing="0"/>
     </w:pPr>
     <w:r>
-      <w:t xml:space="preserve">April </w:t>
-    </w:r>
-    <w:r>
-      <w:t>30</w:t>
+      <w:t>May 13</w:t>
     </w:r>
     <w:r>
       <w:t>, 2026</w:t>
@@ -5314,18 +7452,8 @@
 </w:ftr>
 </file>
 
-<file path=word/footer3.xml><?xml version="1.0" encoding="utf-8"?>
-<w:ftr xmlns:wpc="http://schemas.microsoft.com/office/word/2010/wordprocessingCanvas" xmlns:cx="http://schemas.microsoft.com/office/drawing/2014/chartex" xmlns:cx1="http://schemas.microsoft.com/office/drawing/2015/9/8/chartex" xmlns:cx2="http://schemas.microsoft.com/office/drawing/2015/10/21/chartex" xmlns:cx3="http://schemas.microsoft.com/office/drawing/2016/5/9/chartex" xmlns:cx4="http://schemas.microsoft.com/office/drawing/2016/5/10/chartex" xmlns:cx5="http://schemas.microsoft.com/office/drawing/2016/5/11/chartex" xmlns:cx6="http://schemas.microsoft.com/office/drawing/2016/5/12/chartex" xmlns:cx7="http://schemas.microsoft.com/office/drawing/2016/5/13/chartex" xmlns:cx8="http://schemas.microsoft.com/office/drawing/2016/5/14/chartex" xmlns:mc="http://schemas.openxmlformats.org/markup-compatibility/2006" xmlns:aink="http://schemas.microsoft.com/office/drawing/2016/ink" xmlns:am3d="http://schemas.microsoft.com/office/drawing/2017/model3d" xmlns:o="urn:schemas-microsoft-com:office:office" xmlns:r="http://schemas.openxmlformats.org/officeDocument/2006/relationships" xmlns:m="http://schemas.openxmlformats.org/officeDocument/2006/math" xmlns:v="urn:schemas-microsoft-com:vml" xmlns:wp14="http://schemas.microsoft.com/office/word/2010/wordprocessingDrawing" xmlns:wp="http://schemas.openxmlformats.org/drawingml/2006/wordprocessingDrawing" xmlns:w10="urn:schemas-microsoft-com:office:word" xmlns:w="http://schemas.openxmlformats.org/wordprocessingml/2006/main" xmlns:w14="http://schemas.microsoft.com/office/word/2010/wordml" xmlns:w15="http://schemas.microsoft.com/office/word/2012/wordml" xmlns:w16cex="http://schemas.microsoft.com/office/word/2018/wordml/cex" xmlns:w16cid="http://schemas.microsoft.com/office/word/2016/wordml/cid" xmlns:w16="http://schemas.microsoft.com/office/word/2018/wordml" xmlns:w16sdtdh="http://schemas.microsoft.com/office/word/2020/wordml/sdtdatahash" xmlns:w16se="http://schemas.microsoft.com/office/word/2015/wordml/symex" xmlns:wpg="http://schemas.microsoft.com/office/word/2010/wordprocessingGroup" xmlns:wpi="http://schemas.microsoft.com/office/word/2010/wordprocessingInk" xmlns:wne="http://schemas.microsoft.com/office/word/2006/wordml" xmlns:wps="http://schemas.microsoft.com/office/word/2010/wordprocessingShape" mc:Ignorable="w14 w15 w16se w16cid w16 w16cex w16sdtdh wp14">
-  <w:p>
-    <w:pPr>
-      <w:pStyle w:val="Footer"/>
-    </w:pPr>
-  </w:p>
-</w:ftr>
-</file>
-
 <file path=word/footnotes.xml><?xml version="1.0" encoding="utf-8"?>
-<w:footnotes xmlns:wpc="http://schemas.microsoft.com/office/word/2010/wordprocessingCanvas" xmlns:cx="http://schemas.microsoft.com/office/drawing/2014/chartex" xmlns:cx1="http://schemas.microsoft.com/office/drawing/2015/9/8/chartex" xmlns:cx2="http://schemas.microsoft.com/office/drawing/2015/10/21/chartex" xmlns:cx3="http://schemas.microsoft.com/office/drawing/2016/5/9/chartex" xmlns:cx4="http://schemas.microsoft.com/office/drawing/2016/5/10/chartex" xmlns:cx5="http://schemas.microsoft.com/office/drawing/2016/5/11/chartex" xmlns:cx6="http://schemas.microsoft.com/office/drawing/2016/5/12/chartex" xmlns:cx7="http://schemas.microsoft.com/office/drawing/2016/5/13/chartex" xmlns:cx8="http://schemas.microsoft.com/office/drawing/2016/5/14/chartex" xmlns:mc="http://schemas.openxmlformats.org/markup-compatibility/2006" xmlns:aink="http://schemas.microsoft.com/office/drawing/2016/ink" xmlns:am3d="http://schemas.microsoft.com/office/drawing/2017/model3d" xmlns:o="urn:schemas-microsoft-com:office:office" xmlns:r="http://schemas.openxmlformats.org/officeDocument/2006/relationships" xmlns:m="http://schemas.openxmlformats.org/officeDocument/2006/math" xmlns:v="urn:schemas-microsoft-com:vml" xmlns:wp14="http://schemas.microsoft.com/office/word/2010/wordprocessingDrawing" xmlns:wp="http://schemas.openxmlformats.org/drawingml/2006/wordprocessingDrawing" xmlns:w10="urn:schemas-microsoft-com:office:word" xmlns:w="http://schemas.openxmlformats.org/wordprocessingml/2006/main" xmlns:w14="http://schemas.microsoft.com/office/word/2010/wordml" xmlns:w15="http://schemas.microsoft.com/office/word/2012/wordml" xmlns:w16cex="http://schemas.microsoft.com/office/word/2018/wordml/cex" xmlns:w16cid="http://schemas.microsoft.com/office/word/2016/wordml/cid" xmlns:w16="http://schemas.microsoft.com/office/word/2018/wordml" xmlns:w16sdtdh="http://schemas.microsoft.com/office/word/2020/wordml/sdtdatahash" xmlns:w16se="http://schemas.microsoft.com/office/word/2015/wordml/symex" xmlns:wpg="http://schemas.microsoft.com/office/word/2010/wordprocessingGroup" xmlns:wpi="http://schemas.microsoft.com/office/word/2010/wordprocessingInk" xmlns:wne="http://schemas.microsoft.com/office/word/2006/wordml" xmlns:wps="http://schemas.microsoft.com/office/word/2010/wordprocessingShape" mc:Ignorable="w14 w15 w16se w16cid w16 w16cex w16sdtdh wp14">
+<w:footnotes xmlns:wpc="http://schemas.microsoft.com/office/word/2010/wordprocessingCanvas" xmlns:mc="http://schemas.openxmlformats.org/markup-compatibility/2006" xmlns:o="urn:schemas-microsoft-com:office:office" xmlns:r="http://schemas.openxmlformats.org/officeDocument/2006/relationships" xmlns:m="http://schemas.openxmlformats.org/officeDocument/2006/math" xmlns:v="urn:schemas-microsoft-com:vml" xmlns:wp14="http://schemas.microsoft.com/office/word/2010/wordprocessingDrawing" xmlns:wp="http://schemas.openxmlformats.org/drawingml/2006/wordprocessingDrawing" xmlns:w10="urn:schemas-microsoft-com:office:word" xmlns:w="http://schemas.openxmlformats.org/wordprocessingml/2006/main" xmlns:w14="http://schemas.microsoft.com/office/word/2010/wordml" xmlns:wpg="http://schemas.microsoft.com/office/word/2010/wordprocessingGroup" xmlns:wpi="http://schemas.microsoft.com/office/word/2010/wordprocessingInk" xmlns:wne="http://schemas.microsoft.com/office/word/2006/wordml" xmlns:wps="http://schemas.microsoft.com/office/word/2010/wordprocessingShape" mc:Ignorable="w14 wp14">
   <w:footnote w:type="separator" w:id="-1">
     <w:p>
       <w:r>
@@ -5343,39 +7471,9 @@
 </w:footnotes>
 </file>
 
-<file path=word/header1.xml><?xml version="1.0" encoding="utf-8"?>
-<w:hdr xmlns:wpc="http://schemas.microsoft.com/office/word/2010/wordprocessingCanvas" xmlns:cx="http://schemas.microsoft.com/office/drawing/2014/chartex" xmlns:cx1="http://schemas.microsoft.com/office/drawing/2015/9/8/chartex" xmlns:cx2="http://schemas.microsoft.com/office/drawing/2015/10/21/chartex" xmlns:cx3="http://schemas.microsoft.com/office/drawing/2016/5/9/chartex" xmlns:cx4="http://schemas.microsoft.com/office/drawing/2016/5/10/chartex" xmlns:cx5="http://schemas.microsoft.com/office/drawing/2016/5/11/chartex" xmlns:cx6="http://schemas.microsoft.com/office/drawing/2016/5/12/chartex" xmlns:cx7="http://schemas.microsoft.com/office/drawing/2016/5/13/chartex" xmlns:cx8="http://schemas.microsoft.com/office/drawing/2016/5/14/chartex" xmlns:mc="http://schemas.openxmlformats.org/markup-compatibility/2006" xmlns:aink="http://schemas.microsoft.com/office/drawing/2016/ink" xmlns:am3d="http://schemas.microsoft.com/office/drawing/2017/model3d" xmlns:o="urn:schemas-microsoft-com:office:office" xmlns:r="http://schemas.openxmlformats.org/officeDocument/2006/relationships" xmlns:m="http://schemas.openxmlformats.org/officeDocument/2006/math" xmlns:v="urn:schemas-microsoft-com:vml" xmlns:wp14="http://schemas.microsoft.com/office/word/2010/wordprocessingDrawing" xmlns:wp="http://schemas.openxmlformats.org/drawingml/2006/wordprocessingDrawing" xmlns:w10="urn:schemas-microsoft-com:office:word" xmlns:w="http://schemas.openxmlformats.org/wordprocessingml/2006/main" xmlns:w14="http://schemas.microsoft.com/office/word/2010/wordml" xmlns:w15="http://schemas.microsoft.com/office/word/2012/wordml" xmlns:w16cex="http://schemas.microsoft.com/office/word/2018/wordml/cex" xmlns:w16cid="http://schemas.microsoft.com/office/word/2016/wordml/cid" xmlns:w16="http://schemas.microsoft.com/office/word/2018/wordml" xmlns:w16sdtdh="http://schemas.microsoft.com/office/word/2020/wordml/sdtdatahash" xmlns:w16se="http://schemas.microsoft.com/office/word/2015/wordml/symex" xmlns:wpg="http://schemas.microsoft.com/office/word/2010/wordprocessingGroup" xmlns:wpi="http://schemas.microsoft.com/office/word/2010/wordprocessingInk" xmlns:wne="http://schemas.microsoft.com/office/word/2006/wordml" xmlns:wps="http://schemas.microsoft.com/office/word/2010/wordprocessingShape" mc:Ignorable="w14 w15 w16se w16cid w16 w16cex w16sdtdh wp14">
-  <w:p>
-    <w:pPr>
-      <w:pStyle w:val="Header"/>
-    </w:pPr>
-  </w:p>
-</w:hdr>
-</file>
-
-<file path=word/header2.xml><?xml version="1.0" encoding="utf-8"?>
-<w:hdr xmlns:wpc="http://schemas.microsoft.com/office/word/2010/wordprocessingCanvas" xmlns:cx="http://schemas.microsoft.com/office/drawing/2014/chartex" xmlns:cx1="http://schemas.microsoft.com/office/drawing/2015/9/8/chartex" xmlns:cx2="http://schemas.microsoft.com/office/drawing/2015/10/21/chartex" xmlns:cx3="http://schemas.microsoft.com/office/drawing/2016/5/9/chartex" xmlns:cx4="http://schemas.microsoft.com/office/drawing/2016/5/10/chartex" xmlns:cx5="http://schemas.microsoft.com/office/drawing/2016/5/11/chartex" xmlns:cx6="http://schemas.microsoft.com/office/drawing/2016/5/12/chartex" xmlns:cx7="http://schemas.microsoft.com/office/drawing/2016/5/13/chartex" xmlns:cx8="http://schemas.microsoft.com/office/drawing/2016/5/14/chartex" xmlns:mc="http://schemas.openxmlformats.org/markup-compatibility/2006" xmlns:aink="http://schemas.microsoft.com/office/drawing/2016/ink" xmlns:am3d="http://schemas.microsoft.com/office/drawing/2017/model3d" xmlns:o="urn:schemas-microsoft-com:office:office" xmlns:r="http://schemas.openxmlformats.org/officeDocument/2006/relationships" xmlns:m="http://schemas.openxmlformats.org/officeDocument/2006/math" xmlns:v="urn:schemas-microsoft-com:vml" xmlns:wp14="http://schemas.microsoft.com/office/word/2010/wordprocessingDrawing" xmlns:wp="http://schemas.openxmlformats.org/drawingml/2006/wordprocessingDrawing" xmlns:w10="urn:schemas-microsoft-com:office:word" xmlns:w="http://schemas.openxmlformats.org/wordprocessingml/2006/main" xmlns:w14="http://schemas.microsoft.com/office/word/2010/wordml" xmlns:w15="http://schemas.microsoft.com/office/word/2012/wordml" xmlns:w16cex="http://schemas.microsoft.com/office/word/2018/wordml/cex" xmlns:w16cid="http://schemas.microsoft.com/office/word/2016/wordml/cid" xmlns:w16="http://schemas.microsoft.com/office/word/2018/wordml" xmlns:w16sdtdh="http://schemas.microsoft.com/office/word/2020/wordml/sdtdatahash" xmlns:w16se="http://schemas.microsoft.com/office/word/2015/wordml/symex" xmlns:wpg="http://schemas.microsoft.com/office/word/2010/wordprocessingGroup" xmlns:wpi="http://schemas.microsoft.com/office/word/2010/wordprocessingInk" xmlns:wne="http://schemas.microsoft.com/office/word/2006/wordml" xmlns:wps="http://schemas.microsoft.com/office/word/2010/wordprocessingShape" mc:Ignorable="w14 w15 w16se w16cid w16 w16cex w16sdtdh wp14">
-  <w:p>
-    <w:pPr>
-      <w:pStyle w:val="Header"/>
-    </w:pPr>
-  </w:p>
-</w:hdr>
-</file>
-
-<file path=word/header3.xml><?xml version="1.0" encoding="utf-8"?>
-<w:hdr xmlns:wpc="http://schemas.microsoft.com/office/word/2010/wordprocessingCanvas" xmlns:cx="http://schemas.microsoft.com/office/drawing/2014/chartex" xmlns:cx1="http://schemas.microsoft.com/office/drawing/2015/9/8/chartex" xmlns:cx2="http://schemas.microsoft.com/office/drawing/2015/10/21/chartex" xmlns:cx3="http://schemas.microsoft.com/office/drawing/2016/5/9/chartex" xmlns:cx4="http://schemas.microsoft.com/office/drawing/2016/5/10/chartex" xmlns:cx5="http://schemas.microsoft.com/office/drawing/2016/5/11/chartex" xmlns:cx6="http://schemas.microsoft.com/office/drawing/2016/5/12/chartex" xmlns:cx7="http://schemas.microsoft.com/office/drawing/2016/5/13/chartex" xmlns:cx8="http://schemas.microsoft.com/office/drawing/2016/5/14/chartex" xmlns:mc="http://schemas.openxmlformats.org/markup-compatibility/2006" xmlns:aink="http://schemas.microsoft.com/office/drawing/2016/ink" xmlns:am3d="http://schemas.microsoft.com/office/drawing/2017/model3d" xmlns:o="urn:schemas-microsoft-com:office:office" xmlns:r="http://schemas.openxmlformats.org/officeDocument/2006/relationships" xmlns:m="http://schemas.openxmlformats.org/officeDocument/2006/math" xmlns:v="urn:schemas-microsoft-com:vml" xmlns:wp14="http://schemas.microsoft.com/office/word/2010/wordprocessingDrawing" xmlns:wp="http://schemas.openxmlformats.org/drawingml/2006/wordprocessingDrawing" xmlns:w10="urn:schemas-microsoft-com:office:word" xmlns:w="http://schemas.openxmlformats.org/wordprocessingml/2006/main" xmlns:w14="http://schemas.microsoft.com/office/word/2010/wordml" xmlns:w15="http://schemas.microsoft.com/office/word/2012/wordml" xmlns:w16cex="http://schemas.microsoft.com/office/word/2018/wordml/cex" xmlns:w16cid="http://schemas.microsoft.com/office/word/2016/wordml/cid" xmlns:w16="http://schemas.microsoft.com/office/word/2018/wordml" xmlns:w16sdtdh="http://schemas.microsoft.com/office/word/2020/wordml/sdtdatahash" xmlns:w16se="http://schemas.microsoft.com/office/word/2015/wordml/symex" xmlns:wpg="http://schemas.microsoft.com/office/word/2010/wordprocessingGroup" xmlns:wpi="http://schemas.microsoft.com/office/word/2010/wordprocessingInk" xmlns:wne="http://schemas.microsoft.com/office/word/2006/wordml" xmlns:wps="http://schemas.microsoft.com/office/word/2010/wordprocessingShape" mc:Ignorable="w14 w15 w16se w16cid w16 w16cex w16sdtdh wp14">
-  <w:p>
-    <w:pPr>
-      <w:pStyle w:val="Header"/>
-    </w:pPr>
-  </w:p>
-</w:hdr>
-</file>
-
 <file path=word/numbering.xml><?xml version="1.0" encoding="utf-8"?>
-<w:numbering xmlns:wpc="http://schemas.microsoft.com/office/word/2010/wordprocessingCanvas" xmlns:cx="http://schemas.microsoft.com/office/drawing/2014/chartex" xmlns:cx1="http://schemas.microsoft.com/office/drawing/2015/9/8/chartex" xmlns:cx2="http://schemas.microsoft.com/office/drawing/2015/10/21/chartex" xmlns:cx3="http://schemas.microsoft.com/office/drawing/2016/5/9/chartex" xmlns:cx4="http://schemas.microsoft.com/office/drawing/2016/5/10/chartex" xmlns:cx5="http://schemas.microsoft.com/office/drawing/2016/5/11/chartex" xmlns:cx6="http://schemas.microsoft.com/office/drawing/2016/5/12/chartex" xmlns:cx7="http://schemas.microsoft.com/office/drawing/2016/5/13/chartex" xmlns:cx8="http://schemas.microsoft.com/office/drawing/2016/5/14/chartex" xmlns:mc="http://schemas.openxmlformats.org/markup-compatibility/2006" xmlns:aink="http://schemas.microsoft.com/office/drawing/2016/ink" xmlns:am3d="http://schemas.microsoft.com/office/drawing/2017/model3d" xmlns:o="urn:schemas-microsoft-com:office:office" xmlns:r="http://schemas.openxmlformats.org/officeDocument/2006/relationships" xmlns:m="http://schemas.openxmlformats.org/officeDocument/2006/math" xmlns:v="urn:schemas-microsoft-com:vml" xmlns:wp14="http://schemas.microsoft.com/office/word/2010/wordprocessingDrawing" xmlns:wp="http://schemas.openxmlformats.org/drawingml/2006/wordprocessingDrawing" xmlns:w10="urn:schemas-microsoft-com:office:word" xmlns:w="http://schemas.openxmlformats.org/wordprocessingml/2006/main" xmlns:w14="http://schemas.microsoft.com/office/word/2010/wordml" xmlns:w15="http://schemas.microsoft.com/office/word/2012/wordml" xmlns:w16cex="http://schemas.microsoft.com/office/word/2018/wordml/cex" xmlns:w16cid="http://schemas.microsoft.com/office/word/2016/wordml/cid" xmlns:w16="http://schemas.microsoft.com/office/word/2018/wordml" xmlns:w16sdtdh="http://schemas.microsoft.com/office/word/2020/wordml/sdtdatahash" xmlns:w16se="http://schemas.microsoft.com/office/word/2015/wordml/symex" xmlns:wpg="http://schemas.microsoft.com/office/word/2010/wordprocessingGroup" xmlns:wpi="http://schemas.microsoft.com/office/word/2010/wordprocessingInk" xmlns:wne="http://schemas.microsoft.com/office/word/2006/wordml" xmlns:wps="http://schemas.microsoft.com/office/word/2010/wordprocessingShape" mc:Ignorable="w14 w15 w16se w16cid w16 w16cex w16sdtdh wp14">
-  <w:abstractNum w:abstractNumId="0" w15:restartNumberingAfterBreak="0">
+<w:numbering xmlns:wpc="http://schemas.microsoft.com/office/word/2010/wordprocessingCanvas" xmlns:mc="http://schemas.openxmlformats.org/markup-compatibility/2006" xmlns:o="urn:schemas-microsoft-com:office:office" xmlns:r="http://schemas.openxmlformats.org/officeDocument/2006/relationships" xmlns:m="http://schemas.openxmlformats.org/officeDocument/2006/math" xmlns:v="urn:schemas-microsoft-com:vml" xmlns:wp14="http://schemas.microsoft.com/office/word/2010/wordprocessingDrawing" xmlns:wp="http://schemas.openxmlformats.org/drawingml/2006/wordprocessingDrawing" xmlns:w10="urn:schemas-microsoft-com:office:word" xmlns:w="http://schemas.openxmlformats.org/wordprocessingml/2006/main" xmlns:w14="http://schemas.microsoft.com/office/word/2010/wordml" xmlns:wpg="http://schemas.microsoft.com/office/word/2010/wordprocessingGroup" xmlns:wpi="http://schemas.microsoft.com/office/word/2010/wordprocessingInk" xmlns:wne="http://schemas.microsoft.com/office/word/2006/wordml" xmlns:wps="http://schemas.microsoft.com/office/word/2010/wordprocessingShape" mc:Ignorable="w14 wp14">
+  <w:abstractNum w:abstractNumId="0">
     <w:nsid w:val="08C6366F"/>
     <w:multiLevelType w:val="hybridMultilevel"/>
     <w:tmpl w:val="D3561CAA"/>
@@ -5462,7 +7560,7 @@
       </w:pPr>
     </w:lvl>
   </w:abstractNum>
-  <w:abstractNum w:abstractNumId="1" w15:restartNumberingAfterBreak="0">
+  <w:abstractNum w:abstractNumId="1">
     <w:nsid w:val="0C357DD6"/>
     <w:multiLevelType w:val="hybridMultilevel"/>
     <w:tmpl w:val="FEA8088E"/>
@@ -5553,7 +7651,7 @@
       </w:pPr>
     </w:lvl>
   </w:abstractNum>
-  <w:abstractNum w:abstractNumId="2" w15:restartNumberingAfterBreak="0">
+  <w:abstractNum w:abstractNumId="2">
     <w:nsid w:val="10F958A7"/>
     <w:multiLevelType w:val="hybridMultilevel"/>
     <w:tmpl w:val="E8E0613E"/>
@@ -5665,7 +7763,7 @@
       </w:rPr>
     </w:lvl>
   </w:abstractNum>
-  <w:abstractNum w:abstractNumId="3" w15:restartNumberingAfterBreak="0">
+  <w:abstractNum w:abstractNumId="3">
     <w:nsid w:val="129D559F"/>
     <w:multiLevelType w:val="multilevel"/>
     <w:tmpl w:val="00C02F3C"/>
@@ -5805,7 +7903,7 @@
       </w:rPr>
     </w:lvl>
   </w:abstractNum>
-  <w:abstractNum w:abstractNumId="4" w15:restartNumberingAfterBreak="0">
+  <w:abstractNum w:abstractNumId="4">
     <w:nsid w:val="15510218"/>
     <w:multiLevelType w:val="hybridMultilevel"/>
     <w:tmpl w:val="8EF49D20"/>
@@ -5895,7 +7993,7 @@
       </w:pPr>
     </w:lvl>
   </w:abstractNum>
-  <w:abstractNum w:abstractNumId="5" w15:restartNumberingAfterBreak="0">
+  <w:abstractNum w:abstractNumId="5">
     <w:nsid w:val="22693C94"/>
     <w:multiLevelType w:val="hybridMultilevel"/>
     <w:tmpl w:val="68D8C73C"/>
@@ -6008,7 +8106,7 @@
       </w:rPr>
     </w:lvl>
   </w:abstractNum>
-  <w:abstractNum w:abstractNumId="6" w15:restartNumberingAfterBreak="0">
+  <w:abstractNum w:abstractNumId="6">
     <w:nsid w:val="253D4794"/>
     <w:multiLevelType w:val="multilevel"/>
     <w:tmpl w:val="8C80AB36"/>
@@ -6121,7 +8219,7 @@
       </w:rPr>
     </w:lvl>
   </w:abstractNum>
-  <w:abstractNum w:abstractNumId="7" w15:restartNumberingAfterBreak="0">
+  <w:abstractNum w:abstractNumId="7">
     <w:nsid w:val="26BC257F"/>
     <w:multiLevelType w:val="multilevel"/>
     <w:tmpl w:val="78DAAC24"/>
@@ -6234,7 +8332,7 @@
       </w:pPr>
     </w:lvl>
   </w:abstractNum>
-  <w:abstractNum w:abstractNumId="8" w15:restartNumberingAfterBreak="0">
+  <w:abstractNum w:abstractNumId="8">
     <w:nsid w:val="296F3872"/>
     <w:multiLevelType w:val="hybridMultilevel"/>
     <w:tmpl w:val="F1F875BA"/>
@@ -6349,7 +8447,7 @@
       </w:rPr>
     </w:lvl>
   </w:abstractNum>
-  <w:abstractNum w:abstractNumId="9" w15:restartNumberingAfterBreak="0">
+  <w:abstractNum w:abstractNumId="9">
     <w:nsid w:val="2B157829"/>
     <w:multiLevelType w:val="multilevel"/>
     <w:tmpl w:val="0B7E5932"/>
@@ -6462,7 +8560,7 @@
       </w:pPr>
     </w:lvl>
   </w:abstractNum>
-  <w:abstractNum w:abstractNumId="10" w15:restartNumberingAfterBreak="0">
+  <w:abstractNum w:abstractNumId="10">
     <w:nsid w:val="2D5A0F48"/>
     <w:multiLevelType w:val="multilevel"/>
     <w:tmpl w:val="FED0097C"/>
@@ -6602,7 +8700,7 @@
       </w:rPr>
     </w:lvl>
   </w:abstractNum>
-  <w:abstractNum w:abstractNumId="11" w15:restartNumberingAfterBreak="0">
+  <w:abstractNum w:abstractNumId="11">
     <w:nsid w:val="2DE97314"/>
     <w:multiLevelType w:val="multilevel"/>
     <w:tmpl w:val="340AB222"/>
@@ -6715,7 +8813,7 @@
       </w:pPr>
     </w:lvl>
   </w:abstractNum>
-  <w:abstractNum w:abstractNumId="12" w15:restartNumberingAfterBreak="0">
+  <w:abstractNum w:abstractNumId="12">
     <w:nsid w:val="35C20F8D"/>
     <w:multiLevelType w:val="multilevel"/>
     <w:tmpl w:val="7996E420"/>
@@ -6828,7 +8926,7 @@
       </w:pPr>
     </w:lvl>
   </w:abstractNum>
-  <w:abstractNum w:abstractNumId="13" w15:restartNumberingAfterBreak="0">
+  <w:abstractNum w:abstractNumId="13">
     <w:nsid w:val="3B2B185A"/>
     <w:multiLevelType w:val="multilevel"/>
     <w:tmpl w:val="B18493EA"/>
@@ -6941,7 +9039,7 @@
       </w:pPr>
     </w:lvl>
   </w:abstractNum>
-  <w:abstractNum w:abstractNumId="14" w15:restartNumberingAfterBreak="0">
+  <w:abstractNum w:abstractNumId="14">
     <w:nsid w:val="41841B01"/>
     <w:multiLevelType w:val="hybridMultilevel"/>
     <w:tmpl w:val="55BC674E"/>
@@ -7032,7 +9130,7 @@
       </w:pPr>
     </w:lvl>
   </w:abstractNum>
-  <w:abstractNum w:abstractNumId="15" w15:restartNumberingAfterBreak="0">
+  <w:abstractNum w:abstractNumId="15">
     <w:nsid w:val="4803540D"/>
     <w:multiLevelType w:val="hybridMultilevel"/>
     <w:tmpl w:val="22883C36"/>
@@ -7146,7 +9244,7 @@
       </w:rPr>
     </w:lvl>
   </w:abstractNum>
-  <w:abstractNum w:abstractNumId="16" w15:restartNumberingAfterBreak="0">
+  <w:abstractNum w:abstractNumId="16">
     <w:nsid w:val="492F4D8F"/>
     <w:multiLevelType w:val="hybridMultilevel"/>
     <w:tmpl w:val="F62C94DE"/>
@@ -7260,7 +9358,7 @@
       </w:rPr>
     </w:lvl>
   </w:abstractNum>
-  <w:abstractNum w:abstractNumId="17" w15:restartNumberingAfterBreak="0">
+  <w:abstractNum w:abstractNumId="17">
     <w:nsid w:val="523345C7"/>
     <w:multiLevelType w:val="multilevel"/>
     <w:tmpl w:val="5A5E29B8"/>
@@ -7400,7 +9498,7 @@
       </w:rPr>
     </w:lvl>
   </w:abstractNum>
-  <w:abstractNum w:abstractNumId="18" w15:restartNumberingAfterBreak="0">
+  <w:abstractNum w:abstractNumId="18">
     <w:nsid w:val="6B961852"/>
     <w:multiLevelType w:val="hybridMultilevel"/>
     <w:tmpl w:val="DAAECE10"/>
@@ -7493,7 +9591,7 @@
       </w:pPr>
     </w:lvl>
   </w:abstractNum>
-  <w:abstractNum w:abstractNumId="19" w15:restartNumberingAfterBreak="0">
+  <w:abstractNum w:abstractNumId="19">
     <w:nsid w:val="72C94C4A"/>
     <w:multiLevelType w:val="multilevel"/>
     <w:tmpl w:val="E606F4D4"/>
@@ -7606,7 +9704,7 @@
       </w:pPr>
     </w:lvl>
   </w:abstractNum>
-  <w:abstractNum w:abstractNumId="20" w15:restartNumberingAfterBreak="0">
+  <w:abstractNum w:abstractNumId="20">
     <w:nsid w:val="72F61AFE"/>
     <w:multiLevelType w:val="multilevel"/>
     <w:tmpl w:val="82241B5A"/>
@@ -7719,7 +9817,7 @@
       </w:pPr>
     </w:lvl>
   </w:abstractNum>
-  <w:abstractNum w:abstractNumId="21" w15:restartNumberingAfterBreak="0">
+  <w:abstractNum w:abstractNumId="21">
     <w:nsid w:val="7BAF36E9"/>
     <w:multiLevelType w:val="multilevel"/>
     <w:tmpl w:val="24180D92"/>
@@ -7967,7 +10065,7 @@
 </file>
 
 <file path=word/styles.xml><?xml version="1.0" encoding="utf-8"?>
-<w:styles xmlns:mc="http://schemas.openxmlformats.org/markup-compatibility/2006" xmlns:r="http://schemas.openxmlformats.org/officeDocument/2006/relationships" xmlns:w="http://schemas.openxmlformats.org/wordprocessingml/2006/main" xmlns:w14="http://schemas.microsoft.com/office/word/2010/wordml" xmlns:w15="http://schemas.microsoft.com/office/word/2012/wordml" xmlns:w16cex="http://schemas.microsoft.com/office/word/2018/wordml/cex" xmlns:w16cid="http://schemas.microsoft.com/office/word/2016/wordml/cid" xmlns:w16="http://schemas.microsoft.com/office/word/2018/wordml" xmlns:w16sdtdh="http://schemas.microsoft.com/office/word/2020/wordml/sdtdatahash" xmlns:w16se="http://schemas.microsoft.com/office/word/2015/wordml/symex" mc:Ignorable="w14 w15 w16se w16cid w16 w16cex w16sdtdh">
+<w:styles xmlns:mc="http://schemas.openxmlformats.org/markup-compatibility/2006" xmlns:r="http://schemas.openxmlformats.org/officeDocument/2006/relationships" xmlns:w="http://schemas.openxmlformats.org/wordprocessingml/2006/main" xmlns:w14="http://schemas.microsoft.com/office/word/2010/wordml" mc:Ignorable="w14">
   <w:docDefaults>
     <w:rPrDefault>
       <w:rPr>
@@ -7983,383 +10081,1723 @@
       </w:pPr>
     </w:pPrDefault>
   </w:docDefaults>
-  <w:latentStyles w:defLockedState="0" w:defUIPriority="99" w:defSemiHidden="0" w:defUnhideWhenUsed="0" w:defQFormat="0" w:count="376">
-    <w:lsdException w:name="Normal" w:uiPriority="0" w:qFormat="1"/>
-    <w:lsdException w:name="heading 1" w:uiPriority="9" w:qFormat="1"/>
-    <w:lsdException w:name="heading 2" w:semiHidden="1" w:uiPriority="9" w:unhideWhenUsed="1" w:qFormat="1"/>
-    <w:lsdException w:name="heading 3" w:semiHidden="1" w:uiPriority="9" w:unhideWhenUsed="1" w:qFormat="1"/>
-    <w:lsdException w:name="heading 4" w:semiHidden="1" w:uiPriority="9" w:unhideWhenUsed="1" w:qFormat="1"/>
-    <w:lsdException w:name="heading 5" w:semiHidden="1" w:uiPriority="9" w:unhideWhenUsed="1" w:qFormat="1"/>
-    <w:lsdException w:name="heading 6" w:semiHidden="1" w:uiPriority="9" w:unhideWhenUsed="1" w:qFormat="1"/>
-    <w:lsdException w:name="heading 7" w:semiHidden="1" w:uiPriority="9" w:unhideWhenUsed="1" w:qFormat="1"/>
-    <w:lsdException w:name="heading 8" w:semiHidden="1" w:uiPriority="9" w:unhideWhenUsed="1" w:qFormat="1"/>
-    <w:lsdException w:name="heading 9" w:semiHidden="1" w:uiPriority="9" w:unhideWhenUsed="1" w:qFormat="1"/>
-    <w:lsdException w:name="index 1" w:semiHidden="1" w:unhideWhenUsed="1"/>
-    <w:lsdException w:name="index 2" w:semiHidden="1" w:unhideWhenUsed="1"/>
-    <w:lsdException w:name="index 3" w:semiHidden="1" w:unhideWhenUsed="1"/>
-    <w:lsdException w:name="index 4" w:semiHidden="1" w:unhideWhenUsed="1"/>
-    <w:lsdException w:name="index 5" w:semiHidden="1" w:unhideWhenUsed="1"/>
-    <w:lsdException w:name="index 6" w:semiHidden="1" w:unhideWhenUsed="1"/>
-    <w:lsdException w:name="index 7" w:semiHidden="1" w:unhideWhenUsed="1"/>
-    <w:lsdException w:name="index 8" w:semiHidden="1" w:unhideWhenUsed="1"/>
-    <w:lsdException w:name="index 9" w:semiHidden="1" w:unhideWhenUsed="1"/>
-    <w:lsdException w:name="toc 1" w:semiHidden="1" w:uiPriority="39" w:unhideWhenUsed="1"/>
-    <w:lsdException w:name="toc 2" w:semiHidden="1" w:uiPriority="39" w:unhideWhenUsed="1"/>
-    <w:lsdException w:name="toc 3" w:semiHidden="1" w:uiPriority="39" w:unhideWhenUsed="1"/>
-    <w:lsdException w:name="toc 4" w:semiHidden="1" w:uiPriority="39" w:unhideWhenUsed="1"/>
-    <w:lsdException w:name="toc 5" w:semiHidden="1" w:uiPriority="39" w:unhideWhenUsed="1"/>
-    <w:lsdException w:name="toc 6" w:semiHidden="1" w:uiPriority="39" w:unhideWhenUsed="1"/>
-    <w:lsdException w:name="toc 7" w:semiHidden="1" w:uiPriority="39" w:unhideWhenUsed="1"/>
-    <w:lsdException w:name="toc 8" w:semiHidden="1" w:uiPriority="39" w:unhideWhenUsed="1"/>
-    <w:lsdException w:name="toc 9" w:semiHidden="1" w:uiPriority="39" w:unhideWhenUsed="1"/>
-    <w:lsdException w:name="Normal Indent" w:semiHidden="1" w:unhideWhenUsed="1"/>
-    <w:lsdException w:name="footnote text" w:semiHidden="1" w:unhideWhenUsed="1"/>
-    <w:lsdException w:name="annotation text" w:semiHidden="1" w:unhideWhenUsed="1"/>
-    <w:lsdException w:name="header" w:semiHidden="1" w:unhideWhenUsed="1"/>
-    <w:lsdException w:name="footer" w:semiHidden="1" w:unhideWhenUsed="1"/>
-    <w:lsdException w:name="index heading" w:semiHidden="1" w:unhideWhenUsed="1"/>
-    <w:lsdException w:name="caption" w:semiHidden="1" w:uiPriority="35" w:unhideWhenUsed="1" w:qFormat="1"/>
-    <w:lsdException w:name="table of figures" w:semiHidden="1" w:unhideWhenUsed="1"/>
-    <w:lsdException w:name="envelope address" w:semiHidden="1" w:unhideWhenUsed="1"/>
-    <w:lsdException w:name="envelope return" w:semiHidden="1" w:unhideWhenUsed="1"/>
-    <w:lsdException w:name="footnote reference" w:semiHidden="1" w:unhideWhenUsed="1"/>
-    <w:lsdException w:name="annotation reference" w:semiHidden="1" w:unhideWhenUsed="1"/>
-    <w:lsdException w:name="line number" w:semiHidden="1" w:unhideWhenUsed="1"/>
-    <w:lsdException w:name="page number" w:semiHidden="1" w:unhideWhenUsed="1"/>
-    <w:lsdException w:name="endnote reference" w:semiHidden="1" w:unhideWhenUsed="1"/>
-    <w:lsdException w:name="endnote text" w:semiHidden="1" w:unhideWhenUsed="1"/>
-    <w:lsdException w:name="table of authorities" w:semiHidden="1" w:unhideWhenUsed="1"/>
-    <w:lsdException w:name="macro" w:semiHidden="1" w:unhideWhenUsed="1"/>
-    <w:lsdException w:name="toa heading" w:semiHidden="1" w:unhideWhenUsed="1"/>
-    <w:lsdException w:name="List" w:semiHidden="1" w:unhideWhenUsed="1"/>
-    <w:lsdException w:name="List Bullet" w:semiHidden="1" w:unhideWhenUsed="1"/>
-    <w:lsdException w:name="List Number" w:semiHidden="1" w:unhideWhenUsed="1"/>
-    <w:lsdException w:name="List 2" w:semiHidden="1" w:unhideWhenUsed="1"/>
-    <w:lsdException w:name="List 3" w:semiHidden="1" w:unhideWhenUsed="1"/>
-    <w:lsdException w:name="List 4" w:semiHidden="1" w:unhideWhenUsed="1"/>
-    <w:lsdException w:name="List 5" w:semiHidden="1" w:unhideWhenUsed="1"/>
-    <w:lsdException w:name="List Bullet 2" w:semiHidden="1" w:unhideWhenUsed="1"/>
-    <w:lsdException w:name="List Bullet 3" w:semiHidden="1" w:unhideWhenUsed="1"/>
-    <w:lsdException w:name="List Bullet 4" w:semiHidden="1" w:unhideWhenUsed="1"/>
-    <w:lsdException w:name="List Bullet 5" w:semiHidden="1" w:unhideWhenUsed="1"/>
-    <w:lsdException w:name="List Number 2" w:semiHidden="1" w:unhideWhenUsed="1"/>
-    <w:lsdException w:name="List Number 3" w:semiHidden="1" w:unhideWhenUsed="1"/>
-    <w:lsdException w:name="List Number 4" w:semiHidden="1" w:unhideWhenUsed="1"/>
-    <w:lsdException w:name="List Number 5" w:semiHidden="1" w:unhideWhenUsed="1"/>
-    <w:lsdException w:name="Title" w:uiPriority="10" w:qFormat="1"/>
-    <w:lsdException w:name="Closing" w:semiHidden="1" w:unhideWhenUsed="1"/>
-    <w:lsdException w:name="Signature" w:semiHidden="1" w:unhideWhenUsed="1"/>
-    <w:lsdException w:name="Default Paragraph Font" w:semiHidden="1" w:uiPriority="1" w:unhideWhenUsed="1"/>
-    <w:lsdException w:name="Body Text" w:semiHidden="1" w:uiPriority="1" w:unhideWhenUsed="1" w:qFormat="1"/>
-    <w:lsdException w:name="Body Text Indent" w:semiHidden="1" w:unhideWhenUsed="1"/>
-    <w:lsdException w:name="List Continue" w:semiHidden="1" w:unhideWhenUsed="1"/>
-    <w:lsdException w:name="List Continue 2" w:semiHidden="1" w:unhideWhenUsed="1"/>
-    <w:lsdException w:name="List Continue 3" w:semiHidden="1" w:unhideWhenUsed="1"/>
-    <w:lsdException w:name="List Continue 4" w:semiHidden="1" w:unhideWhenUsed="1"/>
-    <w:lsdException w:name="List Continue 5" w:semiHidden="1" w:unhideWhenUsed="1"/>
-    <w:lsdException w:name="Message Header" w:semiHidden="1" w:unhideWhenUsed="1"/>
-    <w:lsdException w:name="Subtitle" w:uiPriority="11" w:qFormat="1"/>
-    <w:lsdException w:name="Salutation" w:semiHidden="1" w:unhideWhenUsed="1"/>
-    <w:lsdException w:name="Date" w:semiHidden="1" w:unhideWhenUsed="1"/>
-    <w:lsdException w:name="Body Text First Indent" w:semiHidden="1" w:unhideWhenUsed="1"/>
-    <w:lsdException w:name="Body Text First Indent 2" w:semiHidden="1" w:unhideWhenUsed="1"/>
-    <w:lsdException w:name="Note Heading" w:semiHidden="1" w:unhideWhenUsed="1"/>
-    <w:lsdException w:name="Body Text 2" w:semiHidden="1" w:unhideWhenUsed="1"/>
-    <w:lsdException w:name="Body Text 3" w:semiHidden="1" w:unhideWhenUsed="1"/>
-    <w:lsdException w:name="Body Text Indent 2" w:semiHidden="1" w:unhideWhenUsed="1"/>
-    <w:lsdException w:name="Body Text Indent 3" w:semiHidden="1" w:unhideWhenUsed="1"/>
-    <w:lsdException w:name="Block Text" w:semiHidden="1" w:unhideWhenUsed="1"/>
-    <w:lsdException w:name="Hyperlink" w:semiHidden="1" w:unhideWhenUsed="1"/>
-    <w:lsdException w:name="FollowedHyperlink" w:semiHidden="1" w:unhideWhenUsed="1"/>
-    <w:lsdException w:name="Strong" w:uiPriority="22" w:qFormat="1"/>
-    <w:lsdException w:name="Emphasis" w:uiPriority="20" w:qFormat="1"/>
-    <w:lsdException w:name="Document Map" w:semiHidden="1" w:unhideWhenUsed="1"/>
-    <w:lsdException w:name="Plain Text" w:semiHidden="1" w:unhideWhenUsed="1"/>
-    <w:lsdException w:name="E-mail Signature" w:semiHidden="1" w:unhideWhenUsed="1"/>
-    <w:lsdException w:name="HTML Top of Form" w:semiHidden="1" w:unhideWhenUsed="1"/>
-    <w:lsdException w:name="HTML Bottom of Form" w:semiHidden="1" w:unhideWhenUsed="1"/>
-    <w:lsdException w:name="Normal (Web)" w:semiHidden="1" w:unhideWhenUsed="1"/>
-    <w:lsdException w:name="HTML Acronym" w:semiHidden="1" w:unhideWhenUsed="1"/>
-    <w:lsdException w:name="HTML Address" w:semiHidden="1" w:unhideWhenUsed="1"/>
-    <w:lsdException w:name="HTML Cite" w:semiHidden="1" w:unhideWhenUsed="1"/>
-    <w:lsdException w:name="HTML Code" w:semiHidden="1" w:unhideWhenUsed="1"/>
-    <w:lsdException w:name="HTML Definition" w:semiHidden="1" w:unhideWhenUsed="1"/>
-    <w:lsdException w:name="HTML Keyboard" w:semiHidden="1" w:unhideWhenUsed="1"/>
-    <w:lsdException w:name="HTML Preformatted" w:semiHidden="1" w:unhideWhenUsed="1"/>
-    <w:lsdException w:name="HTML Sample" w:semiHidden="1" w:unhideWhenUsed="1"/>
-    <w:lsdException w:name="HTML Typewriter" w:semiHidden="1" w:unhideWhenUsed="1"/>
-    <w:lsdException w:name="HTML Variable" w:semiHidden="1" w:unhideWhenUsed="1"/>
-    <w:lsdException w:name="Normal Table" w:semiHidden="1" w:unhideWhenUsed="1"/>
-    <w:lsdException w:name="annotation subject" w:semiHidden="1" w:unhideWhenUsed="1"/>
-    <w:lsdException w:name="No List" w:semiHidden="1" w:unhideWhenUsed="1"/>
-    <w:lsdException w:name="Outline List 1" w:semiHidden="1" w:unhideWhenUsed="1"/>
-    <w:lsdException w:name="Outline List 2" w:semiHidden="1" w:unhideWhenUsed="1"/>
-    <w:lsdException w:name="Outline List 3" w:semiHidden="1" w:unhideWhenUsed="1"/>
-    <w:lsdException w:name="Table Simple 1" w:semiHidden="1" w:unhideWhenUsed="1"/>
-    <w:lsdException w:name="Table Simple 2" w:semiHidden="1" w:unhideWhenUsed="1"/>
-    <w:lsdException w:name="Table Simple 3" w:semiHidden="1" w:unhideWhenUsed="1"/>
-    <w:lsdException w:name="Table Classic 1" w:semiHidden="1" w:unhideWhenUsed="1"/>
-    <w:lsdException w:name="Table Classic 2" w:semiHidden="1" w:unhideWhenUsed="1"/>
-    <w:lsdException w:name="Table Classic 3" w:semiHidden="1" w:unhideWhenUsed="1"/>
-    <w:lsdException w:name="Table Classic 4" w:semiHidden="1" w:unhideWhenUsed="1"/>
-    <w:lsdException w:name="Table Colorful 1" w:semiHidden="1" w:unhideWhenUsed="1"/>
-    <w:lsdException w:name="Table Colorful 2" w:semiHidden="1" w:unhideWhenUsed="1"/>
-    <w:lsdException w:name="Table Colorful 3" w:semiHidden="1" w:unhideWhenUsed="1"/>
-    <w:lsdException w:name="Table Columns 1" w:semiHidden="1" w:unhideWhenUsed="1"/>
-    <w:lsdException w:name="Table Columns 2" w:semiHidden="1" w:unhideWhenUsed="1"/>
-    <w:lsdException w:name="Table Columns 3" w:semiHidden="1" w:unhideWhenUsed="1"/>
-    <w:lsdException w:name="Table Columns 4" w:semiHidden="1" w:unhideWhenUsed="1"/>
-    <w:lsdException w:name="Table Columns 5" w:semiHidden="1" w:unhideWhenUsed="1"/>
-    <w:lsdException w:name="Table Grid 1" w:semiHidden="1" w:unhideWhenUsed="1"/>
-    <w:lsdException w:name="Table Grid 2" w:semiHidden="1" w:unhideWhenUsed="1"/>
-    <w:lsdException w:name="Table Grid 3" w:semiHidden="1" w:unhideWhenUsed="1"/>
-    <w:lsdException w:name="Table Grid 4" w:semiHidden="1" w:unhideWhenUsed="1"/>
-    <w:lsdException w:name="Table Grid 5" w:semiHidden="1" w:unhideWhenUsed="1"/>
-    <w:lsdException w:name="Table Grid 6" w:semiHidden="1" w:unhideWhenUsed="1"/>
-    <w:lsdException w:name="Table Grid 7" w:semiHidden="1" w:unhideWhenUsed="1"/>
-    <w:lsdException w:name="Table Grid 8" w:semiHidden="1" w:unhideWhenUsed="1"/>
-    <w:lsdException w:name="Table List 1" w:semiHidden="1" w:unhideWhenUsed="1"/>
-    <w:lsdException w:name="Table List 2" w:semiHidden="1" w:unhideWhenUsed="1"/>
-    <w:lsdException w:name="Table List 3" w:semiHidden="1" w:unhideWhenUsed="1"/>
-    <w:lsdException w:name="Table List 4" w:semiHidden="1" w:unhideWhenUsed="1"/>
-    <w:lsdException w:name="Table List 5" w:semiHidden="1" w:unhideWhenUsed="1"/>
-    <w:lsdException w:name="Table List 6" w:semiHidden="1" w:unhideWhenUsed="1"/>
-    <w:lsdException w:name="Table List 7" w:semiHidden="1" w:unhideWhenUsed="1"/>
-    <w:lsdException w:name="Table List 8" w:semiHidden="1" w:unhideWhenUsed="1"/>
-    <w:lsdException w:name="Table 3D effects 1" w:semiHidden="1" w:unhideWhenUsed="1"/>
-    <w:lsdException w:name="Table 3D effects 2" w:semiHidden="1" w:unhideWhenUsed="1"/>
-    <w:lsdException w:name="Table 3D effects 3" w:semiHidden="1" w:unhideWhenUsed="1"/>
-    <w:lsdException w:name="Table Contemporary" w:semiHidden="1" w:unhideWhenUsed="1"/>
-    <w:lsdException w:name="Table Elegant" w:semiHidden="1" w:unhideWhenUsed="1"/>
-    <w:lsdException w:name="Table Professional" w:semiHidden="1" w:unhideWhenUsed="1"/>
-    <w:lsdException w:name="Table Subtle 1" w:semiHidden="1" w:unhideWhenUsed="1"/>
-    <w:lsdException w:name="Table Subtle 2" w:semiHidden="1" w:unhideWhenUsed="1"/>
-    <w:lsdException w:name="Table Web 1" w:semiHidden="1" w:unhideWhenUsed="1"/>
-    <w:lsdException w:name="Table Web 2" w:semiHidden="1" w:unhideWhenUsed="1"/>
-    <w:lsdException w:name="Table Web 3" w:semiHidden="1" w:unhideWhenUsed="1"/>
-    <w:lsdException w:name="Balloon Text" w:semiHidden="1" w:unhideWhenUsed="1"/>
-    <w:lsdException w:name="Table Grid" w:uiPriority="39"/>
-    <w:lsdException w:name="Table Theme" w:semiHidden="1" w:unhideWhenUsed="1"/>
-    <w:lsdException w:name="Placeholder Text" w:semiHidden="1"/>
-    <w:lsdException w:name="No Spacing" w:uiPriority="1" w:qFormat="1"/>
-    <w:lsdException w:name="Light Shading" w:uiPriority="60"/>
-    <w:lsdException w:name="Light List" w:uiPriority="61"/>
-    <w:lsdException w:name="Light Grid" w:uiPriority="62"/>
-    <w:lsdException w:name="Medium Shading 1" w:uiPriority="63"/>
-    <w:lsdException w:name="Medium Shading 2" w:uiPriority="64"/>
-    <w:lsdException w:name="Medium List 1" w:uiPriority="65"/>
-    <w:lsdException w:name="Medium List 2" w:uiPriority="66"/>
-    <w:lsdException w:name="Medium Grid 1" w:uiPriority="67"/>
-    <w:lsdException w:name="Medium Grid 2" w:uiPriority="68"/>
-    <w:lsdException w:name="Medium Grid 3" w:uiPriority="69"/>
-    <w:lsdException w:name="Dark List" w:uiPriority="70"/>
-    <w:lsdException w:name="Colorful Shading" w:uiPriority="71"/>
-    <w:lsdException w:name="Colorful List" w:uiPriority="72"/>
-    <w:lsdException w:name="Colorful Grid" w:uiPriority="73"/>
-    <w:lsdException w:name="Light Shading Accent 1" w:uiPriority="60"/>
-    <w:lsdException w:name="Light List Accent 1" w:uiPriority="61"/>
-    <w:lsdException w:name="Light Grid Accent 1" w:uiPriority="62"/>
-    <w:lsdException w:name="Medium Shading 1 Accent 1" w:uiPriority="63"/>
-    <w:lsdException w:name="Medium Shading 2 Accent 1" w:uiPriority="64"/>
-    <w:lsdException w:name="Medium List 1 Accent 1" w:uiPriority="65"/>
-    <w:lsdException w:name="Revision" w:semiHidden="1"/>
-    <w:lsdException w:name="List Paragraph" w:uiPriority="34" w:qFormat="1"/>
-    <w:lsdException w:name="Quote" w:uiPriority="29" w:qFormat="1"/>
-    <w:lsdException w:name="Intense Quote" w:uiPriority="30" w:qFormat="1"/>
-    <w:lsdException w:name="Medium List 2 Accent 1" w:uiPriority="66"/>
-    <w:lsdException w:name="Medium Grid 1 Accent 1" w:uiPriority="67"/>
-    <w:lsdException w:name="Medium Grid 2 Accent 1" w:uiPriority="68"/>
-    <w:lsdException w:name="Medium Grid 3 Accent 1" w:uiPriority="69"/>
-    <w:lsdException w:name="Dark List Accent 1" w:uiPriority="70"/>
-    <w:lsdException w:name="Colorful Shading Accent 1" w:uiPriority="71"/>
-    <w:lsdException w:name="Colorful List Accent 1" w:uiPriority="72"/>
-    <w:lsdException w:name="Colorful Grid Accent 1" w:uiPriority="73"/>
-    <w:lsdException w:name="Light Shading Accent 2" w:uiPriority="60"/>
-    <w:lsdException w:name="Light List Accent 2" w:uiPriority="61"/>
-    <w:lsdException w:name="Light Grid Accent 2" w:uiPriority="62"/>
-    <w:lsdException w:name="Medium Shading 1 Accent 2" w:uiPriority="63"/>
-    <w:lsdException w:name="Medium Shading 2 Accent 2" w:uiPriority="64"/>
-    <w:lsdException w:name="Medium List 1 Accent 2" w:uiPriority="65"/>
-    <w:lsdException w:name="Medium List 2 Accent 2" w:uiPriority="66"/>
-    <w:lsdException w:name="Medium Grid 1 Accent 2" w:uiPriority="67"/>
-    <w:lsdException w:name="Medium Grid 2 Accent 2" w:uiPriority="68"/>
-    <w:lsdException w:name="Medium Grid 3 Accent 2" w:uiPriority="69"/>
-    <w:lsdException w:name="Dark List Accent 2" w:uiPriority="70"/>
-    <w:lsdException w:name="Colorful Shading Accent 2" w:uiPriority="71"/>
-    <w:lsdException w:name="Colorful List Accent 2" w:uiPriority="72"/>
-    <w:lsdException w:name="Colorful Grid Accent 2" w:uiPriority="73"/>
-    <w:lsdException w:name="Light Shading Accent 3" w:uiPriority="60"/>
-    <w:lsdException w:name="Light List Accent 3" w:uiPriority="61"/>
-    <w:lsdException w:name="Light Grid Accent 3" w:uiPriority="62"/>
-    <w:lsdException w:name="Medium Shading 1 Accent 3" w:uiPriority="63"/>
-    <w:lsdException w:name="Medium Shading 2 Accent 3" w:uiPriority="64"/>
-    <w:lsdException w:name="Medium List 1 Accent 3" w:uiPriority="65"/>
-    <w:lsdException w:name="Medium List 2 Accent 3" w:uiPriority="66"/>
-    <w:lsdException w:name="Medium Grid 1 Accent 3" w:uiPriority="67"/>
-    <w:lsdException w:name="Medium Grid 2 Accent 3" w:uiPriority="68"/>
-    <w:lsdException w:name="Medium Grid 3 Accent 3" w:uiPriority="69"/>
-    <w:lsdException w:name="Dark List Accent 3" w:uiPriority="70"/>
-    <w:lsdException w:name="Colorful Shading Accent 3" w:uiPriority="71"/>
-    <w:lsdException w:name="Colorful List Accent 3" w:uiPriority="72"/>
-    <w:lsdException w:name="Colorful Grid Accent 3" w:uiPriority="73"/>
-    <w:lsdException w:name="Light Shading Accent 4" w:uiPriority="60"/>
-    <w:lsdException w:name="Light List Accent 4" w:uiPriority="61"/>
-    <w:lsdException w:name="Light Grid Accent 4" w:uiPriority="62"/>
-    <w:lsdException w:name="Medium Shading 1 Accent 4" w:uiPriority="63"/>
-    <w:lsdException w:name="Medium Shading 2 Accent 4" w:uiPriority="64"/>
-    <w:lsdException w:name="Medium List 1 Accent 4" w:uiPriority="65"/>
-    <w:lsdException w:name="Medium List 2 Accent 4" w:uiPriority="66"/>
-    <w:lsdException w:name="Medium Grid 1 Accent 4" w:uiPriority="67"/>
-    <w:lsdException w:name="Medium Grid 2 Accent 4" w:uiPriority="68"/>
-    <w:lsdException w:name="Medium Grid 3 Accent 4" w:uiPriority="69"/>
-    <w:lsdException w:name="Dark List Accent 4" w:uiPriority="70"/>
-    <w:lsdException w:name="Colorful Shading Accent 4" w:uiPriority="71"/>
-    <w:lsdException w:name="Colorful List Accent 4" w:uiPriority="72"/>
-    <w:lsdException w:name="Colorful Grid Accent 4" w:uiPriority="73"/>
-    <w:lsdException w:name="Light Shading Accent 5" w:uiPriority="60"/>
-    <w:lsdException w:name="Light List Accent 5" w:uiPriority="61"/>
-    <w:lsdException w:name="Light Grid Accent 5" w:uiPriority="62"/>
-    <w:lsdException w:name="Medium Shading 1 Accent 5" w:uiPriority="63"/>
-    <w:lsdException w:name="Medium Shading 2 Accent 5" w:uiPriority="64"/>
-    <w:lsdException w:name="Medium List 1 Accent 5" w:uiPriority="65"/>
-    <w:lsdException w:name="Medium List 2 Accent 5" w:uiPriority="66"/>
-    <w:lsdException w:name="Medium Grid 1 Accent 5" w:uiPriority="67"/>
-    <w:lsdException w:name="Medium Grid 2 Accent 5" w:uiPriority="68"/>
-    <w:lsdException w:name="Medium Grid 3 Accent 5" w:uiPriority="69"/>
-    <w:lsdException w:name="Dark List Accent 5" w:uiPriority="70"/>
-    <w:lsdException w:name="Colorful Shading Accent 5" w:uiPriority="71"/>
-    <w:lsdException w:name="Colorful List Accent 5" w:uiPriority="72"/>
-    <w:lsdException w:name="Colorful Grid Accent 5" w:uiPriority="73"/>
-    <w:lsdException w:name="Light Shading Accent 6" w:uiPriority="60"/>
-    <w:lsdException w:name="Light List Accent 6" w:uiPriority="61"/>
-    <w:lsdException w:name="Light Grid Accent 6" w:uiPriority="62"/>
-    <w:lsdException w:name="Medium Shading 1 Accent 6" w:uiPriority="63"/>
-    <w:lsdException w:name="Medium Shading 2 Accent 6" w:uiPriority="64"/>
-    <w:lsdException w:name="Medium List 1 Accent 6" w:uiPriority="65"/>
-    <w:lsdException w:name="Medium List 2 Accent 6" w:uiPriority="66"/>
-    <w:lsdException w:name="Medium Grid 1 Accent 6" w:uiPriority="67"/>
-    <w:lsdException w:name="Medium Grid 2 Accent 6" w:uiPriority="68"/>
-    <w:lsdException w:name="Medium Grid 3 Accent 6" w:uiPriority="69"/>
-    <w:lsdException w:name="Dark List Accent 6" w:uiPriority="70"/>
-    <w:lsdException w:name="Colorful Shading Accent 6" w:uiPriority="71"/>
-    <w:lsdException w:name="Colorful List Accent 6" w:uiPriority="72"/>
-    <w:lsdException w:name="Colorful Grid Accent 6" w:uiPriority="73"/>
-    <w:lsdException w:name="Subtle Emphasis" w:uiPriority="19" w:qFormat="1"/>
-    <w:lsdException w:name="Intense Emphasis" w:uiPriority="21" w:qFormat="1"/>
-    <w:lsdException w:name="Subtle Reference" w:uiPriority="31" w:qFormat="1"/>
-    <w:lsdException w:name="Intense Reference" w:uiPriority="32" w:qFormat="1"/>
-    <w:lsdException w:name="Book Title" w:uiPriority="33" w:qFormat="1"/>
-    <w:lsdException w:name="Bibliography" w:semiHidden="1" w:uiPriority="37" w:unhideWhenUsed="1"/>
-    <w:lsdException w:name="TOC Heading" w:semiHidden="1" w:uiPriority="39" w:unhideWhenUsed="1" w:qFormat="1"/>
-    <w:lsdException w:name="Plain Table 1" w:uiPriority="41"/>
-    <w:lsdException w:name="Plain Table 2" w:uiPriority="42"/>
-    <w:lsdException w:name="Plain Table 3" w:uiPriority="43"/>
-    <w:lsdException w:name="Plain Table 4" w:uiPriority="44"/>
-    <w:lsdException w:name="Plain Table 5" w:uiPriority="45"/>
-    <w:lsdException w:name="Grid Table Light" w:uiPriority="40"/>
-    <w:lsdException w:name="Grid Table 1 Light" w:uiPriority="46"/>
-    <w:lsdException w:name="Grid Table 2" w:uiPriority="47"/>
-    <w:lsdException w:name="Grid Table 3" w:uiPriority="48"/>
-    <w:lsdException w:name="Grid Table 4" w:uiPriority="49"/>
-    <w:lsdException w:name="Grid Table 5 Dark" w:uiPriority="50"/>
-    <w:lsdException w:name="Grid Table 6 Colorful" w:uiPriority="51"/>
-    <w:lsdException w:name="Grid Table 7 Colorful" w:uiPriority="52"/>
-    <w:lsdException w:name="Grid Table 1 Light Accent 1" w:uiPriority="46"/>
-    <w:lsdException w:name="Grid Table 2 Accent 1" w:uiPriority="47"/>
-    <w:lsdException w:name="Grid Table 3 Accent 1" w:uiPriority="48"/>
-    <w:lsdException w:name="Grid Table 4 Accent 1" w:uiPriority="49"/>
-    <w:lsdException w:name="Grid Table 5 Dark Accent 1" w:uiPriority="50"/>
-    <w:lsdException w:name="Grid Table 6 Colorful Accent 1" w:uiPriority="51"/>
-    <w:lsdException w:name="Grid Table 7 Colorful Accent 1" w:uiPriority="52"/>
-    <w:lsdException w:name="Grid Table 1 Light Accent 2" w:uiPriority="46"/>
-    <w:lsdException w:name="Grid Table 2 Accent 2" w:uiPriority="47"/>
-    <w:lsdException w:name="Grid Table 3 Accent 2" w:uiPriority="48"/>
-    <w:lsdException w:name="Grid Table 4 Accent 2" w:uiPriority="49"/>
-    <w:lsdException w:name="Grid Table 5 Dark Accent 2" w:uiPriority="50"/>
-    <w:lsdException w:name="Grid Table 6 Colorful Accent 2" w:uiPriority="51"/>
-    <w:lsdException w:name="Grid Table 7 Colorful Accent 2" w:uiPriority="52"/>
-    <w:lsdException w:name="Grid Table 1 Light Accent 3" w:uiPriority="46"/>
-    <w:lsdException w:name="Grid Table 2 Accent 3" w:uiPriority="47"/>
-    <w:lsdException w:name="Grid Table 3 Accent 3" w:uiPriority="48"/>
-    <w:lsdException w:name="Grid Table 4 Accent 3" w:uiPriority="49"/>
-    <w:lsdException w:name="Grid Table 5 Dark Accent 3" w:uiPriority="50"/>
-    <w:lsdException w:name="Grid Table 6 Colorful Accent 3" w:uiPriority="51"/>
-    <w:lsdException w:name="Grid Table 7 Colorful Accent 3" w:uiPriority="52"/>
-    <w:lsdException w:name="Grid Table 1 Light Accent 4" w:uiPriority="46"/>
-    <w:lsdException w:name="Grid Table 2 Accent 4" w:uiPriority="47"/>
-    <w:lsdException w:name="Grid Table 3 Accent 4" w:uiPriority="48"/>
-    <w:lsdException w:name="Grid Table 4 Accent 4" w:uiPriority="49"/>
-    <w:lsdException w:name="Grid Table 5 Dark Accent 4" w:uiPriority="50"/>
-    <w:lsdException w:name="Grid Table 6 Colorful Accent 4" w:uiPriority="51"/>
-    <w:lsdException w:name="Grid Table 7 Colorful Accent 4" w:uiPriority="52"/>
-    <w:lsdException w:name="Grid Table 1 Light Accent 5" w:uiPriority="46"/>
-    <w:lsdException w:name="Grid Table 2 Accent 5" w:uiPriority="47"/>
-    <w:lsdException w:name="Grid Table 3 Accent 5" w:uiPriority="48"/>
-    <w:lsdException w:name="Grid Table 4 Accent 5" w:uiPriority="49"/>
-    <w:lsdException w:name="Grid Table 5 Dark Accent 5" w:uiPriority="50"/>
-    <w:lsdException w:name="Grid Table 6 Colorful Accent 5" w:uiPriority="51"/>
-    <w:lsdException w:name="Grid Table 7 Colorful Accent 5" w:uiPriority="52"/>
-    <w:lsdException w:name="Grid Table 1 Light Accent 6" w:uiPriority="46"/>
-    <w:lsdException w:name="Grid Table 2 Accent 6" w:uiPriority="47"/>
-    <w:lsdException w:name="Grid Table 3 Accent 6" w:uiPriority="48"/>
-    <w:lsdException w:name="Grid Table 4 Accent 6" w:uiPriority="49"/>
-    <w:lsdException w:name="Grid Table 5 Dark Accent 6" w:uiPriority="50"/>
-    <w:lsdException w:name="Grid Table 6 Colorful Accent 6" w:uiPriority="51"/>
-    <w:lsdException w:name="Grid Table 7 Colorful Accent 6" w:uiPriority="52"/>
-    <w:lsdException w:name="List Table 1 Light" w:uiPriority="46"/>
-    <w:lsdException w:name="List Table 2" w:uiPriority="47"/>
-    <w:lsdException w:name="List Table 3" w:uiPriority="48"/>
-    <w:lsdException w:name="List Table 4" w:uiPriority="49"/>
-    <w:lsdException w:name="List Table 5 Dark" w:uiPriority="50"/>
-    <w:lsdException w:name="List Table 6 Colorful" w:uiPriority="51"/>
-    <w:lsdException w:name="List Table 7 Colorful" w:uiPriority="52"/>
-    <w:lsdException w:name="List Table 1 Light Accent 1" w:uiPriority="46"/>
-    <w:lsdException w:name="List Table 2 Accent 1" w:uiPriority="47"/>
-    <w:lsdException w:name="List Table 3 Accent 1" w:uiPriority="48"/>
-    <w:lsdException w:name="List Table 4 Accent 1" w:uiPriority="49"/>
-    <w:lsdException w:name="List Table 5 Dark Accent 1" w:uiPriority="50"/>
-    <w:lsdException w:name="List Table 6 Colorful Accent 1" w:uiPriority="51"/>
-    <w:lsdException w:name="List Table 7 Colorful Accent 1" w:uiPriority="52"/>
-    <w:lsdException w:name="List Table 1 Light Accent 2" w:uiPriority="46"/>
-    <w:lsdException w:name="List Table 2 Accent 2" w:uiPriority="47"/>
-    <w:lsdException w:name="List Table 3 Accent 2" w:uiPriority="48"/>
-    <w:lsdException w:name="List Table 4 Accent 2" w:uiPriority="49"/>
-    <w:lsdException w:name="List Table 5 Dark Accent 2" w:uiPriority="50"/>
-    <w:lsdException w:name="List Table 6 Colorful Accent 2" w:uiPriority="51"/>
-    <w:lsdException w:name="List Table 7 Colorful Accent 2" w:uiPriority="52"/>
-    <w:lsdException w:name="List Table 1 Light Accent 3" w:uiPriority="46"/>
-    <w:lsdException w:name="List Table 2 Accent 3" w:uiPriority="47"/>
-    <w:lsdException w:name="List Table 3 Accent 3" w:uiPriority="48"/>
-    <w:lsdException w:name="List Table 4 Accent 3" w:uiPriority="49"/>
-    <w:lsdException w:name="List Table 5 Dark Accent 3" w:uiPriority="50"/>
-    <w:lsdException w:name="List Table 6 Colorful Accent 3" w:uiPriority="51"/>
-    <w:lsdException w:name="List Table 7 Colorful Accent 3" w:uiPriority="52"/>
-    <w:lsdException w:name="List Table 1 Light Accent 4" w:uiPriority="46"/>
-    <w:lsdException w:name="List Table 2 Accent 4" w:uiPriority="47"/>
-    <w:lsdException w:name="List Table 3 Accent 4" w:uiPriority="48"/>
-    <w:lsdException w:name="List Table 4 Accent 4" w:uiPriority="49"/>
-    <w:lsdException w:name="List Table 5 Dark Accent 4" w:uiPriority="50"/>
-    <w:lsdException w:name="List Table 6 Colorful Accent 4" w:uiPriority="51"/>
-    <w:lsdException w:name="List Table 7 Colorful Accent 4" w:uiPriority="52"/>
-    <w:lsdException w:name="List Table 1 Light Accent 5" w:uiPriority="46"/>
-    <w:lsdException w:name="List Table 2 Accent 5" w:uiPriority="47"/>
-    <w:lsdException w:name="List Table 3 Accent 5" w:uiPriority="48"/>
-    <w:lsdException w:name="List Table 4 Accent 5" w:uiPriority="49"/>
-    <w:lsdException w:name="List Table 5 Dark Accent 5" w:uiPriority="50"/>
-    <w:lsdException w:name="List Table 6 Colorful Accent 5" w:uiPriority="51"/>
-    <w:lsdException w:name="List Table 7 Colorful Accent 5" w:uiPriority="52"/>
-    <w:lsdException w:name="List Table 1 Light Accent 6" w:uiPriority="46"/>
-    <w:lsdException w:name="List Table 2 Accent 6" w:uiPriority="47"/>
-    <w:lsdException w:name="List Table 3 Accent 6" w:uiPriority="48"/>
-    <w:lsdException w:name="List Table 4 Accent 6" w:uiPriority="49"/>
-    <w:lsdException w:name="List Table 5 Dark Accent 6" w:uiPriority="50"/>
-    <w:lsdException w:name="List Table 6 Colorful Accent 6" w:uiPriority="51"/>
-    <w:lsdException w:name="List Table 7 Colorful Accent 6" w:uiPriority="52"/>
-    <w:lsdException w:name="Mention" w:semiHidden="1" w:unhideWhenUsed="1"/>
-    <w:lsdException w:name="Smart Hyperlink" w:semiHidden="1" w:unhideWhenUsed="1"/>
-    <w:lsdException w:name="Hashtag" w:semiHidden="1" w:unhideWhenUsed="1"/>
-    <w:lsdException w:name="Unresolved Mention" w:semiHidden="1" w:unhideWhenUsed="1"/>
-    <w:lsdException w:name="Smart Link" w:semiHidden="1" w:unhideWhenUsed="1"/>
+  <w:latentStyles w:defLockedState="0" w:defUIPriority="99" w:defSemiHidden="1" w:defUnhideWhenUsed="1" w:defQFormat="0" w:count="267">
+    <w:lsdException w:name="Normal" w:semiHidden="0" w:uiPriority="0" w:unhideWhenUsed="0" w:qFormat="1"/>
+    <w:lsdException w:name="heading 1" w:semiHidden="0" w:uiPriority="9" w:unhideWhenUsed="0" w:qFormat="1"/>
+    <w:lsdException w:name="heading 2" w:uiPriority="9" w:qFormat="1"/>
+    <w:lsdException w:name="heading 3" w:uiPriority="9" w:qFormat="1"/>
+    <w:lsdException w:name="heading 4" w:uiPriority="9" w:qFormat="1"/>
+    <w:lsdException w:name="heading 5" w:uiPriority="9" w:qFormat="1"/>
+    <w:lsdException w:name="heading 6" w:uiPriority="9" w:qFormat="1"/>
+    <w:lsdException w:name="heading 7" w:uiPriority="9" w:qFormat="1"/>
+    <w:lsdException w:name="heading 8" w:uiPriority="9" w:qFormat="1"/>
+    <w:lsdException w:name="heading 9" w:uiPriority="9" w:qFormat="1"/>
+    <w:lsdException w:name="toc 1" w:uiPriority="39"/>
+    <w:lsdException w:name="toc 2" w:uiPriority="39"/>
+    <w:lsdException w:name="toc 3" w:uiPriority="39"/>
+    <w:lsdException w:name="toc 4" w:uiPriority="39"/>
+    <w:lsdException w:name="toc 5" w:uiPriority="39"/>
+    <w:lsdException w:name="toc 6" w:uiPriority="39"/>
+    <w:lsdException w:name="toc 7" w:uiPriority="39"/>
+    <w:lsdException w:name="toc 8" w:uiPriority="39"/>
+    <w:lsdException w:name="toc 9" w:uiPriority="39"/>
+    <w:lsdException w:name="caption" w:uiPriority="35" w:qFormat="1"/>
+    <w:lsdException w:name="Title" w:semiHidden="0" w:uiPriority="10" w:unhideWhenUsed="0" w:qFormat="1"/>
+    <w:lsdException w:name="Default Paragraph Font" w:uiPriority="1"/>
+    <w:lsdException w:name="Body Text" w:uiPriority="1" w:qFormat="1"/>
+    <w:lsdException w:name="Subtitle" w:semiHidden="0" w:uiPriority="11" w:unhideWhenUsed="0" w:qFormat="1"/>
+    <w:lsdException w:name="Strong" w:semiHidden="0" w:uiPriority="22" w:unhideWhenUsed="0" w:qFormat="1"/>
+    <w:lsdException w:name="Emphasis" w:semiHidden="0" w:uiPriority="20" w:unhideWhenUsed="0" w:qFormat="1"/>
+    <w:lsdException w:name="Table Grid" w:semiHidden="0" w:uiPriority="39" w:unhideWhenUsed="0"/>
+    <w:lsdException w:name="Placeholder Text" w:unhideWhenUsed="0"/>
+    <w:lsdException w:name="No Spacing" w:semiHidden="0" w:uiPriority="1" w:unhideWhenUsed="0" w:qFormat="1"/>
+    <w:lsdException w:name="Light Shading" w:semiHidden="0" w:uiPriority="60" w:unhideWhenUsed="0"/>
+    <w:lsdException w:name="Light List" w:semiHidden="0" w:uiPriority="61" w:unhideWhenUsed="0"/>
+    <w:lsdException w:name="Light Grid" w:semiHidden="0" w:uiPriority="62" w:unhideWhenUsed="0"/>
+    <w:lsdException w:name="Medium Shading 1" w:semiHidden="0" w:uiPriority="63" w:unhideWhenUsed="0"/>
+    <w:lsdException w:name="Medium Shading 2" w:semiHidden="0" w:uiPriority="64" w:unhideWhenUsed="0"/>
+    <w:lsdException w:name="Medium List 1" w:semiHidden="0" w:uiPriority="65" w:unhideWhenUsed="0"/>
+    <w:lsdException w:name="Medium List 2" w:semiHidden="0" w:uiPriority="66" w:unhideWhenUsed="0"/>
+    <w:lsdException w:name="Medium Grid 1" w:semiHidden="0" w:uiPriority="67" w:unhideWhenUsed="0"/>
+    <w:lsdException w:name="Medium Grid 2" w:semiHidden="0" w:uiPriority="68" w:unhideWhenUsed="0"/>
+    <w:lsdException w:name="Medium Grid 3" w:semiHidden="0" w:uiPriority="69" w:unhideWhenUsed="0"/>
+    <w:lsdException w:name="Dark List" w:semiHidden="0" w:uiPriority="70" w:unhideWhenUsed="0"/>
+    <w:lsdException w:name="Colorful Shading" w:semiHidden="0" w:uiPriority="71" w:unhideWhenUsed="0"/>
+    <w:lsdException w:name="Colorful List" w:semiHidden="0" w:uiPriority="72" w:unhideWhenUsed="0"/>
+    <w:lsdException w:name="Colorful Grid" w:semiHidden="0" w:uiPriority="73" w:unhideWhenUsed="0"/>
+    <w:lsdException w:name="Light Shading Accent 1" w:semiHidden="0" w:uiPriority="60" w:unhideWhenUsed="0"/>
+    <w:lsdException w:name="Light List Accent 1" w:semiHidden="0" w:uiPriority="61" w:unhideWhenUsed="0"/>
+    <w:lsdException w:name="Light Grid Accent 1" w:semiHidden="0" w:uiPriority="62" w:unhideWhenUsed="0"/>
+    <w:lsdException w:name="Medium Shading 1 Accent 1" w:semiHidden="0" w:uiPriority="63" w:unhideWhenUsed="0"/>
+    <w:lsdException w:name="Medium Shading 2 Accent 1" w:semiHidden="0" w:uiPriority="64" w:unhideWhenUsed="0"/>
+    <w:lsdException w:name="Medium List 1 Accent 1" w:semiHidden="0" w:uiPriority="65" w:unhideWhenUsed="0"/>
+    <w:lsdException w:name="Revision" w:unhideWhenUsed="0"/>
+    <w:lsdException w:name="List Paragraph" w:semiHidden="0" w:uiPriority="34" w:unhideWhenUsed="0" w:qFormat="1"/>
+    <w:lsdException w:name="Quote" w:semiHidden="0" w:uiPriority="29" w:unhideWhenUsed="0" w:qFormat="1"/>
+    <w:lsdException w:name="Intense Quote" w:semiHidden="0" w:uiPriority="30" w:unhideWhenUsed="0" w:qFormat="1"/>
+    <w:lsdException w:name="Medium List 2 Accent 1" w:semiHidden="0" w:uiPriority="66" w:unhideWhenUsed="0"/>
+    <w:lsdException w:name="Medium Grid 1 Accent 1" w:semiHidden="0" w:uiPriority="67" w:unhideWhenUsed="0"/>
+    <w:lsdException w:name="Medium Grid 2 Accent 1" w:semiHidden="0" w:uiPriority="68" w:unhideWhenUsed="0"/>
+    <w:lsdException w:name="Medium Grid 3 Accent 1" w:semiHidden="0" w:uiPriority="69" w:unhideWhenUsed="0"/>
+    <w:lsdException w:name="Dark List Accent 1" w:semiHidden="0" w:uiPriority="70" w:unhideWhenUsed="0"/>
+    <w:lsdException w:name="Colorful Shading Accent 1" w:semiHidden="0" w:uiPriority="71" w:unhideWhenUsed="0"/>
+    <w:lsdException w:name="Colorful List Accent 1" w:semiHidden="0" w:uiPriority="72" w:unhideWhenUsed="0"/>
+    <w:lsdException w:name="Colorful Grid Accent 1" w:semiHidden="0" w:uiPriority="73" w:unhideWhenUsed="0"/>
+    <w:lsdException w:name="Light Shading Accent 2" w:semiHidden="0" w:uiPriority="60" w:unhideWhenUsed="0"/>
+    <w:lsdException w:name="Light List Accent 2" w:semiHidden="0" w:uiPriority="61" w:unhideWhenUsed="0"/>
+    <w:lsdException w:name="Light Grid Accent 2" w:semiHidden="0" w:uiPriority="62" w:unhideWhenUsed="0"/>
+    <w:lsdException w:name="Medium Shading 1 Accent 2" w:semiHidden="0" w:uiPriority="63" w:unhideWhenUsed="0"/>
+    <w:lsdException w:name="Medium Shading 2 Accent 2" w:semiHidden="0" w:uiPriority="64" w:unhideWhenUsed="0"/>
+    <w:lsdException w:name="Medium List 1 Accent 2" w:semiHidden="0" w:uiPriority="65" w:unhideWhenUsed="0"/>
+    <w:lsdException w:name="Medium List 2 Accent 2" w:semiHidden="0" w:uiPriority="66" w:unhideWhenUsed="0"/>
+    <w:lsdException w:name="Medium Grid 1 Accent 2" w:semiHidden="0" w:uiPriority="67" w:unhideWhenUsed="0"/>
+    <w:lsdException w:name="Medium Grid 2 Accent 2" w:semiHidden="0" w:uiPriority="68" w:unhideWhenUsed="0"/>
+    <w:lsdException w:name="Medium Grid 3 Accent 2" w:semiHidden="0" w:uiPriority="69" w:unhideWhenUsed="0"/>
+    <w:lsdException w:name="Dark List Accent 2" w:semiHidden="0" w:uiPriority="70" w:unhideWhenUsed="0"/>
+    <w:lsdException w:name="Colorful Shading Accent 2" w:semiHidden="0" w:uiPriority="71" w:unhideWhenUsed="0"/>
+    <w:lsdException w:name="Colorful List Accent 2" w:semiHidden="0" w:uiPriority="72" w:unhideWhenUsed="0"/>
+    <w:lsdException w:name="Colorful Grid Accent 2" w:semiHidden="0" w:uiPriority="73" w:unhideWhenUsed="0"/>
+    <w:lsdException w:name="Light Shading Accent 3" w:semiHidden="0" w:uiPriority="60" w:unhideWhenUsed="0"/>
+    <w:lsdException w:name="Light List Accent 3" w:semiHidden="0" w:uiPriority="61" w:unhideWhenUsed="0"/>
+    <w:lsdException w:name="Light Grid Accent 3" w:semiHidden="0" w:uiPriority="62" w:unhideWhenUsed="0"/>
+    <w:lsdException w:name="Medium Shading 1 Accent 3" w:semiHidden="0" w:uiPriority="63" w:unhideWhenUsed="0"/>
+    <w:lsdException w:name="Medium Shading 2 Accent 3" w:semiHidden="0" w:uiPriority="64" w:unhideWhenUsed="0"/>
+    <w:lsdException w:name="Medium List 1 Accent 3" w:semiHidden="0" w:uiPriority="65" w:unhideWhenUsed="0"/>
+    <w:lsdException w:name="Medium List 2 Accent 3" w:semiHidden="0" w:uiPriority="66" w:unhideWhenUsed="0"/>
+    <w:lsdException w:name="Medium Grid 1 Accent 3" w:semiHidden="0" w:uiPriority="67" w:unhideWhenUsed="0"/>
+    <w:lsdException w:name="Medium Grid 2 Accent 3" w:semiHidden="0" w:uiPriority="68" w:unhideWhenUsed="0"/>
+    <w:lsdException w:name="Medium Grid 3 Accent 3" w:semiHidden="0" w:uiPriority="69" w:unhideWhenUsed="0"/>
+    <w:lsdException w:name="Dark List Accent 3" w:semiHidden="0" w:uiPriority="70" w:unhideWhenUsed="0"/>
+    <w:lsdException w:name="Colorful Shading Accent 3" w:semiHidden="0" w:uiPriority="71" w:unhideWhenUsed="0"/>
+    <w:lsdException w:name="Colorful List Accent 3" w:semiHidden="0" w:uiPriority="72" w:unhideWhenUsed="0"/>
+    <w:lsdException w:name="Colorful Grid Accent 3" w:semiHidden="0" w:uiPriority="73" w:unhideWhenUsed="0"/>
+    <w:lsdException w:name="Light Shading Accent 4" w:semiHidden="0" w:uiPriority="60" w:unhideWhenUsed="0"/>
+    <w:lsdException w:name="Light List Accent 4" w:semiHidden="0" w:uiPriority="61" w:unhideWhenUsed="0"/>
+    <w:lsdException w:name="Light Grid Accent 4" w:semiHidden="0" w:uiPriority="62" w:unhideWhenUsed="0"/>
+    <w:lsdException w:name="Medium Shading 1 Accent 4" w:semiHidden="0" w:uiPriority="63" w:unhideWhenUsed="0"/>
+    <w:lsdException w:name="Medium Shading 2 Accent 4" w:semiHidden="0" w:uiPriority="64" w:unhideWhenUsed="0"/>
+    <w:lsdException w:name="Medium List 1 Accent 4" w:semiHidden="0" w:uiPriority="65" w:unhideWhenUsed="0"/>
+    <w:lsdException w:name="Medium List 2 Accent 4" w:semiHidden="0" w:uiPriority="66" w:unhideWhenUsed="0"/>
+    <w:lsdException w:name="Medium Grid 1 Accent 4" w:semiHidden="0" w:uiPriority="67" w:unhideWhenUsed="0"/>
+    <w:lsdException w:name="Medium Grid 2 Accent 4" w:semiHidden="0" w:uiPriority="68" w:unhideWhenUsed="0"/>
+    <w:lsdException w:name="Medium Grid 3 Accent 4" w:semiHidden="0" w:uiPriority="69" w:unhideWhenUsed="0"/>
+    <w:lsdException w:name="Dark List Accent 4" w:semiHidden="0" w:uiPriority="70" w:unhideWhenUsed="0"/>
+    <w:lsdException w:name="Colorful Shading Accent 4" w:semiHidden="0" w:uiPriority="71" w:unhideWhenUsed="0"/>
+    <w:lsdException w:name="Colorful List Accent 4" w:semiHidden="0" w:uiPriority="72" w:unhideWhenUsed="0"/>
+    <w:lsdException w:name="Colorful Grid Accent 4" w:semiHidden="0" w:uiPriority="73" w:unhideWhenUsed="0"/>
+    <w:lsdException w:name="Light Shading Accent 5" w:semiHidden="0" w:uiPriority="60" w:unhideWhenUsed="0"/>
+    <w:lsdException w:name="Light List Accent 5" w:semiHidden="0" w:uiPriority="61" w:unhideWhenUsed="0"/>
+    <w:lsdException w:name="Light Grid Accent 5" w:semiHidden="0" w:uiPriority="62" w:unhideWhenUsed="0"/>
+    <w:lsdException w:name="Medium Shading 1 Accent 5" w:semiHidden="0" w:uiPriority="63" w:unhideWhenUsed="0"/>
+    <w:lsdException w:name="Medium Shading 2 Accent 5" w:semiHidden="0" w:uiPriority="64" w:unhideWhenUsed="0"/>
+    <w:lsdException w:name="Medium List 1 Accent 5" w:semiHidden="0" w:uiPriority="65" w:unhideWhenUsed="0"/>
+    <w:lsdException w:name="Medium List 2 Accent 5" w:semiHidden="0" w:uiPriority="66" w:unhideWhenUsed="0"/>
+    <w:lsdException w:name="Medium Grid 1 Accent 5" w:semiHidden="0" w:uiPriority="67" w:unhideWhenUsed="0"/>
+    <w:lsdException w:name="Medium Grid 2 Accent 5" w:semiHidden="0" w:uiPriority="68" w:unhideWhenUsed="0"/>
+    <w:lsdException w:name="Medium Grid 3 Accent 5" w:semiHidden="0" w:uiPriority="69" w:unhideWhenUsed="0"/>
+    <w:lsdException w:name="Dark List Accent 5" w:semiHidden="0" w:uiPriority="70" w:unhideWhenUsed="0"/>
+    <w:lsdException w:name="Colorful Shading Accent 5" w:semiHidden="0" w:uiPriority="71" w:unhideWhenUsed="0"/>
+    <w:lsdException w:name="Colorful List Accent 5" w:semiHidden="0" w:uiPriority="72" w:unhideWhenUsed="0"/>
+    <w:lsdException w:name="Colorful Grid Accent 5" w:semiHidden="0" w:uiPriority="73" w:unhideWhenUsed="0"/>
+    <w:lsdException w:name="Light Shading Accent 6" w:semiHidden="0" w:uiPriority="60" w:unhideWhenUsed="0"/>
+    <w:lsdException w:name="Light List Accent 6" w:semiHidden="0" w:uiPriority="61" w:unhideWhenUsed="0"/>
+    <w:lsdException w:name="Light Grid Accent 6" w:semiHidden="0" w:uiPriority="62" w:unhideWhenUsed="0"/>
+    <w:lsdException w:name="Medium Shading 1 Accent 6" w:semiHidden="0" w:uiPriority="63" w:unhideWhenUsed="0"/>
+    <w:lsdException w:name="Medium Shading 2 Accent 6" w:semiHidden="0" w:uiPriority="64" w:unhideWhenUsed="0"/>
+    <w:lsdException w:name="Medium List 1 Accent 6" w:semiHidden="0" w:uiPriority="65" w:unhideWhenUsed="0"/>
+    <w:lsdException w:name="Medium List 2 Accent 6" w:semiHidden="0" w:uiPriority="66" w:unhideWhenUsed="0"/>
+    <w:lsdException w:name="Medium Grid 1 Accent 6" w:semiHidden="0" w:uiPriority="67" w:unhideWhenUsed="0"/>
+    <w:lsdException w:name="Medium Grid 2 Accent 6" w:semiHidden="0" w:uiPriority="68" w:unhideWhenUsed="0"/>
+    <w:lsdException w:name="Medium Grid 3 Accent 6" w:semiHidden="0" w:uiPriority="69" w:unhideWhenUsed="0"/>
+    <w:lsdException w:name="Dark List Accent 6" w:semiHidden="0" w:uiPriority="70" w:unhideWhenUsed="0"/>
+    <w:lsdException w:name="Colorful Shading Accent 6" w:semiHidden="0" w:uiPriority="71" w:unhideWhenUsed="0"/>
+    <w:lsdException w:name="Colorful List Accent 6" w:semiHidden="0" w:uiPriority="72" w:unhideWhenUsed="0"/>
+    <w:lsdException w:name="Colorful Grid Accent 6" w:semiHidden="0" w:uiPriority="73" w:unhideWhenUsed="0"/>
+    <w:lsdException w:name="Subtle Emphasis" w:semiHidden="0" w:uiPriority="19" w:unhideWhenUsed="0" w:qFormat="1"/>
+    <w:lsdException w:name="Intense Emphasis" w:semiHidden="0" w:uiPriority="21" w:unhideWhenUsed="0" w:qFormat="1"/>
+    <w:lsdException w:name="Subtle Reference" w:semiHidden="0" w:uiPriority="31" w:unhideWhenUsed="0" w:qFormat="1"/>
+    <w:lsdException w:name="Intense Reference" w:semiHidden="0" w:uiPriority="32" w:unhideWhenUsed="0" w:qFormat="1"/>
+    <w:lsdException w:name="Book Title" w:semiHidden="0" w:uiPriority="33" w:unhideWhenUsed="0" w:qFormat="1"/>
+    <w:lsdException w:name="Bibliography" w:uiPriority="37"/>
+    <w:lsdException w:name="TOC Heading" w:uiPriority="39" w:qFormat="1"/>
+  </w:latentStyles>
+  <w:style w:type="paragraph" w:default="1" w:styleId="Normal">
+    <w:name w:val="Normal"/>
+    <w:qFormat/>
+    <w:rsid w:val="00EC6368"/>
+    <w:pPr>
+      <w:suppressAutoHyphens w:val="0"/>
+      <w:spacing w:before="-1" w:beforeAutospacing="1" w:after="-1" w:afterAutospacing="1"/>
+    </w:pPr>
+    <w:rPr>
+      <w:rFonts w:ascii="Arial" w:hAnsi="Arial" w:cs="Arial"/>
+    </w:rPr>
+  </w:style>
+  <w:style w:type="paragraph" w:styleId="Heading1">
+    <w:name w:val="heading 1"/>
+    <w:basedOn w:val="BodyText"/>
+    <w:link w:val="Heading1Char"/>
+    <w:uiPriority w:val="9"/>
+    <w:qFormat/>
+    <w:rsid w:val="00EC6368"/>
+    <w:pPr>
+      <w:pBdr>
+        <w:bottom w:val="single" w:sz="4" w:space="1" w:color="A6A6A6" w:themeColor="background1" w:themeShade="A6"/>
+      </w:pBdr>
+      <w:spacing w:before="0" w:beforeAutospacing="0" w:after="100"/>
+      <w:outlineLvl w:val="0"/>
+    </w:pPr>
+    <w:rPr>
+      <w:color w:val="0A2A78"/>
+      <w:spacing w:val="-4"/>
+      <w:sz w:val="40"/>
+    </w:rPr>
+  </w:style>
+  <w:style w:type="paragraph" w:styleId="Heading2">
+    <w:name w:val="heading 2"/>
+    <w:basedOn w:val="BodyText"/>
+    <w:next w:val="BodyText"/>
+    <w:link w:val="Heading2Char"/>
+    <w:uiPriority w:val="9"/>
+    <w:unhideWhenUsed/>
+    <w:qFormat/>
+    <w:rsid w:val="00EC6368"/>
+    <w:pPr>
+      <w:widowControl w:val="0"/>
+      <w:autoSpaceDE w:val="0"/>
+      <w:autoSpaceDN w:val="0"/>
+      <w:spacing w:before="0" w:beforeAutospacing="0" w:after="0" w:afterAutospacing="0"/>
+      <w:outlineLvl w:val="1"/>
+    </w:pPr>
+    <w:rPr>
+      <w:rFonts w:eastAsiaTheme="minorHAnsi"/>
+      <w:color w:val="0A2A78"/>
+      <w:sz w:val="36"/>
+    </w:rPr>
+  </w:style>
+  <w:style w:type="paragraph" w:styleId="Heading3">
+    <w:name w:val="heading 3"/>
+    <w:basedOn w:val="Heading2"/>
+    <w:next w:val="Body"/>
+    <w:link w:val="Heading3Char"/>
+    <w:uiPriority w:val="9"/>
+    <w:unhideWhenUsed/>
+    <w:qFormat/>
+    <w:rsid w:val="00EC6368"/>
+    <w:pPr>
+      <w:outlineLvl w:val="2"/>
+    </w:pPr>
+    <w:rPr>
+      <w:sz w:val="32"/>
+    </w:rPr>
+  </w:style>
+  <w:style w:type="paragraph" w:styleId="Heading4">
+    <w:name w:val="heading 4"/>
+    <w:basedOn w:val="BodyText"/>
+    <w:next w:val="Normal"/>
+    <w:link w:val="Heading4Char"/>
+    <w:uiPriority w:val="9"/>
+    <w:unhideWhenUsed/>
+    <w:qFormat/>
+    <w:rsid w:val="00EC6368"/>
+    <w:pPr>
+      <w:widowControl w:val="0"/>
+      <w:autoSpaceDE w:val="0"/>
+      <w:autoSpaceDN w:val="0"/>
+      <w:spacing w:beforeAutospacing="0" w:afterAutospacing="0"/>
+      <w:ind w:left="360"/>
+      <w:outlineLvl w:val="3"/>
+    </w:pPr>
+    <w:rPr>
+      <w:rFonts w:eastAsiaTheme="minorHAnsi"/>
+      <w:iCs/>
+      <w:color w:val="0A2A78"/>
+    </w:rPr>
+  </w:style>
+  <w:style w:type="paragraph" w:styleId="Heading5">
+    <w:name w:val="heading 5"/>
+    <w:basedOn w:val="Normal"/>
+    <w:next w:val="Normal"/>
+    <w:link w:val="Heading5Char"/>
+    <w:uiPriority w:val="9"/>
+    <w:semiHidden/>
+    <w:unhideWhenUsed/>
+    <w:qFormat/>
+    <w:rsid w:val="00750956"/>
+    <w:pPr>
+      <w:keepNext/>
+      <w:keepLines/>
+      <w:spacing w:before="240" w:after="80"/>
+      <w:outlineLvl w:val="4"/>
+    </w:pPr>
+    <w:rPr>
+      <w:color w:val="666666"/>
+    </w:rPr>
+  </w:style>
+  <w:style w:type="paragraph" w:styleId="Heading6">
+    <w:name w:val="heading 6"/>
+    <w:basedOn w:val="Normal"/>
+    <w:next w:val="Normal"/>
+    <w:link w:val="Heading6Char"/>
+    <w:uiPriority w:val="9"/>
+    <w:semiHidden/>
+    <w:unhideWhenUsed/>
+    <w:qFormat/>
+    <w:rsid w:val="00750956"/>
+    <w:pPr>
+      <w:keepNext/>
+      <w:keepLines/>
+      <w:spacing w:before="240" w:after="80"/>
+      <w:outlineLvl w:val="5"/>
+    </w:pPr>
+    <w:rPr>
+      <w:i/>
+      <w:color w:val="666666"/>
+    </w:rPr>
+  </w:style>
+  <w:style w:type="character" w:default="1" w:styleId="DefaultParagraphFont">
+    <w:name w:val="Default Paragraph Font"/>
+    <w:uiPriority w:val="1"/>
+    <w:semiHidden/>
+    <w:unhideWhenUsed/>
+  </w:style>
+  <w:style w:type="table" w:default="1" w:styleId="TableNormal">
+    <w:name w:val="Normal Table"/>
+    <w:uiPriority w:val="99"/>
+    <w:semiHidden/>
+    <w:unhideWhenUsed/>
+    <w:tblPr>
+      <w:tblInd w:w="0" w:type="dxa"/>
+      <w:tblCellMar>
+        <w:top w:w="0" w:type="dxa"/>
+        <w:left w:w="108" w:type="dxa"/>
+        <w:bottom w:w="0" w:type="dxa"/>
+        <w:right w:w="108" w:type="dxa"/>
+      </w:tblCellMar>
+    </w:tblPr>
+  </w:style>
+  <w:style w:type="numbering" w:default="1" w:styleId="NoList">
+    <w:name w:val="No List"/>
+    <w:uiPriority w:val="99"/>
+    <w:semiHidden/>
+    <w:unhideWhenUsed/>
+  </w:style>
+  <w:style w:type="character" w:customStyle="1" w:styleId="Heading1Char">
+    <w:name w:val="Heading 1 Char"/>
+    <w:basedOn w:val="DefaultParagraphFont"/>
+    <w:link w:val="Heading1"/>
+    <w:uiPriority w:val="9"/>
+    <w:rsid w:val="00EC6368"/>
+    <w:rPr>
+      <w:rFonts w:ascii="Helvetica" w:hAnsi="Helvetica" w:cs="Helvetica"/>
+      <w:color w:val="0A2A78"/>
+      <w:spacing w:val="-4"/>
+      <w:sz w:val="40"/>
+      <w:szCs w:val="24"/>
+    </w:rPr>
+  </w:style>
+  <w:style w:type="character" w:customStyle="1" w:styleId="Heading3Char">
+    <w:name w:val="Heading 3 Char"/>
+    <w:basedOn w:val="DefaultParagraphFont"/>
+    <w:link w:val="Heading3"/>
+    <w:uiPriority w:val="9"/>
+    <w:rsid w:val="00EC6368"/>
+    <w:rPr>
+      <w:rFonts w:ascii="Helvetica" w:eastAsiaTheme="minorHAnsi" w:hAnsi="Helvetica" w:cs="Helvetica"/>
+      <w:color w:val="0A2A78"/>
+      <w:spacing w:val="-2"/>
+      <w:sz w:val="32"/>
+      <w:szCs w:val="24"/>
+    </w:rPr>
+  </w:style>
+  <w:style w:type="character" w:customStyle="1" w:styleId="interviewglossarywordintemplateChar">
+    <w:name w:val="interview glossary word in template Char"/>
+    <w:basedOn w:val="DefaultParagraphFont"/>
+    <w:link w:val="interviewglossarywordintemplate"/>
+    <w:rsid w:val="00EC6368"/>
+  </w:style>
+  <w:style w:type="character" w:customStyle="1" w:styleId="interviewbuttonChar">
+    <w:name w:val="interview button Char"/>
+    <w:basedOn w:val="DefaultParagraphFont"/>
+    <w:link w:val="interviewbutton"/>
+    <w:rsid w:val="00EC6368"/>
+    <w:rPr>
+      <w:color w:val="FFFFFF" w:themeColor="background1"/>
+      <w:szCs w:val="40"/>
+      <w:shd w:val="clear" w:color="auto" w:fill="0070C0"/>
+    </w:rPr>
+  </w:style>
+  <w:style w:type="character" w:customStyle="1" w:styleId="BodyTextChar">
+    <w:name w:val="Body Text Char"/>
+    <w:basedOn w:val="DefaultParagraphFont"/>
+    <w:link w:val="BodyText"/>
+    <w:uiPriority w:val="1"/>
+    <w:rsid w:val="00EC6368"/>
+    <w:rPr>
+      <w:rFonts w:ascii="Helvetica" w:hAnsi="Helvetica" w:cs="Helvetica"/>
+      <w:color w:val="202529"/>
+      <w:spacing w:val="-2"/>
+      <w:sz w:val="24"/>
+      <w:szCs w:val="24"/>
+    </w:rPr>
+  </w:style>
+  <w:style w:type="character" w:customStyle="1" w:styleId="Heading2Char">
+    <w:name w:val="Heading 2 Char"/>
+    <w:basedOn w:val="DefaultParagraphFont"/>
+    <w:link w:val="Heading2"/>
+    <w:uiPriority w:val="9"/>
+    <w:rsid w:val="00EC6368"/>
+    <w:rPr>
+      <w:rFonts w:ascii="Helvetica" w:eastAsiaTheme="minorHAnsi" w:hAnsi="Helvetica" w:cs="Helvetica"/>
+      <w:color w:val="0A2A78"/>
+      <w:spacing w:val="-2"/>
+      <w:sz w:val="36"/>
+      <w:szCs w:val="24"/>
+    </w:rPr>
+  </w:style>
+  <w:style w:type="character" w:customStyle="1" w:styleId="TitleChar">
+    <w:name w:val="Title Char"/>
+    <w:basedOn w:val="DefaultParagraphFont"/>
+    <w:link w:val="Title"/>
+    <w:uiPriority w:val="10"/>
+    <w:rsid w:val="00EC6368"/>
+    <w:rPr>
+      <w:rFonts w:ascii="Helvetica" w:hAnsi="Helvetica" w:cs="Helvetica"/>
+      <w:color w:val="0A2A78"/>
+      <w:spacing w:val="-2"/>
+      <w:sz w:val="48"/>
+      <w:szCs w:val="24"/>
+    </w:rPr>
+  </w:style>
+  <w:style w:type="character" w:customStyle="1" w:styleId="BalloonTextChar">
+    <w:name w:val="Balloon Text Char"/>
+    <w:basedOn w:val="DefaultParagraphFont"/>
+    <w:link w:val="BalloonText"/>
+    <w:uiPriority w:val="99"/>
+    <w:semiHidden/>
+    <w:rsid w:val="00EC6368"/>
+    <w:rPr>
+      <w:rFonts w:ascii="Segoe UI" w:hAnsi="Segoe UI" w:cs="Segoe UI"/>
+      <w:sz w:val="18"/>
+      <w:szCs w:val="18"/>
+    </w:rPr>
+  </w:style>
+  <w:style w:type="character" w:styleId="CommentReference">
+    <w:name w:val="annotation reference"/>
+    <w:basedOn w:val="DefaultParagraphFont"/>
+    <w:uiPriority w:val="99"/>
+    <w:semiHidden/>
+    <w:unhideWhenUsed/>
+    <w:rsid w:val="00EC6368"/>
+    <w:rPr>
+      <w:sz w:val="16"/>
+      <w:szCs w:val="16"/>
+    </w:rPr>
+  </w:style>
+  <w:style w:type="character" w:customStyle="1" w:styleId="CommentTextChar">
+    <w:name w:val="Comment Text Char"/>
+    <w:basedOn w:val="DefaultParagraphFont"/>
+    <w:link w:val="CommentText"/>
+    <w:uiPriority w:val="99"/>
+    <w:rsid w:val="00EC6368"/>
+    <w:rPr>
+      <w:rFonts w:ascii="Arial" w:hAnsi="Arial" w:cs="Arial"/>
+      <w:sz w:val="20"/>
+      <w:szCs w:val="20"/>
+    </w:rPr>
+  </w:style>
+  <w:style w:type="character" w:customStyle="1" w:styleId="CommentSubjectChar">
+    <w:name w:val="Comment Subject Char"/>
+    <w:basedOn w:val="CommentTextChar"/>
+    <w:link w:val="CommentSubject"/>
+    <w:uiPriority w:val="99"/>
+    <w:semiHidden/>
+    <w:rsid w:val="00EC6368"/>
+    <w:rPr>
+      <w:rFonts w:ascii="Arial" w:hAnsi="Arial" w:cs="Arial"/>
+      <w:b/>
+      <w:bCs/>
+      <w:sz w:val="20"/>
+      <w:szCs w:val="20"/>
+    </w:rPr>
+  </w:style>
+  <w:style w:type="character" w:customStyle="1" w:styleId="FooterChar">
+    <w:name w:val="Footer Char"/>
+    <w:basedOn w:val="DefaultParagraphFont"/>
+    <w:link w:val="Footer"/>
+    <w:uiPriority w:val="99"/>
+    <w:rsid w:val="00EC6368"/>
+    <w:rPr>
+      <w:rFonts w:ascii="Arial" w:hAnsi="Arial" w:cs="Arial"/>
+    </w:rPr>
+  </w:style>
+  <w:style w:type="character" w:customStyle="1" w:styleId="HeaderChar">
+    <w:name w:val="Header Char"/>
+    <w:basedOn w:val="DefaultParagraphFont"/>
+    <w:link w:val="Header"/>
+    <w:uiPriority w:val="99"/>
+    <w:rsid w:val="00EC6368"/>
+    <w:rPr>
+      <w:rFonts w:ascii="Arial" w:hAnsi="Arial" w:cs="Arial"/>
+    </w:rPr>
+  </w:style>
+  <w:style w:type="character" w:customStyle="1" w:styleId="Heading4Char">
+    <w:name w:val="Heading 4 Char"/>
+    <w:basedOn w:val="DefaultParagraphFont"/>
+    <w:link w:val="Heading4"/>
+    <w:uiPriority w:val="9"/>
+    <w:rsid w:val="00EC6368"/>
+    <w:rPr>
+      <w:rFonts w:ascii="Helvetica" w:eastAsiaTheme="minorHAnsi" w:hAnsi="Helvetica" w:cs="Helvetica"/>
+      <w:iCs/>
+      <w:color w:val="0A2A78"/>
+      <w:spacing w:val="-2"/>
+      <w:sz w:val="24"/>
+      <w:szCs w:val="24"/>
+    </w:rPr>
+  </w:style>
+  <w:style w:type="character" w:styleId="Hyperlink">
+    <w:name w:val="Hyperlink"/>
+    <w:basedOn w:val="DefaultParagraphFont"/>
+    <w:uiPriority w:val="99"/>
+    <w:unhideWhenUsed/>
+    <w:rsid w:val="00EC6368"/>
+    <w:rPr>
+      <w:rFonts w:ascii="Helvetica" w:hAnsi="Helvetica" w:cs="Helvetica"/>
+      <w:color w:val="0563C1" w:themeColor="hyperlink"/>
+      <w:spacing w:val="-2"/>
+      <w:sz w:val="24"/>
+      <w:szCs w:val="24"/>
+      <w:u w:val="none"/>
+    </w:rPr>
+  </w:style>
+  <w:style w:type="character" w:customStyle="1" w:styleId="UnresolvedMention1">
+    <w:name w:val="Unresolved Mention1"/>
+    <w:basedOn w:val="DefaultParagraphFont"/>
+    <w:uiPriority w:val="99"/>
+    <w:semiHidden/>
+    <w:unhideWhenUsed/>
+    <w:rsid w:val="00EC6368"/>
+    <w:rPr>
+      <w:color w:val="605E5C"/>
+      <w:shd w:val="clear" w:color="auto" w:fill="E1DFDD"/>
+    </w:rPr>
+  </w:style>
+  <w:style w:type="character" w:customStyle="1" w:styleId="small">
+    <w:name w:val="small"/>
+    <w:basedOn w:val="DefaultParagraphFont"/>
+    <w:rsid w:val="00EC6368"/>
+    <w:rPr>
+      <w:rFonts w:cs="Times New Roman"/>
+    </w:rPr>
+  </w:style>
+  <w:style w:type="character" w:customStyle="1" w:styleId="interviewPAPtexttrigger">
+    <w:name w:val="interview PAP text trigger"/>
+    <w:basedOn w:val="DefaultParagraphFont"/>
+    <w:uiPriority w:val="1"/>
+    <w:qFormat/>
+    <w:rsid w:val="00EC6368"/>
+    <w:rPr>
+      <w:shd w:val="clear" w:color="auto" w:fill="009999"/>
+    </w:rPr>
+  </w:style>
+  <w:style w:type="character" w:customStyle="1" w:styleId="NumChar">
+    <w:name w:val="NumChar"/>
+    <w:basedOn w:val="DefaultParagraphFont"/>
+    <w:uiPriority w:val="1"/>
+    <w:qFormat/>
+    <w:rsid w:val="00EC6368"/>
+    <w:rPr>
+      <w:rFonts w:eastAsiaTheme="minorHAnsi"/>
+    </w:rPr>
+  </w:style>
+  <w:style w:type="character" w:customStyle="1" w:styleId="UnresolvedMention2">
+    <w:name w:val="Unresolved Mention2"/>
+    <w:basedOn w:val="DefaultParagraphFont"/>
+    <w:uiPriority w:val="99"/>
+    <w:semiHidden/>
+    <w:unhideWhenUsed/>
+    <w:rsid w:val="00EC6368"/>
+    <w:rPr>
+      <w:color w:val="605E5C"/>
+      <w:shd w:val="clear" w:color="auto" w:fill="E1DFDD"/>
+    </w:rPr>
+  </w:style>
+  <w:style w:type="character" w:customStyle="1" w:styleId="convention">
+    <w:name w:val="convention"/>
+    <w:basedOn w:val="DefaultParagraphFont"/>
+    <w:uiPriority w:val="1"/>
+    <w:qFormat/>
+    <w:rsid w:val="00EC6368"/>
+    <w:rPr>
+      <w:sz w:val="22"/>
+      <w:szCs w:val="22"/>
+      <w:shd w:val="clear" w:color="auto" w:fill="A6A6A6" w:themeFill="background1" w:themeFillShade="A6"/>
+    </w:rPr>
+  </w:style>
+  <w:style w:type="character" w:customStyle="1" w:styleId="interviewvariable">
+    <w:name w:val="interview variable"/>
+    <w:basedOn w:val="DefaultParagraphFont"/>
+    <w:uiPriority w:val="1"/>
+    <w:qFormat/>
+    <w:rsid w:val="00EC6368"/>
+    <w:rPr>
+      <w:color w:val="FF7C80"/>
+      <w:shd w:val="clear" w:color="auto" w:fill="FFFFCC"/>
+    </w:rPr>
+  </w:style>
+  <w:style w:type="character" w:styleId="Strong">
+    <w:name w:val="Strong"/>
+    <w:basedOn w:val="DefaultParagraphFont"/>
+    <w:uiPriority w:val="22"/>
+    <w:qFormat/>
+    <w:rsid w:val="00EC6368"/>
+    <w:rPr>
+      <w:b/>
+      <w:bCs/>
+    </w:rPr>
+  </w:style>
+  <w:style w:type="character" w:styleId="FollowedHyperlink">
+    <w:name w:val="FollowedHyperlink"/>
+    <w:basedOn w:val="DefaultParagraphFont"/>
+    <w:uiPriority w:val="99"/>
+    <w:semiHidden/>
+    <w:unhideWhenUsed/>
+    <w:rsid w:val="00EC6368"/>
+    <w:rPr>
+      <w:color w:val="954F72" w:themeColor="followedHyperlink"/>
+      <w:u w:val="single"/>
+    </w:rPr>
+  </w:style>
+  <w:style w:type="character" w:customStyle="1" w:styleId="interviewclickformoreinfo-definition">
+    <w:name w:val="interview click for more info - definition"/>
+    <w:uiPriority w:val="1"/>
+    <w:qFormat/>
+    <w:rsid w:val="00EC6368"/>
+    <w:rPr>
+      <w:color w:val="00B050"/>
+      <w:u w:val="dash" w:color="92D050"/>
+    </w:rPr>
+  </w:style>
+  <w:style w:type="character" w:customStyle="1" w:styleId="UnresolvedMention3">
+    <w:name w:val="Unresolved Mention3"/>
+    <w:basedOn w:val="DefaultParagraphFont"/>
+    <w:uiPriority w:val="99"/>
+    <w:semiHidden/>
+    <w:unhideWhenUsed/>
+    <w:rsid w:val="00F729A9"/>
+    <w:rPr>
+      <w:color w:val="605E5C"/>
+      <w:shd w:val="clear" w:color="auto" w:fill="E1DFDD"/>
+    </w:rPr>
+  </w:style>
+  <w:style w:type="character" w:customStyle="1" w:styleId="UnresolvedMention30">
+    <w:name w:val="Unresolved Mention3"/>
+    <w:basedOn w:val="DefaultParagraphFont"/>
+    <w:uiPriority w:val="99"/>
+    <w:semiHidden/>
+    <w:unhideWhenUsed/>
+    <w:rsid w:val="00EC6368"/>
+    <w:rPr>
+      <w:color w:val="605E5C"/>
+      <w:shd w:val="clear" w:color="auto" w:fill="E1DFDD"/>
+    </w:rPr>
+  </w:style>
+  <w:style w:type="character" w:styleId="Emphasis">
+    <w:name w:val="Emphasis"/>
+    <w:basedOn w:val="DefaultParagraphFont"/>
+    <w:uiPriority w:val="20"/>
+    <w:qFormat/>
+    <w:rsid w:val="00EC6368"/>
+    <w:rPr>
+      <w:i/>
+      <w:iCs/>
+    </w:rPr>
+  </w:style>
+  <w:style w:type="character" w:customStyle="1" w:styleId="UnresolvedMention4">
+    <w:name w:val="Unresolved Mention4"/>
+    <w:basedOn w:val="DefaultParagraphFont"/>
+    <w:uiPriority w:val="99"/>
+    <w:semiHidden/>
+    <w:unhideWhenUsed/>
+    <w:rsid w:val="00EC6368"/>
+    <w:rPr>
+      <w:color w:val="605E5C"/>
+      <w:shd w:val="clear" w:color="auto" w:fill="E1DFDD"/>
+    </w:rPr>
+  </w:style>
+  <w:style w:type="character" w:customStyle="1" w:styleId="UnresolvedMention31">
+    <w:name w:val="Unresolved Mention31"/>
+    <w:basedOn w:val="DefaultParagraphFont"/>
+    <w:uiPriority w:val="99"/>
+    <w:semiHidden/>
+    <w:unhideWhenUsed/>
+    <w:rsid w:val="00EC6368"/>
+    <w:rPr>
+      <w:color w:val="605E5C"/>
+      <w:shd w:val="clear" w:color="auto" w:fill="E1DFDD"/>
+    </w:rPr>
+  </w:style>
+  <w:style w:type="paragraph" w:customStyle="1" w:styleId="Heading">
+    <w:name w:val="Heading"/>
+    <w:basedOn w:val="Normal"/>
+    <w:next w:val="BodyText"/>
+    <w:qFormat/>
+    <w:pPr>
+      <w:keepNext/>
+      <w:spacing w:before="240" w:after="120"/>
+    </w:pPr>
+    <w:rPr>
+      <w:rFonts w:ascii="Liberation Sans" w:eastAsia="Microsoft YaHei" w:hAnsi="Liberation Sans" w:cs="Lucida Sans"/>
+      <w:sz w:val="28"/>
+      <w:szCs w:val="28"/>
+    </w:rPr>
+  </w:style>
+  <w:style w:type="paragraph" w:styleId="BodyText">
+    <w:name w:val="Body Text"/>
+    <w:basedOn w:val="Normal"/>
+    <w:link w:val="BodyTextChar"/>
+    <w:uiPriority w:val="1"/>
+    <w:qFormat/>
+    <w:rsid w:val="00EC6368"/>
+    <w:pPr>
+      <w:spacing w:before="54" w:after="120" w:line="276" w:lineRule="auto"/>
+    </w:pPr>
+    <w:rPr>
+      <w:rFonts w:ascii="Helvetica" w:hAnsi="Helvetica" w:cs="Helvetica"/>
+      <w:color w:val="202529"/>
+      <w:spacing w:val="-2"/>
+      <w:sz w:val="24"/>
+      <w:szCs w:val="24"/>
+    </w:rPr>
+  </w:style>
+  <w:style w:type="paragraph" w:styleId="List">
+    <w:name w:val="List"/>
+    <w:basedOn w:val="BodyText"/>
+    <w:rPr>
+      <w:rFonts w:cs="Lucida Sans"/>
+    </w:rPr>
+  </w:style>
+  <w:style w:type="paragraph" w:styleId="Caption">
+    <w:name w:val="caption"/>
+    <w:basedOn w:val="Normal"/>
+    <w:qFormat/>
+    <w:pPr>
+      <w:suppressLineNumbers/>
+      <w:spacing w:before="120" w:after="120"/>
+    </w:pPr>
+    <w:rPr>
+      <w:rFonts w:cs="Lucida Sans"/>
+      <w:i/>
+      <w:iCs/>
+      <w:sz w:val="24"/>
+      <w:szCs w:val="24"/>
+    </w:rPr>
+  </w:style>
+  <w:style w:type="paragraph" w:customStyle="1" w:styleId="Index">
+    <w:name w:val="Index"/>
+    <w:basedOn w:val="Normal"/>
+    <w:qFormat/>
+    <w:pPr>
+      <w:suppressLineNumbers/>
+    </w:pPr>
+    <w:rPr>
+      <w:rFonts w:cs="Lucida Sans"/>
+    </w:rPr>
+  </w:style>
+  <w:style w:type="paragraph" w:customStyle="1" w:styleId="Code">
+    <w:name w:val="Code"/>
+    <w:basedOn w:val="Normal"/>
+    <w:qFormat/>
+    <w:rsid w:val="00EC6368"/>
+    <w:rPr>
+      <w:rFonts w:ascii="Calibri" w:hAnsi="Calibri"/>
+    </w:rPr>
+  </w:style>
+  <w:style w:type="paragraph" w:customStyle="1" w:styleId="Body">
+    <w:name w:val="Body"/>
+    <w:basedOn w:val="BodyText"/>
+    <w:qFormat/>
+    <w:rsid w:val="00EC6368"/>
+    <w:rPr>
+      <w:rFonts w:eastAsiaTheme="minorHAnsi"/>
+    </w:rPr>
+  </w:style>
+  <w:style w:type="paragraph" w:styleId="ListParagraph">
+    <w:name w:val="List Paragraph"/>
+    <w:basedOn w:val="BodyText"/>
+    <w:uiPriority w:val="34"/>
+    <w:qFormat/>
+    <w:rsid w:val="00EC6368"/>
+    <w:pPr>
+      <w:widowControl w:val="0"/>
+      <w:numPr>
+        <w:numId w:val="17"/>
+      </w:numPr>
+      <w:autoSpaceDE w:val="0"/>
+      <w:autoSpaceDN w:val="0"/>
+      <w:spacing w:beforeAutospacing="0" w:afterAutospacing="0"/>
+    </w:pPr>
+    <w:rPr>
+      <w:rFonts w:eastAsiaTheme="minorHAnsi"/>
+    </w:rPr>
+  </w:style>
+  <w:style w:type="paragraph" w:customStyle="1" w:styleId="TFVariable">
+    <w:name w:val="TF Variable"/>
+    <w:basedOn w:val="Heading3"/>
+    <w:next w:val="Body"/>
+    <w:qFormat/>
+    <w:rsid w:val="00EC6368"/>
+    <w:pPr>
+      <w:numPr>
+        <w:numId w:val="21"/>
+      </w:numPr>
+    </w:pPr>
+  </w:style>
+  <w:style w:type="paragraph" w:customStyle="1" w:styleId="interviewglossarywordintemplate">
+    <w:name w:val="interview glossary word in template"/>
+    <w:basedOn w:val="Normal"/>
+    <w:link w:val="interviewglossarywordintemplateChar"/>
+    <w:qFormat/>
+    <w:rsid w:val="00EC6368"/>
+    <w:pPr>
+      <w:spacing w:after="60" w:line="360" w:lineRule="auto"/>
+    </w:pPr>
+    <w:rPr>
+      <w:rFonts w:asciiTheme="minorHAnsi" w:hAnsiTheme="minorHAnsi" w:cstheme="minorBidi"/>
+    </w:rPr>
+  </w:style>
+  <w:style w:type="paragraph" w:customStyle="1" w:styleId="interviewbutton">
+    <w:name w:val="interview button"/>
+    <w:basedOn w:val="Normal"/>
+    <w:next w:val="Normal"/>
+    <w:link w:val="interviewbuttonChar"/>
+    <w:qFormat/>
+    <w:rsid w:val="00EC6368"/>
+    <w:pPr>
+      <w:shd w:val="clear" w:color="auto" w:fill="0070C0"/>
+      <w:spacing w:after="60" w:line="360" w:lineRule="auto"/>
+    </w:pPr>
+    <w:rPr>
+      <w:rFonts w:asciiTheme="minorHAnsi" w:hAnsiTheme="minorHAnsi" w:cstheme="minorBidi"/>
+      <w:color w:val="FFFFFF" w:themeColor="background1"/>
+      <w:szCs w:val="40"/>
+    </w:rPr>
+  </w:style>
+  <w:style w:type="paragraph" w:styleId="Title">
+    <w:name w:val="Title"/>
+    <w:basedOn w:val="BodyText"/>
+    <w:next w:val="Normal"/>
+    <w:link w:val="TitleChar"/>
+    <w:uiPriority w:val="10"/>
+    <w:qFormat/>
+    <w:rsid w:val="00EC6368"/>
+    <w:pPr>
+      <w:spacing w:before="0" w:beforeAutospacing="0" w:after="100"/>
+    </w:pPr>
+    <w:rPr>
+      <w:color w:val="0A2A78"/>
+      <w:sz w:val="48"/>
+    </w:rPr>
+  </w:style>
+  <w:style w:type="paragraph" w:styleId="BalloonText">
+    <w:name w:val="Balloon Text"/>
+    <w:basedOn w:val="Normal"/>
+    <w:link w:val="BalloonTextChar"/>
+    <w:uiPriority w:val="99"/>
+    <w:semiHidden/>
+    <w:unhideWhenUsed/>
+    <w:rsid w:val="00EC6368"/>
+    <w:rPr>
+      <w:rFonts w:ascii="Segoe UI" w:hAnsi="Segoe UI" w:cs="Segoe UI"/>
+      <w:sz w:val="18"/>
+      <w:szCs w:val="18"/>
+    </w:rPr>
+  </w:style>
+  <w:style w:type="paragraph" w:styleId="CommentText">
+    <w:name w:val="annotation text"/>
+    <w:basedOn w:val="Normal"/>
+    <w:link w:val="CommentTextChar"/>
+    <w:uiPriority w:val="99"/>
+    <w:unhideWhenUsed/>
+    <w:rsid w:val="00EC6368"/>
+    <w:rPr>
+      <w:sz w:val="20"/>
+      <w:szCs w:val="20"/>
+    </w:rPr>
+  </w:style>
+  <w:style w:type="paragraph" w:styleId="CommentSubject">
+    <w:name w:val="annotation subject"/>
+    <w:basedOn w:val="CommentText"/>
+    <w:next w:val="CommentText"/>
+    <w:link w:val="CommentSubjectChar"/>
+    <w:uiPriority w:val="99"/>
+    <w:semiHidden/>
+    <w:unhideWhenUsed/>
+    <w:rsid w:val="00EC6368"/>
+    <w:rPr>
+      <w:b/>
+      <w:bCs/>
+    </w:rPr>
+  </w:style>
+  <w:style w:type="paragraph" w:customStyle="1" w:styleId="HeaderandFooter">
+    <w:name w:val="Header and Footer"/>
+    <w:basedOn w:val="Normal"/>
+    <w:qFormat/>
+  </w:style>
+  <w:style w:type="paragraph" w:styleId="Footer">
+    <w:name w:val="footer"/>
+    <w:basedOn w:val="Normal"/>
+    <w:link w:val="FooterChar"/>
+    <w:uiPriority w:val="99"/>
+    <w:unhideWhenUsed/>
+    <w:rsid w:val="00EC6368"/>
+    <w:pPr>
+      <w:tabs>
+        <w:tab w:val="center" w:pos="4680"/>
+        <w:tab w:val="right" w:pos="9360"/>
+      </w:tabs>
+    </w:pPr>
+  </w:style>
+  <w:style w:type="paragraph" w:styleId="Header">
+    <w:name w:val="header"/>
+    <w:basedOn w:val="Normal"/>
+    <w:link w:val="HeaderChar"/>
+    <w:uiPriority w:val="99"/>
+    <w:unhideWhenUsed/>
+    <w:rsid w:val="00EC6368"/>
+    <w:pPr>
+      <w:tabs>
+        <w:tab w:val="center" w:pos="4680"/>
+        <w:tab w:val="right" w:pos="9360"/>
+      </w:tabs>
+    </w:pPr>
+  </w:style>
+  <w:style w:type="paragraph" w:customStyle="1" w:styleId="TableParagraph">
+    <w:name w:val="Table Paragraph"/>
+    <w:basedOn w:val="Normal"/>
+    <w:uiPriority w:val="1"/>
+    <w:qFormat/>
+    <w:rsid w:val="00EC6368"/>
+  </w:style>
+  <w:style w:type="paragraph" w:customStyle="1" w:styleId="H3numberedfordirections">
+    <w:name w:val="H3 numbered for directions"/>
+    <w:basedOn w:val="Heading3"/>
+    <w:next w:val="BodyText"/>
+    <w:qFormat/>
+    <w:rsid w:val="00EC6368"/>
+    <w:pPr>
+      <w:numPr>
+        <w:numId w:val="16"/>
+      </w:numPr>
+      <w:outlineLvl w:val="9"/>
+    </w:pPr>
+  </w:style>
+  <w:style w:type="paragraph" w:customStyle="1" w:styleId="Listnumbered">
+    <w:name w:val="List numbered"/>
+    <w:basedOn w:val="BodyText"/>
+    <w:qFormat/>
+    <w:rsid w:val="00EC6368"/>
+    <w:pPr>
+      <w:widowControl w:val="0"/>
+      <w:autoSpaceDE w:val="0"/>
+      <w:autoSpaceDN w:val="0"/>
+      <w:spacing w:beforeAutospacing="0" w:afterAutospacing="0"/>
+    </w:pPr>
+    <w:rPr>
+      <w:rFonts w:eastAsiaTheme="minorHAnsi"/>
+    </w:rPr>
+  </w:style>
+  <w:style w:type="paragraph" w:customStyle="1" w:styleId="Listnumberedunderbullet">
+    <w:name w:val="List numbered under bullet"/>
+    <w:basedOn w:val="BodyText"/>
+    <w:qFormat/>
+    <w:rsid w:val="00EC6368"/>
+    <w:pPr>
+      <w:widowControl w:val="0"/>
+      <w:numPr>
+        <w:ilvl w:val="4"/>
+        <w:numId w:val="19"/>
+      </w:numPr>
+      <w:autoSpaceDE w:val="0"/>
+      <w:autoSpaceDN w:val="0"/>
+      <w:spacing w:beforeAutospacing="0" w:afterAutospacing="0"/>
+    </w:pPr>
+    <w:rPr>
+      <w:rFonts w:eastAsiaTheme="minorHAnsi"/>
+    </w:rPr>
+  </w:style>
+  <w:style w:type="paragraph" w:customStyle="1" w:styleId="StyleHeading1Hanging008">
+    <w:name w:val="Style Heading 1 + Hanging:  0.08&quot;"/>
+    <w:basedOn w:val="Heading1"/>
+    <w:rsid w:val="00EC6368"/>
+    <w:pPr>
+      <w:spacing w:before="120"/>
+      <w:ind w:hanging="115"/>
+    </w:pPr>
+    <w:rPr>
+      <w:rFonts w:eastAsia="Times New Roman" w:cs="Times New Roman"/>
+      <w:szCs w:val="20"/>
+    </w:rPr>
+  </w:style>
+  <w:style w:type="paragraph" w:styleId="NormalWeb">
+    <w:name w:val="Normal (Web)"/>
+    <w:basedOn w:val="Normal"/>
+    <w:uiPriority w:val="99"/>
+    <w:unhideWhenUsed/>
+    <w:rsid w:val="00EC6368"/>
+    <w:pPr>
+      <w:spacing w:before="100" w:after="100"/>
+    </w:pPr>
+    <w:rPr>
+      <w:rFonts w:ascii="Times New Roman" w:eastAsia="Times New Roman" w:hAnsi="Times New Roman" w:cs="Times New Roman"/>
+      <w:sz w:val="24"/>
+      <w:szCs w:val="24"/>
+    </w:rPr>
+  </w:style>
+  <w:style w:type="paragraph" w:customStyle="1" w:styleId="ListParagraphNumbered">
+    <w:name w:val="List Paragraph Numbered"/>
+    <w:basedOn w:val="ListParagraph"/>
+    <w:qFormat/>
+    <w:rsid w:val="00EC6368"/>
+    <w:pPr>
+      <w:numPr>
+        <w:numId w:val="20"/>
+      </w:numPr>
+    </w:pPr>
+    <w:rPr>
+      <w:b/>
+    </w:rPr>
+  </w:style>
+  <w:style w:type="paragraph" w:customStyle="1" w:styleId="one-indent">
+    <w:name w:val="one-indent"/>
+    <w:basedOn w:val="Normal"/>
+    <w:rsid w:val="00EC6368"/>
+    <w:pPr>
+      <w:spacing w:before="100" w:after="100"/>
+    </w:pPr>
+    <w:rPr>
+      <w:rFonts w:ascii="Times New Roman" w:eastAsia="Times New Roman" w:hAnsi="Times New Roman" w:cs="Times New Roman"/>
+      <w:sz w:val="24"/>
+      <w:szCs w:val="24"/>
+    </w:rPr>
+  </w:style>
+  <w:style w:type="paragraph" w:styleId="Revision">
+    <w:name w:val="Revision"/>
+    <w:uiPriority w:val="99"/>
+    <w:semiHidden/>
+    <w:qFormat/>
+    <w:rsid w:val="005C1760"/>
+    <w:rPr>
+      <w:rFonts w:ascii="Arial" w:hAnsi="Arial" w:cs="Arial"/>
+    </w:rPr>
+  </w:style>
+  <w:style w:type="numbering" w:customStyle="1" w:styleId="Style1">
+    <w:name w:val="Style1"/>
+    <w:uiPriority w:val="99"/>
+    <w:rsid w:val="00EC6368"/>
+    <w:pPr>
+      <w:numPr>
+        <w:numId w:val="14"/>
+      </w:numPr>
+    </w:pPr>
+  </w:style>
+  <w:style w:type="table" w:styleId="TableGrid">
+    <w:name w:val="Table Grid"/>
+    <w:basedOn w:val="TableNormal"/>
+    <w:uiPriority w:val="39"/>
+    <w:rsid w:val="00EC6368"/>
+    <w:pPr>
+      <w:widowControl w:val="0"/>
+      <w:suppressAutoHyphens w:val="0"/>
+      <w:autoSpaceDE w:val="0"/>
+      <w:autoSpaceDN w:val="0"/>
+    </w:pPr>
+    <w:rPr>
+      <w:rFonts w:eastAsiaTheme="minorHAnsi"/>
+    </w:rPr>
+    <w:tblPr>
+      <w:tblBorders>
+        <w:top w:val="single" w:sz="4" w:space="0" w:color="auto"/>
+        <w:left w:val="single" w:sz="4" w:space="0" w:color="auto"/>
+        <w:bottom w:val="single" w:sz="4" w:space="0" w:color="auto"/>
+        <w:right w:val="single" w:sz="4" w:space="0" w:color="auto"/>
+        <w:insideH w:val="single" w:sz="4" w:space="0" w:color="auto"/>
+        <w:insideV w:val="single" w:sz="4" w:space="0" w:color="auto"/>
+      </w:tblBorders>
+    </w:tblPr>
+  </w:style>
+  <w:style w:type="table" w:customStyle="1" w:styleId="TableGrid1">
+    <w:name w:val="Table Grid1"/>
+    <w:basedOn w:val="TableNormal"/>
+    <w:next w:val="TableGrid"/>
+    <w:uiPriority w:val="39"/>
+    <w:rsid w:val="00EC6368"/>
+    <w:pPr>
+      <w:widowControl w:val="0"/>
+      <w:suppressAutoHyphens w:val="0"/>
+      <w:autoSpaceDE w:val="0"/>
+      <w:autoSpaceDN w:val="0"/>
+    </w:pPr>
+    <w:rPr>
+      <w:rFonts w:eastAsiaTheme="minorHAnsi"/>
+    </w:rPr>
+    <w:tblPr>
+      <w:tblBorders>
+        <w:top w:val="single" w:sz="4" w:space="0" w:color="auto"/>
+        <w:left w:val="single" w:sz="4" w:space="0" w:color="auto"/>
+        <w:bottom w:val="single" w:sz="4" w:space="0" w:color="auto"/>
+        <w:right w:val="single" w:sz="4" w:space="0" w:color="auto"/>
+        <w:insideH w:val="single" w:sz="4" w:space="0" w:color="auto"/>
+        <w:insideV w:val="single" w:sz="4" w:space="0" w:color="auto"/>
+      </w:tblBorders>
+    </w:tblPr>
+  </w:style>
+  <w:style w:type="paragraph" w:customStyle="1" w:styleId="Example">
+    <w:name w:val="Example"/>
+    <w:basedOn w:val="Normal"/>
+    <w:next w:val="Normal"/>
+    <w:qFormat/>
+    <w:rsid w:val="00EC6368"/>
+    <w:pPr>
+      <w:widowControl w:val="0"/>
+      <w:autoSpaceDE w:val="0"/>
+      <w:autoSpaceDN w:val="0"/>
+      <w:spacing w:before="54" w:after="120" w:line="276" w:lineRule="auto"/>
+      <w:ind w:left="397"/>
+    </w:pPr>
+    <w:rPr>
+      <w:rFonts w:ascii="Helvetica" w:eastAsiaTheme="minorHAnsi" w:hAnsi="Helvetica" w:cs="Helvetica"/>
+      <w:color w:val="202529"/>
+      <w:spacing w:val="-2"/>
+      <w:sz w:val="24"/>
+      <w:szCs w:val="24"/>
+    </w:rPr>
+  </w:style>
+  <w:style w:type="paragraph" w:styleId="HTMLPreformatted">
+    <w:name w:val="HTML Preformatted"/>
+    <w:basedOn w:val="Normal"/>
+    <w:link w:val="HTMLPreformattedChar"/>
+    <w:uiPriority w:val="99"/>
+    <w:semiHidden/>
+    <w:unhideWhenUsed/>
+    <w:rsid w:val="00EC6368"/>
+    <w:pPr>
+      <w:tabs>
+        <w:tab w:val="left" w:pos="916"/>
+        <w:tab w:val="left" w:pos="1832"/>
+        <w:tab w:val="left" w:pos="2748"/>
+        <w:tab w:val="left" w:pos="3664"/>
+        <w:tab w:val="left" w:pos="4580"/>
+        <w:tab w:val="left" w:pos="5496"/>
+        <w:tab w:val="left" w:pos="6412"/>
+        <w:tab w:val="left" w:pos="7328"/>
+        <w:tab w:val="left" w:pos="8244"/>
+        <w:tab w:val="left" w:pos="9160"/>
+        <w:tab w:val="left" w:pos="10076"/>
+        <w:tab w:val="left" w:pos="10992"/>
+        <w:tab w:val="left" w:pos="11908"/>
+        <w:tab w:val="left" w:pos="12824"/>
+        <w:tab w:val="left" w:pos="13740"/>
+        <w:tab w:val="left" w:pos="14656"/>
+      </w:tabs>
+      <w:spacing w:before="0" w:beforeAutospacing="0" w:after="0" w:afterAutospacing="0"/>
+    </w:pPr>
+    <w:rPr>
+      <w:rFonts w:ascii="Courier New" w:eastAsia="Times New Roman" w:hAnsi="Courier New" w:cs="Courier New"/>
+      <w:sz w:val="20"/>
+      <w:szCs w:val="20"/>
+    </w:rPr>
+  </w:style>
+  <w:style w:type="character" w:customStyle="1" w:styleId="HTMLPreformattedChar">
+    <w:name w:val="HTML Preformatted Char"/>
+    <w:basedOn w:val="DefaultParagraphFont"/>
+    <w:link w:val="HTMLPreformatted"/>
+    <w:uiPriority w:val="99"/>
+    <w:semiHidden/>
+    <w:rsid w:val="00EC6368"/>
+    <w:rPr>
+      <w:rFonts w:ascii="Courier New" w:eastAsia="Times New Roman" w:hAnsi="Courier New" w:cs="Courier New"/>
+      <w:sz w:val="20"/>
+      <w:szCs w:val="20"/>
+    </w:rPr>
+  </w:style>
+  <w:style w:type="paragraph" w:customStyle="1" w:styleId="interviewbuttons">
+    <w:name w:val="interview buttons"/>
+    <w:basedOn w:val="Normal"/>
+    <w:qFormat/>
+    <w:rsid w:val="00EC6368"/>
+    <w:pPr>
+      <w:pBdr>
+        <w:top w:val="single" w:sz="12" w:space="1" w:color="0070C0"/>
+        <w:left w:val="single" w:sz="12" w:space="4" w:color="0070C0"/>
+        <w:bottom w:val="single" w:sz="12" w:space="1" w:color="0070C0"/>
+        <w:right w:val="single" w:sz="12" w:space="4" w:color="0070C0"/>
+        <w:between w:val="single" w:sz="12" w:space="1" w:color="0070C0"/>
+        <w:bar w:val="single" w:sz="12" w:color="0070C0"/>
+      </w:pBdr>
+      <w:shd w:val="clear" w:color="auto" w:fill="FFFFFF"/>
+      <w:spacing w:after="0"/>
+      <w:ind w:left="-58" w:right="-216"/>
+    </w:pPr>
+    <w:rPr>
+      <w:sz w:val="21"/>
+      <w:szCs w:val="21"/>
+    </w:rPr>
+  </w:style>
+  <w:style w:type="character" w:customStyle="1" w:styleId="interviewconvention">
+    <w:name w:val="interview convention"/>
+    <w:basedOn w:val="DefaultParagraphFont"/>
+    <w:uiPriority w:val="1"/>
+    <w:qFormat/>
+    <w:rsid w:val="00EC6368"/>
+    <w:rPr>
+      <w:sz w:val="22"/>
+      <w:szCs w:val="22"/>
+      <w:shd w:val="clear" w:color="auto" w:fill="A6A6A6" w:themeFill="background1" w:themeFillShade="A6"/>
+    </w:rPr>
+  </w:style>
+  <w:style w:type="character" w:customStyle="1" w:styleId="interviewneedstobewritten">
+    <w:name w:val="interview needs to be written"/>
+    <w:basedOn w:val="DefaultParagraphFont"/>
+    <w:uiPriority w:val="1"/>
+    <w:qFormat/>
+    <w:rsid w:val="00EC6368"/>
+    <w:rPr>
+      <w:shd w:val="clear" w:color="auto" w:fill="FFFF00"/>
+    </w:rPr>
+  </w:style>
+  <w:style w:type="character" w:customStyle="1" w:styleId="interviewpdf">
+    <w:name w:val="interview pdf"/>
+    <w:basedOn w:val="DefaultParagraphFont"/>
+    <w:uiPriority w:val="1"/>
+    <w:qFormat/>
+    <w:rsid w:val="00EC6368"/>
+    <w:rPr>
+      <w:sz w:val="21"/>
+      <w:szCs w:val="21"/>
+    </w:rPr>
+  </w:style>
+  <w:style w:type="paragraph" w:customStyle="1" w:styleId="interviewradiobuttons">
+    <w:name w:val="interview radio buttons"/>
+    <w:basedOn w:val="ListParagraph"/>
+    <w:qFormat/>
+    <w:rsid w:val="00EC6368"/>
+    <w:pPr>
+      <w:widowControl/>
+      <w:numPr>
+        <w:numId w:val="18"/>
+      </w:numPr>
+      <w:pBdr>
+        <w:top w:val="single" w:sz="12" w:space="1" w:color="0070C0"/>
+        <w:left w:val="single" w:sz="12" w:space="4" w:color="0070C0"/>
+        <w:bottom w:val="single" w:sz="12" w:space="1" w:color="0070C0"/>
+        <w:right w:val="single" w:sz="12" w:space="4" w:color="0070C0"/>
+        <w:between w:val="single" w:sz="12" w:space="1" w:color="0070C0"/>
+        <w:bar w:val="single" w:sz="12" w:color="0070C0"/>
+      </w:pBdr>
+      <w:shd w:val="clear" w:color="auto" w:fill="FFFFFF"/>
+      <w:autoSpaceDE/>
+      <w:autoSpaceDN/>
+      <w:spacing w:before="-1" w:beforeAutospacing="1" w:after="480" w:afterAutospacing="1" w:line="240" w:lineRule="auto"/>
+      <w:ind w:right="-220"/>
+      <w:contextualSpacing/>
+    </w:pPr>
+    <w:rPr>
+      <w:rFonts w:ascii="Arial" w:eastAsia="Arial" w:hAnsi="Arial" w:cs="Arial"/>
+      <w:color w:val="auto"/>
+      <w:spacing w:val="0"/>
+      <w:sz w:val="21"/>
+      <w:szCs w:val="21"/>
+    </w:rPr>
+  </w:style>
+  <w:style w:type="character" w:customStyle="1" w:styleId="interviewtemplatetrigger">
+    <w:name w:val="interview template trigger"/>
+    <w:basedOn w:val="DefaultParagraphFont"/>
+    <w:uiPriority w:val="1"/>
+    <w:qFormat/>
+    <w:rsid w:val="00EC6368"/>
+  </w:style>
+  <w:style w:type="paragraph" w:customStyle="1" w:styleId="ListPlevel2">
+    <w:name w:val="List P level 2"/>
+    <w:basedOn w:val="ListParagraph"/>
+    <w:qFormat/>
+    <w:rsid w:val="00EC6368"/>
+    <w:pPr>
+      <w:numPr>
+        <w:numId w:val="0"/>
+      </w:numPr>
+      <w:tabs>
+        <w:tab w:val="num" w:pos="360"/>
+      </w:tabs>
+      <w:ind w:left="765" w:hanging="360"/>
+    </w:pPr>
+  </w:style>
+  <w:style w:type="paragraph" w:customStyle="1" w:styleId="ListPlevel3">
+    <w:name w:val="List P level 3"/>
+    <w:basedOn w:val="ListPlevel2"/>
+    <w:qFormat/>
+    <w:rsid w:val="00EC6368"/>
+    <w:pPr>
+      <w:tabs>
+        <w:tab w:val="clear" w:pos="360"/>
+      </w:tabs>
+      <w:ind w:left="0" w:firstLine="0"/>
+    </w:pPr>
+  </w:style>
+  <w:style w:type="paragraph" w:customStyle="1" w:styleId="MLRIAdvocacyguideforPDFPart">
+    <w:name w:val="MLRI Advocacy guide for PDF Part"/>
+    <w:basedOn w:val="Normal"/>
+    <w:qFormat/>
+    <w:rsid w:val="00EC6368"/>
+    <w:pPr>
+      <w:spacing w:before="480" w:after="80" w:line="320" w:lineRule="exact"/>
+      <w:ind w:left="187"/>
+    </w:pPr>
+    <w:rPr>
+      <w:rFonts w:ascii="Bookman Old Style" w:hAnsi="Bookman Old Style"/>
+      <w:color w:val="808080"/>
+      <w:szCs w:val="28"/>
+    </w:rPr>
+  </w:style>
+  <w:style w:type="character" w:customStyle="1" w:styleId="UnresolvedMention5">
+    <w:name w:val="Unresolved Mention5"/>
+    <w:basedOn w:val="DefaultParagraphFont"/>
+    <w:uiPriority w:val="99"/>
+    <w:semiHidden/>
+    <w:unhideWhenUsed/>
+    <w:rsid w:val="00EC6368"/>
+    <w:rPr>
+      <w:color w:val="605E5C"/>
+      <w:shd w:val="clear" w:color="auto" w:fill="E1DFDD"/>
+    </w:rPr>
+  </w:style>
+  <w:style w:type="character" w:customStyle="1" w:styleId="UnresolvedMention6">
+    <w:name w:val="Unresolved Mention6"/>
+    <w:basedOn w:val="DefaultParagraphFont"/>
+    <w:uiPriority w:val="99"/>
+    <w:semiHidden/>
+    <w:unhideWhenUsed/>
+    <w:rsid w:val="00EC6368"/>
+    <w:rPr>
+      <w:color w:val="605E5C"/>
+      <w:shd w:val="clear" w:color="auto" w:fill="E1DFDD"/>
+    </w:rPr>
+  </w:style>
+  <w:style w:type="character" w:customStyle="1" w:styleId="UnresolvedMention7">
+    <w:name w:val="Unresolved Mention7"/>
+    <w:basedOn w:val="DefaultParagraphFont"/>
+    <w:uiPriority w:val="99"/>
+    <w:semiHidden/>
+    <w:unhideWhenUsed/>
+    <w:rsid w:val="00EC6368"/>
+    <w:rPr>
+      <w:color w:val="605E5C"/>
+      <w:shd w:val="clear" w:color="auto" w:fill="E1DFDD"/>
+    </w:rPr>
+  </w:style>
+  <w:style w:type="character" w:customStyle="1" w:styleId="Heading5Char">
+    <w:name w:val="Heading 5 Char"/>
+    <w:basedOn w:val="DefaultParagraphFont"/>
+    <w:link w:val="Heading5"/>
+    <w:uiPriority w:val="9"/>
+    <w:semiHidden/>
+    <w:rsid w:val="00750956"/>
+    <w:rPr>
+      <w:rFonts w:ascii="Arial" w:hAnsi="Arial" w:cs="Arial"/>
+      <w:color w:val="666666"/>
+      <w:sz w:val="24"/>
+      <w:lang w:val="en"/>
+    </w:rPr>
+  </w:style>
+  <w:style w:type="character" w:customStyle="1" w:styleId="Heading6Char">
+    <w:name w:val="Heading 6 Char"/>
+    <w:basedOn w:val="DefaultParagraphFont"/>
+    <w:link w:val="Heading6"/>
+    <w:uiPriority w:val="9"/>
+    <w:semiHidden/>
+    <w:rsid w:val="00750956"/>
+    <w:rPr>
+      <w:rFonts w:ascii="Arial" w:hAnsi="Arial" w:cs="Arial"/>
+      <w:i/>
+      <w:color w:val="666666"/>
+      <w:sz w:val="24"/>
+      <w:lang w:val="en"/>
+    </w:rPr>
+  </w:style>
+  <w:style w:type="character" w:customStyle="1" w:styleId="Helptextinquestionmark">
+    <w:name w:val="Help text in question mark"/>
+    <w:basedOn w:val="DefaultParagraphFont"/>
+    <w:uiPriority w:val="1"/>
+    <w:qFormat/>
+    <w:rsid w:val="00750956"/>
+    <w:rPr>
+      <w:rFonts w:ascii="Tahoma" w:hAnsi="Tahoma" w:cs="Tahoma"/>
+      <w:color w:val="FFFFFF" w:themeColor="background1"/>
+      <w:szCs w:val="24"/>
+      <w:shd w:val="clear" w:color="auto" w:fill="33CCFF"/>
+    </w:rPr>
+  </w:style>
+  <w:style w:type="character" w:customStyle="1" w:styleId="Interviewbutton0">
+    <w:name w:val="Interview button"/>
+    <w:basedOn w:val="DefaultParagraphFont"/>
+    <w:uiPriority w:val="1"/>
+    <w:qFormat/>
+    <w:rsid w:val="00750956"/>
+    <w:rPr>
+      <w:color w:val="FFFFFF" w:themeColor="background1"/>
+      <w:bdr w:val="none" w:sz="0" w:space="0" w:color="auto"/>
+      <w:shd w:val="clear" w:color="auto" w:fill="0B5ED8"/>
+    </w:rPr>
+  </w:style>
+  <w:style w:type="paragraph" w:customStyle="1" w:styleId="interviewcheckboxes">
+    <w:name w:val="interview checkboxes"/>
+    <w:basedOn w:val="ListParagraph"/>
+    <w:qFormat/>
+    <w:rsid w:val="00750956"/>
+    <w:pPr>
+      <w:numPr>
+        <w:numId w:val="15"/>
+      </w:numPr>
+      <w:pBdr>
+        <w:top w:val="single" w:sz="12" w:space="1" w:color="0070C0"/>
+        <w:left w:val="single" w:sz="12" w:space="4" w:color="0070C0"/>
+        <w:bottom w:val="single" w:sz="12" w:space="1" w:color="0070C0"/>
+        <w:right w:val="single" w:sz="12" w:space="4" w:color="0070C0"/>
+        <w:between w:val="single" w:sz="12" w:space="1" w:color="0070C0"/>
+        <w:bar w:val="single" w:sz="12" w:color="0070C0"/>
+      </w:pBdr>
+    </w:pPr>
+  </w:style>
+  <w:style w:type="character" w:customStyle="1" w:styleId="interviewcondition2">
+    <w:name w:val="interview condition 2"/>
+    <w:basedOn w:val="Hyperlink"/>
+    <w:uiPriority w:val="1"/>
+    <w:qFormat/>
+    <w:rsid w:val="00750956"/>
+    <w:rPr>
+      <w:rFonts w:ascii="Helvetica" w:hAnsi="Helvetica" w:cs="Helvetica"/>
+      <w:color w:val="009999"/>
+      <w:spacing w:val="-2"/>
+      <w:sz w:val="24"/>
+      <w:szCs w:val="24"/>
+      <w:u w:val="none"/>
+    </w:rPr>
+  </w:style>
+  <w:style w:type="character" w:customStyle="1" w:styleId="interviewhelpquestionmark">
+    <w:name w:val="interview help question mark"/>
+    <w:basedOn w:val="DefaultParagraphFont"/>
+    <w:uiPriority w:val="1"/>
+    <w:qFormat/>
+    <w:rsid w:val="00750956"/>
+    <w:rPr>
+      <w:color w:val="FFFFFF" w:themeColor="background1"/>
+      <w:shd w:val="clear" w:color="auto" w:fill="9CC2E5" w:themeFill="accent5" w:themeFillTint="99"/>
+    </w:rPr>
+  </w:style>
+  <w:style w:type="paragraph" w:customStyle="1" w:styleId="interviewneedsediting">
+    <w:name w:val="interview needs editing"/>
+    <w:basedOn w:val="Normal"/>
+    <w:next w:val="Normal"/>
+    <w:qFormat/>
+    <w:rsid w:val="00750956"/>
+    <w:pPr>
+      <w:shd w:val="clear" w:color="auto" w:fill="FFFF00"/>
+      <w:spacing w:after="60" w:line="360" w:lineRule="auto"/>
+    </w:pPr>
+    <w:rPr>
+      <w:sz w:val="21"/>
+      <w:szCs w:val="21"/>
+    </w:rPr>
+  </w:style>
+  <w:style w:type="character" w:customStyle="1" w:styleId="interviewtextbox">
+    <w:name w:val="interview text box"/>
+    <w:basedOn w:val="DefaultParagraphFont"/>
+    <w:uiPriority w:val="1"/>
+    <w:qFormat/>
+    <w:rsid w:val="00750956"/>
+    <w:rPr>
+      <w:shd w:val="clear" w:color="auto" w:fill="D9D9D9" w:themeFill="background1" w:themeFillShade="D9"/>
+    </w:rPr>
+  </w:style>
+  <w:style w:type="character" w:customStyle="1" w:styleId="subject">
+    <w:name w:val="subject"/>
+    <w:basedOn w:val="DefaultParagraphFont"/>
+    <w:rsid w:val="00750956"/>
+  </w:style>
+  <w:style w:type="paragraph" w:styleId="Subtitle">
+    <w:name w:val="Subtitle"/>
+    <w:basedOn w:val="Normal"/>
+    <w:next w:val="Normal"/>
+    <w:link w:val="SubtitleChar"/>
+    <w:uiPriority w:val="11"/>
+    <w:qFormat/>
+    <w:rsid w:val="00750956"/>
+    <w:pPr>
+      <w:keepNext/>
+      <w:keepLines/>
+      <w:spacing w:after="320"/>
+    </w:pPr>
+    <w:rPr>
+      <w:color w:val="666666"/>
+      <w:sz w:val="30"/>
+      <w:szCs w:val="30"/>
+    </w:rPr>
+  </w:style>
+  <w:style w:type="character" w:customStyle="1" w:styleId="SubtitleChar">
+    <w:name w:val="Subtitle Char"/>
+    <w:basedOn w:val="DefaultParagraphFont"/>
+    <w:link w:val="Subtitle"/>
+    <w:uiPriority w:val="11"/>
+    <w:rsid w:val="00750956"/>
+    <w:rPr>
+      <w:rFonts w:ascii="Arial" w:hAnsi="Arial" w:cs="Arial"/>
+      <w:color w:val="666666"/>
+      <w:sz w:val="30"/>
+      <w:szCs w:val="30"/>
+      <w:lang w:val="en"/>
+    </w:rPr>
+  </w:style>
+  <w:style w:type="paragraph" w:styleId="TOC1">
+    <w:name w:val="toc 1"/>
+    <w:basedOn w:val="Normal"/>
+    <w:next w:val="Normal"/>
+    <w:autoRedefine/>
+    <w:uiPriority w:val="39"/>
+    <w:unhideWhenUsed/>
+    <w:rsid w:val="00750956"/>
+    <w:pPr>
+      <w:spacing w:after="100"/>
+    </w:pPr>
+  </w:style>
+  <w:style w:type="paragraph" w:styleId="TOC2">
+    <w:name w:val="toc 2"/>
+    <w:basedOn w:val="Normal"/>
+    <w:next w:val="Normal"/>
+    <w:autoRedefine/>
+    <w:uiPriority w:val="39"/>
+    <w:unhideWhenUsed/>
+    <w:rsid w:val="00750956"/>
+    <w:pPr>
+      <w:spacing w:after="100"/>
+      <w:ind w:left="240"/>
+    </w:pPr>
+  </w:style>
+  <w:style w:type="paragraph" w:styleId="TOC3">
+    <w:name w:val="toc 3"/>
+    <w:basedOn w:val="Normal"/>
+    <w:next w:val="Normal"/>
+    <w:autoRedefine/>
+    <w:uiPriority w:val="39"/>
+    <w:unhideWhenUsed/>
+    <w:rsid w:val="00750956"/>
+    <w:pPr>
+      <w:spacing w:after="100"/>
+      <w:ind w:left="480"/>
+    </w:pPr>
+  </w:style>
+  <w:style w:type="paragraph" w:styleId="TOCHeading">
+    <w:name w:val="TOC Heading"/>
+    <w:basedOn w:val="Heading1"/>
+    <w:next w:val="Normal"/>
+    <w:uiPriority w:val="39"/>
+    <w:unhideWhenUsed/>
+    <w:qFormat/>
+    <w:rsid w:val="00750956"/>
+    <w:pPr>
+      <w:spacing w:before="240" w:after="0" w:line="259" w:lineRule="auto"/>
+      <w:outlineLvl w:val="9"/>
+    </w:pPr>
+    <w:rPr>
+      <w:rFonts w:asciiTheme="majorHAnsi" w:eastAsiaTheme="majorEastAsia" w:hAnsiTheme="majorHAnsi" w:cstheme="majorBidi"/>
+      <w:color w:val="2F5496" w:themeColor="accent1" w:themeShade="BF"/>
+      <w:sz w:val="32"/>
+      <w:szCs w:val="32"/>
+    </w:rPr>
+  </w:style>
+  <w:style w:type="character" w:customStyle="1" w:styleId="UnresolvedMention8">
+    <w:name w:val="Unresolved Mention8"/>
+    <w:basedOn w:val="DefaultParagraphFont"/>
+    <w:uiPriority w:val="99"/>
+    <w:semiHidden/>
+    <w:unhideWhenUsed/>
+    <w:rsid w:val="00226581"/>
+    <w:rPr>
+      <w:color w:val="605E5C"/>
+      <w:shd w:val="clear" w:color="auto" w:fill="E1DFDD"/>
+    </w:rPr>
+  </w:style>
+  <w:style w:type="character" w:customStyle="1" w:styleId="UnresolvedMention9">
+    <w:name w:val="Unresolved Mention9"/>
+    <w:basedOn w:val="DefaultParagraphFont"/>
+    <w:uiPriority w:val="99"/>
+    <w:semiHidden/>
+    <w:unhideWhenUsed/>
+    <w:rsid w:val="000A7BA4"/>
+    <w:rPr>
+      <w:color w:val="605E5C"/>
+      <w:shd w:val="clear" w:color="auto" w:fill="E1DFDD"/>
+    </w:rPr>
+  </w:style>
+</w:styles>
+</file>
+
+<file path=word/stylesWithEffects.xml><?xml version="1.0" encoding="utf-8"?>
+<w:styles xmlns:wpc="http://schemas.microsoft.com/office/word/2010/wordprocessingCanvas" xmlns:mc="http://schemas.openxmlformats.org/markup-compatibility/2006" xmlns:o="urn:schemas-microsoft-com:office:office" xmlns:r="http://schemas.openxmlformats.org/officeDocument/2006/relationships" xmlns:m="http://schemas.openxmlformats.org/officeDocument/2006/math" xmlns:v="urn:schemas-microsoft-com:vml" xmlns:wp14="http://schemas.microsoft.com/office/word/2010/wordprocessingDrawing" xmlns:wp="http://schemas.openxmlformats.org/drawingml/2006/wordprocessingDrawing" xmlns:w10="urn:schemas-microsoft-com:office:word" xmlns:w="http://schemas.openxmlformats.org/wordprocessingml/2006/main" xmlns:w14="http://schemas.microsoft.com/office/word/2010/wordml" xmlns:wpg="http://schemas.microsoft.com/office/word/2010/wordprocessingGroup" xmlns:wpi="http://schemas.microsoft.com/office/word/2010/wordprocessingInk" xmlns:wne="http://schemas.microsoft.com/office/word/2006/wordml" xmlns:wps="http://schemas.microsoft.com/office/word/2010/wordprocessingShape" mc:Ignorable="w14 wp14">
+  <w:docDefaults>
+    <w:rPrDefault>
+      <w:rPr>
+        <w:rFonts w:asciiTheme="minorHAnsi" w:eastAsia="Arial" w:hAnsiTheme="minorHAnsi" w:cstheme="minorBidi"/>
+        <w:sz w:val="22"/>
+        <w:szCs w:val="22"/>
+        <w:lang w:val="en-US" w:eastAsia="en-US" w:bidi="ar-SA"/>
+      </w:rPr>
+    </w:rPrDefault>
+    <w:pPrDefault>
+      <w:pPr>
+        <w:suppressAutoHyphens/>
+      </w:pPr>
+    </w:pPrDefault>
+  </w:docDefaults>
+  <w:latentStyles w:defLockedState="0" w:defUIPriority="99" w:defSemiHidden="1" w:defUnhideWhenUsed="1" w:defQFormat="0" w:count="267">
+    <w:lsdException w:name="Normal" w:semiHidden="0" w:uiPriority="0" w:unhideWhenUsed="0" w:qFormat="1"/>
+    <w:lsdException w:name="heading 1" w:semiHidden="0" w:uiPriority="9" w:unhideWhenUsed="0" w:qFormat="1"/>
+    <w:lsdException w:name="heading 2" w:uiPriority="9" w:qFormat="1"/>
+    <w:lsdException w:name="heading 3" w:uiPriority="9" w:qFormat="1"/>
+    <w:lsdException w:name="heading 4" w:uiPriority="9" w:qFormat="1"/>
+    <w:lsdException w:name="heading 5" w:uiPriority="9" w:qFormat="1"/>
+    <w:lsdException w:name="heading 6" w:uiPriority="9" w:qFormat="1"/>
+    <w:lsdException w:name="heading 7" w:uiPriority="9" w:qFormat="1"/>
+    <w:lsdException w:name="heading 8" w:uiPriority="9" w:qFormat="1"/>
+    <w:lsdException w:name="heading 9" w:uiPriority="9" w:qFormat="1"/>
+    <w:lsdException w:name="toc 1" w:uiPriority="39"/>
+    <w:lsdException w:name="toc 2" w:uiPriority="39"/>
+    <w:lsdException w:name="toc 3" w:uiPriority="39"/>
+    <w:lsdException w:name="toc 4" w:uiPriority="39"/>
+    <w:lsdException w:name="toc 5" w:uiPriority="39"/>
+    <w:lsdException w:name="toc 6" w:uiPriority="39"/>
+    <w:lsdException w:name="toc 7" w:uiPriority="39"/>
+    <w:lsdException w:name="toc 8" w:uiPriority="39"/>
+    <w:lsdException w:name="toc 9" w:uiPriority="39"/>
+    <w:lsdException w:name="caption" w:uiPriority="35" w:qFormat="1"/>
+    <w:lsdException w:name="Title" w:semiHidden="0" w:uiPriority="10" w:unhideWhenUsed="0" w:qFormat="1"/>
+    <w:lsdException w:name="Default Paragraph Font" w:uiPriority="1"/>
+    <w:lsdException w:name="Body Text" w:uiPriority="1" w:qFormat="1"/>
+    <w:lsdException w:name="Subtitle" w:semiHidden="0" w:uiPriority="11" w:unhideWhenUsed="0" w:qFormat="1"/>
+    <w:lsdException w:name="Strong" w:semiHidden="0" w:uiPriority="22" w:unhideWhenUsed="0" w:qFormat="1"/>
+    <w:lsdException w:name="Emphasis" w:semiHidden="0" w:uiPriority="20" w:unhideWhenUsed="0" w:qFormat="1"/>
+    <w:lsdException w:name="Table Grid" w:semiHidden="0" w:uiPriority="39" w:unhideWhenUsed="0"/>
+    <w:lsdException w:name="Placeholder Text" w:unhideWhenUsed="0"/>
+    <w:lsdException w:name="No Spacing" w:semiHidden="0" w:uiPriority="1" w:unhideWhenUsed="0" w:qFormat="1"/>
+    <w:lsdException w:name="Light Shading" w:semiHidden="0" w:uiPriority="60" w:unhideWhenUsed="0"/>
+    <w:lsdException w:name="Light List" w:semiHidden="0" w:uiPriority="61" w:unhideWhenUsed="0"/>
+    <w:lsdException w:name="Light Grid" w:semiHidden="0" w:uiPriority="62" w:unhideWhenUsed="0"/>
+    <w:lsdException w:name="Medium Shading 1" w:semiHidden="0" w:uiPriority="63" w:unhideWhenUsed="0"/>
+    <w:lsdException w:name="Medium Shading 2" w:semiHidden="0" w:uiPriority="64" w:unhideWhenUsed="0"/>
+    <w:lsdException w:name="Medium List 1" w:semiHidden="0" w:uiPriority="65" w:unhideWhenUsed="0"/>
+    <w:lsdException w:name="Medium List 2" w:semiHidden="0" w:uiPriority="66" w:unhideWhenUsed="0"/>
+    <w:lsdException w:name="Medium Grid 1" w:semiHidden="0" w:uiPriority="67" w:unhideWhenUsed="0"/>
+    <w:lsdException w:name="Medium Grid 2" w:semiHidden="0" w:uiPriority="68" w:unhideWhenUsed="0"/>
+    <w:lsdException w:name="Medium Grid 3" w:semiHidden="0" w:uiPriority="69" w:unhideWhenUsed="0"/>
+    <w:lsdException w:name="Dark List" w:semiHidden="0" w:uiPriority="70" w:unhideWhenUsed="0"/>
+    <w:lsdException w:name="Colorful Shading" w:semiHidden="0" w:uiPriority="71" w:unhideWhenUsed="0"/>
+    <w:lsdException w:name="Colorful List" w:semiHidden="0" w:uiPriority="72" w:unhideWhenUsed="0"/>
+    <w:lsdException w:name="Colorful Grid" w:semiHidden="0" w:uiPriority="73" w:unhideWhenUsed="0"/>
+    <w:lsdException w:name="Light Shading Accent 1" w:semiHidden="0" w:uiPriority="60" w:unhideWhenUsed="0"/>
+    <w:lsdException w:name="Light List Accent 1" w:semiHidden="0" w:uiPriority="61" w:unhideWhenUsed="0"/>
+    <w:lsdException w:name="Light Grid Accent 1" w:semiHidden="0" w:uiPriority="62" w:unhideWhenUsed="0"/>
+    <w:lsdException w:name="Medium Shading 1 Accent 1" w:semiHidden="0" w:uiPriority="63" w:unhideWhenUsed="0"/>
+    <w:lsdException w:name="Medium Shading 2 Accent 1" w:semiHidden="0" w:uiPriority="64" w:unhideWhenUsed="0"/>
+    <w:lsdException w:name="Medium List 1 Accent 1" w:semiHidden="0" w:uiPriority="65" w:unhideWhenUsed="0"/>
+    <w:lsdException w:name="Revision" w:unhideWhenUsed="0"/>
+    <w:lsdException w:name="List Paragraph" w:semiHidden="0" w:uiPriority="34" w:unhideWhenUsed="0" w:qFormat="1"/>
+    <w:lsdException w:name="Quote" w:semiHidden="0" w:uiPriority="29" w:unhideWhenUsed="0" w:qFormat="1"/>
+    <w:lsdException w:name="Intense Quote" w:semiHidden="0" w:uiPriority="30" w:unhideWhenUsed="0" w:qFormat="1"/>
+    <w:lsdException w:name="Medium List 2 Accent 1" w:semiHidden="0" w:uiPriority="66" w:unhideWhenUsed="0"/>
+    <w:lsdException w:name="Medium Grid 1 Accent 1" w:semiHidden="0" w:uiPriority="67" w:unhideWhenUsed="0"/>
+    <w:lsdException w:name="Medium Grid 2 Accent 1" w:semiHidden="0" w:uiPriority="68" w:unhideWhenUsed="0"/>
+    <w:lsdException w:name="Medium Grid 3 Accent 1" w:semiHidden="0" w:uiPriority="69" w:unhideWhenUsed="0"/>
+    <w:lsdException w:name="Dark List Accent 1" w:semiHidden="0" w:uiPriority="70" w:unhideWhenUsed="0"/>
+    <w:lsdException w:name="Colorful Shading Accent 1" w:semiHidden="0" w:uiPriority="71" w:unhideWhenUsed="0"/>
+    <w:lsdException w:name="Colorful List Accent 1" w:semiHidden="0" w:uiPriority="72" w:unhideWhenUsed="0"/>
+    <w:lsdException w:name="Colorful Grid Accent 1" w:semiHidden="0" w:uiPriority="73" w:unhideWhenUsed="0"/>
+    <w:lsdException w:name="Light Shading Accent 2" w:semiHidden="0" w:uiPriority="60" w:unhideWhenUsed="0"/>
+    <w:lsdException w:name="Light List Accent 2" w:semiHidden="0" w:uiPriority="61" w:unhideWhenUsed="0"/>
+    <w:lsdException w:name="Light Grid Accent 2" w:semiHidden="0" w:uiPriority="62" w:unhideWhenUsed="0"/>
+    <w:lsdException w:name="Medium Shading 1 Accent 2" w:semiHidden="0" w:uiPriority="63" w:unhideWhenUsed="0"/>
+    <w:lsdException w:name="Medium Shading 2 Accent 2" w:semiHidden="0" w:uiPriority="64" w:unhideWhenUsed="0"/>
+    <w:lsdException w:name="Medium List 1 Accent 2" w:semiHidden="0" w:uiPriority="65" w:unhideWhenUsed="0"/>
+    <w:lsdException w:name="Medium List 2 Accent 2" w:semiHidden="0" w:uiPriority="66" w:unhideWhenUsed="0"/>
+    <w:lsdException w:name="Medium Grid 1 Accent 2" w:semiHidden="0" w:uiPriority="67" w:unhideWhenUsed="0"/>
+    <w:lsdException w:name="Medium Grid 2 Accent 2" w:semiHidden="0" w:uiPriority="68" w:unhideWhenUsed="0"/>
+    <w:lsdException w:name="Medium Grid 3 Accent 2" w:semiHidden="0" w:uiPriority="69" w:unhideWhenUsed="0"/>
+    <w:lsdException w:name="Dark List Accent 2" w:semiHidden="0" w:uiPriority="70" w:unhideWhenUsed="0"/>
+    <w:lsdException w:name="Colorful Shading Accent 2" w:semiHidden="0" w:uiPriority="71" w:unhideWhenUsed="0"/>
+    <w:lsdException w:name="Colorful List Accent 2" w:semiHidden="0" w:uiPriority="72" w:unhideWhenUsed="0"/>
+    <w:lsdException w:name="Colorful Grid Accent 2" w:semiHidden="0" w:uiPriority="73" w:unhideWhenUsed="0"/>
+    <w:lsdException w:name="Light Shading Accent 3" w:semiHidden="0" w:uiPriority="60" w:unhideWhenUsed="0"/>
+    <w:lsdException w:name="Light List Accent 3" w:semiHidden="0" w:uiPriority="61" w:unhideWhenUsed="0"/>
+    <w:lsdException w:name="Light Grid Accent 3" w:semiHidden="0" w:uiPriority="62" w:unhideWhenUsed="0"/>
+    <w:lsdException w:name="Medium Shading 1 Accent 3" w:semiHidden="0" w:uiPriority="63" w:unhideWhenUsed="0"/>
+    <w:lsdException w:name="Medium Shading 2 Accent 3" w:semiHidden="0" w:uiPriority="64" w:unhideWhenUsed="0"/>
+    <w:lsdException w:name="Medium List 1 Accent 3" w:semiHidden="0" w:uiPriority="65" w:unhideWhenUsed="0"/>
+    <w:lsdException w:name="Medium List 2 Accent 3" w:semiHidden="0" w:uiPriority="66" w:unhideWhenUsed="0"/>
+    <w:lsdException w:name="Medium Grid 1 Accent 3" w:semiHidden="0" w:uiPriority="67" w:unhideWhenUsed="0"/>
+    <w:lsdException w:name="Medium Grid 2 Accent 3" w:semiHidden="0" w:uiPriority="68" w:unhideWhenUsed="0"/>
+    <w:lsdException w:name="Medium Grid 3 Accent 3" w:semiHidden="0" w:uiPriority="69" w:unhideWhenUsed="0"/>
+    <w:lsdException w:name="Dark List Accent 3" w:semiHidden="0" w:uiPriority="70" w:unhideWhenUsed="0"/>
+    <w:lsdException w:name="Colorful Shading Accent 3" w:semiHidden="0" w:uiPriority="71" w:unhideWhenUsed="0"/>
+    <w:lsdException w:name="Colorful List Accent 3" w:semiHidden="0" w:uiPriority="72" w:unhideWhenUsed="0"/>
+    <w:lsdException w:name="Colorful Grid Accent 3" w:semiHidden="0" w:uiPriority="73" w:unhideWhenUsed="0"/>
+    <w:lsdException w:name="Light Shading Accent 4" w:semiHidden="0" w:uiPriority="60" w:unhideWhenUsed="0"/>
+    <w:lsdException w:name="Light List Accent 4" w:semiHidden="0" w:uiPriority="61" w:unhideWhenUsed="0"/>
+    <w:lsdException w:name="Light Grid Accent 4" w:semiHidden="0" w:uiPriority="62" w:unhideWhenUsed="0"/>
+    <w:lsdException w:name="Medium Shading 1 Accent 4" w:semiHidden="0" w:uiPriority="63" w:unhideWhenUsed="0"/>
+    <w:lsdException w:name="Medium Shading 2 Accent 4" w:semiHidden="0" w:uiPriority="64" w:unhideWhenUsed="0"/>
+    <w:lsdException w:name="Medium List 1 Accent 4" w:semiHidden="0" w:uiPriority="65" w:unhideWhenUsed="0"/>
+    <w:lsdException w:name="Medium List 2 Accent 4" w:semiHidden="0" w:uiPriority="66" w:unhideWhenUsed="0"/>
+    <w:lsdException w:name="Medium Grid 1 Accent 4" w:semiHidden="0" w:uiPriority="67" w:unhideWhenUsed="0"/>
+    <w:lsdException w:name="Medium Grid 2 Accent 4" w:semiHidden="0" w:uiPriority="68" w:unhideWhenUsed="0"/>
+    <w:lsdException w:name="Medium Grid 3 Accent 4" w:semiHidden="0" w:uiPriority="69" w:unhideWhenUsed="0"/>
+    <w:lsdException w:name="Dark List Accent 4" w:semiHidden="0" w:uiPriority="70" w:unhideWhenUsed="0"/>
+    <w:lsdException w:name="Colorful Shading Accent 4" w:semiHidden="0" w:uiPriority="71" w:unhideWhenUsed="0"/>
+    <w:lsdException w:name="Colorful List Accent 4" w:semiHidden="0" w:uiPriority="72" w:unhideWhenUsed="0"/>
+    <w:lsdException w:name="Colorful Grid Accent 4" w:semiHidden="0" w:uiPriority="73" w:unhideWhenUsed="0"/>
+    <w:lsdException w:name="Light Shading Accent 5" w:semiHidden="0" w:uiPriority="60" w:unhideWhenUsed="0"/>
+    <w:lsdException w:name="Light List Accent 5" w:semiHidden="0" w:uiPriority="61" w:unhideWhenUsed="0"/>
+    <w:lsdException w:name="Light Grid Accent 5" w:semiHidden="0" w:uiPriority="62" w:unhideWhenUsed="0"/>
+    <w:lsdException w:name="Medium Shading 1 Accent 5" w:semiHidden="0" w:uiPriority="63" w:unhideWhenUsed="0"/>
+    <w:lsdException w:name="Medium Shading 2 Accent 5" w:semiHidden="0" w:uiPriority="64" w:unhideWhenUsed="0"/>
+    <w:lsdException w:name="Medium List 1 Accent 5" w:semiHidden="0" w:uiPriority="65" w:unhideWhenUsed="0"/>
+    <w:lsdException w:name="Medium List 2 Accent 5" w:semiHidden="0" w:uiPriority="66" w:unhideWhenUsed="0"/>
+    <w:lsdException w:name="Medium Grid 1 Accent 5" w:semiHidden="0" w:uiPriority="67" w:unhideWhenUsed="0"/>
+    <w:lsdException w:name="Medium Grid 2 Accent 5" w:semiHidden="0" w:uiPriority="68" w:unhideWhenUsed="0"/>
+    <w:lsdException w:name="Medium Grid 3 Accent 5" w:semiHidden="0" w:uiPriority="69" w:unhideWhenUsed="0"/>
+    <w:lsdException w:name="Dark List Accent 5" w:semiHidden="0" w:uiPriority="70" w:unhideWhenUsed="0"/>
+    <w:lsdException w:name="Colorful Shading Accent 5" w:semiHidden="0" w:uiPriority="71" w:unhideWhenUsed="0"/>
+    <w:lsdException w:name="Colorful List Accent 5" w:semiHidden="0" w:uiPriority="72" w:unhideWhenUsed="0"/>
+    <w:lsdException w:name="Colorful Grid Accent 5" w:semiHidden="0" w:uiPriority="73" w:unhideWhenUsed="0"/>
+    <w:lsdException w:name="Light Shading Accent 6" w:semiHidden="0" w:uiPriority="60" w:unhideWhenUsed="0"/>
+    <w:lsdException w:name="Light List Accent 6" w:semiHidden="0" w:uiPriority="61" w:unhideWhenUsed="0"/>
+    <w:lsdException w:name="Light Grid Accent 6" w:semiHidden="0" w:uiPriority="62" w:unhideWhenUsed="0"/>
+    <w:lsdException w:name="Medium Shading 1 Accent 6" w:semiHidden="0" w:uiPriority="63" w:unhideWhenUsed="0"/>
+    <w:lsdException w:name="Medium Shading 2 Accent 6" w:semiHidden="0" w:uiPriority="64" w:unhideWhenUsed="0"/>
+    <w:lsdException w:name="Medium List 1 Accent 6" w:semiHidden="0" w:uiPriority="65" w:unhideWhenUsed="0"/>
+    <w:lsdException w:name="Medium List 2 Accent 6" w:semiHidden="0" w:uiPriority="66" w:unhideWhenUsed="0"/>
+    <w:lsdException w:name="Medium Grid 1 Accent 6" w:semiHidden="0" w:uiPriority="67" w:unhideWhenUsed="0"/>
+    <w:lsdException w:name="Medium Grid 2 Accent 6" w:semiHidden="0" w:uiPriority="68" w:unhideWhenUsed="0"/>
+    <w:lsdException w:name="Medium Grid 3 Accent 6" w:semiHidden="0" w:uiPriority="69" w:unhideWhenUsed="0"/>
+    <w:lsdException w:name="Dark List Accent 6" w:semiHidden="0" w:uiPriority="70" w:unhideWhenUsed="0"/>
+    <w:lsdException w:name="Colorful Shading Accent 6" w:semiHidden="0" w:uiPriority="71" w:unhideWhenUsed="0"/>
+    <w:lsdException w:name="Colorful List Accent 6" w:semiHidden="0" w:uiPriority="72" w:unhideWhenUsed="0"/>
+    <w:lsdException w:name="Colorful Grid Accent 6" w:semiHidden="0" w:uiPriority="73" w:unhideWhenUsed="0"/>
+    <w:lsdException w:name="Subtle Emphasis" w:semiHidden="0" w:uiPriority="19" w:unhideWhenUsed="0" w:qFormat="1"/>
+    <w:lsdException w:name="Intense Emphasis" w:semiHidden="0" w:uiPriority="21" w:unhideWhenUsed="0" w:qFormat="1"/>
+    <w:lsdException w:name="Subtle Reference" w:semiHidden="0" w:uiPriority="31" w:unhideWhenUsed="0" w:qFormat="1"/>
+    <w:lsdException w:name="Intense Reference" w:semiHidden="0" w:uiPriority="32" w:unhideWhenUsed="0" w:qFormat="1"/>
+    <w:lsdException w:name="Book Title" w:semiHidden="0" w:uiPriority="33" w:unhideWhenUsed="0" w:qFormat="1"/>
+    <w:lsdException w:name="Bibliography" w:uiPriority="37"/>
+    <w:lsdException w:name="TOC Heading" w:uiPriority="39" w:qFormat="1"/>
   </w:latentStyles>
   <w:style w:type="paragraph" w:default="1" w:styleId="Normal">
     <w:name w:val="Normal"/>
@@ -10071,7 +13509,7 @@
   <a:extraClrSchemeLst/>
   <a:extLst>
     <a:ext uri="{05A4C25C-085E-4340-85A3-A5531E510DB2}">
-      <thm15:themeFamily xmlns:thm15="http://schemas.microsoft.com/office/thememl/2012/main" name="Office Theme" id="{62F939B6-93AF-4DB8-9C6B-D6C7DFDC589F}" vid="{4A3C46E8-61CC-4603-A589-7422A47A8E4A}"/>
+      <thm15:themeFamily xmlns:thm15="http://schemas.microsoft.com/office/thememl/2012/main" xmlns="" name="Office Theme" id="{62F939B6-93AF-4DB8-9C6B-D6C7DFDC589F}" vid="{4A3C46E8-61CC-4603-A589-7422A47A8E4A}"/>
     </a:ext>
   </a:extLst>
 </a:theme>
@@ -10082,7 +13520,7 @@
 </file>
 
 <file path=customXml/itemProps1.xml><?xml version="1.0" encoding="utf-8"?>
-<ds:datastoreItem xmlns:ds="http://schemas.openxmlformats.org/officeDocument/2006/customXml" ds:itemID="{8F36BF28-A3CB-48AF-B8A0-7D95D5870585}">
+<ds:datastoreItem xmlns:ds="http://schemas.openxmlformats.org/officeDocument/2006/customXml" ds:itemID="{C1896BD9-B507-4D15-9F6C-913953EE67CA}">
   <ds:schemaRefs>
     <ds:schemaRef ds:uri="http://schemas.openxmlformats.org/officeDocument/2006/bibliography"/>
   </ds:schemaRefs>

--- a/docassemble/RespondingChildCustodyActionPlan/data/templates/responding_child_custody_action_plan.docx
+++ b/docassemble/RespondingChildCustodyActionPlan/data/templates/responding_child_custody_action_plan.docx
@@ -1,6 +1,6 @@
 
 <file path=word/document.xml><?xml version="1.0" encoding="utf-8"?>
-<w:document xmlns:wpc="http://schemas.microsoft.com/office/word/2010/wordprocessingCanvas" xmlns:mc="http://schemas.openxmlformats.org/markup-compatibility/2006" xmlns:o="urn:schemas-microsoft-com:office:office" xmlns:r="http://schemas.openxmlformats.org/officeDocument/2006/relationships" xmlns:m="http://schemas.openxmlformats.org/officeDocument/2006/math" xmlns:v="urn:schemas-microsoft-com:vml" xmlns:wp14="http://schemas.microsoft.com/office/word/2010/wordprocessingDrawing" xmlns:wp="http://schemas.openxmlformats.org/drawingml/2006/wordprocessingDrawing" xmlns:w10="urn:schemas-microsoft-com:office:word" xmlns:w="http://schemas.openxmlformats.org/wordprocessingml/2006/main" xmlns:w14="http://schemas.microsoft.com/office/word/2010/wordml" xmlns:wpg="http://schemas.microsoft.com/office/word/2010/wordprocessingGroup" xmlns:wpi="http://schemas.microsoft.com/office/word/2010/wordprocessingInk" xmlns:wne="http://schemas.microsoft.com/office/word/2006/wordml" xmlns:wps="http://schemas.microsoft.com/office/word/2010/wordprocessingShape" mc:Ignorable="w14 wp14">
+<w:document xmlns:wpc="http://schemas.microsoft.com/office/word/2010/wordprocessingCanvas" xmlns:cx="http://schemas.microsoft.com/office/drawing/2014/chartex" xmlns:cx1="http://schemas.microsoft.com/office/drawing/2015/9/8/chartex" xmlns:cx2="http://schemas.microsoft.com/office/drawing/2015/10/21/chartex" xmlns:cx3="http://schemas.microsoft.com/office/drawing/2016/5/9/chartex" xmlns:cx4="http://schemas.microsoft.com/office/drawing/2016/5/10/chartex" xmlns:cx5="http://schemas.microsoft.com/office/drawing/2016/5/11/chartex" xmlns:cx6="http://schemas.microsoft.com/office/drawing/2016/5/12/chartex" xmlns:cx7="http://schemas.microsoft.com/office/drawing/2016/5/13/chartex" xmlns:cx8="http://schemas.microsoft.com/office/drawing/2016/5/14/chartex" xmlns:mc="http://schemas.openxmlformats.org/markup-compatibility/2006" xmlns:aink="http://schemas.microsoft.com/office/drawing/2016/ink" xmlns:am3d="http://schemas.microsoft.com/office/drawing/2017/model3d" xmlns:o="urn:schemas-microsoft-com:office:office" xmlns:r="http://schemas.openxmlformats.org/officeDocument/2006/relationships" xmlns:m="http://schemas.openxmlformats.org/officeDocument/2006/math" xmlns:v="urn:schemas-microsoft-com:vml" xmlns:wp14="http://schemas.microsoft.com/office/word/2010/wordprocessingDrawing" xmlns:wp="http://schemas.openxmlformats.org/drawingml/2006/wordprocessingDrawing" xmlns:w10="urn:schemas-microsoft-com:office:word" xmlns:w="http://schemas.openxmlformats.org/wordprocessingml/2006/main" xmlns:w14="http://schemas.microsoft.com/office/word/2010/wordml" xmlns:w15="http://schemas.microsoft.com/office/word/2012/wordml" xmlns:w16cex="http://schemas.microsoft.com/office/word/2018/wordml/cex" xmlns:w16cid="http://schemas.microsoft.com/office/word/2016/wordml/cid" xmlns:w16="http://schemas.microsoft.com/office/word/2018/wordml" xmlns:w16sdtdh="http://schemas.microsoft.com/office/word/2020/wordml/sdtdatahash" xmlns:w16se="http://schemas.microsoft.com/office/word/2015/wordml/symex" xmlns:wpg="http://schemas.microsoft.com/office/word/2010/wordprocessingGroup" xmlns:wpi="http://schemas.microsoft.com/office/word/2010/wordprocessingInk" xmlns:wne="http://schemas.microsoft.com/office/word/2006/wordml" xmlns:wps="http://schemas.microsoft.com/office/word/2010/wordprocessingShape" mc:Ignorable="w14 w15 w16se w16cid w16 w16cex w16sdtdh wp14">
   <w:body>
     <w:p>
       <w:pPr>
@@ -42,68 +42,32 @@
               <w:rPr>
                 <w:color w:val="FF0000"/>
               </w:rPr>
-              <w:t xml:space="preserve">{% if </w:t>
-            </w:r>
-            <w:proofErr w:type="spellStart"/>
+              <w:t>{% if type_of_response.any_true() %}</w:t>
+            </w:r>
+            <w:r>
+              <w:t>Respond in your child custody case</w:t>
+            </w:r>
             <w:r>
               <w:rPr>
                 <w:color w:val="FF0000"/>
               </w:rPr>
-              <w:t>type_of_response.any_</w:t>
-            </w:r>
-            <w:proofErr w:type="gramStart"/>
+              <w:t>{% else %}</w:t>
+            </w:r>
+            <w:r>
+              <w:t>Respond when the other parent has not started a custody case yet, but wants to see if you can agree on a Parenting Plan and custody order</w:t>
+            </w:r>
             <w:r>
               <w:rPr>
                 <w:color w:val="FF0000"/>
               </w:rPr>
-              <w:t>true</w:t>
-            </w:r>
-            <w:proofErr w:type="spellEnd"/>
+              <w:t>{</w:t>
+            </w:r>
             <w:r>
               <w:rPr>
                 <w:color w:val="FF0000"/>
               </w:rPr>
-              <w:t>(</w:t>
-            </w:r>
-            <w:proofErr w:type="gramEnd"/>
-            <w:r>
-              <w:rPr>
-                <w:color w:val="FF0000"/>
-              </w:rPr>
-              <w:t>) %}</w:t>
-            </w:r>
-            <w:r>
-              <w:t>Respond in your child custody case</w:t>
-            </w:r>
-            <w:r>
-              <w:rPr>
-                <w:color w:val="FF0000"/>
-              </w:rPr>
-              <w:t>{% else %}</w:t>
-            </w:r>
-            <w:r>
-              <w:t>Respond when the other parent has not started a custody case yet, but wants to see if you can agree on a Parenting Plan and custody order</w:t>
-            </w:r>
-            <w:r>
-              <w:rPr>
-                <w:color w:val="FF0000"/>
-              </w:rPr>
-              <w:t>{</w:t>
-            </w:r>
-            <w:r>
-              <w:rPr>
-                <w:color w:val="FF0000"/>
-              </w:rPr>
-              <w:t xml:space="preserve">% </w:t>
-            </w:r>
-            <w:proofErr w:type="spellStart"/>
-            <w:r>
-              <w:rPr>
-                <w:color w:val="FF0000"/>
-              </w:rPr>
-              <w:t>endif</w:t>
-            </w:r>
-            <w:proofErr w:type="spellEnd"/>
+              <w:t>% endif</w:t>
+            </w:r>
             <w:r>
               <w:rPr>
                 <w:color w:val="FF0000"/>
@@ -530,9 +494,9 @@
                     </wp:anchor>
                   </w:drawing>
                 </mc:Choice>
-                <mc:Fallback xmlns:w16se="http://schemas.microsoft.com/office/word/2015/wordml/symex" xmlns:w16sdtdh="http://schemas.microsoft.com/office/word/2020/wordml/sdtdatahash" xmlns:w16="http://schemas.microsoft.com/office/word/2018/wordml" xmlns:w16cid="http://schemas.microsoft.com/office/word/2016/wordml/cid" xmlns:w16cex="http://schemas.microsoft.com/office/word/2018/wordml/cex" xmlns:w15="http://schemas.microsoft.com/office/word/2012/wordml" xmlns:am3d="http://schemas.microsoft.com/office/drawing/2017/model3d" xmlns:aink="http://schemas.microsoft.com/office/drawing/2016/ink" xmlns:cx8="http://schemas.microsoft.com/office/drawing/2016/5/14/chartex" xmlns:cx7="http://schemas.microsoft.com/office/drawing/2016/5/13/chartex" xmlns:cx6="http://schemas.microsoft.com/office/drawing/2016/5/12/chartex" xmlns:cx5="http://schemas.microsoft.com/office/drawing/2016/5/11/chartex" xmlns:cx4="http://schemas.microsoft.com/office/drawing/2016/5/10/chartex" xmlns:cx3="http://schemas.microsoft.com/office/drawing/2016/5/9/chartex" xmlns:cx2="http://schemas.microsoft.com/office/drawing/2015/10/21/chartex" xmlns:cx1="http://schemas.microsoft.com/office/drawing/2015/9/8/chartex" xmlns:cx="http://schemas.microsoft.com/office/drawing/2014/chartex">
+                <mc:Fallback>
                   <w:pict>
-                    <v:group w14:anchorId="7FB58E52" id="Group 1" o:spid="_x0000_s1026" style="position:absolute;margin-left:0;margin-top:13.25pt;width:59.8pt;height:54.75pt;z-index:-503316478;mso-wrap-distance-right:25.2pt" coordsize="0,0" o:gfxdata="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">
+                    <v:group w14:anchorId="6E70D74E" id="Group 1" o:spid="_x0000_s1026" style="position:absolute;margin-left:0;margin-top:13.25pt;width:59.8pt;height:54.75pt;z-index:-503316478;mso-wrap-distance-right:25.2pt" coordsize="0,0" o:gfxdata="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">
                       <v:group id="Group 2" o:spid="_x0000_s1027" style="position:absolute;width:591120;height:694800" coordsize="0,0" o:gfxdata="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">
                         <v:shape id="Freeform 3" o:spid="_x0000_s1028" style="position:absolute;top:41400;width:591120;height:653400;visibility:visible;mso-wrap-style:square;v-text-anchor:top" coordsize="915,1071" o:gfxdata="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" path="m85,89l85,,914,r,985l824,985t,85l,1070,,92r573,l573,337r246,l824,1070xe" filled="f" strokecolor="#333" strokeweight=".44mm">
                           <v:path arrowok="t"/>
@@ -575,15 +539,7 @@
               <w:spacing w:before="800" w:after="0"/>
             </w:pPr>
             <w:r>
-              <w:t xml:space="preserve">Your Action Plan in {{ </w:t>
-            </w:r>
-            <w:proofErr w:type="spellStart"/>
-            <w:r>
-              <w:t>step_list</w:t>
-            </w:r>
-            <w:proofErr w:type="spellEnd"/>
-            <w:r>
-              <w:t xml:space="preserve"> | length }} steps</w:t>
+              <w:t>Your Action Plan in {{ step_list | length }} steps</w:t>
             </w:r>
           </w:p>
         </w:tc>
@@ -640,35 +596,7 @@
               <w:rPr>
                 <w:shd w:val="clear" w:color="auto" w:fill="FFFFFF"/>
               </w:rPr>
-              <w:t>{%</w:t>
-            </w:r>
-            <w:proofErr w:type="spellStart"/>
-            <w:r>
-              <w:rPr>
-                <w:shd w:val="clear" w:color="auto" w:fill="FFFFFF"/>
-              </w:rPr>
-              <w:t>tr</w:t>
-            </w:r>
-            <w:proofErr w:type="spellEnd"/>
-            <w:r>
-              <w:rPr>
-                <w:shd w:val="clear" w:color="auto" w:fill="FFFFFF"/>
-              </w:rPr>
-              <w:t xml:space="preserve"> if type_of_response['wrong state'] or (type_of_response['case in 2 states'] and </w:t>
-            </w:r>
-            <w:proofErr w:type="spellStart"/>
-            <w:r>
-              <w:rPr>
-                <w:shd w:val="clear" w:color="auto" w:fill="FFFFFF"/>
-              </w:rPr>
-              <w:t>stage_of_other_case</w:t>
-            </w:r>
-            <w:proofErr w:type="spellEnd"/>
-            <w:r>
-              <w:rPr>
-                <w:shd w:val="clear" w:color="auto" w:fill="FFFFFF"/>
-              </w:rPr>
-              <w:t xml:space="preserve"> in('still going', 'ended with no order')) %}</w:t>
+              <w:t>{%tr if type_of_response['wrong state'] or (type_of_response['case in 2 states'] and stage_of_other_case in('still going', 'ended with no order')) %}</w:t>
             </w:r>
           </w:p>
         </w:tc>
@@ -695,14 +623,12 @@
                 <w:highlight w:val="white"/>
               </w:rPr>
             </w:pPr>
-            <w:proofErr w:type="spellStart"/>
             <w:r>
               <w:rPr>
                 <w:highlight w:val="white"/>
               </w:rPr>
               <w:t>answer_jurisdiction_step</w:t>
             </w:r>
-            <w:proofErr w:type="spellEnd"/>
           </w:p>
         </w:tc>
       </w:tr>
@@ -731,23 +657,7 @@
               <w:outlineLvl w:val="1"/>
             </w:pPr>
             <w:r>
-              <w:t>{</w:t>
-            </w:r>
-            <w:proofErr w:type="gramStart"/>
-            <w:r>
-              <w:t xml:space="preserve">{ </w:t>
-            </w:r>
-            <w:proofErr w:type="spellStart"/>
-            <w:r>
-              <w:t>answer</w:t>
-            </w:r>
-            <w:proofErr w:type="gramEnd"/>
-            <w:r>
-              <w:t>_jurisdiction_step.subject</w:t>
-            </w:r>
-            <w:proofErr w:type="spellEnd"/>
-            <w:r>
-              <w:t xml:space="preserve"> }}</w:t>
+              <w:t>{{ answer_jurisdiction_step.subject }}</w:t>
             </w:r>
           </w:p>
         </w:tc>
@@ -810,23 +720,7 @@
               <w:spacing w:before="0" w:after="0"/>
             </w:pPr>
             <w:r>
-              <w:t>{%</w:t>
-            </w:r>
-            <w:proofErr w:type="spellStart"/>
-            <w:r>
-              <w:t>tr</w:t>
-            </w:r>
-            <w:proofErr w:type="spellEnd"/>
-            <w:r>
-              <w:t xml:space="preserve"> </w:t>
-            </w:r>
-            <w:proofErr w:type="spellStart"/>
-            <w:r>
-              <w:t>endif</w:t>
-            </w:r>
-            <w:proofErr w:type="spellEnd"/>
-            <w:r>
-              <w:t xml:space="preserve"> %}</w:t>
+              <w:t>{%tr endif %}</w:t>
             </w:r>
           </w:p>
         </w:tc>
@@ -881,15 +775,7 @@
               <w:spacing w:before="0" w:after="0"/>
             </w:pPr>
             <w:r>
-              <w:t>{%</w:t>
-            </w:r>
-            <w:proofErr w:type="spellStart"/>
-            <w:r>
-              <w:t>tr</w:t>
-            </w:r>
-            <w:proofErr w:type="spellEnd"/>
-            <w:r>
-              <w:t xml:space="preserve"> if type_of_response['improper service'] or type_of_response['default'] %}</w:t>
+              <w:t>{%tr if type_of_response['improper service'] or type_of_response['default'] %}</w:t>
             </w:r>
           </w:p>
         </w:tc>
@@ -916,11 +802,9 @@
                 <w:highlight w:val="white"/>
               </w:rPr>
             </w:pPr>
-            <w:proofErr w:type="spellStart"/>
             <w:r>
               <w:t>proper_service_step</w:t>
             </w:r>
-            <w:proofErr w:type="spellEnd"/>
           </w:p>
         </w:tc>
       </w:tr>
@@ -949,26 +833,13 @@
               <w:outlineLvl w:val="1"/>
             </w:pPr>
             <w:r>
-              <w:t>{</w:t>
-            </w:r>
-            <w:proofErr w:type="gramStart"/>
-            <w:r>
-              <w:t xml:space="preserve">{ </w:t>
-            </w:r>
-            <w:proofErr w:type="spellStart"/>
-            <w:r>
-              <w:t>proper</w:t>
-            </w:r>
-            <w:proofErr w:type="gramEnd"/>
-            <w:r>
-              <w:t>_service_step</w:t>
-            </w:r>
-            <w:r>
-              <w:t>.subject</w:t>
-            </w:r>
-            <w:proofErr w:type="spellEnd"/>
-            <w:r>
-              <w:t xml:space="preserve"> </w:t>
+              <w:t xml:space="preserve">{{ </w:t>
+            </w:r>
+            <w:r>
+              <w:t>proper_service_step</w:t>
+            </w:r>
+            <w:r>
+              <w:t xml:space="preserve">.subject </w:t>
             </w:r>
             <w:r>
               <w:lastRenderedPageBreak/>
@@ -1047,23 +918,7 @@
             </w:pPr>
             <w:r>
               <w:lastRenderedPageBreak/>
-              <w:t>{%</w:t>
-            </w:r>
-            <w:proofErr w:type="spellStart"/>
-            <w:r>
-              <w:t>tr</w:t>
-            </w:r>
-            <w:proofErr w:type="spellEnd"/>
-            <w:r>
-              <w:t xml:space="preserve"> </w:t>
-            </w:r>
-            <w:proofErr w:type="spellStart"/>
-            <w:r>
-              <w:t>endif</w:t>
-            </w:r>
-            <w:proofErr w:type="spellEnd"/>
-            <w:r>
-              <w:t xml:space="preserve"> %}</w:t>
+              <w:t>{%tr endif %}</w:t>
             </w:r>
           </w:p>
         </w:tc>
@@ -1124,309 +979,205 @@
               <w:rPr>
                 <w:color w:val="FF0000"/>
               </w:rPr>
-              <w:t>{%</w:t>
-            </w:r>
-            <w:proofErr w:type="spellStart"/>
+              <w:t>{%tr if type_of_response.all_true(</w:t>
+            </w:r>
             <w:r>
               <w:rPr>
                 <w:color w:val="FF0000"/>
               </w:rPr>
-              <w:t>tr</w:t>
-            </w:r>
-            <w:proofErr w:type="spellEnd"/>
+              <w:t>‘</w:t>
+            </w:r>
             <w:r>
               <w:rPr>
                 <w:color w:val="FF0000"/>
               </w:rPr>
-              <w:t xml:space="preserve"> if </w:t>
-            </w:r>
-            <w:proofErr w:type="spellStart"/>
+              <w:t>improper service</w:t>
+            </w:r>
             <w:r>
               <w:rPr>
                 <w:color w:val="FF0000"/>
               </w:rPr>
-              <w:t>type_of_response.all_true</w:t>
-            </w:r>
-            <w:proofErr w:type="spellEnd"/>
+              <w:t>’</w:t>
+            </w:r>
             <w:r>
               <w:rPr>
                 <w:color w:val="FF0000"/>
               </w:rPr>
+              <w:t xml:space="preserve">, exclusive = True) or </w:t>
+            </w:r>
+            <w:r>
+              <w:rPr>
+                <w:color w:val="FF0000"/>
+              </w:rPr>
               <w:t>(</w:t>
             </w:r>
             <w:r>
               <w:rPr>
+                <w:color w:val="FFC000"/>
+              </w:rPr>
+              <w:t>(</w:t>
+            </w:r>
+            <w:r>
+              <w:rPr>
+                <w:color w:val="92D050"/>
+              </w:rPr>
+              <w:t>type_of_response.all_true(‘improper service’, ‘wrong state’)</w:t>
+            </w:r>
+            <w:r>
+              <w:rPr>
+                <w:color w:val="92D050"/>
+              </w:rPr>
+              <w:t xml:space="preserve"> and jurisdiction</w:t>
+            </w:r>
+            <w:r>
+              <w:rPr>
+                <w:color w:val="FFC000"/>
+              </w:rPr>
+              <w:t>)</w:t>
+            </w:r>
+            <w:r>
+              <w:rPr>
+                <w:color w:val="FFC000"/>
+              </w:rPr>
+              <w:t xml:space="preserve"> or (</w:t>
+            </w:r>
+            <w:r>
+              <w:rPr>
+                <w:color w:val="92D050"/>
+              </w:rPr>
+              <w:t>type_of_response.all_true(‘improper service’, ‘case in 2 states’) and stage_of_other_case == ‘ended with no orde</w:t>
+            </w:r>
+            <w:r>
+              <w:rPr>
+                <w:color w:val="92D050"/>
+              </w:rPr>
+              <w:t>r’</w:t>
+            </w:r>
+            <w:r>
+              <w:rPr>
+                <w:color w:val="FFC000"/>
+              </w:rPr>
+              <w:t>) or (</w:t>
+            </w:r>
+            <w:r>
+              <w:rPr>
+                <w:color w:val="92D050"/>
+              </w:rPr>
+              <w:t>type_of_response</w:t>
+            </w:r>
+            <w:r>
+              <w:rPr>
+                <w:color w:val="92D050"/>
+              </w:rPr>
+              <w:t>_</w:t>
+            </w:r>
+            <w:r>
+              <w:rPr>
+                <w:color w:val="92D050"/>
+              </w:rPr>
+              <w:t>response</w:t>
+            </w:r>
+            <w:r>
+              <w:rPr>
+                <w:color w:val="92D050"/>
+              </w:rPr>
+              <w:t xml:space="preserve">[‘default’] and not stage_of_default </w:t>
+            </w:r>
+            <w:r>
+              <w:rPr>
+                <w:color w:val="92D050"/>
+              </w:rPr>
+              <w:t>in (‘application filed’, ‘hearing scheduled’)</w:t>
+            </w:r>
+            <w:r>
+              <w:rPr>
+                <w:color w:val="92D050"/>
+              </w:rPr>
+              <w:t xml:space="preserve"> </w:t>
+            </w:r>
+            <w:r>
+              <w:rPr>
+                <w:color w:val="92D050"/>
+              </w:rPr>
+              <w:t>and not (</w:t>
+            </w:r>
+            <w:r>
+              <w:rPr>
+                <w:color w:val="00B050"/>
+              </w:rPr>
+              <w:t>type_of_response[‘case in 2 states’</w:t>
+            </w:r>
+            <w:r>
+              <w:rPr>
+                <w:color w:val="00B050"/>
+              </w:rPr>
+              <w:t>]</w:t>
+            </w:r>
+            <w:r>
+              <w:rPr>
+                <w:color w:val="00B050"/>
+              </w:rPr>
+              <w:t xml:space="preserve"> and stage_of_other_case in (‘still going’, ‘ended with order’)</w:t>
+            </w:r>
+            <w:r>
+              <w:rPr>
+                <w:color w:val="92D050"/>
+              </w:rPr>
+              <w:t>)</w:t>
+            </w:r>
+            <w:r>
+              <w:rPr>
+                <w:color w:val="00B050"/>
+              </w:rPr>
+              <w:t xml:space="preserve"> </w:t>
+            </w:r>
+            <w:r>
+              <w:rPr>
+                <w:color w:val="92D050"/>
+              </w:rPr>
+              <w:t>and not (</w:t>
+            </w:r>
+            <w:r>
+              <w:rPr>
+                <w:color w:val="00B050"/>
+              </w:rPr>
+              <w:t>type_of_response[‘wrong_state’] and not jruisdiction</w:t>
+            </w:r>
+            <w:r>
+              <w:rPr>
+                <w:color w:val="92D050"/>
+              </w:rPr>
+              <w:t>)</w:t>
+            </w:r>
+            <w:r>
+              <w:rPr>
+                <w:color w:val="FFC000"/>
+              </w:rPr>
+              <w:t>)</w:t>
+            </w:r>
+            <w:r>
+              <w:rPr>
+                <w:color w:val="92D050"/>
+              </w:rPr>
+              <w:t xml:space="preserve"> </w:t>
+            </w:r>
+            <w:r>
+              <w:rPr>
+                <w:color w:val="FFC000"/>
+              </w:rPr>
+              <w:t>and not proper_service</w:t>
+            </w:r>
+            <w:r>
+              <w:rPr>
                 <w:color w:val="FF0000"/>
               </w:rPr>
-              <w:t>‘</w:t>
+              <w:t>)</w:t>
             </w:r>
             <w:r>
               <w:rPr>
                 <w:color w:val="FF0000"/>
               </w:rPr>
-              <w:t>improper service</w:t>
-            </w:r>
-            <w:r>
-              <w:rPr>
-                <w:color w:val="FF0000"/>
-              </w:rPr>
-              <w:t>’</w:t>
-            </w:r>
-            <w:r>
-              <w:rPr>
-                <w:color w:val="FF0000"/>
-              </w:rPr>
-              <w:t>, exclusive = True) or (</w:t>
-            </w:r>
-            <w:r>
-              <w:rPr>
-                <w:color w:val="FFC000"/>
-              </w:rPr>
-              <w:t>(</w:t>
-            </w:r>
-            <w:proofErr w:type="spellStart"/>
-            <w:r>
-              <w:rPr>
-                <w:color w:val="92D050"/>
-              </w:rPr>
-              <w:t>type_of_response.all_true</w:t>
-            </w:r>
-            <w:proofErr w:type="spellEnd"/>
-            <w:r>
-              <w:rPr>
-                <w:color w:val="92D050"/>
-              </w:rPr>
-              <w:t>(</w:t>
-            </w:r>
-            <w:r>
-              <w:rPr>
-                <w:color w:val="92D050"/>
-              </w:rPr>
-              <w:t>‘</w:t>
-            </w:r>
-            <w:r>
-              <w:rPr>
-                <w:color w:val="92D050"/>
-              </w:rPr>
-              <w:t>improper service</w:t>
-            </w:r>
-            <w:r>
-              <w:rPr>
-                <w:color w:val="92D050"/>
-              </w:rPr>
-              <w:t>’</w:t>
-            </w:r>
-            <w:r>
-              <w:rPr>
-                <w:color w:val="92D050"/>
-              </w:rPr>
-              <w:t xml:space="preserve">, </w:t>
-            </w:r>
-            <w:r>
-              <w:rPr>
-                <w:color w:val="92D050"/>
-              </w:rPr>
-              <w:t>‘</w:t>
-            </w:r>
-            <w:r>
-              <w:rPr>
-                <w:color w:val="92D050"/>
-              </w:rPr>
-              <w:t>wrong state</w:t>
-            </w:r>
-            <w:r>
-              <w:rPr>
-                <w:color w:val="92D050"/>
-              </w:rPr>
-              <w:t>’</w:t>
-            </w:r>
-            <w:r>
-              <w:rPr>
-                <w:color w:val="92D050"/>
-              </w:rPr>
-              <w:t>)</w:t>
-            </w:r>
-            <w:r>
-              <w:rPr>
-                <w:color w:val="FFC000"/>
-              </w:rPr>
-              <w:t xml:space="preserve"> </w:t>
-            </w:r>
-            <w:r>
-              <w:rPr>
-                <w:color w:val="92D050"/>
-              </w:rPr>
-              <w:t>or</w:t>
-            </w:r>
-            <w:r>
-              <w:rPr>
-                <w:color w:val="FFC000"/>
-              </w:rPr>
-              <w:t xml:space="preserve"> </w:t>
-            </w:r>
-            <w:r>
-              <w:rPr>
-                <w:color w:val="92D050"/>
-              </w:rPr>
-              <w:t>(</w:t>
-            </w:r>
-            <w:proofErr w:type="spellStart"/>
-            <w:r>
-              <w:rPr>
-                <w:color w:val="00B050"/>
-              </w:rPr>
-              <w:t>type_of_response.all_true</w:t>
-            </w:r>
-            <w:proofErr w:type="spellEnd"/>
-            <w:r>
-              <w:rPr>
-                <w:color w:val="00B050"/>
-              </w:rPr>
-              <w:t>(</w:t>
-            </w:r>
-            <w:r>
-              <w:rPr>
-                <w:color w:val="00B050"/>
-              </w:rPr>
-              <w:t>‘</w:t>
-            </w:r>
-            <w:r>
-              <w:rPr>
-                <w:color w:val="00B050"/>
-              </w:rPr>
-              <w:t>improper service</w:t>
-            </w:r>
-            <w:r>
-              <w:rPr>
-                <w:color w:val="00B050"/>
-              </w:rPr>
-              <w:t>’, ‘</w:t>
-            </w:r>
-            <w:r>
-              <w:rPr>
-                <w:color w:val="00B050"/>
-              </w:rPr>
-              <w:t>case in 2 states</w:t>
-            </w:r>
-            <w:r>
-              <w:rPr>
-                <w:color w:val="00B050"/>
-              </w:rPr>
-              <w:t>’</w:t>
-            </w:r>
-            <w:r>
-              <w:rPr>
-                <w:color w:val="00B050"/>
-              </w:rPr>
-              <w:t>)</w:t>
-            </w:r>
-            <w:r>
-              <w:rPr>
-                <w:color w:val="00B050"/>
-              </w:rPr>
-              <w:t xml:space="preserve"> and </w:t>
-            </w:r>
-            <w:proofErr w:type="spellStart"/>
-            <w:r>
-              <w:rPr>
-                <w:color w:val="00B050"/>
-              </w:rPr>
-              <w:t>stage_of_other_case</w:t>
-            </w:r>
-            <w:proofErr w:type="spellEnd"/>
-            <w:r>
-              <w:rPr>
-                <w:color w:val="00B050"/>
-              </w:rPr>
-              <w:t xml:space="preserve"> == ‘ended with no order’</w:t>
-            </w:r>
-            <w:r>
-              <w:rPr>
-                <w:color w:val="92D050"/>
-              </w:rPr>
-              <w:t>)</w:t>
-            </w:r>
-            <w:r>
-              <w:rPr>
-                <w:color w:val="FFC000"/>
-              </w:rPr>
-              <w:t>)</w:t>
-            </w:r>
-            <w:r>
-              <w:rPr>
-                <w:color w:val="FFC000"/>
-              </w:rPr>
-              <w:t xml:space="preserve"> </w:t>
-            </w:r>
-            <w:r>
-              <w:rPr>
-                <w:color w:val="FFC000"/>
-              </w:rPr>
-              <w:t xml:space="preserve">and </w:t>
-            </w:r>
-            <w:proofErr w:type="spellStart"/>
-            <w:r>
-              <w:rPr>
-                <w:color w:val="FFC000"/>
-              </w:rPr>
-              <w:t>type_of_response.all_false</w:t>
-            </w:r>
-            <w:proofErr w:type="spellEnd"/>
-            <w:r>
-              <w:rPr>
-                <w:color w:val="FFC000"/>
-              </w:rPr>
-              <w:t>(</w:t>
-            </w:r>
-            <w:r>
-              <w:rPr>
-                <w:color w:val="FFC000"/>
-              </w:rPr>
-              <w:t>‘</w:t>
-            </w:r>
-            <w:r>
-              <w:rPr>
-                <w:color w:val="FFC000"/>
-              </w:rPr>
-              <w:t>default</w:t>
-            </w:r>
-            <w:r>
-              <w:rPr>
-                <w:color w:val="FFC000"/>
-              </w:rPr>
-              <w:t>’</w:t>
-            </w:r>
-            <w:r>
-              <w:rPr>
-                <w:color w:val="FFC000"/>
-              </w:rPr>
-              <w:t>)</w:t>
-            </w:r>
-            <w:r>
-              <w:rPr>
-                <w:color w:val="FFC000"/>
-              </w:rPr>
-              <w:t xml:space="preserve"> </w:t>
-            </w:r>
-            <w:r>
-              <w:rPr>
-                <w:color w:val="FFC000"/>
-              </w:rPr>
-              <w:t xml:space="preserve">and not </w:t>
-            </w:r>
-            <w:proofErr w:type="spellStart"/>
-            <w:r>
-              <w:rPr>
-                <w:color w:val="FFC000"/>
-              </w:rPr>
-              <w:t>proper_service</w:t>
-            </w:r>
-            <w:proofErr w:type="spellEnd"/>
-            <w:r>
-              <w:rPr>
-                <w:color w:val="FF0000"/>
-              </w:rPr>
-              <w:t>) %}</w:t>
+              <w:t xml:space="preserve"> %}</w:t>
             </w:r>
           </w:p>
         </w:tc>
@@ -1449,11 +1200,9 @@
             <w:pPr>
               <w:pStyle w:val="Body"/>
             </w:pPr>
-            <w:proofErr w:type="spellStart"/>
             <w:r>
               <w:t>decide_after_improper_service_step</w:t>
             </w:r>
-            <w:proofErr w:type="spellEnd"/>
           </w:p>
         </w:tc>
       </w:tr>
@@ -1489,33 +1238,15 @@
                 <w:rFonts w:eastAsia="Calibri"/>
                 <w:shd w:val="clear" w:color="auto" w:fill="FFFFFF"/>
               </w:rPr>
-              <w:t>{</w:t>
-            </w:r>
-            <w:proofErr w:type="gramStart"/>
+              <w:t>{{ decide_after_improper_service_step</w:t>
+            </w:r>
             <w:r>
               <w:rPr>
                 <w:rFonts w:eastAsia="Calibri"/>
                 <w:shd w:val="clear" w:color="auto" w:fill="FFFFFF"/>
               </w:rPr>
-              <w:t xml:space="preserve">{ </w:t>
-            </w:r>
-            <w:proofErr w:type="spellStart"/>
-            <w:r>
-              <w:rPr>
-                <w:rFonts w:eastAsia="Calibri"/>
-                <w:shd w:val="clear" w:color="auto" w:fill="FFFFFF"/>
-              </w:rPr>
-              <w:t>decide</w:t>
-            </w:r>
-            <w:proofErr w:type="gramEnd"/>
-            <w:r>
-              <w:rPr>
-                <w:rFonts w:eastAsia="Calibri"/>
-                <w:shd w:val="clear" w:color="auto" w:fill="FFFFFF"/>
-              </w:rPr>
-              <w:t>_after_improper_service_step</w:t>
-            </w:r>
-            <w:proofErr w:type="spellEnd"/>
+              <w:t>.subject</w:t>
+            </w:r>
             <w:r>
               <w:rPr>
                 <w:rFonts w:eastAsia="Calibri"/>
@@ -1582,23 +1313,7 @@
               <w:spacing w:before="0" w:after="0"/>
             </w:pPr>
             <w:r>
-              <w:t>{%</w:t>
-            </w:r>
-            <w:proofErr w:type="spellStart"/>
-            <w:r>
-              <w:t>tr</w:t>
-            </w:r>
-            <w:proofErr w:type="spellEnd"/>
-            <w:r>
-              <w:t xml:space="preserve"> </w:t>
-            </w:r>
-            <w:proofErr w:type="spellStart"/>
-            <w:r>
-              <w:t>endif</w:t>
-            </w:r>
-            <w:proofErr w:type="spellEnd"/>
-            <w:r>
-              <w:t xml:space="preserve"> %}</w:t>
+              <w:t>{%tr endif %}</w:t>
             </w:r>
           </w:p>
         </w:tc>
@@ -1650,23 +1365,7 @@
               <w:spacing w:before="0" w:after="0"/>
             </w:pPr>
             <w:r>
-              <w:t>{%</w:t>
-            </w:r>
-            <w:proofErr w:type="spellStart"/>
-            <w:r>
-              <w:t>tr</w:t>
-            </w:r>
-            <w:proofErr w:type="spellEnd"/>
-            <w:r>
-              <w:t xml:space="preserve"> if type_of_response['case in 2 states'] and </w:t>
-            </w:r>
-            <w:proofErr w:type="spellStart"/>
-            <w:r>
-              <w:t>stage_of_other_case</w:t>
-            </w:r>
-            <w:proofErr w:type="spellEnd"/>
-            <w:r>
-              <w:t xml:space="preserve"> == 'still going' %}</w:t>
+              <w:t>{%tr if type_of_response['case in 2 states'] and stage_of_other_case == 'still going' %}</w:t>
             </w:r>
           </w:p>
         </w:tc>
@@ -1725,23 +1424,8 @@
                 <w:rFonts w:eastAsia="Calibri"/>
                 <w:shd w:val="clear" w:color="auto" w:fill="FFFFFF"/>
               </w:rPr>
-              <w:t>{</w:t>
-            </w:r>
-            <w:proofErr w:type="gramStart"/>
-            <w:r>
-              <w:rPr>
-                <w:rFonts w:eastAsia="Calibri"/>
-                <w:shd w:val="clear" w:color="auto" w:fill="FFFFFF"/>
-              </w:rPr>
-              <w:t>{ case</w:t>
-            </w:r>
-            <w:proofErr w:type="gramEnd"/>
-            <w:r>
-              <w:rPr>
-                <w:rFonts w:eastAsia="Calibri"/>
-                <w:shd w:val="clear" w:color="auto" w:fill="FFFFFF"/>
-              </w:rPr>
-              <w:t>_in_2_states_step.subject }}</w:t>
+              <w:lastRenderedPageBreak/>
+              <w:t>{{ case_in_2_states_step.subject }}</w:t>
             </w:r>
           </w:p>
         </w:tc>
@@ -1801,23 +1485,7 @@
               <w:spacing w:before="0" w:after="0"/>
             </w:pPr>
             <w:r>
-              <w:t>{%</w:t>
-            </w:r>
-            <w:proofErr w:type="spellStart"/>
-            <w:r>
-              <w:t>tr</w:t>
-            </w:r>
-            <w:proofErr w:type="spellEnd"/>
-            <w:r>
-              <w:t xml:space="preserve"> </w:t>
-            </w:r>
-            <w:proofErr w:type="spellStart"/>
-            <w:r>
-              <w:t>endif</w:t>
-            </w:r>
-            <w:proofErr w:type="spellEnd"/>
-            <w:r>
-              <w:t xml:space="preserve"> %}</w:t>
+              <w:t>{%tr endif %}</w:t>
             </w:r>
           </w:p>
         </w:tc>
@@ -1872,21 +1540,7 @@
               <w:rPr>
                 <w:shd w:val="clear" w:color="auto" w:fill="FFFFFF"/>
               </w:rPr>
-              <w:t>{%</w:t>
-            </w:r>
-            <w:proofErr w:type="spellStart"/>
-            <w:r>
-              <w:rPr>
-                <w:shd w:val="clear" w:color="auto" w:fill="FFFFFF"/>
-              </w:rPr>
-              <w:t>tr</w:t>
-            </w:r>
-            <w:proofErr w:type="spellEnd"/>
-            <w:r>
-              <w:rPr>
-                <w:shd w:val="clear" w:color="auto" w:fill="FFFFFF"/>
-              </w:rPr>
-              <w:t xml:space="preserve"> if type_of_response['default'] %}</w:t>
+              <w:t>{%tr if type_of_response['default'] %}</w:t>
             </w:r>
           </w:p>
         </w:tc>
@@ -1910,11 +1564,9 @@
               <w:pStyle w:val="Body"/>
               <w:spacing w:before="0" w:after="0"/>
             </w:pPr>
-            <w:proofErr w:type="spellStart"/>
             <w:r>
               <w:t>default_options_step</w:t>
             </w:r>
-            <w:proofErr w:type="spellEnd"/>
           </w:p>
         </w:tc>
       </w:tr>
@@ -1947,42 +1599,7 @@
               <w:rPr>
                 <w:rFonts w:eastAsia="Calibri"/>
               </w:rPr>
-              <w:t>{</w:t>
-            </w:r>
-            <w:proofErr w:type="gramStart"/>
-            <w:r>
-              <w:rPr>
-                <w:rFonts w:eastAsia="Calibri"/>
-              </w:rPr>
-              <w:t xml:space="preserve">{ </w:t>
-            </w:r>
-            <w:proofErr w:type="spellStart"/>
-            <w:r>
-              <w:rPr>
-                <w:rFonts w:eastAsia="Calibri"/>
-              </w:rPr>
-              <w:t>default</w:t>
-            </w:r>
-            <w:proofErr w:type="gramEnd"/>
-            <w:r>
-              <w:rPr>
-                <w:rFonts w:eastAsia="Calibri"/>
-              </w:rPr>
-              <w:t>_options</w:t>
-            </w:r>
-            <w:r>
-              <w:rPr>
-                <w:rFonts w:eastAsia="Calibri"/>
-              </w:rPr>
-              <w:lastRenderedPageBreak/>
-              <w:t>_step.subject</w:t>
-            </w:r>
-            <w:proofErr w:type="spellEnd"/>
-            <w:r>
-              <w:rPr>
-                <w:rFonts w:eastAsia="Calibri"/>
-              </w:rPr>
-              <w:t xml:space="preserve"> }}</w:t>
+              <w:t>{{ default_options_step.subject }}</w:t>
             </w:r>
           </w:p>
         </w:tc>
@@ -2013,11 +1630,7 @@
               <w:spacing w:before="280" w:after="0"/>
             </w:pPr>
             <w:r>
-              <w:t xml:space="preserve">{{p </w:t>
-            </w:r>
-            <w:r>
-              <w:lastRenderedPageBreak/>
-              <w:t>(include_docx_template("docassemble.AKA2JBranding:default_options_content.docx")) }}</w:t>
+              <w:t>{{p (include_docx_template("docassemble.AKA2JBranding:default_options_content.docx")) }}</w:t>
             </w:r>
           </w:p>
         </w:tc>
@@ -2048,24 +1661,7 @@
               <w:spacing w:before="0" w:after="0"/>
             </w:pPr>
             <w:r>
-              <w:lastRenderedPageBreak/>
-              <w:t>{%</w:t>
-            </w:r>
-            <w:proofErr w:type="spellStart"/>
-            <w:r>
-              <w:t>tr</w:t>
-            </w:r>
-            <w:proofErr w:type="spellEnd"/>
-            <w:r>
-              <w:t xml:space="preserve"> </w:t>
-            </w:r>
-            <w:proofErr w:type="spellStart"/>
-            <w:r>
-              <w:t>endif</w:t>
-            </w:r>
-            <w:proofErr w:type="spellEnd"/>
-            <w:r>
-              <w:t xml:space="preserve"> %}</w:t>
+              <w:t>{%tr endif %}</w:t>
             </w:r>
           </w:p>
         </w:tc>
@@ -2119,35 +1715,7 @@
               <w:rPr>
                 <w:color w:val="FF0000"/>
               </w:rPr>
-              <w:t>{%</w:t>
-            </w:r>
-            <w:proofErr w:type="spellStart"/>
-            <w:r>
-              <w:rPr>
-                <w:color w:val="FF0000"/>
-              </w:rPr>
-              <w:t>tr</w:t>
-            </w:r>
-            <w:proofErr w:type="spellEnd"/>
-            <w:r>
-              <w:rPr>
-                <w:color w:val="FF0000"/>
-              </w:rPr>
-              <w:t xml:space="preserve"> if type_of_response[‘default’] and </w:t>
-            </w:r>
-            <w:proofErr w:type="spellStart"/>
-            <w:r>
-              <w:rPr>
-                <w:color w:val="FF0000"/>
-              </w:rPr>
-              <w:t>stage_of_default</w:t>
-            </w:r>
-            <w:proofErr w:type="spellEnd"/>
-            <w:r>
-              <w:rPr>
-                <w:color w:val="FF0000"/>
-              </w:rPr>
-              <w:t xml:space="preserve"> =='judgment entered' %}</w:t>
+              <w:t>{%tr if type_of_response[‘default’] and stage_of_default =='judgment entered' %}</w:t>
             </w:r>
           </w:p>
         </w:tc>
@@ -2170,27 +1738,17 @@
             <w:pPr>
               <w:pStyle w:val="Body"/>
             </w:pPr>
-            <w:proofErr w:type="spellStart"/>
-            <w:r>
-              <w:t>learn_set_aside_step</w:t>
-            </w:r>
-            <w:proofErr w:type="spellEnd"/>
-            <w:r>
-              <w:t xml:space="preserve"> and</w:t>
-            </w:r>
-          </w:p>
-          <w:p>
-            <w:pPr>
-              <w:pStyle w:val="Body"/>
-            </w:pPr>
-            <w:r>
-              <w:t xml:space="preserve"> </w:t>
-            </w:r>
-            <w:proofErr w:type="spellStart"/>
-            <w:r>
-              <w:t>fill_set_aside_step</w:t>
-            </w:r>
-            <w:proofErr w:type="spellEnd"/>
+            <w:r>
+              <w:t>learn_set_aside_step and</w:t>
+            </w:r>
+          </w:p>
+          <w:p>
+            <w:pPr>
+              <w:pStyle w:val="Body"/>
+            </w:pPr>
+            <w:r>
+              <w:t xml:space="preserve"> fill_set_aside_step</w:t>
+            </w:r>
           </w:p>
         </w:tc>
       </w:tr>
@@ -2222,41 +1780,19 @@
               <w:rPr>
                 <w:shd w:val="clear" w:color="auto" w:fill="FFFFFF"/>
               </w:rPr>
-              <w:t>{</w:t>
-            </w:r>
-            <w:proofErr w:type="gramStart"/>
+              <w:t xml:space="preserve">{{ </w:t>
+            </w:r>
             <w:r>
               <w:rPr>
                 <w:shd w:val="clear" w:color="auto" w:fill="FFFFFF"/>
               </w:rPr>
-              <w:t xml:space="preserve">{ </w:t>
-            </w:r>
-            <w:proofErr w:type="spellStart"/>
+              <w:t>learn_set_aside_step</w:t>
+            </w:r>
             <w:r>
               <w:rPr>
                 <w:shd w:val="clear" w:color="auto" w:fill="FFFFFF"/>
               </w:rPr>
-              <w:t>learn</w:t>
-            </w:r>
-            <w:proofErr w:type="gramEnd"/>
-            <w:r>
-              <w:rPr>
-                <w:shd w:val="clear" w:color="auto" w:fill="FFFFFF"/>
-              </w:rPr>
-              <w:t>_set_aside_step</w:t>
-            </w:r>
-            <w:r>
-              <w:rPr>
-                <w:shd w:val="clear" w:color="auto" w:fill="FFFFFF"/>
-              </w:rPr>
-              <w:t>.subject</w:t>
-            </w:r>
-            <w:proofErr w:type="spellEnd"/>
-            <w:r>
-              <w:rPr>
-                <w:shd w:val="clear" w:color="auto" w:fill="FFFFFF"/>
-              </w:rPr>
-              <w:t xml:space="preserve"> }}</w:t>
+              <w:t>.subject }}</w:t>
             </w:r>
           </w:p>
         </w:tc>
@@ -2331,41 +1867,19 @@
               <w:rPr>
                 <w:shd w:val="clear" w:color="auto" w:fill="FFFFFF"/>
               </w:rPr>
-              <w:t>{</w:t>
-            </w:r>
-            <w:proofErr w:type="gramStart"/>
+              <w:t>{{ fill</w:t>
+            </w:r>
             <w:r>
               <w:rPr>
                 <w:shd w:val="clear" w:color="auto" w:fill="FFFFFF"/>
               </w:rPr>
-              <w:t xml:space="preserve">{ </w:t>
-            </w:r>
-            <w:proofErr w:type="spellStart"/>
+              <w:t>_set_aside_step</w:t>
+            </w:r>
             <w:r>
               <w:rPr>
                 <w:shd w:val="clear" w:color="auto" w:fill="FFFFFF"/>
               </w:rPr>
-              <w:t>fill</w:t>
-            </w:r>
-            <w:proofErr w:type="gramEnd"/>
-            <w:r>
-              <w:rPr>
-                <w:shd w:val="clear" w:color="auto" w:fill="FFFFFF"/>
-              </w:rPr>
-              <w:t>_set_aside_step</w:t>
-            </w:r>
-            <w:r>
-              <w:rPr>
-                <w:shd w:val="clear" w:color="auto" w:fill="FFFFFF"/>
-              </w:rPr>
-              <w:t>.subject</w:t>
-            </w:r>
-            <w:proofErr w:type="spellEnd"/>
-            <w:r>
-              <w:rPr>
-                <w:shd w:val="clear" w:color="auto" w:fill="FFFFFF"/>
-              </w:rPr>
-              <w:t xml:space="preserve"> }}</w:t>
+              <w:t>.subject }}</w:t>
             </w:r>
           </w:p>
         </w:tc>
@@ -2427,36 +1941,20 @@
               <w:rPr>
                 <w:color w:val="FF0000"/>
               </w:rPr>
-              <w:t>{%</w:t>
-            </w:r>
-            <w:proofErr w:type="spellStart"/>
+              <w:t xml:space="preserve">{%tr </w:t>
+            </w:r>
             <w:r>
               <w:rPr>
                 <w:color w:val="FF0000"/>
               </w:rPr>
-              <w:t>tr</w:t>
-            </w:r>
-            <w:proofErr w:type="spellEnd"/>
+              <w:t>end</w:t>
+            </w:r>
             <w:r>
               <w:rPr>
                 <w:color w:val="FF0000"/>
               </w:rPr>
-              <w:t xml:space="preserve"> </w:t>
-            </w:r>
-            <w:proofErr w:type="spellStart"/>
-            <w:r>
-              <w:rPr>
-                <w:color w:val="FF0000"/>
-              </w:rPr>
-              <w:t>end</w:t>
-            </w:r>
-            <w:r>
-              <w:rPr>
-                <w:color w:val="FF0000"/>
-              </w:rPr>
               <w:t>if</w:t>
             </w:r>
-            <w:proofErr w:type="spellEnd"/>
             <w:r>
               <w:rPr>
                 <w:color w:val="FF0000"/>
@@ -2517,602 +2015,436 @@
               <w:rPr>
                 <w:color w:val="FF0000"/>
               </w:rPr>
-              <w:t>{%</w:t>
-            </w:r>
-            <w:proofErr w:type="spellStart"/>
+              <w:t>{%tr if (</w:t>
+            </w:r>
+            <w:r>
+              <w:rPr>
+                <w:color w:val="34A853"/>
+              </w:rPr>
+              <w:t>user_need</w:t>
+            </w:r>
+            <w:r>
+              <w:t xml:space="preserve"> == 'answer custody' and </w:t>
+            </w:r>
+            <w:r>
+              <w:rPr>
+                <w:color w:val="9900FF"/>
+              </w:rPr>
+              <w:t>type_of_response[</w:t>
+            </w:r>
+            <w:r>
+              <w:t>'ak custody case'</w:t>
+            </w:r>
+            <w:r>
+              <w:rPr>
+                <w:color w:val="7030A0"/>
+              </w:rPr>
+              <w:t>]</w:t>
+            </w:r>
+            <w:r>
+              <w:t xml:space="preserve"> and </w:t>
+            </w:r>
+            <w:r>
+              <w:rPr>
+                <w:color w:val="34A853"/>
+              </w:rPr>
+              <w:t>response_to_complaint</w:t>
+            </w:r>
+            <w:r>
+              <w:t xml:space="preserve"> == 'none' and </w:t>
+            </w:r>
+            <w:r>
+              <w:rPr>
+                <w:color w:val="00B050"/>
+              </w:rPr>
+              <w:t>want_help_to_agree</w:t>
+            </w:r>
             <w:r>
               <w:rPr>
                 <w:color w:val="FF0000"/>
               </w:rPr>
-              <w:t>tr</w:t>
-            </w:r>
-            <w:proofErr w:type="spellEnd"/>
+              <w:t xml:space="preserve">) or </w:t>
+            </w:r>
             <w:r>
               <w:rPr>
                 <w:color w:val="FF0000"/>
               </w:rPr>
-              <w:t xml:space="preserve"> if (</w:t>
-            </w:r>
-            <w:proofErr w:type="spellStart"/>
+              <w:t>(</w:t>
+            </w:r>
             <w:r>
               <w:rPr>
                 <w:color w:val="34A853"/>
               </w:rPr>
               <w:t>user_need</w:t>
             </w:r>
-            <w:proofErr w:type="spellEnd"/>
-            <w:r>
-              <w:t xml:space="preserve"> == 'answer custody' and </w:t>
+            <w:r>
+              <w:t xml:space="preserve"> == 'answer divorce' </w:t>
+            </w:r>
+            <w:r>
+              <w:rPr>
+                <w:color w:val="FF9900"/>
+              </w:rPr>
+              <w:t>and</w:t>
+            </w:r>
+            <w:r>
+              <w:t xml:space="preserve"> </w:t>
+            </w:r>
+            <w:r>
+              <w:rPr>
+                <w:color w:val="FF9900"/>
+              </w:rPr>
+              <w:t>(</w:t>
+            </w:r>
+            <w:r>
+              <w:rPr>
+                <w:color w:val="34A853"/>
+              </w:rPr>
+              <w:t>type_of_response</w:t>
+            </w:r>
+            <w:r>
+              <w:t>['sta</w:t>
+            </w:r>
+            <w:r>
+              <w:lastRenderedPageBreak/>
+              <w:t xml:space="preserve">y married'] </w:t>
+            </w:r>
+            <w:r>
+              <w:rPr>
+                <w:color w:val="34A853"/>
+              </w:rPr>
+              <w:t>or</w:t>
+            </w:r>
+            <w:r>
+              <w:t xml:space="preserve"> </w:t>
+            </w:r>
+            <w:r>
+              <w:rPr>
+                <w:color w:val="34A853"/>
+              </w:rPr>
+              <w:t>(type_of_response</w:t>
+            </w:r>
+            <w:r>
+              <w:t xml:space="preserve">['ak divorce case'] </w:t>
+            </w:r>
+            <w:r>
+              <w:rPr>
+                <w:color w:val="4285F4"/>
+              </w:rPr>
+              <w:t>and</w:t>
+            </w:r>
+            <w:r>
+              <w:t xml:space="preserve"> </w:t>
+            </w:r>
+            <w:r>
+              <w:rPr>
+                <w:color w:val="34A853"/>
+              </w:rPr>
+              <w:t>case_type</w:t>
+            </w:r>
+            <w:r>
+              <w:t xml:space="preserve"> == 'legal separation' </w:t>
+            </w:r>
+            <w:r>
+              <w:rPr>
+                <w:color w:val="4285F4"/>
+              </w:rPr>
+              <w:t>and</w:t>
+            </w:r>
+            <w:r>
+              <w:t xml:space="preserve"> </w:t>
+            </w:r>
+            <w:r>
+              <w:rPr>
+                <w:color w:val="34A853"/>
+              </w:rPr>
+              <w:t>want_legal_separation</w:t>
+            </w:r>
+            <w:r>
+              <w:t xml:space="preserve"> in('no', 'unsure') </w:t>
+            </w:r>
+            <w:r>
+              <w:rPr>
+                <w:color w:val="4285F4"/>
+              </w:rPr>
+              <w:t>and</w:t>
+            </w:r>
+            <w:r>
+              <w:t xml:space="preserve"> </w:t>
+            </w:r>
+            <w:r>
+              <w:rPr>
+                <w:color w:val="34A853"/>
+              </w:rPr>
+              <w:t>want_help_to_agree)</w:t>
+            </w:r>
+            <w:r>
+              <w:rPr>
+                <w:color w:val="FF9900"/>
+              </w:rPr>
+              <w:t>)</w:t>
+            </w:r>
+            <w:r>
+              <w:rPr>
+                <w:color w:val="FF0000"/>
+              </w:rPr>
+              <w:t>) or (</w:t>
+            </w:r>
+            <w:r>
+              <w:rPr>
+                <w:color w:val="34A853"/>
+              </w:rPr>
+              <w:t>user_need</w:t>
+            </w:r>
+            <w:r>
+              <w:rPr>
+                <w:color w:val="FF9900"/>
+              </w:rPr>
+              <w:t xml:space="preserve"> </w:t>
+            </w:r>
+            <w:r>
+              <w:t>in('answer custody', 'answer divorce')</w:t>
+            </w:r>
+            <w:r>
+              <w:rPr>
+                <w:color w:val="FF9900"/>
+              </w:rPr>
+              <w:t xml:space="preserve"> and (</w:t>
+            </w:r>
+            <w:r>
+              <w:rPr>
+                <w:color w:val="34A853"/>
+              </w:rPr>
+              <w:t>type_of_response</w:t>
+            </w:r>
+            <w:r>
+              <w:t xml:space="preserve">.all_false() </w:t>
+            </w:r>
+            <w:r>
+              <w:rPr>
+                <w:color w:val="00B050"/>
+              </w:rPr>
+              <w:t>or</w:t>
+            </w:r>
+            <w:r>
+              <w:rPr>
+                <w:color w:val="92D050"/>
+              </w:rPr>
+              <w:t xml:space="preserve"> </w:t>
+            </w:r>
+            <w:r>
+              <w:rPr>
+                <w:color w:val="00B050"/>
+              </w:rPr>
+              <w:t>(</w:t>
+            </w:r>
+            <w:r>
+              <w:rPr>
+                <w:color w:val="00B0F0"/>
+              </w:rPr>
+              <w:t>(</w:t>
             </w:r>
             <w:r>
               <w:rPr>
                 <w:color w:val="9900FF"/>
               </w:rPr>
+              <w:t>type_of_response</w:t>
+            </w:r>
+            <w:r>
+              <w:t xml:space="preserve">['ak custody case'] </w:t>
+            </w:r>
+            <w:r>
+              <w:rPr>
+                <w:color w:val="9900FF"/>
+              </w:rPr>
+              <w:t>or (</w:t>
+            </w:r>
+            <w:r>
+              <w:rPr>
+                <w:color w:val="34A853"/>
+              </w:rPr>
               <w:t>type_of_response[</w:t>
             </w:r>
             <w:r>
-              <w:t>'</w:t>
-            </w:r>
-            <w:proofErr w:type="spellStart"/>
-            <w:r>
-              <w:t>ak</w:t>
-            </w:r>
-            <w:proofErr w:type="spellEnd"/>
-            <w:r>
-              <w:t xml:space="preserve"> custody case'</w:t>
+              <w:t xml:space="preserve">'ak divorce case'] and </w:t>
+            </w:r>
+            <w:r>
+              <w:rPr>
+                <w:color w:val="34A853"/>
+              </w:rPr>
+              <w:t xml:space="preserve">case_type </w:t>
+            </w:r>
+            <w:r>
+              <w:t>== 'divorce'</w:t>
+            </w:r>
+            <w:r>
+              <w:rPr>
+                <w:color w:val="9900FF"/>
+              </w:rPr>
+              <w:t>) or (</w:t>
+            </w:r>
+            <w:r>
+              <w:rPr>
+                <w:color w:val="34A853"/>
+              </w:rPr>
+              <w:t>type_of_response</w:t>
+            </w:r>
+            <w:r>
+              <w:t xml:space="preserve">['ak divorce case'] and </w:t>
+            </w:r>
+            <w:r>
+              <w:rPr>
+                <w:color w:val="34A853"/>
+              </w:rPr>
+              <w:t xml:space="preserve">case_type </w:t>
+            </w:r>
+            <w:r>
+              <w:t xml:space="preserve">== 'legal separation' and </w:t>
+            </w:r>
+            <w:r>
+              <w:rPr>
+                <w:color w:val="34A853"/>
+              </w:rPr>
+              <w:t xml:space="preserve">want_legal_separation </w:t>
+            </w:r>
+            <w:r>
+              <w:t>== 'yes'</w:t>
+            </w:r>
+            <w:r>
+              <w:rPr>
+                <w:color w:val="9900FF"/>
+              </w:rPr>
+              <w:t>) or (</w:t>
+            </w:r>
+            <w:r>
+              <w:rPr>
+                <w:color w:val="34A853"/>
+              </w:rPr>
+              <w:t>type_of_response</w:t>
+            </w:r>
+            <w:r>
+              <w:t xml:space="preserve">['case in 2 states'] and </w:t>
+            </w:r>
+            <w:r>
+              <w:rPr>
+                <w:color w:val="34A853"/>
+              </w:rPr>
+              <w:t xml:space="preserve">stage_of_other_case </w:t>
+            </w:r>
+            <w:r>
+              <w:t>== 'ended with no order'</w:t>
+            </w:r>
+            <w:r>
+              <w:rPr>
+                <w:color w:val="9900FF"/>
+              </w:rPr>
+              <w:t>)</w:t>
+            </w:r>
+            <w:r>
+              <w:rPr>
+                <w:color w:val="4285F4"/>
+              </w:rPr>
+              <w:t>)</w:t>
+            </w:r>
+            <w:r>
+              <w:rPr>
+                <w:color w:val="00B050"/>
+              </w:rPr>
+              <w:t xml:space="preserve"> </w:t>
+            </w:r>
+            <w:r>
+              <w:rPr>
+                <w:color w:val="4285F4"/>
+              </w:rPr>
+              <w:t>and (</w:t>
+            </w:r>
+            <w:r>
+              <w:rPr>
+                <w:color w:val="6AA84F"/>
+              </w:rPr>
+              <w:t xml:space="preserve">response_to_complaint in('agree', 'some') </w:t>
+            </w:r>
+            <w:r>
+              <w:rPr>
+                <w:color w:val="9900FF"/>
+              </w:rPr>
+              <w:t>or</w:t>
+            </w:r>
+            <w:r>
+              <w:rPr>
+                <w:color w:val="6AA84F"/>
+              </w:rPr>
+              <w:t xml:space="preserve"> </w:t>
             </w:r>
             <w:r>
               <w:rPr>
                 <w:color w:val="7030A0"/>
               </w:rPr>
-              <w:t>]</w:t>
-            </w:r>
-            <w:r>
-              <w:t xml:space="preserve"> and </w:t>
-            </w:r>
-            <w:proofErr w:type="spellStart"/>
+              <w:t>(</w:t>
+            </w:r>
+            <w:r>
+              <w:rPr>
+                <w:color w:val="6AA84F"/>
+              </w:rPr>
+              <w:t>response_to_complaint == 'none' and want_help_to_agree</w:t>
+            </w:r>
+            <w:r>
+              <w:rPr>
+                <w:color w:val="9900FF"/>
+              </w:rPr>
+              <w:t>)</w:t>
+            </w:r>
+            <w:r>
+              <w:rPr>
+                <w:color w:val="4285F4"/>
+              </w:rPr>
+              <w:t>)</w:t>
+            </w:r>
+            <w:r>
+              <w:rPr>
+                <w:color w:val="00B050"/>
+              </w:rPr>
+              <w:t xml:space="preserve">) or </w:t>
+            </w:r>
             <w:r>
               <w:rPr>
                 <w:color w:val="34A853"/>
               </w:rPr>
-              <w:t>response_to_complaint</w:t>
-            </w:r>
-            <w:proofErr w:type="spellEnd"/>
-            <w:r>
-              <w:t xml:space="preserve"> == 'none' and </w:t>
-            </w:r>
-            <w:proofErr w:type="spellStart"/>
-            <w:r>
-              <w:rPr>
-                <w:color w:val="00B050"/>
-              </w:rPr>
-              <w:t>want_help_to_agree</w:t>
-            </w:r>
-            <w:proofErr w:type="spellEnd"/>
-            <w:r>
-              <w:rPr>
-                <w:color w:val="FF0000"/>
-              </w:rPr>
-              <w:t xml:space="preserve">) or </w:t>
-            </w:r>
-            <w:r>
-              <w:rPr>
-                <w:color w:val="FF0000"/>
-              </w:rPr>
-              <w:t>(</w:t>
-            </w:r>
-            <w:proofErr w:type="spellStart"/>
+              <w:t>(type_of_response</w:t>
+            </w:r>
+            <w:r>
+              <w:t xml:space="preserve">['ak divorce case'] and </w:t>
+            </w:r>
             <w:r>
               <w:rPr>
                 <w:color w:val="34A853"/>
               </w:rPr>
-              <w:t>user_need</w:t>
-            </w:r>
-            <w:proofErr w:type="spellEnd"/>
-            <w:r>
-              <w:t xml:space="preserve"> == 'answer divorce' </w:t>
-            </w:r>
-            <w:r>
-              <w:rPr>
-                <w:color w:val="FF9900"/>
-              </w:rPr>
-              <w:t>and</w:t>
-            </w:r>
-            <w:r>
-              <w:t xml:space="preserve"> </w:t>
-            </w:r>
-            <w:r>
-              <w:rPr>
-                <w:color w:val="FF9900"/>
-              </w:rPr>
-              <w:t>(</w:t>
+              <w:t xml:space="preserve">case_type </w:t>
+            </w:r>
+            <w:r>
+              <w:t xml:space="preserve">== 'legal separation' and </w:t>
             </w:r>
             <w:r>
               <w:rPr>
                 <w:color w:val="34A853"/>
               </w:rPr>
-              <w:t>type_of_response</w:t>
-            </w:r>
-            <w:r>
-              <w:t xml:space="preserve">['stay married'] </w:t>
+              <w:t xml:space="preserve">want_legal_separation </w:t>
+            </w:r>
+            <w:r>
+              <w:t xml:space="preserve">in('no', 'unsure') and </w:t>
             </w:r>
             <w:r>
               <w:rPr>
                 <w:color w:val="34A853"/>
               </w:rPr>
-              <w:t>or</w:t>
-            </w:r>
-            <w:r>
-              <w:t xml:space="preserve"> </w:t>
-            </w:r>
-            <w:r>
-              <w:rPr>
-                <w:color w:val="34A853"/>
-              </w:rPr>
-              <w:t>(type_of_response</w:t>
-            </w:r>
-            <w:r>
-              <w:t>['</w:t>
-            </w:r>
-            <w:proofErr w:type="spellStart"/>
-            <w:r>
-              <w:t>ak</w:t>
-            </w:r>
-            <w:proofErr w:type="spellEnd"/>
-            <w:r>
-              <w:t xml:space="preserve"> divorce case'] </w:t>
-            </w:r>
-            <w:r>
-              <w:rPr>
-                <w:color w:val="4285F4"/>
-              </w:rPr>
-              <w:t>and</w:t>
-            </w:r>
-            <w:r>
-              <w:t xml:space="preserve"> </w:t>
-            </w:r>
-            <w:proofErr w:type="spellStart"/>
-            <w:r>
-              <w:rPr>
-                <w:color w:val="34A853"/>
-              </w:rPr>
-              <w:t>case_type</w:t>
-            </w:r>
-            <w:proofErr w:type="spellEnd"/>
-            <w:r>
-              <w:t xml:space="preserve"> == 'legal separation' </w:t>
-            </w:r>
-            <w:r>
-              <w:rPr>
-                <w:color w:val="4285F4"/>
-              </w:rPr>
-              <w:t>and</w:t>
-            </w:r>
-            <w:r>
-              <w:t xml:space="preserve"> </w:t>
-            </w:r>
-            <w:proofErr w:type="spellStart"/>
-            <w:r>
-              <w:rPr>
-                <w:color w:val="34A853"/>
-              </w:rPr>
-              <w:t>want_legal_separation</w:t>
-            </w:r>
-            <w:proofErr w:type="spellEnd"/>
-            <w:r>
-              <w:t xml:space="preserve"> in('no', 'unsure') </w:t>
-            </w:r>
-            <w:r>
-              <w:rPr>
-                <w:color w:val="4285F4"/>
-              </w:rPr>
-              <w:t>and</w:t>
-            </w:r>
-            <w:r>
-              <w:t xml:space="preserve"> </w:t>
-            </w:r>
-            <w:proofErr w:type="spellStart"/>
-            <w:r>
-              <w:rPr>
-                <w:color w:val="34A853"/>
-              </w:rPr>
-              <w:t>want_help_to_agree</w:t>
-            </w:r>
-            <w:proofErr w:type="spellEnd"/>
-            <w:r>
-              <w:rPr>
-                <w:color w:val="34A853"/>
+              <w:t>want_help_to_agree)</w:t>
+            </w:r>
+            <w:r>
+              <w:rPr>
+                <w:color w:val="FFC000"/>
               </w:rPr>
               <w:t>)</w:t>
             </w:r>
             <w:r>
-              <w:rPr>
-                <w:color w:val="FF9900"/>
-              </w:rPr>
-              <w:t>)</w:t>
-            </w:r>
-            <w:r>
-              <w:rPr>
-                <w:color w:val="FF0000"/>
-              </w:rPr>
-              <w:t>) or (</w:t>
-            </w:r>
-            <w:proofErr w:type="spellStart"/>
-            <w:r>
-              <w:rPr>
-                <w:color w:val="34A853"/>
-              </w:rPr>
-              <w:t>user_need</w:t>
-            </w:r>
-            <w:proofErr w:type="spellEnd"/>
-            <w:r>
-              <w:rPr>
-                <w:color w:val="FF9900"/>
-              </w:rPr>
-              <w:t xml:space="preserve"> </w:t>
-            </w:r>
-            <w:r>
-              <w:t>in('answer custody', 'answer divorce')</w:t>
-            </w:r>
-            <w:r>
-              <w:rPr>
-                <w:color w:val="FF9900"/>
-              </w:rPr>
-              <w:t xml:space="preserve"> and (</w:t>
-            </w:r>
-            <w:proofErr w:type="spellStart"/>
-            <w:r>
-              <w:rPr>
-                <w:color w:val="34A853"/>
-              </w:rPr>
-              <w:t>type_of_response</w:t>
-            </w:r>
-            <w:r>
-              <w:t>.all_false</w:t>
-            </w:r>
-            <w:proofErr w:type="spellEnd"/>
-            <w:r>
-              <w:t xml:space="preserve">() </w:t>
-            </w:r>
-            <w:r>
-              <w:rPr>
-                <w:color w:val="00B050"/>
-              </w:rPr>
-              <w:t>or</w:t>
-            </w:r>
-            <w:r>
-              <w:rPr>
-                <w:color w:val="92D050"/>
-              </w:rPr>
-              <w:t xml:space="preserve"> </w:t>
-            </w:r>
-            <w:r>
-              <w:rPr>
-                <w:color w:val="00B050"/>
-              </w:rPr>
-              <w:lastRenderedPageBreak/>
-              <w:t>(</w:t>
-            </w:r>
-            <w:r>
-              <w:rPr>
-                <w:color w:val="00B0F0"/>
-              </w:rPr>
-              <w:t>(</w:t>
-            </w:r>
-            <w:r>
-              <w:rPr>
-                <w:color w:val="9900FF"/>
-              </w:rPr>
-              <w:t>type_of_response</w:t>
-            </w:r>
-            <w:r>
-              <w:t>['</w:t>
-            </w:r>
-            <w:proofErr w:type="spellStart"/>
-            <w:r>
-              <w:t>ak</w:t>
-            </w:r>
-            <w:proofErr w:type="spellEnd"/>
-            <w:r>
-              <w:t xml:space="preserve"> custody case'] </w:t>
-            </w:r>
-            <w:r>
-              <w:rPr>
-                <w:color w:val="9900FF"/>
-              </w:rPr>
-              <w:t>or (</w:t>
-            </w:r>
-            <w:r>
-              <w:rPr>
-                <w:color w:val="34A853"/>
-              </w:rPr>
-              <w:t>type_of_response[</w:t>
-            </w:r>
-            <w:r>
-              <w:t>'</w:t>
-            </w:r>
-            <w:proofErr w:type="spellStart"/>
-            <w:r>
-              <w:t>ak</w:t>
-            </w:r>
-            <w:proofErr w:type="spellEnd"/>
-            <w:r>
-              <w:t xml:space="preserve"> divorce case'] and </w:t>
-            </w:r>
-            <w:proofErr w:type="spellStart"/>
-            <w:r>
-              <w:rPr>
-                <w:color w:val="34A853"/>
-              </w:rPr>
-              <w:t>case_type</w:t>
-            </w:r>
-            <w:proofErr w:type="spellEnd"/>
-            <w:r>
-              <w:rPr>
-                <w:color w:val="34A853"/>
-              </w:rPr>
-              <w:t xml:space="preserve"> </w:t>
-            </w:r>
-            <w:r>
-              <w:t>== 'divorce'</w:t>
-            </w:r>
-            <w:r>
-              <w:rPr>
-                <w:color w:val="9900FF"/>
-              </w:rPr>
-              <w:t>) or (</w:t>
-            </w:r>
-            <w:r>
-              <w:rPr>
-                <w:color w:val="34A853"/>
-              </w:rPr>
-              <w:t>type_of_response</w:t>
-            </w:r>
-            <w:r>
-              <w:t>['</w:t>
-            </w:r>
-            <w:proofErr w:type="spellStart"/>
-            <w:r>
-              <w:t>ak</w:t>
-            </w:r>
-            <w:proofErr w:type="spellEnd"/>
-            <w:r>
-              <w:t xml:space="preserve"> divorce case'] and </w:t>
-            </w:r>
-            <w:proofErr w:type="spellStart"/>
-            <w:r>
-              <w:rPr>
-                <w:color w:val="34A853"/>
-              </w:rPr>
-              <w:t>case_type</w:t>
-            </w:r>
-            <w:proofErr w:type="spellEnd"/>
-            <w:r>
-              <w:rPr>
-                <w:color w:val="34A853"/>
-              </w:rPr>
-              <w:t xml:space="preserve"> </w:t>
-            </w:r>
-            <w:r>
-              <w:t xml:space="preserve">== 'legal separation' and </w:t>
-            </w:r>
-            <w:proofErr w:type="spellStart"/>
-            <w:r>
-              <w:rPr>
-                <w:color w:val="34A853"/>
-              </w:rPr>
-              <w:t>want_legal_separation</w:t>
-            </w:r>
-            <w:proofErr w:type="spellEnd"/>
-            <w:r>
-              <w:rPr>
-                <w:color w:val="34A853"/>
-              </w:rPr>
-              <w:t xml:space="preserve"> </w:t>
-            </w:r>
-            <w:r>
-              <w:t>== 'yes'</w:t>
-            </w:r>
-            <w:r>
-              <w:rPr>
-                <w:color w:val="9900FF"/>
-              </w:rPr>
-              <w:t>) or (</w:t>
-            </w:r>
-            <w:r>
-              <w:rPr>
-                <w:color w:val="34A853"/>
-              </w:rPr>
-              <w:t>type_of_response</w:t>
-            </w:r>
-            <w:r>
-              <w:t xml:space="preserve">['case in 2 states'] and </w:t>
-            </w:r>
-            <w:proofErr w:type="spellStart"/>
-            <w:r>
-              <w:rPr>
-                <w:color w:val="34A853"/>
-              </w:rPr>
-              <w:t>stage_of_other_case</w:t>
-            </w:r>
-            <w:proofErr w:type="spellEnd"/>
-            <w:r>
-              <w:rPr>
-                <w:color w:val="34A853"/>
-              </w:rPr>
-              <w:t xml:space="preserve"> </w:t>
-            </w:r>
-            <w:r>
-              <w:t>== 'ended with no order'</w:t>
-            </w:r>
-            <w:r>
-              <w:rPr>
-                <w:color w:val="9900FF"/>
-              </w:rPr>
-              <w:t>)</w:t>
-            </w:r>
-            <w:r>
-              <w:rPr>
-                <w:color w:val="4285F4"/>
-              </w:rPr>
-              <w:t>)</w:t>
-            </w:r>
-            <w:r>
-              <w:rPr>
-                <w:color w:val="00B050"/>
-              </w:rPr>
-              <w:t xml:space="preserve"> </w:t>
-            </w:r>
-            <w:r>
-              <w:rPr>
-                <w:color w:val="4285F4"/>
-              </w:rPr>
-              <w:t>and (</w:t>
-            </w:r>
-            <w:proofErr w:type="spellStart"/>
-            <w:r>
-              <w:rPr>
-                <w:color w:val="6AA84F"/>
-              </w:rPr>
-              <w:t>response_to_complaint</w:t>
-            </w:r>
-            <w:proofErr w:type="spellEnd"/>
-            <w:r>
-              <w:rPr>
-                <w:color w:val="6AA84F"/>
-              </w:rPr>
-              <w:t xml:space="preserve"> in('agree', 'some') </w:t>
-            </w:r>
-            <w:r>
-              <w:rPr>
-                <w:color w:val="9900FF"/>
-              </w:rPr>
-              <w:t>or</w:t>
-            </w:r>
-            <w:r>
-              <w:rPr>
-                <w:color w:val="6AA84F"/>
-              </w:rPr>
-              <w:t xml:space="preserve"> </w:t>
-            </w:r>
-            <w:r>
-              <w:rPr>
-                <w:color w:val="7030A0"/>
-              </w:rPr>
-              <w:t>(</w:t>
-            </w:r>
-            <w:proofErr w:type="spellStart"/>
-            <w:r>
-              <w:rPr>
-                <w:color w:val="6AA84F"/>
-              </w:rPr>
-              <w:t>response_to_complaint</w:t>
-            </w:r>
-            <w:proofErr w:type="spellEnd"/>
-            <w:r>
-              <w:rPr>
-                <w:color w:val="6AA84F"/>
-              </w:rPr>
-              <w:t xml:space="preserve"> == 'none' and </w:t>
-            </w:r>
-            <w:proofErr w:type="spellStart"/>
-            <w:r>
-              <w:rPr>
-                <w:color w:val="6AA84F"/>
-              </w:rPr>
-              <w:t>want_help_to_agree</w:t>
-            </w:r>
-            <w:proofErr w:type="spellEnd"/>
-            <w:r>
-              <w:rPr>
-                <w:color w:val="9900FF"/>
-              </w:rPr>
-              <w:t>)</w:t>
-            </w:r>
-            <w:r>
-              <w:rPr>
-                <w:color w:val="4285F4"/>
-              </w:rPr>
-              <w:t>)</w:t>
-            </w:r>
-            <w:r>
-              <w:rPr>
-                <w:color w:val="00B050"/>
-              </w:rPr>
-              <w:t xml:space="preserve">) or </w:t>
-            </w:r>
-            <w:r>
-              <w:rPr>
-                <w:color w:val="34A853"/>
-              </w:rPr>
-              <w:t>(type_of_response</w:t>
-            </w:r>
-            <w:r>
-              <w:t>['</w:t>
-            </w:r>
-            <w:proofErr w:type="spellStart"/>
-            <w:r>
-              <w:t>ak</w:t>
-            </w:r>
-            <w:proofErr w:type="spellEnd"/>
-            <w:r>
-              <w:t xml:space="preserve"> divorce case'] and </w:t>
-            </w:r>
-            <w:proofErr w:type="spellStart"/>
-            <w:r>
-              <w:rPr>
-                <w:color w:val="34A853"/>
-              </w:rPr>
-              <w:t>case_type</w:t>
-            </w:r>
-            <w:proofErr w:type="spellEnd"/>
-            <w:r>
-              <w:rPr>
-                <w:color w:val="34A853"/>
-              </w:rPr>
-              <w:t xml:space="preserve"> </w:t>
-            </w:r>
-            <w:r>
-              <w:t xml:space="preserve">== 'legal separation' and </w:t>
-            </w:r>
-            <w:proofErr w:type="spellStart"/>
-            <w:r>
-              <w:rPr>
-                <w:color w:val="34A853"/>
-              </w:rPr>
-              <w:t>want_legal_separation</w:t>
-            </w:r>
-            <w:proofErr w:type="spellEnd"/>
-            <w:r>
-              <w:rPr>
-                <w:color w:val="34A853"/>
-              </w:rPr>
-              <w:t xml:space="preserve"> </w:t>
-            </w:r>
-            <w:r>
-              <w:t xml:space="preserve">in('no', 'unsure') and </w:t>
-            </w:r>
-            <w:proofErr w:type="spellStart"/>
-            <w:r>
-              <w:rPr>
-                <w:color w:val="34A853"/>
-              </w:rPr>
-              <w:t>want_help_to_agree</w:t>
-            </w:r>
-            <w:proofErr w:type="spellEnd"/>
-            <w:r>
-              <w:rPr>
-                <w:color w:val="34A853"/>
-              </w:rPr>
-              <w:t>)</w:t>
-            </w:r>
-            <w:r>
-              <w:rPr>
-                <w:color w:val="FFC000"/>
-              </w:rPr>
-              <w:t>)</w:t>
-            </w:r>
-            <w:r>
               <w:t>) %}</w:t>
             </w:r>
           </w:p>
@@ -3136,12 +2468,10 @@
             <w:pPr>
               <w:pStyle w:val="Body"/>
             </w:pPr>
-            <w:proofErr w:type="spellStart"/>
             <w:r>
               <w:lastRenderedPageBreak/>
               <w:t>want_help_to_agree_step</w:t>
             </w:r>
-            <w:proofErr w:type="spellEnd"/>
           </w:p>
         </w:tc>
       </w:tr>
@@ -3171,29 +2501,13 @@
             </w:pPr>
             <w:r>
               <w:lastRenderedPageBreak/>
-              <w:t>{</w:t>
-            </w:r>
-            <w:proofErr w:type="gramStart"/>
-            <w:r>
-              <w:t xml:space="preserve">{ </w:t>
-            </w:r>
-            <w:proofErr w:type="spellStart"/>
-            <w:r>
-              <w:t>want</w:t>
-            </w:r>
-            <w:proofErr w:type="gramEnd"/>
-            <w:r>
-              <w:t>_help_to_agree</w:t>
+              <w:t>{{ want_help_to_agree</w:t>
             </w:r>
             <w:r>
               <w:t>_</w:t>
             </w:r>
             <w:r>
-              <w:t>step.subject</w:t>
-            </w:r>
-            <w:proofErr w:type="spellEnd"/>
-            <w:r>
-              <w:t xml:space="preserve"> }}</w:t>
+              <w:t>step.subject }}</w:t>
             </w:r>
           </w:p>
         </w:tc>
@@ -3228,8 +2542,6 @@
             <w:r>
               <w:t>docassemble.AKA2JBranding:</w:t>
             </w:r>
-            <w:bookmarkStart w:id="1" w:name="_GoBack"/>
-            <w:bookmarkEnd w:id="1"/>
             <w:r>
               <w:t>want_help_to_agree_content.docx")) }}</w:t>
             </w:r>
@@ -3260,23 +2572,7 @@
               <w:pStyle w:val="Body"/>
             </w:pPr>
             <w:r>
-              <w:t>{%</w:t>
-            </w:r>
-            <w:proofErr w:type="spellStart"/>
-            <w:r>
-              <w:t>tr</w:t>
-            </w:r>
-            <w:proofErr w:type="spellEnd"/>
-            <w:r>
-              <w:t xml:space="preserve"> </w:t>
-            </w:r>
-            <w:proofErr w:type="spellStart"/>
-            <w:r>
-              <w:t>endif</w:t>
-            </w:r>
-            <w:proofErr w:type="spellEnd"/>
-            <w:r>
-              <w:t xml:space="preserve"> %}</w:t>
+              <w:t>{%tr endif %}</w:t>
             </w:r>
           </w:p>
         </w:tc>
@@ -3330,246 +2626,223 @@
               <w:rPr>
                 <w:color w:val="FF0000"/>
               </w:rPr>
-              <w:t>{%</w:t>
-            </w:r>
-            <w:proofErr w:type="spellStart"/>
+              <w:t xml:space="preserve">{%tr if </w:t>
+            </w:r>
             <w:r>
               <w:rPr>
                 <w:color w:val="FF0000"/>
               </w:rPr>
-              <w:t>tr</w:t>
-            </w:r>
-            <w:proofErr w:type="spellEnd"/>
+              <w:t>type_of_response.any_true and not</w:t>
+            </w:r>
             <w:r>
               <w:rPr>
                 <w:color w:val="FF0000"/>
               </w:rPr>
-              <w:t xml:space="preserve"> if (</w:t>
-            </w:r>
-            <w:proofErr w:type="spellStart"/>
+              <w:t xml:space="preserve"> </w:t>
+            </w:r>
+            <w:r>
+              <w:rPr>
+                <w:color w:val="FF0000"/>
+              </w:rPr>
+              <w:t>(</w:t>
+            </w:r>
             <w:r>
               <w:rPr>
                 <w:color w:val="FFC000"/>
               </w:rPr>
-              <w:t>user_need</w:t>
-            </w:r>
-            <w:proofErr w:type="spellEnd"/>
+              <w:t>type_of_response[</w:t>
+            </w:r>
             <w:r>
               <w:rPr>
                 <w:color w:val="FFC000"/>
               </w:rPr>
-              <w:t xml:space="preserve"> == 'answer divorce' and (</w:t>
+              <w:t>‘</w:t>
+            </w:r>
+            <w:r>
+              <w:rPr>
+                <w:color w:val="FFC000"/>
+              </w:rPr>
+              <w:t>default</w:t>
+            </w:r>
+            <w:r>
+              <w:rPr>
+                <w:color w:val="FFC000"/>
+              </w:rPr>
+              <w:t>’</w:t>
+            </w:r>
+            <w:r>
+              <w:rPr>
+                <w:color w:val="FFC000"/>
+              </w:rPr>
+              <w:t xml:space="preserve">] and stage_of_default == </w:t>
+            </w:r>
+            <w:r>
+              <w:rPr>
+                <w:color w:val="FFC000"/>
+              </w:rPr>
+              <w:t>‘</w:t>
+            </w:r>
+            <w:r>
+              <w:rPr>
+                <w:color w:val="FFC000"/>
+              </w:rPr>
+              <w:t>judgment entered</w:t>
+            </w:r>
+            <w:r>
+              <w:rPr>
+                <w:color w:val="FFC000"/>
+              </w:rPr>
+              <w:t>’</w:t>
+            </w:r>
+            <w:r>
+              <w:rPr>
+                <w:color w:val="FF0000"/>
+              </w:rPr>
+              <w:t>) and not</w:t>
+            </w:r>
+            <w:r>
+              <w:rPr>
+                <w:color w:val="FF0000"/>
+              </w:rPr>
+              <w:t xml:space="preserve"> </w:t>
+            </w:r>
+            <w:r>
+              <w:rPr>
+                <w:color w:val="FF0000"/>
+              </w:rPr>
+              <w:t>(</w:t>
+            </w:r>
+            <w:r>
+              <w:rPr>
+                <w:color w:val="FFC000"/>
+              </w:rPr>
+              <w:t>type_of_response[</w:t>
+            </w:r>
+            <w:r>
+              <w:rPr>
+                <w:color w:val="FFC000"/>
+              </w:rPr>
+              <w:t>‘</w:t>
+            </w:r>
+            <w:r>
+              <w:rPr>
+                <w:color w:val="FFC000"/>
+              </w:rPr>
+              <w:t>case in 2 states</w:t>
+            </w:r>
+            <w:r>
+              <w:rPr>
+                <w:color w:val="FFC000"/>
+              </w:rPr>
+              <w:t>’</w:t>
+            </w:r>
+            <w:r>
+              <w:rPr>
+                <w:color w:val="FFC000"/>
+              </w:rPr>
+              <w:t xml:space="preserve">] and </w:t>
+            </w:r>
+            <w:r>
+              <w:rPr>
+                <w:color w:val="FFC000"/>
+              </w:rPr>
+              <w:t>(</w:t>
             </w:r>
             <w:r>
               <w:rPr>
                 <w:color w:val="92D050"/>
               </w:rPr>
-              <w:t>type_of_response['</w:t>
-            </w:r>
-            <w:proofErr w:type="spellStart"/>
+              <w:t>stage_of_other_case == ‘ended with order’</w:t>
+            </w:r>
             <w:r>
               <w:rPr>
                 <w:color w:val="92D050"/>
               </w:rPr>
-              <w:t>ak</w:t>
-            </w:r>
-            <w:proofErr w:type="spellEnd"/>
+              <w:t xml:space="preserve"> or (</w:t>
+            </w:r>
+            <w:r>
+              <w:rPr>
+                <w:color w:val="00B050"/>
+              </w:rPr>
+              <w:t>stage_of_other_case ==</w:t>
+            </w:r>
+            <w:r>
+              <w:rPr>
+                <w:color w:val="00B050"/>
+              </w:rPr>
+              <w:t xml:space="preserve"> ‘still going</w:t>
+            </w:r>
+            <w:r>
+              <w:rPr>
+                <w:color w:val="00B050"/>
+              </w:rPr>
+              <w:t>’</w:t>
+            </w:r>
+            <w:r>
+              <w:rPr>
+                <w:color w:val="00B050"/>
+              </w:rPr>
+              <w:t xml:space="preserve"> and not jurisdiction</w:t>
+            </w:r>
             <w:r>
               <w:rPr>
                 <w:color w:val="92D050"/>
               </w:rPr>
-              <w:t xml:space="preserve"> divorce case'] or</w:t>
+              <w:t>)</w:t>
             </w:r>
             <w:r>
               <w:rPr>
                 <w:color w:val="FFC000"/>
               </w:rPr>
+              <w:t>)</w:t>
+            </w:r>
+            <w:r>
+              <w:rPr>
+                <w:color w:val="FF0000"/>
+              </w:rPr>
+              <w:t>)</w:t>
+            </w:r>
+            <w:r>
+              <w:rPr>
+                <w:color w:val="FFC000"/>
+              </w:rPr>
               <w:t xml:space="preserve"> </w:t>
             </w:r>
             <w:r>
               <w:rPr>
-                <w:color w:val="92D050"/>
+                <w:color w:val="FF0000"/>
+              </w:rPr>
+              <w:t>and not</w:t>
+            </w:r>
+            <w:r>
+              <w:rPr>
+                <w:color w:val="FF0000"/>
+              </w:rPr>
+              <w:t xml:space="preserve"> </w:t>
+            </w:r>
+            <w:r>
+              <w:rPr>
+                <w:color w:val="FF0000"/>
               </w:rPr>
               <w:t>(</w:t>
             </w:r>
             <w:r>
               <w:rPr>
-                <w:color w:val="00B050"/>
-              </w:rPr>
-              <w:t>type_of_response['wrong state'] and not residency</w:t>
-            </w:r>
-            <w:r>
-              <w:rPr>
-                <w:color w:val="92D050"/>
-              </w:rPr>
-              <w:t>)</w:t>
-            </w:r>
-            <w:r>
-              <w:rPr>
                 <w:color w:val="FFC000"/>
               </w:rPr>
-              <w:t>)</w:t>
+              <w:t>type_of_response[‘wrong state’] and not jurisdiction</w:t>
             </w:r>
             <w:r>
               <w:rPr>
                 <w:color w:val="FF0000"/>
               </w:rPr>
-              <w:t xml:space="preserve">) or </w:t>
+              <w:t xml:space="preserve">) </w:t>
             </w:r>
             <w:r>
               <w:rPr>
                 <w:color w:val="FF0000"/>
               </w:rPr>
-              <w:lastRenderedPageBreak/>
-              <w:t>(</w:t>
-            </w:r>
-            <w:proofErr w:type="spellStart"/>
-            <w:r>
-              <w:rPr>
-                <w:color w:val="FFC000"/>
-              </w:rPr>
-              <w:t>user_need</w:t>
-            </w:r>
-            <w:proofErr w:type="spellEnd"/>
-            <w:r>
-              <w:rPr>
-                <w:color w:val="FFC000"/>
-              </w:rPr>
-              <w:t xml:space="preserve"> == 'answer custody' and type_of_response['</w:t>
-            </w:r>
-            <w:proofErr w:type="spellStart"/>
-            <w:r>
-              <w:rPr>
-                <w:color w:val="FFC000"/>
-              </w:rPr>
-              <w:t>ak</w:t>
-            </w:r>
-            <w:proofErr w:type="spellEnd"/>
-            <w:r>
-              <w:rPr>
-                <w:color w:val="FFC000"/>
-              </w:rPr>
-              <w:t xml:space="preserve"> custody case']</w:t>
-            </w:r>
-            <w:r>
-              <w:rPr>
-                <w:color w:val="FF0000"/>
-              </w:rPr>
-              <w:t>) or (</w:t>
-            </w:r>
-            <w:proofErr w:type="spellStart"/>
-            <w:r>
-              <w:rPr>
-                <w:color w:val="FFC000"/>
-              </w:rPr>
-              <w:t>user_need</w:t>
-            </w:r>
-            <w:proofErr w:type="spellEnd"/>
-            <w:r>
-              <w:rPr>
-                <w:color w:val="FFC000"/>
-              </w:rPr>
-              <w:t xml:space="preserve"> in('answer custody', 'answer divorce') and (</w:t>
-            </w:r>
-            <w:proofErr w:type="spellStart"/>
-            <w:r>
-              <w:rPr>
-                <w:color w:val="92D050"/>
-              </w:rPr>
-              <w:t>type_of_response</w:t>
-            </w:r>
-            <w:r>
-              <w:rPr>
-                <w:color w:val="92D050"/>
-              </w:rPr>
-              <w:t>.all_true</w:t>
-            </w:r>
-            <w:proofErr w:type="spellEnd"/>
-            <w:r>
-              <w:rPr>
-                <w:color w:val="92D050"/>
-              </w:rPr>
-              <w:t>(</w:t>
-            </w:r>
-            <w:r>
-              <w:rPr>
-                <w:color w:val="92D050"/>
-              </w:rPr>
-              <w:t>'</w:t>
-            </w:r>
-            <w:r>
-              <w:rPr>
-                <w:color w:val="92D050"/>
-              </w:rPr>
-              <w:t>improper service', exclusive = True) or</w:t>
-            </w:r>
-            <w:r>
-              <w:rPr>
-                <w:color w:val="92D050"/>
-              </w:rPr>
-              <w:t xml:space="preserve"> </w:t>
-            </w:r>
-            <w:r>
-              <w:rPr>
-                <w:color w:val="92D050"/>
-              </w:rPr>
-              <w:t>type_of_response['wrong state']</w:t>
-            </w:r>
-            <w:r>
-              <w:rPr>
-                <w:color w:val="92D050"/>
-              </w:rPr>
-              <w:t xml:space="preserve"> </w:t>
-            </w:r>
-            <w:r>
-              <w:rPr>
-                <w:color w:val="92D050"/>
-              </w:rPr>
-              <w:t>or (</w:t>
-            </w:r>
-            <w:r>
-              <w:rPr>
-                <w:color w:val="00B050"/>
-              </w:rPr>
-              <w:t xml:space="preserve">type_of_response['case in 2 states'] and </w:t>
-            </w:r>
-            <w:proofErr w:type="spellStart"/>
-            <w:r>
-              <w:rPr>
-                <w:color w:val="00B050"/>
-              </w:rPr>
-              <w:t>stage_of_other_case</w:t>
-            </w:r>
-            <w:proofErr w:type="spellEnd"/>
-            <w:r>
-              <w:rPr>
-                <w:color w:val="00B050"/>
-              </w:rPr>
-              <w:t xml:space="preserve"> in('still going', 'ended with no order')</w:t>
-            </w:r>
-            <w:r>
-              <w:rPr>
-                <w:color w:val="92D050"/>
-              </w:rPr>
-              <w:t>)</w:t>
-            </w:r>
-            <w:r>
-              <w:rPr>
-                <w:color w:val="FFC000"/>
-              </w:rPr>
-              <w:t>)</w:t>
-            </w:r>
-            <w:r>
-              <w:rPr>
-                <w:color w:val="FF0000"/>
-              </w:rPr>
-              <w:t>)</w:t>
-            </w:r>
-            <w:r>
-              <w:rPr>
-                <w:color w:val="FF0000"/>
-              </w:rPr>
-              <w:t xml:space="preserve"> %}</w:t>
+              <w:t>%}</w:t>
             </w:r>
           </w:p>
         </w:tc>
@@ -3592,12 +2865,9 @@
             <w:pPr>
               <w:pStyle w:val="Body"/>
             </w:pPr>
-            <w:proofErr w:type="spellStart"/>
-            <w:r>
-              <w:lastRenderedPageBreak/>
+            <w:r>
               <w:t>answer_step</w:t>
             </w:r>
-            <w:proofErr w:type="spellEnd"/>
           </w:p>
         </w:tc>
       </w:tr>
@@ -3625,27 +2895,10 @@
               <w:pStyle w:val="Heading2"/>
               <w:outlineLvl w:val="1"/>
             </w:pPr>
-            <w:bookmarkStart w:id="2" w:name="_Step_8:_Fill"/>
-            <w:bookmarkEnd w:id="2"/>
-            <w:r>
-              <w:lastRenderedPageBreak/>
-              <w:t>{</w:t>
-            </w:r>
-            <w:proofErr w:type="gramStart"/>
-            <w:r>
-              <w:t xml:space="preserve">{ </w:t>
-            </w:r>
-            <w:proofErr w:type="spellStart"/>
-            <w:r>
-              <w:t>answer</w:t>
-            </w:r>
-            <w:proofErr w:type="gramEnd"/>
-            <w:r>
-              <w:t>_step.subject</w:t>
-            </w:r>
-            <w:proofErr w:type="spellEnd"/>
-            <w:r>
-              <w:t xml:space="preserve"> }}</w:t>
+            <w:bookmarkStart w:id="1" w:name="_Step_8:_Fill"/>
+            <w:bookmarkEnd w:id="1"/>
+            <w:r>
+              <w:t>{{ answer_step.subject }}</w:t>
             </w:r>
           </w:p>
         </w:tc>
@@ -3707,35 +2960,7 @@
               <w:rPr>
                 <w:color w:val="FF0000"/>
               </w:rPr>
-              <w:t>{%</w:t>
-            </w:r>
-            <w:proofErr w:type="spellStart"/>
-            <w:r>
-              <w:rPr>
-                <w:color w:val="FF0000"/>
-              </w:rPr>
-              <w:t>tr</w:t>
-            </w:r>
-            <w:proofErr w:type="spellEnd"/>
-            <w:r>
-              <w:rPr>
-                <w:color w:val="FF0000"/>
-              </w:rPr>
-              <w:t xml:space="preserve"> </w:t>
-            </w:r>
-            <w:proofErr w:type="spellStart"/>
-            <w:r>
-              <w:rPr>
-                <w:color w:val="FF0000"/>
-              </w:rPr>
-              <w:t>endif</w:t>
-            </w:r>
-            <w:proofErr w:type="spellEnd"/>
-            <w:r>
-              <w:rPr>
-                <w:color w:val="FF0000"/>
-              </w:rPr>
-              <w:t xml:space="preserve"> %}</w:t>
+              <w:t>{%tr endif %}</w:t>
             </w:r>
           </w:p>
         </w:tc>
@@ -3788,21 +3013,7 @@
               <w:rPr>
                 <w:color w:val="FF0000"/>
               </w:rPr>
-              <w:t>{%</w:t>
-            </w:r>
-            <w:proofErr w:type="spellStart"/>
-            <w:r>
-              <w:rPr>
-                <w:color w:val="FF0000"/>
-              </w:rPr>
-              <w:t>tr</w:t>
-            </w:r>
-            <w:proofErr w:type="spellEnd"/>
-            <w:r>
-              <w:rPr>
-                <w:color w:val="FF0000"/>
-              </w:rPr>
-              <w:t xml:space="preserve"> </w:t>
+              <w:t xml:space="preserve">{%tr </w:t>
             </w:r>
             <w:r>
               <w:rPr>
@@ -3811,13 +3022,8 @@
               </w:rPr>
               <w:t>if (</w:t>
             </w:r>
-            <w:proofErr w:type="spellStart"/>
-            <w:r>
-              <w:t>user_need</w:t>
-            </w:r>
-            <w:proofErr w:type="spellEnd"/>
-            <w:r>
-              <w:t xml:space="preserve"> == 'answer custody' and type_of_response['wrong state'] and not jurisdiction</w:t>
+            <w:r>
+              <w:t>user_need == 'answer custody' and type_of_response['wrong state'] and not jurisdiction</w:t>
             </w:r>
             <w:r>
               <w:rPr>
@@ -3832,13 +3038,8 @@
               </w:rPr>
               <w:t>(</w:t>
             </w:r>
-            <w:proofErr w:type="spellStart"/>
-            <w:r>
-              <w:t>user_need</w:t>
-            </w:r>
-            <w:proofErr w:type="spellEnd"/>
-            <w:r>
-              <w:t xml:space="preserve"> == 'answer divorce' and type_of_response['wrong state'</w:t>
+            <w:r>
+              <w:t>user_need == 'answer divorce' and type_of_response['wrong state'</w:t>
             </w:r>
             <w:r>
               <w:rPr>
@@ -3861,15 +3062,11 @@
               <w:t>(</w:t>
             </w:r>
             <w:r>
-              <w:t xml:space="preserve">type_of_response['case in 2 states'] and </w:t>
-            </w:r>
-            <w:proofErr w:type="spellStart"/>
-            <w:r>
-              <w:t>stage_of_other_case</w:t>
-            </w:r>
-            <w:proofErr w:type="spellEnd"/>
-            <w:r>
-              <w:t xml:space="preserve"> in('still going', 'ended with order'</w:t>
+              <w:t xml:space="preserve">type_of_response['case in 2 states'] and stage_of_other_case in('still going', 'ended </w:t>
+            </w:r>
+            <w:r>
+              <w:lastRenderedPageBreak/>
+              <w:t>with order'</w:t>
             </w:r>
             <w:r>
               <w:rPr>
@@ -3886,21 +3083,8 @@
               <w:t>) or (</w:t>
             </w:r>
             <w:r>
-              <w:t xml:space="preserve">type_of_response['default'] and </w:t>
-            </w:r>
-            <w:proofErr w:type="spellStart"/>
-            <w:r>
-              <w:t>stage_of_default</w:t>
-            </w:r>
-            <w:proofErr w:type="spellEnd"/>
-            <w:r>
-              <w:t xml:space="preserve"> in('application filed', 'hearing scheduled') and not </w:t>
-            </w:r>
-            <w:proofErr w:type="spellStart"/>
-            <w:r>
-              <w:t>proper_service</w:t>
-            </w:r>
-            <w:proofErr w:type="spellEnd"/>
+              <w:t>type_of_response['default'] and stage_of_default in('application filed', 'hearing scheduled') and not proper_service</w:t>
+            </w:r>
             <w:r>
               <w:rPr>
                 <w:rStyle w:val="interviewvariable"/>
@@ -3933,11 +3117,10 @@
               <w:pStyle w:val="Body"/>
               <w:spacing w:before="0" w:after="0"/>
             </w:pPr>
-            <w:proofErr w:type="spellStart"/>
-            <w:r>
+            <w:r>
+              <w:lastRenderedPageBreak/>
               <w:t>dismiss_step</w:t>
             </w:r>
-            <w:proofErr w:type="spellEnd"/>
           </w:p>
         </w:tc>
       </w:tr>
@@ -3965,26 +3148,9 @@
               <w:pStyle w:val="Heading2"/>
               <w:outlineLvl w:val="1"/>
             </w:pPr>
-            <w:bookmarkStart w:id="3" w:name="_Hlk226106692"/>
-            <w:r>
-              <w:lastRenderedPageBreak/>
-              <w:t>{</w:t>
-            </w:r>
-            <w:proofErr w:type="gramStart"/>
-            <w:r>
-              <w:t xml:space="preserve">{ </w:t>
-            </w:r>
-            <w:proofErr w:type="spellStart"/>
-            <w:r>
-              <w:t>dismiss</w:t>
-            </w:r>
-            <w:proofErr w:type="gramEnd"/>
-            <w:r>
-              <w:t>_step.subject</w:t>
-            </w:r>
-            <w:proofErr w:type="spellEnd"/>
-            <w:r>
-              <w:t xml:space="preserve"> }}</w:t>
+            <w:bookmarkStart w:id="2" w:name="_Hlk226106692"/>
+            <w:r>
+              <w:t>{{ dismiss_step.subject }}</w:t>
             </w:r>
           </w:p>
         </w:tc>
@@ -4023,7 +3189,7 @@
           </w:p>
         </w:tc>
       </w:tr>
-      <w:bookmarkEnd w:id="3"/>
+      <w:bookmarkEnd w:id="2"/>
       <w:tr>
         <w:trPr>
           <w:jc w:val="center"/>
@@ -4049,23 +3215,7 @@
               <w:spacing w:before="0" w:after="0"/>
             </w:pPr>
             <w:r>
-              <w:t>{%</w:t>
-            </w:r>
-            <w:proofErr w:type="spellStart"/>
-            <w:r>
-              <w:t>tr</w:t>
-            </w:r>
-            <w:proofErr w:type="spellEnd"/>
-            <w:r>
-              <w:t xml:space="preserve"> </w:t>
-            </w:r>
-            <w:proofErr w:type="spellStart"/>
-            <w:r>
-              <w:t>endif</w:t>
-            </w:r>
-            <w:proofErr w:type="spellEnd"/>
-            <w:r>
-              <w:t xml:space="preserve"> %}</w:t>
+              <w:t>{%tr endif %}</w:t>
             </w:r>
           </w:p>
         </w:tc>
@@ -4089,8 +3239,8 @@
               <w:pStyle w:val="Body"/>
               <w:spacing w:before="0" w:after="0"/>
             </w:pPr>
-            <w:bookmarkStart w:id="4" w:name="_Hlk136354462"/>
-            <w:bookmarkEnd w:id="4"/>
+            <w:bookmarkStart w:id="3" w:name="_Hlk136354462"/>
+            <w:bookmarkEnd w:id="3"/>
           </w:p>
         </w:tc>
       </w:tr>
@@ -4119,23 +3269,7 @@
               <w:spacing w:before="0" w:after="0"/>
             </w:pPr>
             <w:r>
-              <w:t>{%</w:t>
-            </w:r>
-            <w:proofErr w:type="spellStart"/>
-            <w:r>
-              <w:t>tr</w:t>
-            </w:r>
-            <w:proofErr w:type="spellEnd"/>
-            <w:r>
-              <w:t xml:space="preserve"> if </w:t>
-            </w:r>
-            <w:proofErr w:type="spellStart"/>
-            <w:r>
-              <w:t>stage_of_default</w:t>
-            </w:r>
-            <w:proofErr w:type="spellEnd"/>
-            <w:r>
-              <w:t xml:space="preserve"> == 'judgment entered' %}</w:t>
+              <w:t>{%tr if stage_of_default == 'judgment entered' %}</w:t>
             </w:r>
           </w:p>
         </w:tc>
@@ -4159,11 +3293,9 @@
               <w:pStyle w:val="Body"/>
               <w:spacing w:before="0" w:after="0"/>
             </w:pPr>
-            <w:proofErr w:type="spellStart"/>
             <w:r>
               <w:t>learn_set_aside_step</w:t>
             </w:r>
-            <w:proofErr w:type="spellEnd"/>
           </w:p>
         </w:tc>
       </w:tr>
@@ -4196,46 +3328,21 @@
                 <w:rFonts w:eastAsia="Calibri"/>
                 <w:shd w:val="clear" w:color="auto" w:fill="FFFFFF"/>
               </w:rPr>
-              <w:t>{</w:t>
-            </w:r>
-            <w:proofErr w:type="gramStart"/>
+              <w:t xml:space="preserve">{{ </w:t>
+            </w:r>
             <w:r>
               <w:rPr>
                 <w:rFonts w:eastAsia="Calibri"/>
                 <w:shd w:val="clear" w:color="auto" w:fill="FFFFFF"/>
               </w:rPr>
-              <w:t xml:space="preserve">{ </w:t>
-            </w:r>
-            <w:proofErr w:type="spellStart"/>
+              <w:t>learn_set_aside_step</w:t>
+            </w:r>
             <w:r>
               <w:rPr>
                 <w:rFonts w:eastAsia="Calibri"/>
                 <w:shd w:val="clear" w:color="auto" w:fill="FFFFFF"/>
               </w:rPr>
-              <w:t>learn</w:t>
-            </w:r>
-            <w:proofErr w:type="gramEnd"/>
-            <w:r>
-              <w:rPr>
-                <w:rFonts w:eastAsia="Calibri"/>
-                <w:shd w:val="clear" w:color="auto" w:fill="FFFFFF"/>
-              </w:rPr>
-              <w:t>_set_aside_step</w:t>
-            </w:r>
-            <w:r>
-              <w:rPr>
-                <w:rFonts w:eastAsia="Calibri"/>
-                <w:shd w:val="clear" w:color="auto" w:fill="FFFFFF"/>
-              </w:rPr>
-              <w:t>.subject</w:t>
-            </w:r>
-            <w:proofErr w:type="spellEnd"/>
-            <w:r>
-              <w:rPr>
-                <w:rFonts w:eastAsia="Calibri"/>
-                <w:shd w:val="clear" w:color="auto" w:fill="FFFFFF"/>
-              </w:rPr>
-              <w:t xml:space="preserve"> }}</w:t>
+              <w:t>.subject }}</w:t>
             </w:r>
           </w:p>
         </w:tc>
@@ -4312,46 +3419,21 @@
                 <w:rFonts w:eastAsia="Calibri"/>
                 <w:shd w:val="clear" w:color="auto" w:fill="FFFFFF"/>
               </w:rPr>
-              <w:t>{</w:t>
-            </w:r>
-            <w:proofErr w:type="gramStart"/>
+              <w:t>{{ fill</w:t>
+            </w:r>
             <w:r>
               <w:rPr>
                 <w:rFonts w:eastAsia="Calibri"/>
                 <w:shd w:val="clear" w:color="auto" w:fill="FFFFFF"/>
               </w:rPr>
-              <w:t xml:space="preserve">{ </w:t>
-            </w:r>
-            <w:proofErr w:type="spellStart"/>
+              <w:t>_set_aside_step</w:t>
+            </w:r>
             <w:r>
               <w:rPr>
                 <w:rFonts w:eastAsia="Calibri"/>
                 <w:shd w:val="clear" w:color="auto" w:fill="FFFFFF"/>
               </w:rPr>
-              <w:t>fill</w:t>
-            </w:r>
-            <w:proofErr w:type="gramEnd"/>
-            <w:r>
-              <w:rPr>
-                <w:rFonts w:eastAsia="Calibri"/>
-                <w:shd w:val="clear" w:color="auto" w:fill="FFFFFF"/>
-              </w:rPr>
-              <w:t>_set_aside_step</w:t>
-            </w:r>
-            <w:r>
-              <w:rPr>
-                <w:rFonts w:eastAsia="Calibri"/>
-                <w:shd w:val="clear" w:color="auto" w:fill="FFFFFF"/>
-              </w:rPr>
-              <w:t>.subject</w:t>
-            </w:r>
-            <w:proofErr w:type="spellEnd"/>
-            <w:r>
-              <w:rPr>
-                <w:rFonts w:eastAsia="Calibri"/>
-                <w:shd w:val="clear" w:color="auto" w:fill="FFFFFF"/>
-              </w:rPr>
-              <w:t xml:space="preserve"> }}</w:t>
+              <w:t>.subject }}</w:t>
             </w:r>
           </w:p>
         </w:tc>
@@ -4415,35 +3497,7 @@
               <w:rPr>
                 <w:shd w:val="clear" w:color="auto" w:fill="FFFFFF"/>
               </w:rPr>
-              <w:t>{%</w:t>
-            </w:r>
-            <w:proofErr w:type="spellStart"/>
-            <w:r>
-              <w:rPr>
-                <w:shd w:val="clear" w:color="auto" w:fill="FFFFFF"/>
-              </w:rPr>
-              <w:t>tr</w:t>
-            </w:r>
-            <w:proofErr w:type="spellEnd"/>
-            <w:r>
-              <w:rPr>
-                <w:shd w:val="clear" w:color="auto" w:fill="FFFFFF"/>
-              </w:rPr>
-              <w:t xml:space="preserve"> </w:t>
-            </w:r>
-            <w:proofErr w:type="spellStart"/>
-            <w:r>
-              <w:rPr>
-                <w:shd w:val="clear" w:color="auto" w:fill="FFFFFF"/>
-              </w:rPr>
-              <w:t>endif</w:t>
-            </w:r>
-            <w:proofErr w:type="spellEnd"/>
-            <w:r>
-              <w:rPr>
-                <w:shd w:val="clear" w:color="auto" w:fill="FFFFFF"/>
-              </w:rPr>
-              <w:t xml:space="preserve"> %}</w:t>
+              <w:t>{%tr endif %}</w:t>
             </w:r>
           </w:p>
         </w:tc>
@@ -4496,20 +3550,11 @@
               <w:spacing w:before="0" w:after="0"/>
             </w:pPr>
             <w:r>
-              <w:t>{%</w:t>
-            </w:r>
-            <w:proofErr w:type="spellStart"/>
-            <w:r>
-              <w:t>tr</w:t>
-            </w:r>
-            <w:proofErr w:type="spellEnd"/>
-            <w:r>
-              <w:t xml:space="preserve"> if </w:t>
+              <w:t xml:space="preserve">{%tr if </w:t>
             </w:r>
             <w:r>
               <w:t xml:space="preserve"> </w:t>
             </w:r>
-            <w:proofErr w:type="spellStart"/>
             <w:r>
               <w:t>agree</w:t>
             </w:r>
@@ -4517,11 +3562,7 @@
               <w:t>ment</w:t>
             </w:r>
             <w:r>
-              <w:t>_documents</w:t>
-            </w:r>
-            <w:proofErr w:type="spellEnd"/>
-            <w:r>
-              <w:t xml:space="preserve"> %}</w:t>
+              <w:t>_documents %}</w:t>
             </w:r>
           </w:p>
         </w:tc>
@@ -4546,11 +3587,9 @@
               <w:pStyle w:val="Body"/>
               <w:spacing w:before="0" w:after="0"/>
             </w:pPr>
-            <w:proofErr w:type="spellStart"/>
             <w:r>
               <w:t>uncontested_custody_forms_step</w:t>
             </w:r>
-            <w:proofErr w:type="spellEnd"/>
           </w:p>
         </w:tc>
       </w:tr>
@@ -4583,23 +3622,7 @@
                 <w:rFonts w:eastAsia="Calibri"/>
                 <w:shd w:val="clear" w:color="auto" w:fill="FFFFFF"/>
               </w:rPr>
-              <w:t xml:space="preserve">{{ </w:t>
-            </w:r>
-            <w:proofErr w:type="spellStart"/>
-            <w:r>
-              <w:rPr>
-                <w:rFonts w:eastAsia="Calibri"/>
-                <w:shd w:val="clear" w:color="auto" w:fill="FFFFFF"/>
-              </w:rPr>
-              <w:t>uncontested_custody_forms_step.subject</w:t>
-            </w:r>
-            <w:proofErr w:type="spellEnd"/>
-            <w:r>
-              <w:rPr>
-                <w:rFonts w:eastAsia="Calibri"/>
-                <w:shd w:val="clear" w:color="auto" w:fill="FFFFFF"/>
-              </w:rPr>
-              <w:t xml:space="preserve"> }}</w:t>
+              <w:t>{{ uncontested_custody_forms_step.subject }}</w:t>
             </w:r>
           </w:p>
         </w:tc>
@@ -4664,23 +3687,7 @@
               <w:pStyle w:val="Body"/>
             </w:pPr>
             <w:r>
-              <w:t>{%</w:t>
-            </w:r>
-            <w:proofErr w:type="spellStart"/>
-            <w:r>
-              <w:t>tr</w:t>
-            </w:r>
-            <w:proofErr w:type="spellEnd"/>
-            <w:r>
-              <w:t xml:space="preserve"> </w:t>
-            </w:r>
-            <w:proofErr w:type="spellStart"/>
-            <w:r>
-              <w:t>endif</w:t>
-            </w:r>
-            <w:proofErr w:type="spellEnd"/>
-            <w:r>
-              <w:t>%}</w:t>
+              <w:t>{%tr endif%}</w:t>
             </w:r>
           </w:p>
         </w:tc>
@@ -4730,48 +3737,23 @@
               <w:pStyle w:val="Body"/>
             </w:pPr>
             <w:r>
-              <w:t>{%</w:t>
-            </w:r>
-            <w:proofErr w:type="spellStart"/>
-            <w:r>
-              <w:t>tr</w:t>
-            </w:r>
-            <w:proofErr w:type="spellEnd"/>
-            <w:r>
-              <w:t xml:space="preserve"> if </w:t>
+              <w:t xml:space="preserve">{%tr if </w:t>
             </w:r>
             <w:r>
               <w:t>((</w:t>
             </w:r>
-            <w:proofErr w:type="spellStart"/>
-            <w:r>
-              <w:t>type_of_response.any_true</w:t>
-            </w:r>
-            <w:proofErr w:type="spellEnd"/>
-            <w:r>
-              <w:t xml:space="preserve">() </w:t>
-            </w:r>
-            <w:r>
-              <w:t xml:space="preserve">or </w:t>
-            </w:r>
-            <w:proofErr w:type="spellStart"/>
-            <w:r>
-              <w:t>agreement_documents</w:t>
-            </w:r>
-            <w:proofErr w:type="spellEnd"/>
-            <w:r>
-              <w:t xml:space="preserve">) </w:t>
-            </w:r>
-            <w:r>
-              <w:t>and not (</w:t>
-            </w:r>
-            <w:proofErr w:type="spellStart"/>
-            <w:r>
-              <w:t>type_of_response.all_true</w:t>
-            </w:r>
-            <w:proofErr w:type="spellEnd"/>
-            <w:r>
-              <w:t>('stay married', exclusive = True))</w:t>
+            <w:r>
+              <w:t xml:space="preserve">type_of_response.any_true() </w:t>
+            </w:r>
+            <w:r>
+              <w:t xml:space="preserve">or agreement_documents) </w:t>
+            </w:r>
+            <w:r>
+              <w:t>and not (type_of_response.all_</w:t>
+            </w:r>
+            <w:r>
+              <w:lastRenderedPageBreak/>
+              <w:t>true('stay married', exclusive = True))</w:t>
             </w:r>
             <w:r>
               <w:t xml:space="preserve"> </w:t>
@@ -4782,44 +3764,21 @@
             <w:r>
               <w:t>and (</w:t>
             </w:r>
-            <w:proofErr w:type="spellStart"/>
-            <w:r>
-              <w:t>filling_manner</w:t>
-            </w:r>
-            <w:proofErr w:type="spellEnd"/>
-            <w:r>
-              <w:t xml:space="preserve"> in('paper', '</w:t>
-            </w:r>
-            <w:proofErr w:type="spellStart"/>
+            <w:r>
+              <w:t xml:space="preserve">filling_manner in('paper', 'dunno') or filing_method </w:t>
+            </w:r>
+            <w:r>
+              <w:t xml:space="preserve">in </w:t>
+            </w:r>
+            <w:r>
+              <w:t xml:space="preserve">('mail or in person', </w:t>
+            </w:r>
+            <w:r>
+              <w:t>‘</w:t>
+            </w:r>
             <w:r>
               <w:t>dunno</w:t>
             </w:r>
-            <w:proofErr w:type="spellEnd"/>
-            <w:r>
-              <w:t xml:space="preserve">') or </w:t>
-            </w:r>
-            <w:proofErr w:type="spellStart"/>
-            <w:r>
-              <w:t>filing_method</w:t>
-            </w:r>
-            <w:proofErr w:type="spellEnd"/>
-            <w:r>
-              <w:t xml:space="preserve"> </w:t>
-            </w:r>
-            <w:r>
-              <w:t xml:space="preserve">in </w:t>
-            </w:r>
-            <w:r>
-              <w:t xml:space="preserve">('mail or in person', </w:t>
-            </w:r>
-            <w:r>
-              <w:t>‘</w:t>
-            </w:r>
-            <w:proofErr w:type="spellStart"/>
-            <w:r>
-              <w:t>dunno</w:t>
-            </w:r>
-            <w:proofErr w:type="spellEnd"/>
             <w:r>
               <w:t>’</w:t>
             </w:r>
@@ -4881,24 +3840,7 @@
               <w:outlineLvl w:val="1"/>
             </w:pPr>
             <w:r>
-              <w:t>{</w:t>
-            </w:r>
-            <w:proofErr w:type="gramStart"/>
-            <w:r>
-              <w:t xml:space="preserve">{ </w:t>
-            </w:r>
-            <w:proofErr w:type="spellStart"/>
-            <w:r>
-              <w:lastRenderedPageBreak/>
-              <w:t>sign</w:t>
-            </w:r>
-            <w:proofErr w:type="gramEnd"/>
-            <w:r>
-              <w:t>_step.subject</w:t>
-            </w:r>
-            <w:proofErr w:type="spellEnd"/>
-            <w:r>
-              <w:t xml:space="preserve"> }}</w:t>
+              <w:t>{{ sign_step.subject }}</w:t>
             </w:r>
           </w:p>
         </w:tc>
@@ -4929,7 +3871,6 @@
               <w:spacing w:before="0" w:beforeAutospacing="0" w:after="60" w:afterAutospacing="0"/>
             </w:pPr>
             <w:r>
-              <w:lastRenderedPageBreak/>
               <w:t>{{p (include_docx_template("docassemble.AKA2JBranding:sign_content.docx")) }}</w:t>
             </w:r>
           </w:p>
@@ -4959,24 +3900,7 @@
               <w:pStyle w:val="Body"/>
             </w:pPr>
             <w:r>
-              <w:lastRenderedPageBreak/>
-              <w:t>{%</w:t>
-            </w:r>
-            <w:proofErr w:type="spellStart"/>
-            <w:r>
-              <w:t>tr</w:t>
-            </w:r>
-            <w:proofErr w:type="spellEnd"/>
-            <w:r>
-              <w:t xml:space="preserve"> </w:t>
-            </w:r>
-            <w:proofErr w:type="spellStart"/>
-            <w:r>
-              <w:t>endif</w:t>
-            </w:r>
-            <w:proofErr w:type="spellEnd"/>
-            <w:r>
-              <w:t xml:space="preserve"> %}</w:t>
+              <w:t>{%tr endif %}</w:t>
             </w:r>
           </w:p>
         </w:tc>
@@ -5026,34 +3950,10 @@
               <w:pStyle w:val="Body"/>
             </w:pPr>
             <w:r>
-              <w:t>{%</w:t>
-            </w:r>
-            <w:proofErr w:type="spellStart"/>
-            <w:r>
-              <w:t>tr</w:t>
-            </w:r>
-            <w:proofErr w:type="spellEnd"/>
-            <w:r>
-              <w:t xml:space="preserve"> if </w:t>
-            </w:r>
-            <w:proofErr w:type="spellStart"/>
-            <w:r>
-              <w:t>type_of_response.any_true</w:t>
-            </w:r>
-            <w:proofErr w:type="spellEnd"/>
-            <w:r>
-              <w:t xml:space="preserve">()  </w:t>
-            </w:r>
-            <w:r>
-              <w:t xml:space="preserve">or </w:t>
-            </w:r>
-            <w:proofErr w:type="spellStart"/>
-            <w:r>
-              <w:t>agreement_documents</w:t>
-            </w:r>
-            <w:proofErr w:type="spellEnd"/>
-            <w:r>
-              <w:t xml:space="preserve"> </w:t>
+              <w:t xml:space="preserve">{%tr if type_of_response.any_true()  </w:t>
+            </w:r>
+            <w:r>
+              <w:t xml:space="preserve">or agreement_documents </w:t>
             </w:r>
             <w:r>
               <w:t>%}</w:t>
@@ -5110,23 +4010,7 @@
               </w:rPr>
             </w:pPr>
             <w:r>
-              <w:t>{</w:t>
-            </w:r>
-            <w:proofErr w:type="gramStart"/>
-            <w:r>
-              <w:t xml:space="preserve">{ </w:t>
-            </w:r>
-            <w:proofErr w:type="spellStart"/>
-            <w:r>
-              <w:t>truefiling</w:t>
-            </w:r>
-            <w:proofErr w:type="gramEnd"/>
-            <w:r>
-              <w:t>_file_and_serve_step.subject</w:t>
-            </w:r>
-            <w:proofErr w:type="spellEnd"/>
-            <w:r>
-              <w:t xml:space="preserve"> }}</w:t>
+              <w:t>{{ truefiling_file_and_serve_step.subject }}</w:t>
             </w:r>
           </w:p>
         </w:tc>
@@ -5185,23 +4069,7 @@
               <w:pStyle w:val="Body"/>
             </w:pPr>
             <w:r>
-              <w:t>{%</w:t>
-            </w:r>
-            <w:proofErr w:type="spellStart"/>
-            <w:r>
-              <w:t>tr</w:t>
-            </w:r>
-            <w:proofErr w:type="spellEnd"/>
-            <w:r>
-              <w:t xml:space="preserve"> </w:t>
-            </w:r>
-            <w:proofErr w:type="spellStart"/>
-            <w:r>
-              <w:t>endif</w:t>
-            </w:r>
-            <w:proofErr w:type="spellEnd"/>
-            <w:r>
-              <w:t xml:space="preserve"> %}</w:t>
+              <w:t>{%tr endif %}</w:t>
             </w:r>
           </w:p>
         </w:tc>
@@ -5251,23 +4119,7 @@
               <w:pStyle w:val="Body"/>
             </w:pPr>
             <w:r>
-              <w:t>{%</w:t>
-            </w:r>
-            <w:proofErr w:type="spellStart"/>
-            <w:r>
-              <w:t>tr</w:t>
-            </w:r>
-            <w:proofErr w:type="spellEnd"/>
-            <w:r>
-              <w:t xml:space="preserve"> if </w:t>
-            </w:r>
-            <w:proofErr w:type="spellStart"/>
-            <w:r>
-              <w:t>type_of_response.any_true</w:t>
-            </w:r>
-            <w:proofErr w:type="spellEnd"/>
-            <w:r>
-              <w:t>()  %}</w:t>
+              <w:t>{%tr if type_of_response.any_true()  %}</w:t>
             </w:r>
           </w:p>
         </w:tc>
@@ -5321,23 +4173,7 @@
               </w:rPr>
             </w:pPr>
             <w:r>
-              <w:t>{</w:t>
-            </w:r>
-            <w:proofErr w:type="gramStart"/>
-            <w:r>
-              <w:t xml:space="preserve">{ </w:t>
-            </w:r>
-            <w:proofErr w:type="spellStart"/>
-            <w:r>
-              <w:t>truefiling</w:t>
-            </w:r>
-            <w:proofErr w:type="gramEnd"/>
-            <w:r>
-              <w:t>_serve_step.subject</w:t>
-            </w:r>
-            <w:proofErr w:type="spellEnd"/>
-            <w:r>
-              <w:t xml:space="preserve"> }}</w:t>
+              <w:t>{{ truefiling_serve_step.subject }}</w:t>
             </w:r>
           </w:p>
         </w:tc>
@@ -5397,23 +4233,7 @@
               <w:pStyle w:val="Body"/>
             </w:pPr>
             <w:r>
-              <w:t>{%</w:t>
-            </w:r>
-            <w:proofErr w:type="spellStart"/>
-            <w:r>
-              <w:t>tr</w:t>
-            </w:r>
-            <w:proofErr w:type="spellEnd"/>
-            <w:r>
-              <w:t xml:space="preserve"> </w:t>
-            </w:r>
-            <w:proofErr w:type="spellStart"/>
-            <w:r>
-              <w:t>endif</w:t>
-            </w:r>
-            <w:proofErr w:type="spellEnd"/>
-            <w:r>
-              <w:t>%}</w:t>
+              <w:t>{%tr endif%}</w:t>
             </w:r>
           </w:p>
         </w:tc>
@@ -5466,21 +4286,19 @@
               <w:rPr>
                 <w:color w:val="FF0000"/>
               </w:rPr>
-              <w:t>{%</w:t>
-            </w:r>
-            <w:proofErr w:type="spellStart"/>
+              <w:t xml:space="preserve">{%tr if </w:t>
+            </w:r>
             <w:r>
               <w:rPr>
                 <w:color w:val="FF0000"/>
               </w:rPr>
-              <w:t>tr</w:t>
-            </w:r>
-            <w:proofErr w:type="spellEnd"/>
+              <w:t>type_of_response.any_true and not</w:t>
+            </w:r>
             <w:r>
               <w:rPr>
                 <w:color w:val="FF0000"/>
               </w:rPr>
-              <w:t xml:space="preserve"> if </w:t>
+              <w:t xml:space="preserve"> </w:t>
             </w:r>
             <w:r>
               <w:rPr>
@@ -5492,39 +4310,134 @@
               <w:rPr>
                 <w:color w:val="FFC000"/>
               </w:rPr>
-              <w:t>not(</w:t>
+              <w:t>type_of_response[</w:t>
+            </w:r>
+            <w:r>
+              <w:rPr>
+                <w:color w:val="FFC000"/>
+              </w:rPr>
+              <w:t>‘</w:t>
+            </w:r>
+            <w:r>
+              <w:rPr>
+                <w:color w:val="FFC000"/>
+              </w:rPr>
+              <w:t>default</w:t>
+            </w:r>
+            <w:r>
+              <w:rPr>
+                <w:color w:val="FFC000"/>
+              </w:rPr>
+              <w:t>’</w:t>
+            </w:r>
+            <w:r>
+              <w:rPr>
+                <w:color w:val="FFC000"/>
+              </w:rPr>
+              <w:t xml:space="preserve">] and stage_of_default == </w:t>
+            </w:r>
+            <w:r>
+              <w:rPr>
+                <w:color w:val="FFC000"/>
+              </w:rPr>
+              <w:t>‘</w:t>
+            </w:r>
+            <w:r>
+              <w:rPr>
+                <w:color w:val="FFC000"/>
+              </w:rPr>
+              <w:t>judgment entered</w:t>
+            </w:r>
+            <w:r>
+              <w:rPr>
+                <w:color w:val="FFC000"/>
+              </w:rPr>
+              <w:t>’</w:t>
+            </w:r>
+            <w:r>
+              <w:rPr>
+                <w:color w:val="FF0000"/>
+              </w:rPr>
+              <w:t>) and not</w:t>
+            </w:r>
+            <w:r>
+              <w:rPr>
+                <w:color w:val="FF0000"/>
+              </w:rPr>
+              <w:t xml:space="preserve"> </w:t>
+            </w:r>
+            <w:r>
+              <w:rPr>
+                <w:color w:val="FF0000"/>
+              </w:rPr>
+              <w:t>(</w:t>
+            </w:r>
+            <w:r>
+              <w:rPr>
+                <w:color w:val="FFC000"/>
+              </w:rPr>
+              <w:t>type_of_response[</w:t>
+            </w:r>
+            <w:r>
+              <w:rPr>
+                <w:color w:val="FFC000"/>
+              </w:rPr>
+              <w:t>‘</w:t>
+            </w:r>
+            <w:r>
+              <w:rPr>
+                <w:color w:val="FFC000"/>
+              </w:rPr>
+              <w:t>case in 2 states</w:t>
+            </w:r>
+            <w:r>
+              <w:rPr>
+                <w:color w:val="FFC000"/>
+              </w:rPr>
+              <w:t>’</w:t>
+            </w:r>
+            <w:r>
+              <w:rPr>
+                <w:color w:val="FFC000"/>
+              </w:rPr>
+              <w:t xml:space="preserve">] and </w:t>
+            </w:r>
+            <w:r>
+              <w:rPr>
+                <w:color w:val="FFC000"/>
+              </w:rPr>
+              <w:lastRenderedPageBreak/>
+              <w:t>(</w:t>
             </w:r>
             <w:r>
               <w:rPr>
                 <w:color w:val="92D050"/>
               </w:rPr>
-              <w:t>type_of_response['default'</w:t>
+              <w:t>stage_of_other_case == ‘ended with order’ or (</w:t>
+            </w:r>
+            <w:r>
+              <w:rPr>
+                <w:color w:val="00B050"/>
+              </w:rPr>
+              <w:t>stage_of_other_case == ‘still going</w:t>
+            </w:r>
+            <w:r>
+              <w:rPr>
+                <w:color w:val="00B050"/>
+              </w:rPr>
+              <w:t>’</w:t>
+            </w:r>
+            <w:r>
+              <w:rPr>
+                <w:color w:val="00B050"/>
+              </w:rPr>
+              <w:t xml:space="preserve"> and not jurisdiction</w:t>
             </w:r>
             <w:r>
               <w:rPr>
                 <w:color w:val="92D050"/>
               </w:rPr>
-              <w:t>]</w:t>
-            </w:r>
-            <w:r>
-              <w:rPr>
-                <w:color w:val="92D050"/>
-              </w:rPr>
-              <w:t xml:space="preserve"> and </w:t>
-            </w:r>
-            <w:proofErr w:type="spellStart"/>
-            <w:r>
-              <w:rPr>
-                <w:color w:val="92D050"/>
-              </w:rPr>
-              <w:t>stage_of_default</w:t>
-            </w:r>
-            <w:proofErr w:type="spellEnd"/>
-            <w:r>
-              <w:rPr>
-                <w:color w:val="92D050"/>
-              </w:rPr>
-              <w:t xml:space="preserve"> == 'judgment entered'</w:t>
+              <w:t>)</w:t>
             </w:r>
             <w:r>
               <w:rPr>
@@ -5536,209 +4449,86 @@
               <w:rPr>
                 <w:color w:val="FF0000"/>
               </w:rPr>
-              <w:t xml:space="preserve">) and </w:t>
-            </w:r>
-            <w:proofErr w:type="spellStart"/>
+              <w:t>)</w:t>
+            </w:r>
+            <w:r>
+              <w:rPr>
+                <w:color w:val="FFC000"/>
+              </w:rPr>
+              <w:t xml:space="preserve"> </w:t>
+            </w:r>
             <w:r>
               <w:rPr>
                 <w:color w:val="FF0000"/>
               </w:rPr>
-              <w:t>type_of_response.any_true</w:t>
-            </w:r>
-            <w:proofErr w:type="spellEnd"/>
+              <w:t>and not</w:t>
+            </w:r>
             <w:r>
               <w:rPr>
                 <w:color w:val="FF0000"/>
               </w:rPr>
-              <w:t>('</w:t>
-            </w:r>
-            <w:proofErr w:type="spellStart"/>
+              <w:t xml:space="preserve"> </w:t>
+            </w:r>
             <w:r>
               <w:rPr>
                 <w:color w:val="FF0000"/>
               </w:rPr>
-              <w:t>ak</w:t>
-            </w:r>
-            <w:proofErr w:type="spellEnd"/>
+              <w:t>(</w:t>
+            </w:r>
+            <w:r>
+              <w:rPr>
+                <w:color w:val="FFC000"/>
+              </w:rPr>
+              <w:t>type_of_response[‘wrong state’] and not jurisdiction</w:t>
+            </w:r>
             <w:r>
               <w:rPr>
                 <w:color w:val="FF0000"/>
               </w:rPr>
-              <w:t xml:space="preserve"> custody case', '</w:t>
-            </w:r>
-            <w:proofErr w:type="spellStart"/>
+              <w:t>)</w:t>
+            </w:r>
             <w:r>
               <w:rPr>
                 <w:color w:val="FF0000"/>
               </w:rPr>
-              <w:t>ak</w:t>
-            </w:r>
-            <w:proofErr w:type="spellEnd"/>
+              <w:t xml:space="preserve"> </w:t>
+            </w:r>
             <w:r>
               <w:rPr>
                 <w:color w:val="FF0000"/>
               </w:rPr>
-              <w:t xml:space="preserve"> divorce case') or </w:t>
+              <w:t>or (</w:t>
+            </w:r>
+            <w:r>
+              <w:rPr>
+                <w:color w:val="FFC000"/>
+              </w:rPr>
+              <w:t>user_need == 'answer custody' and</w:t>
             </w:r>
             <w:r>
               <w:rPr>
                 <w:color w:val="FF0000"/>
               </w:rPr>
-              <w:t xml:space="preserve">type_of_response['wrong state'] </w:t>
-            </w:r>
-            <w:r>
-              <w:rPr>
-                <w:color w:val="FF0000"/>
-              </w:rPr>
-              <w:t xml:space="preserve">or </w:t>
-            </w:r>
-            <w:r>
-              <w:rPr>
-                <w:color w:val="FF0000"/>
-              </w:rPr>
-              <w:t>(</w:t>
-            </w:r>
-            <w:proofErr w:type="spellStart"/>
-            <w:r>
-              <w:rPr>
-                <w:color w:val="FF0000"/>
-              </w:rPr>
-              <w:t>type_of_response.all_true</w:t>
-            </w:r>
-            <w:proofErr w:type="spellEnd"/>
-            <w:r>
-              <w:rPr>
-                <w:color w:val="FF0000"/>
-              </w:rPr>
-              <w:t xml:space="preserve">('improper service', 'wrong state') and jurisdiction and not </w:t>
-            </w:r>
-            <w:proofErr w:type="spellStart"/>
-            <w:r>
-              <w:rPr>
-                <w:color w:val="FF0000"/>
-              </w:rPr>
-              <w:t>proper_service</w:t>
-            </w:r>
-            <w:proofErr w:type="spellEnd"/>
-            <w:r>
-              <w:rPr>
-                <w:color w:val="FF0000"/>
-              </w:rPr>
-              <w:t xml:space="preserve">) or </w:t>
-            </w:r>
-            <w:r>
-              <w:rPr>
-                <w:color w:val="FF0000"/>
-              </w:rPr>
-              <w:t>(</w:t>
+              <w:t xml:space="preserve"> </w:t>
             </w:r>
             <w:r>
               <w:rPr>
                 <w:color w:val="FFC000"/>
               </w:rPr>
-              <w:t xml:space="preserve">type_of_response['case in 2 states'] and </w:t>
-            </w:r>
-            <w:proofErr w:type="spellStart"/>
+              <w:t>type_of_response.all_false</w:t>
+            </w:r>
             <w:r>
               <w:rPr>
                 <w:color w:val="FFC000"/>
               </w:rPr>
-              <w:lastRenderedPageBreak/>
-              <w:t>stage_of_other_case</w:t>
-            </w:r>
-            <w:proofErr w:type="spellEnd"/>
+              <w:t>()</w:t>
+            </w:r>
             <w:r>
               <w:rPr>
                 <w:color w:val="FFC000"/>
               </w:rPr>
-              <w:t xml:space="preserve"> in('still going', 'ended with no order')</w:t>
-            </w:r>
-            <w:r>
-              <w:rPr>
-                <w:color w:val="FF0000"/>
-              </w:rPr>
-              <w:t xml:space="preserve">) or </w:t>
-            </w:r>
-            <w:proofErr w:type="spellStart"/>
-            <w:r>
-              <w:rPr>
-                <w:color w:val="FF0000"/>
-              </w:rPr>
-              <w:t>type_of_response.all_</w:t>
-            </w:r>
-            <w:r>
-              <w:rPr>
-                <w:color w:val="FF0000"/>
-              </w:rPr>
-              <w:t>true</w:t>
-            </w:r>
-            <w:proofErr w:type="spellEnd"/>
-            <w:r>
-              <w:rPr>
-                <w:color w:val="FF0000"/>
-              </w:rPr>
-              <w:t>('improper service', exclusive = True)</w:t>
-            </w:r>
-            <w:r>
-              <w:rPr>
-                <w:color w:val="FF0000"/>
-              </w:rPr>
-              <w:t xml:space="preserve"> </w:t>
-            </w:r>
-            <w:r>
-              <w:rPr>
-                <w:color w:val="FF0000"/>
-              </w:rPr>
-              <w:t>or (</w:t>
-            </w:r>
-            <w:proofErr w:type="spellStart"/>
-            <w:r>
-              <w:rPr>
-                <w:color w:val="FFC000"/>
-              </w:rPr>
-              <w:t>user_need</w:t>
-            </w:r>
-            <w:proofErr w:type="spellEnd"/>
-            <w:r>
-              <w:rPr>
-                <w:color w:val="FFC000"/>
-              </w:rPr>
-              <w:t xml:space="preserve"> == 'answer custody' and</w:t>
-            </w:r>
-            <w:r>
-              <w:rPr>
-                <w:color w:val="FF0000"/>
-              </w:rPr>
-              <w:t xml:space="preserve"> </w:t>
-            </w:r>
-            <w:proofErr w:type="spellStart"/>
-            <w:r>
-              <w:rPr>
-                <w:color w:val="FFC000"/>
-              </w:rPr>
-              <w:t>type_of_response.all_false</w:t>
-            </w:r>
-            <w:proofErr w:type="spellEnd"/>
-            <w:r>
-              <w:rPr>
-                <w:color w:val="FFC000"/>
-              </w:rPr>
-              <w:t>()</w:t>
-            </w:r>
-            <w:r>
-              <w:rPr>
-                <w:color w:val="FFC000"/>
-              </w:rPr>
-              <w:t xml:space="preserve"> and </w:t>
-            </w:r>
-            <w:proofErr w:type="spellStart"/>
-            <w:r>
-              <w:rPr>
-                <w:color w:val="FFC000"/>
-              </w:rPr>
-              <w:t>agreement_documents</w:t>
-            </w:r>
-            <w:proofErr w:type="spellEnd"/>
+              <w:t xml:space="preserve"> and agreement_documents</w:t>
+            </w:r>
             <w:r>
               <w:rPr>
                 <w:color w:val="FF0000"/>
@@ -5806,54 +4596,31 @@
               <w:rPr>
                 <w:rFonts w:eastAsia="Calibri"/>
               </w:rPr>
-              <w:lastRenderedPageBreak/>
-              <w:t>{</w:t>
-            </w:r>
-            <w:proofErr w:type="gramStart"/>
+              <w:t xml:space="preserve">{{ </w:t>
+            </w:r>
             <w:r>
               <w:rPr>
                 <w:rFonts w:eastAsia="Calibri"/>
               </w:rPr>
-              <w:t xml:space="preserve">{ </w:t>
-            </w:r>
-            <w:proofErr w:type="spellStart"/>
+              <w:t>read_</w:t>
+            </w:r>
             <w:r>
               <w:rPr>
                 <w:rFonts w:eastAsia="Calibri"/>
               </w:rPr>
-              <w:t>read</w:t>
-            </w:r>
-            <w:proofErr w:type="gramEnd"/>
+              <w:t>standing_order</w:t>
+            </w:r>
             <w:r>
               <w:rPr>
                 <w:rFonts w:eastAsia="Calibri"/>
               </w:rPr>
-              <w:t>_</w:t>
+              <w:t>_step</w:t>
             </w:r>
             <w:r>
               <w:rPr>
                 <w:rFonts w:eastAsia="Calibri"/>
               </w:rPr>
-              <w:t>standing_order</w:t>
-            </w:r>
-            <w:r>
-              <w:rPr>
-                <w:rFonts w:eastAsia="Calibri"/>
-              </w:rPr>
-              <w:t>_step</w:t>
-            </w:r>
-            <w:r>
-              <w:rPr>
-                <w:rFonts w:eastAsia="Calibri"/>
-              </w:rPr>
-              <w:t>.subject</w:t>
-            </w:r>
-            <w:proofErr w:type="spellEnd"/>
-            <w:r>
-              <w:rPr>
-                <w:rFonts w:eastAsia="Calibri"/>
-              </w:rPr>
-              <w:t xml:space="preserve"> }}</w:t>
+              <w:t>.subject }}</w:t>
             </w:r>
           </w:p>
         </w:tc>
@@ -5924,23 +4691,7 @@
               </w:rPr>
             </w:pPr>
             <w:r>
-              <w:t>{%</w:t>
-            </w:r>
-            <w:proofErr w:type="spellStart"/>
-            <w:r>
-              <w:t>tr</w:t>
-            </w:r>
-            <w:proofErr w:type="spellEnd"/>
-            <w:r>
-              <w:t xml:space="preserve"> </w:t>
-            </w:r>
-            <w:proofErr w:type="spellStart"/>
-            <w:r>
-              <w:t>endif</w:t>
-            </w:r>
-            <w:proofErr w:type="spellEnd"/>
-            <w:r>
-              <w:t>%}</w:t>
+              <w:t>{%tr endif%}</w:t>
             </w:r>
           </w:p>
         </w:tc>
@@ -5993,90 +4744,44 @@
               <w:rPr>
                 <w:color w:val="FF0000"/>
               </w:rPr>
-              <w:t>{%</w:t>
-            </w:r>
-            <w:proofErr w:type="spellStart"/>
+              <w:t>{%tr if type_of_response.any_true()</w:t>
+            </w:r>
             <w:r>
               <w:rPr>
                 <w:color w:val="FF0000"/>
               </w:rPr>
-              <w:t>tr</w:t>
-            </w:r>
-            <w:proofErr w:type="spellEnd"/>
+              <w:t xml:space="preserve"> or (</w:t>
+            </w:r>
+            <w:r>
+              <w:rPr>
+                <w:color w:val="FFC000"/>
+              </w:rPr>
+              <w:t>user_need == 'answer custody' and</w:t>
+            </w:r>
             <w:r>
               <w:rPr>
                 <w:color w:val="FF0000"/>
               </w:rPr>
-              <w:t xml:space="preserve"> if </w:t>
-            </w:r>
-            <w:proofErr w:type="spellStart"/>
-            <w:r>
-              <w:rPr>
-                <w:color w:val="FF0000"/>
-              </w:rPr>
-              <w:t>type_of_response.any_true</w:t>
-            </w:r>
-            <w:proofErr w:type="spellEnd"/>
-            <w:r>
-              <w:rPr>
-                <w:color w:val="FF0000"/>
+              <w:t xml:space="preserve"> </w:t>
+            </w:r>
+            <w:r>
+              <w:rPr>
+                <w:color w:val="FFC000"/>
+              </w:rPr>
+              <w:t>type_of_response.all_false</w:t>
+            </w:r>
+            <w:r>
+              <w:rPr>
+                <w:color w:val="FFC000"/>
               </w:rPr>
               <w:t>()</w:t>
             </w:r>
             <w:r>
               <w:rPr>
-                <w:color w:val="FF0000"/>
-              </w:rPr>
-              <w:t xml:space="preserve"> or (</w:t>
-            </w:r>
-            <w:proofErr w:type="spellStart"/>
-            <w:r>
-              <w:rPr>
                 <w:color w:val="FFC000"/>
               </w:rPr>
-              <w:t>user_need</w:t>
-            </w:r>
-            <w:proofErr w:type="spellEnd"/>
-            <w:r>
-              <w:rPr>
-                <w:color w:val="FFC000"/>
-              </w:rPr>
-              <w:t xml:space="preserve"> == 'answer custody' and</w:t>
-            </w:r>
-            <w:r>
-              <w:rPr>
-                <w:color w:val="FF0000"/>
-              </w:rPr>
-              <w:t xml:space="preserve"> </w:t>
-            </w:r>
-            <w:proofErr w:type="spellStart"/>
-            <w:r>
-              <w:rPr>
-                <w:color w:val="FFC000"/>
-              </w:rPr>
-              <w:t>type_of_response.all_false</w:t>
-            </w:r>
-            <w:proofErr w:type="spellEnd"/>
-            <w:r>
-              <w:rPr>
-                <w:color w:val="FFC000"/>
-              </w:rPr>
-              <w:t>()</w:t>
-            </w:r>
-            <w:r>
-              <w:rPr>
-                <w:color w:val="FFC000"/>
-              </w:rPr>
-              <w:t xml:space="preserve"> and </w:t>
-            </w:r>
-            <w:proofErr w:type="spellStart"/>
-            <w:r>
-              <w:rPr>
-                <w:color w:val="FFC000"/>
-              </w:rPr>
-              <w:t>agreement_documents</w:t>
-            </w:r>
-            <w:proofErr w:type="spellEnd"/>
+              <w:t xml:space="preserve"> and agreement_documents</w:t>
+            </w:r>
             <w:r>
               <w:rPr>
                 <w:color w:val="FF0000"/>
@@ -6144,41 +4849,19 @@
               <w:rPr>
                 <w:rFonts w:eastAsia="Calibri"/>
               </w:rPr>
-              <w:t>{</w:t>
-            </w:r>
-            <w:proofErr w:type="gramStart"/>
+              <w:t xml:space="preserve">{{ </w:t>
+            </w:r>
             <w:r>
               <w:rPr>
                 <w:rFonts w:eastAsia="Calibri"/>
               </w:rPr>
-              <w:t xml:space="preserve">{ </w:t>
-            </w:r>
-            <w:proofErr w:type="spellStart"/>
+              <w:t>expect_after_motion_or_answer_step</w:t>
+            </w:r>
             <w:r>
               <w:rPr>
                 <w:rFonts w:eastAsia="Calibri"/>
               </w:rPr>
-              <w:t>expect</w:t>
-            </w:r>
-            <w:proofErr w:type="gramEnd"/>
-            <w:r>
-              <w:rPr>
-                <w:rFonts w:eastAsia="Calibri"/>
-              </w:rPr>
-              <w:t>_after_motion_or_answer_step</w:t>
-            </w:r>
-            <w:r>
-              <w:rPr>
-                <w:rFonts w:eastAsia="Calibri"/>
-              </w:rPr>
-              <w:t>.subject</w:t>
-            </w:r>
-            <w:proofErr w:type="spellEnd"/>
-            <w:r>
-              <w:rPr>
-                <w:rFonts w:eastAsia="Calibri"/>
-              </w:rPr>
-              <w:t xml:space="preserve"> }}</w:t>
+              <w:t>.subject }}</w:t>
             </w:r>
           </w:p>
         </w:tc>
@@ -6257,23 +4940,7 @@
               <w:pStyle w:val="Body"/>
             </w:pPr>
             <w:r>
-              <w:t>{%</w:t>
-            </w:r>
-            <w:proofErr w:type="spellStart"/>
-            <w:r>
-              <w:t>tr</w:t>
-            </w:r>
-            <w:proofErr w:type="spellEnd"/>
-            <w:r>
-              <w:t xml:space="preserve"> </w:t>
-            </w:r>
-            <w:proofErr w:type="spellStart"/>
-            <w:r>
-              <w:t>endif</w:t>
-            </w:r>
-            <w:proofErr w:type="spellEnd"/>
-            <w:r>
-              <w:t xml:space="preserve"> %}</w:t>
+              <w:t>{%tr endif %}</w:t>
             </w:r>
           </w:p>
         </w:tc>
@@ -6326,218 +4993,229 @@
               <w:rPr>
                 <w:color w:val="FF0000"/>
               </w:rPr>
-              <w:t>{%</w:t>
-            </w:r>
-            <w:proofErr w:type="spellStart"/>
+              <w:t xml:space="preserve">{%tr if </w:t>
+            </w:r>
             <w:r>
               <w:rPr>
                 <w:color w:val="FF0000"/>
               </w:rPr>
-              <w:t>tr</w:t>
-            </w:r>
-            <w:proofErr w:type="spellEnd"/>
+              <w:t>type_of_response.any_true and not</w:t>
+            </w:r>
             <w:r>
               <w:rPr>
                 <w:color w:val="FF0000"/>
               </w:rPr>
-              <w:t xml:space="preserve"> if </w:t>
+              <w:t xml:space="preserve"> </w:t>
             </w:r>
             <w:r>
               <w:rPr>
                 <w:color w:val="FF0000"/>
               </w:rPr>
-              <w:t>not(</w:t>
+              <w:t>(</w:t>
             </w:r>
             <w:r>
               <w:rPr>
                 <w:color w:val="FFC000"/>
               </w:rPr>
-              <w:t xml:space="preserve">type_of_response['default'] and </w:t>
-            </w:r>
-            <w:proofErr w:type="spellStart"/>
+              <w:t>type_of_response[</w:t>
+            </w:r>
             <w:r>
               <w:rPr>
                 <w:color w:val="FFC000"/>
               </w:rPr>
-              <w:t>stage_of_default</w:t>
-            </w:r>
-            <w:proofErr w:type="spellEnd"/>
+              <w:t>‘</w:t>
+            </w:r>
             <w:r>
               <w:rPr>
                 <w:color w:val="FFC000"/>
               </w:rPr>
-              <w:t xml:space="preserve"> == 'judgment entered'</w:t>
+              <w:t>default</w:t>
+            </w:r>
+            <w:r>
+              <w:rPr>
+                <w:color w:val="FFC000"/>
+              </w:rPr>
+              <w:t>’</w:t>
+            </w:r>
+            <w:r>
+              <w:rPr>
+                <w:color w:val="FFC000"/>
+              </w:rPr>
+              <w:t xml:space="preserve">] and stage_of_default == </w:t>
+            </w:r>
+            <w:r>
+              <w:rPr>
+                <w:color w:val="FFC000"/>
+              </w:rPr>
+              <w:t>‘</w:t>
+            </w:r>
+            <w:r>
+              <w:rPr>
+                <w:color w:val="FFC000"/>
+              </w:rPr>
+              <w:t>judgment entered</w:t>
+            </w:r>
+            <w:r>
+              <w:rPr>
+                <w:color w:val="FFC000"/>
+              </w:rPr>
+              <w:t>’</w:t>
             </w:r>
             <w:r>
               <w:rPr>
                 <w:color w:val="FF0000"/>
               </w:rPr>
-              <w:t xml:space="preserve">) and </w:t>
+              <w:t>) and not</w:t>
             </w:r>
             <w:r>
               <w:rPr>
                 <w:color w:val="FF0000"/>
               </w:rPr>
+              <w:t xml:space="preserve"> </w:t>
+            </w:r>
+            <w:r>
+              <w:rPr>
+                <w:color w:val="FF0000"/>
+              </w:rPr>
               <w:t>(</w:t>
             </w:r>
-            <w:proofErr w:type="spellStart"/>
             <w:r>
               <w:rPr>
                 <w:color w:val="FFC000"/>
               </w:rPr>
-              <w:t>type_of_response.any_true</w:t>
-            </w:r>
-            <w:proofErr w:type="spellEnd"/>
+              <w:t>type_of_response[</w:t>
+            </w:r>
             <w:r>
               <w:rPr>
                 <w:color w:val="FFC000"/>
               </w:rPr>
-              <w:t>('</w:t>
-            </w:r>
-            <w:proofErr w:type="spellStart"/>
+              <w:t>‘</w:t>
+            </w:r>
             <w:r>
               <w:rPr>
                 <w:color w:val="FFC000"/>
               </w:rPr>
-              <w:t>ak</w:t>
-            </w:r>
-            <w:proofErr w:type="spellEnd"/>
+              <w:t>case in 2 states</w:t>
+            </w:r>
             <w:r>
               <w:rPr>
                 <w:color w:val="FFC000"/>
               </w:rPr>
-              <w:t xml:space="preserve"> custody </w:t>
+              <w:t>’</w:t>
             </w:r>
             <w:r>
               <w:rPr>
                 <w:color w:val="FFC000"/>
               </w:rPr>
-              <w:lastRenderedPageBreak/>
-              <w:t>case', '</w:t>
-            </w:r>
-            <w:proofErr w:type="spellStart"/>
+              <w:t xml:space="preserve">] and </w:t>
+            </w:r>
             <w:r>
               <w:rPr>
                 <w:color w:val="FFC000"/>
               </w:rPr>
-              <w:t>ak</w:t>
-            </w:r>
-            <w:proofErr w:type="spellEnd"/>
+              <w:t>(</w:t>
+            </w:r>
+            <w:r>
+              <w:rPr>
+                <w:color w:val="92D050"/>
+              </w:rPr>
+              <w:t>stage_of_other_case == ‘ended with order’ or (</w:t>
+            </w:r>
+            <w:r>
+              <w:rPr>
+                <w:color w:val="00B050"/>
+              </w:rPr>
+              <w:t>stage_of_other_case == ‘still going</w:t>
+            </w:r>
+            <w:r>
+              <w:rPr>
+                <w:color w:val="00B050"/>
+              </w:rPr>
+              <w:t>’</w:t>
+            </w:r>
+            <w:r>
+              <w:rPr>
+                <w:color w:val="00B050"/>
+              </w:rPr>
+              <w:t xml:space="preserve"> and not jurisdiction</w:t>
+            </w:r>
+            <w:r>
+              <w:rPr>
+                <w:color w:val="92D050"/>
+              </w:rPr>
+              <w:t>)</w:t>
+            </w:r>
             <w:r>
               <w:rPr>
                 <w:color w:val="FFC000"/>
               </w:rPr>
-              <w:t xml:space="preserve"> divorce case') or (</w:t>
-            </w:r>
-            <w:proofErr w:type="spellStart"/>
-            <w:r>
-              <w:rPr>
-                <w:color w:val="92D050"/>
-              </w:rPr>
-              <w:t>user_need</w:t>
-            </w:r>
-            <w:proofErr w:type="spellEnd"/>
-            <w:r>
-              <w:rPr>
-                <w:color w:val="92D050"/>
-              </w:rPr>
-              <w:t xml:space="preserve"> in('answer custody', 'answer divorce') and </w:t>
-            </w:r>
-            <w:proofErr w:type="spellStart"/>
-            <w:r>
-              <w:rPr>
-                <w:color w:val="92D050"/>
-              </w:rPr>
-              <w:t>type_of_response.all_true</w:t>
-            </w:r>
-            <w:proofErr w:type="spellEnd"/>
-            <w:r>
-              <w:rPr>
-                <w:color w:val="92D050"/>
-              </w:rPr>
-              <w:t>('improper service', exclusive = True)</w:t>
+              <w:t>)</w:t>
+            </w:r>
+            <w:r>
+              <w:rPr>
+                <w:color w:val="FF0000"/>
+              </w:rPr>
+              <w:t>)</w:t>
             </w:r>
             <w:r>
               <w:rPr>
                 <w:color w:val="FFC000"/>
               </w:rPr>
-              <w:t>) or (</w:t>
-            </w:r>
-            <w:proofErr w:type="spellStart"/>
-            <w:r>
-              <w:rPr>
-                <w:color w:val="92D050"/>
-              </w:rPr>
-              <w:t>user_need</w:t>
-            </w:r>
-            <w:proofErr w:type="spellEnd"/>
-            <w:r>
-              <w:rPr>
-                <w:color w:val="92D050"/>
-              </w:rPr>
-              <w:t xml:space="preserve"> in('answer custody', 'answer divorce') and (</w:t>
-            </w:r>
-            <w:r>
-              <w:rPr>
-                <w:color w:val="00B050"/>
-              </w:rPr>
-              <w:t>type_of_response['wrong state'] or (</w:t>
-            </w:r>
-            <w:r>
-              <w:rPr>
-                <w:color w:val="00B0F0"/>
-              </w:rPr>
-              <w:t xml:space="preserve">type_of_response['case in 2 states'] and </w:t>
-            </w:r>
-            <w:proofErr w:type="spellStart"/>
-            <w:r>
-              <w:rPr>
-                <w:color w:val="00B0F0"/>
-              </w:rPr>
-              <w:t>stage_of_other_case</w:t>
-            </w:r>
-            <w:proofErr w:type="spellEnd"/>
-            <w:r>
-              <w:rPr>
-                <w:color w:val="00B0F0"/>
-              </w:rPr>
-              <w:t xml:space="preserve"> in('still going', 'ended with no order'</w:t>
-            </w:r>
-            <w:r>
-              <w:rPr>
-                <w:color w:val="00B0F0"/>
+              <w:t xml:space="preserve"> </w:t>
+            </w:r>
+            <w:r>
+              <w:rPr>
+                <w:color w:val="FF0000"/>
+              </w:rPr>
+              <w:t>and not</w:t>
+            </w:r>
+            <w:r>
+              <w:rPr>
+                <w:color w:val="FF0000"/>
+              </w:rPr>
+              <w:t xml:space="preserve"> </w:t>
+            </w:r>
+            <w:r>
+              <w:rPr>
+                <w:color w:val="FF0000"/>
+              </w:rPr>
+              <w:t>(</w:t>
+            </w:r>
+            <w:r>
+              <w:rPr>
+                <w:color w:val="FFC000"/>
+              </w:rPr>
+              <w:t>type_of_response[‘wrong state’] and not jurisdiction</w:t>
+            </w:r>
+            <w:r>
+              <w:rPr>
+                <w:color w:val="FF0000"/>
               </w:rPr>
               <w:t>)</w:t>
             </w:r>
             <w:r>
               <w:rPr>
-                <w:color w:val="00B050"/>
-              </w:rPr>
-              <w:t>)</w:t>
-            </w:r>
-            <w:r>
-              <w:rPr>
-                <w:color w:val="92D050"/>
-              </w:rPr>
-              <w:t>)</w:t>
+                <w:color w:val="FF0000"/>
+              </w:rPr>
+              <w:t xml:space="preserve"> or (</w:t>
             </w:r>
             <w:r>
               <w:rPr>
                 <w:color w:val="FFC000"/>
               </w:rPr>
-              <w:t>)</w:t>
+              <w:t>type_of_response.all_false() and agreement_documents</w:t>
             </w:r>
             <w:r>
               <w:rPr>
                 <w:color w:val="FF0000"/>
               </w:rPr>
-              <w:t>)</w:t>
+              <w:t xml:space="preserve">) </w:t>
             </w:r>
             <w:r>
               <w:rPr>
                 <w:color w:val="FF0000"/>
               </w:rPr>
-              <w:t xml:space="preserve"> %}</w:t>
+              <w:t>%}</w:t>
             </w:r>
           </w:p>
         </w:tc>
@@ -6560,9 +5238,7 @@
             <w:pPr>
               <w:pStyle w:val="Body"/>
             </w:pPr>
-            <w:proofErr w:type="spellStart"/>
-            <w:r>
-              <w:lastRenderedPageBreak/>
+            <w:r>
               <w:t>learn_more_about_</w:t>
             </w:r>
             <w:r>
@@ -6571,7 +5247,6 @@
             <w:r>
               <w:t>process_step</w:t>
             </w:r>
-            <w:proofErr w:type="spellEnd"/>
           </w:p>
         </w:tc>
       </w:tr>
@@ -6606,42 +5281,19 @@
               <w:rPr>
                 <w:rFonts w:eastAsia="Calibri"/>
               </w:rPr>
-              <w:lastRenderedPageBreak/>
-              <w:t>{</w:t>
-            </w:r>
-            <w:proofErr w:type="gramStart"/>
+              <w:t xml:space="preserve">{{ </w:t>
+            </w:r>
             <w:r>
               <w:rPr>
                 <w:rFonts w:eastAsia="Calibri"/>
               </w:rPr>
-              <w:t xml:space="preserve">{ </w:t>
-            </w:r>
-            <w:proofErr w:type="spellStart"/>
+              <w:t>learn_more_about_process_step</w:t>
+            </w:r>
             <w:r>
               <w:rPr>
                 <w:rFonts w:eastAsia="Calibri"/>
               </w:rPr>
-              <w:t>learn</w:t>
-            </w:r>
-            <w:proofErr w:type="gramEnd"/>
-            <w:r>
-              <w:rPr>
-                <w:rFonts w:eastAsia="Calibri"/>
-              </w:rPr>
-              <w:t>_more_about_process_step</w:t>
-            </w:r>
-            <w:r>
-              <w:rPr>
-                <w:rFonts w:eastAsia="Calibri"/>
-              </w:rPr>
-              <w:t>.subject</w:t>
-            </w:r>
-            <w:proofErr w:type="spellEnd"/>
-            <w:r>
-              <w:rPr>
-                <w:rFonts w:eastAsia="Calibri"/>
-              </w:rPr>
-              <w:t xml:space="preserve"> }}</w:t>
+              <w:t>.subject }}</w:t>
             </w:r>
           </w:p>
         </w:tc>
@@ -6698,35 +5350,7 @@
               <w:rPr>
                 <w:shd w:val="clear" w:color="auto" w:fill="FFFFFF"/>
               </w:rPr>
-              <w:t>{%</w:t>
-            </w:r>
-            <w:proofErr w:type="spellStart"/>
-            <w:r>
-              <w:rPr>
-                <w:shd w:val="clear" w:color="auto" w:fill="FFFFFF"/>
-              </w:rPr>
-              <w:t>tr</w:t>
-            </w:r>
-            <w:proofErr w:type="spellEnd"/>
-            <w:r>
-              <w:rPr>
-                <w:shd w:val="clear" w:color="auto" w:fill="FFFFFF"/>
-              </w:rPr>
-              <w:t xml:space="preserve"> </w:t>
-            </w:r>
-            <w:proofErr w:type="spellStart"/>
-            <w:r>
-              <w:rPr>
-                <w:shd w:val="clear" w:color="auto" w:fill="FFFFFF"/>
-              </w:rPr>
-              <w:t>endif</w:t>
-            </w:r>
-            <w:proofErr w:type="spellEnd"/>
-            <w:r>
-              <w:rPr>
-                <w:shd w:val="clear" w:color="auto" w:fill="FFFFFF"/>
-              </w:rPr>
-              <w:t xml:space="preserve"> %}</w:t>
+              <w:t>{%tr endif %}</w:t>
             </w:r>
           </w:p>
         </w:tc>
@@ -6784,35 +5408,7 @@
               <w:rPr>
                 <w:shd w:val="clear" w:color="auto" w:fill="FFFFFF"/>
               </w:rPr>
-              <w:t>{%</w:t>
-            </w:r>
-            <w:proofErr w:type="spellStart"/>
-            <w:r>
-              <w:rPr>
-                <w:shd w:val="clear" w:color="auto" w:fill="FFFFFF"/>
-              </w:rPr>
-              <w:t>tr</w:t>
-            </w:r>
-            <w:proofErr w:type="spellEnd"/>
-            <w:r>
-              <w:rPr>
-                <w:shd w:val="clear" w:color="auto" w:fill="FFFFFF"/>
-              </w:rPr>
-              <w:t xml:space="preserve"> if </w:t>
-            </w:r>
-            <w:proofErr w:type="spellStart"/>
-            <w:r>
-              <w:rPr>
-                <w:shd w:val="clear" w:color="auto" w:fill="FFFFFF"/>
-              </w:rPr>
-              <w:t>domestic_violence</w:t>
-            </w:r>
-            <w:proofErr w:type="spellEnd"/>
-            <w:r>
-              <w:rPr>
-                <w:shd w:val="clear" w:color="auto" w:fill="FFFFFF"/>
-              </w:rPr>
-              <w:t xml:space="preserve"> %}</w:t>
+              <w:t>{%tr if domestic_violence %}</w:t>
             </w:r>
           </w:p>
         </w:tc>
@@ -6836,11 +5432,9 @@
               <w:pStyle w:val="Body"/>
               <w:spacing w:before="0" w:after="0"/>
             </w:pPr>
-            <w:proofErr w:type="spellStart"/>
             <w:r>
               <w:t>answer_domestic_violence_step</w:t>
             </w:r>
-            <w:proofErr w:type="spellEnd"/>
           </w:p>
         </w:tc>
       </w:tr>
@@ -6872,23 +5466,7 @@
               </w:rPr>
             </w:pPr>
             <w:r>
-              <w:t>{</w:t>
-            </w:r>
-            <w:proofErr w:type="gramStart"/>
-            <w:r>
-              <w:t xml:space="preserve">{ </w:t>
-            </w:r>
-            <w:proofErr w:type="spellStart"/>
-            <w:r>
-              <w:t>answer</w:t>
-            </w:r>
-            <w:proofErr w:type="gramEnd"/>
-            <w:r>
-              <w:t>_domestic_violence_step.subject</w:t>
-            </w:r>
-            <w:proofErr w:type="spellEnd"/>
-            <w:r>
-              <w:t xml:space="preserve"> }}</w:t>
+              <w:t>{{ answer_domestic_violence_step.subject }}</w:t>
             </w:r>
           </w:p>
         </w:tc>
@@ -6954,35 +5532,7 @@
               <w:rPr>
                 <w:shd w:val="clear" w:color="auto" w:fill="FFFFFF"/>
               </w:rPr>
-              <w:t>{%</w:t>
-            </w:r>
-            <w:proofErr w:type="spellStart"/>
-            <w:r>
-              <w:rPr>
-                <w:shd w:val="clear" w:color="auto" w:fill="FFFFFF"/>
-              </w:rPr>
-              <w:t>tr</w:t>
-            </w:r>
-            <w:proofErr w:type="spellEnd"/>
-            <w:r>
-              <w:rPr>
-                <w:shd w:val="clear" w:color="auto" w:fill="FFFFFF"/>
-              </w:rPr>
-              <w:t xml:space="preserve"> </w:t>
-            </w:r>
-            <w:proofErr w:type="spellStart"/>
-            <w:r>
-              <w:rPr>
-                <w:shd w:val="clear" w:color="auto" w:fill="FFFFFF"/>
-              </w:rPr>
-              <w:t>endif</w:t>
-            </w:r>
-            <w:proofErr w:type="spellEnd"/>
-            <w:r>
-              <w:rPr>
-                <w:shd w:val="clear" w:color="auto" w:fill="FFFFFF"/>
-              </w:rPr>
-              <w:t xml:space="preserve"> %}</w:t>
+              <w:t>{%tr endif %}</w:t>
             </w:r>
           </w:p>
         </w:tc>
@@ -7041,23 +5591,7 @@
                 <w:color w:val="FF0000"/>
                 <w:shd w:val="clear" w:color="auto" w:fill="FFFFFF"/>
               </w:rPr>
-              <w:t>{%</w:t>
-            </w:r>
-            <w:proofErr w:type="spellStart"/>
-            <w:r>
-              <w:rPr>
-                <w:color w:val="FF0000"/>
-                <w:shd w:val="clear" w:color="auto" w:fill="FFFFFF"/>
-              </w:rPr>
-              <w:t>tr</w:t>
-            </w:r>
-            <w:proofErr w:type="spellEnd"/>
-            <w:r>
-              <w:rPr>
-                <w:color w:val="FF0000"/>
-                <w:shd w:val="clear" w:color="auto" w:fill="FFFFFF"/>
-              </w:rPr>
-              <w:t xml:space="preserve"> if paternity %}</w:t>
+              <w:t>{%tr if paternity %}</w:t>
             </w:r>
           </w:p>
         </w:tc>
@@ -7081,11 +5615,9 @@
               <w:pStyle w:val="Body"/>
               <w:spacing w:before="0" w:after="0"/>
             </w:pPr>
-            <w:proofErr w:type="spellStart"/>
             <w:r>
               <w:t>paternity_step</w:t>
             </w:r>
-            <w:proofErr w:type="spellEnd"/>
           </w:p>
         </w:tc>
       </w:tr>
@@ -7120,35 +5652,7 @@
               <w:rPr>
                 <w:shd w:val="clear" w:color="auto" w:fill="FFFFFF"/>
               </w:rPr>
-              <w:t>{</w:t>
-            </w:r>
-            <w:proofErr w:type="gramStart"/>
-            <w:r>
-              <w:rPr>
-                <w:shd w:val="clear" w:color="auto" w:fill="FFFFFF"/>
-              </w:rPr>
-              <w:t xml:space="preserve">{ </w:t>
-            </w:r>
-            <w:proofErr w:type="spellStart"/>
-            <w:r>
-              <w:rPr>
-                <w:shd w:val="clear" w:color="auto" w:fill="FFFFFF"/>
-              </w:rPr>
-              <w:t>paternity</w:t>
-            </w:r>
-            <w:proofErr w:type="gramEnd"/>
-            <w:r>
-              <w:rPr>
-                <w:shd w:val="clear" w:color="auto" w:fill="FFFFFF"/>
-              </w:rPr>
-              <w:t>_step.subject</w:t>
-            </w:r>
-            <w:proofErr w:type="spellEnd"/>
-            <w:r>
-              <w:rPr>
-                <w:shd w:val="clear" w:color="auto" w:fill="FFFFFF"/>
-              </w:rPr>
-              <w:t xml:space="preserve"> }}</w:t>
+              <w:t>{{ paternity_step.subject }}</w:t>
             </w:r>
           </w:p>
         </w:tc>
@@ -7214,35 +5718,7 @@
               <w:rPr>
                 <w:shd w:val="clear" w:color="auto" w:fill="FFFFFF"/>
               </w:rPr>
-              <w:t>{%</w:t>
-            </w:r>
-            <w:proofErr w:type="spellStart"/>
-            <w:r>
-              <w:rPr>
-                <w:shd w:val="clear" w:color="auto" w:fill="FFFFFF"/>
-              </w:rPr>
-              <w:t>tr</w:t>
-            </w:r>
-            <w:proofErr w:type="spellEnd"/>
-            <w:r>
-              <w:rPr>
-                <w:shd w:val="clear" w:color="auto" w:fill="FFFFFF"/>
-              </w:rPr>
-              <w:t xml:space="preserve"> </w:t>
-            </w:r>
-            <w:proofErr w:type="spellStart"/>
-            <w:r>
-              <w:rPr>
-                <w:shd w:val="clear" w:color="auto" w:fill="FFFFFF"/>
-              </w:rPr>
-              <w:t>endif</w:t>
-            </w:r>
-            <w:proofErr w:type="spellEnd"/>
-            <w:r>
-              <w:rPr>
-                <w:shd w:val="clear" w:color="auto" w:fill="FFFFFF"/>
-              </w:rPr>
-              <w:t xml:space="preserve"> %}</w:t>
+              <w:t>{%tr endif %}</w:t>
             </w:r>
           </w:p>
         </w:tc>
@@ -7297,23 +5773,11 @@
               </w:rPr>
             </w:pPr>
             <w:r>
-              <w:t>{</w:t>
-            </w:r>
-            <w:proofErr w:type="gramStart"/>
-            <w:r>
-              <w:t xml:space="preserve">{ </w:t>
-            </w:r>
-            <w:proofErr w:type="spellStart"/>
-            <w:r>
-              <w:t>get</w:t>
-            </w:r>
-            <w:proofErr w:type="gramEnd"/>
-            <w:r>
-              <w:t>_help.subject</w:t>
-            </w:r>
-            <w:proofErr w:type="spellEnd"/>
-            <w:r>
-              <w:t xml:space="preserve"> }}</w:t>
+              <w:t xml:space="preserve">{{ </w:t>
+            </w:r>
+            <w:r>
+              <w:lastRenderedPageBreak/>
+              <w:t>get_help.subject }}</w:t>
             </w:r>
           </w:p>
         </w:tc>
@@ -7344,6 +5808,7 @@
               <w:spacing w:before="100" w:after="100"/>
             </w:pPr>
             <w:r>
+              <w:lastRenderedPageBreak/>
               <w:t>{{p (include_docx_template("docassemble.AKA2JBranding:get_help_content.docx")) }}</w:t>
             </w:r>
           </w:p>
@@ -7356,7 +5821,7 @@
       </w:pPr>
     </w:p>
     <w:sectPr>
-      <w:footerReference w:type="default" r:id="rId9"/>
+      <w:footerReference w:type="default" r:id="rId8"/>
       <w:pgSz w:w="12240" w:h="15840"/>
       <w:pgMar w:top="245" w:right="1440" w:bottom="274" w:left="1440" w:header="0" w:footer="720" w:gutter="0"/>
       <w:cols w:space="720"/>
@@ -7368,7 +5833,7 @@
 </file>
 
 <file path=word/endnotes.xml><?xml version="1.0" encoding="utf-8"?>
-<w:endnotes xmlns:wpc="http://schemas.microsoft.com/office/word/2010/wordprocessingCanvas" xmlns:mc="http://schemas.openxmlformats.org/markup-compatibility/2006" xmlns:o="urn:schemas-microsoft-com:office:office" xmlns:r="http://schemas.openxmlformats.org/officeDocument/2006/relationships" xmlns:m="http://schemas.openxmlformats.org/officeDocument/2006/math" xmlns:v="urn:schemas-microsoft-com:vml" xmlns:wp14="http://schemas.microsoft.com/office/word/2010/wordprocessingDrawing" xmlns:wp="http://schemas.openxmlformats.org/drawingml/2006/wordprocessingDrawing" xmlns:w10="urn:schemas-microsoft-com:office:word" xmlns:w="http://schemas.openxmlformats.org/wordprocessingml/2006/main" xmlns:w14="http://schemas.microsoft.com/office/word/2010/wordml" xmlns:wpg="http://schemas.microsoft.com/office/word/2010/wordprocessingGroup" xmlns:wpi="http://schemas.microsoft.com/office/word/2010/wordprocessingInk" xmlns:wne="http://schemas.microsoft.com/office/word/2006/wordml" xmlns:wps="http://schemas.microsoft.com/office/word/2010/wordprocessingShape" mc:Ignorable="w14 wp14">
+<w:endnotes xmlns:wpc="http://schemas.microsoft.com/office/word/2010/wordprocessingCanvas" xmlns:cx="http://schemas.microsoft.com/office/drawing/2014/chartex" xmlns:cx1="http://schemas.microsoft.com/office/drawing/2015/9/8/chartex" xmlns:cx2="http://schemas.microsoft.com/office/drawing/2015/10/21/chartex" xmlns:cx3="http://schemas.microsoft.com/office/drawing/2016/5/9/chartex" xmlns:cx4="http://schemas.microsoft.com/office/drawing/2016/5/10/chartex" xmlns:cx5="http://schemas.microsoft.com/office/drawing/2016/5/11/chartex" xmlns:cx6="http://schemas.microsoft.com/office/drawing/2016/5/12/chartex" xmlns:cx7="http://schemas.microsoft.com/office/drawing/2016/5/13/chartex" xmlns:cx8="http://schemas.microsoft.com/office/drawing/2016/5/14/chartex" xmlns:mc="http://schemas.openxmlformats.org/markup-compatibility/2006" xmlns:aink="http://schemas.microsoft.com/office/drawing/2016/ink" xmlns:am3d="http://schemas.microsoft.com/office/drawing/2017/model3d" xmlns:o="urn:schemas-microsoft-com:office:office" xmlns:r="http://schemas.openxmlformats.org/officeDocument/2006/relationships" xmlns:m="http://schemas.openxmlformats.org/officeDocument/2006/math" xmlns:v="urn:schemas-microsoft-com:vml" xmlns:wp14="http://schemas.microsoft.com/office/word/2010/wordprocessingDrawing" xmlns:wp="http://schemas.openxmlformats.org/drawingml/2006/wordprocessingDrawing" xmlns:w10="urn:schemas-microsoft-com:office:word" xmlns:w="http://schemas.openxmlformats.org/wordprocessingml/2006/main" xmlns:w14="http://schemas.microsoft.com/office/word/2010/wordml" xmlns:w15="http://schemas.microsoft.com/office/word/2012/wordml" xmlns:w16cex="http://schemas.microsoft.com/office/word/2018/wordml/cex" xmlns:w16cid="http://schemas.microsoft.com/office/word/2016/wordml/cid" xmlns:w16="http://schemas.microsoft.com/office/word/2018/wordml" xmlns:w16sdtdh="http://schemas.microsoft.com/office/word/2020/wordml/sdtdatahash" xmlns:w16se="http://schemas.microsoft.com/office/word/2015/wordml/symex" xmlns:wpg="http://schemas.microsoft.com/office/word/2010/wordprocessingGroup" xmlns:wpi="http://schemas.microsoft.com/office/word/2010/wordprocessingInk" xmlns:wne="http://schemas.microsoft.com/office/word/2006/wordml" xmlns:wps="http://schemas.microsoft.com/office/word/2010/wordprocessingShape" mc:Ignorable="w14 w15 w16se w16cid w16 w16cex w16sdtdh wp14">
   <w:endnote w:type="separator" w:id="-1">
     <w:p>
       <w:r>
@@ -7387,7 +5852,7 @@
 </file>
 
 <file path=word/footer1.xml><?xml version="1.0" encoding="utf-8"?>
-<w:ftr xmlns:wpc="http://schemas.microsoft.com/office/word/2010/wordprocessingCanvas" xmlns:mc="http://schemas.openxmlformats.org/markup-compatibility/2006" xmlns:o="urn:schemas-microsoft-com:office:office" xmlns:r="http://schemas.openxmlformats.org/officeDocument/2006/relationships" xmlns:m="http://schemas.openxmlformats.org/officeDocument/2006/math" xmlns:v="urn:schemas-microsoft-com:vml" xmlns:wp14="http://schemas.microsoft.com/office/word/2010/wordprocessingDrawing" xmlns:wp="http://schemas.openxmlformats.org/drawingml/2006/wordprocessingDrawing" xmlns:w10="urn:schemas-microsoft-com:office:word" xmlns:w="http://schemas.openxmlformats.org/wordprocessingml/2006/main" xmlns:w14="http://schemas.microsoft.com/office/word/2010/wordml" xmlns:wpg="http://schemas.microsoft.com/office/word/2010/wordprocessingGroup" xmlns:wpi="http://schemas.microsoft.com/office/word/2010/wordprocessingInk" xmlns:wne="http://schemas.microsoft.com/office/word/2006/wordml" xmlns:wps="http://schemas.microsoft.com/office/word/2010/wordprocessingShape" mc:Ignorable="w14 wp14">
+<w:ftr xmlns:wpc="http://schemas.microsoft.com/office/word/2010/wordprocessingCanvas" xmlns:cx="http://schemas.microsoft.com/office/drawing/2014/chartex" xmlns:cx1="http://schemas.microsoft.com/office/drawing/2015/9/8/chartex" xmlns:cx2="http://schemas.microsoft.com/office/drawing/2015/10/21/chartex" xmlns:cx3="http://schemas.microsoft.com/office/drawing/2016/5/9/chartex" xmlns:cx4="http://schemas.microsoft.com/office/drawing/2016/5/10/chartex" xmlns:cx5="http://schemas.microsoft.com/office/drawing/2016/5/11/chartex" xmlns:cx6="http://schemas.microsoft.com/office/drawing/2016/5/12/chartex" xmlns:cx7="http://schemas.microsoft.com/office/drawing/2016/5/13/chartex" xmlns:cx8="http://schemas.microsoft.com/office/drawing/2016/5/14/chartex" xmlns:mc="http://schemas.openxmlformats.org/markup-compatibility/2006" xmlns:aink="http://schemas.microsoft.com/office/drawing/2016/ink" xmlns:am3d="http://schemas.microsoft.com/office/drawing/2017/model3d" xmlns:o="urn:schemas-microsoft-com:office:office" xmlns:r="http://schemas.openxmlformats.org/officeDocument/2006/relationships" xmlns:m="http://schemas.openxmlformats.org/officeDocument/2006/math" xmlns:v="urn:schemas-microsoft-com:vml" xmlns:wp14="http://schemas.microsoft.com/office/word/2010/wordprocessingDrawing" xmlns:wp="http://schemas.openxmlformats.org/drawingml/2006/wordprocessingDrawing" xmlns:w10="urn:schemas-microsoft-com:office:word" xmlns:w="http://schemas.openxmlformats.org/wordprocessingml/2006/main" xmlns:w14="http://schemas.microsoft.com/office/word/2010/wordml" xmlns:w15="http://schemas.microsoft.com/office/word/2012/wordml" xmlns:w16cex="http://schemas.microsoft.com/office/word/2018/wordml/cex" xmlns:w16cid="http://schemas.microsoft.com/office/word/2016/wordml/cid" xmlns:w16="http://schemas.microsoft.com/office/word/2018/wordml" xmlns:w16sdtdh="http://schemas.microsoft.com/office/word/2020/wordml/sdtdatahash" xmlns:w16se="http://schemas.microsoft.com/office/word/2015/wordml/symex" xmlns:wpg="http://schemas.microsoft.com/office/word/2010/wordprocessingGroup" xmlns:wpi="http://schemas.microsoft.com/office/word/2010/wordprocessingInk" xmlns:wne="http://schemas.microsoft.com/office/word/2006/wordml" xmlns:wps="http://schemas.microsoft.com/office/word/2010/wordprocessingShape" mc:Ignorable="w14 w15 w16se w16cid w16 w16cex w16sdtdh wp14">
   <w:p>
     <w:pPr>
       <w:pStyle w:val="Footer"/>
@@ -7453,7 +5918,7 @@
 </file>
 
 <file path=word/footnotes.xml><?xml version="1.0" encoding="utf-8"?>
-<w:footnotes xmlns:wpc="http://schemas.microsoft.com/office/word/2010/wordprocessingCanvas" xmlns:mc="http://schemas.openxmlformats.org/markup-compatibility/2006" xmlns:o="urn:schemas-microsoft-com:office:office" xmlns:r="http://schemas.openxmlformats.org/officeDocument/2006/relationships" xmlns:m="http://schemas.openxmlformats.org/officeDocument/2006/math" xmlns:v="urn:schemas-microsoft-com:vml" xmlns:wp14="http://schemas.microsoft.com/office/word/2010/wordprocessingDrawing" xmlns:wp="http://schemas.openxmlformats.org/drawingml/2006/wordprocessingDrawing" xmlns:w10="urn:schemas-microsoft-com:office:word" xmlns:w="http://schemas.openxmlformats.org/wordprocessingml/2006/main" xmlns:w14="http://schemas.microsoft.com/office/word/2010/wordml" xmlns:wpg="http://schemas.microsoft.com/office/word/2010/wordprocessingGroup" xmlns:wpi="http://schemas.microsoft.com/office/word/2010/wordprocessingInk" xmlns:wne="http://schemas.microsoft.com/office/word/2006/wordml" xmlns:wps="http://schemas.microsoft.com/office/word/2010/wordprocessingShape" mc:Ignorable="w14 wp14">
+<w:footnotes xmlns:wpc="http://schemas.microsoft.com/office/word/2010/wordprocessingCanvas" xmlns:cx="http://schemas.microsoft.com/office/drawing/2014/chartex" xmlns:cx1="http://schemas.microsoft.com/office/drawing/2015/9/8/chartex" xmlns:cx2="http://schemas.microsoft.com/office/drawing/2015/10/21/chartex" xmlns:cx3="http://schemas.microsoft.com/office/drawing/2016/5/9/chartex" xmlns:cx4="http://schemas.microsoft.com/office/drawing/2016/5/10/chartex" xmlns:cx5="http://schemas.microsoft.com/office/drawing/2016/5/11/chartex" xmlns:cx6="http://schemas.microsoft.com/office/drawing/2016/5/12/chartex" xmlns:cx7="http://schemas.microsoft.com/office/drawing/2016/5/13/chartex" xmlns:cx8="http://schemas.microsoft.com/office/drawing/2016/5/14/chartex" xmlns:mc="http://schemas.openxmlformats.org/markup-compatibility/2006" xmlns:aink="http://schemas.microsoft.com/office/drawing/2016/ink" xmlns:am3d="http://schemas.microsoft.com/office/drawing/2017/model3d" xmlns:o="urn:schemas-microsoft-com:office:office" xmlns:r="http://schemas.openxmlformats.org/officeDocument/2006/relationships" xmlns:m="http://schemas.openxmlformats.org/officeDocument/2006/math" xmlns:v="urn:schemas-microsoft-com:vml" xmlns:wp14="http://schemas.microsoft.com/office/word/2010/wordprocessingDrawing" xmlns:wp="http://schemas.openxmlformats.org/drawingml/2006/wordprocessingDrawing" xmlns:w10="urn:schemas-microsoft-com:office:word" xmlns:w="http://schemas.openxmlformats.org/wordprocessingml/2006/main" xmlns:w14="http://schemas.microsoft.com/office/word/2010/wordml" xmlns:w15="http://schemas.microsoft.com/office/word/2012/wordml" xmlns:w16cex="http://schemas.microsoft.com/office/word/2018/wordml/cex" xmlns:w16cid="http://schemas.microsoft.com/office/word/2016/wordml/cid" xmlns:w16="http://schemas.microsoft.com/office/word/2018/wordml" xmlns:w16sdtdh="http://schemas.microsoft.com/office/word/2020/wordml/sdtdatahash" xmlns:w16se="http://schemas.microsoft.com/office/word/2015/wordml/symex" xmlns:wpg="http://schemas.microsoft.com/office/word/2010/wordprocessingGroup" xmlns:wpi="http://schemas.microsoft.com/office/word/2010/wordprocessingInk" xmlns:wne="http://schemas.microsoft.com/office/word/2006/wordml" xmlns:wps="http://schemas.microsoft.com/office/word/2010/wordprocessingShape" mc:Ignorable="w14 w15 w16se w16cid w16 w16cex w16sdtdh wp14">
   <w:footnote w:type="separator" w:id="-1">
     <w:p>
       <w:r>
@@ -7472,8 +5937,8 @@
 </file>
 
 <file path=word/numbering.xml><?xml version="1.0" encoding="utf-8"?>
-<w:numbering xmlns:wpc="http://schemas.microsoft.com/office/word/2010/wordprocessingCanvas" xmlns:mc="http://schemas.openxmlformats.org/markup-compatibility/2006" xmlns:o="urn:schemas-microsoft-com:office:office" xmlns:r="http://schemas.openxmlformats.org/officeDocument/2006/relationships" xmlns:m="http://schemas.openxmlformats.org/officeDocument/2006/math" xmlns:v="urn:schemas-microsoft-com:vml" xmlns:wp14="http://schemas.microsoft.com/office/word/2010/wordprocessingDrawing" xmlns:wp="http://schemas.openxmlformats.org/drawingml/2006/wordprocessingDrawing" xmlns:w10="urn:schemas-microsoft-com:office:word" xmlns:w="http://schemas.openxmlformats.org/wordprocessingml/2006/main" xmlns:w14="http://schemas.microsoft.com/office/word/2010/wordml" xmlns:wpg="http://schemas.microsoft.com/office/word/2010/wordprocessingGroup" xmlns:wpi="http://schemas.microsoft.com/office/word/2010/wordprocessingInk" xmlns:wne="http://schemas.microsoft.com/office/word/2006/wordml" xmlns:wps="http://schemas.microsoft.com/office/word/2010/wordprocessingShape" mc:Ignorable="w14 wp14">
-  <w:abstractNum w:abstractNumId="0">
+<w:numbering xmlns:wpc="http://schemas.microsoft.com/office/word/2010/wordprocessingCanvas" xmlns:cx="http://schemas.microsoft.com/office/drawing/2014/chartex" xmlns:cx1="http://schemas.microsoft.com/office/drawing/2015/9/8/chartex" xmlns:cx2="http://schemas.microsoft.com/office/drawing/2015/10/21/chartex" xmlns:cx3="http://schemas.microsoft.com/office/drawing/2016/5/9/chartex" xmlns:cx4="http://schemas.microsoft.com/office/drawing/2016/5/10/chartex" xmlns:cx5="http://schemas.microsoft.com/office/drawing/2016/5/11/chartex" xmlns:cx6="http://schemas.microsoft.com/office/drawing/2016/5/12/chartex" xmlns:cx7="http://schemas.microsoft.com/office/drawing/2016/5/13/chartex" xmlns:cx8="http://schemas.microsoft.com/office/drawing/2016/5/14/chartex" xmlns:mc="http://schemas.openxmlformats.org/markup-compatibility/2006" xmlns:aink="http://schemas.microsoft.com/office/drawing/2016/ink" xmlns:am3d="http://schemas.microsoft.com/office/drawing/2017/model3d" xmlns:o="urn:schemas-microsoft-com:office:office" xmlns:r="http://schemas.openxmlformats.org/officeDocument/2006/relationships" xmlns:m="http://schemas.openxmlformats.org/officeDocument/2006/math" xmlns:v="urn:schemas-microsoft-com:vml" xmlns:wp14="http://schemas.microsoft.com/office/word/2010/wordprocessingDrawing" xmlns:wp="http://schemas.openxmlformats.org/drawingml/2006/wordprocessingDrawing" xmlns:w10="urn:schemas-microsoft-com:office:word" xmlns:w="http://schemas.openxmlformats.org/wordprocessingml/2006/main" xmlns:w14="http://schemas.microsoft.com/office/word/2010/wordml" xmlns:w15="http://schemas.microsoft.com/office/word/2012/wordml" xmlns:w16cex="http://schemas.microsoft.com/office/word/2018/wordml/cex" xmlns:w16cid="http://schemas.microsoft.com/office/word/2016/wordml/cid" xmlns:w16="http://schemas.microsoft.com/office/word/2018/wordml" xmlns:w16sdtdh="http://schemas.microsoft.com/office/word/2020/wordml/sdtdatahash" xmlns:w16se="http://schemas.microsoft.com/office/word/2015/wordml/symex" xmlns:wpg="http://schemas.microsoft.com/office/word/2010/wordprocessingGroup" xmlns:wpi="http://schemas.microsoft.com/office/word/2010/wordprocessingInk" xmlns:wne="http://schemas.microsoft.com/office/word/2006/wordml" xmlns:wps="http://schemas.microsoft.com/office/word/2010/wordprocessingShape" mc:Ignorable="w14 w15 w16se w16cid w16 w16cex w16sdtdh wp14">
+  <w:abstractNum w:abstractNumId="0" w15:restartNumberingAfterBreak="0">
     <w:nsid w:val="08C6366F"/>
     <w:multiLevelType w:val="hybridMultilevel"/>
     <w:tmpl w:val="D3561CAA"/>
@@ -7560,7 +6025,7 @@
       </w:pPr>
     </w:lvl>
   </w:abstractNum>
-  <w:abstractNum w:abstractNumId="1">
+  <w:abstractNum w:abstractNumId="1" w15:restartNumberingAfterBreak="0">
     <w:nsid w:val="0C357DD6"/>
     <w:multiLevelType w:val="hybridMultilevel"/>
     <w:tmpl w:val="FEA8088E"/>
@@ -7651,7 +6116,7 @@
       </w:pPr>
     </w:lvl>
   </w:abstractNum>
-  <w:abstractNum w:abstractNumId="2">
+  <w:abstractNum w:abstractNumId="2" w15:restartNumberingAfterBreak="0">
     <w:nsid w:val="10F958A7"/>
     <w:multiLevelType w:val="hybridMultilevel"/>
     <w:tmpl w:val="E8E0613E"/>
@@ -7763,7 +6228,7 @@
       </w:rPr>
     </w:lvl>
   </w:abstractNum>
-  <w:abstractNum w:abstractNumId="3">
+  <w:abstractNum w:abstractNumId="3" w15:restartNumberingAfterBreak="0">
     <w:nsid w:val="129D559F"/>
     <w:multiLevelType w:val="multilevel"/>
     <w:tmpl w:val="00C02F3C"/>
@@ -7903,7 +6368,7 @@
       </w:rPr>
     </w:lvl>
   </w:abstractNum>
-  <w:abstractNum w:abstractNumId="4">
+  <w:abstractNum w:abstractNumId="4" w15:restartNumberingAfterBreak="0">
     <w:nsid w:val="15510218"/>
     <w:multiLevelType w:val="hybridMultilevel"/>
     <w:tmpl w:val="8EF49D20"/>
@@ -7993,7 +6458,7 @@
       </w:pPr>
     </w:lvl>
   </w:abstractNum>
-  <w:abstractNum w:abstractNumId="5">
+  <w:abstractNum w:abstractNumId="5" w15:restartNumberingAfterBreak="0">
     <w:nsid w:val="22693C94"/>
     <w:multiLevelType w:val="hybridMultilevel"/>
     <w:tmpl w:val="68D8C73C"/>
@@ -8106,7 +6571,7 @@
       </w:rPr>
     </w:lvl>
   </w:abstractNum>
-  <w:abstractNum w:abstractNumId="6">
+  <w:abstractNum w:abstractNumId="6" w15:restartNumberingAfterBreak="0">
     <w:nsid w:val="253D4794"/>
     <w:multiLevelType w:val="multilevel"/>
     <w:tmpl w:val="8C80AB36"/>
@@ -8219,7 +6684,7 @@
       </w:rPr>
     </w:lvl>
   </w:abstractNum>
-  <w:abstractNum w:abstractNumId="7">
+  <w:abstractNum w:abstractNumId="7" w15:restartNumberingAfterBreak="0">
     <w:nsid w:val="26BC257F"/>
     <w:multiLevelType w:val="multilevel"/>
     <w:tmpl w:val="78DAAC24"/>
@@ -8332,7 +6797,7 @@
       </w:pPr>
     </w:lvl>
   </w:abstractNum>
-  <w:abstractNum w:abstractNumId="8">
+  <w:abstractNum w:abstractNumId="8" w15:restartNumberingAfterBreak="0">
     <w:nsid w:val="296F3872"/>
     <w:multiLevelType w:val="hybridMultilevel"/>
     <w:tmpl w:val="F1F875BA"/>
@@ -8447,7 +6912,7 @@
       </w:rPr>
     </w:lvl>
   </w:abstractNum>
-  <w:abstractNum w:abstractNumId="9">
+  <w:abstractNum w:abstractNumId="9" w15:restartNumberingAfterBreak="0">
     <w:nsid w:val="2B157829"/>
     <w:multiLevelType w:val="multilevel"/>
     <w:tmpl w:val="0B7E5932"/>
@@ -8560,7 +7025,7 @@
       </w:pPr>
     </w:lvl>
   </w:abstractNum>
-  <w:abstractNum w:abstractNumId="10">
+  <w:abstractNum w:abstractNumId="10" w15:restartNumberingAfterBreak="0">
     <w:nsid w:val="2D5A0F48"/>
     <w:multiLevelType w:val="multilevel"/>
     <w:tmpl w:val="FED0097C"/>
@@ -8700,7 +7165,7 @@
       </w:rPr>
     </w:lvl>
   </w:abstractNum>
-  <w:abstractNum w:abstractNumId="11">
+  <w:abstractNum w:abstractNumId="11" w15:restartNumberingAfterBreak="0">
     <w:nsid w:val="2DE97314"/>
     <w:multiLevelType w:val="multilevel"/>
     <w:tmpl w:val="340AB222"/>
@@ -8813,7 +7278,7 @@
       </w:pPr>
     </w:lvl>
   </w:abstractNum>
-  <w:abstractNum w:abstractNumId="12">
+  <w:abstractNum w:abstractNumId="12" w15:restartNumberingAfterBreak="0">
     <w:nsid w:val="35C20F8D"/>
     <w:multiLevelType w:val="multilevel"/>
     <w:tmpl w:val="7996E420"/>
@@ -8926,7 +7391,7 @@
       </w:pPr>
     </w:lvl>
   </w:abstractNum>
-  <w:abstractNum w:abstractNumId="13">
+  <w:abstractNum w:abstractNumId="13" w15:restartNumberingAfterBreak="0">
     <w:nsid w:val="3B2B185A"/>
     <w:multiLevelType w:val="multilevel"/>
     <w:tmpl w:val="B18493EA"/>
@@ -9039,7 +7504,7 @@
       </w:pPr>
     </w:lvl>
   </w:abstractNum>
-  <w:abstractNum w:abstractNumId="14">
+  <w:abstractNum w:abstractNumId="14" w15:restartNumberingAfterBreak="0">
     <w:nsid w:val="41841B01"/>
     <w:multiLevelType w:val="hybridMultilevel"/>
     <w:tmpl w:val="55BC674E"/>
@@ -9130,7 +7595,7 @@
       </w:pPr>
     </w:lvl>
   </w:abstractNum>
-  <w:abstractNum w:abstractNumId="15">
+  <w:abstractNum w:abstractNumId="15" w15:restartNumberingAfterBreak="0">
     <w:nsid w:val="4803540D"/>
     <w:multiLevelType w:val="hybridMultilevel"/>
     <w:tmpl w:val="22883C36"/>
@@ -9244,7 +7709,7 @@
       </w:rPr>
     </w:lvl>
   </w:abstractNum>
-  <w:abstractNum w:abstractNumId="16">
+  <w:abstractNum w:abstractNumId="16" w15:restartNumberingAfterBreak="0">
     <w:nsid w:val="492F4D8F"/>
     <w:multiLevelType w:val="hybridMultilevel"/>
     <w:tmpl w:val="F62C94DE"/>
@@ -9358,7 +7823,7 @@
       </w:rPr>
     </w:lvl>
   </w:abstractNum>
-  <w:abstractNum w:abstractNumId="17">
+  <w:abstractNum w:abstractNumId="17" w15:restartNumberingAfterBreak="0">
     <w:nsid w:val="523345C7"/>
     <w:multiLevelType w:val="multilevel"/>
     <w:tmpl w:val="5A5E29B8"/>
@@ -9498,7 +7963,7 @@
       </w:rPr>
     </w:lvl>
   </w:abstractNum>
-  <w:abstractNum w:abstractNumId="18">
+  <w:abstractNum w:abstractNumId="18" w15:restartNumberingAfterBreak="0">
     <w:nsid w:val="6B961852"/>
     <w:multiLevelType w:val="hybridMultilevel"/>
     <w:tmpl w:val="DAAECE10"/>
@@ -9591,7 +8056,7 @@
       </w:pPr>
     </w:lvl>
   </w:abstractNum>
-  <w:abstractNum w:abstractNumId="19">
+  <w:abstractNum w:abstractNumId="19" w15:restartNumberingAfterBreak="0">
     <w:nsid w:val="72C94C4A"/>
     <w:multiLevelType w:val="multilevel"/>
     <w:tmpl w:val="E606F4D4"/>
@@ -9704,7 +8169,7 @@
       </w:pPr>
     </w:lvl>
   </w:abstractNum>
-  <w:abstractNum w:abstractNumId="20">
+  <w:abstractNum w:abstractNumId="20" w15:restartNumberingAfterBreak="0">
     <w:nsid w:val="72F61AFE"/>
     <w:multiLevelType w:val="multilevel"/>
     <w:tmpl w:val="82241B5A"/>
@@ -9817,7 +8282,7 @@
       </w:pPr>
     </w:lvl>
   </w:abstractNum>
-  <w:abstractNum w:abstractNumId="21">
+  <w:abstractNum w:abstractNumId="21" w15:restartNumberingAfterBreak="0">
     <w:nsid w:val="7BAF36E9"/>
     <w:multiLevelType w:val="multilevel"/>
     <w:tmpl w:val="24180D92"/>
@@ -10065,7 +8530,7 @@
 </file>
 
 <file path=word/styles.xml><?xml version="1.0" encoding="utf-8"?>
-<w:styles xmlns:mc="http://schemas.openxmlformats.org/markup-compatibility/2006" xmlns:r="http://schemas.openxmlformats.org/officeDocument/2006/relationships" xmlns:w="http://schemas.openxmlformats.org/wordprocessingml/2006/main" xmlns:w14="http://schemas.microsoft.com/office/word/2010/wordml" mc:Ignorable="w14">
+<w:styles xmlns:mc="http://schemas.openxmlformats.org/markup-compatibility/2006" xmlns:r="http://schemas.openxmlformats.org/officeDocument/2006/relationships" xmlns:w="http://schemas.openxmlformats.org/wordprocessingml/2006/main" xmlns:w14="http://schemas.microsoft.com/office/word/2010/wordml" xmlns:w15="http://schemas.microsoft.com/office/word/2012/wordml" xmlns:w16cex="http://schemas.microsoft.com/office/word/2018/wordml/cex" xmlns:w16cid="http://schemas.microsoft.com/office/word/2016/wordml/cid" xmlns:w16="http://schemas.microsoft.com/office/word/2018/wordml" xmlns:w16sdtdh="http://schemas.microsoft.com/office/word/2020/wordml/sdtdatahash" xmlns:w16se="http://schemas.microsoft.com/office/word/2015/wordml/symex" mc:Ignorable="w14 w15 w16se w16cid w16 w16cex w16sdtdh">
   <w:docDefaults>
     <w:rPrDefault>
       <w:rPr>
@@ -10081,1723 +8546,383 @@
       </w:pPr>
     </w:pPrDefault>
   </w:docDefaults>
-  <w:latentStyles w:defLockedState="0" w:defUIPriority="99" w:defSemiHidden="1" w:defUnhideWhenUsed="1" w:defQFormat="0" w:count="267">
-    <w:lsdException w:name="Normal" w:semiHidden="0" w:uiPriority="0" w:unhideWhenUsed="0" w:qFormat="1"/>
-    <w:lsdException w:name="heading 1" w:semiHidden="0" w:uiPriority="9" w:unhideWhenUsed="0" w:qFormat="1"/>
-    <w:lsdException w:name="heading 2" w:uiPriority="9" w:qFormat="1"/>
-    <w:lsdException w:name="heading 3" w:uiPriority="9" w:qFormat="1"/>
-    <w:lsdException w:name="heading 4" w:uiPriority="9" w:qFormat="1"/>
-    <w:lsdException w:name="heading 5" w:uiPriority="9" w:qFormat="1"/>
-    <w:lsdException w:name="heading 6" w:uiPriority="9" w:qFormat="1"/>
-    <w:lsdException w:name="heading 7" w:uiPriority="9" w:qFormat="1"/>
-    <w:lsdException w:name="heading 8" w:uiPriority="9" w:qFormat="1"/>
-    <w:lsdException w:name="heading 9" w:uiPriority="9" w:qFormat="1"/>
-    <w:lsdException w:name="toc 1" w:uiPriority="39"/>
-    <w:lsdException w:name="toc 2" w:uiPriority="39"/>
-    <w:lsdException w:name="toc 3" w:uiPriority="39"/>
-    <w:lsdException w:name="toc 4" w:uiPriority="39"/>
-    <w:lsdException w:name="toc 5" w:uiPriority="39"/>
-    <w:lsdException w:name="toc 6" w:uiPriority="39"/>
-    <w:lsdException w:name="toc 7" w:uiPriority="39"/>
-    <w:lsdException w:name="toc 8" w:uiPriority="39"/>
-    <w:lsdException w:name="toc 9" w:uiPriority="39"/>
-    <w:lsdException w:name="caption" w:uiPriority="35" w:qFormat="1"/>
-    <w:lsdException w:name="Title" w:semiHidden="0" w:uiPriority="10" w:unhideWhenUsed="0" w:qFormat="1"/>
-    <w:lsdException w:name="Default Paragraph Font" w:uiPriority="1"/>
-    <w:lsdException w:name="Body Text" w:uiPriority="1" w:qFormat="1"/>
-    <w:lsdException w:name="Subtitle" w:semiHidden="0" w:uiPriority="11" w:unhideWhenUsed="0" w:qFormat="1"/>
-    <w:lsdException w:name="Strong" w:semiHidden="0" w:uiPriority="22" w:unhideWhenUsed="0" w:qFormat="1"/>
-    <w:lsdException w:name="Emphasis" w:semiHidden="0" w:uiPriority="20" w:unhideWhenUsed="0" w:qFormat="1"/>
-    <w:lsdException w:name="Table Grid" w:semiHidden="0" w:uiPriority="39" w:unhideWhenUsed="0"/>
-    <w:lsdException w:name="Placeholder Text" w:unhideWhenUsed="0"/>
-    <w:lsdException w:name="No Spacing" w:semiHidden="0" w:uiPriority="1" w:unhideWhenUsed="0" w:qFormat="1"/>
-    <w:lsdException w:name="Light Shading" w:semiHidden="0" w:uiPriority="60" w:unhideWhenUsed="0"/>
-    <w:lsdException w:name="Light List" w:semiHidden="0" w:uiPriority="61" w:unhideWhenUsed="0"/>
-    <w:lsdException w:name="Light Grid" w:semiHidden="0" w:uiPriority="62" w:unhideWhenUsed="0"/>
-    <w:lsdException w:name="Medium Shading 1" w:semiHidden="0" w:uiPriority="63" w:unhideWhenUsed="0"/>
-    <w:lsdException w:name="Medium Shading 2" w:semiHidden="0" w:uiPriority="64" w:unhideWhenUsed="0"/>
-    <w:lsdException w:name="Medium List 1" w:semiHidden="0" w:uiPriority="65" w:unhideWhenUsed="0"/>
-    <w:lsdException w:name="Medium List 2" w:semiHidden="0" w:uiPriority="66" w:unhideWhenUsed="0"/>
-    <w:lsdException w:name="Medium Grid 1" w:semiHidden="0" w:uiPriority="67" w:unhideWhenUsed="0"/>
-    <w:lsdException w:name="Medium Grid 2" w:semiHidden="0" w:uiPriority="68" w:unhideWhenUsed="0"/>
-    <w:lsdException w:name="Medium Grid 3" w:semiHidden="0" w:uiPriority="69" w:unhideWhenUsed="0"/>
-    <w:lsdException w:name="Dark List" w:semiHidden="0" w:uiPriority="70" w:unhideWhenUsed="0"/>
-    <w:lsdException w:name="Colorful Shading" w:semiHidden="0" w:uiPriority="71" w:unhideWhenUsed="0"/>
-    <w:lsdException w:name="Colorful List" w:semiHidden="0" w:uiPriority="72" w:unhideWhenUsed="0"/>
-    <w:lsdException w:name="Colorful Grid" w:semiHidden="0" w:uiPriority="73" w:unhideWhenUsed="0"/>
-    <w:lsdException w:name="Light Shading Accent 1" w:semiHidden="0" w:uiPriority="60" w:unhideWhenUsed="0"/>
-    <w:lsdException w:name="Light List Accent 1" w:semiHidden="0" w:uiPriority="61" w:unhideWhenUsed="0"/>
-    <w:lsdException w:name="Light Grid Accent 1" w:semiHidden="0" w:uiPriority="62" w:unhideWhenUsed="0"/>
-    <w:lsdException w:name="Medium Shading 1 Accent 1" w:semiHidden="0" w:uiPriority="63" w:unhideWhenUsed="0"/>
-    <w:lsdException w:name="Medium Shading 2 Accent 1" w:semiHidden="0" w:uiPriority="64" w:unhideWhenUsed="0"/>
-    <w:lsdException w:name="Medium List 1 Accent 1" w:semiHidden="0" w:uiPriority="65" w:unhideWhenUsed="0"/>
-    <w:lsdException w:name="Revision" w:unhideWhenUsed="0"/>
-    <w:lsdException w:name="List Paragraph" w:semiHidden="0" w:uiPriority="34" w:unhideWhenUsed="0" w:qFormat="1"/>
-    <w:lsdException w:name="Quote" w:semiHidden="0" w:uiPriority="29" w:unhideWhenUsed="0" w:qFormat="1"/>
-    <w:lsdException w:name="Intense Quote" w:semiHidden="0" w:uiPriority="30" w:unhideWhenUsed="0" w:qFormat="1"/>
-    <w:lsdException w:name="Medium List 2 Accent 1" w:semiHidden="0" w:uiPriority="66" w:unhideWhenUsed="0"/>
-    <w:lsdException w:name="Medium Grid 1 Accent 1" w:semiHidden="0" w:uiPriority="67" w:unhideWhenUsed="0"/>
-    <w:lsdException w:name="Medium Grid 2 Accent 1" w:semiHidden="0" w:uiPriority="68" w:unhideWhenUsed="0"/>
-    <w:lsdException w:name="Medium Grid 3 Accent 1" w:semiHidden="0" w:uiPriority="69" w:unhideWhenUsed="0"/>
-    <w:lsdException w:name="Dark List Accent 1" w:semiHidden="0" w:uiPriority="70" w:unhideWhenUsed="0"/>
-    <w:lsdException w:name="Colorful Shading Accent 1" w:semiHidden="0" w:uiPriority="71" w:unhideWhenUsed="0"/>
-    <w:lsdException w:name="Colorful List Accent 1" w:semiHidden="0" w:uiPriority="72" w:unhideWhenUsed="0"/>
-    <w:lsdException w:name="Colorful Grid Accent 1" w:semiHidden="0" w:uiPriority="73" w:unhideWhenUsed="0"/>
-    <w:lsdException w:name="Light Shading Accent 2" w:semiHidden="0" w:uiPriority="60" w:unhideWhenUsed="0"/>
-    <w:lsdException w:name="Light List Accent 2" w:semiHidden="0" w:uiPriority="61" w:unhideWhenUsed="0"/>
-    <w:lsdException w:name="Light Grid Accent 2" w:semiHidden="0" w:uiPriority="62" w:unhideWhenUsed="0"/>
-    <w:lsdException w:name="Medium Shading 1 Accent 2" w:semiHidden="0" w:uiPriority="63" w:unhideWhenUsed="0"/>
-    <w:lsdException w:name="Medium Shading 2 Accent 2" w:semiHidden="0" w:uiPriority="64" w:unhideWhenUsed="0"/>
-    <w:lsdException w:name="Medium List 1 Accent 2" w:semiHidden="0" w:uiPriority="65" w:unhideWhenUsed="0"/>
-    <w:lsdException w:name="Medium List 2 Accent 2" w:semiHidden="0" w:uiPriority="66" w:unhideWhenUsed="0"/>
-    <w:lsdException w:name="Medium Grid 1 Accent 2" w:semiHidden="0" w:uiPriority="67" w:unhideWhenUsed="0"/>
-    <w:lsdException w:name="Medium Grid 2 Accent 2" w:semiHidden="0" w:uiPriority="68" w:unhideWhenUsed="0"/>
-    <w:lsdException w:name="Medium Grid 3 Accent 2" w:semiHidden="0" w:uiPriority="69" w:unhideWhenUsed="0"/>
-    <w:lsdException w:name="Dark List Accent 2" w:semiHidden="0" w:uiPriority="70" w:unhideWhenUsed="0"/>
-    <w:lsdException w:name="Colorful Shading Accent 2" w:semiHidden="0" w:uiPriority="71" w:unhideWhenUsed="0"/>
-    <w:lsdException w:name="Colorful List Accent 2" w:semiHidden="0" w:uiPriority="72" w:unhideWhenUsed="0"/>
-    <w:lsdException w:name="Colorful Grid Accent 2" w:semiHidden="0" w:uiPriority="73" w:unhideWhenUsed="0"/>
-    <w:lsdException w:name="Light Shading Accent 3" w:semiHidden="0" w:uiPriority="60" w:unhideWhenUsed="0"/>
-    <w:lsdException w:name="Light List Accent 3" w:semiHidden="0" w:uiPriority="61" w:unhideWhenUsed="0"/>
-    <w:lsdException w:name="Light Grid Accent 3" w:semiHidden="0" w:uiPriority="62" w:unhideWhenUsed="0"/>
-    <w:lsdException w:name="Medium Shading 1 Accent 3" w:semiHidden="0" w:uiPriority="63" w:unhideWhenUsed="0"/>
-    <w:lsdException w:name="Medium Shading 2 Accent 3" w:semiHidden="0" w:uiPriority="64" w:unhideWhenUsed="0"/>
-    <w:lsdException w:name="Medium List 1 Accent 3" w:semiHidden="0" w:uiPriority="65" w:unhideWhenUsed="0"/>
-    <w:lsdException w:name="Medium List 2 Accent 3" w:semiHidden="0" w:uiPriority="66" w:unhideWhenUsed="0"/>
-    <w:lsdException w:name="Medium Grid 1 Accent 3" w:semiHidden="0" w:uiPriority="67" w:unhideWhenUsed="0"/>
-    <w:lsdException w:name="Medium Grid 2 Accent 3" w:semiHidden="0" w:uiPriority="68" w:unhideWhenUsed="0"/>
-    <w:lsdException w:name="Medium Grid 3 Accent 3" w:semiHidden="0" w:uiPriority="69" w:unhideWhenUsed="0"/>
-    <w:lsdException w:name="Dark List Accent 3" w:semiHidden="0" w:uiPriority="70" w:unhideWhenUsed="0"/>
-    <w:lsdException w:name="Colorful Shading Accent 3" w:semiHidden="0" w:uiPriority="71" w:unhideWhenUsed="0"/>
-    <w:lsdException w:name="Colorful List Accent 3" w:semiHidden="0" w:uiPriority="72" w:unhideWhenUsed="0"/>
-    <w:lsdException w:name="Colorful Grid Accent 3" w:semiHidden="0" w:uiPriority="73" w:unhideWhenUsed="0"/>
-    <w:lsdException w:name="Light Shading Accent 4" w:semiHidden="0" w:uiPriority="60" w:unhideWhenUsed="0"/>
-    <w:lsdException w:name="Light List Accent 4" w:semiHidden="0" w:uiPriority="61" w:unhideWhenUsed="0"/>
-    <w:lsdException w:name="Light Grid Accent 4" w:semiHidden="0" w:uiPriority="62" w:unhideWhenUsed="0"/>
-    <w:lsdException w:name="Medium Shading 1 Accent 4" w:semiHidden="0" w:uiPriority="63" w:unhideWhenUsed="0"/>
-    <w:lsdException w:name="Medium Shading 2 Accent 4" w:semiHidden="0" w:uiPriority="64" w:unhideWhenUsed="0"/>
-    <w:lsdException w:name="Medium List 1 Accent 4" w:semiHidden="0" w:uiPriority="65" w:unhideWhenUsed="0"/>
-    <w:lsdException w:name="Medium List 2 Accent 4" w:semiHidden="0" w:uiPriority="66" w:unhideWhenUsed="0"/>
-    <w:lsdException w:name="Medium Grid 1 Accent 4" w:semiHidden="0" w:uiPriority="67" w:unhideWhenUsed="0"/>
-    <w:lsdException w:name="Medium Grid 2 Accent 4" w:semiHidden="0" w:uiPriority="68" w:unhideWhenUsed="0"/>
-    <w:lsdException w:name="Medium Grid 3 Accent 4" w:semiHidden="0" w:uiPriority="69" w:unhideWhenUsed="0"/>
-    <w:lsdException w:name="Dark List Accent 4" w:semiHidden="0" w:uiPriority="70" w:unhideWhenUsed="0"/>
-    <w:lsdException w:name="Colorful Shading Accent 4" w:semiHidden="0" w:uiPriority="71" w:unhideWhenUsed="0"/>
-    <w:lsdException w:name="Colorful List Accent 4" w:semiHidden="0" w:uiPriority="72" w:unhideWhenUsed="0"/>
-    <w:lsdException w:name="Colorful Grid Accent 4" w:semiHidden="0" w:uiPriority="73" w:unhideWhenUsed="0"/>
-    <w:lsdException w:name="Light Shading Accent 5" w:semiHidden="0" w:uiPriority="60" w:unhideWhenUsed="0"/>
-    <w:lsdException w:name="Light List Accent 5" w:semiHidden="0" w:uiPriority="61" w:unhideWhenUsed="0"/>
-    <w:lsdException w:name="Light Grid Accent 5" w:semiHidden="0" w:uiPriority="62" w:unhideWhenUsed="0"/>
-    <w:lsdException w:name="Medium Shading 1 Accent 5" w:semiHidden="0" w:uiPriority="63" w:unhideWhenUsed="0"/>
-    <w:lsdException w:name="Medium Shading 2 Accent 5" w:semiHidden="0" w:uiPriority="64" w:unhideWhenUsed="0"/>
-    <w:lsdException w:name="Medium List 1 Accent 5" w:semiHidden="0" w:uiPriority="65" w:unhideWhenUsed="0"/>
-    <w:lsdException w:name="Medium List 2 Accent 5" w:semiHidden="0" w:uiPriority="66" w:unhideWhenUsed="0"/>
-    <w:lsdException w:name="Medium Grid 1 Accent 5" w:semiHidden="0" w:uiPriority="67" w:unhideWhenUsed="0"/>
-    <w:lsdException w:name="Medium Grid 2 Accent 5" w:semiHidden="0" w:uiPriority="68" w:unhideWhenUsed="0"/>
-    <w:lsdException w:name="Medium Grid 3 Accent 5" w:semiHidden="0" w:uiPriority="69" w:unhideWhenUsed="0"/>
-    <w:lsdException w:name="Dark List Accent 5" w:semiHidden="0" w:uiPriority="70" w:unhideWhenUsed="0"/>
-    <w:lsdException w:name="Colorful Shading Accent 5" w:semiHidden="0" w:uiPriority="71" w:unhideWhenUsed="0"/>
-    <w:lsdException w:name="Colorful List Accent 5" w:semiHidden="0" w:uiPriority="72" w:unhideWhenUsed="0"/>
-    <w:lsdException w:name="Colorful Grid Accent 5" w:semiHidden="0" w:uiPriority="73" w:unhideWhenUsed="0"/>
-    <w:lsdException w:name="Light Shading Accent 6" w:semiHidden="0" w:uiPriority="60" w:unhideWhenUsed="0"/>
-    <w:lsdException w:name="Light List Accent 6" w:semiHidden="0" w:uiPriority="61" w:unhideWhenUsed="0"/>
-    <w:lsdException w:name="Light Grid Accent 6" w:semiHidden="0" w:uiPriority="62" w:unhideWhenUsed="0"/>
-    <w:lsdException w:name="Medium Shading 1 Accent 6" w:semiHidden="0" w:uiPriority="63" w:unhideWhenUsed="0"/>
-    <w:lsdException w:name="Medium Shading 2 Accent 6" w:semiHidden="0" w:uiPriority="64" w:unhideWhenUsed="0"/>
-    <w:lsdException w:name="Medium List 1 Accent 6" w:semiHidden="0" w:uiPriority="65" w:unhideWhenUsed="0"/>
-    <w:lsdException w:name="Medium List 2 Accent 6" w:semiHidden="0" w:uiPriority="66" w:unhideWhenUsed="0"/>
-    <w:lsdException w:name="Medium Grid 1 Accent 6" w:semiHidden="0" w:uiPriority="67" w:unhideWhenUsed="0"/>
-    <w:lsdException w:name="Medium Grid 2 Accent 6" w:semiHidden="0" w:uiPriority="68" w:unhideWhenUsed="0"/>
-    <w:lsdException w:name="Medium Grid 3 Accent 6" w:semiHidden="0" w:uiPriority="69" w:unhideWhenUsed="0"/>
-    <w:lsdException w:name="Dark List Accent 6" w:semiHidden="0" w:uiPriority="70" w:unhideWhenUsed="0"/>
-    <w:lsdException w:name="Colorful Shading Accent 6" w:semiHidden="0" w:uiPriority="71" w:unhideWhenUsed="0"/>
-    <w:lsdException w:name="Colorful List Accent 6" w:semiHidden="0" w:uiPriority="72" w:unhideWhenUsed="0"/>
-    <w:lsdException w:name="Colorful Grid Accent 6" w:semiHidden="0" w:uiPriority="73" w:unhideWhenUsed="0"/>
-    <w:lsdException w:name="Subtle Emphasis" w:semiHidden="0" w:uiPriority="19" w:unhideWhenUsed="0" w:qFormat="1"/>
-    <w:lsdException w:name="Intense Emphasis" w:semiHidden="0" w:uiPriority="21" w:unhideWhenUsed="0" w:qFormat="1"/>
-    <w:lsdException w:name="Subtle Reference" w:semiHidden="0" w:uiPriority="31" w:unhideWhenUsed="0" w:qFormat="1"/>
-    <w:lsdException w:name="Intense Reference" w:semiHidden="0" w:uiPriority="32" w:unhideWhenUsed="0" w:qFormat="1"/>
-    <w:lsdException w:name="Book Title" w:semiHidden="0" w:uiPriority="33" w:unhideWhenUsed="0" w:qFormat="1"/>
-    <w:lsdException w:name="Bibliography" w:uiPriority="37"/>
-    <w:lsdException w:name="TOC Heading" w:uiPriority="39" w:qFormat="1"/>
-  </w:latentStyles>
-  <w:style w:type="paragraph" w:default="1" w:styleId="Normal">
-    <w:name w:val="Normal"/>
-    <w:qFormat/>
-    <w:rsid w:val="00EC6368"/>
-    <w:pPr>
-      <w:suppressAutoHyphens w:val="0"/>
-      <w:spacing w:before="-1" w:beforeAutospacing="1" w:after="-1" w:afterAutospacing="1"/>
-    </w:pPr>
-    <w:rPr>
-      <w:rFonts w:ascii="Arial" w:hAnsi="Arial" w:cs="Arial"/>
-    </w:rPr>
-  </w:style>
-  <w:style w:type="paragraph" w:styleId="Heading1">
-    <w:name w:val="heading 1"/>
-    <w:basedOn w:val="BodyText"/>
-    <w:link w:val="Heading1Char"/>
-    <w:uiPriority w:val="9"/>
-    <w:qFormat/>
-    <w:rsid w:val="00EC6368"/>
-    <w:pPr>
-      <w:pBdr>
-        <w:bottom w:val="single" w:sz="4" w:space="1" w:color="A6A6A6" w:themeColor="background1" w:themeShade="A6"/>
-      </w:pBdr>
-      <w:spacing w:before="0" w:beforeAutospacing="0" w:after="100"/>
-      <w:outlineLvl w:val="0"/>
-    </w:pPr>
-    <w:rPr>
-      <w:color w:val="0A2A78"/>
-      <w:spacing w:val="-4"/>
-      <w:sz w:val="40"/>
-    </w:rPr>
-  </w:style>
-  <w:style w:type="paragraph" w:styleId="Heading2">
-    <w:name w:val="heading 2"/>
-    <w:basedOn w:val="BodyText"/>
-    <w:next w:val="BodyText"/>
-    <w:link w:val="Heading2Char"/>
-    <w:uiPriority w:val="9"/>
-    <w:unhideWhenUsed/>
-    <w:qFormat/>
-    <w:rsid w:val="00EC6368"/>
-    <w:pPr>
-      <w:widowControl w:val="0"/>
-      <w:autoSpaceDE w:val="0"/>
-      <w:autoSpaceDN w:val="0"/>
-      <w:spacing w:before="0" w:beforeAutospacing="0" w:after="0" w:afterAutospacing="0"/>
-      <w:outlineLvl w:val="1"/>
-    </w:pPr>
-    <w:rPr>
-      <w:rFonts w:eastAsiaTheme="minorHAnsi"/>
-      <w:color w:val="0A2A78"/>
-      <w:sz w:val="36"/>
-    </w:rPr>
-  </w:style>
-  <w:style w:type="paragraph" w:styleId="Heading3">
-    <w:name w:val="heading 3"/>
-    <w:basedOn w:val="Heading2"/>
-    <w:next w:val="Body"/>
-    <w:link w:val="Heading3Char"/>
-    <w:uiPriority w:val="9"/>
-    <w:unhideWhenUsed/>
-    <w:qFormat/>
-    <w:rsid w:val="00EC6368"/>
-    <w:pPr>
-      <w:outlineLvl w:val="2"/>
-    </w:pPr>
-    <w:rPr>
-      <w:sz w:val="32"/>
-    </w:rPr>
-  </w:style>
-  <w:style w:type="paragraph" w:styleId="Heading4">
-    <w:name w:val="heading 4"/>
-    <w:basedOn w:val="BodyText"/>
-    <w:next w:val="Normal"/>
-    <w:link w:val="Heading4Char"/>
-    <w:uiPriority w:val="9"/>
-    <w:unhideWhenUsed/>
-    <w:qFormat/>
-    <w:rsid w:val="00EC6368"/>
-    <w:pPr>
-      <w:widowControl w:val="0"/>
-      <w:autoSpaceDE w:val="0"/>
-      <w:autoSpaceDN w:val="0"/>
-      <w:spacing w:beforeAutospacing="0" w:afterAutospacing="0"/>
-      <w:ind w:left="360"/>
-      <w:outlineLvl w:val="3"/>
-    </w:pPr>
-    <w:rPr>
-      <w:rFonts w:eastAsiaTheme="minorHAnsi"/>
-      <w:iCs/>
-      <w:color w:val="0A2A78"/>
-    </w:rPr>
-  </w:style>
-  <w:style w:type="paragraph" w:styleId="Heading5">
-    <w:name w:val="heading 5"/>
-    <w:basedOn w:val="Normal"/>
-    <w:next w:val="Normal"/>
-    <w:link w:val="Heading5Char"/>
-    <w:uiPriority w:val="9"/>
-    <w:semiHidden/>
-    <w:unhideWhenUsed/>
-    <w:qFormat/>
-    <w:rsid w:val="00750956"/>
-    <w:pPr>
-      <w:keepNext/>
-      <w:keepLines/>
-      <w:spacing w:before="240" w:after="80"/>
-      <w:outlineLvl w:val="4"/>
-    </w:pPr>
-    <w:rPr>
-      <w:color w:val="666666"/>
-    </w:rPr>
-  </w:style>
-  <w:style w:type="paragraph" w:styleId="Heading6">
-    <w:name w:val="heading 6"/>
-    <w:basedOn w:val="Normal"/>
-    <w:next w:val="Normal"/>
-    <w:link w:val="Heading6Char"/>
-    <w:uiPriority w:val="9"/>
-    <w:semiHidden/>
-    <w:unhideWhenUsed/>
-    <w:qFormat/>
-    <w:rsid w:val="00750956"/>
-    <w:pPr>
-      <w:keepNext/>
-      <w:keepLines/>
-      <w:spacing w:before="240" w:after="80"/>
-      <w:outlineLvl w:val="5"/>
-    </w:pPr>
-    <w:rPr>
-      <w:i/>
-      <w:color w:val="666666"/>
-    </w:rPr>
-  </w:style>
-  <w:style w:type="character" w:default="1" w:styleId="DefaultParagraphFont">
-    <w:name w:val="Default Paragraph Font"/>
-    <w:uiPriority w:val="1"/>
-    <w:semiHidden/>
-    <w:unhideWhenUsed/>
-  </w:style>
-  <w:style w:type="table" w:default="1" w:styleId="TableNormal">
-    <w:name w:val="Normal Table"/>
-    <w:uiPriority w:val="99"/>
-    <w:semiHidden/>
-    <w:unhideWhenUsed/>
-    <w:tblPr>
-      <w:tblInd w:w="0" w:type="dxa"/>
-      <w:tblCellMar>
-        <w:top w:w="0" w:type="dxa"/>
-        <w:left w:w="108" w:type="dxa"/>
-        <w:bottom w:w="0" w:type="dxa"/>
-        <w:right w:w="108" w:type="dxa"/>
-      </w:tblCellMar>
-    </w:tblPr>
-  </w:style>
-  <w:style w:type="numbering" w:default="1" w:styleId="NoList">
-    <w:name w:val="No List"/>
-    <w:uiPriority w:val="99"/>
-    <w:semiHidden/>
-    <w:unhideWhenUsed/>
-  </w:style>
-  <w:style w:type="character" w:customStyle="1" w:styleId="Heading1Char">
-    <w:name w:val="Heading 1 Char"/>
-    <w:basedOn w:val="DefaultParagraphFont"/>
-    <w:link w:val="Heading1"/>
-    <w:uiPriority w:val="9"/>
-    <w:rsid w:val="00EC6368"/>
-    <w:rPr>
-      <w:rFonts w:ascii="Helvetica" w:hAnsi="Helvetica" w:cs="Helvetica"/>
-      <w:color w:val="0A2A78"/>
-      <w:spacing w:val="-4"/>
-      <w:sz w:val="40"/>
-      <w:szCs w:val="24"/>
-    </w:rPr>
-  </w:style>
-  <w:style w:type="character" w:customStyle="1" w:styleId="Heading3Char">
-    <w:name w:val="Heading 3 Char"/>
-    <w:basedOn w:val="DefaultParagraphFont"/>
-    <w:link w:val="Heading3"/>
-    <w:uiPriority w:val="9"/>
-    <w:rsid w:val="00EC6368"/>
-    <w:rPr>
-      <w:rFonts w:ascii="Helvetica" w:eastAsiaTheme="minorHAnsi" w:hAnsi="Helvetica" w:cs="Helvetica"/>
-      <w:color w:val="0A2A78"/>
-      <w:spacing w:val="-2"/>
-      <w:sz w:val="32"/>
-      <w:szCs w:val="24"/>
-    </w:rPr>
-  </w:style>
-  <w:style w:type="character" w:customStyle="1" w:styleId="interviewglossarywordintemplateChar">
-    <w:name w:val="interview glossary word in template Char"/>
-    <w:basedOn w:val="DefaultParagraphFont"/>
-    <w:link w:val="interviewglossarywordintemplate"/>
-    <w:rsid w:val="00EC6368"/>
-  </w:style>
-  <w:style w:type="character" w:customStyle="1" w:styleId="interviewbuttonChar">
-    <w:name w:val="interview button Char"/>
-    <w:basedOn w:val="DefaultParagraphFont"/>
-    <w:link w:val="interviewbutton"/>
-    <w:rsid w:val="00EC6368"/>
-    <w:rPr>
-      <w:color w:val="FFFFFF" w:themeColor="background1"/>
-      <w:szCs w:val="40"/>
-      <w:shd w:val="clear" w:color="auto" w:fill="0070C0"/>
-    </w:rPr>
-  </w:style>
-  <w:style w:type="character" w:customStyle="1" w:styleId="BodyTextChar">
-    <w:name w:val="Body Text Char"/>
-    <w:basedOn w:val="DefaultParagraphFont"/>
-    <w:link w:val="BodyText"/>
-    <w:uiPriority w:val="1"/>
-    <w:rsid w:val="00EC6368"/>
-    <w:rPr>
-      <w:rFonts w:ascii="Helvetica" w:hAnsi="Helvetica" w:cs="Helvetica"/>
-      <w:color w:val="202529"/>
-      <w:spacing w:val="-2"/>
-      <w:sz w:val="24"/>
-      <w:szCs w:val="24"/>
-    </w:rPr>
-  </w:style>
-  <w:style w:type="character" w:customStyle="1" w:styleId="Heading2Char">
-    <w:name w:val="Heading 2 Char"/>
-    <w:basedOn w:val="DefaultParagraphFont"/>
-    <w:link w:val="Heading2"/>
-    <w:uiPriority w:val="9"/>
-    <w:rsid w:val="00EC6368"/>
-    <w:rPr>
-      <w:rFonts w:ascii="Helvetica" w:eastAsiaTheme="minorHAnsi" w:hAnsi="Helvetica" w:cs="Helvetica"/>
-      <w:color w:val="0A2A78"/>
-      <w:spacing w:val="-2"/>
-      <w:sz w:val="36"/>
-      <w:szCs w:val="24"/>
-    </w:rPr>
-  </w:style>
-  <w:style w:type="character" w:customStyle="1" w:styleId="TitleChar">
-    <w:name w:val="Title Char"/>
-    <w:basedOn w:val="DefaultParagraphFont"/>
-    <w:link w:val="Title"/>
-    <w:uiPriority w:val="10"/>
-    <w:rsid w:val="00EC6368"/>
-    <w:rPr>
-      <w:rFonts w:ascii="Helvetica" w:hAnsi="Helvetica" w:cs="Helvetica"/>
-      <w:color w:val="0A2A78"/>
-      <w:spacing w:val="-2"/>
-      <w:sz w:val="48"/>
-      <w:szCs w:val="24"/>
-    </w:rPr>
-  </w:style>
-  <w:style w:type="character" w:customStyle="1" w:styleId="BalloonTextChar">
-    <w:name w:val="Balloon Text Char"/>
-    <w:basedOn w:val="DefaultParagraphFont"/>
-    <w:link w:val="BalloonText"/>
-    <w:uiPriority w:val="99"/>
-    <w:semiHidden/>
-    <w:rsid w:val="00EC6368"/>
-    <w:rPr>
-      <w:rFonts w:ascii="Segoe UI" w:hAnsi="Segoe UI" w:cs="Segoe UI"/>
-      <w:sz w:val="18"/>
-      <w:szCs w:val="18"/>
-    </w:rPr>
-  </w:style>
-  <w:style w:type="character" w:styleId="CommentReference">
-    <w:name w:val="annotation reference"/>
-    <w:basedOn w:val="DefaultParagraphFont"/>
-    <w:uiPriority w:val="99"/>
-    <w:semiHidden/>
-    <w:unhideWhenUsed/>
-    <w:rsid w:val="00EC6368"/>
-    <w:rPr>
-      <w:sz w:val="16"/>
-      <w:szCs w:val="16"/>
-    </w:rPr>
-  </w:style>
-  <w:style w:type="character" w:customStyle="1" w:styleId="CommentTextChar">
-    <w:name w:val="Comment Text Char"/>
-    <w:basedOn w:val="DefaultParagraphFont"/>
-    <w:link w:val="CommentText"/>
-    <w:uiPriority w:val="99"/>
-    <w:rsid w:val="00EC6368"/>
-    <w:rPr>
-      <w:rFonts w:ascii="Arial" w:hAnsi="Arial" w:cs="Arial"/>
-      <w:sz w:val="20"/>
-      <w:szCs w:val="20"/>
-    </w:rPr>
-  </w:style>
-  <w:style w:type="character" w:customStyle="1" w:styleId="CommentSubjectChar">
-    <w:name w:val="Comment Subject Char"/>
-    <w:basedOn w:val="CommentTextChar"/>
-    <w:link w:val="CommentSubject"/>
-    <w:uiPriority w:val="99"/>
-    <w:semiHidden/>
-    <w:rsid w:val="00EC6368"/>
-    <w:rPr>
-      <w:rFonts w:ascii="Arial" w:hAnsi="Arial" w:cs="Arial"/>
-      <w:b/>
-      <w:bCs/>
-      <w:sz w:val="20"/>
-      <w:szCs w:val="20"/>
-    </w:rPr>
-  </w:style>
-  <w:style w:type="character" w:customStyle="1" w:styleId="FooterChar">
-    <w:name w:val="Footer Char"/>
-    <w:basedOn w:val="DefaultParagraphFont"/>
-    <w:link w:val="Footer"/>
-    <w:uiPriority w:val="99"/>
-    <w:rsid w:val="00EC6368"/>
-    <w:rPr>
-      <w:rFonts w:ascii="Arial" w:hAnsi="Arial" w:cs="Arial"/>
-    </w:rPr>
-  </w:style>
-  <w:style w:type="character" w:customStyle="1" w:styleId="HeaderChar">
-    <w:name w:val="Header Char"/>
-    <w:basedOn w:val="DefaultParagraphFont"/>
-    <w:link w:val="Header"/>
-    <w:uiPriority w:val="99"/>
-    <w:rsid w:val="00EC6368"/>
-    <w:rPr>
-      <w:rFonts w:ascii="Arial" w:hAnsi="Arial" w:cs="Arial"/>
-    </w:rPr>
-  </w:style>
-  <w:style w:type="character" w:customStyle="1" w:styleId="Heading4Char">
-    <w:name w:val="Heading 4 Char"/>
-    <w:basedOn w:val="DefaultParagraphFont"/>
-    <w:link w:val="Heading4"/>
-    <w:uiPriority w:val="9"/>
-    <w:rsid w:val="00EC6368"/>
-    <w:rPr>
-      <w:rFonts w:ascii="Helvetica" w:eastAsiaTheme="minorHAnsi" w:hAnsi="Helvetica" w:cs="Helvetica"/>
-      <w:iCs/>
-      <w:color w:val="0A2A78"/>
-      <w:spacing w:val="-2"/>
-      <w:sz w:val="24"/>
-      <w:szCs w:val="24"/>
-    </w:rPr>
-  </w:style>
-  <w:style w:type="character" w:styleId="Hyperlink">
-    <w:name w:val="Hyperlink"/>
-    <w:basedOn w:val="DefaultParagraphFont"/>
-    <w:uiPriority w:val="99"/>
-    <w:unhideWhenUsed/>
-    <w:rsid w:val="00EC6368"/>
-    <w:rPr>
-      <w:rFonts w:ascii="Helvetica" w:hAnsi="Helvetica" w:cs="Helvetica"/>
-      <w:color w:val="0563C1" w:themeColor="hyperlink"/>
-      <w:spacing w:val="-2"/>
-      <w:sz w:val="24"/>
-      <w:szCs w:val="24"/>
-      <w:u w:val="none"/>
-    </w:rPr>
-  </w:style>
-  <w:style w:type="character" w:customStyle="1" w:styleId="UnresolvedMention1">
-    <w:name w:val="Unresolved Mention1"/>
-    <w:basedOn w:val="DefaultParagraphFont"/>
-    <w:uiPriority w:val="99"/>
-    <w:semiHidden/>
-    <w:unhideWhenUsed/>
-    <w:rsid w:val="00EC6368"/>
-    <w:rPr>
-      <w:color w:val="605E5C"/>
-      <w:shd w:val="clear" w:color="auto" w:fill="E1DFDD"/>
-    </w:rPr>
-  </w:style>
-  <w:style w:type="character" w:customStyle="1" w:styleId="small">
-    <w:name w:val="small"/>
-    <w:basedOn w:val="DefaultParagraphFont"/>
-    <w:rsid w:val="00EC6368"/>
-    <w:rPr>
-      <w:rFonts w:cs="Times New Roman"/>
-    </w:rPr>
-  </w:style>
-  <w:style w:type="character" w:customStyle="1" w:styleId="interviewPAPtexttrigger">
-    <w:name w:val="interview PAP text trigger"/>
-    <w:basedOn w:val="DefaultParagraphFont"/>
-    <w:uiPriority w:val="1"/>
-    <w:qFormat/>
-    <w:rsid w:val="00EC6368"/>
-    <w:rPr>
-      <w:shd w:val="clear" w:color="auto" w:fill="009999"/>
-    </w:rPr>
-  </w:style>
-  <w:style w:type="character" w:customStyle="1" w:styleId="NumChar">
-    <w:name w:val="NumChar"/>
-    <w:basedOn w:val="DefaultParagraphFont"/>
-    <w:uiPriority w:val="1"/>
-    <w:qFormat/>
-    <w:rsid w:val="00EC6368"/>
-    <w:rPr>
-      <w:rFonts w:eastAsiaTheme="minorHAnsi"/>
-    </w:rPr>
-  </w:style>
-  <w:style w:type="character" w:customStyle="1" w:styleId="UnresolvedMention2">
-    <w:name w:val="Unresolved Mention2"/>
-    <w:basedOn w:val="DefaultParagraphFont"/>
-    <w:uiPriority w:val="99"/>
-    <w:semiHidden/>
-    <w:unhideWhenUsed/>
-    <w:rsid w:val="00EC6368"/>
-    <w:rPr>
-      <w:color w:val="605E5C"/>
-      <w:shd w:val="clear" w:color="auto" w:fill="E1DFDD"/>
-    </w:rPr>
-  </w:style>
-  <w:style w:type="character" w:customStyle="1" w:styleId="convention">
-    <w:name w:val="convention"/>
-    <w:basedOn w:val="DefaultParagraphFont"/>
-    <w:uiPriority w:val="1"/>
-    <w:qFormat/>
-    <w:rsid w:val="00EC6368"/>
-    <w:rPr>
-      <w:sz w:val="22"/>
-      <w:szCs w:val="22"/>
-      <w:shd w:val="clear" w:color="auto" w:fill="A6A6A6" w:themeFill="background1" w:themeFillShade="A6"/>
-    </w:rPr>
-  </w:style>
-  <w:style w:type="character" w:customStyle="1" w:styleId="interviewvariable">
-    <w:name w:val="interview variable"/>
-    <w:basedOn w:val="DefaultParagraphFont"/>
-    <w:uiPriority w:val="1"/>
-    <w:qFormat/>
-    <w:rsid w:val="00EC6368"/>
-    <w:rPr>
-      <w:color w:val="FF7C80"/>
-      <w:shd w:val="clear" w:color="auto" w:fill="FFFFCC"/>
-    </w:rPr>
-  </w:style>
-  <w:style w:type="character" w:styleId="Strong">
-    <w:name w:val="Strong"/>
-    <w:basedOn w:val="DefaultParagraphFont"/>
-    <w:uiPriority w:val="22"/>
-    <w:qFormat/>
-    <w:rsid w:val="00EC6368"/>
-    <w:rPr>
-      <w:b/>
-      <w:bCs/>
-    </w:rPr>
-  </w:style>
-  <w:style w:type="character" w:styleId="FollowedHyperlink">
-    <w:name w:val="FollowedHyperlink"/>
-    <w:basedOn w:val="DefaultParagraphFont"/>
-    <w:uiPriority w:val="99"/>
-    <w:semiHidden/>
-    <w:unhideWhenUsed/>
-    <w:rsid w:val="00EC6368"/>
-    <w:rPr>
-      <w:color w:val="954F72" w:themeColor="followedHyperlink"/>
-      <w:u w:val="single"/>
-    </w:rPr>
-  </w:style>
-  <w:style w:type="character" w:customStyle="1" w:styleId="interviewclickformoreinfo-definition">
-    <w:name w:val="interview click for more info - definition"/>
-    <w:uiPriority w:val="1"/>
-    <w:qFormat/>
-    <w:rsid w:val="00EC6368"/>
-    <w:rPr>
-      <w:color w:val="00B050"/>
-      <w:u w:val="dash" w:color="92D050"/>
-    </w:rPr>
-  </w:style>
-  <w:style w:type="character" w:customStyle="1" w:styleId="UnresolvedMention3">
-    <w:name w:val="Unresolved Mention3"/>
-    <w:basedOn w:val="DefaultParagraphFont"/>
-    <w:uiPriority w:val="99"/>
-    <w:semiHidden/>
-    <w:unhideWhenUsed/>
-    <w:rsid w:val="00F729A9"/>
-    <w:rPr>
-      <w:color w:val="605E5C"/>
-      <w:shd w:val="clear" w:color="auto" w:fill="E1DFDD"/>
-    </w:rPr>
-  </w:style>
-  <w:style w:type="character" w:customStyle="1" w:styleId="UnresolvedMention30">
-    <w:name w:val="Unresolved Mention3"/>
-    <w:basedOn w:val="DefaultParagraphFont"/>
-    <w:uiPriority w:val="99"/>
-    <w:semiHidden/>
-    <w:unhideWhenUsed/>
-    <w:rsid w:val="00EC6368"/>
-    <w:rPr>
-      <w:color w:val="605E5C"/>
-      <w:shd w:val="clear" w:color="auto" w:fill="E1DFDD"/>
-    </w:rPr>
-  </w:style>
-  <w:style w:type="character" w:styleId="Emphasis">
-    <w:name w:val="Emphasis"/>
-    <w:basedOn w:val="DefaultParagraphFont"/>
-    <w:uiPriority w:val="20"/>
-    <w:qFormat/>
-    <w:rsid w:val="00EC6368"/>
-    <w:rPr>
-      <w:i/>
-      <w:iCs/>
-    </w:rPr>
-  </w:style>
-  <w:style w:type="character" w:customStyle="1" w:styleId="UnresolvedMention4">
-    <w:name w:val="Unresolved Mention4"/>
-    <w:basedOn w:val="DefaultParagraphFont"/>
-    <w:uiPriority w:val="99"/>
-    <w:semiHidden/>
-    <w:unhideWhenUsed/>
-    <w:rsid w:val="00EC6368"/>
-    <w:rPr>
-      <w:color w:val="605E5C"/>
-      <w:shd w:val="clear" w:color="auto" w:fill="E1DFDD"/>
-    </w:rPr>
-  </w:style>
-  <w:style w:type="character" w:customStyle="1" w:styleId="UnresolvedMention31">
-    <w:name w:val="Unresolved Mention31"/>
-    <w:basedOn w:val="DefaultParagraphFont"/>
-    <w:uiPriority w:val="99"/>
-    <w:semiHidden/>
-    <w:unhideWhenUsed/>
-    <w:rsid w:val="00EC6368"/>
-    <w:rPr>
-      <w:color w:val="605E5C"/>
-      <w:shd w:val="clear" w:color="auto" w:fill="E1DFDD"/>
-    </w:rPr>
-  </w:style>
-  <w:style w:type="paragraph" w:customStyle="1" w:styleId="Heading">
-    <w:name w:val="Heading"/>
-    <w:basedOn w:val="Normal"/>
-    <w:next w:val="BodyText"/>
-    <w:qFormat/>
-    <w:pPr>
-      <w:keepNext/>
-      <w:spacing w:before="240" w:after="120"/>
-    </w:pPr>
-    <w:rPr>
-      <w:rFonts w:ascii="Liberation Sans" w:eastAsia="Microsoft YaHei" w:hAnsi="Liberation Sans" w:cs="Lucida Sans"/>
-      <w:sz w:val="28"/>
-      <w:szCs w:val="28"/>
-    </w:rPr>
-  </w:style>
-  <w:style w:type="paragraph" w:styleId="BodyText">
-    <w:name w:val="Body Text"/>
-    <w:basedOn w:val="Normal"/>
-    <w:link w:val="BodyTextChar"/>
-    <w:uiPriority w:val="1"/>
-    <w:qFormat/>
-    <w:rsid w:val="00EC6368"/>
-    <w:pPr>
-      <w:spacing w:before="54" w:after="120" w:line="276" w:lineRule="auto"/>
-    </w:pPr>
-    <w:rPr>
-      <w:rFonts w:ascii="Helvetica" w:hAnsi="Helvetica" w:cs="Helvetica"/>
-      <w:color w:val="202529"/>
-      <w:spacing w:val="-2"/>
-      <w:sz w:val="24"/>
-      <w:szCs w:val="24"/>
-    </w:rPr>
-  </w:style>
-  <w:style w:type="paragraph" w:styleId="List">
-    <w:name w:val="List"/>
-    <w:basedOn w:val="BodyText"/>
-    <w:rPr>
-      <w:rFonts w:cs="Lucida Sans"/>
-    </w:rPr>
-  </w:style>
-  <w:style w:type="paragraph" w:styleId="Caption">
-    <w:name w:val="caption"/>
-    <w:basedOn w:val="Normal"/>
-    <w:qFormat/>
-    <w:pPr>
-      <w:suppressLineNumbers/>
-      <w:spacing w:before="120" w:after="120"/>
-    </w:pPr>
-    <w:rPr>
-      <w:rFonts w:cs="Lucida Sans"/>
-      <w:i/>
-      <w:iCs/>
-      <w:sz w:val="24"/>
-      <w:szCs w:val="24"/>
-    </w:rPr>
-  </w:style>
-  <w:style w:type="paragraph" w:customStyle="1" w:styleId="Index">
-    <w:name w:val="Index"/>
-    <w:basedOn w:val="Normal"/>
-    <w:qFormat/>
-    <w:pPr>
-      <w:suppressLineNumbers/>
-    </w:pPr>
-    <w:rPr>
-      <w:rFonts w:cs="Lucida Sans"/>
-    </w:rPr>
-  </w:style>
-  <w:style w:type="paragraph" w:customStyle="1" w:styleId="Code">
-    <w:name w:val="Code"/>
-    <w:basedOn w:val="Normal"/>
-    <w:qFormat/>
-    <w:rsid w:val="00EC6368"/>
-    <w:rPr>
-      <w:rFonts w:ascii="Calibri" w:hAnsi="Calibri"/>
-    </w:rPr>
-  </w:style>
-  <w:style w:type="paragraph" w:customStyle="1" w:styleId="Body">
-    <w:name w:val="Body"/>
-    <w:basedOn w:val="BodyText"/>
-    <w:qFormat/>
-    <w:rsid w:val="00EC6368"/>
-    <w:rPr>
-      <w:rFonts w:eastAsiaTheme="minorHAnsi"/>
-    </w:rPr>
-  </w:style>
-  <w:style w:type="paragraph" w:styleId="ListParagraph">
-    <w:name w:val="List Paragraph"/>
-    <w:basedOn w:val="BodyText"/>
-    <w:uiPriority w:val="34"/>
-    <w:qFormat/>
-    <w:rsid w:val="00EC6368"/>
-    <w:pPr>
-      <w:widowControl w:val="0"/>
-      <w:numPr>
-        <w:numId w:val="17"/>
-      </w:numPr>
-      <w:autoSpaceDE w:val="0"/>
-      <w:autoSpaceDN w:val="0"/>
-      <w:spacing w:beforeAutospacing="0" w:afterAutospacing="0"/>
-    </w:pPr>
-    <w:rPr>
-      <w:rFonts w:eastAsiaTheme="minorHAnsi"/>
-    </w:rPr>
-  </w:style>
-  <w:style w:type="paragraph" w:customStyle="1" w:styleId="TFVariable">
-    <w:name w:val="TF Variable"/>
-    <w:basedOn w:val="Heading3"/>
-    <w:next w:val="Body"/>
-    <w:qFormat/>
-    <w:rsid w:val="00EC6368"/>
-    <w:pPr>
-      <w:numPr>
-        <w:numId w:val="21"/>
-      </w:numPr>
-    </w:pPr>
-  </w:style>
-  <w:style w:type="paragraph" w:customStyle="1" w:styleId="interviewglossarywordintemplate">
-    <w:name w:val="interview glossary word in template"/>
-    <w:basedOn w:val="Normal"/>
-    <w:link w:val="interviewglossarywordintemplateChar"/>
-    <w:qFormat/>
-    <w:rsid w:val="00EC6368"/>
-    <w:pPr>
-      <w:spacing w:after="60" w:line="360" w:lineRule="auto"/>
-    </w:pPr>
-    <w:rPr>
-      <w:rFonts w:asciiTheme="minorHAnsi" w:hAnsiTheme="minorHAnsi" w:cstheme="minorBidi"/>
-    </w:rPr>
-  </w:style>
-  <w:style w:type="paragraph" w:customStyle="1" w:styleId="interviewbutton">
-    <w:name w:val="interview button"/>
-    <w:basedOn w:val="Normal"/>
-    <w:next w:val="Normal"/>
-    <w:link w:val="interviewbuttonChar"/>
-    <w:qFormat/>
-    <w:rsid w:val="00EC6368"/>
-    <w:pPr>
-      <w:shd w:val="clear" w:color="auto" w:fill="0070C0"/>
-      <w:spacing w:after="60" w:line="360" w:lineRule="auto"/>
-    </w:pPr>
-    <w:rPr>
-      <w:rFonts w:asciiTheme="minorHAnsi" w:hAnsiTheme="minorHAnsi" w:cstheme="minorBidi"/>
-      <w:color w:val="FFFFFF" w:themeColor="background1"/>
-      <w:szCs w:val="40"/>
-    </w:rPr>
-  </w:style>
-  <w:style w:type="paragraph" w:styleId="Title">
-    <w:name w:val="Title"/>
-    <w:basedOn w:val="BodyText"/>
-    <w:next w:val="Normal"/>
-    <w:link w:val="TitleChar"/>
-    <w:uiPriority w:val="10"/>
-    <w:qFormat/>
-    <w:rsid w:val="00EC6368"/>
-    <w:pPr>
-      <w:spacing w:before="0" w:beforeAutospacing="0" w:after="100"/>
-    </w:pPr>
-    <w:rPr>
-      <w:color w:val="0A2A78"/>
-      <w:sz w:val="48"/>
-    </w:rPr>
-  </w:style>
-  <w:style w:type="paragraph" w:styleId="BalloonText">
-    <w:name w:val="Balloon Text"/>
-    <w:basedOn w:val="Normal"/>
-    <w:link w:val="BalloonTextChar"/>
-    <w:uiPriority w:val="99"/>
-    <w:semiHidden/>
-    <w:unhideWhenUsed/>
-    <w:rsid w:val="00EC6368"/>
-    <w:rPr>
-      <w:rFonts w:ascii="Segoe UI" w:hAnsi="Segoe UI" w:cs="Segoe UI"/>
-      <w:sz w:val="18"/>
-      <w:szCs w:val="18"/>
-    </w:rPr>
-  </w:style>
-  <w:style w:type="paragraph" w:styleId="CommentText">
-    <w:name w:val="annotation text"/>
-    <w:basedOn w:val="Normal"/>
-    <w:link w:val="CommentTextChar"/>
-    <w:uiPriority w:val="99"/>
-    <w:unhideWhenUsed/>
-    <w:rsid w:val="00EC6368"/>
-    <w:rPr>
-      <w:sz w:val="20"/>
-      <w:szCs w:val="20"/>
-    </w:rPr>
-  </w:style>
-  <w:style w:type="paragraph" w:styleId="CommentSubject">
-    <w:name w:val="annotation subject"/>
-    <w:basedOn w:val="CommentText"/>
-    <w:next w:val="CommentText"/>
-    <w:link w:val="CommentSubjectChar"/>
-    <w:uiPriority w:val="99"/>
-    <w:semiHidden/>
-    <w:unhideWhenUsed/>
-    <w:rsid w:val="00EC6368"/>
-    <w:rPr>
-      <w:b/>
-      <w:bCs/>
-    </w:rPr>
-  </w:style>
-  <w:style w:type="paragraph" w:customStyle="1" w:styleId="HeaderandFooter">
-    <w:name w:val="Header and Footer"/>
-    <w:basedOn w:val="Normal"/>
-    <w:qFormat/>
-  </w:style>
-  <w:style w:type="paragraph" w:styleId="Footer">
-    <w:name w:val="footer"/>
-    <w:basedOn w:val="Normal"/>
-    <w:link w:val="FooterChar"/>
-    <w:uiPriority w:val="99"/>
-    <w:unhideWhenUsed/>
-    <w:rsid w:val="00EC6368"/>
-    <w:pPr>
-      <w:tabs>
-        <w:tab w:val="center" w:pos="4680"/>
-        <w:tab w:val="right" w:pos="9360"/>
-      </w:tabs>
-    </w:pPr>
-  </w:style>
-  <w:style w:type="paragraph" w:styleId="Header">
-    <w:name w:val="header"/>
-    <w:basedOn w:val="Normal"/>
-    <w:link w:val="HeaderChar"/>
-    <w:uiPriority w:val="99"/>
-    <w:unhideWhenUsed/>
-    <w:rsid w:val="00EC6368"/>
-    <w:pPr>
-      <w:tabs>
-        <w:tab w:val="center" w:pos="4680"/>
-        <w:tab w:val="right" w:pos="9360"/>
-      </w:tabs>
-    </w:pPr>
-  </w:style>
-  <w:style w:type="paragraph" w:customStyle="1" w:styleId="TableParagraph">
-    <w:name w:val="Table Paragraph"/>
-    <w:basedOn w:val="Normal"/>
-    <w:uiPriority w:val="1"/>
-    <w:qFormat/>
-    <w:rsid w:val="00EC6368"/>
-  </w:style>
-  <w:style w:type="paragraph" w:customStyle="1" w:styleId="H3numberedfordirections">
-    <w:name w:val="H3 numbered for directions"/>
-    <w:basedOn w:val="Heading3"/>
-    <w:next w:val="BodyText"/>
-    <w:qFormat/>
-    <w:rsid w:val="00EC6368"/>
-    <w:pPr>
-      <w:numPr>
-        <w:numId w:val="16"/>
-      </w:numPr>
-      <w:outlineLvl w:val="9"/>
-    </w:pPr>
-  </w:style>
-  <w:style w:type="paragraph" w:customStyle="1" w:styleId="Listnumbered">
-    <w:name w:val="List numbered"/>
-    <w:basedOn w:val="BodyText"/>
-    <w:qFormat/>
-    <w:rsid w:val="00EC6368"/>
-    <w:pPr>
-      <w:widowControl w:val="0"/>
-      <w:autoSpaceDE w:val="0"/>
-      <w:autoSpaceDN w:val="0"/>
-      <w:spacing w:beforeAutospacing="0" w:afterAutospacing="0"/>
-    </w:pPr>
-    <w:rPr>
-      <w:rFonts w:eastAsiaTheme="minorHAnsi"/>
-    </w:rPr>
-  </w:style>
-  <w:style w:type="paragraph" w:customStyle="1" w:styleId="Listnumberedunderbullet">
-    <w:name w:val="List numbered under bullet"/>
-    <w:basedOn w:val="BodyText"/>
-    <w:qFormat/>
-    <w:rsid w:val="00EC6368"/>
-    <w:pPr>
-      <w:widowControl w:val="0"/>
-      <w:numPr>
-        <w:ilvl w:val="4"/>
-        <w:numId w:val="19"/>
-      </w:numPr>
-      <w:autoSpaceDE w:val="0"/>
-      <w:autoSpaceDN w:val="0"/>
-      <w:spacing w:beforeAutospacing="0" w:afterAutospacing="0"/>
-    </w:pPr>
-    <w:rPr>
-      <w:rFonts w:eastAsiaTheme="minorHAnsi"/>
-    </w:rPr>
-  </w:style>
-  <w:style w:type="paragraph" w:customStyle="1" w:styleId="StyleHeading1Hanging008">
-    <w:name w:val="Style Heading 1 + Hanging:  0.08&quot;"/>
-    <w:basedOn w:val="Heading1"/>
-    <w:rsid w:val="00EC6368"/>
-    <w:pPr>
-      <w:spacing w:before="120"/>
-      <w:ind w:hanging="115"/>
-    </w:pPr>
-    <w:rPr>
-      <w:rFonts w:eastAsia="Times New Roman" w:cs="Times New Roman"/>
-      <w:szCs w:val="20"/>
-    </w:rPr>
-  </w:style>
-  <w:style w:type="paragraph" w:styleId="NormalWeb">
-    <w:name w:val="Normal (Web)"/>
-    <w:basedOn w:val="Normal"/>
-    <w:uiPriority w:val="99"/>
-    <w:unhideWhenUsed/>
-    <w:rsid w:val="00EC6368"/>
-    <w:pPr>
-      <w:spacing w:before="100" w:after="100"/>
-    </w:pPr>
-    <w:rPr>
-      <w:rFonts w:ascii="Times New Roman" w:eastAsia="Times New Roman" w:hAnsi="Times New Roman" w:cs="Times New Roman"/>
-      <w:sz w:val="24"/>
-      <w:szCs w:val="24"/>
-    </w:rPr>
-  </w:style>
-  <w:style w:type="paragraph" w:customStyle="1" w:styleId="ListParagraphNumbered">
-    <w:name w:val="List Paragraph Numbered"/>
-    <w:basedOn w:val="ListParagraph"/>
-    <w:qFormat/>
-    <w:rsid w:val="00EC6368"/>
-    <w:pPr>
-      <w:numPr>
-        <w:numId w:val="20"/>
-      </w:numPr>
-    </w:pPr>
-    <w:rPr>
-      <w:b/>
-    </w:rPr>
-  </w:style>
-  <w:style w:type="paragraph" w:customStyle="1" w:styleId="one-indent">
-    <w:name w:val="one-indent"/>
-    <w:basedOn w:val="Normal"/>
-    <w:rsid w:val="00EC6368"/>
-    <w:pPr>
-      <w:spacing w:before="100" w:after="100"/>
-    </w:pPr>
-    <w:rPr>
-      <w:rFonts w:ascii="Times New Roman" w:eastAsia="Times New Roman" w:hAnsi="Times New Roman" w:cs="Times New Roman"/>
-      <w:sz w:val="24"/>
-      <w:szCs w:val="24"/>
-    </w:rPr>
-  </w:style>
-  <w:style w:type="paragraph" w:styleId="Revision">
-    <w:name w:val="Revision"/>
-    <w:uiPriority w:val="99"/>
-    <w:semiHidden/>
-    <w:qFormat/>
-    <w:rsid w:val="005C1760"/>
-    <w:rPr>
-      <w:rFonts w:ascii="Arial" w:hAnsi="Arial" w:cs="Arial"/>
-    </w:rPr>
-  </w:style>
-  <w:style w:type="numbering" w:customStyle="1" w:styleId="Style1">
-    <w:name w:val="Style1"/>
-    <w:uiPriority w:val="99"/>
-    <w:rsid w:val="00EC6368"/>
-    <w:pPr>
-      <w:numPr>
-        <w:numId w:val="14"/>
-      </w:numPr>
-    </w:pPr>
-  </w:style>
-  <w:style w:type="table" w:styleId="TableGrid">
-    <w:name w:val="Table Grid"/>
-    <w:basedOn w:val="TableNormal"/>
-    <w:uiPriority w:val="39"/>
-    <w:rsid w:val="00EC6368"/>
-    <w:pPr>
-      <w:widowControl w:val="0"/>
-      <w:suppressAutoHyphens w:val="0"/>
-      <w:autoSpaceDE w:val="0"/>
-      <w:autoSpaceDN w:val="0"/>
-    </w:pPr>
-    <w:rPr>
-      <w:rFonts w:eastAsiaTheme="minorHAnsi"/>
-    </w:rPr>
-    <w:tblPr>
-      <w:tblBorders>
-        <w:top w:val="single" w:sz="4" w:space="0" w:color="auto"/>
-        <w:left w:val="single" w:sz="4" w:space="0" w:color="auto"/>
-        <w:bottom w:val="single" w:sz="4" w:space="0" w:color="auto"/>
-        <w:right w:val="single" w:sz="4" w:space="0" w:color="auto"/>
-        <w:insideH w:val="single" w:sz="4" w:space="0" w:color="auto"/>
-        <w:insideV w:val="single" w:sz="4" w:space="0" w:color="auto"/>
-      </w:tblBorders>
-    </w:tblPr>
-  </w:style>
-  <w:style w:type="table" w:customStyle="1" w:styleId="TableGrid1">
-    <w:name w:val="Table Grid1"/>
-    <w:basedOn w:val="TableNormal"/>
-    <w:next w:val="TableGrid"/>
-    <w:uiPriority w:val="39"/>
-    <w:rsid w:val="00EC6368"/>
-    <w:pPr>
-      <w:widowControl w:val="0"/>
-      <w:suppressAutoHyphens w:val="0"/>
-      <w:autoSpaceDE w:val="0"/>
-      <w:autoSpaceDN w:val="0"/>
-    </w:pPr>
-    <w:rPr>
-      <w:rFonts w:eastAsiaTheme="minorHAnsi"/>
-    </w:rPr>
-    <w:tblPr>
-      <w:tblBorders>
-        <w:top w:val="single" w:sz="4" w:space="0" w:color="auto"/>
-        <w:left w:val="single" w:sz="4" w:space="0" w:color="auto"/>
-        <w:bottom w:val="single" w:sz="4" w:space="0" w:color="auto"/>
-        <w:right w:val="single" w:sz="4" w:space="0" w:color="auto"/>
-        <w:insideH w:val="single" w:sz="4" w:space="0" w:color="auto"/>
-        <w:insideV w:val="single" w:sz="4" w:space="0" w:color="auto"/>
-      </w:tblBorders>
-    </w:tblPr>
-  </w:style>
-  <w:style w:type="paragraph" w:customStyle="1" w:styleId="Example">
-    <w:name w:val="Example"/>
-    <w:basedOn w:val="Normal"/>
-    <w:next w:val="Normal"/>
-    <w:qFormat/>
-    <w:rsid w:val="00EC6368"/>
-    <w:pPr>
-      <w:widowControl w:val="0"/>
-      <w:autoSpaceDE w:val="0"/>
-      <w:autoSpaceDN w:val="0"/>
-      <w:spacing w:before="54" w:after="120" w:line="276" w:lineRule="auto"/>
-      <w:ind w:left="397"/>
-    </w:pPr>
-    <w:rPr>
-      <w:rFonts w:ascii="Helvetica" w:eastAsiaTheme="minorHAnsi" w:hAnsi="Helvetica" w:cs="Helvetica"/>
-      <w:color w:val="202529"/>
-      <w:spacing w:val="-2"/>
-      <w:sz w:val="24"/>
-      <w:szCs w:val="24"/>
-    </w:rPr>
-  </w:style>
-  <w:style w:type="paragraph" w:styleId="HTMLPreformatted">
-    <w:name w:val="HTML Preformatted"/>
-    <w:basedOn w:val="Normal"/>
-    <w:link w:val="HTMLPreformattedChar"/>
-    <w:uiPriority w:val="99"/>
-    <w:semiHidden/>
-    <w:unhideWhenUsed/>
-    <w:rsid w:val="00EC6368"/>
-    <w:pPr>
-      <w:tabs>
-        <w:tab w:val="left" w:pos="916"/>
-        <w:tab w:val="left" w:pos="1832"/>
-        <w:tab w:val="left" w:pos="2748"/>
-        <w:tab w:val="left" w:pos="3664"/>
-        <w:tab w:val="left" w:pos="4580"/>
-        <w:tab w:val="left" w:pos="5496"/>
-        <w:tab w:val="left" w:pos="6412"/>
-        <w:tab w:val="left" w:pos="7328"/>
-        <w:tab w:val="left" w:pos="8244"/>
-        <w:tab w:val="left" w:pos="9160"/>
-        <w:tab w:val="left" w:pos="10076"/>
-        <w:tab w:val="left" w:pos="10992"/>
-        <w:tab w:val="left" w:pos="11908"/>
-        <w:tab w:val="left" w:pos="12824"/>
-        <w:tab w:val="left" w:pos="13740"/>
-        <w:tab w:val="left" w:pos="14656"/>
-      </w:tabs>
-      <w:spacing w:before="0" w:beforeAutospacing="0" w:after="0" w:afterAutospacing="0"/>
-    </w:pPr>
-    <w:rPr>
-      <w:rFonts w:ascii="Courier New" w:eastAsia="Times New Roman" w:hAnsi="Courier New" w:cs="Courier New"/>
-      <w:sz w:val="20"/>
-      <w:szCs w:val="20"/>
-    </w:rPr>
-  </w:style>
-  <w:style w:type="character" w:customStyle="1" w:styleId="HTMLPreformattedChar">
-    <w:name w:val="HTML Preformatted Char"/>
-    <w:basedOn w:val="DefaultParagraphFont"/>
-    <w:link w:val="HTMLPreformatted"/>
-    <w:uiPriority w:val="99"/>
-    <w:semiHidden/>
-    <w:rsid w:val="00EC6368"/>
-    <w:rPr>
-      <w:rFonts w:ascii="Courier New" w:eastAsia="Times New Roman" w:hAnsi="Courier New" w:cs="Courier New"/>
-      <w:sz w:val="20"/>
-      <w:szCs w:val="20"/>
-    </w:rPr>
-  </w:style>
-  <w:style w:type="paragraph" w:customStyle="1" w:styleId="interviewbuttons">
-    <w:name w:val="interview buttons"/>
-    <w:basedOn w:val="Normal"/>
-    <w:qFormat/>
-    <w:rsid w:val="00EC6368"/>
-    <w:pPr>
-      <w:pBdr>
-        <w:top w:val="single" w:sz="12" w:space="1" w:color="0070C0"/>
-        <w:left w:val="single" w:sz="12" w:space="4" w:color="0070C0"/>
-        <w:bottom w:val="single" w:sz="12" w:space="1" w:color="0070C0"/>
-        <w:right w:val="single" w:sz="12" w:space="4" w:color="0070C0"/>
-        <w:between w:val="single" w:sz="12" w:space="1" w:color="0070C0"/>
-        <w:bar w:val="single" w:sz="12" w:color="0070C0"/>
-      </w:pBdr>
-      <w:shd w:val="clear" w:color="auto" w:fill="FFFFFF"/>
-      <w:spacing w:after="0"/>
-      <w:ind w:left="-58" w:right="-216"/>
-    </w:pPr>
-    <w:rPr>
-      <w:sz w:val="21"/>
-      <w:szCs w:val="21"/>
-    </w:rPr>
-  </w:style>
-  <w:style w:type="character" w:customStyle="1" w:styleId="interviewconvention">
-    <w:name w:val="interview convention"/>
-    <w:basedOn w:val="DefaultParagraphFont"/>
-    <w:uiPriority w:val="1"/>
-    <w:qFormat/>
-    <w:rsid w:val="00EC6368"/>
-    <w:rPr>
-      <w:sz w:val="22"/>
-      <w:szCs w:val="22"/>
-      <w:shd w:val="clear" w:color="auto" w:fill="A6A6A6" w:themeFill="background1" w:themeFillShade="A6"/>
-    </w:rPr>
-  </w:style>
-  <w:style w:type="character" w:customStyle="1" w:styleId="interviewneedstobewritten">
-    <w:name w:val="interview needs to be written"/>
-    <w:basedOn w:val="DefaultParagraphFont"/>
-    <w:uiPriority w:val="1"/>
-    <w:qFormat/>
-    <w:rsid w:val="00EC6368"/>
-    <w:rPr>
-      <w:shd w:val="clear" w:color="auto" w:fill="FFFF00"/>
-    </w:rPr>
-  </w:style>
-  <w:style w:type="character" w:customStyle="1" w:styleId="interviewpdf">
-    <w:name w:val="interview pdf"/>
-    <w:basedOn w:val="DefaultParagraphFont"/>
-    <w:uiPriority w:val="1"/>
-    <w:qFormat/>
-    <w:rsid w:val="00EC6368"/>
-    <w:rPr>
-      <w:sz w:val="21"/>
-      <w:szCs w:val="21"/>
-    </w:rPr>
-  </w:style>
-  <w:style w:type="paragraph" w:customStyle="1" w:styleId="interviewradiobuttons">
-    <w:name w:val="interview radio buttons"/>
-    <w:basedOn w:val="ListParagraph"/>
-    <w:qFormat/>
-    <w:rsid w:val="00EC6368"/>
-    <w:pPr>
-      <w:widowControl/>
-      <w:numPr>
-        <w:numId w:val="18"/>
-      </w:numPr>
-      <w:pBdr>
-        <w:top w:val="single" w:sz="12" w:space="1" w:color="0070C0"/>
-        <w:left w:val="single" w:sz="12" w:space="4" w:color="0070C0"/>
-        <w:bottom w:val="single" w:sz="12" w:space="1" w:color="0070C0"/>
-        <w:right w:val="single" w:sz="12" w:space="4" w:color="0070C0"/>
-        <w:between w:val="single" w:sz="12" w:space="1" w:color="0070C0"/>
-        <w:bar w:val="single" w:sz="12" w:color="0070C0"/>
-      </w:pBdr>
-      <w:shd w:val="clear" w:color="auto" w:fill="FFFFFF"/>
-      <w:autoSpaceDE/>
-      <w:autoSpaceDN/>
-      <w:spacing w:before="-1" w:beforeAutospacing="1" w:after="480" w:afterAutospacing="1" w:line="240" w:lineRule="auto"/>
-      <w:ind w:right="-220"/>
-      <w:contextualSpacing/>
-    </w:pPr>
-    <w:rPr>
-      <w:rFonts w:ascii="Arial" w:eastAsia="Arial" w:hAnsi="Arial" w:cs="Arial"/>
-      <w:color w:val="auto"/>
-      <w:spacing w:val="0"/>
-      <w:sz w:val="21"/>
-      <w:szCs w:val="21"/>
-    </w:rPr>
-  </w:style>
-  <w:style w:type="character" w:customStyle="1" w:styleId="interviewtemplatetrigger">
-    <w:name w:val="interview template trigger"/>
-    <w:basedOn w:val="DefaultParagraphFont"/>
-    <w:uiPriority w:val="1"/>
-    <w:qFormat/>
-    <w:rsid w:val="00EC6368"/>
-  </w:style>
-  <w:style w:type="paragraph" w:customStyle="1" w:styleId="ListPlevel2">
-    <w:name w:val="List P level 2"/>
-    <w:basedOn w:val="ListParagraph"/>
-    <w:qFormat/>
-    <w:rsid w:val="00EC6368"/>
-    <w:pPr>
-      <w:numPr>
-        <w:numId w:val="0"/>
-      </w:numPr>
-      <w:tabs>
-        <w:tab w:val="num" w:pos="360"/>
-      </w:tabs>
-      <w:ind w:left="765" w:hanging="360"/>
-    </w:pPr>
-  </w:style>
-  <w:style w:type="paragraph" w:customStyle="1" w:styleId="ListPlevel3">
-    <w:name w:val="List P level 3"/>
-    <w:basedOn w:val="ListPlevel2"/>
-    <w:qFormat/>
-    <w:rsid w:val="00EC6368"/>
-    <w:pPr>
-      <w:tabs>
-        <w:tab w:val="clear" w:pos="360"/>
-      </w:tabs>
-      <w:ind w:left="0" w:firstLine="0"/>
-    </w:pPr>
-  </w:style>
-  <w:style w:type="paragraph" w:customStyle="1" w:styleId="MLRIAdvocacyguideforPDFPart">
-    <w:name w:val="MLRI Advocacy guide for PDF Part"/>
-    <w:basedOn w:val="Normal"/>
-    <w:qFormat/>
-    <w:rsid w:val="00EC6368"/>
-    <w:pPr>
-      <w:spacing w:before="480" w:after="80" w:line="320" w:lineRule="exact"/>
-      <w:ind w:left="187"/>
-    </w:pPr>
-    <w:rPr>
-      <w:rFonts w:ascii="Bookman Old Style" w:hAnsi="Bookman Old Style"/>
-      <w:color w:val="808080"/>
-      <w:szCs w:val="28"/>
-    </w:rPr>
-  </w:style>
-  <w:style w:type="character" w:customStyle="1" w:styleId="UnresolvedMention5">
-    <w:name w:val="Unresolved Mention5"/>
-    <w:basedOn w:val="DefaultParagraphFont"/>
-    <w:uiPriority w:val="99"/>
-    <w:semiHidden/>
-    <w:unhideWhenUsed/>
-    <w:rsid w:val="00EC6368"/>
-    <w:rPr>
-      <w:color w:val="605E5C"/>
-      <w:shd w:val="clear" w:color="auto" w:fill="E1DFDD"/>
-    </w:rPr>
-  </w:style>
-  <w:style w:type="character" w:customStyle="1" w:styleId="UnresolvedMention6">
-    <w:name w:val="Unresolved Mention6"/>
-    <w:basedOn w:val="DefaultParagraphFont"/>
-    <w:uiPriority w:val="99"/>
-    <w:semiHidden/>
-    <w:unhideWhenUsed/>
-    <w:rsid w:val="00EC6368"/>
-    <w:rPr>
-      <w:color w:val="605E5C"/>
-      <w:shd w:val="clear" w:color="auto" w:fill="E1DFDD"/>
-    </w:rPr>
-  </w:style>
-  <w:style w:type="character" w:customStyle="1" w:styleId="UnresolvedMention7">
-    <w:name w:val="Unresolved Mention7"/>
-    <w:basedOn w:val="DefaultParagraphFont"/>
-    <w:uiPriority w:val="99"/>
-    <w:semiHidden/>
-    <w:unhideWhenUsed/>
-    <w:rsid w:val="00EC6368"/>
-    <w:rPr>
-      <w:color w:val="605E5C"/>
-      <w:shd w:val="clear" w:color="auto" w:fill="E1DFDD"/>
-    </w:rPr>
-  </w:style>
-  <w:style w:type="character" w:customStyle="1" w:styleId="Heading5Char">
-    <w:name w:val="Heading 5 Char"/>
-    <w:basedOn w:val="DefaultParagraphFont"/>
-    <w:link w:val="Heading5"/>
-    <w:uiPriority w:val="9"/>
-    <w:semiHidden/>
-    <w:rsid w:val="00750956"/>
-    <w:rPr>
-      <w:rFonts w:ascii="Arial" w:hAnsi="Arial" w:cs="Arial"/>
-      <w:color w:val="666666"/>
-      <w:sz w:val="24"/>
-      <w:lang w:val="en"/>
-    </w:rPr>
-  </w:style>
-  <w:style w:type="character" w:customStyle="1" w:styleId="Heading6Char">
-    <w:name w:val="Heading 6 Char"/>
-    <w:basedOn w:val="DefaultParagraphFont"/>
-    <w:link w:val="Heading6"/>
-    <w:uiPriority w:val="9"/>
-    <w:semiHidden/>
-    <w:rsid w:val="00750956"/>
-    <w:rPr>
-      <w:rFonts w:ascii="Arial" w:hAnsi="Arial" w:cs="Arial"/>
-      <w:i/>
-      <w:color w:val="666666"/>
-      <w:sz w:val="24"/>
-      <w:lang w:val="en"/>
-    </w:rPr>
-  </w:style>
-  <w:style w:type="character" w:customStyle="1" w:styleId="Helptextinquestionmark">
-    <w:name w:val="Help text in question mark"/>
-    <w:basedOn w:val="DefaultParagraphFont"/>
-    <w:uiPriority w:val="1"/>
-    <w:qFormat/>
-    <w:rsid w:val="00750956"/>
-    <w:rPr>
-      <w:rFonts w:ascii="Tahoma" w:hAnsi="Tahoma" w:cs="Tahoma"/>
-      <w:color w:val="FFFFFF" w:themeColor="background1"/>
-      <w:szCs w:val="24"/>
-      <w:shd w:val="clear" w:color="auto" w:fill="33CCFF"/>
-    </w:rPr>
-  </w:style>
-  <w:style w:type="character" w:customStyle="1" w:styleId="Interviewbutton0">
-    <w:name w:val="Interview button"/>
-    <w:basedOn w:val="DefaultParagraphFont"/>
-    <w:uiPriority w:val="1"/>
-    <w:qFormat/>
-    <w:rsid w:val="00750956"/>
-    <w:rPr>
-      <w:color w:val="FFFFFF" w:themeColor="background1"/>
-      <w:bdr w:val="none" w:sz="0" w:space="0" w:color="auto"/>
-      <w:shd w:val="clear" w:color="auto" w:fill="0B5ED8"/>
-    </w:rPr>
-  </w:style>
-  <w:style w:type="paragraph" w:customStyle="1" w:styleId="interviewcheckboxes">
-    <w:name w:val="interview checkboxes"/>
-    <w:basedOn w:val="ListParagraph"/>
-    <w:qFormat/>
-    <w:rsid w:val="00750956"/>
-    <w:pPr>
-      <w:numPr>
-        <w:numId w:val="15"/>
-      </w:numPr>
-      <w:pBdr>
-        <w:top w:val="single" w:sz="12" w:space="1" w:color="0070C0"/>
-        <w:left w:val="single" w:sz="12" w:space="4" w:color="0070C0"/>
-        <w:bottom w:val="single" w:sz="12" w:space="1" w:color="0070C0"/>
-        <w:right w:val="single" w:sz="12" w:space="4" w:color="0070C0"/>
-        <w:between w:val="single" w:sz="12" w:space="1" w:color="0070C0"/>
-        <w:bar w:val="single" w:sz="12" w:color="0070C0"/>
-      </w:pBdr>
-    </w:pPr>
-  </w:style>
-  <w:style w:type="character" w:customStyle="1" w:styleId="interviewcondition2">
-    <w:name w:val="interview condition 2"/>
-    <w:basedOn w:val="Hyperlink"/>
-    <w:uiPriority w:val="1"/>
-    <w:qFormat/>
-    <w:rsid w:val="00750956"/>
-    <w:rPr>
-      <w:rFonts w:ascii="Helvetica" w:hAnsi="Helvetica" w:cs="Helvetica"/>
-      <w:color w:val="009999"/>
-      <w:spacing w:val="-2"/>
-      <w:sz w:val="24"/>
-      <w:szCs w:val="24"/>
-      <w:u w:val="none"/>
-    </w:rPr>
-  </w:style>
-  <w:style w:type="character" w:customStyle="1" w:styleId="interviewhelpquestionmark">
-    <w:name w:val="interview help question mark"/>
-    <w:basedOn w:val="DefaultParagraphFont"/>
-    <w:uiPriority w:val="1"/>
-    <w:qFormat/>
-    <w:rsid w:val="00750956"/>
-    <w:rPr>
-      <w:color w:val="FFFFFF" w:themeColor="background1"/>
-      <w:shd w:val="clear" w:color="auto" w:fill="9CC2E5" w:themeFill="accent5" w:themeFillTint="99"/>
-    </w:rPr>
-  </w:style>
-  <w:style w:type="paragraph" w:customStyle="1" w:styleId="interviewneedsediting">
-    <w:name w:val="interview needs editing"/>
-    <w:basedOn w:val="Normal"/>
-    <w:next w:val="Normal"/>
-    <w:qFormat/>
-    <w:rsid w:val="00750956"/>
-    <w:pPr>
-      <w:shd w:val="clear" w:color="auto" w:fill="FFFF00"/>
-      <w:spacing w:after="60" w:line="360" w:lineRule="auto"/>
-    </w:pPr>
-    <w:rPr>
-      <w:sz w:val="21"/>
-      <w:szCs w:val="21"/>
-    </w:rPr>
-  </w:style>
-  <w:style w:type="character" w:customStyle="1" w:styleId="interviewtextbox">
-    <w:name w:val="interview text box"/>
-    <w:basedOn w:val="DefaultParagraphFont"/>
-    <w:uiPriority w:val="1"/>
-    <w:qFormat/>
-    <w:rsid w:val="00750956"/>
-    <w:rPr>
-      <w:shd w:val="clear" w:color="auto" w:fill="D9D9D9" w:themeFill="background1" w:themeFillShade="D9"/>
-    </w:rPr>
-  </w:style>
-  <w:style w:type="character" w:customStyle="1" w:styleId="subject">
-    <w:name w:val="subject"/>
-    <w:basedOn w:val="DefaultParagraphFont"/>
-    <w:rsid w:val="00750956"/>
-  </w:style>
-  <w:style w:type="paragraph" w:styleId="Subtitle">
-    <w:name w:val="Subtitle"/>
-    <w:basedOn w:val="Normal"/>
-    <w:next w:val="Normal"/>
-    <w:link w:val="SubtitleChar"/>
-    <w:uiPriority w:val="11"/>
-    <w:qFormat/>
-    <w:rsid w:val="00750956"/>
-    <w:pPr>
-      <w:keepNext/>
-      <w:keepLines/>
-      <w:spacing w:after="320"/>
-    </w:pPr>
-    <w:rPr>
-      <w:color w:val="666666"/>
-      <w:sz w:val="30"/>
-      <w:szCs w:val="30"/>
-    </w:rPr>
-  </w:style>
-  <w:style w:type="character" w:customStyle="1" w:styleId="SubtitleChar">
-    <w:name w:val="Subtitle Char"/>
-    <w:basedOn w:val="DefaultParagraphFont"/>
-    <w:link w:val="Subtitle"/>
-    <w:uiPriority w:val="11"/>
-    <w:rsid w:val="00750956"/>
-    <w:rPr>
-      <w:rFonts w:ascii="Arial" w:hAnsi="Arial" w:cs="Arial"/>
-      <w:color w:val="666666"/>
-      <w:sz w:val="30"/>
-      <w:szCs w:val="30"/>
-      <w:lang w:val="en"/>
-    </w:rPr>
-  </w:style>
-  <w:style w:type="paragraph" w:styleId="TOC1">
-    <w:name w:val="toc 1"/>
-    <w:basedOn w:val="Normal"/>
-    <w:next w:val="Normal"/>
-    <w:autoRedefine/>
-    <w:uiPriority w:val="39"/>
-    <w:unhideWhenUsed/>
-    <w:rsid w:val="00750956"/>
-    <w:pPr>
-      <w:spacing w:after="100"/>
-    </w:pPr>
-  </w:style>
-  <w:style w:type="paragraph" w:styleId="TOC2">
-    <w:name w:val="toc 2"/>
-    <w:basedOn w:val="Normal"/>
-    <w:next w:val="Normal"/>
-    <w:autoRedefine/>
-    <w:uiPriority w:val="39"/>
-    <w:unhideWhenUsed/>
-    <w:rsid w:val="00750956"/>
-    <w:pPr>
-      <w:spacing w:after="100"/>
-      <w:ind w:left="240"/>
-    </w:pPr>
-  </w:style>
-  <w:style w:type="paragraph" w:styleId="TOC3">
-    <w:name w:val="toc 3"/>
-    <w:basedOn w:val="Normal"/>
-    <w:next w:val="Normal"/>
-    <w:autoRedefine/>
-    <w:uiPriority w:val="39"/>
-    <w:unhideWhenUsed/>
-    <w:rsid w:val="00750956"/>
-    <w:pPr>
-      <w:spacing w:after="100"/>
-      <w:ind w:left="480"/>
-    </w:pPr>
-  </w:style>
-  <w:style w:type="paragraph" w:styleId="TOCHeading">
-    <w:name w:val="TOC Heading"/>
-    <w:basedOn w:val="Heading1"/>
-    <w:next w:val="Normal"/>
-    <w:uiPriority w:val="39"/>
-    <w:unhideWhenUsed/>
-    <w:qFormat/>
-    <w:rsid w:val="00750956"/>
-    <w:pPr>
-      <w:spacing w:before="240" w:after="0" w:line="259" w:lineRule="auto"/>
-      <w:outlineLvl w:val="9"/>
-    </w:pPr>
-    <w:rPr>
-      <w:rFonts w:asciiTheme="majorHAnsi" w:eastAsiaTheme="majorEastAsia" w:hAnsiTheme="majorHAnsi" w:cstheme="majorBidi"/>
-      <w:color w:val="2F5496" w:themeColor="accent1" w:themeShade="BF"/>
-      <w:sz w:val="32"/>
-      <w:szCs w:val="32"/>
-    </w:rPr>
-  </w:style>
-  <w:style w:type="character" w:customStyle="1" w:styleId="UnresolvedMention8">
-    <w:name w:val="Unresolved Mention8"/>
-    <w:basedOn w:val="DefaultParagraphFont"/>
-    <w:uiPriority w:val="99"/>
-    <w:semiHidden/>
-    <w:unhideWhenUsed/>
-    <w:rsid w:val="00226581"/>
-    <w:rPr>
-      <w:color w:val="605E5C"/>
-      <w:shd w:val="clear" w:color="auto" w:fill="E1DFDD"/>
-    </w:rPr>
-  </w:style>
-  <w:style w:type="character" w:customStyle="1" w:styleId="UnresolvedMention9">
-    <w:name w:val="Unresolved Mention9"/>
-    <w:basedOn w:val="DefaultParagraphFont"/>
-    <w:uiPriority w:val="99"/>
-    <w:semiHidden/>
-    <w:unhideWhenUsed/>
-    <w:rsid w:val="000A7BA4"/>
-    <w:rPr>
-      <w:color w:val="605E5C"/>
-      <w:shd w:val="clear" w:color="auto" w:fill="E1DFDD"/>
-    </w:rPr>
-  </w:style>
-</w:styles>
-</file>
-
-<file path=word/stylesWithEffects.xml><?xml version="1.0" encoding="utf-8"?>
-<w:styles xmlns:wpc="http://schemas.microsoft.com/office/word/2010/wordprocessingCanvas" xmlns:mc="http://schemas.openxmlformats.org/markup-compatibility/2006" xmlns:o="urn:schemas-microsoft-com:office:office" xmlns:r="http://schemas.openxmlformats.org/officeDocument/2006/relationships" xmlns:m="http://schemas.openxmlformats.org/officeDocument/2006/math" xmlns:v="urn:schemas-microsoft-com:vml" xmlns:wp14="http://schemas.microsoft.com/office/word/2010/wordprocessingDrawing" xmlns:wp="http://schemas.openxmlformats.org/drawingml/2006/wordprocessingDrawing" xmlns:w10="urn:schemas-microsoft-com:office:word" xmlns:w="http://schemas.openxmlformats.org/wordprocessingml/2006/main" xmlns:w14="http://schemas.microsoft.com/office/word/2010/wordml" xmlns:wpg="http://schemas.microsoft.com/office/word/2010/wordprocessingGroup" xmlns:wpi="http://schemas.microsoft.com/office/word/2010/wordprocessingInk" xmlns:wne="http://schemas.microsoft.com/office/word/2006/wordml" xmlns:wps="http://schemas.microsoft.com/office/word/2010/wordprocessingShape" mc:Ignorable="w14 wp14">
-  <w:docDefaults>
-    <w:rPrDefault>
-      <w:rPr>
-        <w:rFonts w:asciiTheme="minorHAnsi" w:eastAsia="Arial" w:hAnsiTheme="minorHAnsi" w:cstheme="minorBidi"/>
-        <w:sz w:val="22"/>
-        <w:szCs w:val="22"/>
-        <w:lang w:val="en-US" w:eastAsia="en-US" w:bidi="ar-SA"/>
-      </w:rPr>
-    </w:rPrDefault>
-    <w:pPrDefault>
-      <w:pPr>
-        <w:suppressAutoHyphens/>
-      </w:pPr>
-    </w:pPrDefault>
-  </w:docDefaults>
-  <w:latentStyles w:defLockedState="0" w:defUIPriority="99" w:defSemiHidden="1" w:defUnhideWhenUsed="1" w:defQFormat="0" w:count="267">
-    <w:lsdException w:name="Normal" w:semiHidden="0" w:uiPriority="0" w:unhideWhenUsed="0" w:qFormat="1"/>
-    <w:lsdException w:name="heading 1" w:semiHidden="0" w:uiPriority="9" w:unhideWhenUsed="0" w:qFormat="1"/>
-    <w:lsdException w:name="heading 2" w:uiPriority="9" w:qFormat="1"/>
-    <w:lsdException w:name="heading 3" w:uiPriority="9" w:qFormat="1"/>
-    <w:lsdException w:name="heading 4" w:uiPriority="9" w:qFormat="1"/>
-    <w:lsdException w:name="heading 5" w:uiPriority="9" w:qFormat="1"/>
-    <w:lsdException w:name="heading 6" w:uiPriority="9" w:qFormat="1"/>
-    <w:lsdException w:name="heading 7" w:uiPriority="9" w:qFormat="1"/>
-    <w:lsdException w:name="heading 8" w:uiPriority="9" w:qFormat="1"/>
-    <w:lsdException w:name="heading 9" w:uiPriority="9" w:qFormat="1"/>
-    <w:lsdException w:name="toc 1" w:uiPriority="39"/>
-    <w:lsdException w:name="toc 2" w:uiPriority="39"/>
-    <w:lsdException w:name="toc 3" w:uiPriority="39"/>
-    <w:lsdException w:name="toc 4" w:uiPriority="39"/>
-    <w:lsdException w:name="toc 5" w:uiPriority="39"/>
-    <w:lsdException w:name="toc 6" w:uiPriority="39"/>
-    <w:lsdException w:name="toc 7" w:uiPriority="39"/>
-    <w:lsdException w:name="toc 8" w:uiPriority="39"/>
-    <w:lsdException w:name="toc 9" w:uiPriority="39"/>
-    <w:lsdException w:name="caption" w:uiPriority="35" w:qFormat="1"/>
-    <w:lsdException w:name="Title" w:semiHidden="0" w:uiPriority="10" w:unhideWhenUsed="0" w:qFormat="1"/>
-    <w:lsdException w:name="Default Paragraph Font" w:uiPriority="1"/>
-    <w:lsdException w:name="Body Text" w:uiPriority="1" w:qFormat="1"/>
-    <w:lsdException w:name="Subtitle" w:semiHidden="0" w:uiPriority="11" w:unhideWhenUsed="0" w:qFormat="1"/>
-    <w:lsdException w:name="Strong" w:semiHidden="0" w:uiPriority="22" w:unhideWhenUsed="0" w:qFormat="1"/>
-    <w:lsdException w:name="Emphasis" w:semiHidden="0" w:uiPriority="20" w:unhideWhenUsed="0" w:qFormat="1"/>
-    <w:lsdException w:name="Table Grid" w:semiHidden="0" w:uiPriority="39" w:unhideWhenUsed="0"/>
-    <w:lsdException w:name="Placeholder Text" w:unhideWhenUsed="0"/>
-    <w:lsdException w:name="No Spacing" w:semiHidden="0" w:uiPriority="1" w:unhideWhenUsed="0" w:qFormat="1"/>
-    <w:lsdException w:name="Light Shading" w:semiHidden="0" w:uiPriority="60" w:unhideWhenUsed="0"/>
-    <w:lsdException w:name="Light List" w:semiHidden="0" w:uiPriority="61" w:unhideWhenUsed="0"/>
-    <w:lsdException w:name="Light Grid" w:semiHidden="0" w:uiPriority="62" w:unhideWhenUsed="0"/>
-    <w:lsdException w:name="Medium Shading 1" w:semiHidden="0" w:uiPriority="63" w:unhideWhenUsed="0"/>
-    <w:lsdException w:name="Medium Shading 2" w:semiHidden="0" w:uiPriority="64" w:unhideWhenUsed="0"/>
-    <w:lsdException w:name="Medium List 1" w:semiHidden="0" w:uiPriority="65" w:unhideWhenUsed="0"/>
-    <w:lsdException w:name="Medium List 2" w:semiHidden="0" w:uiPriority="66" w:unhideWhenUsed="0"/>
-    <w:lsdException w:name="Medium Grid 1" w:semiHidden="0" w:uiPriority="67" w:unhideWhenUsed="0"/>
-    <w:lsdException w:name="Medium Grid 2" w:semiHidden="0" w:uiPriority="68" w:unhideWhenUsed="0"/>
-    <w:lsdException w:name="Medium Grid 3" w:semiHidden="0" w:uiPriority="69" w:unhideWhenUsed="0"/>
-    <w:lsdException w:name="Dark List" w:semiHidden="0" w:uiPriority="70" w:unhideWhenUsed="0"/>
-    <w:lsdException w:name="Colorful Shading" w:semiHidden="0" w:uiPriority="71" w:unhideWhenUsed="0"/>
-    <w:lsdException w:name="Colorful List" w:semiHidden="0" w:uiPriority="72" w:unhideWhenUsed="0"/>
-    <w:lsdException w:name="Colorful Grid" w:semiHidden="0" w:uiPriority="73" w:unhideWhenUsed="0"/>
-    <w:lsdException w:name="Light Shading Accent 1" w:semiHidden="0" w:uiPriority="60" w:unhideWhenUsed="0"/>
-    <w:lsdException w:name="Light List Accent 1" w:semiHidden="0" w:uiPriority="61" w:unhideWhenUsed="0"/>
-    <w:lsdException w:name="Light Grid Accent 1" w:semiHidden="0" w:uiPriority="62" w:unhideWhenUsed="0"/>
-    <w:lsdException w:name="Medium Shading 1 Accent 1" w:semiHidden="0" w:uiPriority="63" w:unhideWhenUsed="0"/>
-    <w:lsdException w:name="Medium Shading 2 Accent 1" w:semiHidden="0" w:uiPriority="64" w:unhideWhenUsed="0"/>
-    <w:lsdException w:name="Medium List 1 Accent 1" w:semiHidden="0" w:uiPriority="65" w:unhideWhenUsed="0"/>
-    <w:lsdException w:name="Revision" w:unhideWhenUsed="0"/>
-    <w:lsdException w:name="List Paragraph" w:semiHidden="0" w:uiPriority="34" w:unhideWhenUsed="0" w:qFormat="1"/>
-    <w:lsdException w:name="Quote" w:semiHidden="0" w:uiPriority="29" w:unhideWhenUsed="0" w:qFormat="1"/>
-    <w:lsdException w:name="Intense Quote" w:semiHidden="0" w:uiPriority="30" w:unhideWhenUsed="0" w:qFormat="1"/>
-    <w:lsdException w:name="Medium List 2 Accent 1" w:semiHidden="0" w:uiPriority="66" w:unhideWhenUsed="0"/>
-    <w:lsdException w:name="Medium Grid 1 Accent 1" w:semiHidden="0" w:uiPriority="67" w:unhideWhenUsed="0"/>
-    <w:lsdException w:name="Medium Grid 2 Accent 1" w:semiHidden="0" w:uiPriority="68" w:unhideWhenUsed="0"/>
-    <w:lsdException w:name="Medium Grid 3 Accent 1" w:semiHidden="0" w:uiPriority="69" w:unhideWhenUsed="0"/>
-    <w:lsdException w:name="Dark List Accent 1" w:semiHidden="0" w:uiPriority="70" w:unhideWhenUsed="0"/>
-    <w:lsdException w:name="Colorful Shading Accent 1" w:semiHidden="0" w:uiPriority="71" w:unhideWhenUsed="0"/>
-    <w:lsdException w:name="Colorful List Accent 1" w:semiHidden="0" w:uiPriority="72" w:unhideWhenUsed="0"/>
-    <w:lsdException w:name="Colorful Grid Accent 1" w:semiHidden="0" w:uiPriority="73" w:unhideWhenUsed="0"/>
-    <w:lsdException w:name="Light Shading Accent 2" w:semiHidden="0" w:uiPriority="60" w:unhideWhenUsed="0"/>
-    <w:lsdException w:name="Light List Accent 2" w:semiHidden="0" w:uiPriority="61" w:unhideWhenUsed="0"/>
-    <w:lsdException w:name="Light Grid Accent 2" w:semiHidden="0" w:uiPriority="62" w:unhideWhenUsed="0"/>
-    <w:lsdException w:name="Medium Shading 1 Accent 2" w:semiHidden="0" w:uiPriority="63" w:unhideWhenUsed="0"/>
-    <w:lsdException w:name="Medium Shading 2 Accent 2" w:semiHidden="0" w:uiPriority="64" w:unhideWhenUsed="0"/>
-    <w:lsdException w:name="Medium List 1 Accent 2" w:semiHidden="0" w:uiPriority="65" w:unhideWhenUsed="0"/>
-    <w:lsdException w:name="Medium List 2 Accent 2" w:semiHidden="0" w:uiPriority="66" w:unhideWhenUsed="0"/>
-    <w:lsdException w:name="Medium Grid 1 Accent 2" w:semiHidden="0" w:uiPriority="67" w:unhideWhenUsed="0"/>
-    <w:lsdException w:name="Medium Grid 2 Accent 2" w:semiHidden="0" w:uiPriority="68" w:unhideWhenUsed="0"/>
-    <w:lsdException w:name="Medium Grid 3 Accent 2" w:semiHidden="0" w:uiPriority="69" w:unhideWhenUsed="0"/>
-    <w:lsdException w:name="Dark List Accent 2" w:semiHidden="0" w:uiPriority="70" w:unhideWhenUsed="0"/>
-    <w:lsdException w:name="Colorful Shading Accent 2" w:semiHidden="0" w:uiPriority="71" w:unhideWhenUsed="0"/>
-    <w:lsdException w:name="Colorful List Accent 2" w:semiHidden="0" w:uiPriority="72" w:unhideWhenUsed="0"/>
-    <w:lsdException w:name="Colorful Grid Accent 2" w:semiHidden="0" w:uiPriority="73" w:unhideWhenUsed="0"/>
-    <w:lsdException w:name="Light Shading Accent 3" w:semiHidden="0" w:uiPriority="60" w:unhideWhenUsed="0"/>
-    <w:lsdException w:name="Light List Accent 3" w:semiHidden="0" w:uiPriority="61" w:unhideWhenUsed="0"/>
-    <w:lsdException w:name="Light Grid Accent 3" w:semiHidden="0" w:uiPriority="62" w:unhideWhenUsed="0"/>
-    <w:lsdException w:name="Medium Shading 1 Accent 3" w:semiHidden="0" w:uiPriority="63" w:unhideWhenUsed="0"/>
-    <w:lsdException w:name="Medium Shading 2 Accent 3" w:semiHidden="0" w:uiPriority="64" w:unhideWhenUsed="0"/>
-    <w:lsdException w:name="Medium List 1 Accent 3" w:semiHidden="0" w:uiPriority="65" w:unhideWhenUsed="0"/>
-    <w:lsdException w:name="Medium List 2 Accent 3" w:semiHidden="0" w:uiPriority="66" w:unhideWhenUsed="0"/>
-    <w:lsdException w:name="Medium Grid 1 Accent 3" w:semiHidden="0" w:uiPriority="67" w:unhideWhenUsed="0"/>
-    <w:lsdException w:name="Medium Grid 2 Accent 3" w:semiHidden="0" w:uiPriority="68" w:unhideWhenUsed="0"/>
-    <w:lsdException w:name="Medium Grid 3 Accent 3" w:semiHidden="0" w:uiPriority="69" w:unhideWhenUsed="0"/>
-    <w:lsdException w:name="Dark List Accent 3" w:semiHidden="0" w:uiPriority="70" w:unhideWhenUsed="0"/>
-    <w:lsdException w:name="Colorful Shading Accent 3" w:semiHidden="0" w:uiPriority="71" w:unhideWhenUsed="0"/>
-    <w:lsdException w:name="Colorful List Accent 3" w:semiHidden="0" w:uiPriority="72" w:unhideWhenUsed="0"/>
-    <w:lsdException w:name="Colorful Grid Accent 3" w:semiHidden="0" w:uiPriority="73" w:unhideWhenUsed="0"/>
-    <w:lsdException w:name="Light Shading Accent 4" w:semiHidden="0" w:uiPriority="60" w:unhideWhenUsed="0"/>
-    <w:lsdException w:name="Light List Accent 4" w:semiHidden="0" w:uiPriority="61" w:unhideWhenUsed="0"/>
-    <w:lsdException w:name="Light Grid Accent 4" w:semiHidden="0" w:uiPriority="62" w:unhideWhenUsed="0"/>
-    <w:lsdException w:name="Medium Shading 1 Accent 4" w:semiHidden="0" w:uiPriority="63" w:unhideWhenUsed="0"/>
-    <w:lsdException w:name="Medium Shading 2 Accent 4" w:semiHidden="0" w:uiPriority="64" w:unhideWhenUsed="0"/>
-    <w:lsdException w:name="Medium List 1 Accent 4" w:semiHidden="0" w:uiPriority="65" w:unhideWhenUsed="0"/>
-    <w:lsdException w:name="Medium List 2 Accent 4" w:semiHidden="0" w:uiPriority="66" w:unhideWhenUsed="0"/>
-    <w:lsdException w:name="Medium Grid 1 Accent 4" w:semiHidden="0" w:uiPriority="67" w:unhideWhenUsed="0"/>
-    <w:lsdException w:name="Medium Grid 2 Accent 4" w:semiHidden="0" w:uiPriority="68" w:unhideWhenUsed="0"/>
-    <w:lsdException w:name="Medium Grid 3 Accent 4" w:semiHidden="0" w:uiPriority="69" w:unhideWhenUsed="0"/>
-    <w:lsdException w:name="Dark List Accent 4" w:semiHidden="0" w:uiPriority="70" w:unhideWhenUsed="0"/>
-    <w:lsdException w:name="Colorful Shading Accent 4" w:semiHidden="0" w:uiPriority="71" w:unhideWhenUsed="0"/>
-    <w:lsdException w:name="Colorful List Accent 4" w:semiHidden="0" w:uiPriority="72" w:unhideWhenUsed="0"/>
-    <w:lsdException w:name="Colorful Grid Accent 4" w:semiHidden="0" w:uiPriority="73" w:unhideWhenUsed="0"/>
-    <w:lsdException w:name="Light Shading Accent 5" w:semiHidden="0" w:uiPriority="60" w:unhideWhenUsed="0"/>
-    <w:lsdException w:name="Light List Accent 5" w:semiHidden="0" w:uiPriority="61" w:unhideWhenUsed="0"/>
-    <w:lsdException w:name="Light Grid Accent 5" w:semiHidden="0" w:uiPriority="62" w:unhideWhenUsed="0"/>
-    <w:lsdException w:name="Medium Shading 1 Accent 5" w:semiHidden="0" w:uiPriority="63" w:unhideWhenUsed="0"/>
-    <w:lsdException w:name="Medium Shading 2 Accent 5" w:semiHidden="0" w:uiPriority="64" w:unhideWhenUsed="0"/>
-    <w:lsdException w:name="Medium List 1 Accent 5" w:semiHidden="0" w:uiPriority="65" w:unhideWhenUsed="0"/>
-    <w:lsdException w:name="Medium List 2 Accent 5" w:semiHidden="0" w:uiPriority="66" w:unhideWhenUsed="0"/>
-    <w:lsdException w:name="Medium Grid 1 Accent 5" w:semiHidden="0" w:uiPriority="67" w:unhideWhenUsed="0"/>
-    <w:lsdException w:name="Medium Grid 2 Accent 5" w:semiHidden="0" w:uiPriority="68" w:unhideWhenUsed="0"/>
-    <w:lsdException w:name="Medium Grid 3 Accent 5" w:semiHidden="0" w:uiPriority="69" w:unhideWhenUsed="0"/>
-    <w:lsdException w:name="Dark List Accent 5" w:semiHidden="0" w:uiPriority="70" w:unhideWhenUsed="0"/>
-    <w:lsdException w:name="Colorful Shading Accent 5" w:semiHidden="0" w:uiPriority="71" w:unhideWhenUsed="0"/>
-    <w:lsdException w:name="Colorful List Accent 5" w:semiHidden="0" w:uiPriority="72" w:unhideWhenUsed="0"/>
-    <w:lsdException w:name="Colorful Grid Accent 5" w:semiHidden="0" w:uiPriority="73" w:unhideWhenUsed="0"/>
-    <w:lsdException w:name="Light Shading Accent 6" w:semiHidden="0" w:uiPriority="60" w:unhideWhenUsed="0"/>
-    <w:lsdException w:name="Light List Accent 6" w:semiHidden="0" w:uiPriority="61" w:unhideWhenUsed="0"/>
-    <w:lsdException w:name="Light Grid Accent 6" w:semiHidden="0" w:uiPriority="62" w:unhideWhenUsed="0"/>
-    <w:lsdException w:name="Medium Shading 1 Accent 6" w:semiHidden="0" w:uiPriority="63" w:unhideWhenUsed="0"/>
-    <w:lsdException w:name="Medium Shading 2 Accent 6" w:semiHidden="0" w:uiPriority="64" w:unhideWhenUsed="0"/>
-    <w:lsdException w:name="Medium List 1 Accent 6" w:semiHidden="0" w:uiPriority="65" w:unhideWhenUsed="0"/>
-    <w:lsdException w:name="Medium List 2 Accent 6" w:semiHidden="0" w:uiPriority="66" w:unhideWhenUsed="0"/>
-    <w:lsdException w:name="Medium Grid 1 Accent 6" w:semiHidden="0" w:uiPriority="67" w:unhideWhenUsed="0"/>
-    <w:lsdException w:name="Medium Grid 2 Accent 6" w:semiHidden="0" w:uiPriority="68" w:unhideWhenUsed="0"/>
-    <w:lsdException w:name="Medium Grid 3 Accent 6" w:semiHidden="0" w:uiPriority="69" w:unhideWhenUsed="0"/>
-    <w:lsdException w:name="Dark List Accent 6" w:semiHidden="0" w:uiPriority="70" w:unhideWhenUsed="0"/>
-    <w:lsdException w:name="Colorful Shading Accent 6" w:semiHidden="0" w:uiPriority="71" w:unhideWhenUsed="0"/>
-    <w:lsdException w:name="Colorful List Accent 6" w:semiHidden="0" w:uiPriority="72" w:unhideWhenUsed="0"/>
-    <w:lsdException w:name="Colorful Grid Accent 6" w:semiHidden="0" w:uiPriority="73" w:unhideWhenUsed="0"/>
-    <w:lsdException w:name="Subtle Emphasis" w:semiHidden="0" w:uiPriority="19" w:unhideWhenUsed="0" w:qFormat="1"/>
-    <w:lsdException w:name="Intense Emphasis" w:semiHidden="0" w:uiPriority="21" w:unhideWhenUsed="0" w:qFormat="1"/>
-    <w:lsdException w:name="Subtle Reference" w:semiHidden="0" w:uiPriority="31" w:unhideWhenUsed="0" w:qFormat="1"/>
-    <w:lsdException w:name="Intense Reference" w:semiHidden="0" w:uiPriority="32" w:unhideWhenUsed="0" w:qFormat="1"/>
-    <w:lsdException w:name="Book Title" w:semiHidden="0" w:uiPriority="33" w:unhideWhenUsed="0" w:qFormat="1"/>
-    <w:lsdException w:name="Bibliography" w:uiPriority="37"/>
-    <w:lsdException w:name="TOC Heading" w:uiPriority="39" w:qFormat="1"/>
+  <w:latentStyles w:defLockedState="0" w:defUIPriority="99" w:defSemiHidden="0" w:defUnhideWhenUsed="0" w:defQFormat="0" w:count="376">
+    <w:lsdException w:name="Normal" w:uiPriority="0" w:qFormat="1"/>
+    <w:lsdException w:name="heading 1" w:uiPriority="9" w:qFormat="1"/>
+    <w:lsdException w:name="heading 2" w:semiHidden="1" w:uiPriority="9" w:unhideWhenUsed="1" w:qFormat="1"/>
+    <w:lsdException w:name="heading 3" w:semiHidden="1" w:uiPriority="9" w:unhideWhenUsed="1" w:qFormat="1"/>
+    <w:lsdException w:name="heading 4" w:semiHidden="1" w:uiPriority="9" w:unhideWhenUsed="1" w:qFormat="1"/>
+    <w:lsdException w:name="heading 5" w:semiHidden="1" w:uiPriority="9" w:unhideWhenUsed="1" w:qFormat="1"/>
+    <w:lsdException w:name="heading 6" w:semiHidden="1" w:uiPriority="9" w:unhideWhenUsed="1" w:qFormat="1"/>
+    <w:lsdException w:name="heading 7" w:semiHidden="1" w:uiPriority="9" w:unhideWhenUsed="1" w:qFormat="1"/>
+    <w:lsdException w:name="heading 8" w:semiHidden="1" w:uiPriority="9" w:unhideWhenUsed="1" w:qFormat="1"/>
+    <w:lsdException w:name="heading 9" w:semiHidden="1" w:uiPriority="9" w:unhideWhenUsed="1" w:qFormat="1"/>
+    <w:lsdException w:name="index 1" w:semiHidden="1" w:unhideWhenUsed="1"/>
+    <w:lsdException w:name="index 2" w:semiHidden="1" w:unhideWhenUsed="1"/>
+    <w:lsdException w:name="index 3" w:semiHidden="1" w:unhideWhenUsed="1"/>
+    <w:lsdException w:name="index 4" w:semiHidden="1" w:unhideWhenUsed="1"/>
+    <w:lsdException w:name="index 5" w:semiHidden="1" w:unhideWhenUsed="1"/>
+    <w:lsdException w:name="index 6" w:semiHidden="1" w:unhideWhenUsed="1"/>
+    <w:lsdException w:name="index 7" w:semiHidden="1" w:unhideWhenUsed="1"/>
+    <w:lsdException w:name="index 8" w:semiHidden="1" w:unhideWhenUsed="1"/>
+    <w:lsdException w:name="index 9" w:semiHidden="1" w:unhideWhenUsed="1"/>
+    <w:lsdException w:name="toc 1" w:semiHidden="1" w:uiPriority="39" w:unhideWhenUsed="1"/>
+    <w:lsdException w:name="toc 2" w:semiHidden="1" w:uiPriority="39" w:unhideWhenUsed="1"/>
+    <w:lsdException w:name="toc 3" w:semiHidden="1" w:uiPriority="39" w:unhideWhenUsed="1"/>
+    <w:lsdException w:name="toc 4" w:semiHidden="1" w:uiPriority="39" w:unhideWhenUsed="1"/>
+    <w:lsdException w:name="toc 5" w:semiHidden="1" w:uiPriority="39" w:unhideWhenUsed="1"/>
+    <w:lsdException w:name="toc 6" w:semiHidden="1" w:uiPriority="39" w:unhideWhenUsed="1"/>
+    <w:lsdException w:name="toc 7" w:semiHidden="1" w:uiPriority="39" w:unhideWhenUsed="1"/>
+    <w:lsdException w:name="toc 8" w:semiHidden="1" w:uiPriority="39" w:unhideWhenUsed="1"/>
+    <w:lsdException w:name="toc 9" w:semiHidden="1" w:uiPriority="39" w:unhideWhenUsed="1"/>
+    <w:lsdException w:name="Normal Indent" w:semiHidden="1" w:unhideWhenUsed="1"/>
+    <w:lsdException w:name="footnote text" w:semiHidden="1" w:unhideWhenUsed="1"/>
+    <w:lsdException w:name="annotation text" w:semiHidden="1" w:unhideWhenUsed="1"/>
+    <w:lsdException w:name="header" w:semiHidden="1" w:unhideWhenUsed="1"/>
+    <w:lsdException w:name="footer" w:semiHidden="1" w:unhideWhenUsed="1"/>
+    <w:lsdException w:name="index heading" w:semiHidden="1" w:unhideWhenUsed="1"/>
+    <w:lsdException w:name="caption" w:semiHidden="1" w:uiPriority="35" w:unhideWhenUsed="1" w:qFormat="1"/>
+    <w:lsdException w:name="table of figures" w:semiHidden="1" w:unhideWhenUsed="1"/>
+    <w:lsdException w:name="envelope address" w:semiHidden="1" w:unhideWhenUsed="1"/>
+    <w:lsdException w:name="envelope return" w:semiHidden="1" w:unhideWhenUsed="1"/>
+    <w:lsdException w:name="footnote reference" w:semiHidden="1" w:unhideWhenUsed="1"/>
+    <w:lsdException w:name="annotation reference" w:semiHidden="1" w:unhideWhenUsed="1"/>
+    <w:lsdException w:name="line number" w:semiHidden="1" w:unhideWhenUsed="1"/>
+    <w:lsdException w:name="page number" w:semiHidden="1" w:unhideWhenUsed="1"/>
+    <w:lsdException w:name="endnote reference" w:semiHidden="1" w:unhideWhenUsed="1"/>
+    <w:lsdException w:name="endnote text" w:semiHidden="1" w:unhideWhenUsed="1"/>
+    <w:lsdException w:name="table of authorities" w:semiHidden="1" w:unhideWhenUsed="1"/>
+    <w:lsdException w:name="macro" w:semiHidden="1" w:unhideWhenUsed="1"/>
+    <w:lsdException w:name="toa heading" w:semiHidden="1" w:unhideWhenUsed="1"/>
+    <w:lsdException w:name="List" w:semiHidden="1" w:unhideWhenUsed="1"/>
+    <w:lsdException w:name="List Bullet" w:semiHidden="1" w:unhideWhenUsed="1"/>
+    <w:lsdException w:name="List Number" w:semiHidden="1" w:unhideWhenUsed="1"/>
+    <w:lsdException w:name="List 2" w:semiHidden="1" w:unhideWhenUsed="1"/>
+    <w:lsdException w:name="List 3" w:semiHidden="1" w:unhideWhenUsed="1"/>
+    <w:lsdException w:name="List 4" w:semiHidden="1" w:unhideWhenUsed="1"/>
+    <w:lsdException w:name="List 5" w:semiHidden="1" w:unhideWhenUsed="1"/>
+    <w:lsdException w:name="List Bullet 2" w:semiHidden="1" w:unhideWhenUsed="1"/>
+    <w:lsdException w:name="List Bullet 3" w:semiHidden="1" w:unhideWhenUsed="1"/>
+    <w:lsdException w:name="List Bullet 4" w:semiHidden="1" w:unhideWhenUsed="1"/>
+    <w:lsdException w:name="List Bullet 5" w:semiHidden="1" w:unhideWhenUsed="1"/>
+    <w:lsdException w:name="List Number 2" w:semiHidden="1" w:unhideWhenUsed="1"/>
+    <w:lsdException w:name="List Number 3" w:semiHidden="1" w:unhideWhenUsed="1"/>
+    <w:lsdException w:name="List Number 4" w:semiHidden="1" w:unhideWhenUsed="1"/>
+    <w:lsdException w:name="List Number 5" w:semiHidden="1" w:unhideWhenUsed="1"/>
+    <w:lsdException w:name="Title" w:uiPriority="10" w:qFormat="1"/>
+    <w:lsdException w:name="Closing" w:semiHidden="1" w:unhideWhenUsed="1"/>
+    <w:lsdException w:name="Signature" w:semiHidden="1" w:unhideWhenUsed="1"/>
+    <w:lsdException w:name="Default Paragraph Font" w:semiHidden="1" w:uiPriority="1" w:unhideWhenUsed="1"/>
+    <w:lsdException w:name="Body Text" w:semiHidden="1" w:uiPriority="1" w:unhideWhenUsed="1" w:qFormat="1"/>
+    <w:lsdException w:name="Body Text Indent" w:semiHidden="1" w:unhideWhenUsed="1"/>
+    <w:lsdException w:name="List Continue" w:semiHidden="1" w:unhideWhenUsed="1"/>
+    <w:lsdException w:name="List Continue 2" w:semiHidden="1" w:unhideWhenUsed="1"/>
+    <w:lsdException w:name="List Continue 3" w:semiHidden="1" w:unhideWhenUsed="1"/>
+    <w:lsdException w:name="List Continue 4" w:semiHidden="1" w:unhideWhenUsed="1"/>
+    <w:lsdException w:name="List Continue 5" w:semiHidden="1" w:unhideWhenUsed="1"/>
+    <w:lsdException w:name="Message Header" w:semiHidden="1" w:unhideWhenUsed="1"/>
+    <w:lsdException w:name="Subtitle" w:uiPriority="11" w:qFormat="1"/>
+    <w:lsdException w:name="Salutation" w:semiHidden="1" w:unhideWhenUsed="1"/>
+    <w:lsdException w:name="Date" w:semiHidden="1" w:unhideWhenUsed="1"/>
+    <w:lsdException w:name="Body Text First Indent" w:semiHidden="1" w:unhideWhenUsed="1"/>
+    <w:lsdException w:name="Body Text First Indent 2" w:semiHidden="1" w:unhideWhenUsed="1"/>
+    <w:lsdException w:name="Note Heading" w:semiHidden="1" w:unhideWhenUsed="1"/>
+    <w:lsdException w:name="Body Text 2" w:semiHidden="1" w:unhideWhenUsed="1"/>
+    <w:lsdException w:name="Body Text 3" w:semiHidden="1" w:unhideWhenUsed="1"/>
+    <w:lsdException w:name="Body Text Indent 2" w:semiHidden="1" w:unhideWhenUsed="1"/>
+    <w:lsdException w:name="Body Text Indent 3" w:semiHidden="1" w:unhideWhenUsed="1"/>
+    <w:lsdException w:name="Block Text" w:semiHidden="1" w:unhideWhenUsed="1"/>
+    <w:lsdException w:name="Hyperlink" w:semiHidden="1" w:unhideWhenUsed="1"/>
+    <w:lsdException w:name="FollowedHyperlink" w:semiHidden="1" w:unhideWhenUsed="1"/>
+    <w:lsdException w:name="Strong" w:uiPriority="22" w:qFormat="1"/>
+    <w:lsdException w:name="Emphasis" w:uiPriority="20" w:qFormat="1"/>
+    <w:lsdException w:name="Document Map" w:semiHidden="1" w:unhideWhenUsed="1"/>
+    <w:lsdException w:name="Plain Text" w:semiHidden="1" w:unhideWhenUsed="1"/>
+    <w:lsdException w:name="E-mail Signature" w:semiHidden="1" w:unhideWhenUsed="1"/>
+    <w:lsdException w:name="HTML Top of Form" w:semiHidden="1" w:unhideWhenUsed="1"/>
+    <w:lsdException w:name="HTML Bottom of Form" w:semiHidden="1" w:unhideWhenUsed="1"/>
+    <w:lsdException w:name="Normal (Web)" w:semiHidden="1" w:unhideWhenUsed="1"/>
+    <w:lsdException w:name="HTML Acronym" w:semiHidden="1" w:unhideWhenUsed="1"/>
+    <w:lsdException w:name="HTML Address" w:semiHidden="1" w:unhideWhenUsed="1"/>
+    <w:lsdException w:name="HTML Cite" w:semiHidden="1" w:unhideWhenUsed="1"/>
+    <w:lsdException w:name="HTML Code" w:semiHidden="1" w:unhideWhenUsed="1"/>
+    <w:lsdException w:name="HTML Definition" w:semiHidden="1" w:unhideWhenUsed="1"/>
+    <w:lsdException w:name="HTML Keyboard" w:semiHidden="1" w:unhideWhenUsed="1"/>
+    <w:lsdException w:name="HTML Preformatted" w:semiHidden="1" w:unhideWhenUsed="1"/>
+    <w:lsdException w:name="HTML Sample" w:semiHidden="1" w:unhideWhenUsed="1"/>
+    <w:lsdException w:name="HTML Typewriter" w:semiHidden="1" w:unhideWhenUsed="1"/>
+    <w:lsdException w:name="HTML Variable" w:semiHidden="1" w:unhideWhenUsed="1"/>
+    <w:lsdException w:name="Normal Table" w:semiHidden="1" w:unhideWhenUsed="1"/>
+    <w:lsdException w:name="annotation subject" w:semiHidden="1" w:unhideWhenUsed="1"/>
+    <w:lsdException w:name="No List" w:semiHidden="1" w:unhideWhenUsed="1"/>
+    <w:lsdException w:name="Outline List 1" w:semiHidden="1" w:unhideWhenUsed="1"/>
+    <w:lsdException w:name="Outline List 2" w:semiHidden="1" w:unhideWhenUsed="1"/>
+    <w:lsdException w:name="Outline List 3" w:semiHidden="1" w:unhideWhenUsed="1"/>
+    <w:lsdException w:name="Table Simple 1" w:semiHidden="1" w:unhideWhenUsed="1"/>
+    <w:lsdException w:name="Table Simple 2" w:semiHidden="1" w:unhideWhenUsed="1"/>
+    <w:lsdException w:name="Table Simple 3" w:semiHidden="1" w:unhideWhenUsed="1"/>
+    <w:lsdException w:name="Table Classic 1" w:semiHidden="1" w:unhideWhenUsed="1"/>
+    <w:lsdException w:name="Table Classic 2" w:semiHidden="1" w:unhideWhenUsed="1"/>
+    <w:lsdException w:name="Table Classic 3" w:semiHidden="1" w:unhideWhenUsed="1"/>
+    <w:lsdException w:name="Table Classic 4" w:semiHidden="1" w:unhideWhenUsed="1"/>
+    <w:lsdException w:name="Table Colorful 1" w:semiHidden="1" w:unhideWhenUsed="1"/>
+    <w:lsdException w:name="Table Colorful 2" w:semiHidden="1" w:unhideWhenUsed="1"/>
+    <w:lsdException w:name="Table Colorful 3" w:semiHidden="1" w:unhideWhenUsed="1"/>
+    <w:lsdException w:name="Table Columns 1" w:semiHidden="1" w:unhideWhenUsed="1"/>
+    <w:lsdException w:name="Table Columns 2" w:semiHidden="1" w:unhideWhenUsed="1"/>
+    <w:lsdException w:name="Table Columns 3" w:semiHidden="1" w:unhideWhenUsed="1"/>
+    <w:lsdException w:name="Table Columns 4" w:semiHidden="1" w:unhideWhenUsed="1"/>
+    <w:lsdException w:name="Table Columns 5" w:semiHidden="1" w:unhideWhenUsed="1"/>
+    <w:lsdException w:name="Table Grid 1" w:semiHidden="1" w:unhideWhenUsed="1"/>
+    <w:lsdException w:name="Table Grid 2" w:semiHidden="1" w:unhideWhenUsed="1"/>
+    <w:lsdException w:name="Table Grid 3" w:semiHidden="1" w:unhideWhenUsed="1"/>
+    <w:lsdException w:name="Table Grid 4" w:semiHidden="1" w:unhideWhenUsed="1"/>
+    <w:lsdException w:name="Table Grid 5" w:semiHidden="1" w:unhideWhenUsed="1"/>
+    <w:lsdException w:name="Table Grid 6" w:semiHidden="1" w:unhideWhenUsed="1"/>
+    <w:lsdException w:name="Table Grid 7" w:semiHidden="1" w:unhideWhenUsed="1"/>
+    <w:lsdException w:name="Table Grid 8" w:semiHidden="1" w:unhideWhenUsed="1"/>
+    <w:lsdException w:name="Table List 1" w:semiHidden="1" w:unhideWhenUsed="1"/>
+    <w:lsdException w:name="Table List 2" w:semiHidden="1" w:unhideWhenUsed="1"/>
+    <w:lsdException w:name="Table List 3" w:semiHidden="1" w:unhideWhenUsed="1"/>
+    <w:lsdException w:name="Table List 4" w:semiHidden="1" w:unhideWhenUsed="1"/>
+    <w:lsdException w:name="Table List 5" w:semiHidden="1" w:unhideWhenUsed="1"/>
+    <w:lsdException w:name="Table List 6" w:semiHidden="1" w:unhideWhenUsed="1"/>
+    <w:lsdException w:name="Table List 7" w:semiHidden="1" w:unhideWhenUsed="1"/>
+    <w:lsdException w:name="Table List 8" w:semiHidden="1" w:unhideWhenUsed="1"/>
+    <w:lsdException w:name="Table 3D effects 1" w:semiHidden="1" w:unhideWhenUsed="1"/>
+    <w:lsdException w:name="Table 3D effects 2" w:semiHidden="1" w:unhideWhenUsed="1"/>
+    <w:lsdException w:name="Table 3D effects 3" w:semiHidden="1" w:unhideWhenUsed="1"/>
+    <w:lsdException w:name="Table Contemporary" w:semiHidden="1" w:unhideWhenUsed="1"/>
+    <w:lsdException w:name="Table Elegant" w:semiHidden="1" w:unhideWhenUsed="1"/>
+    <w:lsdException w:name="Table Professional" w:semiHidden="1" w:unhideWhenUsed="1"/>
+    <w:lsdException w:name="Table Subtle 1" w:semiHidden="1" w:unhideWhenUsed="1"/>
+    <w:lsdException w:name="Table Subtle 2" w:semiHidden="1" w:unhideWhenUsed="1"/>
+    <w:lsdException w:name="Table Web 1" w:semiHidden="1" w:unhideWhenUsed="1"/>
+    <w:lsdException w:name="Table Web 2" w:semiHidden="1" w:unhideWhenUsed="1"/>
+    <w:lsdException w:name="Table Web 3" w:semiHidden="1" w:unhideWhenUsed="1"/>
+    <w:lsdException w:name="Balloon Text" w:semiHidden="1" w:unhideWhenUsed="1"/>
+    <w:lsdException w:name="Table Grid" w:uiPriority="39"/>
+    <w:lsdException w:name="Table Theme" w:semiHidden="1" w:unhideWhenUsed="1"/>
+    <w:lsdException w:name="Placeholder Text" w:semiHidden="1"/>
+    <w:lsdException w:name="No Spacing" w:uiPriority="1" w:qFormat="1"/>
+    <w:lsdException w:name="Light Shading" w:uiPriority="60"/>
+    <w:lsdException w:name="Light List" w:uiPriority="61"/>
+    <w:lsdException w:name="Light Grid" w:uiPriority="62"/>
+    <w:lsdException w:name="Medium Shading 1" w:uiPriority="63"/>
+    <w:lsdException w:name="Medium Shading 2" w:uiPriority="64"/>
+    <w:lsdException w:name="Medium List 1" w:uiPriority="65"/>
+    <w:lsdException w:name="Medium List 2" w:uiPriority="66"/>
+    <w:lsdException w:name="Medium Grid 1" w:uiPriority="67"/>
+    <w:lsdException w:name="Medium Grid 2" w:uiPriority="68"/>
+    <w:lsdException w:name="Medium Grid 3" w:uiPriority="69"/>
+    <w:lsdException w:name="Dark List" w:uiPriority="70"/>
+    <w:lsdException w:name="Colorful Shading" w:uiPriority="71"/>
+    <w:lsdException w:name="Colorful List" w:uiPriority="72"/>
+    <w:lsdException w:name="Colorful Grid" w:uiPriority="73"/>
+    <w:lsdException w:name="Light Shading Accent 1" w:uiPriority="60"/>
+    <w:lsdException w:name="Light List Accent 1" w:uiPriority="61"/>
+    <w:lsdException w:name="Light Grid Accent 1" w:uiPriority="62"/>
+    <w:lsdException w:name="Medium Shading 1 Accent 1" w:uiPriority="63"/>
+    <w:lsdException w:name="Medium Shading 2 Accent 1" w:uiPriority="64"/>
+    <w:lsdException w:name="Medium List 1 Accent 1" w:uiPriority="65"/>
+    <w:lsdException w:name="Revision" w:semiHidden="1"/>
+    <w:lsdException w:name="List Paragraph" w:uiPriority="34" w:qFormat="1"/>
+    <w:lsdException w:name="Quote" w:uiPriority="29" w:qFormat="1"/>
+    <w:lsdException w:name="Intense Quote" w:uiPriority="30" w:qFormat="1"/>
+    <w:lsdException w:name="Medium List 2 Accent 1" w:uiPriority="66"/>
+    <w:lsdException w:name="Medium Grid 1 Accent 1" w:uiPriority="67"/>
+    <w:lsdException w:name="Medium Grid 2 Accent 1" w:uiPriority="68"/>
+    <w:lsdException w:name="Medium Grid 3 Accent 1" w:uiPriority="69"/>
+    <w:lsdException w:name="Dark List Accent 1" w:uiPriority="70"/>
+    <w:lsdException w:name="Colorful Shading Accent 1" w:uiPriority="71"/>
+    <w:lsdException w:name="Colorful List Accent 1" w:uiPriority="72"/>
+    <w:lsdException w:name="Colorful Grid Accent 1" w:uiPriority="73"/>
+    <w:lsdException w:name="Light Shading Accent 2" w:uiPriority="60"/>
+    <w:lsdException w:name="Light List Accent 2" w:uiPriority="61"/>
+    <w:lsdException w:name="Light Grid Accent 2" w:uiPriority="62"/>
+    <w:lsdException w:name="Medium Shading 1 Accent 2" w:uiPriority="63"/>
+    <w:lsdException w:name="Medium Shading 2 Accent 2" w:uiPriority="64"/>
+    <w:lsdException w:name="Medium List 1 Accent 2" w:uiPriority="65"/>
+    <w:lsdException w:name="Medium List 2 Accent 2" w:uiPriority="66"/>
+    <w:lsdException w:name="Medium Grid 1 Accent 2" w:uiPriority="67"/>
+    <w:lsdException w:name="Medium Grid 2 Accent 2" w:uiPriority="68"/>
+    <w:lsdException w:name="Medium Grid 3 Accent 2" w:uiPriority="69"/>
+    <w:lsdException w:name="Dark List Accent 2" w:uiPriority="70"/>
+    <w:lsdException w:name="Colorful Shading Accent 2" w:uiPriority="71"/>
+    <w:lsdException w:name="Colorful List Accent 2" w:uiPriority="72"/>
+    <w:lsdException w:name="Colorful Grid Accent 2" w:uiPriority="73"/>
+    <w:lsdException w:name="Light Shading Accent 3" w:uiPriority="60"/>
+    <w:lsdException w:name="Light List Accent 3" w:uiPriority="61"/>
+    <w:lsdException w:name="Light Grid Accent 3" w:uiPriority="62"/>
+    <w:lsdException w:name="Medium Shading 1 Accent 3" w:uiPriority="63"/>
+    <w:lsdException w:name="Medium Shading 2 Accent 3" w:uiPriority="64"/>
+    <w:lsdException w:name="Medium List 1 Accent 3" w:uiPriority="65"/>
+    <w:lsdException w:name="Medium List 2 Accent 3" w:uiPriority="66"/>
+    <w:lsdException w:name="Medium Grid 1 Accent 3" w:uiPriority="67"/>
+    <w:lsdException w:name="Medium Grid 2 Accent 3" w:uiPriority="68"/>
+    <w:lsdException w:name="Medium Grid 3 Accent 3" w:uiPriority="69"/>
+    <w:lsdException w:name="Dark List Accent 3" w:uiPriority="70"/>
+    <w:lsdException w:name="Colorful Shading Accent 3" w:uiPriority="71"/>
+    <w:lsdException w:name="Colorful List Accent 3" w:uiPriority="72"/>
+    <w:lsdException w:name="Colorful Grid Accent 3" w:uiPriority="73"/>
+    <w:lsdException w:name="Light Shading Accent 4" w:uiPriority="60"/>
+    <w:lsdException w:name="Light List Accent 4" w:uiPriority="61"/>
+    <w:lsdException w:name="Light Grid Accent 4" w:uiPriority="62"/>
+    <w:lsdException w:name="Medium Shading 1 Accent 4" w:uiPriority="63"/>
+    <w:lsdException w:name="Medium Shading 2 Accent 4" w:uiPriority="64"/>
+    <w:lsdException w:name="Medium List 1 Accent 4" w:uiPriority="65"/>
+    <w:lsdException w:name="Medium List 2 Accent 4" w:uiPriority="66"/>
+    <w:lsdException w:name="Medium Grid 1 Accent 4" w:uiPriority="67"/>
+    <w:lsdException w:name="Medium Grid 2 Accent 4" w:uiPriority="68"/>
+    <w:lsdException w:name="Medium Grid 3 Accent 4" w:uiPriority="69"/>
+    <w:lsdException w:name="Dark List Accent 4" w:uiPriority="70"/>
+    <w:lsdException w:name="Colorful Shading Accent 4" w:uiPriority="71"/>
+    <w:lsdException w:name="Colorful List Accent 4" w:uiPriority="72"/>
+    <w:lsdException w:name="Colorful Grid Accent 4" w:uiPriority="73"/>
+    <w:lsdException w:name="Light Shading Accent 5" w:uiPriority="60"/>
+    <w:lsdException w:name="Light List Accent 5" w:uiPriority="61"/>
+    <w:lsdException w:name="Light Grid Accent 5" w:uiPriority="62"/>
+    <w:lsdException w:name="Medium Shading 1 Accent 5" w:uiPriority="63"/>
+    <w:lsdException w:name="Medium Shading 2 Accent 5" w:uiPriority="64"/>
+    <w:lsdException w:name="Medium List 1 Accent 5" w:uiPriority="65"/>
+    <w:lsdException w:name="Medium List 2 Accent 5" w:uiPriority="66"/>
+    <w:lsdException w:name="Medium Grid 1 Accent 5" w:uiPriority="67"/>
+    <w:lsdException w:name="Medium Grid 2 Accent 5" w:uiPriority="68"/>
+    <w:lsdException w:name="Medium Grid 3 Accent 5" w:uiPriority="69"/>
+    <w:lsdException w:name="Dark List Accent 5" w:uiPriority="70"/>
+    <w:lsdException w:name="Colorful Shading Accent 5" w:uiPriority="71"/>
+    <w:lsdException w:name="Colorful List Accent 5" w:uiPriority="72"/>
+    <w:lsdException w:name="Colorful Grid Accent 5" w:uiPriority="73"/>
+    <w:lsdException w:name="Light Shading Accent 6" w:uiPriority="60"/>
+    <w:lsdException w:name="Light List Accent 6" w:uiPriority="61"/>
+    <w:lsdException w:name="Light Grid Accent 6" w:uiPriority="62"/>
+    <w:lsdException w:name="Medium Shading 1 Accent 6" w:uiPriority="63"/>
+    <w:lsdException w:name="Medium Shading 2 Accent 6" w:uiPriority="64"/>
+    <w:lsdException w:name="Medium List 1 Accent 6" w:uiPriority="65"/>
+    <w:lsdException w:name="Medium List 2 Accent 6" w:uiPriority="66"/>
+    <w:lsdException w:name="Medium Grid 1 Accent 6" w:uiPriority="67"/>
+    <w:lsdException w:name="Medium Grid 2 Accent 6" w:uiPriority="68"/>
+    <w:lsdException w:name="Medium Grid 3 Accent 6" w:uiPriority="69"/>
+    <w:lsdException w:name="Dark List Accent 6" w:uiPriority="70"/>
+    <w:lsdException w:name="Colorful Shading Accent 6" w:uiPriority="71"/>
+    <w:lsdException w:name="Colorful List Accent 6" w:uiPriority="72"/>
+    <w:lsdException w:name="Colorful Grid Accent 6" w:uiPriority="73"/>
+    <w:lsdException w:name="Subtle Emphasis" w:uiPriority="19" w:qFormat="1"/>
+    <w:lsdException w:name="Intense Emphasis" w:uiPriority="21" w:qFormat="1"/>
+    <w:lsdException w:name="Subtle Reference" w:uiPriority="31" w:qFormat="1"/>
+    <w:lsdException w:name="Intense Reference" w:uiPriority="32" w:qFormat="1"/>
+    <w:lsdException w:name="Book Title" w:uiPriority="33" w:qFormat="1"/>
+    <w:lsdException w:name="Bibliography" w:semiHidden="1" w:uiPriority="37" w:unhideWhenUsed="1"/>
+    <w:lsdException w:name="TOC Heading" w:semiHidden="1" w:uiPriority="39" w:unhideWhenUsed="1" w:qFormat="1"/>
+    <w:lsdException w:name="Plain Table 1" w:uiPriority="41"/>
+    <w:lsdException w:name="Plain Table 2" w:uiPriority="42"/>
+    <w:lsdException w:name="Plain Table 3" w:uiPriority="43"/>
+    <w:lsdException w:name="Plain Table 4" w:uiPriority="44"/>
+    <w:lsdException w:name="Plain Table 5" w:uiPriority="45"/>
+    <w:lsdException w:name="Grid Table Light" w:uiPriority="40"/>
+    <w:lsdException w:name="Grid Table 1 Light" w:uiPriority="46"/>
+    <w:lsdException w:name="Grid Table 2" w:uiPriority="47"/>
+    <w:lsdException w:name="Grid Table 3" w:uiPriority="48"/>
+    <w:lsdException w:name="Grid Table 4" w:uiPriority="49"/>
+    <w:lsdException w:name="Grid Table 5 Dark" w:uiPriority="50"/>
+    <w:lsdException w:name="Grid Table 6 Colorful" w:uiPriority="51"/>
+    <w:lsdException w:name="Grid Table 7 Colorful" w:uiPriority="52"/>
+    <w:lsdException w:name="Grid Table 1 Light Accent 1" w:uiPriority="46"/>
+    <w:lsdException w:name="Grid Table 2 Accent 1" w:uiPriority="47"/>
+    <w:lsdException w:name="Grid Table 3 Accent 1" w:uiPriority="48"/>
+    <w:lsdException w:name="Grid Table 4 Accent 1" w:uiPriority="49"/>
+    <w:lsdException w:name="Grid Table 5 Dark Accent 1" w:uiPriority="50"/>
+    <w:lsdException w:name="Grid Table 6 Colorful Accent 1" w:uiPriority="51"/>
+    <w:lsdException w:name="Grid Table 7 Colorful Accent 1" w:uiPriority="52"/>
+    <w:lsdException w:name="Grid Table 1 Light Accent 2" w:uiPriority="46"/>
+    <w:lsdException w:name="Grid Table 2 Accent 2" w:uiPriority="47"/>
+    <w:lsdException w:name="Grid Table 3 Accent 2" w:uiPriority="48"/>
+    <w:lsdException w:name="Grid Table 4 Accent 2" w:uiPriority="49"/>
+    <w:lsdException w:name="Grid Table 5 Dark Accent 2" w:uiPriority="50"/>
+    <w:lsdException w:name="Grid Table 6 Colorful Accent 2" w:uiPriority="51"/>
+    <w:lsdException w:name="Grid Table 7 Colorful Accent 2" w:uiPriority="52"/>
+    <w:lsdException w:name="Grid Table 1 Light Accent 3" w:uiPriority="46"/>
+    <w:lsdException w:name="Grid Table 2 Accent 3" w:uiPriority="47"/>
+    <w:lsdException w:name="Grid Table 3 Accent 3" w:uiPriority="48"/>
+    <w:lsdException w:name="Grid Table 4 Accent 3" w:uiPriority="49"/>
+    <w:lsdException w:name="Grid Table 5 Dark Accent 3" w:uiPriority="50"/>
+    <w:lsdException w:name="Grid Table 6 Colorful Accent 3" w:uiPriority="51"/>
+    <w:lsdException w:name="Grid Table 7 Colorful Accent 3" w:uiPriority="52"/>
+    <w:lsdException w:name="Grid Table 1 Light Accent 4" w:uiPriority="46"/>
+    <w:lsdException w:name="Grid Table 2 Accent 4" w:uiPriority="47"/>
+    <w:lsdException w:name="Grid Table 3 Accent 4" w:uiPriority="48"/>
+    <w:lsdException w:name="Grid Table 4 Accent 4" w:uiPriority="49"/>
+    <w:lsdException w:name="Grid Table 5 Dark Accent 4" w:uiPriority="50"/>
+    <w:lsdException w:name="Grid Table 6 Colorful Accent 4" w:uiPriority="51"/>
+    <w:lsdException w:name="Grid Table 7 Colorful Accent 4" w:uiPriority="52"/>
+    <w:lsdException w:name="Grid Table 1 Light Accent 5" w:uiPriority="46"/>
+    <w:lsdException w:name="Grid Table 2 Accent 5" w:uiPriority="47"/>
+    <w:lsdException w:name="Grid Table 3 Accent 5" w:uiPriority="48"/>
+    <w:lsdException w:name="Grid Table 4 Accent 5" w:uiPriority="49"/>
+    <w:lsdException w:name="Grid Table 5 Dark Accent 5" w:uiPriority="50"/>
+    <w:lsdException w:name="Grid Table 6 Colorful Accent 5" w:uiPriority="51"/>
+    <w:lsdException w:name="Grid Table 7 Colorful Accent 5" w:uiPriority="52"/>
+    <w:lsdException w:name="Grid Table 1 Light Accent 6" w:uiPriority="46"/>
+    <w:lsdException w:name="Grid Table 2 Accent 6" w:uiPriority="47"/>
+    <w:lsdException w:name="Grid Table 3 Accent 6" w:uiPriority="48"/>
+    <w:lsdException w:name="Grid Table 4 Accent 6" w:uiPriority="49"/>
+    <w:lsdException w:name="Grid Table 5 Dark Accent 6" w:uiPriority="50"/>
+    <w:lsdException w:name="Grid Table 6 Colorful Accent 6" w:uiPriority="51"/>
+    <w:lsdException w:name="Grid Table 7 Colorful Accent 6" w:uiPriority="52"/>
+    <w:lsdException w:name="List Table 1 Light" w:uiPriority="46"/>
+    <w:lsdException w:name="List Table 2" w:uiPriority="47"/>
+    <w:lsdException w:name="List Table 3" w:uiPriority="48"/>
+    <w:lsdException w:name="List Table 4" w:uiPriority="49"/>
+    <w:lsdException w:name="List Table 5 Dark" w:uiPriority="50"/>
+    <w:lsdException w:name="List Table 6 Colorful" w:uiPriority="51"/>
+    <w:lsdException w:name="List Table 7 Colorful" w:uiPriority="52"/>
+    <w:lsdException w:name="List Table 1 Light Accent 1" w:uiPriority="46"/>
+    <w:lsdException w:name="List Table 2 Accent 1" w:uiPriority="47"/>
+    <w:lsdException w:name="List Table 3 Accent 1" w:uiPriority="48"/>
+    <w:lsdException w:name="List Table 4 Accent 1" w:uiPriority="49"/>
+    <w:lsdException w:name="List Table 5 Dark Accent 1" w:uiPriority="50"/>
+    <w:lsdException w:name="List Table 6 Colorful Accent 1" w:uiPriority="51"/>
+    <w:lsdException w:name="List Table 7 Colorful Accent 1" w:uiPriority="52"/>
+    <w:lsdException w:name="List Table 1 Light Accent 2" w:uiPriority="46"/>
+    <w:lsdException w:name="List Table 2 Accent 2" w:uiPriority="47"/>
+    <w:lsdException w:name="List Table 3 Accent 2" w:uiPriority="48"/>
+    <w:lsdException w:name="List Table 4 Accent 2" w:uiPriority="49"/>
+    <w:lsdException w:name="List Table 5 Dark Accent 2" w:uiPriority="50"/>
+    <w:lsdException w:name="List Table 6 Colorful Accent 2" w:uiPriority="51"/>
+    <w:lsdException w:name="List Table 7 Colorful Accent 2" w:uiPriority="52"/>
+    <w:lsdException w:name="List Table 1 Light Accent 3" w:uiPriority="46"/>
+    <w:lsdException w:name="List Table 2 Accent 3" w:uiPriority="47"/>
+    <w:lsdException w:name="List Table 3 Accent 3" w:uiPriority="48"/>
+    <w:lsdException w:name="List Table 4 Accent 3" w:uiPriority="49"/>
+    <w:lsdException w:name="List Table 5 Dark Accent 3" w:uiPriority="50"/>
+    <w:lsdException w:name="List Table 6 Colorful Accent 3" w:uiPriority="51"/>
+    <w:lsdException w:name="List Table 7 Colorful Accent 3" w:uiPriority="52"/>
+    <w:lsdException w:name="List Table 1 Light Accent 4" w:uiPriority="46"/>
+    <w:lsdException w:name="List Table 2 Accent 4" w:uiPriority="47"/>
+    <w:lsdException w:name="List Table 3 Accent 4" w:uiPriority="48"/>
+    <w:lsdException w:name="List Table 4 Accent 4" w:uiPriority="49"/>
+    <w:lsdException w:name="List Table 5 Dark Accent 4" w:uiPriority="50"/>
+    <w:lsdException w:name="List Table 6 Colorful Accent 4" w:uiPriority="51"/>
+    <w:lsdException w:name="List Table 7 Colorful Accent 4" w:uiPriority="52"/>
+    <w:lsdException w:name="List Table 1 Light Accent 5" w:uiPriority="46"/>
+    <w:lsdException w:name="List Table 2 Accent 5" w:uiPriority="47"/>
+    <w:lsdException w:name="List Table 3 Accent 5" w:uiPriority="48"/>
+    <w:lsdException w:name="List Table 4 Accent 5" w:uiPriority="49"/>
+    <w:lsdException w:name="List Table 5 Dark Accent 5" w:uiPriority="50"/>
+    <w:lsdException w:name="List Table 6 Colorful Accent 5" w:uiPriority="51"/>
+    <w:lsdException w:name="List Table 7 Colorful Accent 5" w:uiPriority="52"/>
+    <w:lsdException w:name="List Table 1 Light Accent 6" w:uiPriority="46"/>
+    <w:lsdException w:name="List Table 2 Accent 6" w:uiPriority="47"/>
+    <w:lsdException w:name="List Table 3 Accent 6" w:uiPriority="48"/>
+    <w:lsdException w:name="List Table 4 Accent 6" w:uiPriority="49"/>
+    <w:lsdException w:name="List Table 5 Dark Accent 6" w:uiPriority="50"/>
+    <w:lsdException w:name="List Table 6 Colorful Accent 6" w:uiPriority="51"/>
+    <w:lsdException w:name="List Table 7 Colorful Accent 6" w:uiPriority="52"/>
+    <w:lsdException w:name="Mention" w:semiHidden="1" w:unhideWhenUsed="1"/>
+    <w:lsdException w:name="Smart Hyperlink" w:semiHidden="1" w:unhideWhenUsed="1"/>
+    <w:lsdException w:name="Hashtag" w:semiHidden="1" w:unhideWhenUsed="1"/>
+    <w:lsdException w:name="Unresolved Mention" w:semiHidden="1" w:unhideWhenUsed="1"/>
+    <w:lsdException w:name="Smart Link" w:semiHidden="1" w:unhideWhenUsed="1"/>
   </w:latentStyles>
   <w:style w:type="paragraph" w:default="1" w:styleId="Normal">
     <w:name w:val="Normal"/>
@@ -13509,7 +10634,7 @@
   <a:extraClrSchemeLst/>
   <a:extLst>
     <a:ext uri="{05A4C25C-085E-4340-85A3-A5531E510DB2}">
-      <thm15:themeFamily xmlns:thm15="http://schemas.microsoft.com/office/thememl/2012/main" xmlns="" name="Office Theme" id="{62F939B6-93AF-4DB8-9C6B-D6C7DFDC589F}" vid="{4A3C46E8-61CC-4603-A589-7422A47A8E4A}"/>
+      <thm15:themeFamily xmlns:thm15="http://schemas.microsoft.com/office/thememl/2012/main" name="Office Theme" id="{62F939B6-93AF-4DB8-9C6B-D6C7DFDC589F}" vid="{4A3C46E8-61CC-4603-A589-7422A47A8E4A}"/>
     </a:ext>
   </a:extLst>
 </a:theme>

--- a/docassemble/RespondingChildCustodyActionPlan/data/templates/responding_child_custody_action_plan.docx
+++ b/docassemble/RespondingChildCustodyActionPlan/data/templates/responding_child_custody_action_plan.docx
@@ -496,7 +496,7 @@
                 </mc:Choice>
                 <mc:Fallback>
                   <w:pict>
-                    <v:group w14:anchorId="6E70D74E" id="Group 1" o:spid="_x0000_s1026" style="position:absolute;margin-left:0;margin-top:13.25pt;width:59.8pt;height:54.75pt;z-index:-503316478;mso-wrap-distance-right:25.2pt" coordsize="0,0" o:gfxdata="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">
+                    <v:group w14:anchorId="371A069A" id="Group 1" o:spid="_x0000_s1026" style="position:absolute;margin-left:0;margin-top:13.25pt;width:59.8pt;height:54.75pt;z-index:-503316478;mso-wrap-distance-right:25.2pt" coordsize="0,0" o:gfxdata="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">
                       <v:group id="Group 2" o:spid="_x0000_s1027" style="position:absolute;width:591120;height:694800" coordsize="0,0" o:gfxdata="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">
                         <v:shape id="Freeform 3" o:spid="_x0000_s1028" style="position:absolute;top:41400;width:591120;height:653400;visibility:visible;mso-wrap-style:square;v-text-anchor:top" coordsize="915,1071" o:gfxdata="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" path="m85,89l85,,914,r,985l824,985t,85l,1070,,92r573,l573,337r246,l824,1070xe" filled="f" strokecolor="#333" strokeweight=".44mm">
                           <v:path arrowok="t"/>
@@ -2752,25 +2752,13 @@
               <w:rPr>
                 <w:color w:val="92D050"/>
               </w:rPr>
-              <w:t>stage_of_other_case == ‘ended with order’</w:t>
-            </w:r>
-            <w:r>
-              <w:rPr>
-                <w:color w:val="92D050"/>
-              </w:rPr>
-              <w:t xml:space="preserve"> or (</w:t>
+              <w:t>stage_of_other_case == ‘ended with order’ or (</w:t>
             </w:r>
             <w:r>
               <w:rPr>
                 <w:color w:val="00B050"/>
               </w:rPr>
-              <w:t>stage_of_other_case ==</w:t>
-            </w:r>
-            <w:r>
-              <w:rPr>
-                <w:color w:val="00B050"/>
-              </w:rPr>
-              <w:t xml:space="preserve"> ‘still going</w:t>
+              <w:t>stage_of_other_case == ‘still going</w:t>
             </w:r>
             <w:r>
               <w:rPr>
@@ -4407,79 +4395,67 @@
                 <w:color w:val="FFC000"/>
               </w:rPr>
               <w:lastRenderedPageBreak/>
+              <w:t>stage_of_other_case == ‘ended with order’</w:t>
+            </w:r>
+            <w:r>
+              <w:rPr>
+                <w:color w:val="FF0000"/>
+              </w:rPr>
+              <w:t>)</w:t>
+            </w:r>
+            <w:r>
+              <w:rPr>
+                <w:color w:val="FFC000"/>
+              </w:rPr>
+              <w:t xml:space="preserve"> </w:t>
+            </w:r>
+            <w:r>
+              <w:rPr>
+                <w:color w:val="FF0000"/>
+              </w:rPr>
+              <w:t>and</w:t>
+            </w:r>
+            <w:r>
+              <w:rPr>
+                <w:color w:val="FF0000"/>
+              </w:rPr>
+              <w:t xml:space="preserve"> </w:t>
+            </w:r>
+            <w:r>
+              <w:rPr>
+                <w:color w:val="FF0000"/>
+              </w:rPr>
               <w:t>(</w:t>
             </w:r>
             <w:r>
               <w:rPr>
-                <w:color w:val="92D050"/>
-              </w:rPr>
-              <w:t>stage_of_other_case == ‘ended with order’ or (</w:t>
-            </w:r>
-            <w:r>
-              <w:rPr>
-                <w:color w:val="00B050"/>
-              </w:rPr>
-              <w:t>stage_of_other_case == ‘still going</w:t>
-            </w:r>
-            <w:r>
-              <w:rPr>
-                <w:color w:val="00B050"/>
-              </w:rPr>
-              <w:t>’</w:t>
-            </w:r>
-            <w:r>
-              <w:rPr>
-                <w:color w:val="00B050"/>
-              </w:rPr>
-              <w:t xml:space="preserve"> and not jurisdiction</w:t>
-            </w:r>
-            <w:r>
-              <w:rPr>
-                <w:color w:val="92D050"/>
-              </w:rPr>
-              <w:t>)</w:t>
-            </w:r>
-            <w:r>
-              <w:rPr>
                 <w:color w:val="FFC000"/>
               </w:rPr>
-              <w:t>)</w:t>
-            </w:r>
-            <w:r>
-              <w:rPr>
-                <w:color w:val="FF0000"/>
-              </w:rPr>
-              <w:t>)</w:t>
+              <w:t>type_of_response</w:t>
             </w:r>
             <w:r>
               <w:rPr>
                 <w:color w:val="FFC000"/>
               </w:rPr>
-              <w:t xml:space="preserve"> </w:t>
-            </w:r>
-            <w:r>
-              <w:rPr>
-                <w:color w:val="FF0000"/>
-              </w:rPr>
-              <w:t>and not</w:t>
-            </w:r>
-            <w:r>
-              <w:rPr>
-                <w:color w:val="FF0000"/>
-              </w:rPr>
-              <w:t xml:space="preserve"> </w:t>
-            </w:r>
-            <w:r>
-              <w:rPr>
-                <w:color w:val="FF0000"/>
-              </w:rPr>
-              <w:t>(</w:t>
+              <w:t>.all_false(</w:t>
             </w:r>
             <w:r>
               <w:rPr>
                 <w:color w:val="FFC000"/>
               </w:rPr>
-              <w:t>type_of_response[‘wrong state’] and not jurisdiction</w:t>
+              <w:t>‘wrong state’</w:t>
+            </w:r>
+            <w:r>
+              <w:rPr>
+                <w:color w:val="FFC000"/>
+              </w:rPr>
+              <w:t xml:space="preserve">, ‘default’) </w:t>
+            </w:r>
+            <w:r>
+              <w:rPr>
+                <w:color w:val="FFC000"/>
+              </w:rPr>
+              <w:t>and not jurisdiction</w:t>
             </w:r>
             <w:r>
               <w:rPr>
@@ -5065,12 +5041,19 @@
               <w:rPr>
                 <w:color w:val="FF0000"/>
               </w:rPr>
-              <w:t>) and not</w:t>
+              <w:t xml:space="preserve">) </w:t>
             </w:r>
             <w:r>
               <w:rPr>
                 <w:color w:val="FF0000"/>
               </w:rPr>
+              <w:lastRenderedPageBreak/>
+              <w:t>and not</w:t>
+            </w:r>
+            <w:r>
+              <w:rPr>
+                <w:color w:val="FF0000"/>
+              </w:rPr>
               <w:t xml:space="preserve"> </w:t>
             </w:r>
             <w:r>
@@ -5113,109 +5096,97 @@
               <w:rPr>
                 <w:color w:val="FFC000"/>
               </w:rPr>
+              <w:t>stage_of_other_case == ‘ended with order’</w:t>
+            </w:r>
+            <w:r>
+              <w:rPr>
+                <w:color w:val="FF0000"/>
+              </w:rPr>
+              <w:t>)</w:t>
+            </w:r>
+            <w:r>
+              <w:rPr>
+                <w:color w:val="FFC000"/>
+              </w:rPr>
+              <w:t xml:space="preserve"> </w:t>
+            </w:r>
+            <w:r>
+              <w:rPr>
+                <w:color w:val="FF0000"/>
+              </w:rPr>
+              <w:t>and</w:t>
+            </w:r>
+            <w:r>
+              <w:rPr>
+                <w:color w:val="FF0000"/>
+              </w:rPr>
+              <w:t xml:space="preserve"> </w:t>
+            </w:r>
+            <w:r>
+              <w:rPr>
+                <w:color w:val="FF0000"/>
+              </w:rPr>
               <w:t>(</w:t>
             </w:r>
             <w:r>
               <w:rPr>
-                <w:color w:val="92D050"/>
-              </w:rPr>
-              <w:t>stage_of_other_case == ‘ended with order’ or (</w:t>
-            </w:r>
-            <w:r>
-              <w:rPr>
-                <w:color w:val="00B050"/>
-              </w:rPr>
-              <w:t>stage_of_other_case == ‘still going</w:t>
-            </w:r>
-            <w:r>
-              <w:rPr>
-                <w:color w:val="00B050"/>
-              </w:rPr>
-              <w:t>’</w:t>
-            </w:r>
-            <w:r>
-              <w:rPr>
-                <w:color w:val="00B050"/>
-              </w:rPr>
-              <w:t xml:space="preserve"> and not jurisdiction</w:t>
-            </w:r>
-            <w:r>
-              <w:rPr>
-                <w:color w:val="92D050"/>
+                <w:color w:val="FFC000"/>
+              </w:rPr>
+              <w:t>type_of_response.all_false(‘wrong state’, ‘default’) and not jurisdiction</w:t>
+            </w:r>
+            <w:r>
+              <w:rPr>
+                <w:color w:val="FF0000"/>
               </w:rPr>
               <w:t>)</w:t>
             </w:r>
             <w:r>
               <w:rPr>
+                <w:color w:val="FF0000"/>
+              </w:rPr>
+              <w:t xml:space="preserve"> or (</w:t>
+            </w:r>
+            <w:r>
+              <w:rPr>
                 <w:color w:val="FFC000"/>
               </w:rPr>
+              <w:t>user_need == 'answer custody' and</w:t>
+            </w:r>
+            <w:r>
+              <w:rPr>
+                <w:color w:val="FF0000"/>
+              </w:rPr>
+              <w:t xml:space="preserve"> </w:t>
+            </w:r>
+            <w:r>
+              <w:rPr>
+                <w:color w:val="FFC000"/>
+              </w:rPr>
+              <w:t>type_of_response.all_false</w:t>
+            </w:r>
+            <w:r>
+              <w:rPr>
+                <w:color w:val="FFC000"/>
+              </w:rPr>
+              <w:t>()</w:t>
+            </w:r>
+            <w:r>
+              <w:rPr>
+                <w:color w:val="FFC000"/>
+              </w:rPr>
+              <w:t xml:space="preserve"> and agreement_documents</w:t>
+            </w:r>
+            <w:r>
+              <w:rPr>
+                <w:color w:val="FF0000"/>
+              </w:rPr>
               <w:t>)</w:t>
             </w:r>
             <w:r>
               <w:rPr>
                 <w:color w:val="FF0000"/>
               </w:rPr>
-              <w:t>)</w:t>
-            </w:r>
-            <w:r>
-              <w:rPr>
-                <w:color w:val="FFC000"/>
-              </w:rPr>
-              <w:t xml:space="preserve"> </w:t>
-            </w:r>
-            <w:r>
-              <w:rPr>
-                <w:color w:val="FF0000"/>
-              </w:rPr>
-              <w:t>and not</w:t>
-            </w:r>
-            <w:r>
-              <w:rPr>
-                <w:color w:val="FF0000"/>
-              </w:rPr>
-              <w:t xml:space="preserve"> </w:t>
-            </w:r>
-            <w:r>
-              <w:rPr>
-                <w:color w:val="FF0000"/>
-              </w:rPr>
-              <w:t>(</w:t>
-            </w:r>
-            <w:r>
-              <w:rPr>
-                <w:color w:val="FFC000"/>
-              </w:rPr>
-              <w:t>type_of_response[‘wrong state’] and not jurisdiction</w:t>
-            </w:r>
-            <w:r>
-              <w:rPr>
-                <w:color w:val="FF0000"/>
-              </w:rPr>
-              <w:t>)</w:t>
-            </w:r>
-            <w:r>
-              <w:rPr>
-                <w:color w:val="FF0000"/>
-              </w:rPr>
-              <w:t xml:space="preserve"> or (</w:t>
-            </w:r>
-            <w:r>
-              <w:rPr>
-                <w:color w:val="FFC000"/>
-              </w:rPr>
-              <w:t>type_of_response.all_false() and agreement_documents</w:t>
-            </w:r>
-            <w:r>
-              <w:rPr>
-                <w:color w:val="FF0000"/>
-              </w:rPr>
-              <w:t xml:space="preserve">) </w:t>
-            </w:r>
-            <w:r>
-              <w:rPr>
-                <w:color w:val="FF0000"/>
-              </w:rPr>
-              <w:t>%}</w:t>
+              <w:t xml:space="preserve"> %}</w:t>
             </w:r>
           </w:p>
         </w:tc>
@@ -5239,6 +5210,7 @@
               <w:pStyle w:val="Body"/>
             </w:pPr>
             <w:r>
+              <w:lastRenderedPageBreak/>
               <w:t>learn_more_about_</w:t>
             </w:r>
             <w:r>
@@ -5773,11 +5745,7 @@
               </w:rPr>
             </w:pPr>
             <w:r>
-              <w:t xml:space="preserve">{{ </w:t>
-            </w:r>
-            <w:r>
-              <w:lastRenderedPageBreak/>
-              <w:t>get_help.subject }}</w:t>
+              <w:t>{{ get_help.subject }}</w:t>
             </w:r>
           </w:p>
         </w:tc>
@@ -5808,7 +5776,6 @@
               <w:spacing w:before="100" w:after="100"/>
             </w:pPr>
             <w:r>
-              <w:lastRenderedPageBreak/>
               <w:t>{{p (include_docx_template("docassemble.AKA2JBranding:get_help_content.docx")) }}</w:t>
             </w:r>
           </w:p>

--- a/docassemble/RespondingChildCustodyActionPlan/data/templates/responding_child_custody_action_plan.docx
+++ b/docassemble/RespondingChildCustodyActionPlan/data/templates/responding_child_custody_action_plan.docx
@@ -496,7 +496,7 @@
                 </mc:Choice>
                 <mc:Fallback>
                   <w:pict>
-                    <v:group w14:anchorId="371A069A" id="Group 1" o:spid="_x0000_s1026" style="position:absolute;margin-left:0;margin-top:13.25pt;width:59.8pt;height:54.75pt;z-index:-503316478;mso-wrap-distance-right:25.2pt" coordsize="0,0" o:gfxdata="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">
+                    <v:group w14:anchorId="33DDD388" id="Group 1" o:spid="_x0000_s1026" style="position:absolute;margin-left:0;margin-top:13.25pt;width:59.8pt;height:54.75pt;z-index:-503316478;mso-wrap-distance-right:25.2pt" coordsize="0,0" o:gfxdata="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">
                       <v:group id="Group 2" o:spid="_x0000_s1027" style="position:absolute;width:591120;height:694800" coordsize="0,0" o:gfxdata="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">
                         <v:shape id="Freeform 3" o:spid="_x0000_s1028" style="position:absolute;top:41400;width:591120;height:653400;visibility:visible;mso-wrap-style:square;v-text-anchor:top" coordsize="915,1071" o:gfxdata="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" path="m85,89l85,,914,r,985l824,985t,85l,1070,,92r573,l573,337r246,l824,1070xe" filled="f" strokecolor="#333" strokeweight=".44mm">
                           <v:path arrowok="t"/>
@@ -539,7 +539,15 @@
               <w:spacing w:before="800" w:after="0"/>
             </w:pPr>
             <w:r>
-              <w:t>Your Action Plan in {{ step_list | length }} steps</w:t>
+              <w:t xml:space="preserve">Your Action Plan in {{ </w:t>
+            </w:r>
+            <w:proofErr w:type="spellStart"/>
+            <w:r>
+              <w:t>step_list</w:t>
+            </w:r>
+            <w:proofErr w:type="spellEnd"/>
+            <w:r>
+              <w:t xml:space="preserve"> | length }} steps</w:t>
             </w:r>
           </w:p>
         </w:tc>
@@ -623,12 +631,14 @@
                 <w:highlight w:val="white"/>
               </w:rPr>
             </w:pPr>
+            <w:proofErr w:type="spellStart"/>
             <w:r>
               <w:rPr>
                 <w:highlight w:val="white"/>
               </w:rPr>
               <w:t>answer_jurisdiction_step</w:t>
             </w:r>
+            <w:proofErr w:type="spellEnd"/>
           </w:p>
         </w:tc>
       </w:tr>
@@ -657,7 +667,15 @@
               <w:outlineLvl w:val="1"/>
             </w:pPr>
             <w:r>
-              <w:t>{{ answer_jurisdiction_step.subject }}</w:t>
+              <w:t xml:space="preserve">{{ </w:t>
+            </w:r>
+            <w:proofErr w:type="spellStart"/>
+            <w:r>
+              <w:t>answer_jurisdiction_step.subject</w:t>
+            </w:r>
+            <w:proofErr w:type="spellEnd"/>
+            <w:r>
+              <w:t xml:space="preserve"> }}</w:t>
             </w:r>
           </w:p>
         </w:tc>
@@ -802,9 +820,11 @@
                 <w:highlight w:val="white"/>
               </w:rPr>
             </w:pPr>
+            <w:proofErr w:type="spellStart"/>
             <w:r>
               <w:t>proper_service_step</w:t>
             </w:r>
+            <w:proofErr w:type="spellEnd"/>
           </w:p>
         </w:tc>
       </w:tr>
@@ -835,11 +855,16 @@
             <w:r>
               <w:t xml:space="preserve">{{ </w:t>
             </w:r>
+            <w:proofErr w:type="spellStart"/>
             <w:r>
               <w:t>proper_service_step</w:t>
             </w:r>
             <w:r>
-              <w:t xml:space="preserve">.subject </w:t>
+              <w:t>.subject</w:t>
+            </w:r>
+            <w:proofErr w:type="spellEnd"/>
+            <w:r>
+              <w:t xml:space="preserve"> </w:t>
             </w:r>
             <w:r>
               <w:lastRenderedPageBreak/>
@@ -1059,6 +1084,7 @@
               </w:rPr>
               <w:t>) or (</w:t>
             </w:r>
+            <w:proofErr w:type="spellStart"/>
             <w:r>
               <w:rPr>
                 <w:color w:val="92D050"/>
@@ -1077,6 +1103,7 @@
               </w:rPr>
               <w:t>response</w:t>
             </w:r>
+            <w:proofErr w:type="spellEnd"/>
             <w:r>
               <w:rPr>
                 <w:color w:val="92D050"/>
@@ -1141,8 +1168,30 @@
               <w:rPr>
                 <w:color w:val="00B050"/>
               </w:rPr>
-              <w:t>type_of_response[‘wrong_state’] and not jruisdiction</w:t>
-            </w:r>
+              <w:t>type_of_response[‘</w:t>
+            </w:r>
+            <w:proofErr w:type="spellStart"/>
+            <w:r>
+              <w:rPr>
+                <w:color w:val="00B050"/>
+              </w:rPr>
+              <w:t>wrong_state</w:t>
+            </w:r>
+            <w:proofErr w:type="spellEnd"/>
+            <w:r>
+              <w:rPr>
+                <w:color w:val="00B050"/>
+              </w:rPr>
+              <w:t xml:space="preserve">’] and not </w:t>
+            </w:r>
+            <w:proofErr w:type="spellStart"/>
+            <w:r>
+              <w:rPr>
+                <w:color w:val="00B050"/>
+              </w:rPr>
+              <w:t>jruisdiction</w:t>
+            </w:r>
+            <w:proofErr w:type="spellEnd"/>
             <w:r>
               <w:rPr>
                 <w:color w:val="92D050"/>
@@ -1200,9 +1249,11 @@
             <w:pPr>
               <w:pStyle w:val="Body"/>
             </w:pPr>
+            <w:proofErr w:type="spellStart"/>
             <w:r>
               <w:t>decide_after_improper_service_step</w:t>
             </w:r>
+            <w:proofErr w:type="spellEnd"/>
           </w:p>
         </w:tc>
       </w:tr>
@@ -1238,15 +1289,24 @@
                 <w:rFonts w:eastAsia="Calibri"/>
                 <w:shd w:val="clear" w:color="auto" w:fill="FFFFFF"/>
               </w:rPr>
-              <w:t>{{ decide_after_improper_service_step</w:t>
-            </w:r>
+              <w:t xml:space="preserve">{{ </w:t>
+            </w:r>
+            <w:proofErr w:type="spellStart"/>
             <w:r>
               <w:rPr>
                 <w:rFonts w:eastAsia="Calibri"/>
                 <w:shd w:val="clear" w:color="auto" w:fill="FFFFFF"/>
               </w:rPr>
+              <w:t>decide_after_improper_service_step</w:t>
+            </w:r>
+            <w:r>
+              <w:rPr>
+                <w:rFonts w:eastAsia="Calibri"/>
+                <w:shd w:val="clear" w:color="auto" w:fill="FFFFFF"/>
+              </w:rPr>
               <w:t>.subject</w:t>
             </w:r>
+            <w:proofErr w:type="spellEnd"/>
             <w:r>
               <w:rPr>
                 <w:rFonts w:eastAsia="Calibri"/>
@@ -1564,9 +1624,11 @@
               <w:pStyle w:val="Body"/>
               <w:spacing w:before="0" w:after="0"/>
             </w:pPr>
+            <w:proofErr w:type="spellStart"/>
             <w:r>
               <w:t>default_options_step</w:t>
             </w:r>
+            <w:proofErr w:type="spellEnd"/>
           </w:p>
         </w:tc>
       </w:tr>
@@ -1599,7 +1661,21 @@
               <w:rPr>
                 <w:rFonts w:eastAsia="Calibri"/>
               </w:rPr>
-              <w:t>{{ default_options_step.subject }}</w:t>
+              <w:t xml:space="preserve">{{ </w:t>
+            </w:r>
+            <w:proofErr w:type="spellStart"/>
+            <w:r>
+              <w:rPr>
+                <w:rFonts w:eastAsia="Calibri"/>
+              </w:rPr>
+              <w:t>default_options_step.subject</w:t>
+            </w:r>
+            <w:proofErr w:type="spellEnd"/>
+            <w:r>
+              <w:rPr>
+                <w:rFonts w:eastAsia="Calibri"/>
+              </w:rPr>
+              <w:t xml:space="preserve"> }}</w:t>
             </w:r>
           </w:p>
         </w:tc>
@@ -1738,17 +1814,27 @@
             <w:pPr>
               <w:pStyle w:val="Body"/>
             </w:pPr>
-            <w:r>
-              <w:t>learn_set_aside_step and</w:t>
-            </w:r>
-          </w:p>
-          <w:p>
-            <w:pPr>
-              <w:pStyle w:val="Body"/>
-            </w:pPr>
-            <w:r>
-              <w:t xml:space="preserve"> fill_set_aside_step</w:t>
-            </w:r>
+            <w:proofErr w:type="spellStart"/>
+            <w:r>
+              <w:t>learn_set_aside_step</w:t>
+            </w:r>
+            <w:proofErr w:type="spellEnd"/>
+            <w:r>
+              <w:t xml:space="preserve"> and</w:t>
+            </w:r>
+          </w:p>
+          <w:p>
+            <w:pPr>
+              <w:pStyle w:val="Body"/>
+            </w:pPr>
+            <w:r>
+              <w:t xml:space="preserve"> </w:t>
+            </w:r>
+            <w:proofErr w:type="spellStart"/>
+            <w:r>
+              <w:t>fill_set_aside_step</w:t>
+            </w:r>
+            <w:proofErr w:type="spellEnd"/>
           </w:p>
         </w:tc>
       </w:tr>
@@ -1782,6 +1868,7 @@
               </w:rPr>
               <w:t xml:space="preserve">{{ </w:t>
             </w:r>
+            <w:proofErr w:type="spellStart"/>
             <w:r>
               <w:rPr>
                 <w:shd w:val="clear" w:color="auto" w:fill="FFFFFF"/>
@@ -1792,7 +1879,14 @@
               <w:rPr>
                 <w:shd w:val="clear" w:color="auto" w:fill="FFFFFF"/>
               </w:rPr>
-              <w:t>.subject }}</w:t>
+              <w:t>.subject</w:t>
+            </w:r>
+            <w:proofErr w:type="spellEnd"/>
+            <w:r>
+              <w:rPr>
+                <w:shd w:val="clear" w:color="auto" w:fill="FFFFFF"/>
+              </w:rPr>
+              <w:t xml:space="preserve"> }}</w:t>
             </w:r>
           </w:p>
         </w:tc>
@@ -1867,19 +1961,33 @@
               <w:rPr>
                 <w:shd w:val="clear" w:color="auto" w:fill="FFFFFF"/>
               </w:rPr>
-              <w:t>{{ fill</w:t>
-            </w:r>
+              <w:t xml:space="preserve">{{ </w:t>
+            </w:r>
+            <w:proofErr w:type="spellStart"/>
             <w:r>
               <w:rPr>
                 <w:shd w:val="clear" w:color="auto" w:fill="FFFFFF"/>
               </w:rPr>
+              <w:t>fill</w:t>
+            </w:r>
+            <w:r>
+              <w:rPr>
+                <w:shd w:val="clear" w:color="auto" w:fill="FFFFFF"/>
+              </w:rPr>
               <w:t>_set_aside_step</w:t>
             </w:r>
             <w:r>
               <w:rPr>
                 <w:shd w:val="clear" w:color="auto" w:fill="FFFFFF"/>
               </w:rPr>
-              <w:t>.subject }}</w:t>
+              <w:t>.subject</w:t>
+            </w:r>
+            <w:proofErr w:type="spellEnd"/>
+            <w:r>
+              <w:rPr>
+                <w:shd w:val="clear" w:color="auto" w:fill="FFFFFF"/>
+              </w:rPr>
+              <w:t xml:space="preserve"> }}</w:t>
             </w:r>
           </w:p>
         </w:tc>
@@ -2053,12 +2161,14 @@
             <w:r>
               <w:t xml:space="preserve"> == 'none' and </w:t>
             </w:r>
+            <w:proofErr w:type="spellStart"/>
             <w:r>
               <w:rPr>
                 <w:color w:val="00B050"/>
               </w:rPr>
               <w:t>want_help_to_agree</w:t>
             </w:r>
+            <w:proofErr w:type="spellEnd"/>
             <w:r>
               <w:rPr>
                 <w:color w:val="FF0000"/>
@@ -2171,11 +2281,19 @@
             <w:r>
               <w:t xml:space="preserve"> </w:t>
             </w:r>
+            <w:proofErr w:type="spellStart"/>
             <w:r>
               <w:rPr>
                 <w:color w:val="34A853"/>
               </w:rPr>
-              <w:t>want_help_to_agree)</w:t>
+              <w:t>want_help_to_agree</w:t>
+            </w:r>
+            <w:proofErr w:type="spellEnd"/>
+            <w:r>
+              <w:rPr>
+                <w:color w:val="34A853"/>
+              </w:rPr>
+              <w:t>)</w:t>
             </w:r>
             <w:r>
               <w:rPr>
@@ -2385,8 +2503,16 @@
               <w:rPr>
                 <w:color w:val="6AA84F"/>
               </w:rPr>
-              <w:t>response_to_complaint == 'none' and want_help_to_agree</w:t>
-            </w:r>
+              <w:t xml:space="preserve">response_to_complaint == 'none' and </w:t>
+            </w:r>
+            <w:proofErr w:type="spellStart"/>
+            <w:r>
+              <w:rPr>
+                <w:color w:val="6AA84F"/>
+              </w:rPr>
+              <w:t>want_help_to_agree</w:t>
+            </w:r>
+            <w:proofErr w:type="spellEnd"/>
             <w:r>
               <w:rPr>
                 <w:color w:val="9900FF"/>
@@ -2432,11 +2558,19 @@
             <w:r>
               <w:t xml:space="preserve">in('no', 'unsure') and </w:t>
             </w:r>
+            <w:proofErr w:type="spellStart"/>
             <w:r>
               <w:rPr>
                 <w:color w:val="34A853"/>
               </w:rPr>
-              <w:t>want_help_to_agree)</w:t>
+              <w:t>want_help_to_agree</w:t>
+            </w:r>
+            <w:proofErr w:type="spellEnd"/>
+            <w:r>
+              <w:rPr>
+                <w:color w:val="34A853"/>
+              </w:rPr>
+              <w:t>)</w:t>
             </w:r>
             <w:r>
               <w:rPr>
@@ -2468,10 +2602,12 @@
             <w:pPr>
               <w:pStyle w:val="Body"/>
             </w:pPr>
+            <w:proofErr w:type="spellStart"/>
             <w:r>
               <w:lastRenderedPageBreak/>
               <w:t>want_help_to_agree_step</w:t>
             </w:r>
+            <w:proofErr w:type="spellEnd"/>
           </w:p>
         </w:tc>
       </w:tr>
@@ -2501,13 +2637,21 @@
             </w:pPr>
             <w:r>
               <w:lastRenderedPageBreak/>
-              <w:t>{{ want_help_to_agree</w:t>
+              <w:t xml:space="preserve">{{ </w:t>
+            </w:r>
+            <w:proofErr w:type="spellStart"/>
+            <w:r>
+              <w:t>want_help_to_agree</w:t>
             </w:r>
             <w:r>
               <w:t>_</w:t>
             </w:r>
             <w:r>
-              <w:t>step.subject }}</w:t>
+              <w:t>step.subject</w:t>
+            </w:r>
+            <w:proofErr w:type="spellEnd"/>
+            <w:r>
+              <w:t xml:space="preserve"> }}</w:t>
             </w:r>
           </w:p>
         </w:tc>
@@ -2886,7 +3030,15 @@
             <w:bookmarkStart w:id="1" w:name="_Step_8:_Fill"/>
             <w:bookmarkEnd w:id="1"/>
             <w:r>
-              <w:t>{{ answer_step.subject }}</w:t>
+              <w:t xml:space="preserve">{{ </w:t>
+            </w:r>
+            <w:proofErr w:type="spellStart"/>
+            <w:r>
+              <w:t>answer_step.subject</w:t>
+            </w:r>
+            <w:proofErr w:type="spellEnd"/>
+            <w:r>
+              <w:t xml:space="preserve"> }}</w:t>
             </w:r>
           </w:p>
         </w:tc>
@@ -3105,10 +3257,12 @@
               <w:pStyle w:val="Body"/>
               <w:spacing w:before="0" w:after="0"/>
             </w:pPr>
+            <w:proofErr w:type="spellStart"/>
             <w:r>
               <w:lastRenderedPageBreak/>
               <w:t>dismiss_step</w:t>
             </w:r>
+            <w:proofErr w:type="spellEnd"/>
           </w:p>
         </w:tc>
       </w:tr>
@@ -3138,7 +3292,15 @@
             </w:pPr>
             <w:bookmarkStart w:id="2" w:name="_Hlk226106692"/>
             <w:r>
-              <w:t>{{ dismiss_step.subject }}</w:t>
+              <w:t xml:space="preserve">{{ </w:t>
+            </w:r>
+            <w:proofErr w:type="spellStart"/>
+            <w:r>
+              <w:t>dismiss_step.subject</w:t>
+            </w:r>
+            <w:proofErr w:type="spellEnd"/>
+            <w:r>
+              <w:t xml:space="preserve"> }}</w:t>
             </w:r>
           </w:p>
         </w:tc>
@@ -3281,9 +3443,11 @@
               <w:pStyle w:val="Body"/>
               <w:spacing w:before="0" w:after="0"/>
             </w:pPr>
+            <w:proofErr w:type="spellStart"/>
             <w:r>
               <w:t>learn_set_aside_step</w:t>
             </w:r>
+            <w:proofErr w:type="spellEnd"/>
           </w:p>
         </w:tc>
       </w:tr>
@@ -3318,6 +3482,7 @@
               </w:rPr>
               <w:t xml:space="preserve">{{ </w:t>
             </w:r>
+            <w:proofErr w:type="spellStart"/>
             <w:r>
               <w:rPr>
                 <w:rFonts w:eastAsia="Calibri"/>
@@ -3330,7 +3495,15 @@
                 <w:rFonts w:eastAsia="Calibri"/>
                 <w:shd w:val="clear" w:color="auto" w:fill="FFFFFF"/>
               </w:rPr>
-              <w:t>.subject }}</w:t>
+              <w:t>.subject</w:t>
+            </w:r>
+            <w:proofErr w:type="spellEnd"/>
+            <w:r>
+              <w:rPr>
+                <w:rFonts w:eastAsia="Calibri"/>
+                <w:shd w:val="clear" w:color="auto" w:fill="FFFFFF"/>
+              </w:rPr>
+              <w:t xml:space="preserve"> }}</w:t>
             </w:r>
           </w:p>
         </w:tc>
@@ -3407,21 +3580,37 @@
                 <w:rFonts w:eastAsia="Calibri"/>
                 <w:shd w:val="clear" w:color="auto" w:fill="FFFFFF"/>
               </w:rPr>
-              <w:t>{{ fill</w:t>
-            </w:r>
+              <w:t xml:space="preserve">{{ </w:t>
+            </w:r>
+            <w:proofErr w:type="spellStart"/>
             <w:r>
               <w:rPr>
                 <w:rFonts w:eastAsia="Calibri"/>
                 <w:shd w:val="clear" w:color="auto" w:fill="FFFFFF"/>
               </w:rPr>
-              <w:t>_set_aside_step</w:t>
+              <w:t>fill</w:t>
             </w:r>
             <w:r>
               <w:rPr>
                 <w:rFonts w:eastAsia="Calibri"/>
                 <w:shd w:val="clear" w:color="auto" w:fill="FFFFFF"/>
               </w:rPr>
-              <w:t>.subject }}</w:t>
+              <w:t>_set_aside_step</w:t>
+            </w:r>
+            <w:r>
+              <w:rPr>
+                <w:rFonts w:eastAsia="Calibri"/>
+                <w:shd w:val="clear" w:color="auto" w:fill="FFFFFF"/>
+              </w:rPr>
+              <w:t>.subject</w:t>
+            </w:r>
+            <w:proofErr w:type="spellEnd"/>
+            <w:r>
+              <w:rPr>
+                <w:rFonts w:eastAsia="Calibri"/>
+                <w:shd w:val="clear" w:color="auto" w:fill="FFFFFF"/>
+              </w:rPr>
+              <w:t xml:space="preserve"> }}</w:t>
             </w:r>
           </w:p>
         </w:tc>
@@ -3543,6 +3732,7 @@
             <w:r>
               <w:t xml:space="preserve"> </w:t>
             </w:r>
+            <w:proofErr w:type="spellStart"/>
             <w:r>
               <w:t>agree</w:t>
             </w:r>
@@ -3550,7 +3740,11 @@
               <w:t>ment</w:t>
             </w:r>
             <w:r>
-              <w:t>_documents %}</w:t>
+              <w:t>_documents</w:t>
+            </w:r>
+            <w:proofErr w:type="spellEnd"/>
+            <w:r>
+              <w:t xml:space="preserve"> %}</w:t>
             </w:r>
           </w:p>
         </w:tc>
@@ -3575,9 +3769,11 @@
               <w:pStyle w:val="Body"/>
               <w:spacing w:before="0" w:after="0"/>
             </w:pPr>
+            <w:proofErr w:type="spellStart"/>
             <w:r>
               <w:t>uncontested_custody_forms_step</w:t>
             </w:r>
+            <w:proofErr w:type="spellEnd"/>
           </w:p>
         </w:tc>
       </w:tr>
@@ -3610,7 +3806,23 @@
                 <w:rFonts w:eastAsia="Calibri"/>
                 <w:shd w:val="clear" w:color="auto" w:fill="FFFFFF"/>
               </w:rPr>
-              <w:t>{{ uncontested_custody_forms_step.subject }}</w:t>
+              <w:t xml:space="preserve">{{ </w:t>
+            </w:r>
+            <w:proofErr w:type="spellStart"/>
+            <w:r>
+              <w:rPr>
+                <w:rFonts w:eastAsia="Calibri"/>
+                <w:shd w:val="clear" w:color="auto" w:fill="FFFFFF"/>
+              </w:rPr>
+              <w:t>uncontested_custody_forms_step.subject</w:t>
+            </w:r>
+            <w:proofErr w:type="spellEnd"/>
+            <w:r>
+              <w:rPr>
+                <w:rFonts w:eastAsia="Calibri"/>
+                <w:shd w:val="clear" w:color="auto" w:fill="FFFFFF"/>
+              </w:rPr>
+              <w:t xml:space="preserve"> }}</w:t>
             </w:r>
           </w:p>
         </w:tc>
@@ -3734,7 +3946,15 @@
               <w:t xml:space="preserve">type_of_response.any_true() </w:t>
             </w:r>
             <w:r>
-              <w:t xml:space="preserve">or agreement_documents) </w:t>
+              <w:t xml:space="preserve">or </w:t>
+            </w:r>
+            <w:proofErr w:type="spellStart"/>
+            <w:r>
+              <w:t>agreement_documents</w:t>
+            </w:r>
+            <w:proofErr w:type="spellEnd"/>
+            <w:r>
+              <w:t xml:space="preserve">) </w:t>
             </w:r>
             <w:r>
               <w:t>and not (type_of_response.all_</w:t>
@@ -3828,7 +4048,15 @@
               <w:outlineLvl w:val="1"/>
             </w:pPr>
             <w:r>
-              <w:t>{{ sign_step.subject }}</w:t>
+              <w:t xml:space="preserve">{{ </w:t>
+            </w:r>
+            <w:proofErr w:type="spellStart"/>
+            <w:r>
+              <w:t>sign_step.subject</w:t>
+            </w:r>
+            <w:proofErr w:type="spellEnd"/>
+            <w:r>
+              <w:t xml:space="preserve"> }}</w:t>
             </w:r>
           </w:p>
         </w:tc>
@@ -3941,7 +4169,15 @@
               <w:t xml:space="preserve">{%tr if type_of_response.any_true()  </w:t>
             </w:r>
             <w:r>
-              <w:t xml:space="preserve">or agreement_documents </w:t>
+              <w:t xml:space="preserve">or </w:t>
+            </w:r>
+            <w:proofErr w:type="spellStart"/>
+            <w:r>
+              <w:t>agreement_documents</w:t>
+            </w:r>
+            <w:proofErr w:type="spellEnd"/>
+            <w:r>
+              <w:t xml:space="preserve"> </w:t>
             </w:r>
             <w:r>
               <w:t>%}</w:t>
@@ -3998,7 +4234,15 @@
               </w:rPr>
             </w:pPr>
             <w:r>
-              <w:t>{{ truefiling_file_and_serve_step.subject }}</w:t>
+              <w:t xml:space="preserve">{{ </w:t>
+            </w:r>
+            <w:proofErr w:type="spellStart"/>
+            <w:r>
+              <w:t>truefiling_file_and_serve_step.subject</w:t>
+            </w:r>
+            <w:proofErr w:type="spellEnd"/>
+            <w:r>
+              <w:t xml:space="preserve"> }}</w:t>
             </w:r>
           </w:p>
         </w:tc>
@@ -4161,7 +4405,15 @@
               </w:rPr>
             </w:pPr>
             <w:r>
-              <w:t>{{ truefiling_serve_step.subject }}</w:t>
+              <w:t xml:space="preserve">{{ </w:t>
+            </w:r>
+            <w:proofErr w:type="spellStart"/>
+            <w:r>
+              <w:t>truefiling_serve_step.subject</w:t>
+            </w:r>
+            <w:proofErr w:type="spellEnd"/>
+            <w:r>
+              <w:t xml:space="preserve"> }}</w:t>
             </w:r>
           </w:p>
         </w:tc>
@@ -4276,235 +4528,113 @@
               </w:rPr>
               <w:t xml:space="preserve">{%tr if </w:t>
             </w:r>
+            <w:proofErr w:type="spellStart"/>
             <w:r>
               <w:rPr>
                 <w:color w:val="FF0000"/>
               </w:rPr>
-              <w:t>type_of_response.any_true and not</w:t>
-            </w:r>
+              <w:t>if</w:t>
+            </w:r>
+            <w:proofErr w:type="spellEnd"/>
             <w:r>
               <w:rPr>
                 <w:color w:val="FF0000"/>
               </w:rPr>
+              <w:t xml:space="preserve"> not (</w:t>
+            </w:r>
+            <w:r>
+              <w:rPr>
+                <w:color w:val="FFC000"/>
+              </w:rPr>
+              <w:t>(</w:t>
+            </w:r>
+            <w:r>
+              <w:rPr>
+                <w:color w:val="92D050"/>
+              </w:rPr>
+              <w:t>type_of_response['default'] and stage_of_default == 'judgment entered'</w:t>
+            </w:r>
+            <w:r>
+              <w:rPr>
+                <w:color w:val="FFC000"/>
+              </w:rPr>
+              <w:t>) or (</w:t>
+            </w:r>
+            <w:r>
+              <w:rPr>
+                <w:color w:val="92D050"/>
+              </w:rPr>
+              <w:t>type_of_response.all_true('wrong state', 'default') and not jurisdiction</w:t>
+            </w:r>
+            <w:r>
+              <w:rPr>
+                <w:color w:val="FFC000"/>
+              </w:rPr>
+              <w:t>) or (</w:t>
+            </w:r>
+            <w:r>
+              <w:rPr>
+                <w:color w:val="92D050"/>
+              </w:rPr>
+              <w:t>type_of_response['ca</w:t>
+            </w:r>
+            <w:r>
+              <w:rPr>
+                <w:color w:val="92D050"/>
+              </w:rPr>
+              <w:lastRenderedPageBreak/>
+              <w:t>se in 2 states'] and stage_of_other_case == 'ended with order'</w:t>
+            </w:r>
+            <w:r>
+              <w:rPr>
+                <w:color w:val="FFC000"/>
+              </w:rPr>
+              <w:t>)</w:t>
+            </w:r>
+            <w:r>
+              <w:rPr>
+                <w:color w:val="FF0000"/>
+              </w:rPr>
+              <w:t>)</w:t>
+            </w:r>
+            <w:r>
+              <w:rPr>
+                <w:color w:val="FF0000"/>
+              </w:rPr>
               <w:t xml:space="preserve"> </w:t>
             </w:r>
             <w:r>
               <w:rPr>
                 <w:color w:val="FF0000"/>
               </w:rPr>
-              <w:t>(</w:t>
+              <w:t>or (</w:t>
             </w:r>
             <w:r>
               <w:rPr>
                 <w:color w:val="FFC000"/>
               </w:rPr>
-              <w:t>type_of_response[</w:t>
+              <w:t>type_of_response.all_false</w:t>
             </w:r>
             <w:r>
               <w:rPr>
                 <w:color w:val="FFC000"/>
               </w:rPr>
-              <w:t>‘</w:t>
+              <w:t>()</w:t>
             </w:r>
             <w:r>
               <w:rPr>
                 <w:color w:val="FFC000"/>
               </w:rPr>
-              <w:t>default</w:t>
-            </w:r>
+              <w:t xml:space="preserve"> and </w:t>
+            </w:r>
+            <w:proofErr w:type="spellStart"/>
             <w:r>
               <w:rPr>
                 <w:color w:val="FFC000"/>
               </w:rPr>
-              <w:t>’</w:t>
-            </w:r>
-            <w:r>
-              <w:rPr>
-                <w:color w:val="FFC000"/>
-              </w:rPr>
-              <w:t xml:space="preserve">] and stage_of_default == </w:t>
-            </w:r>
-            <w:r>
-              <w:rPr>
-                <w:color w:val="FFC000"/>
-              </w:rPr>
-              <w:t>‘</w:t>
-            </w:r>
-            <w:r>
-              <w:rPr>
-                <w:color w:val="FFC000"/>
-              </w:rPr>
-              <w:t>judgment entered</w:t>
-            </w:r>
-            <w:r>
-              <w:rPr>
-                <w:color w:val="FFC000"/>
-              </w:rPr>
-              <w:t>’</w:t>
-            </w:r>
-            <w:r>
-              <w:rPr>
-                <w:color w:val="FF0000"/>
-              </w:rPr>
-              <w:t>) and not</w:t>
-            </w:r>
-            <w:r>
-              <w:rPr>
-                <w:color w:val="FF0000"/>
-              </w:rPr>
-              <w:t xml:space="preserve"> </w:t>
-            </w:r>
-            <w:r>
-              <w:rPr>
-                <w:color w:val="FF0000"/>
-              </w:rPr>
-              <w:t>(</w:t>
-            </w:r>
-            <w:r>
-              <w:rPr>
-                <w:color w:val="FFC000"/>
-              </w:rPr>
-              <w:t>type_of_response[</w:t>
-            </w:r>
-            <w:r>
-              <w:rPr>
-                <w:color w:val="FFC000"/>
-              </w:rPr>
-              <w:t>‘</w:t>
-            </w:r>
-            <w:r>
-              <w:rPr>
-                <w:color w:val="FFC000"/>
-              </w:rPr>
-              <w:t>case in 2 states</w:t>
-            </w:r>
-            <w:r>
-              <w:rPr>
-                <w:color w:val="FFC000"/>
-              </w:rPr>
-              <w:t>’</w:t>
-            </w:r>
-            <w:r>
-              <w:rPr>
-                <w:color w:val="FFC000"/>
-              </w:rPr>
-              <w:t xml:space="preserve">] and </w:t>
-            </w:r>
-            <w:r>
-              <w:rPr>
-                <w:color w:val="FFC000"/>
-              </w:rPr>
-              <w:lastRenderedPageBreak/>
-              <w:t>stage_of_other_case == ‘ended with order’</w:t>
-            </w:r>
-            <w:r>
-              <w:rPr>
-                <w:color w:val="FF0000"/>
-              </w:rPr>
-              <w:t>)</w:t>
-            </w:r>
-            <w:r>
-              <w:rPr>
-                <w:color w:val="FFC000"/>
-              </w:rPr>
-              <w:t xml:space="preserve"> </w:t>
-            </w:r>
-            <w:r>
-              <w:rPr>
-                <w:color w:val="FF0000"/>
-              </w:rPr>
-              <w:t>and</w:t>
-            </w:r>
-            <w:r>
-              <w:rPr>
-                <w:color w:val="FF0000"/>
-              </w:rPr>
-              <w:t xml:space="preserve"> </w:t>
-            </w:r>
-            <w:r>
-              <w:rPr>
-                <w:color w:val="FF0000"/>
-              </w:rPr>
-              <w:t>(</w:t>
-            </w:r>
-            <w:r>
-              <w:rPr>
-                <w:color w:val="FFC000"/>
-              </w:rPr>
-              <w:t>type_of_response</w:t>
-            </w:r>
-            <w:r>
-              <w:rPr>
-                <w:color w:val="FFC000"/>
-              </w:rPr>
-              <w:t>.all_false(</w:t>
-            </w:r>
-            <w:r>
-              <w:rPr>
-                <w:color w:val="FFC000"/>
-              </w:rPr>
-              <w:t>‘wrong state’</w:t>
-            </w:r>
-            <w:r>
-              <w:rPr>
-                <w:color w:val="FFC000"/>
-              </w:rPr>
-              <w:t xml:space="preserve">, ‘default’) </w:t>
-            </w:r>
-            <w:r>
-              <w:rPr>
-                <w:color w:val="FFC000"/>
-              </w:rPr>
-              <w:t>and not jurisdiction</w:t>
-            </w:r>
-            <w:r>
-              <w:rPr>
-                <w:color w:val="FF0000"/>
-              </w:rPr>
-              <w:t>)</w:t>
-            </w:r>
-            <w:r>
-              <w:rPr>
-                <w:color w:val="FF0000"/>
-              </w:rPr>
-              <w:t xml:space="preserve"> </w:t>
-            </w:r>
-            <w:r>
-              <w:rPr>
-                <w:color w:val="FF0000"/>
-              </w:rPr>
-              <w:t>or (</w:t>
-            </w:r>
-            <w:r>
-              <w:rPr>
-                <w:color w:val="FFC000"/>
-              </w:rPr>
-              <w:t>user_need == 'answer custody' and</w:t>
-            </w:r>
-            <w:r>
-              <w:rPr>
-                <w:color w:val="FF0000"/>
-              </w:rPr>
-              <w:t xml:space="preserve"> </w:t>
-            </w:r>
-            <w:r>
-              <w:rPr>
-                <w:color w:val="FFC000"/>
-              </w:rPr>
-              <w:t>type_of_response.all_false</w:t>
-            </w:r>
-            <w:r>
-              <w:rPr>
-                <w:color w:val="FFC000"/>
-              </w:rPr>
-              <w:t>()</w:t>
-            </w:r>
-            <w:r>
-              <w:rPr>
-                <w:color w:val="FFC000"/>
-              </w:rPr>
-              <w:t xml:space="preserve"> and agreement_documents</w:t>
-            </w:r>
+              <w:t>agreement_documents</w:t>
+            </w:r>
+            <w:proofErr w:type="spellEnd"/>
             <w:r>
               <w:rPr>
                 <w:color w:val="FF0000"/>
@@ -4574,6 +4704,7 @@
               </w:rPr>
               <w:t xml:space="preserve">{{ </w:t>
             </w:r>
+            <w:proofErr w:type="spellStart"/>
             <w:r>
               <w:rPr>
                 <w:rFonts w:eastAsia="Calibri"/>
@@ -4596,7 +4727,14 @@
               <w:rPr>
                 <w:rFonts w:eastAsia="Calibri"/>
               </w:rPr>
-              <w:t>.subject }}</w:t>
+              <w:t>.subject</w:t>
+            </w:r>
+            <w:proofErr w:type="spellEnd"/>
+            <w:r>
+              <w:rPr>
+                <w:rFonts w:eastAsia="Calibri"/>
+              </w:rPr>
+              <w:t xml:space="preserve"> }}</w:t>
             </w:r>
           </w:p>
         </w:tc>
@@ -4756,8 +4894,16 @@
               <w:rPr>
                 <w:color w:val="FFC000"/>
               </w:rPr>
-              <w:t xml:space="preserve"> and agreement_documents</w:t>
-            </w:r>
+              <w:t xml:space="preserve"> and </w:t>
+            </w:r>
+            <w:proofErr w:type="spellStart"/>
+            <w:r>
+              <w:rPr>
+                <w:color w:val="FFC000"/>
+              </w:rPr>
+              <w:t>agreement_documents</w:t>
+            </w:r>
+            <w:proofErr w:type="spellEnd"/>
             <w:r>
               <w:rPr>
                 <w:color w:val="FF0000"/>
@@ -4827,6 +4973,7 @@
               </w:rPr>
               <w:t xml:space="preserve">{{ </w:t>
             </w:r>
+            <w:proofErr w:type="spellStart"/>
             <w:r>
               <w:rPr>
                 <w:rFonts w:eastAsia="Calibri"/>
@@ -4837,7 +4984,14 @@
               <w:rPr>
                 <w:rFonts w:eastAsia="Calibri"/>
               </w:rPr>
-              <w:t>.subject }}</w:t>
+              <w:t>.subject</w:t>
+            </w:r>
+            <w:proofErr w:type="spellEnd"/>
+            <w:r>
+              <w:rPr>
+                <w:rFonts w:eastAsia="Calibri"/>
+              </w:rPr>
+              <w:t xml:space="preserve"> }}</w:t>
             </w:r>
           </w:p>
         </w:tc>
@@ -4975,217 +5129,67 @@
               <w:rPr>
                 <w:color w:val="FF0000"/>
               </w:rPr>
-              <w:t>type_of_response.any_true and not</w:t>
+              <w:t>not (</w:t>
+            </w:r>
+            <w:r>
+              <w:rPr>
+                <w:color w:val="FFC000"/>
+              </w:rPr>
+              <w:t>(</w:t>
+            </w:r>
+            <w:r>
+              <w:rPr>
+                <w:color w:val="92D050"/>
+              </w:rPr>
+              <w:t>type_of_response.all_true('wrong state', 'default') and not jurisdiction</w:t>
+            </w:r>
+            <w:r>
+              <w:rPr>
+                <w:color w:val="FFC000"/>
+              </w:rPr>
+              <w:t>) or (</w:t>
+            </w:r>
+            <w:r>
+              <w:rPr>
+                <w:color w:val="92D050"/>
+              </w:rPr>
+              <w:t>type_of_response['case in 2 states'] and stage_of_other_case == 'ended with order'</w:t>
+            </w:r>
+            <w:r>
+              <w:rPr>
+                <w:color w:val="FFC000"/>
+              </w:rPr>
+              <w:t>) or (</w:t>
+            </w:r>
+            <w:r>
+              <w:rPr>
+                <w:color w:val="92D050"/>
+              </w:rPr>
+              <w:t xml:space="preserve">type_of_response['default'] and </w:t>
+            </w:r>
+            <w:r>
+              <w:rPr>
+                <w:color w:val="92D050"/>
+              </w:rPr>
+              <w:lastRenderedPageBreak/>
+              <w:t>stage_of_default == 'judgment entered'</w:t>
+            </w:r>
+            <w:r>
+              <w:rPr>
+                <w:color w:val="FFC000"/>
+              </w:rPr>
+              <w:t>) or type_of_response.all_false()</w:t>
             </w:r>
             <w:r>
               <w:rPr>
                 <w:color w:val="FF0000"/>
               </w:rPr>
-              <w:t xml:space="preserve"> </w:t>
+              <w:t>)</w:t>
             </w:r>
             <w:r>
               <w:rPr>
                 <w:color w:val="FF0000"/>
               </w:rPr>
-              <w:t>(</w:t>
-            </w:r>
-            <w:r>
-              <w:rPr>
-                <w:color w:val="FFC000"/>
-              </w:rPr>
-              <w:t>type_of_response[</w:t>
-            </w:r>
-            <w:r>
-              <w:rPr>
-                <w:color w:val="FFC000"/>
-              </w:rPr>
-              <w:t>‘</w:t>
-            </w:r>
-            <w:r>
-              <w:rPr>
-                <w:color w:val="FFC000"/>
-              </w:rPr>
-              <w:t>default</w:t>
-            </w:r>
-            <w:r>
-              <w:rPr>
-                <w:color w:val="FFC000"/>
-              </w:rPr>
-              <w:t>’</w:t>
-            </w:r>
-            <w:r>
-              <w:rPr>
-                <w:color w:val="FFC000"/>
-              </w:rPr>
-              <w:t xml:space="preserve">] and stage_of_default == </w:t>
-            </w:r>
-            <w:r>
-              <w:rPr>
-                <w:color w:val="FFC000"/>
-              </w:rPr>
-              <w:t>‘</w:t>
-            </w:r>
-            <w:r>
-              <w:rPr>
-                <w:color w:val="FFC000"/>
-              </w:rPr>
-              <w:t>judgment entered</w:t>
-            </w:r>
-            <w:r>
-              <w:rPr>
-                <w:color w:val="FFC000"/>
-              </w:rPr>
-              <w:t>’</w:t>
-            </w:r>
-            <w:r>
-              <w:rPr>
-                <w:color w:val="FF0000"/>
-              </w:rPr>
-              <w:t xml:space="preserve">) </w:t>
-            </w:r>
-            <w:r>
-              <w:rPr>
-                <w:color w:val="FF0000"/>
-              </w:rPr>
-              <w:lastRenderedPageBreak/>
-              <w:t>and not</w:t>
-            </w:r>
-            <w:r>
-              <w:rPr>
-                <w:color w:val="FF0000"/>
-              </w:rPr>
-              <w:t xml:space="preserve"> </w:t>
-            </w:r>
-            <w:r>
-              <w:rPr>
-                <w:color w:val="FF0000"/>
-              </w:rPr>
-              <w:t>(</w:t>
-            </w:r>
-            <w:r>
-              <w:rPr>
-                <w:color w:val="FFC000"/>
-              </w:rPr>
-              <w:t>type_of_response[</w:t>
-            </w:r>
-            <w:r>
-              <w:rPr>
-                <w:color w:val="FFC000"/>
-              </w:rPr>
-              <w:t>‘</w:t>
-            </w:r>
-            <w:r>
-              <w:rPr>
-                <w:color w:val="FFC000"/>
-              </w:rPr>
-              <w:t>case in 2 states</w:t>
-            </w:r>
-            <w:r>
-              <w:rPr>
-                <w:color w:val="FFC000"/>
-              </w:rPr>
-              <w:t>’</w:t>
-            </w:r>
-            <w:r>
-              <w:rPr>
-                <w:color w:val="FFC000"/>
-              </w:rPr>
-              <w:t xml:space="preserve">] and </w:t>
-            </w:r>
-            <w:r>
-              <w:rPr>
-                <w:color w:val="FFC000"/>
-              </w:rPr>
-              <w:t>stage_of_other_case == ‘ended with order’</w:t>
-            </w:r>
-            <w:r>
-              <w:rPr>
-                <w:color w:val="FF0000"/>
-              </w:rPr>
-              <w:t>)</w:t>
-            </w:r>
-            <w:r>
-              <w:rPr>
-                <w:color w:val="FFC000"/>
-              </w:rPr>
-              <w:t xml:space="preserve"> </w:t>
-            </w:r>
-            <w:r>
-              <w:rPr>
-                <w:color w:val="FF0000"/>
-              </w:rPr>
-              <w:t>and</w:t>
-            </w:r>
-            <w:r>
-              <w:rPr>
-                <w:color w:val="FF0000"/>
-              </w:rPr>
-              <w:t xml:space="preserve"> </w:t>
-            </w:r>
-            <w:r>
-              <w:rPr>
-                <w:color w:val="FF0000"/>
-              </w:rPr>
-              <w:t>(</w:t>
-            </w:r>
-            <w:r>
-              <w:rPr>
-                <w:color w:val="FFC000"/>
-              </w:rPr>
-              <w:t>type_of_response.all_false(‘wrong state’, ‘default’) and not jurisdiction</w:t>
-            </w:r>
-            <w:r>
-              <w:rPr>
-                <w:color w:val="FF0000"/>
-              </w:rPr>
-              <w:t>)</w:t>
-            </w:r>
-            <w:r>
-              <w:rPr>
-                <w:color w:val="FF0000"/>
-              </w:rPr>
-              <w:t xml:space="preserve"> or (</w:t>
-            </w:r>
-            <w:r>
-              <w:rPr>
-                <w:color w:val="FFC000"/>
-              </w:rPr>
-              <w:t>user_need == 'answer custody' and</w:t>
-            </w:r>
-            <w:r>
-              <w:rPr>
-                <w:color w:val="FF0000"/>
-              </w:rPr>
-              <w:t xml:space="preserve"> </w:t>
-            </w:r>
-            <w:r>
-              <w:rPr>
-                <w:color w:val="FFC000"/>
-              </w:rPr>
-              <w:t>type_of_response.all_false</w:t>
-            </w:r>
-            <w:r>
-              <w:rPr>
-                <w:color w:val="FFC000"/>
-              </w:rPr>
-              <w:t>()</w:t>
-            </w:r>
-            <w:r>
-              <w:rPr>
-                <w:color w:val="FFC000"/>
-              </w:rPr>
-              <w:t xml:space="preserve"> and agreement_documents</w:t>
-            </w:r>
-            <w:r>
-              <w:rPr>
-                <w:color w:val="FF0000"/>
-              </w:rPr>
-              <w:t>)</w:t>
-            </w:r>
-            <w:r>
-              <w:rPr>
-                <w:color w:val="FF0000"/>
-              </w:rPr>
               <w:t xml:space="preserve"> %}</w:t>
             </w:r>
           </w:p>
@@ -5209,6 +5213,7 @@
             <w:pPr>
               <w:pStyle w:val="Body"/>
             </w:pPr>
+            <w:proofErr w:type="spellStart"/>
             <w:r>
               <w:lastRenderedPageBreak/>
               <w:t>learn_more_about_</w:t>
@@ -5219,6 +5224,7 @@
             <w:r>
               <w:t>process_step</w:t>
             </w:r>
+            <w:proofErr w:type="spellEnd"/>
           </w:p>
         </w:tc>
       </w:tr>
@@ -5255,6 +5261,7 @@
               </w:rPr>
               <w:t xml:space="preserve">{{ </w:t>
             </w:r>
+            <w:proofErr w:type="spellStart"/>
             <w:r>
               <w:rPr>
                 <w:rFonts w:eastAsia="Calibri"/>
@@ -5265,7 +5272,14 @@
               <w:rPr>
                 <w:rFonts w:eastAsia="Calibri"/>
               </w:rPr>
-              <w:t>.subject }}</w:t>
+              <w:t>.subject</w:t>
+            </w:r>
+            <w:proofErr w:type="spellEnd"/>
+            <w:r>
+              <w:rPr>
+                <w:rFonts w:eastAsia="Calibri"/>
+              </w:rPr>
+              <w:t xml:space="preserve"> }}</w:t>
             </w:r>
           </w:p>
         </w:tc>
@@ -5380,7 +5394,21 @@
               <w:rPr>
                 <w:shd w:val="clear" w:color="auto" w:fill="FFFFFF"/>
               </w:rPr>
-              <w:t>{%tr if domestic_violence %}</w:t>
+              <w:t xml:space="preserve">{%tr if </w:t>
+            </w:r>
+            <w:proofErr w:type="spellStart"/>
+            <w:r>
+              <w:rPr>
+                <w:shd w:val="clear" w:color="auto" w:fill="FFFFFF"/>
+              </w:rPr>
+              <w:t>domestic_violence</w:t>
+            </w:r>
+            <w:proofErr w:type="spellEnd"/>
+            <w:r>
+              <w:rPr>
+                <w:shd w:val="clear" w:color="auto" w:fill="FFFFFF"/>
+              </w:rPr>
+              <w:t xml:space="preserve"> %}</w:t>
             </w:r>
           </w:p>
         </w:tc>
@@ -5404,9 +5432,11 @@
               <w:pStyle w:val="Body"/>
               <w:spacing w:before="0" w:after="0"/>
             </w:pPr>
+            <w:proofErr w:type="spellStart"/>
             <w:r>
               <w:t>answer_domestic_violence_step</w:t>
             </w:r>
+            <w:proofErr w:type="spellEnd"/>
           </w:p>
         </w:tc>
       </w:tr>
@@ -5438,7 +5468,15 @@
               </w:rPr>
             </w:pPr>
             <w:r>
-              <w:t>{{ answer_domestic_violence_step.subject }}</w:t>
+              <w:t xml:space="preserve">{{ </w:t>
+            </w:r>
+            <w:proofErr w:type="spellStart"/>
+            <w:r>
+              <w:t>answer_domestic_violence_step.subject</w:t>
+            </w:r>
+            <w:proofErr w:type="spellEnd"/>
+            <w:r>
+              <w:t xml:space="preserve"> }}</w:t>
             </w:r>
           </w:p>
         </w:tc>
@@ -5587,9 +5625,11 @@
               <w:pStyle w:val="Body"/>
               <w:spacing w:before="0" w:after="0"/>
             </w:pPr>
+            <w:proofErr w:type="spellStart"/>
             <w:r>
               <w:t>paternity_step</w:t>
             </w:r>
+            <w:proofErr w:type="spellEnd"/>
           </w:p>
         </w:tc>
       </w:tr>
@@ -5624,7 +5664,21 @@
               <w:rPr>
                 <w:shd w:val="clear" w:color="auto" w:fill="FFFFFF"/>
               </w:rPr>
-              <w:t>{{ paternity_step.subject }}</w:t>
+              <w:t xml:space="preserve">{{ </w:t>
+            </w:r>
+            <w:proofErr w:type="spellStart"/>
+            <w:r>
+              <w:rPr>
+                <w:shd w:val="clear" w:color="auto" w:fill="FFFFFF"/>
+              </w:rPr>
+              <w:t>paternity_step.subject</w:t>
+            </w:r>
+            <w:proofErr w:type="spellEnd"/>
+            <w:r>
+              <w:rPr>
+                <w:shd w:val="clear" w:color="auto" w:fill="FFFFFF"/>
+              </w:rPr>
+              <w:t xml:space="preserve"> }}</w:t>
             </w:r>
           </w:p>
         </w:tc>
@@ -5745,7 +5799,15 @@
               </w:rPr>
             </w:pPr>
             <w:r>
-              <w:t>{{ get_help.subject }}</w:t>
+              <w:t xml:space="preserve">{{ </w:t>
+            </w:r>
+            <w:proofErr w:type="spellStart"/>
+            <w:r>
+              <w:t>get_help.subject</w:t>
+            </w:r>
+            <w:proofErr w:type="spellEnd"/>
+            <w:r>
+              <w:t xml:space="preserve"> }}</w:t>
             </w:r>
           </w:p>
         </w:tc>

--- a/docassemble/RespondingChildCustodyActionPlan/data/templates/responding_child_custody_action_plan.docx
+++ b/docassemble/RespondingChildCustodyActionPlan/data/templates/responding_child_custody_action_plan.docx
@@ -496,7 +496,7 @@
                 </mc:Choice>
                 <mc:Fallback>
                   <w:pict>
-                    <v:group w14:anchorId="33DDD388" id="Group 1" o:spid="_x0000_s1026" style="position:absolute;margin-left:0;margin-top:13.25pt;width:59.8pt;height:54.75pt;z-index:-503316478;mso-wrap-distance-right:25.2pt" coordsize="0,0" o:gfxdata="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">
+                    <v:group w14:anchorId="00EDF253" id="Group 1" o:spid="_x0000_s1026" style="position:absolute;margin-left:0;margin-top:13.25pt;width:59.8pt;height:54.75pt;z-index:-503316478;mso-wrap-distance-right:25.2pt" coordsize="0,0" o:gfxdata="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">
                       <v:group id="Group 2" o:spid="_x0000_s1027" style="position:absolute;width:591120;height:694800" coordsize="0,0" o:gfxdata="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">
                         <v:shape id="Freeform 3" o:spid="_x0000_s1028" style="position:absolute;top:41400;width:591120;height:653400;visibility:visible;mso-wrap-style:square;v-text-anchor:top" coordsize="915,1071" o:gfxdata="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" path="m85,89l85,,914,r,985l824,985t,85l,1070,,92r573,l573,337r246,l824,1070xe" filled="f" strokecolor="#333" strokeweight=".44mm">
                           <v:path arrowok="t"/>
@@ -4528,19 +4528,11 @@
               </w:rPr>
               <w:t xml:space="preserve">{%tr if </w:t>
             </w:r>
-            <w:proofErr w:type="spellStart"/>
             <w:r>
               <w:rPr>
                 <w:color w:val="FF0000"/>
               </w:rPr>
-              <w:t>if</w:t>
-            </w:r>
-            <w:proofErr w:type="spellEnd"/>
-            <w:r>
-              <w:rPr>
-                <w:color w:val="FF0000"/>
-              </w:rPr>
-              <w:t xml:space="preserve"> not (</w:t>
+              <w:t>not (</w:t>
             </w:r>
             <w:r>
               <w:rPr>
